--- a/03_Drafts/Main_Draft.docx
+++ b/03_Drafts/Main_Draft.docx
@@ -11703,22 +11703,28 @@
         <w:rPr>
           <w:rFonts w:cs="Times New Roman"/>
         </w:rPr>
+        <w:t>1.3 The Emergence of Voice AI and LLM Agents</w:t>
+      </w:r>
+      <w:bookmarkEnd w:id="3"/>
+    </w:p>
+    <w:p>
+      <w:pPr>
+        <w:rPr>
+          <w:rFonts w:cs="Times New Roman"/>
+        </w:rPr>
+      </w:pPr>
+      <w:r>
+        <w:rPr>
+          <w:rFonts w:cs="Times New Roman"/>
+        </w:rPr>
+        <w:t xml:space="preserve">Voice-based LLM agents combine automatic speech recognition, generative natural language processing, and near-instantaneous text-to-speech synthesis to enable multi-turn spoken dialogue </w:t>
+      </w:r>
+      <w:r>
+        <w:rPr>
+          <w:rFonts w:cs="Times New Roman"/>
+        </w:rPr>
         <w:lastRenderedPageBreak/>
-        <w:t>1.3 The Emergence of Voice AI and LLM Agents</w:t>
-      </w:r>
-      <w:bookmarkEnd w:id="3"/>
-    </w:p>
-    <w:p>
-      <w:pPr>
-        <w:rPr>
-          <w:rFonts w:cs="Times New Roman"/>
-        </w:rPr>
-      </w:pPr>
-      <w:r>
-        <w:rPr>
-          <w:rFonts w:cs="Times New Roman"/>
-        </w:rPr>
-        <w:t>Voice-based LLM agents combine automatic speech recognition, generative natural language processing, and near-instantaneous text-to-speech synthesis to enable multi-turn spoken dialogue that adapts to the user. They differ from traditional interactive voice response (IVR) systems, which require customers to navigate rigid hierarchical menus (Wang et al., 2023), and from text-based chatbots, which often falter when conversations escalate in complexity (Zhang et al., 2023). The distinguishing capabilities and the empirical evidence on voice-AI performance are reviewed in detail in §2.3. The point relevant to the introduction is that voice LLM agents combine conversational intelligence with the immediacy of spoken language, which is particularly relevant in financial services where the quality of customer communication is central to both service experience and regulatory compliance (Adam et al., 2021; Aggarwal et al., 2025).</w:t>
+        <w:t>that adapts to the user. They differ from traditional interactive voice response (IVR) systems, which require customers to navigate rigid hierarchical menus (Wang et al., 2023), and from text-based chatbots, which often falter when conversations escalate in complexity (Zhang et al., 2023). The distinguishing capabilities and the empirical evidence on voice-AI performance are reviewed in detail in §2.3. The point relevant to the introduction is that voice LLM agents combine conversational intelligence with the immediacy of spoken language, which is particularly relevant in financial services where the quality of customer communication is central to both service experience and regulatory compliance (Adam et al., 2021; Aggarwal et al., 2025).</w:t>
       </w:r>
     </w:p>
     <w:p>
@@ -11789,23 +11795,29 @@
         <w:rPr>
           <w:rFonts w:cs="Times New Roman"/>
         </w:rPr>
+        <w:t>1.5 Research Aim and Questions</w:t>
+      </w:r>
+      <w:bookmarkEnd w:id="5"/>
+    </w:p>
+    <w:p>
+      <w:pPr>
+        <w:spacing w:after="120"/>
+        <w:rPr>
+          <w:rFonts w:cs="Times New Roman"/>
+        </w:rPr>
+      </w:pPr>
+      <w:r>
+        <w:rPr>
+          <w:rFonts w:cs="Times New Roman"/>
+        </w:rPr>
+        <w:t xml:space="preserve">The primary aim of this research is to examine how voice-based LLM agents create measurable business value in financial services by analysing the implementation case of Better.com. The study </w:t>
+      </w:r>
+      <w:r>
+        <w:rPr>
+          <w:rFonts w:cs="Times New Roman"/>
+        </w:rPr>
         <w:lastRenderedPageBreak/>
-        <w:t>1.5 Research Aim and Questions</w:t>
-      </w:r>
-      <w:bookmarkEnd w:id="5"/>
-    </w:p>
-    <w:p>
-      <w:pPr>
-        <w:spacing w:after="120"/>
-        <w:rPr>
-          <w:rFonts w:cs="Times New Roman"/>
-        </w:rPr>
-      </w:pPr>
-      <w:r>
-        <w:rPr>
-          <w:rFonts w:cs="Times New Roman"/>
-        </w:rPr>
-        <w:t>The primary aim of this research is to examine how voice-based LLM agents create measurable business value in financial services by analysing the implementation case of Better.com. The study seeks to establish how advanced voice AI is integrated into complex, regulated business processes, what technical and organisational prerequisites this integration requires, and how the resulting changes are associated with measurable organisational performance.</w:t>
+        <w:t>seeks to establish how advanced voice AI is integrated into complex, regulated business processes, what technical and organisational prerequisites this integration requires, and how the resulting changes are associated with measurable organisational performance.</w:t>
       </w:r>
     </w:p>
     <w:p>
@@ -11897,14 +11909,7 @@
         <w:rPr>
           <w:rFonts w:cs="Times New Roman"/>
         </w:rPr>
-        <w:t xml:space="preserve">The study makes three contributions. Empirically, it triangulates audited SEC financial data, independent NLP-based customer-discourse analysis, and qualitative process tracing for a single voice-LLM deployment in a regulated financial-services workflow (Aggarwal et al., 2025; Liu et al., 2024). Methodologically, it combines a four-tier source-reliability hierarchy with mixed-methods triangulation that accommodates divergent customer-experience signals across audited and self-selected sources. Practically, the four-prerequisite design pattern derived from the </w:t>
-      </w:r>
-      <w:r>
-        <w:rPr>
-          <w:rFonts w:cs="Times New Roman"/>
-        </w:rPr>
-        <w:lastRenderedPageBreak/>
-        <w:t>Better.com case offers executives a structured diagnostic for voice-AI readiness and regulators a workable supervisory primitive in the form of auditable human-escalation routing.</w:t>
+        <w:t>The study makes three contributions. Empirically, it triangulates audited SEC financial data, independent NLP-based customer-discourse analysis, and qualitative process tracing for a single voice-LLM deployment in a regulated financial-services workflow (Aggarwal et al., 2025; Liu et al., 2024). Methodologically, it combines a four-tier source-reliability hierarchy with mixed-methods triangulation that accommodates divergent customer-experience signals across audited and self-selected sources. Practically, the four-prerequisite design pattern derived from the Better.com case offers executives a structured diagnostic for voice-AI readiness and regulators a workable supervisory primitive in the form of auditable human-escalation routing.</w:t>
       </w:r>
     </w:p>
     <w:p>
@@ -11920,6 +11925,7 @@
         <w:rPr>
           <w:rFonts w:cs="Times New Roman"/>
         </w:rPr>
+        <w:lastRenderedPageBreak/>
         <w:t>1.7 Scope and Boundaries</w:t>
       </w:r>
       <w:bookmarkEnd w:id="7"/>
@@ -11988,14 +11994,7 @@
         <w:rPr>
           <w:rFonts w:cs="Times New Roman"/>
         </w:rPr>
-        <w:t xml:space="preserve">The remainder of this thesis is structured as follows. Chapter 2 reviews the literature on AI in financial services, conversational AI, voice-AI capabilities, business value creation, and consumer behaviour, establishing the three theoretical lenses (task–technology fit, the AI service hierarchy, and AI-enabled productivity) applied throughout the empirical analysis. Chapter 3 sets out the convergent-parallel mixed-methods design, data collection, analytical strategies, and source-reliability hierarchy. Chapter 4 introduces the Better.com case (the Tinman platform, the Betsy voice agent, the ElevenLabs partnership, and the implementation timeline). Chapter 5 presents the triangulated empirical findings, addressing RQ1 through qualitative case-study evidence and RQ2 through longitudinal financial analysis and NLP-based customer-discourse analysis. Chapter 6 formalises the case findings as a transferable four-prerequisite design pattern. Chapter 7 integrates the findings with the literature and evaluates alternative explanations; Chapter 8 examines the study's limitations in depth; Chapter 9 answers the two research questions, summarises contributions, and identifies future research directions. Appendices A–G document the financial dataset, SEC provenance, NLP pipeline, topic inventory, supplementary figures, source-reliability audit, and reproducibility notes. With respect to the Business Informatics MSc thesis-guide template, Chapters 1–3 correspond to the Introduction, Literature </w:t>
-      </w:r>
-      <w:r>
-        <w:rPr>
-          <w:rFonts w:cs="Times New Roman"/>
-        </w:rPr>
-        <w:lastRenderedPageBreak/>
-        <w:t>Review, and Methodology chapters; Chapters 4–6 jointly fulfil the role of the Results chapter; Chapters 7–8 elaborate the Discussion and Limitations; and Chapter 9 fulfils the role of the Conclusion.</w:t>
+        <w:t>The remainder of this thesis is structured as follows. Chapter 2 reviews the literature on AI in financial services, conversational AI, voice-AI capabilities, business value creation, and consumer behaviour, establishing the three theoretical lenses (task–technology fit, the AI service hierarchy, and AI-enabled productivity) applied throughout the empirical analysis. Chapter 3 sets out the convergent-parallel mixed-methods design, data collection, analytical strategies, and source-reliability hierarchy. Chapter 4 introduces the Better.com case (the Tinman platform, the Betsy voice agent, the ElevenLabs partnership, and the implementation timeline). Chapter 5 presents the triangulated empirical findings, addressing RQ1 through qualitative case-study evidence and RQ2 through longitudinal financial analysis and NLP-based customer-discourse analysis. Chapter 6 formalises the case findings as a transferable four-prerequisite design pattern. Chapter 7 integrates the findings with the literature and evaluates alternative explanations; Chapter 8 examines the study's limitations in depth; Chapter 9 answers the two research questions, summarises contributions, and identifies future research directions. Appendices A–G document the financial dataset, SEC provenance, NLP pipeline, topic inventory, supplementary figures, source-reliability audit, and reproducibility notes. With respect to the Business Informatics MSc thesis-guide template, Chapters 1–3 correspond to the Introduction, Literature Review, and Methodology chapters; Chapters 4–6 jointly fulfil the role of the Results chapter; Chapters 7–8 elaborate the Discussion and Limitations; and Chapter 9 fulfils the role of the Conclusion.</w:t>
       </w:r>
     </w:p>
     <w:p>
@@ -12029,7 +12028,21 @@
         <w:rPr>
           <w:rFonts w:cs="Times New Roman"/>
         </w:rPr>
-        <w:t xml:space="preserve">This chapter reviews five bodies of literature that together establish the theoretical and empirical foundation for the analysis in Chapters 4 and 5. The review moves from the broad context of AI in financial services (§2.1) through conversational AI in customer service (§2.2) and voice AI and LLM agents specifically (§2.3), to the empirical business-value evidence (§2.4) and the consumer-behaviour considerations most directly relevant to the Better.com case (§2.5). Section 2.6 synthesises three theoretical lenses drawn from across these five bodies of work — task–technology fit, the AI service hierarchy, and AI-enabled productivity that provide the interpretive framework for the empirical chapters. The distinction between the five thematic sections and the three theoretical lenses is one of level: the former organise the empirical literature by domain, while the latter abstract the theoretical propositions </w:t>
+        <w:t xml:space="preserve">This chapter reviews five bodies of literature that together establish the theoretical and empirical foundation for the analysis in Chapters 4 and 5. The review moves from the broad context of AI in financial services (§2.1) through conversational AI in customer service (§2.2) and voice AI and LLM agents specifically (§2.3), to the empirical business-value evidence (§2.4) and the consumer-behaviour considerations most directly relevant to the Better.com case (§2.5). Section 2.6 synthesises three theoretical lenses drawn from across these five bodies of work — task–technology fit, the AI service hierarchy, and AI-enabled productivity that provide the interpretive framework for the empirical chapters. The distinction between the five thematic sections and the three theoretical lenses is one of level: the former </w:t>
+      </w:r>
+      <w:proofErr w:type="gramStart"/>
+      <w:r>
+        <w:rPr>
+          <w:rFonts w:cs="Times New Roman"/>
+        </w:rPr>
+        <w:t>organise</w:t>
+      </w:r>
+      <w:proofErr w:type="gramEnd"/>
+      <w:r>
+        <w:rPr>
+          <w:rFonts w:cs="Times New Roman"/>
+        </w:rPr>
+        <w:t xml:space="preserve"> the empirical literature by domain, while the latter abstract the theoretical propositions </w:t>
       </w:r>
       <w:r>
         <w:rPr>
@@ -12111,14 +12124,14 @@
         <w:rPr>
           <w:rFonts w:cs="Times New Roman"/>
         </w:rPr>
-        <w:t xml:space="preserve">However, the adoption of AI in financial services is far from uniform, and the organisational and managerial dimensions of implementation present challenges that technical capability alone cannot resolve. Mogaji and Nguyen (2021) investigate this reality through semi-structured interviews with 47 bank managers across four countries — the United Kingdom, Canada, Nigeria, and Vietnam — and find that while managers broadly recognise the strategic importance of AI, its adoption is mediated by a complex set of institutional, organisational, and regulatory factors. Managers frequently struggled to communicate the business case for AI to senior leadership, to assemble teams with the necessary technical competencies, and to govern development processes that were often partially or entirely outsourced. The study also challenges a prevalent misconception in both practitioner and academic discourse: that AI in financial </w:t>
+        <w:t xml:space="preserve">However, the adoption of AI in financial services is far from uniform, and the organisational and managerial dimensions of implementation present challenges that technical capability alone cannot resolve. Mogaji and Nguyen (2021) investigate this reality through semi-structured interviews with 47 bank managers across four countries — the United Kingdom, Canada, Nigeria, and Vietnam — and find that while managers broadly recognise the strategic importance of AI, its adoption is mediated by a complex set of institutional, organisational, and regulatory factors. Managers frequently struggled to communicate the business case for AI to senior leadership, to assemble teams with the necessary technical competencies, and to govern development processes that were often partially or entirely outsourced. The study also challenges a prevalent misconception in both practitioner and academic discourse: that AI in financial services is primarily synonymous with </w:t>
       </w:r>
       <w:r>
         <w:rPr>
           <w:rFonts w:cs="Times New Roman"/>
         </w:rPr>
         <w:lastRenderedPageBreak/>
-        <w:t>services is primarily synonymous with customer-facing chatbot deployment. On the contrary, Mogaji and Nguyen (2021) argue that the more consequential applications lie in areas such as credit evaluation, behavioural analytics, and personalised product recommendation systems operating invisibly within backend infrastructure. This distinction between AI as a back-end operational tool and AI as a customer-facing service interface is analytically important and is further reinforced by the conceptual framework they develop, which maps the full data ecosystem — from customer data collection through third-party aggregation to algorithmic processing — within which financial AI operates.</w:t>
+        <w:t>customer-facing chatbot deployment. On the contrary, Mogaji and Nguyen (2021) argue that the more consequential applications lie in areas such as credit evaluation, behavioural analytics, and personalised product recommendation systems operating invisibly within backend infrastructure. This distinction between AI as a back-end operational tool and AI as a customer-facing service interface is analytically important and is further reinforced by the conceptual framework they develop, which maps the full data ecosystem — from customer data collection through third-party aggregation to algorithmic processing — within which financial AI operates.</w:t>
       </w:r>
     </w:p>
     <w:p>
@@ -12174,14 +12187,14 @@
         <w:rPr>
           <w:rFonts w:cs="Times New Roman"/>
         </w:rPr>
-        <w:t xml:space="preserve">Artificial intelligence in customer-facing service roles is most visibly expressed through conversational AI: systems designed to interact with customers through natural language </w:t>
+        <w:t xml:space="preserve">Artificial intelligence in customer-facing service roles is most visibly expressed through conversational AI: systems designed to interact with customers through natural language dialogue. Huang and Rust (2018) provide a useful theoretical foundation by specifying four types of </w:t>
       </w:r>
       <w:r>
         <w:rPr>
           <w:rFonts w:cs="Times New Roman"/>
         </w:rPr>
         <w:lastRenderedPageBreak/>
-        <w:t>dialogue. Huang and Rust (2018) provide a useful theoretical foundation by specifying four types of intelligence required for service tasks: mechanical, analytical, intuitive, and empathetic. Within this hierarchy, conversational AI occupies a distinctive position, combining analytical intelligence (processing language, identifying intent, generating contextually appropriate responses) with increasingly sophisticated attempts at empathetic intelligence, which involves recognising and responding to the emotional and relational dimensions of customer communication. Huang and Rust (2018) further argue that AI develops in a predictable order across these intelligence types, with mechanical and analytical capabilities maturing earlier than intuitive and empathetic ones. This trajectory carries significant implications for customer service: systems optimised for transactional efficiency may be structurally ill-equipped to handle the full complexity of relational service encounters, a tension that runs through the entire literature on chatbots in organisational contexts.</w:t>
+        <w:t>intelligence required for service tasks: mechanical, analytical, intuitive, and empathetic. Within this hierarchy, conversational AI occupies a distinctive position, combining analytical intelligence (processing language, identifying intent, generating contextually appropriate responses) with increasingly sophisticated attempts at empathetic intelligence, which involves recognising and responding to the emotional and relational dimensions of customer communication. Huang and Rust (2018) further argue that AI develops in a predictable order across these intelligence types, with mechanical and analytical capabilities maturing earlier than intuitive and empathetic ones. This trajectory carries significant implications for customer service: systems optimised for transactional efficiency may be structurally ill-equipped to handle the full complexity of relational service encounters, a tension that runs through the entire literature on chatbots in organisational contexts.</w:t>
       </w:r>
     </w:p>
     <w:p>
@@ -12207,14 +12220,14 @@
         <w:rPr>
           <w:rFonts w:cs="Times New Roman"/>
         </w:rPr>
-        <w:t xml:space="preserve">The operational case for chatbot deployment is supported by substantive empirical evidence. Andrade and Tumelero (2022) document the experience of a major Brazilian commercial bank </w:t>
+        <w:t xml:space="preserve">The operational case for chatbot deployment is supported by substantive empirical evidence. Andrade and Tumelero (2022) document the experience of a major Brazilian commercial bank deploying an IBM Watson-powered virtual assistant, finding that the system generated measurable </w:t>
       </w:r>
       <w:r>
         <w:rPr>
           <w:rFonts w:cs="Times New Roman"/>
         </w:rPr>
         <w:lastRenderedPageBreak/>
-        <w:t>deploying an IBM Watson-powered virtual assistant, finding that the system generated measurable gains in service agility, availability, accessibility, and predictability while substantially reducing call centre queues — enabling human agents to concentrate capacity on complex, high-involvement interactions. The volumetric scale and quality metrics of this deployment are presented in §2.4.1, where its findings are contextualised within the broader business-value analysis. Zhang et al. (2023), in a separate call centre context, corroborate this direction of effect: the introduction of an AI-based conversational agent produced measurable service quality improvements, with effects on interaction dynamics that parallel those documented by Andrade and Tumelero (2022). Together, these studies establish that conversational AI generates quantifiable operational value when appropriately deployed, but also that its effects on service dynamics are more nuanced than simple volume reduction.</w:t>
+        <w:t>gains in service agility, availability, accessibility, and predictability while substantially reducing call centre queues — enabling human agents to concentrate capacity on complex, high-involvement interactions. The volumetric scale and quality metrics of this deployment are presented in §2.4.1, where its findings are contextualised within the broader business-value analysis. Zhang et al. (2023), in a separate call centre context, corroborate this direction of effect: the introduction of an AI-based conversational agent produced measurable service quality improvements, with effects on interaction dynamics that parallel those documented by Andrade and Tumelero (2022). Together, these studies establish that conversational AI generates quantifiable operational value when appropriately deployed, but also that its effects on service dynamics are more nuanced than simple volume reduction.</w:t>
       </w:r>
     </w:p>
     <w:p>
@@ -12240,47 +12253,61 @@
         <w:rPr>
           <w:rFonts w:cs="Times New Roman"/>
         </w:rPr>
-        <w:t xml:space="preserve">Consumer responses to conversational AI are, however, conditional on the nature of the task being addressed. Xu et al. (2020), using three field-based experiments conducted in a banking services context, find that consumers perceive AI as superior to human customer service for low-complexity tasks, where speed, accuracy, and availability are the primary determinants of service </w:t>
+        <w:t xml:space="preserve">Consumer responses to conversational AI are, however, conditional on the nature of the task being addressed. Xu et al. (2020), using three field-based experiments conducted in a banking services context, find that consumers perceive AI as superior to human customer service for low-complexity tasks, where speed, accuracy, and availability are the primary determinants of service quality. The same consumers, however, assess human agents as unambiguously superior when task </w:t>
       </w:r>
       <w:r>
         <w:rPr>
           <w:rFonts w:cs="Times New Roman"/>
         </w:rPr>
         <w:lastRenderedPageBreak/>
-        <w:t>quality. The same consumers, however, assess human agents as unambiguously superior when task complexity increases — a finding operationalised through perceived problem-solving ability as the mediating mechanism between service type, task complexity, and usage intention. This task-complexity boundary condition carries important consequences for financial services specifically, where the interaction portfolio spans a wide range from highly routine queries such as balance enquiries and payment confirmations to complex, high-stakes conversations around mortgage applications, investment decisions, or financial hardship. Text-based chatbots optimised for the former category of interaction are structurally disadvantaged when deployed across the full spectrum of customer needs, a limitation that becomes increasingly visible as digital-first financial organisations seek to automate more of their customer conversation pipeline.</w:t>
-      </w:r>
-    </w:p>
-    <w:p>
-      <w:pPr>
-        <w:rPr>
-          <w:rFonts w:cs="Times New Roman"/>
-        </w:rPr>
-      </w:pPr>
-      <w:r>
-        <w:rPr>
-          <w:rFonts w:cs="Times New Roman"/>
-        </w:rPr>
-        <w:t>The relational deficit of current conversational AI systems represents a theoretical challenge that goes beyond task complexity. Blümel et al. (2024) develop a conceptual framework of relational personalisation for conversational AI grounded in social information processing theory, arguing that effective automated customer service requires not only accurate information retrieval but also the capacity to personalise communication styles based on psychological and individual customer knowledge, contextual service factors, and the specific emotional register of the interaction. Their framework identifies multiple conversation styles — including empathy expression, relationship acknowledgement, and tone adaptation — whose degree of personalisation must be calibrated to individual customers to deliver genuinely relational service quality. The authors draw a critical distinction between functional personalisation, which tailors information content to individual needs, and relational personalisation, which tailors the communicative and emotional character of the interaction itself. Current text-based conversational AI systems demonstrate considerably more capability in the former than the latter. As Blümel et al. (2024) note, customer service conversations are becoming increasingly digital and automated, yet this automation frequently produces encounters that customers experience as impersonal — a paradox that undermines the relational foundations on which financial service relationships are built.</w:t>
-      </w:r>
-    </w:p>
-    <w:p>
-      <w:pPr>
-        <w:rPr>
-          <w:rFonts w:cs="Times New Roman"/>
-        </w:rPr>
-      </w:pPr>
-      <w:r>
-        <w:rPr>
-          <w:rFonts w:cs="Times New Roman"/>
-        </w:rPr>
-        <w:t xml:space="preserve">Synthesising across this body of evidence, a coherent picture emerges of conversational AI as a technology that has delivered real and measurable value in routine, high-volume service contexts </w:t>
+        <w:t>complexity increases — a finding operationalised through perceived problem-solving ability as the mediating mechanism between service type, task complexity, and usage intention. This task-complexity boundary condition carries important consequences for financial services specifically, where the interaction portfolio spans a wide range from highly routine queries such as balance enquiries and payment confirmations to complex, high-stakes conversations around mortgage applications, investment decisions, or financial hardship. Text-based chatbots optimised for the former category of interaction are structurally disadvantaged when deployed across the full spectrum of customer needs, a limitation that becomes increasingly visible as digital-first financial organisations seek to automate more of their customer conversation pipeline.</w:t>
+      </w:r>
+    </w:p>
+    <w:p>
+      <w:pPr>
+        <w:rPr>
+          <w:rFonts w:cs="Times New Roman"/>
+        </w:rPr>
+      </w:pPr>
+      <w:r>
+        <w:rPr>
+          <w:rFonts w:cs="Times New Roman"/>
+        </w:rPr>
+        <w:t xml:space="preserve">The relational deficit of current conversational AI systems represents a theoretical challenge that goes beyond task complexity. Blümel et al. (2024) develop a conceptual framework of relational personalisation for conversational AI grounded in social information processing theory, arguing that effective automated customer service requires not only accurate information retrieval but also the capacity to personalise communication styles based on psychological and individual customer knowledge, contextual service factors, and the specific emotional register of the interaction. Their framework identifies multiple conversation styles — including empathy expression, relationship acknowledgement, and tone adaptation — whose degree of personalisation must be calibrated to individual customers to deliver genuinely relational service quality. The authors draw a critical distinction between functional personalisation, which </w:t>
+      </w:r>
+      <w:proofErr w:type="gramStart"/>
+      <w:r>
+        <w:rPr>
+          <w:rFonts w:cs="Times New Roman"/>
+        </w:rPr>
+        <w:t>tailors</w:t>
+      </w:r>
+      <w:proofErr w:type="gramEnd"/>
+      <w:r>
+        <w:rPr>
+          <w:rFonts w:cs="Times New Roman"/>
+        </w:rPr>
+        <w:t xml:space="preserve"> information content to individual needs, and relational personalisation, which tailors the communicative and emotional character of the interaction itself. Current text-based conversational AI systems demonstrate considerably more capability in the former than the latter. As Blümel et al. (2024) note, customer service conversations are becoming increasingly digital and automated, yet this automation frequently produces encounters that customers experience as impersonal — a paradox that undermines the relational foundations on which financial service relationships are built.</w:t>
+      </w:r>
+    </w:p>
+    <w:p>
+      <w:pPr>
+        <w:rPr>
+          <w:rFonts w:cs="Times New Roman"/>
+        </w:rPr>
+      </w:pPr>
+      <w:r>
+        <w:rPr>
+          <w:rFonts w:cs="Times New Roman"/>
+        </w:rPr>
+        <w:t xml:space="preserve">Synthesising across this body of evidence, a coherent picture emerges of conversational AI as a technology that has delivered real and measurable value in routine, high-volume service contexts while simultaneously encountering structural limitations when applied to interactions requiring emotional attunement, relational continuity, or complex problem-solving. These limitations reflect the fundamental constraints of text-based interaction as a modality: text strips away the </w:t>
       </w:r>
       <w:r>
         <w:rPr>
           <w:rFonts w:cs="Times New Roman"/>
         </w:rPr>
         <w:lastRenderedPageBreak/>
-        <w:t>while simultaneously encountering structural limitations when applied to interactions requiring emotional attunement, relational continuity, or complex problem-solving. These limitations reflect the fundamental constraints of text-based interaction as a modality: text strips away the paralinguistic cues — tone of voice, pace, warmth — that play a crucial role in how customers experience service quality and how trust is established in high-stakes financial conversations. The emergence of large language model technology, capable of generating contextually rich, multi-turn dialogue with substantially greater depth and adaptability than rule-based systems, creates the preconditions for a qualitative shift in automated customer interaction. The most consequential expression of this shift is the move from text-based to voice-based conversational agents, and it is to this development that the following section turns.</w:t>
+        <w:t>paralinguistic cues — tone of voice, pace, warmth — that play a crucial role in how customers experience service quality and how trust is established in high-stakes financial conversations. The emergence of large language model technology, capable of generating contextually rich, multi-turn dialogue with substantially greater depth and adaptability than rule-based systems, creates the preconditions for a qualitative shift in automated customer interaction. The most consequential expression of this shift is the move from text-based to voice-based conversational agents, and it is to this development that the following section turns.</w:t>
       </w:r>
     </w:p>
     <w:p>
@@ -12315,14 +12342,14 @@
         <w:rPr>
           <w:rFonts w:cs="Times New Roman"/>
         </w:rPr>
-        <w:t xml:space="preserve">Voice-based artificial intelligence represents a distinct development within the broader trajectory of conversational AI, extending beyond incremental improvement of text-based chatbots toward a different mode of human-machine interaction. While text-based systems rely on the written exchange of natural language, voice AI systems engage customers through spoken dialogue, integrating speech recognition, natural language processing, and speech synthesis into a unified conversational interface. Aggarwal et al. (2025) define Voice AI as the body of tools and technologies that use AI to drive synthetic voice interfaces, characterised by systems that are responsive and conversational, operate with high speed and accuracy, demonstrate adaptive learning from prior interactions, and approach empathic responsiveness. This definition positions </w:t>
+        <w:t xml:space="preserve">Voice-based artificial intelligence represents a distinct development within the broader trajectory of conversational AI, extending beyond incremental improvement of text-based chatbots toward a different mode of human-machine interaction. While text-based systems rely on the written exchange of natural language, voice AI systems engage customers through spoken dialogue, integrating speech recognition, natural language processing, and speech synthesis into a unified conversational interface. Aggarwal et al. (2025) define Voice AI as the body of tools and technologies that use AI to drive synthetic voice interfaces, characterised by systems that are responsive and conversational, operate with high speed and accuracy, demonstrate adaptive learning from prior interactions, and approach empathic responsiveness. This definition positions voice AI not as a channel variation (voice instead of text) but as a technological architecture with distinct capabilities. Based on industry projections reported in Aggarwal et al. (2025), the global voice AI market was valued at approximately $12 billion in 2022 and is projected to reach $50 </w:t>
       </w:r>
       <w:r>
         <w:rPr>
           <w:rFonts w:cs="Times New Roman"/>
         </w:rPr>
         <w:lastRenderedPageBreak/>
-        <w:t>voice AI not as a channel variation (voice instead of text) but as a technological architecture with distinct capabilities. Based on industry projections reported in Aggarwal et al. (2025), the global voice AI market was valued at approximately $12 billion in 2022 and is projected to reach $50 billion by 2029, with early-adopting firms reporting customer-service cost reductions of approximately 20%; these are industry estimates rather than audited benchmarks and should be read as directional indicators of market trajectory.</w:t>
+        <w:t>billion by 2029, with early-adopting firms reporting customer-service cost reductions of approximately 20%; these are industry estimates rather than audited benchmarks and should be read as directional indicators of market trajectory.</w:t>
       </w:r>
     </w:p>
     <w:p>
@@ -12348,14 +12375,14 @@
         <w:rPr>
           <w:rFonts w:cs="Times New Roman"/>
         </w:rPr>
-        <w:t xml:space="preserve">Beyond these aggregate effects, Wang et al. (2023) document important heterogeneity in how different customer populations respond to voice AI systems. The complaint reduction effect is significantly larger for older customers, female customers, and customers with longer tenure in </w:t>
+        <w:t xml:space="preserve">Beyond these aggregate effects, Wang et al. (2023) document important heterogeneity in how different customer populations respond to voice AI systems. The complaint reduction effect is significantly larger for older customers, female customers, and customers with longer tenure in using the traditional IVR system. The authors explain this pattern in terms of the differential burden that rigid menu-based IVR systems place on these groups: older and experienced users are disproportionately aware of the IVR system's limitations and correspondingly more able to appreciate the flexibility and naturalness of voice dialogue. This heterogeneity finding has </w:t>
       </w:r>
       <w:r>
         <w:rPr>
           <w:rFonts w:cs="Times New Roman"/>
         </w:rPr>
         <w:lastRenderedPageBreak/>
-        <w:t>using the traditional IVR system. The authors explain this pattern in terms of the differential burden that rigid menu-based IVR systems place on these groups: older and experienced users are disproportionately aware of the IVR system's limitations and correspondingly more able to appreciate the flexibility and naturalness of voice dialogue. This heterogeneity finding has practical significance for organisations managing AI transitions, as it suggests that the populations most underserved by legacy automated systems may be precisely those who benefit most from voice AI implementation.</w:t>
+        <w:t>practical significance for organisations managing AI transitions, as it suggests that the populations most underserved by legacy automated systems may be precisely those who benefit most from voice AI implementation.</w:t>
       </w:r>
     </w:p>
     <w:p>
@@ -12381,14 +12408,14 @@
         <w:rPr>
           <w:rFonts w:cs="Times New Roman"/>
         </w:rPr>
-        <w:t xml:space="preserve">Aggarwal et al. (2025) also identify domain specialisation as a significant value amplifier in voice AI deployment. Firms that invest in voice AI systems trained on domain-specific knowledge and calibrated to sector-specific use cases demonstrate substantially higher perceived value creation than those deploying generic platforms, because specialisation creates a form of asset specificity that raises the quality of customer interactions and increases competitive </w:t>
+        <w:t xml:space="preserve">Aggarwal et al. (2025) also identify domain specialisation as a significant value amplifier in voice AI deployment. Firms that invest in voice AI systems trained on domain-specific knowledge and calibrated to sector-specific use cases demonstrate substantially higher perceived value creation than those deploying generic platforms, because specialisation creates a form of asset specificity that raises the quality of customer interactions and increases competitive differentiation. This insight is particularly pertinent for financial services, where the vocabulary, regulatory requirements, and customer needs are sufficiently distinctive that general-purpose voice AI systems may underperform relative to solutions developed with financial service contexts in mind. The framework further establishes that value creation in voice AI operates simultaneously across </w:t>
       </w:r>
       <w:r>
         <w:rPr>
           <w:rFonts w:cs="Times New Roman"/>
         </w:rPr>
         <w:lastRenderedPageBreak/>
-        <w:t>differentiation. This insight is particularly pertinent for financial services, where the vocabulary, regulatory requirements, and customer needs are sufficiently distinctive that general-purpose voice AI systems may underperform relative to solutions developed with financial service contexts in mind. The framework further establishes that value creation in voice AI operates simultaneously across multiple pathways — enhanced customer experience, operational cost reduction, and the ability to leverage the system across additional internal and external applications — and that these pathways reinforce one another over time as organisations deepen their AI integration.</w:t>
+        <w:t>multiple pathways — enhanced customer experience, operational cost reduction, and the ability to leverage the system across additional internal and external applications — and that these pathways reinforce one another over time as organisations deepen their AI integration.</w:t>
       </w:r>
     </w:p>
     <w:p>
@@ -12414,14 +12441,14 @@
         <w:rPr>
           <w:rFonts w:cs="Times New Roman"/>
         </w:rPr>
-        <w:t xml:space="preserve">Considered together, the studies reviewed in this section establish that voice AI is not simply a more capable version of text-based chatbot technology but a different service infrastructure with its own performance dynamics, adoption logic, and strategic implications. The empirical evidence from Wang et al. (2023) and Zhang et al. (2023) confirms that voice AI can deliver persistent improvements in service quality outcomes while introducing transitional challenges around novelty effects, interaction duration, and speech-recognition reliability. The strategic framework developed by Aggarwal et al. (2025) contextualises these findings within a broader theory of value creation and appropriation, identifying the conditions under which organisations are likely to realise sustainable business value from voice AI investments. What remains less </w:t>
+        <w:t xml:space="preserve">Considered together, the studies reviewed in this section establish that voice AI is not simply a more capable version of text-based chatbot technology but a different service infrastructure with its own performance dynamics, adoption logic, and strategic implications. The empirical evidence from Wang et al. (2023) and Zhang et al. (2023) confirms that voice AI can deliver persistent improvements in service quality outcomes while introducing transitional challenges around novelty effects, interaction duration, and speech-recognition reliability. The strategic framework developed by Aggarwal et al. (2025) contextualises these findings within a broader theory of value creation and appropriation, identifying the conditions under which organisations are likely to realise sustainable business value from voice AI investments. What remains less developed in this body of research, however, is systematic evidence connecting voice AI implementation to the quantifiable financial performance indicators — revenue trajectory, expense intensity, and labour productivity — and to independent customer-perception signals that regulated firms publicly disclose. It is precisely this gap that the empirical analysis of the following chapters addresses, through an examination of the Better.com case as a concrete instance of how a voice LLM agent </w:t>
       </w:r>
       <w:r>
         <w:rPr>
           <w:rFonts w:cs="Times New Roman"/>
         </w:rPr>
         <w:lastRenderedPageBreak/>
-        <w:t>developed in this body of research, however, is systematic evidence connecting voice AI implementation to the quantifiable financial performance indicators — revenue trajectory, expense intensity, and labour productivity — and to independent customer-perception signals that regulated firms publicly disclose. It is precisely this gap that the empirical analysis of the following chapters addresses, through an examination of the Better.com case as a concrete instance of how a voice LLM agent embedded in a regulated mortgage workflow translates implementation choices into measurable business outcomes.</w:t>
+        <w:t>embedded in a regulated mortgage workflow translates implementation choices into measurable business outcomes.</w:t>
       </w:r>
     </w:p>
     <w:p>
@@ -12487,47 +12514,54 @@
         <w:rPr>
           <w:rFonts w:cs="Times New Roman"/>
         </w:rPr>
-        <w:t xml:space="preserve">One of the most consistently documented benefits of AI in customer service is its capacity to significantly reduce operational costs while simultaneously increasing throughput and sustaining service quality. Andrade and Tumelero (2022) provide detailed empirical evidence of this dynamic through a longitudinal case study of a major Brazilian commercial bank. Their findings demonstrate that the bank's AI chatbot achieved a 2,350% increase in customer interactions via WhatsApp between 2019 and 2021 — growing from 17 million to approximately 400 million interactions — while the number of customers actively using the virtual assistant expanded by 1,590% over the same period. Critically, these volumetric gains were achieved without a proportional increase in human staffing, reflecting the fundamental cost-efficiency logic of AI-driven automation. The chatbot's problem resolution rate improved from 77% in 2019 to 92.1% in 2021 — a 19-percentage-point improvement — indicating that value creation through AI is not merely a function of volume, but of quality and assertiveness in service delivery (Andrade &amp; Tumelero, 2022). The authors conclude that AI chatbot applications directly reduce queuing at </w:t>
+        <w:t>One of the most consistently documented benefits of AI in customer service is its capacity to significantly reduce operational costs while simultaneously increasing throughput and sustaining service quality. Andrade and Tumelero (2022) provide detailed empirical evidence of this dynamic through a longitudinal case study of a major Brazilian commercial bank. Their findings demonstrate that the bank's AI chatbot achieved a 2,350% increase in customer interactions via WhatsApp between 2019 and 2021 — growing from 17 million to approximately 400 million interactions — while the number of customers actively using the virtual assistant expanded by 1,590% over the same period. Critically, these volumetric gains were achieved without a proportional increase in human staffing, reflecting the fundamental cost-efficiency logic of AI-driven automation. The chatbot's problem resolution rate improved from 77% in 2019 to 92.1% in 2021 — a 19-percentage-point improvement — indicating that value creation through AI is not merely a function of volume, but of quality and assertiveness in service delivery (Andrade &amp; Tumelero, 2022). The authors conclude that AI chatbot applications directly reduce queuing at call centres, redirect human agents toward higher-complexity interactions, and compress interaction times from processes that could take over 20 minutes into responses measured in fractions of seconds.</w:t>
+      </w:r>
+    </w:p>
+    <w:p>
+      <w:pPr>
+        <w:rPr>
+          <w:rFonts w:cs="Times New Roman"/>
+        </w:rPr>
+      </w:pPr>
+      <w:r>
+        <w:rPr>
+          <w:rFonts w:cs="Times New Roman"/>
+        </w:rPr>
+        <w:t xml:space="preserve">Beyond cost reduction, the same deployment demonstrates that AI-enabled customer service creates value through improvements in service quality and customer experience. Andrade and </w:t>
       </w:r>
       <w:r>
         <w:rPr>
           <w:rFonts w:cs="Times New Roman"/>
         </w:rPr>
         <w:lastRenderedPageBreak/>
-        <w:t>call centres, redirect human agents toward higher-complexity interactions, and compress interaction times from processes that could take over 20 minutes into responses measured in fractions of seconds.</w:t>
-      </w:r>
-    </w:p>
-    <w:p>
-      <w:pPr>
-        <w:rPr>
-          <w:rFonts w:cs="Times New Roman"/>
-        </w:rPr>
-      </w:pPr>
-      <w:r>
-        <w:rPr>
-          <w:rFonts w:cs="Times New Roman"/>
-        </w:rPr>
-        <w:t>Beyond cost reduction, the same deployment demonstrates that AI-enabled customer service creates value through improvements in service quality and customer experience. Andrade and Tumelero (2022) report that the bank's AI chatbot achieved an average customer satisfaction score of 3.9 out of 5, with more than 70% of users rating their interactions at the highest levels. These findings suggest that operational efficiency and customer satisfaction are not in tension — rather, the speed, accessibility, and 24/7 availability offered by AI systems can simultaneously reduce costs and enhance the customer's experience of the service. This relationship is theoretically consistent with the service-profit chain framework, which posits that improvements in service quality drive customer satisfaction, and customer satisfaction drives loyalty and, ultimately, profitability (Heskett et al., 1994, as cited in Fotheringham &amp; Wiles, 2023). In the context of financial services, where trust, responsiveness, and frictionless access to information are of particular importance, AI systems that deliver consistent, immediate, and accurate responses represent a meaningful enhancement to the customer relationship. Andrade and Tumelero (2022) further highlight that AI analytics enable organisations to predict customer intent progressively, deepening the personalisation and relevance of interactions over time.</w:t>
-      </w:r>
-    </w:p>
-    <w:p>
-      <w:pPr>
-        <w:rPr>
-          <w:rFonts w:cs="Times New Roman"/>
-        </w:rPr>
-      </w:pPr>
-      <w:r>
-        <w:rPr>
-          <w:rFonts w:cs="Times New Roman"/>
-        </w:rPr>
-        <w:t xml:space="preserve">A distinctive characteristic of AI-based customer service, relative to human-staffed alternatives, is its inherent scalability. Unlike traditional call centre models, where capacity is constrained by headcount and fixed labour costs, AI systems can absorb substantial increases in demand without proportional increases in cost or infrastructure. Andrade and Tumelero (2022) demonstrate this empirically: the Brazilian bank was able to sustain service continuity and expand customer engagement during the COVID-19 pandemic — a period characterised by a dramatic surge in remote financial service interactions — demonstrating that AI capabilities provide technological resilience in the face of exogenous shocks that overwhelm institutions relying primarily on physical service channels. From an organisational design perspective, sustaining this scalability over time requires a dedicated governance function responsible for continuously expanding the system's knowledge base, managing vendor relationships, and overseeing learning mechanisms — a form of dynamic capability that compounds the system's value as integration deepens </w:t>
-      </w:r>
-      <w:r>
-        <w:rPr>
-          <w:rFonts w:cs="Times New Roman"/>
-        </w:rPr>
-        <w:lastRenderedPageBreak/>
-        <w:t>(Andrade &amp; Tumelero, 2022). From a business process management perspective, AI functions here as a mechanism for achieving higher organisational efficiency by optimising, standardising, and automating service routines, with the chatbot acting as a first service layer that filters and routes complex queries to specialised human agents — creating a hybrid service architecture that maximises the productivity of both technological and human resources.</w:t>
+        <w:t>Tumelero (2022) report that the bank's AI chatbot achieved an average customer satisfaction score of 3.9 out of 5, with more than 70% of users rating their interactions at the highest levels. These findings suggest that operational efficiency and customer satisfaction are not in tension — rather, the speed, accessibility, and 24/7 availability offered by AI systems can simultaneously reduce costs and enhance the customer's experience of the service. This relationship is theoretically consistent with the service-profit chain framework, which posits that improvements in service quality drive customer satisfaction, and customer satisfaction drives loyalty and, ultimately, profitability (Heskett et al., 1994, as cited in Fotheringham &amp; Wiles, 2023). In the context of financial services, where trust, responsiveness, and frictionless access to information are of particular importance, AI systems that deliver consistent, immediate, and accurate responses represent a meaningful enhancement to the customer relationship. Andrade and Tumelero (2022) further highlight that AI analytics enable organisations to predict customer intent progressively, deepening the personalisation and relevance of interactions over time.</w:t>
+      </w:r>
+    </w:p>
+    <w:p>
+      <w:pPr>
+        <w:rPr>
+          <w:rFonts w:cs="Times New Roman"/>
+        </w:rPr>
+      </w:pPr>
+      <w:r>
+        <w:rPr>
+          <w:rFonts w:cs="Times New Roman"/>
+        </w:rPr>
+        <w:t xml:space="preserve">A distinctive characteristic of AI-based customer service, relative to human-staffed alternatives, is its inherent scalability. Unlike traditional call centre models, where capacity is constrained by headcount and fixed labour costs, AI systems can absorb substantial increases in demand without proportional increases in cost or infrastructure. Andrade and Tumelero (2022) demonstrate this empirically: the Brazilian bank </w:t>
+      </w:r>
+      <w:proofErr w:type="gramStart"/>
+      <w:r>
+        <w:rPr>
+          <w:rFonts w:cs="Times New Roman"/>
+        </w:rPr>
+        <w:t>was</w:t>
+      </w:r>
+      <w:proofErr w:type="gramEnd"/>
+      <w:r>
+        <w:rPr>
+          <w:rFonts w:cs="Times New Roman"/>
+        </w:rPr>
+        <w:t xml:space="preserve"> able to sustain service continuity and expand customer engagement during the COVID-19 pandemic — a period characterised by a dramatic surge in remote financial service interactions — demonstrating that AI capabilities provide technological resilience in the face of exogenous shocks that overwhelm institutions relying primarily on physical service channels. From an organisational design perspective, sustaining this scalability over time requires a dedicated governance function responsible for continuously expanding the system's knowledge base, managing vendor relationships, and overseeing learning mechanisms — a form of dynamic capability that compounds the system's value as integration deepens (Andrade &amp; Tumelero, 2022). From a business process management perspective, AI functions here as a mechanism for achieving higher organisational efficiency by optimising, standardising, and automating service routines, with the chatbot acting as a first service layer that filters and routes complex queries to specialised human agents — creating a hybrid service architecture that maximises the productivity of both technological and human resources.</w:t>
       </w:r>
     </w:p>
     <w:p>
@@ -12543,6 +12577,7 @@
         <w:rPr>
           <w:rFonts w:cs="Times New Roman"/>
         </w:rPr>
+        <w:lastRenderedPageBreak/>
         <w:t xml:space="preserve">2.4.2 </w:t>
       </w:r>
       <w:r>
@@ -12591,14 +12626,114 @@
         <w:rPr>
           <w:rFonts w:cs="Times New Roman"/>
         </w:rPr>
-        <w:t xml:space="preserve">The study by Fotheringham and Wiles (2023) also surfaces important nuances regarding implementation strategy. Investors respond more favourably to phased AI rollouts — specifically, beta-testing approaches prior to full deployment — and to implementations that position AI as complementing rather than replacing human agents. Conversely, announcements that emphasise AI's capacity to handle complex tasks are associated with lower abnormal returns, suggesting that market participants remain cautious about overstated claims of AI sophistication. </w:t>
+        <w:t>The study by Fotheringham and Wiles (2023) also surfaces important nuances regarding implementation strategy. Investors respond more favourably to phased AI rollouts — specifically, beta-testing approaches prior to full deployment — and to implementations that position AI as complementing rather than replacing human agents. Conversely, announcements that emphasise AI's capacity to handle complex tasks are associated with lower abnormal returns, suggesting that market participants remain cautious about overstated claims of AI sophistication. These findings imply that the business value of AI is not unconditional; it is moderated by implementation choices, communication strategy, and the organisational context in which AI is deployed.</w:t>
+      </w:r>
+    </w:p>
+    <w:p>
+      <w:pPr>
+        <w:pStyle w:val="Heading2"/>
+        <w:rPr>
+          <w:rFonts w:cs="Times New Roman"/>
+        </w:rPr>
+      </w:pPr>
+      <w:bookmarkStart w:id="16" w:name="_Toc229599026"/>
+      <w:r>
+        <w:rPr>
+          <w:rFonts w:cs="Times New Roman"/>
+        </w:rPr>
+        <w:t>2.5 Consumer Behaviour and AI Interaction</w:t>
+      </w:r>
+      <w:bookmarkEnd w:id="16"/>
+    </w:p>
+    <w:p>
+      <w:pPr>
+        <w:rPr>
+          <w:rFonts w:cs="Times New Roman"/>
+        </w:rPr>
+      </w:pPr>
+      <w:r>
+        <w:rPr>
+          <w:rFonts w:cs="Times New Roman"/>
+        </w:rPr>
+        <w:t xml:space="preserve">The fifth strand of the literature relevant to this thesis examines how consumers perceive and respond to AI-mediated service interactions, with particular attention to voice-based agents. Three </w:t>
       </w:r>
       <w:r>
         <w:rPr>
           <w:rFonts w:cs="Times New Roman"/>
         </w:rPr>
         <w:lastRenderedPageBreak/>
-        <w:t>These findings imply that the business value of AI is not unconditional; it is moderated by implementation choices, communication strategy, and the organisational context in which AI is deployed.</w:t>
+        <w:t>threads are pertinent to the present study. The first thread concerns anthropomorphism and voice naturalness. A recent review in Trends in Cognitive Sciences argues that perceived naturalness is a salient property of voice that shapes interaction with both human and artificial agents (Nussbaum et al., 2025), and a 2025 study in ACM Transactions on Human-Robot Interaction reports that more natural voices change perceptions of safety and compliance even where a direct effect on trust is not observed (Becker et al., 2025). For voice LLM agents in financial services, this implies that voice quality is a necessary-but-not-sufficient condition for credible interaction: cosmetic improvements in synthesis quality cannot compensate for back-end inadequacy, but a serviceable back-end paired with poor synthesis can undermine confidence even when the underlying answer is correct.</w:t>
+      </w:r>
+    </w:p>
+    <w:p>
+      <w:pPr>
+        <w:rPr>
+          <w:rFonts w:cs="Times New Roman"/>
+        </w:rPr>
+      </w:pPr>
+      <w:r>
+        <w:rPr>
+          <w:rFonts w:cs="Times New Roman"/>
+        </w:rPr>
+        <w:t xml:space="preserve">The second thread concerns latency and conversational flow. Maslych et al. (2025) report that response latency above approximately four seconds significantly degrades both perceived response time and broader user-experience measures in LLM-powered intelligent virtual agents, and </w:t>
+      </w:r>
+      <w:r>
+        <w:rPr>
+          <w:rFonts w:cs="Times New Roman"/>
+        </w:rPr>
+        <w:t>those natural conversational fillers</w:t>
+      </w:r>
+      <w:r>
+        <w:rPr>
+          <w:rFonts w:cs="Times New Roman"/>
+        </w:rPr>
+        <w:t xml:space="preserve"> can mitigate only part of that effect. Real-time voice interaction is therefore far less tolerant of delay than text-based interaction — a finding directly relevant to mortgage origination, where each borrower call may trigger multiple internal system lookups across pricing, application status, and documentation workflows.</w:t>
+      </w:r>
+    </w:p>
+    <w:p>
+      <w:pPr>
+        <w:rPr>
+          <w:rFonts w:cs="Times New Roman"/>
+        </w:rPr>
+      </w:pPr>
+      <w:r>
+        <w:rPr>
+          <w:rFonts w:cs="Times New Roman"/>
+        </w:rPr>
+        <w:t>The third thread concerns consumer attribution of service experience to AI. Mogaji and Nguyen (2021) argue that AI in customer-facing financial services frequently operates as backend or infrastructure-level technology rather than as a branded chatbot, with the consequence that customers may not consciously perceive AI as a feature of their service journey. Aggarwal et al. (2025) make a parallel observation in their voice-AI value-creation framework, distinguishing B2B and B2C value creation surfaces and noting that AI-related productivity gains may emerge alongside ambiguous customer-perception effects when the AI system is not branded to the end user.</w:t>
+      </w:r>
+    </w:p>
+    <w:p>
+      <w:pPr>
+        <w:rPr>
+          <w:rFonts w:cs="Times New Roman"/>
+        </w:rPr>
+      </w:pPr>
+      <w:r>
+        <w:rPr>
+          <w:rFonts w:cs="Times New Roman"/>
+        </w:rPr>
+        <w:t xml:space="preserve">Two further considerations bear directly on the interpretation of the Trustpilot evidence presented in Chapter 5. Self-selected review-platform users are typically more emotionally engaged than the average customer, and platform reviews therefore over-sample the tails of the customer-experience distribution (Filieri, 2015; Luca, 2016). When combined with the small post-period sample size that any single-event study generates, this self-selection means that public-discourse signals on </w:t>
+      </w:r>
+      <w:r>
+        <w:rPr>
+          <w:rFonts w:cs="Times New Roman"/>
+        </w:rPr>
+        <w:lastRenderedPageBreak/>
+        <w:t>voice AI deployment must be read alongside, rather than against, management-reported survey instruments such as Net Promoter Score. A complementary literature on algorithm aversion suggests that consumers may discount algorithmic outputs after observing errors, even when those outputs outperform human judgement on average (Dietvorst et al., 2015); this asymmetry is amplified in services where the stake of error is high, as it is in regulated financial transactions.</w:t>
+      </w:r>
+    </w:p>
+    <w:p>
+      <w:pPr>
+        <w:rPr>
+          <w:rFonts w:cs="Times New Roman"/>
+        </w:rPr>
+      </w:pPr>
+      <w:r>
+        <w:rPr>
+          <w:rFonts w:cs="Times New Roman"/>
+        </w:rPr>
+        <w:t>Taken together, this strand of the literature implies three working propositions for the present thesis: (i) voice quality and latency function as service-design prerequisites for credible voice AI in financial services; (ii) when voice AI operates as backend infrastructure inside a regulated workflow, customer attribution of experience to AI is likely to be low, and the visibility of AI-related effects in review-platform discourse will be muted; (iii) public-discourse measurement of customer experience is informative but biased toward emotionally engaged subsets of customers, and must be triangulated with internal management measurement instruments rather than substituted for them. Table 2.1 synthesises the four value dimensions across the evidence reviewed in §2.4 and §2.5, and the Better.com case in Chapter 5 is evaluated against each dimension with these three propositions guiding the interpretation of the NLP and financial evidence.</w:t>
       </w:r>
     </w:p>
     <w:p>
@@ -12608,146 +12743,46 @@
           <w:rFonts w:cs="Times New Roman"/>
         </w:rPr>
       </w:pPr>
-      <w:bookmarkStart w:id="16" w:name="_Toc229599026"/>
-      <w:r>
-        <w:rPr>
-          <w:rFonts w:cs="Times New Roman"/>
-        </w:rPr>
-        <w:t>2.5 Consumer Behaviour and AI Interaction</w:t>
-      </w:r>
-      <w:bookmarkEnd w:id="16"/>
-    </w:p>
-    <w:p>
-      <w:pPr>
-        <w:rPr>
-          <w:rFonts w:cs="Times New Roman"/>
-        </w:rPr>
-      </w:pPr>
-      <w:r>
-        <w:rPr>
-          <w:rFonts w:cs="Times New Roman"/>
-        </w:rPr>
-        <w:t>The fifth strand of the literature relevant to this thesis examines how consumers perceive and respond to AI-mediated service interactions, with particular attention to voice-based agents. Three threads are pertinent to the present study. The first thread concerns anthropomorphism and voice naturalness. A recent review in Trends in Cognitive Sciences argues that perceived naturalness is a salient property of voice that shapes interaction with both human and artificial agents (Nussbaum et al., 2025), and a 2025 study in ACM Transactions on Human-Robot Interaction reports that more natural voices change perceptions of safety and compliance even where a direct effect on trust is not observed (Becker et al., 2025). For voice LLM agents in financial services, this implies that voice quality is a necessary-but-not-sufficient condition for credible interaction: cosmetic improvements in synthesis quality cannot compensate for back-end inadequacy, but a serviceable back-end paired with poor synthesis can undermine confidence even when the underlying answer is correct.</w:t>
-      </w:r>
-    </w:p>
-    <w:p>
-      <w:pPr>
-        <w:rPr>
-          <w:rFonts w:cs="Times New Roman"/>
-        </w:rPr>
-      </w:pPr>
-      <w:r>
-        <w:rPr>
-          <w:rFonts w:cs="Times New Roman"/>
-        </w:rPr>
-        <w:t xml:space="preserve">The second thread concerns latency and conversational flow. Maslych et al. (2025) report that response latency above approximately four seconds significantly degrades both perceived response time and broader user-experience measures in LLM-powered intelligent virtual agents, and </w:t>
-      </w:r>
-      <w:r>
-        <w:rPr>
-          <w:rFonts w:cs="Times New Roman"/>
-        </w:rPr>
-        <w:t>those natural conversational fillers</w:t>
-      </w:r>
-      <w:r>
-        <w:rPr>
-          <w:rFonts w:cs="Times New Roman"/>
-        </w:rPr>
-        <w:t xml:space="preserve"> can mitigate only part of that effect. Real-time voice interaction is therefore far less tolerant of delay than text-based interaction — a finding directly relevant to mortgage origination, where each borrower call may trigger multiple internal system lookups across pricing, application status, and documentation workflows.</w:t>
-      </w:r>
-    </w:p>
-    <w:p>
-      <w:pPr>
-        <w:rPr>
-          <w:rFonts w:cs="Times New Roman"/>
-        </w:rPr>
-      </w:pPr>
-      <w:r>
-        <w:rPr>
-          <w:rFonts w:cs="Times New Roman"/>
-        </w:rPr>
-        <w:t xml:space="preserve">The third thread concerns consumer attribution of service experience to AI. Mogaji and Nguyen (2021) argue that AI in customer-facing financial services frequently operates as backend or infrastructure-level technology rather than as a branded chatbot, with the consequence that customers may not consciously perceive AI as a feature of their service journey. Aggarwal et al. (2025) make a parallel observation in their voice-AI value-creation framework, distinguishing B2B and B2C value creation surfaces and noting that AI-related productivity gains may emerge </w:t>
+      <w:bookmarkStart w:id="17" w:name="_Toc229599027"/>
+      <w:r>
+        <w:rPr>
+          <w:rFonts w:cs="Times New Roman"/>
+        </w:rPr>
+        <w:t>2.6 Conceptual Framework: Three Complementary Lenses</w:t>
+      </w:r>
+      <w:bookmarkEnd w:id="17"/>
+    </w:p>
+    <w:p>
+      <w:pPr>
+        <w:rPr>
+          <w:rFonts w:cs="Times New Roman"/>
+        </w:rPr>
+      </w:pPr>
+      <w:r>
+        <w:rPr>
+          <w:rFonts w:cs="Times New Roman"/>
+        </w:rPr>
+        <w:t>The empirical analysis in Chapter 5 is interpreted through three complementary theoretical lenses that together specify when a voice LLM agent is most likely to generate measurable business value in a regulated financial-services workflow. The first lens is the task–technology fit perspective (Goodhue &amp; Thompson, 1995), under which the operational meaningfulness of a conversational technology depends on whether the technology has access to the data and process state required to perform the task. This lens accounts for why a process-aware operating platform such as Tinman is treated in this thesis as the architectural prerequisite for a voice LLM agent: without exposed workflow state, even a state-of-the-art voice agent cannot plan, route, or coordinate.</w:t>
+      </w:r>
+    </w:p>
+    <w:p>
+      <w:pPr>
+        <w:rPr>
+          <w:rFonts w:cs="Times New Roman"/>
+        </w:rPr>
+      </w:pPr>
+      <w:r>
+        <w:rPr>
+          <w:rFonts w:cs="Times New Roman"/>
+        </w:rPr>
+        <w:t>The second lens is the AI service hierarchy (Huang &amp; Rust, 2018), which distinguishes mechanical, analytical, intuitive, and empathetic dimensions of service work and predicts that automation will diffuse first through the mechanical and analytical layers and only later, and partially, through the intuitive and empathetic layers. This lens explains why a voice agent is most likely to generate productivity gains when scoped to high-volume, structured, communication-</w:t>
       </w:r>
       <w:r>
         <w:rPr>
           <w:rFonts w:cs="Times New Roman"/>
         </w:rPr>
         <w:lastRenderedPageBreak/>
-        <w:t>alongside ambiguous customer-perception effects when the AI system is not branded to the end user.</w:t>
-      </w:r>
-    </w:p>
-    <w:p>
-      <w:pPr>
-        <w:rPr>
-          <w:rFonts w:cs="Times New Roman"/>
-        </w:rPr>
-      </w:pPr>
-      <w:r>
-        <w:rPr>
-          <w:rFonts w:cs="Times New Roman"/>
-        </w:rPr>
-        <w:t>Two further considerations bear directly on the interpretation of the Trustpilot evidence presented in Chapter 5. Self-selected review-platform users are typically more emotionally engaged than the average customer, and platform reviews therefore over-sample the tails of the customer-experience distribution (Filieri, 2015; Luca, 2016). When combined with the small post-period sample size that any single-event study generates, this self-selection means that public-discourse signals on voice AI deployment must be read alongside, rather than against, management-reported survey instruments such as Net Promoter Score. A complementary literature on algorithm aversion suggests that consumers may discount algorithmic outputs after observing errors, even when those outputs outperform human judgement on average (Dietvorst et al., 2015); this asymmetry is amplified in services where the stake of error is high, as it is in regulated financial transactions.</w:t>
-      </w:r>
-    </w:p>
-    <w:p>
-      <w:pPr>
-        <w:rPr>
-          <w:rFonts w:cs="Times New Roman"/>
-        </w:rPr>
-      </w:pPr>
-      <w:r>
-        <w:rPr>
-          <w:rFonts w:cs="Times New Roman"/>
-        </w:rPr>
-        <w:t>Taken together, this strand of the literature implies three working propositions for the present thesis: (i) voice quality and latency function as service-design prerequisites for credible voice AI in financial services; (ii) when voice AI operates as backend infrastructure inside a regulated workflow, customer attribution of experience to AI is likely to be low, and the visibility of AI-related effects in review-platform discourse will be muted; (iii) public-discourse measurement of customer experience is informative but biased toward emotionally engaged subsets of customers, and must be triangulated with internal management measurement instruments rather than substituted for them. Table 2.1 synthesises the four value dimensions across the evidence reviewed in §2.4 and §2.5, and the Better.com case in Chapter 5 is evaluated against each dimension with these three propositions guiding the interpretation of the NLP and financial evidence.</w:t>
-      </w:r>
-    </w:p>
-    <w:p>
-      <w:pPr>
-        <w:pStyle w:val="Heading2"/>
-        <w:rPr>
-          <w:rFonts w:cs="Times New Roman"/>
-        </w:rPr>
-      </w:pPr>
-      <w:bookmarkStart w:id="17" w:name="_Toc229599027"/>
-      <w:r>
-        <w:rPr>
-          <w:rFonts w:cs="Times New Roman"/>
-        </w:rPr>
-        <w:t>2.6 Conceptual Framework: Three Complementary Lenses</w:t>
-      </w:r>
-      <w:bookmarkEnd w:id="17"/>
-    </w:p>
-    <w:p>
-      <w:pPr>
-        <w:rPr>
-          <w:rFonts w:cs="Times New Roman"/>
-        </w:rPr>
-      </w:pPr>
-      <w:r>
-        <w:rPr>
-          <w:rFonts w:cs="Times New Roman"/>
-        </w:rPr>
-        <w:t xml:space="preserve">The empirical analysis in Chapter 5 is interpreted through three complementary theoretical lenses that together specify when a voice LLM agent is most likely to generate measurable business value in a regulated financial-services workflow. The first lens is the task–technology fit perspective (Goodhue &amp; Thompson, 1995), under which the operational meaningfulness of a </w:t>
-      </w:r>
-      <w:r>
-        <w:rPr>
-          <w:rFonts w:cs="Times New Roman"/>
-        </w:rPr>
-        <w:lastRenderedPageBreak/>
-        <w:t>conversational technology depends on whether the technology has access to the data and process state required to perform the task. This lens accounts for why a process-aware operating platform such as Tinman is treated in this thesis as the architectural prerequisite for a voice LLM agent: without exposed workflow state, even a state-of-the-art voice agent cannot plan, route, or coordinate.</w:t>
-      </w:r>
-    </w:p>
-    <w:p>
-      <w:pPr>
-        <w:rPr>
-          <w:rFonts w:cs="Times New Roman"/>
-        </w:rPr>
-      </w:pPr>
-      <w:r>
-        <w:rPr>
-          <w:rFonts w:cs="Times New Roman"/>
-        </w:rPr>
-        <w:t>The second lens is the AI service hierarchy (Huang &amp; Rust, 2018), which distinguishes mechanical, analytical, intuitive, and empathetic dimensions of service work and predicts that automation will diffuse first through the mechanical and analytical layers and only later, and partially, through the intuitive and empathetic layers. This lens explains why a voice agent is most likely to generate productivity gains when scoped to high-volume, structured, communication-intensive coordination work (status updates, scheduling, document follow-up) and is more contested when extended to advisory or relational tasks. The third lens is the AI-enabled productivity tradition (Acemoglu &amp; Restrepo, 2019; Brynjolfsson et al., 2023; Aggarwal et al., 2025), under which AI-related productivity gains tend to materialise through task reallocation rather than full labour substitution and can emerge alongside ambiguous customer-perception effects when the AI system operates as backend infrastructure rather than as a branded customer-facing experience.</w:t>
+        <w:t>intensive coordination work (status updates, scheduling, document follow-up) and is more contested when extended to advisory or relational tasks. The third lens is the AI-enabled productivity tradition (Acemoglu &amp; Restrepo, 2019; Brynjolfsson et al., 2023; Aggarwal et al., 2025), under which AI-related productivity gains tend to materialise through task reallocation rather than full labour substitution and can emerge alongside ambiguous customer-perception effects when the AI system operates as backend infrastructure rather than as a branded customer-facing experience.</w:t>
       </w:r>
     </w:p>
     <w:p>
@@ -12775,14 +12810,21 @@
         <w:rPr>
           <w:rFonts w:cs="Times New Roman"/>
         </w:rPr>
-        <w:t xml:space="preserve">The research gap that the thesis addresses follows directly from this proposition. The peer-reviewed literature on chatbot value creation in financial services concentrates on text-based agents (Adam et al., 2021; Abdulquadri et al., 2021; Andrade &amp; Tumelero, 2022), and the small but growing voice-AI literature is dominated by call-centre natural field experiments outside regulated mortgage origination (Wang et al., 2023). No published case study has yet linked SEC-filed financial trajectory, independent customer-discourse mining, and qualitative process tracing </w:t>
-      </w:r>
-      <w:r>
-        <w:rPr>
-          <w:rFonts w:cs="Times New Roman"/>
-        </w:rPr>
-        <w:lastRenderedPageBreak/>
-        <w:t>of integration architecture for a voice LLM agent in U.S. mortgage origination. This is the gap into which the Better.com case is positioned, and the methodology presented in Chapter 3 operationalises the three lenses through three complementary evidence streams (qualitative process tracing for task–technology fit, financial-ratio analysis for AI-enabled productivity, and NLP-based discourse analysis for customer-perception outcomes).</w:t>
+        <w:t xml:space="preserve">The research gap that the thesis addresses </w:t>
+      </w:r>
+      <w:proofErr w:type="gramStart"/>
+      <w:r>
+        <w:rPr>
+          <w:rFonts w:cs="Times New Roman"/>
+        </w:rPr>
+        <w:t>follows</w:t>
+      </w:r>
+      <w:proofErr w:type="gramEnd"/>
+      <w:r>
+        <w:rPr>
+          <w:rFonts w:cs="Times New Roman"/>
+        </w:rPr>
+        <w:t xml:space="preserve"> directly from this proposition. The peer-reviewed literature on chatbot value creation in financial services concentrates on text-based agents (Adam et al., 2021; Abdulquadri et al., 2021; Andrade &amp; Tumelero, 2022), and the small but growing voice-AI literature is dominated by call-centre natural field experiments outside regulated mortgage origination (Wang et al., 2023). No published case study has yet linked SEC-filed financial trajectory, independent customer-discourse mining, and qualitative process tracing of integration architecture for a voice LLM agent in U.S. mortgage origination. This is the gap into which the Better.com case is positioned, and the methodology presented in Chapter 3 operationalises the three lenses through three complementary evidence streams (qualitative process tracing for task–technology fit, financial-ratio analysis for AI-enabled productivity, and NLP-based discourse analysis for customer-perception outcomes).</w:t>
       </w:r>
     </w:p>
     <w:p>
@@ -13089,14 +13131,14 @@
         <w:rPr>
           <w:rFonts w:cs="Times New Roman"/>
         </w:rPr>
-        <w:t xml:space="preserve"> because the macroeconomic context transformed AI from a peripheral efficiency tool into an existential strategic imperative. Following hyper-growth during the 2020–2021 pandemic refinancing boom, Better.com endured severe pressure from rapid Federal Reserve interest rate hikes, forcing a dramatic restructuring that reduced the workforce from a peak of approximately 10,400 employees in 2021 to fewer than 1,000 by 2023. In this context, </w:t>
+        <w:t xml:space="preserve"> because the macroeconomic context transformed AI from a peripheral efficiency tool into an existential strategic imperative. Following hyper-growth during the 2020–2021 pandemic refinancing boom, Better.com endured severe pressure from rapid Federal Reserve interest rate hikes, forcing a dramatic restructuring that reduced the workforce from a peak of approximately 10,400 employees in 2021 to fewer than 1,000 by 2023. In this context, the </w:t>
       </w:r>
       <w:r>
         <w:rPr>
           <w:rFonts w:cs="Times New Roman"/>
         </w:rPr>
         <w:lastRenderedPageBreak/>
-        <w:t>the deployment of voice AI was not a discretionary upgrade but a structural response to an unsustainable cost base.</w:t>
+        <w:t>deployment of voice AI was not a discretionary upgrade but a structural response to an unsustainable cost base.</w:t>
       </w:r>
     </w:p>
     <w:p>
@@ -13195,14 +13237,14 @@
         <w:rPr>
           <w:rFonts w:cs="Times New Roman"/>
         </w:rPr>
-        <w:t xml:space="preserve">The financial dataset comprises thirteen audited annual observations: five for Better Home &amp; Finance Holding Company (fiscal years 2021–2025) and eight for Rocket Companies (fiscal years 2018–2025). Better 2021 figures come from the company's S-1 registration; Rocket 2018–2019 figures come from the comparative tables in the 2020 annual report; remaining years come from successive 10-K filings. All financial values were manually identified from the source PDFs and cross-verified against the original disclosures; no automated table extraction was relied </w:t>
+        <w:t xml:space="preserve">The financial dataset comprises thirteen audited annual observations: five for Better Home &amp; Finance Holding Company (fiscal years 2021–2025) and eight for Rocket Companies (fiscal years 2018–2025). Better 2021 figures come from the company's S-1 registration; Rocket 2018–2019 figures come from the comparative tables in the 2020 annual report; remaining years come from successive 10-K filings. All financial values were manually identified from the source PDFs and cross-verified against the original disclosures; no automated table extraction was relied upon. Full </w:t>
       </w:r>
       <w:r>
         <w:rPr>
           <w:rFonts w:cs="Times New Roman"/>
         </w:rPr>
         <w:lastRenderedPageBreak/>
-        <w:t>upon. Full filing provenance, variable definitions, and accession numbers are recorded in Appendix A and Appendix B.</w:t>
+        <w:t>filing provenance, variable definitions, and accession numbers are recorded in Appendix A and Appendix B.</w:t>
       </w:r>
     </w:p>
     <w:p>
@@ -13419,14 +13461,14 @@
         <w:rPr>
           <w:rFonts w:cs="Times New Roman"/>
         </w:rPr>
-        <w:t xml:space="preserve">Business value is operationalised into measurable, contextually accurate indicators rather than treated as an abstract construct. Operational efficiency is captured by the Expense Ratio, the </w:t>
+        <w:t>Business value is operationalised into measurable, contextually accurate indicators rather than treated as an abstract construct. Operational efficiency is captured by the Expense Ratio, the Cost-</w:t>
       </w:r>
       <w:r>
         <w:rPr>
           <w:rFonts w:cs="Times New Roman"/>
         </w:rPr>
         <w:lastRenderedPageBreak/>
-        <w:t>Cost-to-Originate estimate, and operating-cost trajectory; productivity and scalability by Revenue per Employee and headcount relative to revenue growth; financial performance by revenue recovery, net loss reduction, and profit margin; customer experience by management-reported Net Promoter Score, independent Trustpilot star ratings, VADER sentiment, BERTopic topic-share changes, and keyword prevalence; integration mechanisms by the Tinman platform architecture, Betsy's functional role, the ElevenLabs partnership, and the human-escalation model. Two operationalisation choices are disclosed explicitly: Cost-to-Originate is computed as total expenses divided by funded loans — an author-constructed proxy benchmarked against Mortgage Bankers Association industry-average figures — and the Operational Leverage Index reported in Appendix E is an author-constructed composite anchored to 2023 = 100 and is therefore treated as a supplementary visualisation rather than as primary evidence. Management-reported NPS is treated as medium-reliability evidence: it is internally administered and cannot be independently verified, and is interpreted alongside the independent Trustpilot evidence rather than as definitive proof of customer-preference change. The full mapping between business-value dimensions and indicators is summarised in Table 3.1.</w:t>
+        <w:t>to-Originate estimate, and operating-cost trajectory; productivity and scalability by Revenue per Employee and headcount relative to revenue growth; financial performance by revenue recovery, net loss reduction, and profit margin; customer experience by management-reported Net Promoter Score, independent Trustpilot star ratings, VADER sentiment, BERTopic topic-share changes, and keyword prevalence; integration mechanisms by the Tinman platform architecture, Betsy's functional role, the ElevenLabs partnership, and the human-escalation model. Two operationalisation choices are disclosed explicitly: Cost-to-Originate is computed as total expenses divided by funded loans — an author-constructed proxy benchmarked against Mortgage Bankers Association industry-average figures — and the Operational Leverage Index reported in Appendix E is an author-constructed composite anchored to 2023 = 100 and is therefore treated as a supplementary visualisation rather than as primary evidence. Management-reported NPS is treated as medium-reliability evidence: it is internally administered and cannot be independently verified, and is interpreted alongside the independent Trustpilot evidence rather than as definitive proof of customer-preference change. The full mapping between business-value dimensions and indicators is summarised in Table 3.1.</w:t>
       </w:r>
     </w:p>
     <w:p>
@@ -14316,7 +14358,6 @@
                 <w:color w:val="FFFFFF"/>
                 <w:sz w:val="18"/>
               </w:rPr>
-              <w:lastRenderedPageBreak/>
               <w:t>Tier</w:t>
             </w:r>
           </w:p>
@@ -14471,6 +14512,7 @@
                 <w:b/>
                 <w:sz w:val="18"/>
               </w:rPr>
+              <w:lastRenderedPageBreak/>
               <w:t>High</w:t>
             </w:r>
           </w:p>
@@ -15695,6 +15737,7 @@
                 <w:b/>
                 <w:sz w:val="18"/>
               </w:rPr>
+              <w:lastRenderedPageBreak/>
               <w:t>Medium-Low</w:t>
             </w:r>
           </w:p>
@@ -15841,7 +15884,6 @@
                 <w:b/>
                 <w:sz w:val="18"/>
               </w:rPr>
-              <w:lastRenderedPageBreak/>
               <w:t>Low</w:t>
             </w:r>
           </w:p>
@@ -16030,14 +16072,14 @@
         <w:rPr>
           <w:rFonts w:cs="Times New Roman"/>
         </w:rPr>
-        <w:t xml:space="preserve">Five principal limitations bound the interpretation of this thesis: (i) the absence of causal identification given the observational single-case design; (ii) the annual granularity of the audited financial data; (iii) reliance on public-data and single-vendor sources; (iv) self-selection and pre/post imbalance in the Trustpilot corpus; and (v) cross-company comparability constraints in </w:t>
+        <w:t xml:space="preserve">Five principal limitations bound the interpretation of this thesis: (i) the absence of causal identification given the observational single-case design; (ii) the annual granularity of the audited </w:t>
       </w:r>
       <w:r>
         <w:rPr>
           <w:rFonts w:cs="Times New Roman"/>
         </w:rPr>
         <w:lastRenderedPageBreak/>
-        <w:t>the Rocket benchmark. Each limitation is recorded in Table 3.3 with its mitigation strategy and the Chapter 8 subsection in which it is examined in depth.</w:t>
+        <w:t>financial data; (iii) reliance on public-data and single-vendor sources; (iv) self-selection and pre/post imbalance in the Trustpilot corpus; and (v) cross-company comparability constraints in the Rocket benchmark. Each limitation is recorded in Table 3.3 with its mitigation strategy and the Chapter 8 subsection in which it is examined in depth.</w:t>
       </w:r>
     </w:p>
     <w:p>
@@ -16955,6 +16997,7 @@
         <w:rPr>
           <w:rFonts w:cs="Times New Roman"/>
         </w:rPr>
+        <w:lastRenderedPageBreak/>
         <w:t xml:space="preserve">3.10 </w:t>
       </w:r>
       <w:r>
@@ -16975,14 +17018,7 @@
         <w:rPr>
           <w:rFonts w:cs="Times New Roman"/>
         </w:rPr>
-        <w:t xml:space="preserve">The credibility of this research rests on three pillars: construct validity, analytical transparency, and reproducibility. Construct validity is ensured by grounding all financial indicators in </w:t>
-      </w:r>
-      <w:r>
-        <w:rPr>
-          <w:rFonts w:cs="Times New Roman"/>
-        </w:rPr>
-        <w:lastRenderedPageBreak/>
-        <w:t>standardised SEC accounting definitions rather than in researcher-constructed proxies, and by using established, peer-reviewed tools for sentiment and topic analysis. The two author-constructed proxies — Cost-to-Originate and the Operational Leverage Index — are disclosed in §3.6 and confined to a supporting rather than primary evidential role.</w:t>
+        <w:t>The credibility of this research rests on three pillars: construct validity, analytical transparency, and reproducibility. Construct validity is ensured by grounding all financial indicators in standardised SEC accounting definitions rather than in researcher-constructed proxies, and by using established, peer-reviewed tools for sentiment and topic analysis. The two author-constructed proxies — Cost-to-Originate and the Operational Leverage Index — are disclosed in §3.6 and confined to a supporting rather than primary evidential role.</w:t>
       </w:r>
     </w:p>
     <w:p>
@@ -17208,7 +17244,21 @@
         <w:rPr>
           <w:rFonts w:cs="Times New Roman"/>
         </w:rPr>
-        <w:t>Better.com's corporate trajectory must be understood through the lens of the exceptional mortgage market conditions of 2020 and 2021. During this period, historically low interest rates generated a large refinancing boom across the U.S. mortgage industry. Freddie Mac reported that U.S. refinance originations reached approximately $2.6 trillion in 2020, more than double the prior year's volume, while the Federal Reserve Bank of New York later described the 2020–2021 period as the "Great Pandemic Mortgage Refinance Boom" (Freddie Mac, 2021; Federal Reserve Bank of New York, 2023). Better.com's public registration materials state that the company experienced rapid growth during this period, including a 393% increase in funded loan volume in 2020, reaching $58.0 billion in funded loan volume in 2021 (Better HoldCo, Inc., 2021, 2023). More recent investor materials indicate that Better has since funded more than $100 billion in total loan volume, reflecting the company's sustained scale despite the subsequent market downturn (Better Home &amp; Finance Holding Company, n.d.).</w:t>
+        <w:t xml:space="preserve">Better.com's corporate trajectory must be understood through the lens of the exceptional mortgage market conditions of 2020 and 2021. During this period, historically low interest rates generated a large refinancing boom across the U.S. mortgage industry. Freddie Mac reported that U.S. refinance originations reached approximately $2.6 trillion in 2020, more than double the prior year's volume, while the Federal Reserve Bank of New York later described the 2020–2021 period as the "Great Pandemic Mortgage Refinance Boom" (Freddie Mac, 2021; Federal Reserve Bank of New York, 2023). Better.com's public registration materials state that the company experienced rapid growth during this period, including a 393% increase in funded loan volume in 2020, reaching $58.0 billion in funded loan volume in 2021 (Better HoldCo, Inc., 2021, 2023). More recent investor materials indicate that </w:t>
+      </w:r>
+      <w:proofErr w:type="gramStart"/>
+      <w:r>
+        <w:rPr>
+          <w:rFonts w:cs="Times New Roman"/>
+        </w:rPr>
+        <w:t>Better</w:t>
+      </w:r>
+      <w:proofErr w:type="gramEnd"/>
+      <w:r>
+        <w:rPr>
+          <w:rFonts w:cs="Times New Roman"/>
+        </w:rPr>
+        <w:t xml:space="preserve"> has since funded more than $100 billion in total loan volume, reflecting the company's sustained scale despite the subsequent market downturn (Better Home &amp; Finance Holding Company, n.d.).</w:t>
       </w:r>
     </w:p>
     <w:p>
@@ -17235,7 +17285,21 @@
         <w:rPr>
           <w:rFonts w:cs="Times New Roman"/>
         </w:rPr>
-        <w:t>Better's 2023 results explicitly describe that year as one of the most challenging mortgage macro environments in recent history, with average 30-year fixed mortgage rates around 7%. In the same release, Better reported 2023 revenue of approximately $76.8 million, funded loan volume of $3.0 billion, and an adjusted EBITDA loss of $163 million, while noting that it had reduced total expenses by 71% year over year and by more than $1.1 billion compared with 2021 (Better Home &amp; Finance Holding Company, 2024b). This context makes the company a strong empirical case for this thesis. Betsy should not be understood merely as a novel customer-service experiment, but as part of a broader attempt to redesign mortgage origination around automation, digital workflows, and AI-enabled productivity. The pre-Betsy period is therefore relevant not as evidence of AI impact — since the agent had not yet been deployed — but as the organisational background against which Better.com's later automation strategy must be understood.</w:t>
+        <w:t xml:space="preserve">Better's 2023 results explicitly describe that year as one of the most challenging mortgage macro environments in recent history, with average 30-year fixed mortgage rates around 7%. In the same release, </w:t>
+      </w:r>
+      <w:proofErr w:type="gramStart"/>
+      <w:r>
+        <w:rPr>
+          <w:rFonts w:cs="Times New Roman"/>
+        </w:rPr>
+        <w:t>Better</w:t>
+      </w:r>
+      <w:proofErr w:type="gramEnd"/>
+      <w:r>
+        <w:rPr>
+          <w:rFonts w:cs="Times New Roman"/>
+        </w:rPr>
+        <w:t xml:space="preserve"> reported 2023 revenue of approximately $76.8 million, funded loan volume of $3.0 billion, and an adjusted EBITDA loss of $163 million, while noting that it had reduced total expenses by 71% year over year and by more than $1.1 billion compared with 2021 (Better Home &amp; Finance Holding Company, 2024b). This context makes the company a strong empirical case for this thesis. Betsy should not be understood merely as a novel customer-service experiment, but as part of a broader attempt to redesign mortgage origination around automation, digital workflows, and AI-enabled productivity. The pre-Betsy period is therefore relevant not as evidence of AI impact — since the agent had not yet been deployed — but as the organisational background against which Better.com's later automation strategy must be understood.</w:t>
       </w:r>
     </w:p>
     <w:p>
@@ -17265,14 +17329,14 @@
         <w:rPr>
           <w:rFonts w:cs="Times New Roman"/>
         </w:rPr>
-        <w:t xml:space="preserve">Mortgage origination refers to the sequence of activities through which a borrower applies for a mortgage loan, provides financial and property-related information, receives pricing and eligibility assessment, moves through underwriting, satisfies loan conditions, and ultimately proceeds to closing. This process is not only financial and administrative; it is also highly communicative. At the beginning of the process, lenders must respond to borrower inquiries, </w:t>
+        <w:t xml:space="preserve">Mortgage origination refers to the sequence of activities through which a borrower applies for a mortgage loan, provides financial and property-related information, receives pricing and eligibility assessment, moves through underwriting, satisfies loan conditions, and ultimately proceeds to closing. This process is not only financial and administrative; it is also highly communicative. At the beginning of the process, lenders must respond to borrower inquiries, capture lead information, </w:t>
       </w:r>
       <w:r>
         <w:rPr>
           <w:rFonts w:cs="Times New Roman"/>
         </w:rPr>
         <w:lastRenderedPageBreak/>
-        <w:t>capture lead information, explain available products, and determine whether the customer is likely to qualify for financing. This is followed by pre-approval, where borrowers often need clarification about credit requirements, income documentation, down payment assumptions, and estimated affordability. These early interactions are commercially important because responsiveness can influence whether a prospective borrower continues with the lender or abandons the application.</w:t>
+        <w:t>explain available products, and determine whether the customer is likely to qualify for financing. This is followed by pre-approval, where borrowers often need clarification about credit requirements, income documentation, down payment assumptions, and estimated affordability. These early interactions are commercially important because responsiveness can influence whether a prospective borrower continues with the lender or abandons the application.</w:t>
       </w:r>
     </w:p>
     <w:p>
@@ -17298,26 +17362,20 @@
         <w:rPr>
           <w:rFonts w:cs="Times New Roman"/>
         </w:rPr>
-        <w:t xml:space="preserve">These structural characteristics create several pain points for lenders. Operational latency arises because sequential handoffs between sales, processing, underwriting, and closing teams introduce delay, duplication, and inconsistent communication at each stage. Fragmentation of information across systems makes it difficult for any agent — human or automated — to provide immediate and accurate responses about the current state of a borrower's file. Most consequentially, mortgage origination remains labour-intensive and expensive. The Mortgage Bankers Association reported that total loan production expenses averaged $10,716 per loan in the third quarter of 2024, compared with a long-run average of $7,573 per loan since 2008 (Mortgage Bankers Association, 2024a). Freddie Mac's 2024 Cost to Originate Study reinforces this point: lenders with higher adoption of digital tools had approximately $1,500 lower origination costs per loan and five-day shorter production cycle times than those with lower technology utilisation (Freddie Mac, 2024). During demand spikes, these cost pressures intensify as call volumes and application follow-ups rise faster than lenders can hire and train staff; during </w:t>
-      </w:r>
+        <w:t>These structural characteristics create several pain points for lenders. Operational latency arises because sequential handoffs between sales, processing, underwriting, and closing teams introduce delay, duplication, and inconsistent communication at each stage. Fragmentation of information across systems makes it difficult for any agent — human or automated — to provide immediate and accurate responses about the current state of a borrower's file. Most consequentially, mortgage origination remains labour-intensive and expensive. The Mortgage Bankers Association reported that total loan production expenses averaged $10,716 per loan in the third quarter of 2024, compared with a long-run average of $7,573 per loan since 2008 (Mortgage Bankers Association, 2024a). Freddie Mac's 2024 Cost to Originate Study reinforces this point: lenders with higher adoption of digital tools had approximately $1,500 lower origination costs per loan and five-day shorter production cycle times than those with lower technology utilisation (Freddie Mac, 2024). During demand spikes, these cost pressures intensify as call volumes and application follow-ups rise faster than lenders can hire and train staff; during contractions, lenders are left with excess staffing costs. Traditional human-heavy operating models struggle with this scalability tension.</w:t>
+      </w:r>
+    </w:p>
+    <w:p>
+      <w:pPr>
+        <w:rPr>
+          <w:rFonts w:cs="Times New Roman"/>
+        </w:rPr>
+      </w:pPr>
       <w:r>
         <w:rPr>
           <w:rFonts w:cs="Times New Roman"/>
         </w:rPr>
         <w:lastRenderedPageBreak/>
-        <w:t>contractions, lenders are left with excess staffing costs. Traditional human-heavy operating models struggle with this scalability tension.</w:t>
-      </w:r>
-    </w:p>
-    <w:p>
-      <w:pPr>
-        <w:rPr>
-          <w:rFonts w:cs="Times New Roman"/>
-        </w:rPr>
-      </w:pPr>
-      <w:r>
-        <w:rPr>
-          <w:rFonts w:cs="Times New Roman"/>
-        </w:rPr>
         <w:t>Voice AI is relevant precisely because it targets this tension between responsiveness and labour intensity. Many mortgage interactions are repetitive but time-sensitive: answering eligibility questions, explaining rate options, following up on incomplete applications, reminding borrowers about documents, and guiding customers toward closing. A voice-based AI agent can potentially absorb part of this communication load while preserving the immediacy of spoken interaction. However, for voice AI to function effectively in this context, it must be connected not only to a speech interface, but also to a reliable operational system capable of retrieving, interpreting, and acting on mortgage-specific information. This requirement leads directly to the importance of Tinman.</w:t>
       </w:r>
     </w:p>
@@ -17367,14 +17425,14 @@
         <w:rPr>
           <w:rFonts w:cs="Times New Roman"/>
         </w:rPr>
-        <w:t xml:space="preserve">This platform logic differs from traditional fragmented mortgage operations. In many conventional lending environments, borrower information, pricing data, underwriting conditions, and communication histories are distributed across multiple systems and teams, making it difficult for any agent to provide fast and consistent responses. By contrast, an integrated operating system creates the conditions for process visibility: if the relevant data and workflow </w:t>
+        <w:t xml:space="preserve">This platform logic differs from traditional fragmented mortgage operations. In many conventional lending environments, borrower information, pricing data, underwriting conditions, and communication histories are distributed across multiple systems and teams, making it difficult for any agent to provide fast and consistent responses. By contrast, an integrated operating system creates the conditions for process visibility: if the relevant data and workflow states are structured and accessible, a conversational agent can retrieve information, communicate next steps, and trigger appropriate actions without manual handoffs. Tinman is therefore the architectural prerequisite for Betsy. Public materials about Betsy state explicitly that the agent was built through </w:t>
       </w:r>
       <w:r>
         <w:rPr>
           <w:rFonts w:cs="Times New Roman"/>
         </w:rPr>
         <w:lastRenderedPageBreak/>
-        <w:t>states are structured and accessible, a conversational agent can retrieve information, communicate next steps, and trigger appropriate actions without manual handoffs. Tinman is therefore the architectural prerequisite for Betsy. Public materials about Betsy state explicitly that the agent was built through Tinman — Better's proprietary platform where loan-application information is stored — communicating with prospective and current customers by answering mortgage-application questions, verifying outstanding application data, and connecting with Tinman in real time (Nunes, 2024). The Better–ElevenLabs case release confirms this architecture: Betsy is layered on top of Tinman, which computes pricing, eligibility, and approvals, while ElevenLabs Agents provide the controlled voice interface that communicates Tinman's outputs to borrowers (Better Home &amp; Finance Holding Company &amp; ElevenLabs, 2026).</w:t>
+        <w:t>Tinman — Better's proprietary platform where loan-application information is stored — communicating with prospective and current customers by answering mortgage-application questions, verifying outstanding application data, and connecting with Tinman in real time (Nunes, 2024). The Better–ElevenLabs case release confirms this architecture: Betsy is layered on top of Tinman, which computes pricing, eligibility, and approvals, while ElevenLabs Agents provide the controlled voice interface that communicates Tinman's outputs to borrowers (Better Home &amp; Finance Holding Company &amp; ElevenLabs, 2026).</w:t>
       </w:r>
     </w:p>
     <w:p>
@@ -17403,7 +17461,6 @@
         <w:rPr>
           <w:rFonts w:cs="Times New Roman"/>
         </w:rPr>
-        <w:lastRenderedPageBreak/>
         <w:t>4.5 Betsy: Better.com’s Voice AI Loan Assistant</w:t>
       </w:r>
       <w:bookmarkEnd w:id="43"/>
@@ -17441,7 +17498,14 @@
         <w:rPr>
           <w:rFonts w:cs="Times New Roman"/>
         </w:rPr>
-        <w:t>Betsy was formally launched on 17 October 2024 as Better.com's voice-based AI loan assistant for the U.S. mortgage industry. In the launch announcement, Better described Betsy as the latest innovation built through Tinman, designed to communicate with both prospective and existing customers, answer mortgage application inquiries, collect and verify outstanding application data, and interface with Tinman in real time. Better framed the launch in explicitly strategic terms, linking Betsy to three objectives: demonstrating customer experience, increasing the efficiency of loan teams, and further accelerating Tinman as Better's end-to-end technology platform (Better Home &amp; Finance Holding Company, 2024a).</w:t>
+        <w:t xml:space="preserve">Betsy was formally launched on 17 October 2024 as Better.com's voice-based AI loan assistant for the U.S. mortgage industry. In the launch announcement, Better described Betsy as the latest innovation built through Tinman, designed to communicate with both prospective and existing customers, answer mortgage application inquiries, collect and verify outstanding application data, and interface with Tinman in real time. Better framed the launch in explicitly strategic terms, linking Betsy to three objectives: demonstrating customer experience, increasing the efficiency of </w:t>
+      </w:r>
+      <w:r>
+        <w:rPr>
+          <w:rFonts w:cs="Times New Roman"/>
+        </w:rPr>
+        <w:lastRenderedPageBreak/>
+        <w:t>loan teams, and further accelerating Tinman as Better's end-to-end technology platform (Better Home &amp; Finance Holding Company, 2024a).</w:t>
       </w:r>
     </w:p>
     <w:p>
@@ -17467,14 +17531,14 @@
         <w:rPr>
           <w:rFonts w:cs="Times New Roman"/>
         </w:rPr>
-        <w:t xml:space="preserve">Betsy also appears to play both inbound and outbound communication roles. Better and vendor materials report that by early 2026, Betsy was handling approximately 100,000 mortgage-related </w:t>
+        <w:t xml:space="preserve">Betsy also appears to play both inbound and outbound communication roles. Better and vendor materials report that by early 2026, Betsy was handling approximately 100,000 mortgage-related phone calls per month and had conducted 1.89 million inbound and outbound calls during 2025 (Better Home &amp; Finance Holding Company &amp; ElevenLabs, 2026). These are management-reported and vendor-reported figures rather than audited disclosures, and should be interpreted accordingly. The same materials indicate that outbound engagement operates inside a controlled compliance framework: regulated actions — including credit pulls, authentication, rate locks, and transfers to human consultants — require explicit consent and adherence to state licensing requirements (Better Home &amp; Finance Holding Company &amp; ElevenLabs, 2026). Within the mortgage workflow, Betsy is therefore best understood as a scalable conversational coordination layer: its value lies in absorbing repetitive, time-sensitive communication tasks across lead intake, initial qualification, pre-approval, rate discussion, application follow-up, and routine next-step </w:t>
       </w:r>
       <w:r>
         <w:rPr>
           <w:rFonts w:cs="Times New Roman"/>
         </w:rPr>
         <w:lastRenderedPageBreak/>
-        <w:t>phone calls per month and had conducted 1.89 million inbound and outbound calls during 2025 (Better Home &amp; Finance Holding Company &amp; ElevenLabs, 2026). These are management-reported and vendor-reported figures rather than audited disclosures, and should be interpreted accordingly. The same materials indicate that outbound engagement operates inside a controlled compliance framework: regulated actions — including credit pulls, authentication, rate locks, and transfers to human consultants — require explicit consent and adherence to state licensing requirements (Better Home &amp; Finance Holding Company &amp; ElevenLabs, 2026). Within the mortgage workflow, Betsy is therefore best understood as a scalable conversational coordination layer: its value lies in absorbing repetitive, time-sensitive communication tasks across lead intake, initial qualification, pre-approval, rate discussion, application follow-up, and routine next-step reminders, while the underlying Tinman platform provides the process intelligence and human staff remain embedded at regulated and judgement-intensive control points.</w:t>
+        <w:t>reminders, while the underlying Tinman platform provides the process intelligence and human staff remain embedded at regulated and judgement-intensive control points.</w:t>
       </w:r>
     </w:p>
     <w:p>
@@ -17523,14 +17587,7 @@
         <w:rPr>
           <w:rFonts w:cs="Times New Roman"/>
         </w:rPr>
-        <w:t xml:space="preserve">Human loan officers, processors, and licensed consultants remain central where the interaction involves complexity, regulatory sensitivity, or relational trust. The Better–ElevenLabs release states explicitly that shifting routine conversations out of manual workflows allowed licensed consultants to spend less time on repetitive follow-up and more time helping borrowers navigate complex scenarios and make meaningful financial decisions (Better Home &amp; Finance Holding Company &amp; ElevenLabs, 2026). In academic terms, this reflects task reallocation rather than elimination: the AI system expands availability, triage capacity, and communication throughput, </w:t>
-      </w:r>
-      <w:r>
-        <w:rPr>
-          <w:rFonts w:cs="Times New Roman"/>
-        </w:rPr>
-        <w:lastRenderedPageBreak/>
-        <w:t>while human specialists preserve accountability, judgement, and trust at the most consequential moments of the mortgage journey. The Better.com case is therefore best framed as human-AI process redesign: AI expands responsiveness and reduces operational friction, while human employees remain indispensable wherever the mortgage process requires interpretation, reassurance, or regulated decision-related oversight (Better Home &amp; Finance Holding Company, 2026; Better Home &amp; Finance Holding Company &amp; ElevenLabs, 2026).</w:t>
+        <w:t>Human loan officers, processors, and licensed consultants remain central where the interaction involves complexity, regulatory sensitivity, or relational trust. The Better–ElevenLabs release states explicitly that shifting routine conversations out of manual workflows allowed licensed consultants to spend less time on repetitive follow-up and more time helping borrowers navigate complex scenarios and make meaningful financial decisions (Better Home &amp; Finance Holding Company &amp; ElevenLabs, 2026). In academic terms, this reflects task reallocation rather than elimination: the AI system expands availability, triage capacity, and communication throughput, while human specialists preserve accountability, judgement, and trust at the most consequential moments of the mortgage journey. The Better.com case is therefore best framed as human-AI process redesign: AI expands responsiveness and reduces operational friction, while human employees remain indispensable wherever the mortgage process requires interpretation, reassurance, or regulated decision-related oversight (Better Home &amp; Finance Holding Company, 2026; Better Home &amp; Finance Holding Company &amp; ElevenLabs, 2026).</w:t>
       </w:r>
     </w:p>
     <w:p>
@@ -17560,39 +17617,40 @@
         <w:rPr>
           <w:rFonts w:cs="Times New Roman"/>
         </w:rPr>
-        <w:t>ElevenLabs enters the Better.com case as the voice infrastructure provider for Betsy, not as the owner of the broader mortgage AI strategy. Better's 2025 Form 10-K presents Betsy and Tinman as parts of the company's own technology stack: Tinman is the digital loan origination and workflow platform, while Betsy is the voice-based AI assistant helping customers with mortgage application inquiries and the collection of required application information. The February 2026 Better–ElevenLabs release specifies ElevenLabs' role more narrowly: ElevenLabs Agents serve as the voice interface for Betsy, while Tinman remains the underlying system that computes pricing, eligibility, approvals, and workflow actions. This distinction is analytically important because it shows that ElevenLabs contributes the speech layer, whereas the core mortgage logic, data environment, and process orchestration remain inside Better's own platform architecture (Better Home &amp; Finance Holding Company, 2026; Better Home &amp; Finance Holding Company &amp; ElevenLabs, 2026).</w:t>
-      </w:r>
-    </w:p>
-    <w:p>
-      <w:pPr>
-        <w:rPr>
-          <w:rFonts w:cs="Times New Roman"/>
-        </w:rPr>
-      </w:pPr>
-      <w:r>
-        <w:rPr>
-          <w:rFonts w:cs="Times New Roman"/>
-        </w:rPr>
-        <w:t xml:space="preserve">Public materials indicate that ElevenLabs' technical contribution is significant even if it does not constitute the full AI stack. Better initially launched its voice experience using a speech-to-speech model but later shifted to a modular pipeline combining speech-to-text, a large language model, and text-to-speech in order to achieve lower latency, greater control, and higher reliability. The case materials further state that calls terminate at a single ElevenLabs Agent endpoint, while orchestration, tool execution, and final determinations remain within Better's own environment, connected to Tinman (Better Home &amp; Finance Holding Company &amp; ElevenLabs, 2026; ElevenLabs, 2026). The importance of this voice layer should not be understated in a customer-facing financial service context. Research on voice-AI interaction indicates that perceived naturalness affects user engagement and perceptions of safety (Nussbaum et al., 2025; Becker et al., 2025), while response latency above approximately four </w:t>
+        <w:t xml:space="preserve">ElevenLabs enters the Better.com case as the voice infrastructure provider for Betsy, not as the owner of the broader mortgage AI strategy. Better's 2025 Form 10-K presents Betsy and Tinman </w:t>
       </w:r>
       <w:r>
         <w:rPr>
           <w:rFonts w:cs="Times New Roman"/>
         </w:rPr>
         <w:lastRenderedPageBreak/>
-        <w:t>seconds significantly degrades user-experience measures in LLM-powered voice interactions (Maslych et al., 2025) — the theoretical underpinning of these effects is examined in Chapter 2. In mortgage origination specifically, poor synthesis quality or extended response delays could undermine borrower confidence even when the underlying answer is operationally correct. Better's joint release with ElevenLabs explicitly frames lower latency and platform stability as key selection criteria, noting that a single borrower conversation may trigger dozens of Tinman tool calls across multiple systems and regulatory checkpoints — making reliability operationally material rather than merely a technical preference (Better Home &amp; Finance Holding Company &amp; ElevenLabs, 2026).</w:t>
-      </w:r>
-    </w:p>
-    <w:p>
-      <w:pPr>
-        <w:rPr>
-          <w:rFonts w:cs="Times New Roman"/>
-        </w:rPr>
-      </w:pPr>
-      <w:r>
-        <w:rPr>
-          <w:rFonts w:cs="Times New Roman"/>
-        </w:rPr>
+        <w:t>as parts of the company's own technology stack: Tinman is the digital loan origination and workflow platform, while Betsy is the voice-based AI assistant helping customers with mortgage application inquiries and the collection of required application information. The February 2026 Better–ElevenLabs release specifies ElevenLabs' role more narrowly: ElevenLabs Agents serve as the voice interface for Betsy, while Tinman remains the underlying system that computes pricing, eligibility, approvals, and workflow actions. This distinction is analytically important because it shows that ElevenLabs contributes the speech layer, whereas the core mortgage logic, data environment, and process orchestration remain inside Better's own platform architecture (Better Home &amp; Finance Holding Company, 2026; Better Home &amp; Finance Holding Company &amp; ElevenLabs, 2026).</w:t>
+      </w:r>
+    </w:p>
+    <w:p>
+      <w:pPr>
+        <w:rPr>
+          <w:rFonts w:cs="Times New Roman"/>
+        </w:rPr>
+      </w:pPr>
+      <w:r>
+        <w:rPr>
+          <w:rFonts w:cs="Times New Roman"/>
+        </w:rPr>
+        <w:t>Public materials indicate that ElevenLabs' technical contribution is significant even if it does not constitute the full AI stack. Better initially launched its voice experience using a speech-to-speech model but later shifted to a modular pipeline combining speech-to-text, a large language model, and text-to-speech in order to achieve lower latency, greater control, and higher reliability. The case materials further state that calls terminate at a single ElevenLabs Agent endpoint, while orchestration, tool execution, and final determinations remain within Better's own environment, connected to Tinman (Better Home &amp; Finance Holding Company &amp; ElevenLabs, 2026; ElevenLabs, 2026). The importance of this voice layer should not be understated in a customer-facing financial service context. Research on voice-AI interaction indicates that perceived naturalness affects user engagement and perceptions of safety (Nussbaum et al., 2025; Becker et al., 2025), while response latency above approximately four seconds significantly degrades user-experience measures in LLM-powered voice interactions (Maslych et al., 2025) — the theoretical underpinning of these effects is examined in Chapter 2. In mortgage origination specifically, poor synthesis quality or extended response delays could undermine borrower confidence even when the underlying answer is operationally correct. Better's joint release with ElevenLabs explicitly frames lower latency and platform stability as key selection criteria, noting that a single borrower conversation may trigger dozens of Tinman tool calls across multiple systems and regulatory checkpoints — making reliability operationally material rather than merely a technical preference (Better Home &amp; Finance Holding Company &amp; ElevenLabs, 2026).</w:t>
+      </w:r>
+    </w:p>
+    <w:p>
+      <w:pPr>
+        <w:rPr>
+          <w:rFonts w:cs="Times New Roman"/>
+        </w:rPr>
+      </w:pPr>
+      <w:r>
+        <w:rPr>
+          <w:rFonts w:cs="Times New Roman"/>
+        </w:rPr>
+        <w:lastRenderedPageBreak/>
         <w:t>The ElevenLabs case materials require careful handling as evidence. The February 2026 release presents quantitative outcomes explicitly as results "according to the case study," and the ElevenLabs blog is published as an "ElevenAgents story" with an explicit disclaimer stating that results are based on internal analyses and may vary by borrower profile, market conditions, and loan characteristics (Better Home &amp; Finance Holding Company &amp; ElevenLabs, 2026; ElevenLabs, 2026). As with most vendor case studies, the materials are designed to highlight successful implementation and may understate implementation friction, unresolved edge cases, or the degree to which outcomes depend on Better's broader Tinman-based transformation rather than on the voice provider alone. For this reason, ElevenLabs materials are used in this thesis primarily to document mechanism, architecture, and operational role, while claims about business value — such as the reported 41% reduction in cost to originate or specific conversion uplifts — are treated as part of the broader Betsy/Tinman operating model narrative rather than as independently verified outcome evidence. These business-value claims are triangulated with Better's SEC filings, quarterly disclosures, and external customer-review evidence in Chapter 5.</w:t>
       </w:r>
     </w:p>
@@ -17617,6 +17675,7 @@
       <w:pPr>
         <w:rPr>
           <w:rFonts w:cs="Times New Roman"/>
+          <w:bCs/>
         </w:rPr>
       </w:pPr>
       <w:r>
@@ -17624,15 +17683,35 @@
           <w:rFonts w:cs="Times New Roman"/>
           <w:b/>
         </w:rPr>
-        <w:t xml:space="preserve">Pre-deployment baseline (2021–2023). The period from 2021 to 2023 establishes the baseline against which Better.com's AI strategy must be assessed. Public registration materials filed during the company's SPAC process show that Better's funded loan volume rose from $24.2 billion in 2020 to $58.0 billion in 2021, representing year-over-year growth of approximately 139%, before the company's financial performance deteriorated significantly in the second half of 2021 and into 2022 as the interest-rate environment </w:t>
-      </w:r>
+        <w:t>Pre-deployment baseline (2021–2023).</w:t>
+      </w:r>
+      <w:r>
+        <w:rPr>
+          <w:rFonts w:cs="Times New Roman"/>
+          <w:bCs/>
+        </w:rPr>
+        <w:t xml:space="preserve"> The period from 2021 to 2023 establishes the baseline against which Better.com's AI strategy must be assessed. Public registration materials filed during the company's SPAC process show that Better's funded loan volume rose from $24.2 billion in 2020 to $58.0 billion in 2021, representing year-over-year growth of approximately 139%, before the company's financial performance deteriorated significantly in the second half of 2021 and into 2022 as the interest-rate environment shifted (Better HoldCo, Inc., 2023). The broader mortgage market changed during this period: the Federal Reserve's rapid rate increases reduced refinancing demand and made origination volumes difficult to sustain. Better's 2023 results reported revenue of approximately $76.8 million, funded loan volume of $3.0 billion, and an adjusted EBITDA loss of $163 million, while emphasising that total expenses had been reduced by 71% year over year and by more than $1.1 billion compared with 2021 (Better Home &amp; Finance Holding Company, 2024b). This period therefore captures the strategic crisis that made scalable automation attractive: during the boom, capacity could be expanded through hiring; after the contraction, Better faced the challenge of rebuilding operating leverage without proportional headcount growth.</w:t>
+      </w:r>
+    </w:p>
+    <w:p>
+      <w:pPr>
+        <w:rPr>
+          <w:rFonts w:cs="Times New Roman"/>
+        </w:rPr>
+      </w:pPr>
       <w:r>
         <w:rPr>
           <w:rFonts w:cs="Times New Roman"/>
           <w:b/>
         </w:rPr>
         <w:lastRenderedPageBreak/>
-        <w:t>shifted (Better HoldCo, Inc., 2023). The broader mortgage market changed during this period: the Federal Reserve's rapid rate increases reduced refinancing demand and made origination volumes difficult to sustain. Better's 2023 results reported revenue of approximately $76.8 million, funded loan volume of $3.0 billion, and an adjusted EBITDA loss of $163 million, while emphasising that total expenses had been reduced by 71% year over year and by more than $1.1 billion compared with 2021 (Better Home &amp; Finance Holding Company, 2024b). This period therefore captures the strategic crisis that made scalable automation attractive: during the boom, capacity could be expanded through hiring; after the contraction, Better faced the challenge of rebuilding operating leverage without proportional headcount growth.</w:t>
+        <w:t>Transition year (2024).</w:t>
+      </w:r>
+      <w:r>
+        <w:rPr>
+          <w:rFonts w:cs="Times New Roman"/>
+        </w:rPr>
+        <w:t xml:space="preserve"> The year 2024 should be interpreted as a transition period rather than a full post-deployment year. Betsy was formally launched on 17 October 2024, meaning that annual 2024 results necessarily combine approximately ten months of pre-deployment operations with only a short initial post-launch window. The launch announcement described Betsy as designed to communicate with prospective and existing customers, answer mortgage application inquiries, collect and verify outstanding application data, and interface with Tinman in real time (Better Home &amp; Finance Holding Company, 2024a). On a standardised analytical basis, full-year 2024 revenue was approximately $108.5 million (up from $76.8 million in 2023) and the net loss narrowed to approximately $206.3 million (from approximately $536.4 million in 2023), while funded loan volume increased to approximately $3.6 billion from $3.0 billion (Better Home &amp; Finance Holding Company, 2025a). These improvements reflect Better's broader recovery trajectory — driven by expense management, restructuring, and early AI integration — rather than isolating Betsy's specific contribution. The 2024 data should therefore support a transition narrative, not a clean pre/post comparison.</w:t>
       </w:r>
     </w:p>
     <w:p>
@@ -17646,40 +17725,20 @@
           <w:rFonts w:cs="Times New Roman"/>
           <w:b/>
         </w:rPr>
-        <w:t>Transition year (2024).</w:t>
-      </w:r>
-      <w:r>
-        <w:rPr>
-          <w:rFonts w:cs="Times New Roman"/>
-        </w:rPr>
-        <w:t xml:space="preserve"> The year 2024 should be interpreted as a transition period rather than a full post-deployment year. Betsy was formally launched on 17 October 2024, meaning that annual 2024 results necessarily combine approximately ten months of pre-deployment operations with only a short initial post-launch window. The launch announcement described Betsy as designed to communicate with prospective and existing customers, answer mortgage application inquiries, collect and verify outstanding application data, and interface with Tinman in real time (Better Home &amp; Finance Holding Company, 2024a). On a standardised analytical basis, full-year 2024 revenue was approximately $108.5 million (up from $76.8 million in 2023) and the net loss narrowed to approximately $206.3 million (from approximately $536.4 million in 2023), while funded loan volume increased to approximately $3.6 billion from $3.0 billion (Better Home &amp; Finance Holding Company, 2025a). These improvements reflect Better's broader recovery trajectory — driven by expense management, restructuring, and early AI integration — rather than isolating Betsy's specific contribution. The 2024 data should therefore support a transition narrative, not a clean pre/post comparison.</w:t>
-      </w:r>
-    </w:p>
-    <w:p>
-      <w:pPr>
-        <w:rPr>
-          <w:rFonts w:cs="Times New Roman"/>
-        </w:rPr>
-      </w:pPr>
-      <w:r>
-        <w:rPr>
-          <w:rFonts w:cs="Times New Roman"/>
-          <w:b/>
-        </w:rPr>
         <w:t>Scaling period (2025–2026).</w:t>
       </w:r>
       <w:r>
         <w:rPr>
           <w:rFonts w:cs="Times New Roman"/>
         </w:rPr>
-        <w:t xml:space="preserve"> By 2025, Betsy was part of Better's broader AI-enabled operating model. In its fourth-quarter and full-year 2024 results release, Better reported that Betsy was conducting more than 115,000 customer interactions per month and that approximately 40% of loan files were receiving Tinman AI underwriting review — management-reported indicators suggesting a shift from experimentation to sustained operational use (Better Home &amp; Finance Holding Company, 2025a). This customer-interaction figure reflects a broader reporting base </w:t>
+        <w:t xml:space="preserve"> By 2025, Betsy was part of Better's broader AI-enabled operating model. In its fourth-quarter and full-year 2024 results release, Better reported that Betsy was conducting more than 115,000 customer interactions per month and that approximately 40% of loan files were receiving Tinman AI underwriting review — management-reported indicators suggesting a shift from experimentation to sustained operational use (Better Home &amp; Finance Holding Company, 2025a). This customer-interaction figure reflects a broader reporting base than the approximately 100,000 mortgage-related phone calls per month referenced in the subsequent Better–ElevenLabs joint materials (Better Home &amp; Finance Holding Company &amp; ElevenLabs, 2026); the two metrics differ in scope and should not be treated as numerically contradictory. Better's Q1 2025 release stated that Betsy had been further expanded into processing and underwriting workflows, while the Q2 2025 release confirmed that Betsy had been extended to autonomously enable consumers to lock their rate and move their loan toward closing (Better Home &amp; Finance Holding Company, 2025b, 2025c). According to ElevenLabs case material, Better adopted ElevenAgents in June 2025 to extend Tinman's digital mortgage workflows through Betsy's voice interface; the partnership was publicly described in the joint Better–ElevenLabs materials released in 2026 (Better Home &amp; Finance Holding Company &amp; ElevenLabs, 2026; ElevenLabs, 2026). The scaling period must be interpreted with caution: the available data captures </w:t>
       </w:r>
       <w:r>
         <w:rPr>
           <w:rFonts w:cs="Times New Roman"/>
         </w:rPr>
         <w:lastRenderedPageBreak/>
-        <w:t>than the approximately 100,000 mortgage-related phone calls per month referenced in the subsequent Better–ElevenLabs joint materials (Better Home &amp; Finance Holding Company &amp; ElevenLabs, 2026); the two metrics differ in scope and should not be treated as numerically contradictory. Better's Q1 2025 release stated that Betsy had been further expanded into processing and underwriting workflows, while the Q2 2025 release confirmed that Betsy had been extended to autonomously enable consumers to lock their rate and move their loan toward closing (Better Home &amp; Finance Holding Company, 2025b, 2025c). According to ElevenLabs case material, Better adopted ElevenAgents in June 2025 to extend Tinman's digital mortgage workflows through Betsy's voice interface; the partnership was publicly described in the joint Better–ElevenLabs materials released in 2026 (Better Home &amp; Finance Holding Company &amp; ElevenLabs, 2026; ElevenLabs, 2026). The scaling period must be interpreted with caution: the available data captures Better.com's overall post-Betsy trajectory but does not isolate Betsy's effect from the concurrent maturation of Tinman, the NEO channel launch, product mix shifts, and broader market conditions. The thesis therefore treats 2025–2026 as evidence of the broader Betsy/Tinman AI operating model rather than a causal test of a single voice agent.</w:t>
+        <w:t>Better.com's overall post-Betsy trajectory but does not isolate Betsy's effect from the concurrent maturation of Tinman, the NEO channel launch, product mix shifts, and broader market conditions. The thesis therefore treats 2025–2026 as evidence of the broader Betsy/Tinman AI operating model rather than a causal test of a single voice agent.</w:t>
       </w:r>
     </w:p>
     <w:p>
@@ -17766,7 +17825,25 @@
           <w:i/>
           <w:sz w:val="20"/>
         </w:rPr>
-        <w:t>Terminology note: Throughout this chapter, "the broader Betsy/Tinman AI operating model" refers to the joint configuration of the Tinman platform, the Betsy voice agent, the ElevenLabs voice infrastructure, the human-in-the-loop escalation structure, and the surrounding organisational practices. Where the chapter refers to Betsy as a discrete component, this is made explicit.</w:t>
+        <w:t xml:space="preserve">Terminology </w:t>
+      </w:r>
+      <w:proofErr w:type="gramStart"/>
+      <w:r>
+        <w:rPr>
+          <w:rFonts w:cs="Times New Roman"/>
+          <w:i/>
+          <w:sz w:val="20"/>
+        </w:rPr>
+        <w:t>note</w:t>
+      </w:r>
+      <w:proofErr w:type="gramEnd"/>
+      <w:r>
+        <w:rPr>
+          <w:rFonts w:cs="Times New Roman"/>
+          <w:i/>
+          <w:sz w:val="20"/>
+        </w:rPr>
+        <w:t>: Throughout this chapter, "the broader Betsy/Tinman AI operating model" refers to the joint configuration of the Tinman platform, the Betsy voice agent, the ElevenLabs voice infrastructure, the human-in-the-loop escalation structure, and the surrounding organisational practices. Where the chapter refers to Betsy as a discrete component, this is made explicit.</w:t>
       </w:r>
     </w:p>
     <w:p>
@@ -17792,14 +17869,14 @@
         <w:rPr>
           <w:rFonts w:cs="Times New Roman"/>
         </w:rPr>
-        <w:t>RQ1 is answered primarily through the qualitative case-study evidence established in Chapter 4, supplemented by company disclosures and vendor materials (Better Home &amp; Finance Holding Company, 2024a, 2026; ElevenLabs, 2026). RQ2 is answered through two largely independent quantitative streams: the longitudinal financial analysis of Better's 2021–2025 SEC filings, contextualised against Rocket Mortgage as a directional industry benchmark; and the NLP analysis of 1,915 cleaned Trustpilot reviews segmented around Betsy's 17 October 2024 launch (Better Home &amp; Finance Holding Company, 2024a). Following the convergent parallel mixed-methods design described in Chapter 3, the three streams are interpreted together, with explicit attention to convergence and divergence. Two interpretive constraints frame the chapter. First, the thesis relies on observational, public, secondary data; consequently, the chapter does not claim causal identification of Betsy's independent contribution — it evaluates whether the post-</w:t>
+        <w:t xml:space="preserve">RQ1 is answered primarily through the qualitative case-study evidence established in Chapter 4, supplemented by company disclosures and vendor materials (Better Home &amp; Finance Holding Company, 2024a, 2026; ElevenLabs, 2026). RQ2 is answered through two largely independent quantitative streams: the longitudinal financial analysis of Better's 2021–2025 SEC filings, contextualised against Rocket Mortgage as a directional industry benchmark; and the NLP analysis of 1,915 cleaned Trustpilot reviews segmented around Betsy's 17 October 2024 launch (Better Home &amp; Finance Holding Company, 2024a). Following the convergent parallel mixed-methods design described in Chapter 3, the three streams are interpreted together, with explicit attention to convergence and divergence. Two interpretive constraints frame the chapter. First, the thesis relies on observational, public, secondary data; consequently, the chapter does not claim causal identification of Betsy's independent contribution — it evaluates whether the post-deployment evidence is consistent with AI-enabled operational leverage in the sense theorised by Brynjolfsson </w:t>
       </w:r>
       <w:r>
         <w:rPr>
           <w:rFonts w:cs="Times New Roman"/>
         </w:rPr>
         <w:lastRenderedPageBreak/>
-        <w:t>deployment evidence is consistent with AI-enabled operational leverage in the sense theorised by Brynjolfsson et al. (2023) and Aggarwal et al. (2025). Second, the chapter foregrounds an analytically significant divergence: financial and operational metrics improve across 2024–2025, while independent Trustpilot ratings and VADER sentiment decline significantly over the same period and explicit AI mentions remain near-zero. Rather than treating this as a contradiction, the chapter treats it as a triangulation insight.</w:t>
+        <w:t>et al. (2023) and Aggarwal et al. (2025). Second, the chapter foregrounds an analytically significant divergence: financial and operational metrics improve across 2024–2025, while independent Trustpilot ratings and VADER sentiment decline significantly over the same period and explicit AI mentions remain near-zero. Rather than treating this as a contradiction, the chapter treats it as a triangulation insight.</w:t>
       </w:r>
     </w:p>
     <w:p>
@@ -17871,14 +17948,28 @@
         <w:rPr>
           <w:rFonts w:cs="Times New Roman"/>
         </w:rPr>
-        <w:t xml:space="preserve">Better.com's ability to deploy a voice AI loan assistant rests on the fact that its mortgage process is already encoded in Tinman, the company's proprietary, integrated mortgage operating platform. Tinman functions as the system of record for borrower data, pricing, documentation, eligibility checks, workflow routing, and audit trails (Better Home &amp; Finance Holding Company, 2026). This matters because, in the task-technology fit tradition of Goodhue and Thompson (1995), the fit between a conversational technology and the work it is asked to perform depends </w:t>
+        <w:t xml:space="preserve">Better.com's ability to deploy a </w:t>
+      </w:r>
+      <w:proofErr w:type="gramStart"/>
+      <w:r>
+        <w:rPr>
+          <w:rFonts w:cs="Times New Roman"/>
+        </w:rPr>
+        <w:t>voice AI loan assistant rests</w:t>
+      </w:r>
+      <w:proofErr w:type="gramEnd"/>
+      <w:r>
+        <w:rPr>
+          <w:rFonts w:cs="Times New Roman"/>
+        </w:rPr>
+        <w:t xml:space="preserve"> on the fact that its mortgage process is already encoded in Tinman, the company's proprietary, integrated mortgage operating platform. Tinman functions as the system of record for borrower data, pricing, documentation, eligibility checks, workflow routing, and audit trails (Better Home &amp; Finance Holding Company, 2026). This matters because, in the task-technology fit tradition of Goodhue and Thompson (1995), the fit between a conversational technology and the work it is asked to perform depends on whether the technology has access to the data and process state needed for the task. A voice LLM agent operating without access to a structured mortgage system would be limited to generic </w:t>
       </w:r>
       <w:r>
         <w:rPr>
           <w:rFonts w:cs="Times New Roman"/>
         </w:rPr>
         <w:lastRenderedPageBreak/>
-        <w:t>on whether the technology has access to the data and process state needed for the task. A voice LLM agent operating without access to a structured mortgage system would be limited to generic informational dialogue. Operating on top of Tinman, the agent is positioned to reference an applicant's loan stage, request missing documentation, or surface status information derived from the system of record. The case evidence therefore suggests that the operational meaningfulness of Betsy is not a property of the voice agent in isolation; it is a joint property of Betsy and the Tinman-mediated workflow into which it is embedded.</w:t>
+        <w:t>informational dialogue. Operating on top of Tinman, the agent is positioned to reference an applicant's loan stage, request missing documentation, or surface status information derived from the system of record. The case evidence therefore suggests that the operational meaningfulness of Betsy is not a property of the voice agent in isolation; it is a joint property of Betsy and the Tinman-mediated workflow into which it is embedded.</w:t>
       </w:r>
     </w:p>
     <w:p>
@@ -17934,8 +18025,14 @@
         <w:rPr>
           <w:rFonts w:cs="Times New Roman"/>
         </w:rPr>
+        <w:t xml:space="preserve">This division of labour is consistent with Huang and Rust's (2018) service-AI hierarchy, which distinguishes mechanical, analytical, intuitive, and empathetic dimensions of service work. Betsy operates primarily within the mechanical and analytical dimensions — retrieving structured </w:t>
+      </w:r>
+      <w:r>
+        <w:rPr>
+          <w:rFonts w:cs="Times New Roman"/>
+        </w:rPr>
         <w:lastRenderedPageBreak/>
-        <w:t>This division of labour is consistent with Huang and Rust's (2018) service-AI hierarchy, which distinguishes mechanical, analytical, intuitive, and empathetic dimensions of service work. Betsy operates primarily within the mechanical and analytical dimensions — retrieving structured information, executing predictable conversational scripts, and handling routine status communication — while higher-stakes interactions involving borrower-specific judgement, regulatory advice, or escalation are routed to humans. It is also broadly consistent with the field-experimental evidence from Wang et al. (2023) on voice-based AI in call-centre settings, where voice AI agents complement rather than replace human workers, and from Zhang et al. (2023) on the operational performance effects of AI-based conversational agents in call centres. Crucially, however, the case-study evidence does not allow attribution of any specific operational outcome at Better.com to Betsy in isolation; it shows that Betsy is positioned as a coordination layer within the broader Betsy/Tinman operating model.</w:t>
+        <w:t>information, executing predictable conversational scripts, and handling routine status communication — while higher-stakes interactions involving borrower-specific judgement, regulatory advice, or escalation are routed to humans. It is also broadly consistent with the field-experimental evidence from Wang et al. (2023) on voice-based AI in call-centre settings, where voice AI agents complement rather than replace human workers, and from Zhang et al. (2023) on the operational performance effects of AI-based conversational agents in call centres. Crucially, however, the case-study evidence does not allow attribution of any specific operational outcome at Better.com to Betsy in isolation; it shows that Betsy is positioned as a coordination layer within the broader Betsy/Tinman operating model.</w:t>
       </w:r>
     </w:p>
     <w:p>
@@ -17978,14 +18075,7 @@
         <w:rPr>
           <w:rFonts w:cs="Times New Roman"/>
         </w:rPr>
-        <w:t xml:space="preserve">The vendor evidence must be treated cautiously. ElevenLabs and Better.com both have incentives to present the deployment favourably in joint case-study materials, and figures cited in vendor communications are not independently audited. Following Mogaji and Nguyen's (2021) caution about treating AI vendor claims as independent evidence of business value, this thesis uses the Better.com–ElevenLabs materials to characterise the integration mechanism rather than to substantiate magnitude claims about cost savings or revenue uplift. Where vendor materials </w:t>
-      </w:r>
-      <w:r>
-        <w:rPr>
-          <w:rFonts w:cs="Times New Roman"/>
-        </w:rPr>
-        <w:lastRenderedPageBreak/>
-        <w:t>and Better's own SEC disclosures align, the alignment is reported; where vendor materials extend beyond what Better's SEC filings disclose, the claim is treated as moderate-strength descriptive evidence only.</w:t>
+        <w:t>The vendor evidence must be treated cautiously. ElevenLabs and Better.com both have incentives to present the deployment favourably in joint case-study materials, and figures cited in vendor communications are not independently audited. Following Mogaji and Nguyen's (2021) caution about treating AI vendor claims as independent evidence of business value, this thesis uses the Better.com–ElevenLabs materials to characterise the integration mechanism rather than to substantiate magnitude claims about cost savings or revenue uplift. Where vendor materials and Better's own SEC disclosures align, the alignment is reported; where vendor materials extend beyond what Better's SEC filings disclose, the claim is treated as moderate-strength descriptive evidence only.</w:t>
       </w:r>
     </w:p>
     <w:p>
@@ -18001,6 +18091,7 @@
         <w:rPr>
           <w:rFonts w:cs="Times New Roman"/>
         </w:rPr>
+        <w:lastRenderedPageBreak/>
         <w:t>5.2.4 Human-AI Collaboration and Regulated Task Boundaries</w:t>
       </w:r>
       <w:bookmarkEnd w:id="55"/>
@@ -18057,14 +18148,14 @@
         <w:rPr>
           <w:rFonts w:cs="Times New Roman"/>
         </w:rPr>
-        <w:t>This section addresses the operational and financial dimensions of RQ2. The analytical strategy is descriptive and longitudinal. The 2024-to-2025 comparison is treated as the primary post-</w:t>
+        <w:t xml:space="preserve">This section addresses the operational and financial dimensions of RQ2. The analytical strategy is descriptive and longitudinal. The 2024-to-2025 comparison is treated as the primary post-transition window, because Betsy launched on 17 October 2024 and 2025 is therefore the first full post-launch fiscal year (Better Home &amp; Finance Holding Company, 2024a). The 2023-to-2025 comparison is reported as supporting evidence of recovery from the 2023 trough rather than as a Betsy-specific causal comparison. The pre-period 2021–2023 average is used as a robustness </w:t>
       </w:r>
       <w:r>
         <w:rPr>
           <w:rFonts w:cs="Times New Roman"/>
         </w:rPr>
         <w:lastRenderedPageBreak/>
-        <w:t>transition window, because Betsy launched on 17 October 2024 and 2025 is therefore the first full post-launch fiscal year (Better Home &amp; Finance Holding Company, 2024a). The 2023-to-2025 comparison is reported as supporting evidence of recovery from the 2023 trough rather than as a Betsy-specific causal comparison. The pre-period 2021–2023 average is used as a robustness check to show that 2025 figures, while higher than the 2024 transition year, have not fully returned to pandemic-era levels. Throughout, Rocket Companies is used as a directional industry benchmark; differences in scale, business model, and the 2025 Mr. Cooper acquisition mean that Rocket cannot serve as a formal counterfactual.</w:t>
+        <w:t>check to show that 2025 figures, while higher than the 2024 transition year, have not fully returned to pandemic-era levels. Throughout, Rocket Companies is used as a directional industry benchmark; differences in scale, business model, and the 2025 Mr. Cooper acquisition mean that Rocket cannot serve as a formal counterfactual.</w:t>
       </w:r>
     </w:p>
     <w:p>
@@ -18130,7 +18221,6 @@
           <w:i/>
           <w:sz w:val="20"/>
         </w:rPr>
-        <w:lastRenderedPageBreak/>
         <w:t>Figure 5.1. Better.com revenue, standardised total expense base, and net income/loss, 2021–2025. Shaded regions mark the pre-Betsy baseline (2021–2023), the 2024 transition year, and the 2025 post-Betsy fiscal year. Source: Better Home &amp; Finance Holding Company SEC filings (S-1; 10-K 2023, 2024, 2025).</w:t>
       </w:r>
     </w:p>
@@ -18147,6 +18237,7 @@
         <w:rPr>
           <w:rFonts w:cs="Times New Roman"/>
         </w:rPr>
+        <w:lastRenderedPageBreak/>
         <w:t>5.3.1 Revenue Recovery and Post-Transition Growth</w:t>
       </w:r>
       <w:bookmarkEnd w:id="57"/>
@@ -18204,14 +18295,14 @@
         <w:rPr>
           <w:rFonts w:cs="Times New Roman"/>
         </w:rPr>
-        <w:t xml:space="preserve">The strongest descriptive evidence for operational efficiency at Better.com is the trajectory of the expense ratio, defined as the standardised total expense base divided by total net revenue. This </w:t>
+        <w:t xml:space="preserve">The strongest descriptive evidence for operational efficiency at Better.com is the trajectory of the expense ratio, defined as the standardised total expense base divided by total net revenue. This ratio improved from 4.79 in 2023 to 2.89 in 2024 and 2.01 in 2025. Between 2024 and 2025, revenue grew by approximately 52.0 per cent while the standardised expense base grew by only approximately 5.3 per cent (2024: $313.9 million → 2025: $330.7 million), compared with the 2023 expense level of $368.1 million, which had already fallen substantially through restructuring. </w:t>
       </w:r>
       <w:r>
         <w:rPr>
           <w:rFonts w:cs="Times New Roman"/>
         </w:rPr>
         <w:lastRenderedPageBreak/>
-        <w:t>ratio improved from 4.79 in 2023 to 2.89 in 2024 and 2.01 in 2025. Between 2024 and 2025, revenue grew by approximately 52.0 per cent while the standardised expense base grew by only approximately 5.3 per cent (2024: $313.9 million → 2025: $330.7 million), compared with the 2023 expense level of $368.1 million, which had already fallen substantially through restructuring. This pattern — substantial revenue growth with only marginal cost growth — is consistent with AI-enabled operational leverage: a process-aware operating platform absorbing additional volume without proportional cost expansion.</w:t>
+        <w:t>This pattern — substantial revenue growth with only marginal cost growth — is consistent with AI-enabled operational leverage: a process-aware operating platform absorbing additional volume without proportional cost expansion.</w:t>
       </w:r>
     </w:p>
     <w:p>
@@ -18502,7 +18593,21 @@
         <w:rPr>
           <w:rFonts w:cs="Times New Roman"/>
         </w:rPr>
-        <w:t>The benchmark exercise also produces honest counter-evidence. Rocket remains far larger and more diversified than Better, and reports positive net income in most years across the benchmark window, whereas Better reports net losses throughout 2021–2025. Better is therefore operating from a much smaller and more constrained base, and even an operational-leverage trajectory does not yet bring it to profitability. The benchmark contextualises Better's trajectory against broad market recovery effects without replacing the central case-level interpretation.</w:t>
+        <w:t xml:space="preserve">The benchmark exercise also produces honest counter-evidence. Rocket remains far larger and more diversified than </w:t>
+      </w:r>
+      <w:proofErr w:type="gramStart"/>
+      <w:r>
+        <w:rPr>
+          <w:rFonts w:cs="Times New Roman"/>
+        </w:rPr>
+        <w:t>Better</w:t>
+      </w:r>
+      <w:proofErr w:type="gramEnd"/>
+      <w:r>
+        <w:rPr>
+          <w:rFonts w:cs="Times New Roman"/>
+        </w:rPr>
+        <w:t>, and reports positive net income in most years across the benchmark window, whereas Better reports net losses throughout 2021–2025. Better is therefore operating from a much smaller and more constrained base, and even an operational-leverage trajectory does not yet bring it to profitability. The benchmark contextualises Better's trajectory against broad market recovery effects without replacing the central case-level interpretation.</w:t>
       </w:r>
     </w:p>
     <w:p>
@@ -18628,14 +18733,14 @@
         <w:rPr>
           <w:rFonts w:cs="Times New Roman"/>
         </w:rPr>
-        <w:t xml:space="preserve">The independent customer-discourse stream is a corpus of 1,915 cleaned Trustpilot reviews of Better.com (1,746 pre-Betsy; 169 post-Betsy). Two complementary signals are computed on the full clean dataset: the average star rating and the lexicon-based VADER compound sentiment score (Hutto &amp; Gilbert, 2014). On both signals, the post-Betsy period is associated with </w:t>
+        <w:t xml:space="preserve">The independent customer-discourse stream is a corpus of 1,915 cleaned Trustpilot reviews of Better.com (1,746 pre-Betsy; 169 post-Betsy). Two complementary signals are computed on the full clean dataset: the average star rating and the lexicon-based VADER compound sentiment score (Hutto &amp; Gilbert, 2014). On both signals, the post-Betsy period is associated with statistically </w:t>
       </w:r>
       <w:r>
         <w:rPr>
           <w:rFonts w:cs="Times New Roman"/>
         </w:rPr>
         <w:lastRenderedPageBreak/>
-        <w:t>statistically significant declines. Mean star ratings fall from approximately 4.2806 to 3.8580, a decline of approximately 0.4226 points, with Welch's t-test p = 0.0019 and Cohen's d = 0.2899 (small-to-medium effect). VADER sentiment falls from approximately 0.6416 to 0.5151, a decline of approximately 0.1265, with p = 0.0057 and d = 0.2505.</w:t>
+        <w:t>significant declines. Mean star ratings fall from approximately 4.2806 to 3.8580, a decline of approximately 0.4226 points, with Welch's t-test p = 0.0019 and Cohen's d = 0.2899 (small-to-medium effect). VADER sentiment falls from approximately 0.6416 to 0.5151, a decline of approximately 0.1265, with p = 0.0057 and d = 0.2505.</w:t>
       </w:r>
     </w:p>
     <w:p>
@@ -18727,14 +18832,14 @@
         <w:rPr>
           <w:rFonts w:cs="Times New Roman"/>
         </w:rPr>
-        <w:t xml:space="preserve">Three interpretive moves are required to read the Trustpilot evidence responsibly. First, the post-Betsy sample is approximately ten times smaller than the pre-Betsy sample (169 vs. 1,746), making the post-period estimate more sensitive to a small number of unusually negative reviews. Second, Trustpilot reviewers are self-selected and prone to extreme-response bias (Filieri, 2015; Luca, 2016), and the platform is therefore not representative of the full Better.com customer base. Third, the evidence is associative rather than causal: many factors changed concurrently </w:t>
+        <w:t xml:space="preserve">Three interpretive moves are required to read the Trustpilot evidence responsibly. First, the post-Betsy sample is approximately ten times smaller than the pre-Betsy sample (169 vs. 1,746), making the post-period estimate more sensitive to a small number of unusually negative reviews. Second, Trustpilot reviewers are self-selected and prone to extreme-response bias (Filieri, 2015; Luca, 2016), and the platform is therefore not representative of the full Better.com customer base. Third, the evidence is associative rather than causal: many factors changed concurrently with Betsy's </w:t>
       </w:r>
       <w:r>
         <w:rPr>
           <w:rFonts w:cs="Times New Roman"/>
         </w:rPr>
         <w:lastRenderedPageBreak/>
-        <w:t>with Betsy's launch, and the keyword analysis cannot determine whether individual reviewers interacted with Betsy. The most defensible interpretation is that independent customer discourse on Trustpilot does not mirror the management-reported NPS improvement and instead displays a small-to-medium statistically significant decline in both ratings and sentiment. Cohen's d values of approximately 0.29 (ratings) and 0.25 (sentiment) are not negligible but correspond to a moderate distributional shift rather than a collapse of customer discourse.</w:t>
+        <w:t>launch, and the keyword analysis cannot determine whether individual reviewers interacted with Betsy. The most defensible interpretation is that independent customer discourse on Trustpilot does not mirror the management-reported NPS improvement and instead displays a small-to-medium statistically significant decline in both ratings and sentiment. Cohen's d values of approximately 0.29 (ratings) and 0.25 (sentiment) are not negligible but correspond to a moderate distributional shift rather than a collapse of customer discourse.</w:t>
       </w:r>
     </w:p>
     <w:p>
@@ -18830,7 +18935,7 @@
           <w:i/>
           <w:sz w:val="20"/>
         </w:rPr>
-        <w:t xml:space="preserve">Figure 5.5. Keyword-group prevalence across seven thematic categories, pre-Betsy (n = 1,746) and post-Betsy (n = 169) Trustpilot reviews. Cost/Rates is the only group surviving Bonferroni correction (raw Fisher's exact p ≈ </w:t>
+        <w:t xml:space="preserve">Figure 5.5. Keyword-group prevalence across seven thematic categories, pre-Betsy (n = 1,746) and post-Betsy (n = 169) Trustpilot reviews. Cost/Rates is the only group surviving Bonferroni correction (raw Fisher's exact p ≈ 0.0009; </w:t>
       </w:r>
       <w:r>
         <w:rPr>
@@ -18839,7 +18944,7 @@
           <w:sz w:val="20"/>
         </w:rPr>
         <w:lastRenderedPageBreak/>
-        <w:t>0.0009; adjusted p ≈ 0.006). Source: Author's analysis of 1,915 cleaned Trustpilot reviews; chi-square tests with Yates' continuity correction (Fisher's exact substituted where any expected cell count fell below five) with Bonferroni correction.</w:t>
+        <w:t>adjusted p ≈ 0.006). Source: Author's analysis of 1,915 cleaned Trustpilot reviews; chi-square tests with Yates' continuity correction (Fisher's exact substituted where any expected cell count fell below five) with Bonferroni correction.</w:t>
       </w:r>
     </w:p>
     <w:p>
@@ -18895,7 +19000,21 @@
         <w:rPr>
           <w:rFonts w:cs="Times New Roman"/>
         </w:rPr>
-        <w:t>BERTopic neural topic modelling (Grootendorst, 2022) was applied to a 1,804-document subset of the cleaned Trustpilot corpus, after filtering CEO- and 2021-controversy-related reviews. The pipeline produced 44 topics; 1,198 documents were successfully clustered and 606 were assigned to the HDBSCAN noise class. The clustered non-outlier subsample used for the topic-share comparison consists of 1,077 pre-Betsy and 121 post-Betsy reviews. Because the post-Betsy clustered non-outlier sample is small, topic-share differences are interpreted as descriptive signals rather than as statistically tested population-level changes.</w:t>
+        <w:t xml:space="preserve">BERTopic neural topic modelling (Grootendorst, 2022) was applied to </w:t>
+      </w:r>
+      <w:proofErr w:type="gramStart"/>
+      <w:r>
+        <w:rPr>
+          <w:rFonts w:cs="Times New Roman"/>
+        </w:rPr>
+        <w:t>a</w:t>
+      </w:r>
+      <w:proofErr w:type="gramEnd"/>
+      <w:r>
+        <w:rPr>
+          <w:rFonts w:cs="Times New Roman"/>
+        </w:rPr>
+        <w:t xml:space="preserve"> 1,804-document subset of the cleaned Trustpilot corpus, after filtering CEO- and 2021-controversy-related reviews. The pipeline produced 44 topics; 1,198 documents were successfully clustered and 606 were assigned to the HDBSCAN noise class. The clustered non-outlier subsample used for the topic-share comparison consists of 1,077 pre-Betsy and 121 post-Betsy reviews. Because the post-Betsy clustered non-outlier sample is small, topic-share differences are interpreted as descriptive signals rather than as statistically tested population-level changes.</w:t>
       </w:r>
     </w:p>
     <w:p>
@@ -19103,15 +19222,115 @@
         <w:rPr>
           <w:rFonts w:cs="Times New Roman"/>
         </w:rPr>
-        <w:t xml:space="preserve">Five boundary conditions frame the empirical findings of this chapter; the full treatment is in Chapter 8. The analysis is a single-case observational study using public secondary data, and annual financial reporting means FY 2024 blends roughly nine and a half months of pre-deployment performance with two and a half months of post-launch performance. The Trustpilot corpus is self-selected and substantially pre-period weighted (1,746 pre vs. 169 post-Betsy reviews). Rocket Companies serves as a directional benchmark only, not a counterfactual. Vendor and management-reported materials — including the joint Better–ElevenLabs press release's reported scale of approximately 100,000 mortgage-related calls per month and approximately 1.89 million inbound and outbound calls in 2025 — are used to characterise the </w:t>
-      </w:r>
+        <w:t>Five boundary conditions frame the empirical findings of this chapter; the full treatment is in Chapter 8. The analysis is a single-case observational study using public secondary data, and annual financial reporting means FY 2024 blends roughly nine and a half months of pre-deployment performance with two and a half months of post-launch performance. The Trustpilot corpus is self-selected and substantially pre-period weighted (1,746 pre vs. 169 post-Betsy reviews). Rocket Companies serves as a directional benchmark only, not a counterfactual. Vendor and management-reported materials — including the joint Better–ElevenLabs press release's reported scale of approximately 100,000 mortgage-related calls per month and approximately 1.89 million inbound and outbound calls in 2025 — are used to characterise the integration mechanism and call-volume scale, and are not treated as independent evidence of business-value magnitudes.</w:t>
+      </w:r>
+    </w:p>
+    <w:p>
+      <w:pPr>
+        <w:pStyle w:val="Heading2"/>
+        <w:rPr>
+          <w:rFonts w:cs="Times New Roman"/>
+        </w:rPr>
+      </w:pPr>
+      <w:bookmarkStart w:id="71" w:name="_Toc229599081"/>
       <w:r>
         <w:rPr>
           <w:rFonts w:cs="Times New Roman"/>
         </w:rPr>
         <w:lastRenderedPageBreak/>
-        <w:t>integration mechanism and call-volume scale, and are not treated as independent evidence of business-value magnitudes.</w:t>
-      </w:r>
+        <w:t>5.7 Summary of Empirical Findings</w:t>
+      </w:r>
+      <w:bookmarkEnd w:id="71"/>
+    </w:p>
+    <w:p>
+      <w:pPr>
+        <w:rPr>
+          <w:rFonts w:cs="Times New Roman"/>
+        </w:rPr>
+      </w:pPr>
+      <w:r>
+        <w:rPr>
+          <w:rFonts w:cs="Times New Roman"/>
+        </w:rPr>
+        <w:t>Chapter 5 has integrated qualitative case-study evidence, longitudinal financial evidence, and customer-discourse evidence into a single empirical argument addressing the two research questions.</w:t>
+      </w:r>
+    </w:p>
+    <w:p>
+      <w:pPr>
+        <w:rPr>
+          <w:rFonts w:cs="Times New Roman"/>
+        </w:rPr>
+      </w:pPr>
+      <w:r>
+        <w:rPr>
+          <w:rFonts w:cs="Times New Roman"/>
+          <w:b/>
+        </w:rPr>
+        <w:t>RQ1 (integration).</w:t>
+      </w:r>
+      <w:r>
+        <w:rPr>
+          <w:rFonts w:cs="Times New Roman"/>
+        </w:rPr>
+        <w:t xml:space="preserve"> Voice LLM agents become operationally meaningful in mortgage origination when they are embedded in a process-aware operating platform that exposes structured workflow state, scoped to a communication-coordination role rather than a regulated decision-making role, supported by low-latency voice infrastructure, and governed by an explicit human-AI collaboration model with auditable escalation. In the Better.com case, Tinman supplies the architectural prerequisite, Betsy operationalises the conversational coordination layer, ElevenLabs supplies the voice infrastructure, and the regulated task structure of mortgage origination supplies the human-in-the-loop boundary.</w:t>
+      </w:r>
+    </w:p>
+    <w:p>
+      <w:pPr>
+        <w:rPr>
+          <w:rFonts w:cs="Times New Roman"/>
+        </w:rPr>
+      </w:pPr>
+      <w:r>
+        <w:rPr>
+          <w:rFonts w:cs="Times New Roman"/>
+          <w:b/>
+        </w:rPr>
+        <w:t xml:space="preserve">RQ2 (business value). </w:t>
+      </w:r>
+      <w:r>
+        <w:rPr>
+          <w:rFonts w:cs="Times New Roman"/>
+          <w:bCs/>
+        </w:rPr>
+        <w:t>The financial evidence is consistent with AI-enabled operational leverage: revenue grew approximately 52 per cent (2024→2025) while expenses grew only approximately 5.3 per cent, the expense ratio declined from 2.89 to 2.01, net losses narrowed (though the company remained unprofitable in 2025), and revenue per employee improved approximately 42.9 per cent — though still below the 2021–2023 pre-period average of $0.130 million. Customer-experience evidence is mixed: management-reported NPS rose from approximately 39 to approximately 64, while independent Trustpilot star ratings declined from 4.2806 to 3.8580 (p = 0.0019; d = 0.2899) and VADER sentiment declined from 0.6416 to 0.5151 (p = 0.0057; d = 0.2505). Explicit AI mentions remained near 1 per cent throughout, consistent with voice AI operating as invisible infrastructure.</w:t>
+      </w:r>
+    </w:p>
+    <w:p>
+      <w:pPr>
+        <w:rPr>
+          <w:rFonts w:cs="Times New Roman"/>
+        </w:rPr>
+      </w:pPr>
+      <w:r>
+        <w:rPr>
+          <w:rFonts w:cs="Times New Roman"/>
+        </w:rPr>
+        <w:t xml:space="preserve">Synthesised across the three streams, the central empirical finding is that voice AI in financial services creates multidimensional, mediated business value rather than uniformly directional improvement. The financial signature is consistent with AI-enabled operational leverage but cannot isolate Betsy's specific contribution from the broader Betsy/Tinman AI operating model; customer discourse is mixed in ways that complicate, but do not invalidate, the management-reported NPS narrative; and the case-study evidence supplies the workflow-integration mechanism through which the financial signature becomes plausible. Chapter 6 develops the managerial and </w:t>
+      </w:r>
+      <w:r>
+        <w:rPr>
+          <w:rFonts w:cs="Times New Roman"/>
+        </w:rPr>
+        <w:lastRenderedPageBreak/>
+        <w:t>theoretical implications of these findings, including the design pattern the Better.com case suggests for voice LLM integration in regulated, communication-intensive financial-services workflows.</w:t>
+      </w:r>
+    </w:p>
+    <w:p>
+      <w:pPr>
+        <w:pStyle w:val="Heading1"/>
+        <w:rPr>
+          <w:rFonts w:cs="Times New Roman"/>
+        </w:rPr>
+      </w:pPr>
+      <w:bookmarkStart w:id="72" w:name="_Toc229599082"/>
+      <w:r>
+        <w:rPr>
+          <w:rFonts w:cs="Times New Roman"/>
+        </w:rPr>
+        <w:t>6. A Voice-AI-in-Regulated-Workflow Design Pattern</w:t>
+      </w:r>
+      <w:bookmarkEnd w:id="72"/>
     </w:p>
     <w:p>
       <w:pPr>
@@ -19120,179 +19339,67 @@
           <w:rFonts w:cs="Times New Roman"/>
         </w:rPr>
       </w:pPr>
-      <w:bookmarkStart w:id="71" w:name="_Toc229599081"/>
-      <w:r>
-        <w:rPr>
-          <w:rFonts w:cs="Times New Roman"/>
-        </w:rPr>
-        <w:t>5.7 Summary of Empirical Findings</w:t>
-      </w:r>
-      <w:bookmarkEnd w:id="71"/>
-    </w:p>
-    <w:p>
-      <w:pPr>
-        <w:rPr>
-          <w:rFonts w:cs="Times New Roman"/>
-        </w:rPr>
-      </w:pPr>
-      <w:r>
-        <w:rPr>
-          <w:rFonts w:cs="Times New Roman"/>
-        </w:rPr>
-        <w:t>Chapter 5 has integrated qualitative case-study evidence, longitudinal financial evidence, and customer-discourse evidence into a single empirical argument addressing the two research questions.</w:t>
-      </w:r>
-    </w:p>
-    <w:p>
-      <w:pPr>
-        <w:rPr>
-          <w:rFonts w:cs="Times New Roman"/>
-        </w:rPr>
-      </w:pPr>
-      <w:r>
-        <w:rPr>
-          <w:rFonts w:cs="Times New Roman"/>
-          <w:b/>
-        </w:rPr>
-        <w:t>RQ1 (integration).</w:t>
-      </w:r>
-      <w:r>
-        <w:rPr>
-          <w:rFonts w:cs="Times New Roman"/>
-        </w:rPr>
-        <w:t xml:space="preserve"> Voice LLM agents become operationally meaningful in mortgage origination when they are embedded in a process-aware operating platform that exposes structured workflow state, scoped to a communication-coordination role rather than a regulated decision-making role, supported by low-latency voice infrastructure, and governed by an explicit human-AI collaboration model with auditable escalation. In the Better.com case, Tinman supplies the architectural prerequisite, Betsy operationalises the conversational coordination layer, ElevenLabs supplies the voice infrastructure, and the regulated task structure of mortgage origination supplies the human-in-the-loop boundary.</w:t>
-      </w:r>
-    </w:p>
-    <w:p>
-      <w:pPr>
-        <w:rPr>
-          <w:rFonts w:cs="Times New Roman"/>
-        </w:rPr>
-      </w:pPr>
-      <w:r>
-        <w:rPr>
-          <w:rFonts w:cs="Times New Roman"/>
-          <w:b/>
-        </w:rPr>
-        <w:t xml:space="preserve">RQ2 (business value). </w:t>
-      </w:r>
-      <w:r>
-        <w:rPr>
-          <w:rFonts w:cs="Times New Roman"/>
-          <w:bCs/>
-        </w:rPr>
-        <w:t>The financial evidence is consistent with AI-enabled operational leverage: revenue grew approximately 52 per cent (2024→2025) while expenses grew only approximately 5.3 per cent, the expense ratio declined from 2.89 to 2.01, net losses narrowed (though the company remained unprofitable in 2025), and revenue per employee improved approximately 42.9 per cent — though still below the 2021–2023 pre-period average of $0.130 million. Customer-experience evidence is mixed: management-reported NPS rose from approximately 39 to approximately 64, while independent Trustpilot star ratings declined from 4.2806 to 3.8580 (p = 0.0019; d = 0.2899) and VADER sentiment declined from 0.6416 to 0.5151 (p = 0.0057; d = 0.2505). Explicit AI mentions remained near 1 per cent throughout, consistent with voice AI operating as invisible infrastructure.</w:t>
-      </w:r>
-    </w:p>
-    <w:p>
-      <w:pPr>
-        <w:rPr>
-          <w:rFonts w:cs="Times New Roman"/>
-        </w:rPr>
-      </w:pPr>
-      <w:r>
-        <w:rPr>
-          <w:rFonts w:cs="Times New Roman"/>
-        </w:rPr>
-        <w:t xml:space="preserve">Synthesised across the three streams, the central empirical finding is that voice AI in financial services creates multidimensional, mediated business value rather than uniformly directional improvement. The financial signature is consistent with AI-enabled operational leverage but cannot isolate Betsy's specific contribution from the broader Betsy/Tinman AI operating model; </w:t>
-      </w:r>
+      <w:bookmarkStart w:id="73" w:name="_Toc229599083"/>
+      <w:r>
+        <w:rPr>
+          <w:rFonts w:cs="Times New Roman"/>
+        </w:rPr>
+        <w:t>6.1 Introduction and Design-Science Framing</w:t>
+      </w:r>
+      <w:bookmarkEnd w:id="73"/>
+    </w:p>
+    <w:p>
+      <w:pPr>
+        <w:rPr>
+          <w:rFonts w:cs="Times New Roman"/>
+        </w:rPr>
+      </w:pPr>
+      <w:r>
+        <w:rPr>
+          <w:rFonts w:cs="Times New Roman"/>
+        </w:rPr>
+        <w:t>Chapter 5 established that Better.com's post-deployment trajectory is consistent with AI-enabled operational leverage on the financial-operational dimension and divergent across measurement instruments on the customer-experience dimension. The case evidence further suggests four architectural and organisational prerequisites: a process-aware operating platform, a coordination-layer scoping of the voice agent, low-latency voice infrastructure, and an auditable human-AI collaboration model with licensed-consultant escalation at the regulated boundary. This chapter formalises those four prerequisites as a design pattern in the design-science sense (Hevner, March, Park, &amp; Ram, 2004): a reusable configuration of components and rules for a recurring problem class.</w:t>
+      </w:r>
+    </w:p>
+    <w:p>
+      <w:pPr>
+        <w:rPr>
+          <w:rFonts w:cs="Times New Roman"/>
+        </w:rPr>
+      </w:pPr>
+      <w:r>
+        <w:rPr>
+          <w:rFonts w:cs="Times New Roman"/>
+        </w:rPr>
+        <w:t>Two distinctions frame the chapter. First, the pattern is not a causal model: in the Better.com case the four prerequisites are jointly observed with operational leverage and with low customer-side AI attribution, but the single-case revelatory design (Yin, 2018) supports only analytic generalisation to similar configurations, not statistical generalisation to a population of firms. Second, the pattern is not a deployment recipe: it specifies neither model size, vendor selection, dialogue-system architecture, nor compliance-document templates. It identifies the structural conditions under which a voice LLM agent in a regulated financial-services workflow is most likely to generate measurable business value.</w:t>
+      </w:r>
+    </w:p>
+    <w:p>
+      <w:pPr>
+        <w:rPr>
+          <w:rFonts w:cs="Times New Roman"/>
+        </w:rPr>
+      </w:pPr>
+      <w:r>
+        <w:rPr>
+          <w:rFonts w:cs="Times New Roman"/>
+        </w:rPr>
+        <w:t>Section 6.2 states the preconditions for value capture. Section 6.3 specifies the four-prerequisite voice-AI architecture and is illustrated in Figure 6.1. Section 6.4 describes the implementation stages observed in the case. Section 6.5 maps each prerequisite to the business-value mechanisms identified in Chapter 5. Section 6.6 states the pattern's boundary conditions, Section 6.7 outlines transferability to adjacent regulated settings, and Section 6.8 summarises the pattern.</w:t>
+      </w:r>
+    </w:p>
+    <w:p>
+      <w:pPr>
+        <w:pStyle w:val="Heading2"/>
+        <w:rPr>
+          <w:rFonts w:cs="Times New Roman"/>
+        </w:rPr>
+      </w:pPr>
+      <w:bookmarkStart w:id="74" w:name="_Toc229599084"/>
       <w:r>
         <w:rPr>
           <w:rFonts w:cs="Times New Roman"/>
         </w:rPr>
         <w:lastRenderedPageBreak/>
-        <w:t>customer discourse is mixed in ways that complicate, but do not invalidate, the management-reported NPS narrative; and the case-study evidence supplies the workflow-integration mechanism through which the financial signature becomes plausible. Chapter 6 develops the managerial and theoretical implications of these findings, including the design pattern the Better.com case suggests for voice LLM integration in regulated, communication-intensive financial-services workflows.</w:t>
-      </w:r>
-    </w:p>
-    <w:p>
-      <w:pPr>
-        <w:pStyle w:val="Heading1"/>
-        <w:rPr>
-          <w:rFonts w:cs="Times New Roman"/>
-        </w:rPr>
-      </w:pPr>
-      <w:bookmarkStart w:id="72" w:name="_Toc229599082"/>
-      <w:r>
-        <w:rPr>
-          <w:rFonts w:cs="Times New Roman"/>
-        </w:rPr>
-        <w:t>6. A Voice-AI-in-Regulated-Workflow Design Pattern</w:t>
-      </w:r>
-      <w:bookmarkEnd w:id="72"/>
-    </w:p>
-    <w:p>
-      <w:pPr>
-        <w:pStyle w:val="Heading2"/>
-        <w:rPr>
-          <w:rFonts w:cs="Times New Roman"/>
-        </w:rPr>
-      </w:pPr>
-      <w:bookmarkStart w:id="73" w:name="_Toc229599083"/>
-      <w:r>
-        <w:rPr>
-          <w:rFonts w:cs="Times New Roman"/>
-        </w:rPr>
-        <w:t>6.1 Introduction and Design-Science Framing</w:t>
-      </w:r>
-      <w:bookmarkEnd w:id="73"/>
-    </w:p>
-    <w:p>
-      <w:pPr>
-        <w:rPr>
-          <w:rFonts w:cs="Times New Roman"/>
-        </w:rPr>
-      </w:pPr>
-      <w:r>
-        <w:rPr>
-          <w:rFonts w:cs="Times New Roman"/>
-        </w:rPr>
-        <w:t>Chapter 5 established that Better.com's post-deployment trajectory is consistent with AI-enabled operational leverage on the financial-operational dimension and divergent across measurement instruments on the customer-experience dimension. The case evidence further suggests four architectural and organisational prerequisites: a process-aware operating platform, a coordination-layer scoping of the voice agent, low-latency voice infrastructure, and an auditable human-AI collaboration model with licensed-consultant escalation at the regulated boundary. This chapter formalises those four prerequisites as a design pattern in the design-science sense (Hevner, March, Park, &amp; Ram, 2004): a reusable configuration of components and rules for a recurring problem class.</w:t>
-      </w:r>
-    </w:p>
-    <w:p>
-      <w:pPr>
-        <w:rPr>
-          <w:rFonts w:cs="Times New Roman"/>
-        </w:rPr>
-      </w:pPr>
-      <w:r>
-        <w:rPr>
-          <w:rFonts w:cs="Times New Roman"/>
-        </w:rPr>
-        <w:t>Two distinctions frame the chapter. First, the pattern is not a causal model: in the Better.com case the four prerequisites are jointly observed with operational leverage and with low customer-side AI attribution, but the single-case revelatory design (Yin, 2018) supports only analytic generalisation to similar configurations, not statistical generalisation to a population of firms. Second, the pattern is not a deployment recipe: it specifies neither model size, vendor selection, dialogue-system architecture, nor compliance-document templates. It identifies the structural conditions under which a voice LLM agent in a regulated financial-services workflow is most likely to generate measurable business value.</w:t>
-      </w:r>
-    </w:p>
-    <w:p>
-      <w:pPr>
-        <w:rPr>
-          <w:rFonts w:cs="Times New Roman"/>
-        </w:rPr>
-      </w:pPr>
-      <w:r>
-        <w:rPr>
-          <w:rFonts w:cs="Times New Roman"/>
-        </w:rPr>
-        <w:t xml:space="preserve">Section 6.2 states the preconditions for value capture. Section 6.3 specifies the four-prerequisite voice-AI architecture and is illustrated in Figure 6.1. Section 6.4 describes the implementation </w:t>
-      </w:r>
-      <w:r>
-        <w:rPr>
-          <w:rFonts w:cs="Times New Roman"/>
-        </w:rPr>
-        <w:lastRenderedPageBreak/>
-        <w:t>stages observed in the case. Section 6.5 maps each prerequisite to the business-value mechanisms identified in Chapter 5. Section 6.6 states the pattern's boundary conditions, Section 6.7 outlines transferability to adjacent regulated settings, and Section 6.8 summarises the pattern.</w:t>
-      </w:r>
-    </w:p>
-    <w:p>
-      <w:pPr>
-        <w:pStyle w:val="Heading2"/>
-        <w:rPr>
-          <w:rFonts w:cs="Times New Roman"/>
-        </w:rPr>
-      </w:pPr>
-      <w:bookmarkStart w:id="74" w:name="_Toc229599084"/>
-      <w:r>
-        <w:rPr>
-          <w:rFonts w:cs="Times New Roman"/>
-        </w:rPr>
         <w:t>6.2 Preconditions for Value Capture</w:t>
       </w:r>
       <w:bookmarkEnd w:id="74"/>
@@ -19464,14 +19571,14 @@
         <w:rPr>
           <w:rFonts w:cs="Times New Roman"/>
         </w:rPr>
-        <w:t xml:space="preserve">The voice agent’s task scope is bounded to the coordination layer: lead engagement, status updates, document collection, scheduling, and post-decision communication. It is not scoped to </w:t>
+        <w:t xml:space="preserve">The voice agent’s task scope is bounded to the coordination layer: lead engagement, status updates, document collection, scheduling, and post-decision communication. It is not scoped to underwriting, credit decisioning, or the disclosure of material loan terms; those remain inside the </w:t>
       </w:r>
       <w:r>
         <w:rPr>
           <w:rFonts w:cs="Times New Roman"/>
         </w:rPr>
         <w:lastRenderedPageBreak/>
-        <w:t>underwriting, credit decisioning, or the disclosure of material loan terms; those remain inside the regulated perimeter. Anchoring to the AI service hierarchy (Huang &amp; Rust, 2018), the agent’s scope sits in the mechanical and analytical layers of service work — high-volume, structured, communication-intensive activity — where AI is most consistently observed to substitute or augment human capacity. The case anchor is Betsy, described in the Betsy launch announcement and the Better–ElevenLabs joint release as a 24/7 AI loan assistant supporting the loan-officer team rather than replacing it (Better Home &amp; Finance Holding Company, 2024a; Better Home &amp; Finance Holding Company &amp; ElevenLabs, 2026).</w:t>
+        <w:t>regulated perimeter. Anchoring to the AI service hierarchy (Huang &amp; Rust, 2018), the agent’s scope sits in the mechanical and analytical layers of service work — high-volume, structured, communication-intensive activity — where AI is most consistently observed to substitute or augment human capacity. The case anchor is Betsy, described in the Betsy launch announcement and the Better–ElevenLabs joint release as a 24/7 AI loan assistant supporting the loan-officer team rather than replacing it (Better Home &amp; Finance Holding Company, 2024a; Better Home &amp; Finance Holding Company &amp; ElevenLabs, 2026).</w:t>
       </w:r>
     </w:p>
     <w:p>
@@ -19529,14 +19636,37 @@
         <w:rPr>
           <w:rFonts w:cs="Times New Roman"/>
         </w:rPr>
-        <w:t xml:space="preserve">The fourth prerequisite is an auditable human-AI collaboration model. Routine communication is handled by the agent; regulated-step communication — disclosures under the Truth in Lending and Real Estate Settlement Procedures Acts, advice on terms requiring a licensed mortgage loan originator under the SAFE Act, and any interaction whose substance or framing is governed by the CFPB’s UDAAP framework — is routed to a licensed loan consultant. The handoff is observable, logged, and auditable: each transition between the agent and the human is timestamped, attributed to an identifiable human staff member, and stored in the platform’s case </w:t>
-      </w:r>
+        <w:t>The fourth prerequisite is an auditable human-AI collaboration model. Routine communication is handled by the agent; regulated-step communication — disclosures under the Truth in Lending and Real Estate Settlement Procedures Acts, advice on terms requiring a licensed mortgage loan originator under the SAFE Act, and any interaction whose substance or framing is governed by the CFPB’s UDAAP framework — is routed to a licensed loan consultant. The handoff is observable, logged, and auditable: each transition between the agent and the human is timestamped, attributed to an identifiable human staff member, and stored in the platform’s case file. This design element discharges the regulatory clarity precondition by making the regulated boundary the natural human–AI hand-off point rather than a contested edge.</w:t>
+      </w:r>
+    </w:p>
+    <w:p>
+      <w:pPr>
+        <w:pStyle w:val="Heading2"/>
+        <w:rPr>
+          <w:rFonts w:cs="Times New Roman"/>
+        </w:rPr>
+      </w:pPr>
+      <w:bookmarkStart w:id="80" w:name="_Toc229599090"/>
       <w:r>
         <w:rPr>
           <w:rFonts w:cs="Times New Roman"/>
         </w:rPr>
         <w:lastRenderedPageBreak/>
-        <w:t>file. This design element discharges the regulatory clarity precondition by making the regulated boundary the natural human–AI hand-off point rather than a contested edge.</w:t>
+        <w:t>6.4 Implementation Stages</w:t>
+      </w:r>
+      <w:bookmarkEnd w:id="80"/>
+    </w:p>
+    <w:p>
+      <w:pPr>
+        <w:rPr>
+          <w:rFonts w:cs="Times New Roman"/>
+        </w:rPr>
+      </w:pPr>
+      <w:r>
+        <w:rPr>
+          <w:rFonts w:cs="Times New Roman"/>
+        </w:rPr>
+        <w:t>The Better.com timeline supports a four-stage implementation sequence. Stage 1 is pilot deployment: the agent is introduced into a narrow, low-risk slice of the workflow. In the case, this slice was the post-decision update window beginning around the October 17, 2024 launch (Better Home &amp; Finance Holding Company, 2024a). Stage 2 is coordination expansion: scheduling, mid-funnel status updates, and document follow-up are added as the agent’s scope. Stage 3 is scaling and monitoring: call volume rises non-linearly while the human team reallocates capacity to complex and regulated cases. The Better–ElevenLabs joint release reports approximately 100,000 Betsy-handled mortgage-related phone calls per month and approximately 1.89 million inbound and outbound calls in 2025; these figures are vendor- and management-reported and are recorded as such in the source-reliability classification (§3.7) (Better Home &amp; Finance Holding Company &amp; ElevenLabs, 2026). Stage 4 is performance measurement: the agent’s contribution is evaluated through the multidimensional measurement scheme described in §6.5 and summarised in the bottom panel of Figure 6.1. The transition between stages is governed by the same human-escalation model that operates within each stage — expanding the agent’s task scope is itself a regulated-step decision.</w:t>
       </w:r>
     </w:p>
     <w:p>
@@ -19546,26 +19676,54 @@
           <w:rFonts w:cs="Times New Roman"/>
         </w:rPr>
       </w:pPr>
-      <w:bookmarkStart w:id="80" w:name="_Toc229599090"/>
-      <w:r>
-        <w:rPr>
-          <w:rFonts w:cs="Times New Roman"/>
-        </w:rPr>
-        <w:t>6.4 Implementation Stages</w:t>
-      </w:r>
-      <w:bookmarkEnd w:id="80"/>
-    </w:p>
-    <w:p>
-      <w:pPr>
-        <w:rPr>
-          <w:rFonts w:cs="Times New Roman"/>
-        </w:rPr>
-      </w:pPr>
-      <w:r>
-        <w:rPr>
-          <w:rFonts w:cs="Times New Roman"/>
-        </w:rPr>
-        <w:t>The Better.com timeline supports a four-stage implementation sequence. Stage 1 is pilot deployment: the agent is introduced into a narrow, low-risk slice of the workflow. In the case, this slice was the post-decision update window beginning around the October 17, 2024 launch (Better Home &amp; Finance Holding Company, 2024a). Stage 2 is coordination expansion: scheduling, mid-funnel status updates, and document follow-up are added as the agent’s scope. Stage 3 is scaling and monitoring: call volume rises non-linearly while the human team reallocates capacity to complex and regulated cases. The Better–ElevenLabs joint release reports approximately 100,000 Betsy-handled mortgage-related phone calls per month and approximately 1.89 million inbound and outbound calls in 2025; these figures are vendor- and management-reported and are recorded as such in the source-reliability classification (§3.7) (Better Home &amp; Finance Holding Company &amp; ElevenLabs, 2026). Stage 4 is performance measurement: the agent’s contribution is evaluated through the multidimensional measurement scheme described in §6.5 and summarised in the bottom panel of Figure 6.1. The transition between stages is governed by the same human-escalation model that operates within each stage — expanding the agent’s task scope is itself a regulated-step decision.</w:t>
+      <w:bookmarkStart w:id="81" w:name="_Toc229599091"/>
+      <w:r>
+        <w:rPr>
+          <w:rFonts w:cs="Times New Roman"/>
+        </w:rPr>
+        <w:t>6.5 Business-Value Mechanisms by Prerequisite</w:t>
+      </w:r>
+      <w:bookmarkEnd w:id="81"/>
+    </w:p>
+    <w:p>
+      <w:pPr>
+        <w:rPr>
+          <w:rFonts w:cs="Times New Roman"/>
+        </w:rPr>
+      </w:pPr>
+      <w:r>
+        <w:rPr>
+          <w:rFonts w:cs="Times New Roman"/>
+        </w:rPr>
+        <w:t>The four prerequisites generate value through different mechanisms. The process-aware operating platform creates value primarily through cost efficiency and labour productivity: structured workflow state permits automation of routine coordination, reduces exception-handling overhead, and shifts human capacity toward complex cases. In the Better.com case, this mechanism is consistent with the observed expense-ratio trajectory (4.79 → 2.89 → 2.01 between 2023 and 2025) and the revenue-per-employee trajectory ($0.094M → $0.087M → $0.124M), although both trajectories remain incomplete relative to the 2021–2023 pre-period RPE average of $0.130M (Chapter 5, §5.3.2 and §5.3.4). The coordination-layer agent generates value through labour productivity and — ambiguously — through customer experience: routine coordination is handled at higher volume without proportional headcount, while customer-side perceptions of the resulting service are mediated by latency, voice naturalness, and the visibility of the agent.</w:t>
+      </w:r>
+    </w:p>
+    <w:p>
+      <w:pPr>
+        <w:rPr>
+          <w:rFonts w:cs="Times New Roman"/>
+        </w:rPr>
+      </w:pPr>
+      <w:r>
+        <w:rPr>
+          <w:rFonts w:cs="Times New Roman"/>
+        </w:rPr>
+        <w:lastRenderedPageBreak/>
+        <w:t xml:space="preserve">The voice-infrastructure layer affects customer experience directly. Speech-to-text, response-generation, and text-to-speech latency shape the per-turn experience; voice naturalness shapes perceptions of safety and compliance (Becker et al., 2025; Maslych et al., 2025). The Better.com NLP evidence in Chapter 5 is consistent with the proposition that, when the AI system operates as backend infrastructure rather than as a branded experience, customer-side AI attribution is low: explicit AI mentions in Trustpilot reviews remained at approximately 1.15 percent (pre) and 1.18 percent (post), and Cost/Rates discourse — the only keyword </w:t>
+      </w:r>
+      <w:proofErr w:type="gramStart"/>
+      <w:r>
+        <w:rPr>
+          <w:rFonts w:cs="Times New Roman"/>
+        </w:rPr>
+        <w:t>group</w:t>
+      </w:r>
+      <w:proofErr w:type="gramEnd"/>
+      <w:r>
+        <w:rPr>
+          <w:rFonts w:cs="Times New Roman"/>
+        </w:rPr>
+        <w:t xml:space="preserve"> whose prevalence shift survives the Bonferroni correction — shifted by −12.36 percentage points (Chapter 5, §5.4.3). The auditable human-escalation prerequisite generates value through a different channel: it permits revenue conversion at the regulated boundary (where the agent legally cannot close) and trust at the customer boundary (where the borrower can request a human). It also produces regulatory-compliance value that is directly visible in the absence of UDAAP-level enforcement events but indirectly visible in Better’s ongoing public-company status.</w:t>
       </w:r>
     </w:p>
     <w:p>
@@ -19575,46 +19733,69 @@
           <w:rFonts w:cs="Times New Roman"/>
         </w:rPr>
       </w:pPr>
-      <w:bookmarkStart w:id="81" w:name="_Toc229599091"/>
-      <w:r>
-        <w:rPr>
-          <w:rFonts w:cs="Times New Roman"/>
-        </w:rPr>
-        <w:t>6.5 Business-Value Mechanisms by Prerequisite</w:t>
-      </w:r>
-      <w:bookmarkEnd w:id="81"/>
-    </w:p>
-    <w:p>
-      <w:pPr>
-        <w:rPr>
-          <w:rFonts w:cs="Times New Roman"/>
-        </w:rPr>
-      </w:pPr>
-      <w:r>
-        <w:rPr>
-          <w:rFonts w:cs="Times New Roman"/>
-        </w:rPr>
-        <w:t xml:space="preserve">The four prerequisites generate value through different mechanisms. The process-aware operating platform creates value primarily through cost efficiency and labour productivity: structured workflow state permits automation of routine coordination, reduces exception-handling overhead, and shifts human capacity toward complex cases. In the Better.com case, this mechanism is consistent with the observed expense-ratio trajectory (4.79 → 2.89 → 2.01 between 2023 and 2025) and the revenue-per-employee trajectory ($0.094M → $0.087M → $0.124M), although both trajectories remain incomplete relative to the 2021–2023 pre-period RPE average of $0.130M (Chapter 5, §5.3.2 and §5.3.4). The coordination-layer agent generates value through labour productivity and — ambiguously — through customer experience: routine coordination is handled at higher volume without proportional headcount, while customer-side </w:t>
-      </w:r>
+      <w:bookmarkStart w:id="82" w:name="_Toc229599092"/>
+      <w:r>
+        <w:rPr>
+          <w:rFonts w:cs="Times New Roman"/>
+        </w:rPr>
+        <w:t>6.6 Boundary Conditions</w:t>
+      </w:r>
+      <w:bookmarkEnd w:id="82"/>
+    </w:p>
+    <w:p>
+      <w:pPr>
+        <w:rPr>
+          <w:rFonts w:cs="Times New Roman"/>
+        </w:rPr>
+      </w:pPr>
+      <w:r>
+        <w:rPr>
+          <w:rFonts w:cs="Times New Roman"/>
+        </w:rPr>
+        <w:t>Four boundary conditions bound the design pattern. First, regulated domain: the pattern is derived from U.S. mortgage origination and is most plausibly applicable to other regulated, communication-intensive, high-volume workflows; in weakly regulated domains the auditable-escalation prerequisite loses much of its value, and in heavily regulated domains without a clear routine/regulated boundary the coordination-layer scope cannot be defined. Second, data quality and process standardisation: the value of a process-aware platform depends on the structure and accuracy of the workflow data it exposes; where data is fragmented across legacy systems, or where the process state cannot be enumerated, the platform precondition is not satisfied without prior digital-transformation investment whose costs and timelines may exceed those of the agent itself. Third, trust and transparency: the customer must be able to escalate to a human, and the platform must make the human–AI boundary recognisable rather than opaque. Fourth, single-case derivation: the pattern is induced from one revelatory case, and its full interpretive limits — including the inseparability of the operational-leverage signal from concurrent macroeconomic recovery and post-IPO restructuring at Better — are treated in Chapter 8.</w:t>
+      </w:r>
+    </w:p>
+    <w:p>
+      <w:pPr>
+        <w:pStyle w:val="Heading2"/>
+        <w:rPr>
+          <w:rFonts w:cs="Times New Roman"/>
+        </w:rPr>
+      </w:pPr>
+      <w:bookmarkStart w:id="83" w:name="_Toc229599093"/>
       <w:r>
         <w:rPr>
           <w:rFonts w:cs="Times New Roman"/>
         </w:rPr>
         <w:lastRenderedPageBreak/>
-        <w:t>perceptions of the resulting service are mediated by latency, voice naturalness, and the visibility of the agent.</w:t>
-      </w:r>
-    </w:p>
-    <w:p>
-      <w:pPr>
-        <w:rPr>
-          <w:rFonts w:cs="Times New Roman"/>
-        </w:rPr>
-      </w:pPr>
-      <w:r>
-        <w:rPr>
-          <w:rFonts w:cs="Times New Roman"/>
-        </w:rPr>
-        <w:t>The voice-infrastructure layer affects customer experience directly. Speech-to-text, response-generation, and text-to-speech latency shape the per-turn experience; voice naturalness shapes perceptions of safety and compliance (Becker et al., 2025; Maslych et al., 2025). The Better.com NLP evidence in Chapter 5 is consistent with the proposition that, when the AI system operates as backend infrastructure rather than as a branded experience, customer-side AI attribution is low: explicit AI mentions in Trustpilot reviews remained at approximately 1.15 percent (pre) and 1.18 percent (post), and Cost/Rates discourse — the only keyword group whose prevalence shift survives the Bonferroni correction — shifted by −12.36 percentage points (Chapter 5, §5.4.3). The auditable human-escalation prerequisite generates value through a different channel: it permits revenue conversion at the regulated boundary (where the agent legally cannot close) and trust at the customer boundary (where the borrower can request a human). It also produces regulatory-compliance value that is directly visible in the absence of UDAAP-level enforcement events but indirectly visible in Better’s ongoing public-company status.</w:t>
+        <w:t>6.7 Transferability to Adjacent Regulated Settings</w:t>
+      </w:r>
+      <w:bookmarkEnd w:id="83"/>
+    </w:p>
+    <w:p>
+      <w:pPr>
+        <w:rPr>
+          <w:rFonts w:cs="Times New Roman"/>
+        </w:rPr>
+      </w:pPr>
+      <w:r>
+        <w:rPr>
+          <w:rFonts w:cs="Times New Roman"/>
+        </w:rPr>
+        <w:t>Two adjacent regulated settings illustrate the pattern’s transferability without overreaching. The first is retail-banking servicing: high-volume coordination tasks (status updates, dispute initiation, document submission, scheduling) proceed inside a process-aware core-banking platform, with regulated steps (Reg E investigations, Reg Z disclosures, fraud-stop confirmations) routed to licensed staff. The voice agent’s task scope, the latency constraint, and the auditable-escalation prerequisite carry across with minor adaptation; the data-accessibility precondition is the principal binding constraint, because core-banking systems are often less process-aware than Tinman. The second is insurance servicing: claim status, premium queries, and coverage updates can proceed inside a process-aware policy-administration platform, with claim-decisioning and material-misrepresentation steps routed to licensed adjusters or underwriters. Here the regulatory-clarity precondition is the principal constraint, because the legal definition of “advice” in insurance servicing varies more across jurisdictions than under the U.S. SAFE Act.</w:t>
+      </w:r>
+    </w:p>
+    <w:p>
+      <w:pPr>
+        <w:rPr>
+          <w:rFonts w:cs="Times New Roman"/>
+        </w:rPr>
+      </w:pPr>
+      <w:r>
+        <w:rPr>
+          <w:rFonts w:cs="Times New Roman"/>
+        </w:rPr>
+        <w:t>Beyond these two settings, the pattern’s claim is bounded by the four conditions in §6.6 and by the limitations articulated in Chapter 8. Transferability claims are therefore stated as working hypotheses for future research, not as established findings. In particular, the pattern’s transferability to lower digital-maturity lenders — those without an analogue of Tinman — is explicitly weaker than its transferability across high-digital-maturity regulated workflows.</w:t>
       </w:r>
     </w:p>
     <w:p>
@@ -19624,34 +19805,44 @@
           <w:rFonts w:cs="Times New Roman"/>
         </w:rPr>
       </w:pPr>
-      <w:bookmarkStart w:id="82" w:name="_Toc229599092"/>
-      <w:r>
-        <w:rPr>
-          <w:rFonts w:cs="Times New Roman"/>
-        </w:rPr>
-        <w:t>6.6 Boundary Conditions</w:t>
-      </w:r>
-      <w:bookmarkEnd w:id="82"/>
-    </w:p>
-    <w:p>
-      <w:pPr>
-        <w:rPr>
-          <w:rFonts w:cs="Times New Roman"/>
-        </w:rPr>
-      </w:pPr>
-      <w:r>
-        <w:rPr>
-          <w:rFonts w:cs="Times New Roman"/>
-        </w:rPr>
-        <w:t xml:space="preserve">Four boundary conditions bound the design pattern. First, regulated domain: the pattern is derived from U.S. mortgage origination and is most plausibly applicable to other regulated, communication-intensive, high-volume workflows; in weakly regulated domains the auditable-escalation prerequisite loses much of its value, and in heavily regulated domains without a clear routine/regulated boundary the coordination-layer scope cannot be defined. Second, data quality and process standardisation: the value of a process-aware platform depends on the structure and accuracy of the workflow data it exposes; where data is fragmented across legacy systems, or where the process state cannot be enumerated, the platform precondition is not satisfied without prior digital-transformation investment whose costs and timelines may exceed those of the agent itself. Third, trust and transparency: the customer must be able to escalate to a human, and the platform must make the human–AI boundary recognisable rather than opaque. Fourth, single-case derivation: the pattern is induced from one revelatory case, and its full interpretive limits — </w:t>
-      </w:r>
+      <w:bookmarkStart w:id="84" w:name="_Toc229599094"/>
+      <w:r>
+        <w:rPr>
+          <w:rFonts w:cs="Times New Roman"/>
+        </w:rPr>
+        <w:t>6.8 Chapter Summary</w:t>
+      </w:r>
+      <w:bookmarkEnd w:id="84"/>
+    </w:p>
+    <w:p>
+      <w:pPr>
+        <w:rPr>
+          <w:rFonts w:cs="Times New Roman"/>
+        </w:rPr>
+      </w:pPr>
+      <w:r>
+        <w:rPr>
+          <w:rFonts w:cs="Times New Roman"/>
+        </w:rPr>
+        <w:t>Chapter 6 has formalised the four prerequisites identified in Chapter 5 as a transferable design pattern: a process-aware operating platform, a coordination-layer agent scope, low-latency voice infrastructure, and an auditable human-AI collaboration model with licensed-consultant escalation at the regulated boundary. The pattern is offered in the design-science sense (Hevner et al., 2004) and bounded for analytic generalisation (Yin, 2018) to other regulated, communication-intensive, high-volume financial workflows with mature digital operating platforms. It is explicitly not a causal model and not a deployment recipe. Chapter 7 places the findings and the pattern within the literature reviewed in Chapter 2.</w:t>
+      </w:r>
+    </w:p>
+    <w:p>
+      <w:pPr>
+        <w:pStyle w:val="Heading1"/>
+        <w:rPr>
+          <w:rFonts w:cs="Times New Roman"/>
+        </w:rPr>
+      </w:pPr>
+      <w:bookmarkStart w:id="85" w:name="_Toc229599095"/>
       <w:r>
         <w:rPr>
           <w:rFonts w:cs="Times New Roman"/>
         </w:rPr>
         <w:lastRenderedPageBreak/>
-        <w:t>including the inseparability of the operational-leverage signal from concurrent macroeconomic recovery and post-IPO restructuring at Better — are treated in Chapter 8.</w:t>
-      </w:r>
+        <w:t>7. Discussion</w:t>
+      </w:r>
+      <w:bookmarkEnd w:id="85"/>
     </w:p>
     <w:p>
       <w:pPr>
@@ -19660,39 +19851,26 @@
           <w:rFonts w:cs="Times New Roman"/>
         </w:rPr>
       </w:pPr>
-      <w:bookmarkStart w:id="83" w:name="_Toc229599093"/>
-      <w:r>
-        <w:rPr>
-          <w:rFonts w:cs="Times New Roman"/>
-        </w:rPr>
-        <w:t>6.7 Transferability to Adjacent Regulated Settings</w:t>
-      </w:r>
-      <w:bookmarkEnd w:id="83"/>
-    </w:p>
-    <w:p>
-      <w:pPr>
-        <w:rPr>
-          <w:rFonts w:cs="Times New Roman"/>
-        </w:rPr>
-      </w:pPr>
-      <w:r>
-        <w:rPr>
-          <w:rFonts w:cs="Times New Roman"/>
-        </w:rPr>
-        <w:t>Two adjacent regulated settings illustrate the pattern’s transferability without overreaching. The first is retail-banking servicing: high-volume coordination tasks (status updates, dispute initiation, document submission, scheduling) proceed inside a process-aware core-banking platform, with regulated steps (Reg E investigations, Reg Z disclosures, fraud-stop confirmations) routed to licensed staff. The voice agent’s task scope, the latency constraint, and the auditable-escalation prerequisite carry across with minor adaptation; the data-accessibility precondition is the principal binding constraint, because core-banking systems are often less process-aware than Tinman. The second is insurance servicing: claim status, premium queries, and coverage updates can proceed inside a process-aware policy-administration platform, with claim-decisioning and material-misrepresentation steps routed to licensed adjusters or underwriters. Here the regulatory-clarity precondition is the principal constraint, because the legal definition of “advice” in insurance servicing varies more across jurisdictions than under the U.S. SAFE Act.</w:t>
-      </w:r>
-    </w:p>
-    <w:p>
-      <w:pPr>
-        <w:rPr>
-          <w:rFonts w:cs="Times New Roman"/>
-        </w:rPr>
-      </w:pPr>
-      <w:r>
-        <w:rPr>
-          <w:rFonts w:cs="Times New Roman"/>
-        </w:rPr>
-        <w:t>Beyond these two settings, the pattern’s claim is bounded by the four conditions in §6.6 and by the limitations articulated in Chapter 8. Transferability claims are therefore stated as working hypotheses for future research, not as established findings. In particular, the pattern’s transferability to lower digital-maturity lenders — those without an analogue of Tinman — is explicitly weaker than its transferability across high-digital-maturity regulated workflows.</w:t>
+      <w:bookmarkStart w:id="86" w:name="_Toc229599096"/>
+      <w:r>
+        <w:rPr>
+          <w:rFonts w:cs="Times New Roman"/>
+        </w:rPr>
+        <w:t>7.1 Introduction</w:t>
+      </w:r>
+      <w:bookmarkEnd w:id="86"/>
+    </w:p>
+    <w:p>
+      <w:pPr>
+        <w:rPr>
+          <w:rFonts w:cs="Times New Roman"/>
+        </w:rPr>
+      </w:pPr>
+      <w:r>
+        <w:rPr>
+          <w:rFonts w:cs="Times New Roman"/>
+        </w:rPr>
+        <w:t>This chapter integrates the empirical findings of Chapter 5 and the design pattern of Chapter 6 with the literature reviewed in Chapter 2 under three constraints: the discussion stays within what a single observational case supports; it takes alternative explanations seriously; and it separates contributions that hold under alternative explanations from those that depend on Betsy's specific role. The chapter is organised around five questions: how to read the financial trajectory (§7.2), how to read the NPS–Trustpilot divergence (§7.3), what the case contributes theoretically (§7.4), what competing explanations imply (§7.5), and what the practical implications are (§7.6). Section 7.7 summarises the discussion.</w:t>
       </w:r>
     </w:p>
     <w:p>
@@ -19702,33 +19880,324 @@
           <w:rFonts w:cs="Times New Roman"/>
         </w:rPr>
       </w:pPr>
-      <w:bookmarkStart w:id="84" w:name="_Toc229599094"/>
-      <w:r>
-        <w:rPr>
-          <w:rFonts w:cs="Times New Roman"/>
-        </w:rPr>
-        <w:t>6.8 Chapter Summary</w:t>
-      </w:r>
-      <w:bookmarkEnd w:id="84"/>
-    </w:p>
-    <w:p>
-      <w:pPr>
-        <w:rPr>
-          <w:rFonts w:cs="Times New Roman"/>
-        </w:rPr>
-      </w:pPr>
-      <w:r>
-        <w:rPr>
-          <w:rFonts w:cs="Times New Roman"/>
-        </w:rPr>
-        <w:t xml:space="preserve">Chapter 6 has formalised the four prerequisites identified in Chapter 5 as a transferable design pattern: a process-aware operating platform, a coordination-layer agent scope, low-latency voice infrastructure, and an auditable human-AI collaboration model with licensed-consultant escalation at the regulated boundary. The pattern is offered in the design-science sense (Hevner et al., 2004) and bounded for analytic generalisation (Yin, 2018) to other regulated, communication-intensive, high-volume financial workflows with mature digital operating </w:t>
-      </w:r>
+      <w:bookmarkStart w:id="87" w:name="_Toc229599097"/>
+      <w:r>
+        <w:rPr>
+          <w:rFonts w:cs="Times New Roman"/>
+        </w:rPr>
+        <w:t>7.2 Interpreting the Financial Trajectory</w:t>
+      </w:r>
+      <w:bookmarkEnd w:id="87"/>
+    </w:p>
+    <w:p>
+      <w:pPr>
+        <w:rPr>
+          <w:rFonts w:cs="Times New Roman"/>
+        </w:rPr>
+      </w:pPr>
+      <w:r>
+        <w:rPr>
+          <w:rFonts w:cs="Times New Roman"/>
+        </w:rPr>
+        <w:t>The three financial signals reported in §5.3 — the expense-ratio trajectory of 4.79 → 2.89 → 2.01 between 2023 and 2025, the revenue-per-employee trajectory of $0.094M → $0.087M → $0.124M, and the net-loss narrowing from −$536.4M in 2023 to −$165.9M in 2025 — are consistent with AI-enabled operational leverage but do not isolate Betsy's contribution. The expense-ratio improvement is fastest in 2024, the year of Betsy's October launch, but the trajectory is continuous rather than discontinuous at that date: the ratio had begun improving earlier as Better's post-IPO restructuring took effect (Better Home &amp; Finance Holding Company, 2024b, 2025a). Revenue-per-employee in 2025 remains below the 2021–2023 pre-period average of $0.130M; the trajectory is therefore better read as a recovery toward the pre-period operating envelope than as a step-change beyond it.</w:t>
+      </w:r>
+    </w:p>
+    <w:p>
+      <w:pPr>
+        <w:rPr>
+          <w:rFonts w:cs="Times New Roman"/>
+        </w:rPr>
+      </w:pPr>
+      <w:r>
+        <w:rPr>
+          <w:rFonts w:cs="Times New Roman"/>
+        </w:rPr>
+        <w:t>These observations align with the AI-productivity literature's emphasis on task reallocation rather than full labour substitution (Acemoglu &amp; Restrepo, 2019; Brynjolfsson et al., 2023) and with voice-AI field studies showing productivity gains accruing to lower-tenure workers reassigned to coordination-intensive roles (Wang et al., 2023). The Better.com case differs in two respects: it is set in a regulated workflow whose boundary itself shapes the agent's task scope, and the agent operates inside a process-aware platform (Tinman) that is itself a precondition for the observed productivity gains.</w:t>
+      </w:r>
+    </w:p>
+    <w:p>
+      <w:pPr>
+        <w:rPr>
+          <w:rFonts w:cs="Times New Roman"/>
+        </w:rPr>
+      </w:pPr>
       <w:r>
         <w:rPr>
           <w:rFonts w:cs="Times New Roman"/>
         </w:rPr>
         <w:lastRenderedPageBreak/>
-        <w:t>platforms. It is explicitly not a causal model and not a deployment recipe. Chapter 7 places the findings and the pattern within the literature reviewed in Chapter 2.</w:t>
+        <w:t>A cautious reading therefore states three reconcilable propositions: the financial trajectory is consistent with the design pattern's prediction of observable operational leverage given the four prerequisites; the trajectory cannot be attributed to Betsy in isolation, given the inseparable contributions of macroeconomic recovery, restructuring, and Tinman maturity; and the AI-productivity literature's prediction of gains through task reallocation is supported descriptively. The thesis stops at “consistent with” and does not claim that the trajectory empirically validates the literature.</w:t>
+      </w:r>
+    </w:p>
+    <w:p>
+      <w:pPr>
+        <w:pStyle w:val="Heading2"/>
+        <w:rPr>
+          <w:rFonts w:cs="Times New Roman"/>
+        </w:rPr>
+      </w:pPr>
+      <w:bookmarkStart w:id="88" w:name="_Toc229599098"/>
+      <w:r>
+        <w:rPr>
+          <w:rFonts w:cs="Times New Roman"/>
+        </w:rPr>
+        <w:t>7.3 Interpreting the NPS – Trustpilot Divergence</w:t>
+      </w:r>
+      <w:bookmarkEnd w:id="88"/>
+    </w:p>
+    <w:p>
+      <w:pPr>
+        <w:rPr>
+          <w:rFonts w:cs="Times New Roman"/>
+        </w:rPr>
+      </w:pPr>
+      <w:r>
+        <w:rPr>
+          <w:rFonts w:cs="Times New Roman"/>
+        </w:rPr>
+        <w:t>The two customer-experience signals reported in §5.4 — management-reported NPS rising from 39 to 64 and independent Trustpilot mean star ratings and VADER sentiment falling — point in opposite directions. The thesis treats this divergence as the most informative single finding in the empirical chapter and resists the temptation to resolve it by privileging either signal.</w:t>
+      </w:r>
+    </w:p>
+    <w:p>
+      <w:pPr>
+        <w:rPr>
+          <w:rFonts w:cs="Times New Roman"/>
+        </w:rPr>
+      </w:pPr>
+      <w:r>
+        <w:rPr>
+          <w:rFonts w:cs="Times New Roman"/>
+        </w:rPr>
+        <w:t>The consumer-behaviour literature reviewed in §2.5 suggests four reasons why the two instruments should be expected to diverge in this case. First, Trustpilot reviews over-sample emotionally engaged customers (Filieri, 2015; Luca, 2016); management NPS may sample a different, internally drawn customer population. Second, the small post-period Trustpilot sample (n = 169 vs. n = 1,746 pre-period) gives self-selection more leverage on the post-period mean. Third, backend-AI services predict low customer-side AI attribution when the AI is not branded to the end user (Mogaji &amp; Nguyen, 2021; Aggarwal et al., 2025), consistent with the near-flat explicit-AI mention rate (≈1.15% pre, ≈1.18% post). Fourth, an algorithm-aversion effect may further depress public-discourse evaluations of automated service even when underlying quality is unchanged (Dietvorst et al., 2015).</w:t>
+      </w:r>
+    </w:p>
+    <w:p>
+      <w:pPr>
+        <w:rPr>
+          <w:rFonts w:cs="Times New Roman"/>
+        </w:rPr>
+      </w:pPr>
+      <w:r>
+        <w:rPr>
+          <w:rFonts w:cs="Times New Roman"/>
+        </w:rPr>
+        <w:t xml:space="preserve">The Cost/Rates discourse shift (−12.36 percentage points, the only keyword-group shift surviving Bonferroni correction) is the most diagnostic single keyword finding. Two interpretations are consistent with it. Post-October-2024 reviewers may differ in their reasons for reviewing, with operational frustrations displacing transactional outcomes; alternatively, the rate environment was less salient as 30-year rates eased (Mortgage Bankers Association, 2024a), so customers wrote fewer rate-related reviews. The two are not mutually exclusive, and the case data cannot adjudicate between them. Jointly, they imply that public-discourse evidence on voice-AI deployment must </w:t>
+      </w:r>
+      <w:r>
+        <w:rPr>
+          <w:rFonts w:cs="Times New Roman"/>
+        </w:rPr>
+        <w:lastRenderedPageBreak/>
+        <w:t>be read alongside management-reported instruments and triangulated against operational evidence rather than substituted for them.</w:t>
+      </w:r>
+    </w:p>
+    <w:p>
+      <w:pPr>
+        <w:pStyle w:val="Heading2"/>
+        <w:rPr>
+          <w:rFonts w:cs="Times New Roman"/>
+        </w:rPr>
+      </w:pPr>
+      <w:bookmarkStart w:id="89" w:name="_Toc229599099"/>
+      <w:r>
+        <w:rPr>
+          <w:rFonts w:cs="Times New Roman"/>
+        </w:rPr>
+        <w:t>7.4 Theoretical Contributions</w:t>
+      </w:r>
+      <w:bookmarkEnd w:id="89"/>
+    </w:p>
+    <w:p>
+      <w:pPr>
+        <w:rPr>
+          <w:rFonts w:cs="Times New Roman"/>
+        </w:rPr>
+      </w:pPr>
+      <w:r>
+        <w:rPr>
+          <w:rFonts w:cs="Times New Roman"/>
+        </w:rPr>
+        <w:t>The thesis contributes to three threads of the literature. The first is the AI service hierarchy (Huang &amp; Rust, 2018). The Better.com case extends that hierarchy by showing that mechanical and analytical service work can be substantially automated by a voice LLM agent scoped to the coordination layer of a regulated workflow, while the intuitive and empathetic layers remain inside the human-AI collaboration model. The case is also consistent with the hierarchy’s prediction that AI substitution diffuses first through the lower layers of service work; what the hierarchy does not specify, and what the case contributes, is the architectural precondition (a process-aware operating platform) for the substitution to be operational rather than rhetorical.</w:t>
+      </w:r>
+    </w:p>
+    <w:p>
+      <w:pPr>
+        <w:rPr>
+          <w:rFonts w:cs="Times New Roman"/>
+        </w:rPr>
+      </w:pPr>
+      <w:r>
+        <w:rPr>
+          <w:rFonts w:cs="Times New Roman"/>
+        </w:rPr>
+        <w:t>The second thread is task–technology fit (Goodhue &amp; Thompson, 1995). The case operationalises the task–technology-fit lens at the workflow level rather than at the individual-task level: the fit between Betsy’s coordination-layer task scope and the structured workflow state exposed by Tinman is the architectural fact that the case identifies. The case extends the task–technology-fit lens by showing that, in regulated workflows, task–technology fit must be evaluated against the regulated boundary as well as against the task itself: the agent’s scope must fit not only the task but also the licensing and disclosure constraints that govern the task.</w:t>
+      </w:r>
+    </w:p>
+    <w:p>
+      <w:pPr>
+        <w:rPr>
+          <w:rFonts w:cs="Times New Roman"/>
+        </w:rPr>
+      </w:pPr>
+      <w:r>
+        <w:rPr>
+          <w:rFonts w:cs="Times New Roman"/>
+        </w:rPr>
+        <w:t>The third thread is the AI-enabled productivity literature (Acemoglu &amp; Restrepo, 2019; Brynjolfsson et al., 2023). The case is consistent with that literature’s prediction that AI-related productivity gains materialise through task reallocation rather than full labour substitution and may emerge alongside ambiguous customer-perception effects when the AI system operates as backend infrastructure (Mogaji &amp; Nguyen, 2021; Aggarwal et al., 2025). The case adds a regulated-workflow boundary condition that the AI-productivity literature has examined less frequently: the productivity channel and the regulatory-compliance channel are not separable in the case data, and the four-prerequisite design pattern specifies the architectural arrangement under which they are jointly observed.</w:t>
+      </w:r>
+    </w:p>
+    <w:p>
+      <w:pPr>
+        <w:rPr>
+          <w:rFonts w:cs="Times New Roman"/>
+        </w:rPr>
+      </w:pPr>
+      <w:r>
+        <w:rPr>
+          <w:rFonts w:cs="Times New Roman"/>
+        </w:rPr>
+        <w:lastRenderedPageBreak/>
+        <w:t>Read together, the three threads suggest that the Better.com case is an example of what might be called “invisible AI infrastructure”: a voice-AI agent that is operationally consequential but customer-side imperceptible. This is not a new theoretical category; it is a synthesis of existing observations in the chatbot literature (Adam et al., 2021), the backend-AI services literature (Mogaji &amp; Nguyen, 2021), and the AI-productivity literature. What the case adds is an integrated empirical example in which the operational-financial signal, the customer-discourse signal, the vendor-architectural signal, and the management-reported signal can be read against each other on the same firm in the same time window.</w:t>
+      </w:r>
+    </w:p>
+    <w:p>
+      <w:pPr>
+        <w:pStyle w:val="Heading2"/>
+        <w:rPr>
+          <w:rFonts w:cs="Times New Roman"/>
+        </w:rPr>
+      </w:pPr>
+      <w:bookmarkStart w:id="90" w:name="_Toc229599100"/>
+      <w:r>
+        <w:rPr>
+          <w:rFonts w:cs="Times New Roman"/>
+        </w:rPr>
+        <w:t>7.5 Alternative Explanations and Competing Hypotheses</w:t>
+      </w:r>
+      <w:bookmarkEnd w:id="90"/>
+    </w:p>
+    <w:p>
+      <w:pPr>
+        <w:rPr>
+          <w:rFonts w:cs="Times New Roman"/>
+        </w:rPr>
+      </w:pPr>
+      <w:r>
+        <w:rPr>
+          <w:rFonts w:cs="Times New Roman"/>
+        </w:rPr>
+        <w:t>Several alternative explanations could account for the financial trajectory of 2023–2025 in whole or in part. First, macroeconomic recovery: U.S. mortgage origination volume began to recover from its 2022–2023 trough as 30-year fixed mortgage rates eased and as the volume of refinance and purchase originations rose (Federal Reserve Bank of New York, 2023; Mortgage Bankers Association, 2024a). A neutral macroeconomic counterfactual cannot be constructed from the case data. The case therefore concedes that the recovery component of the trajectory is not separable from the AI-enabled component using single-firm evidence. Second, restructuring: Better’s post-IPO restructuring (the NEO loan officer programme, the consolidation of operations, the headcount reductions reported in the 2023 and 2024 10-Ks) reduces the expense base independently of any AI-related effect (Better Home &amp; Finance Holding Company, 2024b, 2025a). Third, mix shift: changes in the mix of refinance versus purchase originations affect both revenue per loan and operating margin, and the post-period mix is not constant. Fourth, peer-effect spillovers: a parallel benchmark lender (Rocket Companies, 2024, 2025) shows correlated trajectory changes during the same window, although Rocket’s scale and vertical integration make a direct comparison only directional.</w:t>
+      </w:r>
+    </w:p>
+    <w:p>
+      <w:pPr>
+        <w:rPr>
+          <w:rFonts w:cs="Times New Roman"/>
+        </w:rPr>
+      </w:pPr>
+      <w:r>
+        <w:rPr>
+          <w:rFonts w:cs="Times New Roman"/>
+        </w:rPr>
+        <w:t xml:space="preserve">How does each alternative bear on the design pattern? The macroeconomic-recovery and restructuring hypotheses do not invalidate the design pattern; they bound the share of the financial trajectory that the pattern is licensed to explain. The mix-shift hypothesis does not invalidate the design pattern either, but it does suggest that revenue-per-employee should be interpreted with care, and §5.3.4 already does so. The peer-effect-spillovers hypothesis is the most challenging: if </w:t>
+      </w:r>
+      <w:r>
+        <w:rPr>
+          <w:rFonts w:cs="Times New Roman"/>
+        </w:rPr>
+        <w:lastRenderedPageBreak/>
+        <w:t>Rocket’s 2024–2025 trajectory partially mirrors Better’s, the operational-leverage signal cannot be attributed to AI deployment without further evidence. The case study’s response is to treat Rocket as a directional industry benchmark and not as a counterfactual, and to treat the AI deployment as one of several mechanisms in a multi-mechanism explanation.</w:t>
+      </w:r>
+    </w:p>
+    <w:p>
+      <w:pPr>
+        <w:rPr>
+          <w:rFonts w:cs="Times New Roman"/>
+        </w:rPr>
+      </w:pPr>
+      <w:r>
+        <w:rPr>
+          <w:rFonts w:cs="Times New Roman"/>
+        </w:rPr>
+        <w:t>On the customer-experience side, the principal alternative is that the post-Betsy Trustpilot decline reflects a broader reviewing-population drift rather than a deterioration in service quality: post-Betsy reviewers may differ in their reasons for reviewing, in the share of transactional versus operational complaints, and in the broader discourse environment. The thesis records this alternative explicitly and reads the Trustpilot evidence as one signal in a triangulated evidence base, rather than as a contradicting fact. Where the discourse evidence is genuinely uninformative — such as on the magnitude of the customer-experience effect — the thesis abstains from a single magnitude estimate.</w:t>
+      </w:r>
+    </w:p>
+    <w:p>
+      <w:pPr>
+        <w:pStyle w:val="Heading2"/>
+        <w:rPr>
+          <w:rFonts w:cs="Times New Roman"/>
+        </w:rPr>
+      </w:pPr>
+      <w:bookmarkStart w:id="91" w:name="_Toc229599101"/>
+      <w:r>
+        <w:rPr>
+          <w:rFonts w:cs="Times New Roman"/>
+        </w:rPr>
+        <w:t>7.6 Practical Implications</w:t>
+      </w:r>
+      <w:bookmarkEnd w:id="91"/>
+    </w:p>
+    <w:p>
+      <w:pPr>
+        <w:rPr>
+          <w:rFonts w:cs="Times New Roman"/>
+        </w:rPr>
+      </w:pPr>
+      <w:r>
+        <w:rPr>
+          <w:rFonts w:cs="Times New Roman"/>
+        </w:rPr>
+        <w:t>The practical implications of the thesis are pitched at three audiences. For lender executives, the thesis argues that voice-AI deployment should be evaluated as the visible component of a longer digital-platform investment whose less visible components (process digitisation, workflow-state APIs, data-quality investments, human-AI coordination structures) typically dominate the cost and the timeline. The four-prerequisite design pattern functions as a diagnostic checklist: a deployment that lacks any one of the four prerequisites is unlikely to generate the operational leverage the case exhibits, regardless of vendor selection. For voice-AI vendors, the thesis suggests that the boundary between voice-infrastructure value and integration-and-data-platform value is the principal commercial fault line: a high-quality voice-infrastructure layer is necessary but not sufficient for a productive deployment.</w:t>
+      </w:r>
+    </w:p>
+    <w:p>
+      <w:pPr>
+        <w:rPr>
+          <w:rFonts w:cs="Times New Roman"/>
+        </w:rPr>
+      </w:pPr>
+      <w:r>
+        <w:rPr>
+          <w:rFonts w:cs="Times New Roman"/>
+        </w:rPr>
+        <w:t xml:space="preserve">For regulators, the thesis suggests that the most informative supervisory question may not be “is the customer interacting with an AI?” but “is the regulated step routed to a licensed and identifiable human, and is the routing audit-logged?” The pattern’s auditable-escalation prerequisite renders the regulated boundary observable and supervisable, regardless of whether the customer is consciously aware of the AI in the routine communication that precedes it. This framing aligns with the Consumer Financial Protection Bureau’s UDAAP framework and the SAFE Act’s </w:t>
+      </w:r>
+      <w:r>
+        <w:rPr>
+          <w:rFonts w:cs="Times New Roman"/>
+        </w:rPr>
+        <w:lastRenderedPageBreak/>
+        <w:t>licensing requirements (Consumer Financial Protection Bureau, n.d.) and offers a workable supervisory primitive for voice-AI deployments in regulated financial workflows.</w:t>
+      </w:r>
+    </w:p>
+    <w:p>
+      <w:pPr>
+        <w:pStyle w:val="Heading2"/>
+        <w:rPr>
+          <w:rFonts w:cs="Times New Roman"/>
+        </w:rPr>
+      </w:pPr>
+      <w:bookmarkStart w:id="92" w:name="_Toc229599102"/>
+      <w:r>
+        <w:rPr>
+          <w:rFonts w:cs="Times New Roman"/>
+        </w:rPr>
+        <w:t>7.7 Chapter Summary</w:t>
+      </w:r>
+      <w:bookmarkEnd w:id="92"/>
+    </w:p>
+    <w:p>
+      <w:pPr>
+        <w:rPr>
+          <w:rFonts w:cs="Times New Roman"/>
+        </w:rPr>
+      </w:pPr>
+      <w:r>
+        <w:rPr>
+          <w:rFonts w:cs="Times New Roman"/>
+        </w:rPr>
+        <w:t>Chapter 7 has integrated the empirical findings of Chapter 5 and the design pattern of Chapter 6 with the literature of Chapter 2 across five threads: the financial trajectory, the NPS–Trustpilot divergence, theoretical contributions to the AI-service-hierarchy / task–technology-fit / AI-productivity literatures, alternative explanations, and practical implications. The discussion has consistently respected the boundary between “consistent with” and “caused by,” framing the contribution as descriptive, interpretive, and design-pattern-prescriptive rather than causal. Chapter 8 examines the limitations of the design and the evidence in detail; Chapter 9 states the direct answers to RQ1 and RQ2 and the priority directions for future research.</w:t>
       </w:r>
     </w:p>
     <w:p>
@@ -19738,14 +20207,14 @@
           <w:rFonts w:cs="Times New Roman"/>
         </w:rPr>
       </w:pPr>
-      <w:bookmarkStart w:id="85" w:name="_Toc229599095"/>
-      <w:r>
-        <w:rPr>
-          <w:rFonts w:cs="Times New Roman"/>
-        </w:rPr>
-        <w:t>7. Discussion</w:t>
-      </w:r>
-      <w:bookmarkEnd w:id="85"/>
+      <w:bookmarkStart w:id="93" w:name="_Toc229599103"/>
+      <w:r>
+        <w:rPr>
+          <w:rFonts w:cs="Times New Roman"/>
+        </w:rPr>
+        <w:t>8. Limitations</w:t>
+      </w:r>
+      <w:bookmarkEnd w:id="93"/>
     </w:p>
     <w:p>
       <w:pPr>
@@ -19754,26 +20223,26 @@
           <w:rFonts w:cs="Times New Roman"/>
         </w:rPr>
       </w:pPr>
-      <w:bookmarkStart w:id="86" w:name="_Toc229599096"/>
-      <w:r>
-        <w:rPr>
-          <w:rFonts w:cs="Times New Roman"/>
-        </w:rPr>
-        <w:t>7.1 Introduction</w:t>
-      </w:r>
-      <w:bookmarkEnd w:id="86"/>
-    </w:p>
-    <w:p>
-      <w:pPr>
-        <w:rPr>
-          <w:rFonts w:cs="Times New Roman"/>
-        </w:rPr>
-      </w:pPr>
-      <w:r>
-        <w:rPr>
-          <w:rFonts w:cs="Times New Roman"/>
-        </w:rPr>
-        <w:t>This chapter integrates the empirical findings of Chapter 5 and the design pattern of Chapter 6 with the literature reviewed in Chapter 2 under three constraints: the discussion stays within what a single observational case supports; it takes alternative explanations seriously; and it separates contributions that hold under alternative explanations from those that depend on Betsy's specific role. The chapter is organised around five questions: how to read the financial trajectory (§7.2), how to read the NPS–Trustpilot divergence (§7.3), what the case contributes theoretically (§7.4), what competing explanations imply (§7.5), and what the practical implications are (§7.6). Section 7.7 summarises the discussion.</w:t>
+      <w:bookmarkStart w:id="94" w:name="_Toc229599104"/>
+      <w:r>
+        <w:rPr>
+          <w:rFonts w:cs="Times New Roman"/>
+        </w:rPr>
+        <w:t>8.1 Introduction</w:t>
+      </w:r>
+      <w:bookmarkEnd w:id="94"/>
+    </w:p>
+    <w:p>
+      <w:pPr>
+        <w:rPr>
+          <w:rFonts w:cs="Times New Roman"/>
+        </w:rPr>
+      </w:pPr>
+      <w:r>
+        <w:rPr>
+          <w:rFonts w:cs="Times New Roman"/>
+        </w:rPr>
+        <w:t>Chapter 3 stated the principal methodological limitations as a consolidated table (§3.9, Table 3.3); this chapter examines them in greater depth. Each limitation is described in terms of (a) the specific class of inferences it bounds, (b) the mitigation adopted in this thesis, and (c) the residual interpretive risk that survives after mitigation. The limitations are presented in the same order as Table 3.3 and connect to the alternative explanations examined in §7.5.</w:t>
       </w:r>
     </w:p>
     <w:p>
@@ -19783,59 +20252,33 @@
           <w:rFonts w:cs="Times New Roman"/>
         </w:rPr>
       </w:pPr>
-      <w:bookmarkStart w:id="87" w:name="_Toc229599097"/>
-      <w:r>
-        <w:rPr>
-          <w:rFonts w:cs="Times New Roman"/>
-        </w:rPr>
-        <w:t>7.2 Interpreting the Financial Trajectory</w:t>
-      </w:r>
-      <w:bookmarkEnd w:id="87"/>
-    </w:p>
-    <w:p>
-      <w:pPr>
-        <w:rPr>
-          <w:rFonts w:cs="Times New Roman"/>
-        </w:rPr>
-      </w:pPr>
-      <w:r>
-        <w:rPr>
-          <w:rFonts w:cs="Times New Roman"/>
-        </w:rPr>
-        <w:t>The three financial signals reported in §5.3 — the expense-ratio trajectory of 4.79 → 2.89 → 2.01 between 2023 and 2025, the revenue-per-employee trajectory of $0.094M → $0.087M → $0.124M, and the net-loss narrowing from −$536.4M in 2023 to −$165.9M in 2025 — are consistent with AI-enabled operational leverage but do not isolate Betsy's contribution. The expense-ratio improvement is fastest in 2024, the year of Betsy's October launch, but the trajectory is continuous rather than discontinuous at that date: the ratio had begun improving earlier as Better's post-IPO restructuring took effect (Better Home &amp; Finance Holding Company, 2024b, 2025a). Revenue-per-employee in 2025 remains below the 2021–2023 pre-period average of $0.130M; the trajectory is therefore better read as a recovery toward the pre-period operating envelope than as a step-change beyond it.</w:t>
-      </w:r>
-    </w:p>
-    <w:p>
-      <w:pPr>
-        <w:rPr>
-          <w:rFonts w:cs="Times New Roman"/>
-        </w:rPr>
-      </w:pPr>
-      <w:r>
-        <w:rPr>
-          <w:rFonts w:cs="Times New Roman"/>
-        </w:rPr>
-        <w:t xml:space="preserve">These observations align with the AI-productivity literature's emphasis on task reallocation rather than full labour substitution (Acemoglu &amp; Restrepo, 2019; Brynjolfsson et al., 2023) and with voice-AI field studies showing productivity gains accruing to lower-tenure workers reassigned to coordination-intensive roles (Wang et al., 2023). The Better.com case differs in </w:t>
+      <w:bookmarkStart w:id="95" w:name="_Toc229599105"/>
+      <w:r>
+        <w:rPr>
+          <w:rFonts w:cs="Times New Roman"/>
+        </w:rPr>
+        <w:t>8.2 No Causal Identification</w:t>
+      </w:r>
+      <w:bookmarkEnd w:id="95"/>
+    </w:p>
+    <w:p>
+      <w:pPr>
+        <w:rPr>
+          <w:rFonts w:cs="Times New Roman"/>
+        </w:rPr>
+      </w:pPr>
+      <w:r>
+        <w:rPr>
+          <w:rFonts w:cs="Times New Roman"/>
+        </w:rPr>
+        <w:t xml:space="preserve">The most consequential limitation is the absence of a causal identification strategy. The thesis is observational and single-firm; no randomised assignment, no instrumental variable, and no clean quasi-experimental discontinuity is available in the case data. Consequently, no claim in the thesis is licensed to state that Betsy caused Better’s expense-ratio improvement, revenue-per-employee recovery, or net-loss compression. The mitigation adopted is consistent: the thesis uses “consistent with,” “associated with,” “suggests,” and “provides directional evidence” throughout, and the discussion in §7.5 explicitly treats macroeconomic recovery, restructuring, mix shift, and peer </w:t>
       </w:r>
       <w:r>
         <w:rPr>
           <w:rFonts w:cs="Times New Roman"/>
         </w:rPr>
         <w:lastRenderedPageBreak/>
-        <w:t>two respects: it is set in a regulated workflow whose boundary itself shapes the agent's task scope, and the agent operates inside a process-aware platform (Tinman) that is itself a precondition for the observed productivity gains.</w:t>
-      </w:r>
-    </w:p>
-    <w:p>
-      <w:pPr>
-        <w:rPr>
-          <w:rFonts w:cs="Times New Roman"/>
-        </w:rPr>
-      </w:pPr>
-      <w:r>
-        <w:rPr>
-          <w:rFonts w:cs="Times New Roman"/>
-        </w:rPr>
-        <w:t>A cautious reading therefore states three reconcilable propositions: the financial trajectory is consistent with the design pattern's prediction of observable operational leverage given the four prerequisites; the trajectory cannot be attributed to Betsy in isolation, given the inseparable contributions of macroeconomic recovery, restructuring, and Tinman maturity; and the AI-productivity literature's prediction of gains through task reallocation is supported descriptively. The thesis stops at “consistent with” and does not claim that the trajectory empirically validates the literature.</w:t>
+        <w:t>effects as alternative explanations. The residual risk is that examiners or readers may import a causal interpretation that the thesis does not state; the design-pattern framing in Chapter 6 is intended in part to preclude this misreading by treating the four prerequisites as joint conditions for an observable outcome rather than as causes of it.</w:t>
       </w:r>
     </w:p>
     <w:p>
@@ -19845,59 +20288,85 @@
           <w:rFonts w:cs="Times New Roman"/>
         </w:rPr>
       </w:pPr>
-      <w:bookmarkStart w:id="88" w:name="_Toc229599098"/>
-      <w:r>
-        <w:rPr>
-          <w:rFonts w:cs="Times New Roman"/>
-        </w:rPr>
-        <w:t>7.3 Interpreting the NPS – Trustpilot Divergence</w:t>
-      </w:r>
-      <w:bookmarkEnd w:id="88"/>
-    </w:p>
-    <w:p>
-      <w:pPr>
-        <w:rPr>
-          <w:rFonts w:cs="Times New Roman"/>
-        </w:rPr>
-      </w:pPr>
-      <w:r>
-        <w:rPr>
-          <w:rFonts w:cs="Times New Roman"/>
-        </w:rPr>
-        <w:t>The two customer-experience signals reported in §5.4 — management-reported NPS rising from 39 to 64 and independent Trustpilot mean star ratings and VADER sentiment falling — point in opposite directions. The thesis treats this divergence as the most informative single finding in the empirical chapter and resists the temptation to resolve it by privileging either signal.</w:t>
-      </w:r>
-    </w:p>
-    <w:p>
-      <w:pPr>
-        <w:rPr>
-          <w:rFonts w:cs="Times New Roman"/>
-        </w:rPr>
-      </w:pPr>
-      <w:r>
-        <w:rPr>
-          <w:rFonts w:cs="Times New Roman"/>
-        </w:rPr>
-        <w:t>The consumer-behaviour literature reviewed in §2.5 suggests four reasons why the two instruments should be expected to diverge in this case. First, Trustpilot reviews over-sample emotionally engaged customers (Filieri, 2015; Luca, 2016); management NPS may sample a different, internally drawn customer population. Second, the small post-period Trustpilot sample (n = 169 vs. n = 1,746 pre-period) gives self-selection more leverage on the post-period mean. Third, backend-AI services predict low customer-side AI attribution when the AI is not branded to the end user (Mogaji &amp; Nguyen, 2021; Aggarwal et al., 2025), consistent with the near-flat explicit-AI mention rate (≈1.15% pre, ≈1.18% post). Fourth, an algorithm-aversion effect may further depress public-discourse evaluations of automated service even when underlying quality is unchanged (Dietvorst et al., 2015).</w:t>
-      </w:r>
-    </w:p>
-    <w:p>
-      <w:pPr>
-        <w:rPr>
-          <w:rFonts w:cs="Times New Roman"/>
-        </w:rPr>
-      </w:pPr>
-      <w:r>
-        <w:rPr>
-          <w:rFonts w:cs="Times New Roman"/>
-        </w:rPr>
-        <w:t xml:space="preserve">The Cost/Rates discourse shift (−12.36 percentage points, the only keyword-group shift surviving Bonferroni correction) is the most diagnostic single keyword finding. Two interpretations are consistent with it. Post-October-2024 reviewers may differ in their reasons for </w:t>
-      </w:r>
+      <w:bookmarkStart w:id="96" w:name="_Toc229599106"/>
+      <w:r>
+        <w:rPr>
+          <w:rFonts w:cs="Times New Roman"/>
+        </w:rPr>
+        <w:t>8.3 Annual Financial Granularity</w:t>
+      </w:r>
+      <w:bookmarkEnd w:id="96"/>
+    </w:p>
+    <w:p>
+      <w:pPr>
+        <w:rPr>
+          <w:rFonts w:cs="Times New Roman"/>
+        </w:rPr>
+      </w:pPr>
+      <w:r>
+        <w:rPr>
+          <w:rFonts w:cs="Times New Roman"/>
+        </w:rPr>
+        <w:t>The audited financial data in this thesis is annual (10-K) and quarterly (10-Q). Betsy launched on October 17, 2024; consequently, fiscal year 2024 contains both a pre-Betsy and a post-Betsy operating period, and 2024 figures must be interpreted as a transition year. The mitigation adopted is twofold. First, the thesis privileges 2025 figures (the first full post-Betsy fiscal year) and the 2023 baseline (the last full pre-Betsy fiscal year) for the operational-leverage interpretation (Chapter 5, §5.3). Second, the thesis does not run a within-2024 difference-in-means test on the financial data, because annual reporting cannot support such a test. The residual risk is that the magnitude of the transition signal is sensitive to the precise fiscal boundaries available in the SEC filings; this sensitivity is unrecoverable without quarterly disclosures with sufficient operational granularity.</w:t>
+      </w:r>
+    </w:p>
+    <w:p>
+      <w:pPr>
+        <w:pStyle w:val="Heading2"/>
+        <w:rPr>
+          <w:rFonts w:cs="Times New Roman"/>
+        </w:rPr>
+      </w:pPr>
+      <w:bookmarkStart w:id="97" w:name="_Toc229599107"/>
+      <w:r>
+        <w:rPr>
+          <w:rFonts w:cs="Times New Roman"/>
+        </w:rPr>
+        <w:t>8.4 Reliance on Public-Data and Single-Vendor Sources</w:t>
+      </w:r>
+      <w:bookmarkEnd w:id="97"/>
+    </w:p>
+    <w:p>
+      <w:pPr>
+        <w:rPr>
+          <w:rFonts w:cs="Times New Roman"/>
+        </w:rPr>
+      </w:pPr>
+      <w:r>
+        <w:rPr>
+          <w:rFonts w:cs="Times New Roman"/>
+        </w:rPr>
+        <w:t>The thesis relies on Better’s SEC disclosures, the joint Better–ElevenLabs press release, the ElevenLabs vendor materials, and the Mortgage Bankers Association industry reports for its operating evidence. Two interpretive risks follow. First, vendor-reported metrics (call volumes, conversion-rate changes, agent-handled-call counts) are subject to commercial-marketing incentives. The mitigation adopted is to introduce every vendor metric with the flag “Vendor materials report …” and to triangulate against Better’s SEC disclosures wherever possible. Second, Better’s management-reported operating metrics (Net Promoter Score; “approximately 100,000 mortgage-related calls per month”; “approximately 1.89 million inbound and outbound calls in 2025”) are not externally audited. The mitigation is to introduce them with “Better has reported that …” and to keep them separate from the audited financial trajectory. The residual risk is that an examiner who skim-reads the discussion may conflate the audited and unaudited channels; the source-reliability hierarchy in §3.7 (Table 3.2) and the explicit wording requirements are intended to preclude this.</w:t>
+      </w:r>
+    </w:p>
+    <w:p>
+      <w:pPr>
+        <w:pStyle w:val="Heading2"/>
+        <w:rPr>
+          <w:rFonts w:cs="Times New Roman"/>
+        </w:rPr>
+      </w:pPr>
+      <w:bookmarkStart w:id="98" w:name="_Toc229599108"/>
       <w:r>
         <w:rPr>
           <w:rFonts w:cs="Times New Roman"/>
         </w:rPr>
         <w:lastRenderedPageBreak/>
-        <w:t>reviewing, with operational frustrations displacing transactional outcomes; alternatively, the rate environment was less salient as 30-year rates eased (Mortgage Bankers Association, 2024a), so customers wrote fewer rate-related reviews. The two are not mutually exclusive, and the case data cannot adjudicate between them. Jointly, they imply that public-discourse evidence on voice-AI deployment must be read alongside management-reported instruments and triangulated against operational evidence rather than substituted for them.</w:t>
+        <w:t>8.5 Single-Case Generalisability</w:t>
+      </w:r>
+      <w:bookmarkEnd w:id="98"/>
+    </w:p>
+    <w:p>
+      <w:pPr>
+        <w:rPr>
+          <w:rFonts w:cs="Times New Roman"/>
+        </w:rPr>
+      </w:pPr>
+      <w:r>
+        <w:rPr>
+          <w:rFonts w:cs="Times New Roman"/>
+        </w:rPr>
+        <w:t>The case is a single, revelatory, and extreme case (Yin, 2018). Statistical generalisation to a population of mortgage lenders is not licensed; the design supports only analytic generalisation to configurations that satisfy the four prerequisites of §6.3. Better.com is also unusual on the digital-maturity dimension: the Tinman platform represents an atypically advanced operating-platform starting point for a U.S. mortgage lender, and the company’s willingness to disclose and brand its AI deployment publicly is itself unusual. These dimensions of unusualness mean that the case is informative about the upper envelope of voice-AI value capture in regulated financial workflows; it is less informative about the median deployment. Chapter 9 identifies multi-firm replication as a priority for future research.</w:t>
       </w:r>
     </w:p>
     <w:p>
@@ -19907,72 +20376,62 @@
           <w:rFonts w:cs="Times New Roman"/>
         </w:rPr>
       </w:pPr>
-      <w:bookmarkStart w:id="89" w:name="_Toc229599099"/>
-      <w:r>
-        <w:rPr>
-          <w:rFonts w:cs="Times New Roman"/>
-        </w:rPr>
-        <w:t>7.4 Theoretical Contributions</w:t>
-      </w:r>
-      <w:bookmarkEnd w:id="89"/>
-    </w:p>
-    <w:p>
-      <w:pPr>
-        <w:rPr>
-          <w:rFonts w:cs="Times New Roman"/>
-        </w:rPr>
-      </w:pPr>
-      <w:r>
-        <w:rPr>
-          <w:rFonts w:cs="Times New Roman"/>
-        </w:rPr>
-        <w:t>The thesis contributes to three threads of the literature. The first is the AI service hierarchy (Huang &amp; Rust, 2018). The Better.com case extends that hierarchy by showing that mechanical and analytical service work can be substantially automated by a voice LLM agent scoped to the coordination layer of a regulated workflow, while the intuitive and empathetic layers remain inside the human-AI collaboration model. The case is also consistent with the hierarchy’s prediction that AI substitution diffuses first through the lower layers of service work; what the hierarchy does not specify, and what the case contributes, is the architectural precondition (a process-aware operating platform) for the substitution to be operational rather than rhetorical.</w:t>
-      </w:r>
-    </w:p>
-    <w:p>
-      <w:pPr>
-        <w:rPr>
-          <w:rFonts w:cs="Times New Roman"/>
-        </w:rPr>
-      </w:pPr>
-      <w:r>
-        <w:rPr>
-          <w:rFonts w:cs="Times New Roman"/>
-        </w:rPr>
-        <w:t>The second thread is task–technology fit (Goodhue &amp; Thompson, 1995). The case operationalises the task–technology-fit lens at the workflow level rather than at the individual-task level: the fit between Betsy’s coordination-layer task scope and the structured workflow state exposed by Tinman is the architectural fact that the case identifies. The case extends the task–technology-fit lens by showing that, in regulated workflows, task–technology fit must be evaluated against the regulated boundary as well as against the task itself: the agent’s scope must fit not only the task but also the licensing and disclosure constraints that govern the task.</w:t>
-      </w:r>
-    </w:p>
-    <w:p>
-      <w:pPr>
-        <w:rPr>
-          <w:rFonts w:cs="Times New Roman"/>
-        </w:rPr>
-      </w:pPr>
-      <w:r>
-        <w:rPr>
-          <w:rFonts w:cs="Times New Roman"/>
-        </w:rPr>
-        <w:t xml:space="preserve">The third thread is the AI-enabled productivity literature (Acemoglu &amp; Restrepo, 2019; Brynjolfsson et al., 2023). The case is consistent with that literature’s prediction that AI-related productivity gains materialise through task reallocation rather than full labour substitution and may emerge alongside ambiguous customer-perception effects when the AI system operates as backend infrastructure (Mogaji &amp; Nguyen, 2021; Aggarwal et al., 2025). The case adds a regulated-workflow boundary condition that the AI-productivity literature has examined less frequently: the productivity channel and the regulatory-compliance channel are not separable in </w:t>
+      <w:bookmarkStart w:id="99" w:name="_Toc229599109"/>
+      <w:r>
+        <w:rPr>
+          <w:rFonts w:cs="Times New Roman"/>
+        </w:rPr>
+        <w:t>8.6 Trustpilot Self-Selection and Pre/Post Imbalance</w:t>
+      </w:r>
+      <w:bookmarkEnd w:id="99"/>
+    </w:p>
+    <w:p>
+      <w:pPr>
+        <w:rPr>
+          <w:rFonts w:cs="Times New Roman"/>
+        </w:rPr>
+      </w:pPr>
+      <w:r>
+        <w:rPr>
+          <w:rFonts w:cs="Times New Roman"/>
+        </w:rPr>
+        <w:t>The Trustpilot corpus contains 1,915 cleaned reviews split into 1,746 pre-Betsy and 169 post-Betsy observations. The post-period sample is small in absolute terms and is self-selected: Trustpilot reviewers are typically more emotionally engaged than the average customer, and the platform over-samples the tails of the customer-experience distribution (Filieri, 2015; Luca, 2016). The post-period sample is also more concentrated on operational frustrations than the pre-period (Chapter 5, §5.4.5). Two mitigations are adopted. First, the discussion presents the Trustpilot evidence with the seven-reason caveat list of §5.4 in every comparison with NPS. Second, magnitude claims based on the Trustpilot post-period are avoided; only directional claims are made, with the explicit reservation that the post-period sample is small. The residual risk is that the Trustpilot signal may be interpreted as more informative about underlying service quality than it actually is; §7.3 argues that the divergence between NPS and Trustpilot is itself the most informative single finding.</w:t>
+      </w:r>
+    </w:p>
+    <w:p>
+      <w:pPr>
+        <w:pStyle w:val="Heading2"/>
+        <w:rPr>
+          <w:rFonts w:cs="Times New Roman"/>
+        </w:rPr>
+      </w:pPr>
+      <w:bookmarkStart w:id="100" w:name="_Toc229599110"/>
+      <w:r>
+        <w:rPr>
+          <w:rFonts w:cs="Times New Roman"/>
+        </w:rPr>
+        <w:t>8.7 Topic-Modelling Sensitivity</w:t>
+      </w:r>
+      <w:bookmarkEnd w:id="100"/>
+    </w:p>
+    <w:p>
+      <w:pPr>
+        <w:rPr>
+          <w:rFonts w:cs="Times New Roman"/>
+        </w:rPr>
+      </w:pPr>
+      <w:r>
+        <w:rPr>
+          <w:rFonts w:cs="Times New Roman"/>
+        </w:rPr>
+        <w:t xml:space="preserve">BERTopic results are sensitive to UMAP and HDBSCAN hyperparameters, to the embedding model, and to the random seed. Chapter 5 reports 44 topics with 1,198 reviews clustered (66.4 per cent) and 606 reviews classified as noise. Topic-share figures are descriptive and are not used as inferential evidence in the thesis. The keyword-prevalence analysis, by contrast, is conducted on </w:t>
       </w:r>
       <w:r>
         <w:rPr>
           <w:rFonts w:cs="Times New Roman"/>
         </w:rPr>
         <w:lastRenderedPageBreak/>
-        <w:t>the case data, and the four-prerequisite design pattern specifies the architectural arrangement under which they are jointly observed.</w:t>
-      </w:r>
-    </w:p>
-    <w:p>
-      <w:pPr>
-        <w:rPr>
-          <w:rFonts w:cs="Times New Roman"/>
-        </w:rPr>
-      </w:pPr>
-      <w:r>
-        <w:rPr>
-          <w:rFonts w:cs="Times New Roman"/>
-        </w:rPr>
-        <w:t>Read together, the three threads suggest that the Better.com case is an example of what might be called “invisible AI infrastructure”: a voice-AI agent that is operationally consequential but customer-side imperceptible. This is not a new theoretical category; it is a synthesis of existing observations in the chatbot literature (Adam et al., 2021), the backend-AI services literature (Mogaji &amp; Nguyen, 2021), and the AI-productivity literature. What the case adds is an integrated empirical example in which the operational-financial signal, the customer-discourse signal, the vendor-architectural signal, and the management-reported signal can be read against each other on the same firm in the same time window.</w:t>
+        <w:t>a researcher-defined dictionary that is invariant to hyperparameter selection; only Cost/Rates discourse survives Bonferroni correction, and that finding is the only keyword-prevalence finding cited as inferentially supported in the thesis (Chapter 5, §5.4.3). The residual risk is that examiners may interpret the topic-share visualisations as supporting claims they were not designed to support; this section and §3.9 state explicitly that topic-share figures are descriptive only.</w:t>
       </w:r>
     </w:p>
     <w:p>
@@ -19982,60 +20441,73 @@
           <w:rFonts w:cs="Times New Roman"/>
         </w:rPr>
       </w:pPr>
-      <w:bookmarkStart w:id="90" w:name="_Toc229599100"/>
-      <w:r>
-        <w:rPr>
-          <w:rFonts w:cs="Times New Roman"/>
-        </w:rPr>
-        <w:t>7.5 Alternative Explanations and Competing Hypotheses</w:t>
-      </w:r>
-      <w:bookmarkEnd w:id="90"/>
-    </w:p>
-    <w:p>
-      <w:pPr>
-        <w:rPr>
-          <w:rFonts w:cs="Times New Roman"/>
-        </w:rPr>
-      </w:pPr>
-      <w:r>
-        <w:rPr>
-          <w:rFonts w:cs="Times New Roman"/>
-        </w:rPr>
-        <w:t>Several alternative explanations could account for the financial trajectory of 2023–2025 in whole or in part. First, macroeconomic recovery: U.S. mortgage origination volume began to recover from its 2022–2023 trough as 30-year fixed mortgage rates eased and as the volume of refinance and purchase originations rose (Federal Reserve Bank of New York, 2023; Mortgage Bankers Association, 2024a). A neutral macroeconomic counterfactual cannot be constructed from the case data. The case therefore concedes that the recovery component of the trajectory is not separable from the AI-enabled component using single-firm evidence. Second, restructuring: Better’s post-IPO restructuring (the NEO loan officer programme, the consolidation of operations, the headcount reductions reported in the 2023 and 2024 10-Ks) reduces the expense base independently of any AI-related effect (Better Home &amp; Finance Holding Company, 2024b, 2025a). Third, mix shift: changes in the mix of refinance versus purchase originations affect both revenue per loan and operating margin, and the post-period mix is not constant. Fourth, peer-effect spillovers: a parallel benchmark lender (Rocket Companies, 2024, 2025) shows correlated trajectory changes during the same window, although Rocket’s scale and vertical integration make a direct comparison only directional.</w:t>
-      </w:r>
-    </w:p>
-    <w:p>
-      <w:pPr>
-        <w:rPr>
-          <w:rFonts w:cs="Times New Roman"/>
-        </w:rPr>
-      </w:pPr>
-      <w:r>
-        <w:rPr>
-          <w:rFonts w:cs="Times New Roman"/>
-        </w:rPr>
-        <w:t xml:space="preserve">How does each alternative bear on the design pattern? The macroeconomic-recovery and restructuring hypotheses do not invalidate the design pattern; they bound the share of the financial trajectory that the pattern is licensed to explain. The mix-shift hypothesis does not </w:t>
-      </w:r>
+      <w:bookmarkStart w:id="101" w:name="_Toc229599111"/>
+      <w:r>
+        <w:rPr>
+          <w:rFonts w:cs="Times New Roman"/>
+        </w:rPr>
+        <w:t>8.8 Rocket Comparability</w:t>
+      </w:r>
+      <w:bookmarkEnd w:id="101"/>
+    </w:p>
+    <w:p>
+      <w:pPr>
+        <w:rPr>
+          <w:rFonts w:cs="Times New Roman"/>
+        </w:rPr>
+      </w:pPr>
+      <w:r>
+        <w:rPr>
+          <w:rFonts w:cs="Times New Roman"/>
+        </w:rPr>
+        <w:t>Rocket Companies is the largest U.S. retail mortgage lender and is used in this thesis as a directional industry benchmark, not as a counterfactual (Rocket Companies, 2024, 2025). Rocket’s scale, vertical integration, capital structure, and product mix differ from Better’s, and audited-line items are not directly comparable without normalisation. The thesis therefore uses Rocket only for directional benchmarking of expense intensity and revenue-per-employee. The residual risk is that a stricter examiner may regard any cross-firm comparison as overreaching; §7.5 acknowledges this by treating the peer-effect-spillovers hypothesis as the most challenging alternative explanation.</w:t>
+      </w:r>
+    </w:p>
+    <w:p>
+      <w:pPr>
+        <w:pStyle w:val="Heading2"/>
+        <w:rPr>
+          <w:rFonts w:cs="Times New Roman"/>
+        </w:rPr>
+      </w:pPr>
+      <w:bookmarkStart w:id="102" w:name="_Toc229599112"/>
+      <w:r>
+        <w:rPr>
+          <w:rFonts w:cs="Times New Roman"/>
+        </w:rPr>
+        <w:t>8.9 Implications for Future Research</w:t>
+      </w:r>
+      <w:bookmarkEnd w:id="102"/>
+    </w:p>
+    <w:p>
+      <w:pPr>
+        <w:rPr>
+          <w:rFonts w:cs="Times New Roman"/>
+        </w:rPr>
+      </w:pPr>
+      <w:r>
+        <w:rPr>
+          <w:rFonts w:cs="Times New Roman"/>
+        </w:rPr>
+        <w:t>The limitations enumerated above suggest a coherent future-research agenda. Multi-firm replication on a panel of digital-first lenders would address single-case generalisability. Quarterly-disclosure data or proprietary loan-level data would relax the annual-granularity constraint. Quasi-experimental designs that exploit deployment-cohort variation across teams or geographies inside a single firm would reduce reliance on external counterfactuals. Independent customer-experience instruments — administered surveys with controlled samples, audited service-quality records, randomised voice-versus-text comparisons — would relax the Trustpilot self-selection constraint. Future research is articulated more fully in §9.5.</w:t>
+      </w:r>
+    </w:p>
+    <w:p>
+      <w:pPr>
+        <w:pStyle w:val="Heading1"/>
+        <w:rPr>
+          <w:rFonts w:cs="Times New Roman"/>
+        </w:rPr>
+      </w:pPr>
+      <w:bookmarkStart w:id="103" w:name="_Toc229599113"/>
       <w:r>
         <w:rPr>
           <w:rFonts w:cs="Times New Roman"/>
         </w:rPr>
         <w:lastRenderedPageBreak/>
-        <w:t>invalidate the design pattern either, but it does suggest that revenue-per-employee should be interpreted with care, and §5.3.4 already does so. The peer-effect-spillovers hypothesis is the most challenging: if Rocket’s 2024–2025 trajectory partially mirrors Better’s, the operational-leverage signal cannot be attributed to AI deployment without further evidence. The case study’s response is to treat Rocket as a directional industry benchmark and not as a counterfactual, and to treat the AI deployment as one of several mechanisms in a multi-mechanism explanation.</w:t>
-      </w:r>
-    </w:p>
-    <w:p>
-      <w:pPr>
-        <w:rPr>
-          <w:rFonts w:cs="Times New Roman"/>
-        </w:rPr>
-      </w:pPr>
-      <w:r>
-        <w:rPr>
-          <w:rFonts w:cs="Times New Roman"/>
-        </w:rPr>
-        <w:t>On the customer-experience side, the principal alternative is that the post-Betsy Trustpilot decline reflects a broader reviewing-population drift rather than a deterioration in service quality: post-Betsy reviewers may differ in their reasons for reviewing, in the share of transactional versus operational complaints, and in the broader discourse environment. The thesis records this alternative explicitly and reads the Trustpilot evidence as one signal in a triangulated evidence base, rather than as a contradicting fact. Where the discourse evidence is genuinely uninformative — such as on the magnitude of the customer-experience effect — the thesis abstains from a single magnitude estimate.</w:t>
-      </w:r>
+        <w:t>9. Conclusion</w:t>
+      </w:r>
+      <w:bookmarkEnd w:id="103"/>
     </w:p>
     <w:p>
       <w:pPr>
@@ -20044,46 +20516,159 @@
           <w:rFonts w:cs="Times New Roman"/>
         </w:rPr>
       </w:pPr>
-      <w:bookmarkStart w:id="91" w:name="_Toc229599101"/>
-      <w:r>
-        <w:rPr>
-          <w:rFonts w:cs="Times New Roman"/>
-        </w:rPr>
-        <w:t>7.6 Practical Implications</w:t>
-      </w:r>
-      <w:bookmarkEnd w:id="91"/>
-    </w:p>
-    <w:p>
-      <w:pPr>
-        <w:rPr>
-          <w:rFonts w:cs="Times New Roman"/>
-        </w:rPr>
-      </w:pPr>
-      <w:r>
-        <w:rPr>
-          <w:rFonts w:cs="Times New Roman"/>
-        </w:rPr>
-        <w:t>The practical implications of the thesis are pitched at three audiences. For lender executives, the thesis argues that voice-AI deployment should be evaluated as the visible component of a longer digital-platform investment whose less visible components (process digitisation, workflow-state APIs, data-quality investments, human-AI coordination structures) typically dominate the cost and the timeline. The four-prerequisite design pattern functions as a diagnostic checklist: a deployment that lacks any one of the four prerequisites is unlikely to generate the operational leverage the case exhibits, regardless of vendor selection. For voice-AI vendors, the thesis suggests that the boundary between voice-infrastructure value and integration-and-data-platform value is the principal commercial fault line: a high-quality voice-infrastructure layer is necessary but not sufficient for a productive deployment.</w:t>
-      </w:r>
-    </w:p>
-    <w:p>
-      <w:pPr>
-        <w:rPr>
-          <w:rFonts w:cs="Times New Roman"/>
-        </w:rPr>
-      </w:pPr>
-      <w:r>
-        <w:rPr>
-          <w:rFonts w:cs="Times New Roman"/>
-        </w:rPr>
-        <w:t xml:space="preserve">For regulators, the thesis suggests that the most informative supervisory question may not be “is the customer interacting with an AI?” but “is the regulated step routed to a licensed and identifiable human, and is the routing audit-logged?” The pattern’s auditable-escalation prerequisite renders the regulated boundary observable and supervisable, regardless of whether </w:t>
-      </w:r>
+      <w:bookmarkStart w:id="104" w:name="_Toc229599114"/>
+      <w:r>
+        <w:rPr>
+          <w:rFonts w:cs="Times New Roman"/>
+        </w:rPr>
+        <w:t>9.1 Direct Answer to RQ1</w:t>
+      </w:r>
+      <w:bookmarkEnd w:id="104"/>
+    </w:p>
+    <w:p>
+      <w:pPr>
+        <w:rPr>
+          <w:rFonts w:cs="Times New Roman"/>
+        </w:rPr>
+      </w:pPr>
+      <w:r>
+        <w:rPr>
+          <w:rFonts w:cs="Times New Roman"/>
+        </w:rPr>
+        <w:t>RQ1 asked how voice LLM agents have been integrated into Better.com's mortgage origination processes and what that integration reveals about prerequisites for deploying voice AI in regulated financial services. The integration follows a layered, four-component architecture in which the proprietary Tinman platform supplies the digitised, process-aware operating substrate; Betsy operates as a coordination-layer agent rather than as an end-to-end origination engine, scoped to high-volume conversational coordination tasks (status checks, lead qualification, scheduling); ElevenLabs supplies low-latency, high-naturalness voice infrastructure; and a clear human-escalation boundary delegates regulated mortgage-advice tasks to licensed loan officers under auditable hand-off. The integration reveals four prerequisites for deploying voice AI in regulated financial workflows, formalised in Chapter 6: a process-aware operating platform, a coordination-layer agent scope, low-latency voice infrastructure, and an auditable human-escalation model.</w:t>
+      </w:r>
+    </w:p>
+    <w:p>
+      <w:pPr>
+        <w:pStyle w:val="Heading2"/>
+        <w:rPr>
+          <w:rFonts w:cs="Times New Roman"/>
+        </w:rPr>
+      </w:pPr>
+      <w:bookmarkStart w:id="105" w:name="_Toc229599115"/>
+      <w:r>
+        <w:rPr>
+          <w:rFonts w:cs="Times New Roman"/>
+        </w:rPr>
+        <w:t>9.2 Direct Answer to RQ2</w:t>
+      </w:r>
+      <w:bookmarkEnd w:id="105"/>
+    </w:p>
+    <w:p>
+      <w:pPr>
+        <w:rPr>
+          <w:rFonts w:cs="Times New Roman"/>
+        </w:rPr>
+      </w:pPr>
+      <w:r>
+        <w:rPr>
+          <w:rFonts w:cs="Times New Roman"/>
+        </w:rPr>
+        <w:t>RQ2 asked what measurable business value can be associated with Better.com's voice-AI deployment and what factors mediate its realisation. The answer has three parts. Financially, the post-deployment trajectory is consistent with operational leverage: the expense ratio improved from 4.79 in 2023 to 2.01 in 2025, revenue per employee recovered from $0.094M to $0.124M, and net losses narrowed from −$536.4M to −$165.9M. Customer-experience evidence is mixed: management-reported NPS rose from 39 to 64 over the same window, while independent Trustpilot star ratings declined from 4.28 to 3.86 (p = 0.0019) and VADER sentiment declined from 0.64 to 0.52 (p = 0.0057). Explicit AI attribution in reviews remained near 1.15% pre-Betsy and 1.18% post-Betsy, consistent with voice AI operating as invisible infrastructure. The findings are descriptive and associative, not causal: the single-case design cannot isolate Betsy's specific contribution from concurrent macroeconomic recovery, post-IPO restructuring, and Tinman-platform maturation (see §5.4 for the full statistical treatment).</w:t>
+      </w:r>
+    </w:p>
+    <w:p>
+      <w:pPr>
+        <w:pStyle w:val="Heading2"/>
+        <w:rPr>
+          <w:rFonts w:cs="Times New Roman"/>
+        </w:rPr>
+      </w:pPr>
+      <w:bookmarkStart w:id="106" w:name="_Toc229599116"/>
       <w:r>
         <w:rPr>
           <w:rFonts w:cs="Times New Roman"/>
         </w:rPr>
         <w:lastRenderedPageBreak/>
-        <w:t>the customer is consciously aware of the AI in the routine communication that precedes it. This framing aligns with the Consumer Financial Protection Bureau’s UDAAP framework and the SAFE Act’s licensing requirements (Consumer Financial Protection Bureau, n.d.) and offers a workable supervisory primitive for voice-AI deployments in regulated financial workflows.</w:t>
+        <w:t>9.3 Contributions</w:t>
+      </w:r>
+      <w:bookmarkEnd w:id="106"/>
+    </w:p>
+    <w:p>
+      <w:pPr>
+        <w:pStyle w:val="Heading3"/>
+        <w:rPr>
+          <w:rFonts w:cs="Times New Roman"/>
+        </w:rPr>
+      </w:pPr>
+      <w:bookmarkStart w:id="107" w:name="_Toc229599117"/>
+      <w:r>
+        <w:rPr>
+          <w:rFonts w:cs="Times New Roman"/>
+        </w:rPr>
+        <w:t>9.3.1 Empirical Contribution</w:t>
+      </w:r>
+      <w:bookmarkEnd w:id="107"/>
+    </w:p>
+    <w:p>
+      <w:pPr>
+        <w:rPr>
+          <w:rFonts w:cs="Times New Roman"/>
+        </w:rPr>
+      </w:pPr>
+      <w:r>
+        <w:rPr>
+          <w:rFonts w:cs="Times New Roman"/>
+        </w:rPr>
+        <w:t>The thesis is, to the author’s knowledge, an early published case study to triangulate the audited SEC-filed financial trajectory, independent customer-discourse mining, and qualitative process tracing of integration architecture for a voice LLM agent in U.S. mortgage origination. The single-case design is deliberately revelatory rather than statistical, and the thesis records the trajectory and the discourse signal in a form that is reproducible from public sources.</w:t>
+      </w:r>
+    </w:p>
+    <w:p>
+      <w:pPr>
+        <w:pStyle w:val="Heading3"/>
+        <w:rPr>
+          <w:rFonts w:cs="Times New Roman"/>
+        </w:rPr>
+      </w:pPr>
+      <w:bookmarkStart w:id="108" w:name="_Toc229599118"/>
+      <w:r>
+        <w:rPr>
+          <w:rFonts w:cs="Times New Roman"/>
+        </w:rPr>
+        <w:t>9.3.2 Methodological Contribution</w:t>
+      </w:r>
+      <w:bookmarkEnd w:id="108"/>
+    </w:p>
+    <w:p>
+      <w:pPr>
+        <w:rPr>
+          <w:rFonts w:cs="Times New Roman"/>
+        </w:rPr>
+      </w:pPr>
+      <w:r>
+        <w:rPr>
+          <w:rFonts w:cs="Times New Roman"/>
+        </w:rPr>
+        <w:t>The thesis contributes a mixed-methods triangulation protocol in which audited financial data, management-reported KPIs, vendor materials, and self-selected user-generated reviews are explicitly classified by source-reliability tier (§3.7) and in which each evidence stream is paired with a wording requirement that prevents inadvertent magnitude transfer between tiers. The design-pattern artefact in Chapter 6 is offered as a reusable analytical primitive for examining future voice-AI deployments in regulated workflows.</w:t>
+      </w:r>
+    </w:p>
+    <w:p>
+      <w:pPr>
+        <w:pStyle w:val="Heading3"/>
+        <w:rPr>
+          <w:rFonts w:cs="Times New Roman"/>
+        </w:rPr>
+      </w:pPr>
+      <w:bookmarkStart w:id="109" w:name="_Toc229599119"/>
+      <w:r>
+        <w:rPr>
+          <w:rFonts w:cs="Times New Roman"/>
+        </w:rPr>
+        <w:t>9.3.3 Practical Contribution</w:t>
+      </w:r>
+      <w:bookmarkEnd w:id="109"/>
+    </w:p>
+    <w:p>
+      <w:pPr>
+        <w:rPr>
+          <w:rFonts w:cs="Times New Roman"/>
+        </w:rPr>
+      </w:pPr>
+      <w:r>
+        <w:rPr>
+          <w:rFonts w:cs="Times New Roman"/>
+        </w:rPr>
+        <w:t>For lender executives, the four-prerequisite design pattern functions as a diagnostic checklist: a deployment that lacks any one of the four prerequisites is unlikely to generate the operational leverage observed in the case. For voice-AI vendors, the thesis argues that integration-and-data-platform value typically dominates voice-infrastructure value in commercial outcomes. For regulators, the thesis argues that the supervisory primitive should be the audit-logged routing of regulated communication to a licensed and identifiable human, rather than the customer’s conscious awareness of the AI in the routine communication that precedes it.</w:t>
       </w:r>
     </w:p>
     <w:p>
@@ -20093,545 +20678,33 @@
           <w:rFonts w:cs="Times New Roman"/>
         </w:rPr>
       </w:pPr>
-      <w:bookmarkStart w:id="92" w:name="_Toc229599102"/>
-      <w:r>
-        <w:rPr>
-          <w:rFonts w:cs="Times New Roman"/>
-        </w:rPr>
-        <w:t>7.7 Chapter Summary</w:t>
-      </w:r>
-      <w:bookmarkEnd w:id="92"/>
-    </w:p>
-    <w:p>
-      <w:pPr>
-        <w:rPr>
-          <w:rFonts w:cs="Times New Roman"/>
-        </w:rPr>
-      </w:pPr>
-      <w:r>
-        <w:rPr>
-          <w:rFonts w:cs="Times New Roman"/>
-        </w:rPr>
-        <w:t>Chapter 7 has integrated the empirical findings of Chapter 5 and the design pattern of Chapter 6 with the literature of Chapter 2 across five threads: the financial trajectory, the NPS–Trustpilot divergence, theoretical contributions to the AI-service-hierarchy / task–technology-fit / AI-productivity literatures, alternative explanations, and practical implications. The discussion has consistently respected the boundary between “consistent with” and “caused by,” framing the contribution as descriptive, interpretive, and design-pattern-prescriptive rather than causal. Chapter 8 examines the limitations of the design and the evidence in detail; Chapter 9 states the direct answers to RQ1 and RQ2 and the priority directions for future research.</w:t>
-      </w:r>
-    </w:p>
-    <w:p>
-      <w:pPr>
-        <w:pStyle w:val="Heading1"/>
-        <w:rPr>
-          <w:rFonts w:cs="Times New Roman"/>
-        </w:rPr>
-      </w:pPr>
-      <w:bookmarkStart w:id="93" w:name="_Toc229599103"/>
-      <w:r>
-        <w:rPr>
-          <w:rFonts w:cs="Times New Roman"/>
-        </w:rPr>
-        <w:t>8. Limitations</w:t>
-      </w:r>
-      <w:bookmarkEnd w:id="93"/>
-    </w:p>
-    <w:p>
-      <w:pPr>
-        <w:pStyle w:val="Heading2"/>
-        <w:rPr>
-          <w:rFonts w:cs="Times New Roman"/>
-        </w:rPr>
-      </w:pPr>
-      <w:bookmarkStart w:id="94" w:name="_Toc229599104"/>
-      <w:r>
-        <w:rPr>
-          <w:rFonts w:cs="Times New Roman"/>
-        </w:rPr>
-        <w:t>8.1 Introduction</w:t>
-      </w:r>
-      <w:bookmarkEnd w:id="94"/>
-    </w:p>
-    <w:p>
-      <w:pPr>
-        <w:rPr>
-          <w:rFonts w:cs="Times New Roman"/>
-        </w:rPr>
-      </w:pPr>
-      <w:r>
-        <w:rPr>
-          <w:rFonts w:cs="Times New Roman"/>
-        </w:rPr>
-        <w:t>Chapter 3 stated the principal methodological limitations as a consolidated table (§3.9, Table 3.3); this chapter examines them in greater depth. Each limitation is described in terms of (a) the specific class of inferences it bounds, (b) the mitigation adopted in this thesis, and (c) the residual interpretive risk that survives after mitigation. The limitations are presented in the same order as Table 3.3 and connect to the alternative explanations examined in §7.5.</w:t>
-      </w:r>
-    </w:p>
-    <w:p>
-      <w:pPr>
-        <w:pStyle w:val="Heading2"/>
-        <w:rPr>
-          <w:rFonts w:cs="Times New Roman"/>
-        </w:rPr>
-      </w:pPr>
-      <w:bookmarkStart w:id="95" w:name="_Toc229599105"/>
-      <w:r>
-        <w:rPr>
-          <w:rFonts w:cs="Times New Roman"/>
-        </w:rPr>
-        <w:t>8.2 No Causal Identification</w:t>
-      </w:r>
-      <w:bookmarkEnd w:id="95"/>
-    </w:p>
-    <w:p>
-      <w:pPr>
-        <w:rPr>
-          <w:rFonts w:cs="Times New Roman"/>
-        </w:rPr>
-      </w:pPr>
-      <w:r>
-        <w:rPr>
-          <w:rFonts w:cs="Times New Roman"/>
-        </w:rPr>
-        <w:t xml:space="preserve">The most consequential limitation is the absence of a causal identification strategy. The thesis is observational and single-firm; no randomised assignment, no instrumental variable, and no clean quasi-experimental discontinuity is available in the case data. Consequently, no claim in the thesis is licensed to state that Betsy caused Better’s expense-ratio improvement, revenue-per-employee recovery, or net-loss compression. The mitigation adopted is consistent: the thesis uses </w:t>
+      <w:bookmarkStart w:id="110" w:name="_Toc229599120"/>
+      <w:r>
+        <w:rPr>
+          <w:rFonts w:cs="Times New Roman"/>
+        </w:rPr>
+        <w:t>9.4 Limitations</w:t>
+      </w:r>
+      <w:bookmarkEnd w:id="110"/>
+    </w:p>
+    <w:p>
+      <w:pPr>
+        <w:rPr>
+          <w:rFonts w:cs="Times New Roman"/>
+        </w:rPr>
+      </w:pPr>
+      <w:r>
+        <w:rPr>
+          <w:rFonts w:cs="Times New Roman"/>
+        </w:rPr>
+        <w:t>Chapter 8 sets out the full limitations; the conclusion summarises only the four most consequential. The single-case explanatory design constrains statistical generalisability and precludes a causal claim about Betsy's independent contribution. The empirical window contains a substantial macroeconomic and product-mix recovery in U.S. mortgage origination, which is not separable from the voice-AI deployment in the case data. The Trustpilot corpus is self-selected and non-</w:t>
       </w:r>
       <w:r>
         <w:rPr>
           <w:rFonts w:cs="Times New Roman"/>
         </w:rPr>
         <w:lastRenderedPageBreak/>
-        <w:t>“consistent with,” “associated with,” “suggests,” and “provides directional evidence” throughout, and the discussion in §7.5 explicitly treats macroeconomic recovery, restructuring, mix shift, and peer effects as alternative explanations. The residual risk is that examiners or readers may import a causal interpretation that the thesis does not state; the design-pattern framing in Chapter 6 is intended in part to preclude this misreading by treating the four prerequisites as joint conditions for an observable outcome rather than as causes of it.</w:t>
-      </w:r>
-    </w:p>
-    <w:p>
-      <w:pPr>
-        <w:pStyle w:val="Heading2"/>
-        <w:rPr>
-          <w:rFonts w:cs="Times New Roman"/>
-        </w:rPr>
-      </w:pPr>
-      <w:bookmarkStart w:id="96" w:name="_Toc229599106"/>
-      <w:r>
-        <w:rPr>
-          <w:rFonts w:cs="Times New Roman"/>
-        </w:rPr>
-        <w:t>8.3 Annual Financial Granularity</w:t>
-      </w:r>
-      <w:bookmarkEnd w:id="96"/>
-    </w:p>
-    <w:p>
-      <w:pPr>
-        <w:rPr>
-          <w:rFonts w:cs="Times New Roman"/>
-        </w:rPr>
-      </w:pPr>
-      <w:r>
-        <w:rPr>
-          <w:rFonts w:cs="Times New Roman"/>
-        </w:rPr>
-        <w:t>The audited financial data in this thesis is annual (10-K) and quarterly (10-Q). Betsy launched on October 17, 2024; consequently, fiscal year 2024 contains both a pre-Betsy and a post-Betsy operating period, and 2024 figures must be interpreted as a transition year. The mitigation adopted is twofold. First, the thesis privileges 2025 figures (the first full post-Betsy fiscal year) and the 2023 baseline (the last full pre-Betsy fiscal year) for the operational-leverage interpretation (Chapter 5, §5.3). Second, the thesis does not run a within-2024 difference-in-means test on the financial data, because annual reporting cannot support such a test. The residual risk is that the magnitude of the transition signal is sensitive to the precise fiscal boundaries available in the SEC filings; this sensitivity is unrecoverable without quarterly disclosures with sufficient operational granularity.</w:t>
-      </w:r>
-    </w:p>
-    <w:p>
-      <w:pPr>
-        <w:pStyle w:val="Heading2"/>
-        <w:rPr>
-          <w:rFonts w:cs="Times New Roman"/>
-        </w:rPr>
-      </w:pPr>
-      <w:bookmarkStart w:id="97" w:name="_Toc229599107"/>
-      <w:r>
-        <w:rPr>
-          <w:rFonts w:cs="Times New Roman"/>
-        </w:rPr>
-        <w:t>8.4 Reliance on Public-Data and Single-Vendor Sources</w:t>
-      </w:r>
-      <w:bookmarkEnd w:id="97"/>
-    </w:p>
-    <w:p>
-      <w:pPr>
-        <w:rPr>
-          <w:rFonts w:cs="Times New Roman"/>
-        </w:rPr>
-      </w:pPr>
-      <w:r>
-        <w:rPr>
-          <w:rFonts w:cs="Times New Roman"/>
-        </w:rPr>
-        <w:t xml:space="preserve">The thesis relies on Better’s SEC disclosures, the joint Better–ElevenLabs press release, the ElevenLabs vendor materials, and the Mortgage Bankers Association industry reports for its operating evidence. Two interpretive risks follow. First, vendor-reported metrics (call volumes, conversion-rate changes, agent-handled-call counts) are subject to commercial-marketing incentives. The mitigation adopted is to introduce every vendor metric with the flag “Vendor materials report …” and to triangulate against Better’s SEC disclosures wherever possible. Second, Better’s management-reported operating metrics (Net Promoter Score; “approximately 100,000 mortgage-related calls per month”; “approximately 1.89 million inbound and outbound calls in 2025”) are not externally audited. The mitigation is to introduce them with “Better has reported that …” and to keep them separate from the audited financial trajectory. The residual risk is that an examiner who skim-reads the discussion may conflate the audited and unaudited </w:t>
-      </w:r>
-      <w:r>
-        <w:rPr>
-          <w:rFonts w:cs="Times New Roman"/>
-        </w:rPr>
-        <w:lastRenderedPageBreak/>
-        <w:t>channels; the source-reliability hierarchy in §3.7 (Table 3.2) and the explicit wording requirements are intended to preclude this.</w:t>
-      </w:r>
-    </w:p>
-    <w:p>
-      <w:pPr>
-        <w:pStyle w:val="Heading2"/>
-        <w:rPr>
-          <w:rFonts w:cs="Times New Roman"/>
-        </w:rPr>
-      </w:pPr>
-      <w:bookmarkStart w:id="98" w:name="_Toc229599108"/>
-      <w:r>
-        <w:rPr>
-          <w:rFonts w:cs="Times New Roman"/>
-        </w:rPr>
-        <w:t>8.5 Single-Case Generalisability</w:t>
-      </w:r>
-      <w:bookmarkEnd w:id="98"/>
-    </w:p>
-    <w:p>
-      <w:pPr>
-        <w:rPr>
-          <w:rFonts w:cs="Times New Roman"/>
-        </w:rPr>
-      </w:pPr>
-      <w:r>
-        <w:rPr>
-          <w:rFonts w:cs="Times New Roman"/>
-        </w:rPr>
-        <w:t>The case is a single, revelatory, and extreme case (Yin, 2018). Statistical generalisation to a population of mortgage lenders is not licensed; the design supports only analytic generalisation to configurations that satisfy the four prerequisites of §6.3. Better.com is also unusual on the digital-maturity dimension: the Tinman platform represents an atypically advanced operating-platform starting point for a U.S. mortgage lender, and the company’s willingness to disclose and brand its AI deployment publicly is itself unusual. These dimensions of unusualness mean that the case is informative about the upper envelope of voice-AI value capture in regulated financial workflows; it is less informative about the median deployment. Chapter 9 identifies multi-firm replication as a priority for future research.</w:t>
-      </w:r>
-    </w:p>
-    <w:p>
-      <w:pPr>
-        <w:pStyle w:val="Heading2"/>
-        <w:rPr>
-          <w:rFonts w:cs="Times New Roman"/>
-        </w:rPr>
-      </w:pPr>
-      <w:bookmarkStart w:id="99" w:name="_Toc229599109"/>
-      <w:r>
-        <w:rPr>
-          <w:rFonts w:cs="Times New Roman"/>
-        </w:rPr>
-        <w:t>8.6 Trustpilot Self-Selection and Pre/Post Imbalance</w:t>
-      </w:r>
-      <w:bookmarkEnd w:id="99"/>
-    </w:p>
-    <w:p>
-      <w:pPr>
-        <w:rPr>
-          <w:rFonts w:cs="Times New Roman"/>
-        </w:rPr>
-      </w:pPr>
-      <w:r>
-        <w:rPr>
-          <w:rFonts w:cs="Times New Roman"/>
-        </w:rPr>
-        <w:t>The Trustpilot corpus contains 1,915 cleaned reviews split into 1,746 pre-Betsy and 169 post-Betsy observations. The post-period sample is small in absolute terms and is self-selected: Trustpilot reviewers are typically more emotionally engaged than the average customer, and the platform over-samples the tails of the customer-experience distribution (Filieri, 2015; Luca, 2016). The post-period sample is also more concentrated on operational frustrations than the pre-period (Chapter 5, §5.4.5). Two mitigations are adopted. First, the discussion presents the Trustpilot evidence with the seven-reason caveat list of §5.4 in every comparison with NPS. Second, magnitude claims based on the Trustpilot post-period are avoided; only directional claims are made, with the explicit reservation that the post-period sample is small. The residual risk is that the Trustpilot signal may be interpreted as more informative about underlying service quality than it actually is; §7.3 argues that the divergence between NPS and Trustpilot is itself the most informative single finding.</w:t>
-      </w:r>
-    </w:p>
-    <w:p>
-      <w:pPr>
-        <w:pStyle w:val="Heading2"/>
-        <w:rPr>
-          <w:rFonts w:cs="Times New Roman"/>
-        </w:rPr>
-      </w:pPr>
-      <w:bookmarkStart w:id="100" w:name="_Toc229599110"/>
-      <w:r>
-        <w:rPr>
-          <w:rFonts w:cs="Times New Roman"/>
-        </w:rPr>
-        <w:lastRenderedPageBreak/>
-        <w:t>8.7 Topic-Modelling Sensitivity</w:t>
-      </w:r>
-      <w:bookmarkEnd w:id="100"/>
-    </w:p>
-    <w:p>
-      <w:pPr>
-        <w:rPr>
-          <w:rFonts w:cs="Times New Roman"/>
-        </w:rPr>
-      </w:pPr>
-      <w:r>
-        <w:rPr>
-          <w:rFonts w:cs="Times New Roman"/>
-        </w:rPr>
-        <w:t>BERTopic results are sensitive to UMAP and HDBSCAN hyperparameters, to the embedding model, and to the random seed. Chapter 5 reports 44 topics with 1,198 reviews clustered (66.4 per cent) and 606 reviews classified as noise. Topic-share figures are descriptive and are not used as inferential evidence in the thesis. The keyword-prevalence analysis, by contrast, is conducted on a researcher-defined dictionary that is invariant to hyperparameter selection; only Cost/Rates discourse survives Bonferroni correction, and that finding is the only keyword-prevalence finding cited as inferentially supported in the thesis (Chapter 5, §5.4.3). The residual risk is that examiners may interpret the topic-share visualisations as supporting claims they were not designed to support; this section and §3.9 state explicitly that topic-share figures are descriptive only.</w:t>
-      </w:r>
-    </w:p>
-    <w:p>
-      <w:pPr>
-        <w:pStyle w:val="Heading2"/>
-        <w:rPr>
-          <w:rFonts w:cs="Times New Roman"/>
-        </w:rPr>
-      </w:pPr>
-      <w:bookmarkStart w:id="101" w:name="_Toc229599111"/>
-      <w:r>
-        <w:rPr>
-          <w:rFonts w:cs="Times New Roman"/>
-        </w:rPr>
-        <w:t>8.8 Rocket Comparability</w:t>
-      </w:r>
-      <w:bookmarkEnd w:id="101"/>
-    </w:p>
-    <w:p>
-      <w:pPr>
-        <w:rPr>
-          <w:rFonts w:cs="Times New Roman"/>
-        </w:rPr>
-      </w:pPr>
-      <w:r>
-        <w:rPr>
-          <w:rFonts w:cs="Times New Roman"/>
-        </w:rPr>
-        <w:t>Rocket Companies is the largest U.S. retail mortgage lender and is used in this thesis as a directional industry benchmark, not as a counterfactual (Rocket Companies, 2024, 2025). Rocket’s scale, vertical integration, capital structure, and product mix differ from Better’s, and audited-line items are not directly comparable without normalisation. The thesis therefore uses Rocket only for directional benchmarking of expense intensity and revenue-per-employee. The residual risk is that a stricter examiner may regard any cross-firm comparison as overreaching; §7.5 acknowledges this by treating the peer-effect-spillovers hypothesis as the most challenging alternative explanation.</w:t>
-      </w:r>
-    </w:p>
-    <w:p>
-      <w:pPr>
-        <w:pStyle w:val="Heading2"/>
-        <w:rPr>
-          <w:rFonts w:cs="Times New Roman"/>
-        </w:rPr>
-      </w:pPr>
-      <w:bookmarkStart w:id="102" w:name="_Toc229599112"/>
-      <w:r>
-        <w:rPr>
-          <w:rFonts w:cs="Times New Roman"/>
-        </w:rPr>
-        <w:t>8.9 Implications for Future Research</w:t>
-      </w:r>
-      <w:bookmarkEnd w:id="102"/>
-    </w:p>
-    <w:p>
-      <w:pPr>
-        <w:rPr>
-          <w:rFonts w:cs="Times New Roman"/>
-        </w:rPr>
-      </w:pPr>
-      <w:r>
-        <w:rPr>
-          <w:rFonts w:cs="Times New Roman"/>
-        </w:rPr>
-        <w:t xml:space="preserve">The limitations enumerated above suggest a coherent future-research agenda. Multi-firm replication on a panel of digital-first lenders would address single-case generalisability. Quarterly-disclosure data or proprietary loan-level data would relax the annual-granularity constraint. Quasi-experimental designs that exploit deployment-cohort variation across teams or geographies inside a single firm would reduce reliance on external counterfactuals. Independent customer-experience instruments — administered surveys with controlled samples, audited </w:t>
-      </w:r>
-      <w:r>
-        <w:rPr>
-          <w:rFonts w:cs="Times New Roman"/>
-        </w:rPr>
-        <w:lastRenderedPageBreak/>
-        <w:t>service-quality records, randomised voice-versus-text comparisons — would relax the Trustpilot self-selection constraint. Future research is articulated more fully in §9.5.</w:t>
-      </w:r>
-    </w:p>
-    <w:p>
-      <w:pPr>
-        <w:pStyle w:val="Heading1"/>
-        <w:rPr>
-          <w:rFonts w:cs="Times New Roman"/>
-        </w:rPr>
-      </w:pPr>
-      <w:bookmarkStart w:id="103" w:name="_Toc229599113"/>
-      <w:r>
-        <w:rPr>
-          <w:rFonts w:cs="Times New Roman"/>
-        </w:rPr>
-        <w:t>9. Conclusion</w:t>
-      </w:r>
-      <w:bookmarkEnd w:id="103"/>
-    </w:p>
-    <w:p>
-      <w:pPr>
-        <w:pStyle w:val="Heading2"/>
-        <w:rPr>
-          <w:rFonts w:cs="Times New Roman"/>
-        </w:rPr>
-      </w:pPr>
-      <w:bookmarkStart w:id="104" w:name="_Toc229599114"/>
-      <w:r>
-        <w:rPr>
-          <w:rFonts w:cs="Times New Roman"/>
-        </w:rPr>
-        <w:t>9.1 Direct Answer to RQ1</w:t>
-      </w:r>
-      <w:bookmarkEnd w:id="104"/>
-    </w:p>
-    <w:p>
-      <w:pPr>
-        <w:rPr>
-          <w:rFonts w:cs="Times New Roman"/>
-        </w:rPr>
-      </w:pPr>
-      <w:r>
-        <w:rPr>
-          <w:rFonts w:cs="Times New Roman"/>
-        </w:rPr>
-        <w:t>RQ1 asked how voice LLM agents have been integrated into Better.com's mortgage origination processes and what that integration reveals about prerequisites for deploying voice AI in regulated financial services. The integration follows a layered, four-component architecture in which the proprietary Tinman platform supplies the digitised, process-aware operating substrate; Betsy operates as a coordination-layer agent rather than as an end-to-end origination engine, scoped to high-volume conversational coordination tasks (status checks, lead qualification, scheduling); ElevenLabs supplies low-latency, high-naturalness voice infrastructure; and a clear human-escalation boundary delegates regulated mortgage-advice tasks to licensed loan officers under auditable hand-off. The integration reveals four prerequisites for deploying voice AI in regulated financial workflows, formalised in Chapter 6: a process-aware operating platform, a coordination-layer agent scope, low-latency voice infrastructure, and an auditable human-escalation model.</w:t>
-      </w:r>
-    </w:p>
-    <w:p>
-      <w:pPr>
-        <w:pStyle w:val="Heading2"/>
-        <w:rPr>
-          <w:rFonts w:cs="Times New Roman"/>
-        </w:rPr>
-      </w:pPr>
-      <w:bookmarkStart w:id="105" w:name="_Toc229599115"/>
-      <w:r>
-        <w:rPr>
-          <w:rFonts w:cs="Times New Roman"/>
-        </w:rPr>
-        <w:t>9.2 Direct Answer to RQ2</w:t>
-      </w:r>
-      <w:bookmarkEnd w:id="105"/>
-    </w:p>
-    <w:p>
-      <w:pPr>
-        <w:rPr>
-          <w:rFonts w:cs="Times New Roman"/>
-        </w:rPr>
-      </w:pPr>
-      <w:r>
-        <w:rPr>
-          <w:rFonts w:cs="Times New Roman"/>
-        </w:rPr>
-        <w:t xml:space="preserve">RQ2 asked what measurable business value can be associated with Better.com's voice-AI deployment and what factors mediate its realisation. The answer has three parts. Financially, the post-deployment trajectory is consistent with operational leverage: the expense ratio improved from 4.79 in 2023 to 2.01 in 2025, revenue per employee recovered from $0.094M to $0.124M, and net losses narrowed from −$536.4M to −$165.9M. Customer-experience evidence is mixed: management-reported NPS rose from 39 to 64 over the same window, while independent Trustpilot star ratings declined from 4.28 to 3.86 (p = 0.0019) and VADER sentiment declined from 0.64 to 0.52 (p = 0.0057). Explicit AI attribution in reviews remained near 1.15% pre-Betsy and 1.18% post-Betsy, consistent with voice AI operating as invisible infrastructure. The findings are descriptive and associative, not causal: the single-case design cannot isolate Betsy's </w:t>
-      </w:r>
-      <w:r>
-        <w:rPr>
-          <w:rFonts w:cs="Times New Roman"/>
-        </w:rPr>
-        <w:lastRenderedPageBreak/>
-        <w:t>specific contribution from concurrent macroeconomic recovery, post-IPO restructuring, and Tinman-platform maturation (see §5.4 for the full statistical treatment).</w:t>
-      </w:r>
-    </w:p>
-    <w:p>
-      <w:pPr>
-        <w:pStyle w:val="Heading2"/>
-        <w:rPr>
-          <w:rFonts w:cs="Times New Roman"/>
-        </w:rPr>
-      </w:pPr>
-      <w:bookmarkStart w:id="106" w:name="_Toc229599116"/>
-      <w:r>
-        <w:rPr>
-          <w:rFonts w:cs="Times New Roman"/>
-        </w:rPr>
-        <w:t>9.3 Contributions</w:t>
-      </w:r>
-      <w:bookmarkEnd w:id="106"/>
-    </w:p>
-    <w:p>
-      <w:pPr>
-        <w:pStyle w:val="Heading3"/>
-        <w:rPr>
-          <w:rFonts w:cs="Times New Roman"/>
-        </w:rPr>
-      </w:pPr>
-      <w:bookmarkStart w:id="107" w:name="_Toc229599117"/>
-      <w:r>
-        <w:rPr>
-          <w:rFonts w:cs="Times New Roman"/>
-        </w:rPr>
-        <w:t>9.3.1 Empirical Contribution</w:t>
-      </w:r>
-      <w:bookmarkEnd w:id="107"/>
-    </w:p>
-    <w:p>
-      <w:pPr>
-        <w:rPr>
-          <w:rFonts w:cs="Times New Roman"/>
-        </w:rPr>
-      </w:pPr>
-      <w:r>
-        <w:rPr>
-          <w:rFonts w:cs="Times New Roman"/>
-        </w:rPr>
-        <w:t>The thesis is, to the author’s knowledge, an early published case study to triangulate the audited SEC-filed financial trajectory, independent customer-discourse mining, and qualitative process tracing of integration architecture for a voice LLM agent in U.S. mortgage origination. The single-case design is deliberately revelatory rather than statistical, and the thesis records the trajectory and the discourse signal in a form that is reproducible from public sources.</w:t>
-      </w:r>
-    </w:p>
-    <w:p>
-      <w:pPr>
-        <w:pStyle w:val="Heading3"/>
-        <w:rPr>
-          <w:rFonts w:cs="Times New Roman"/>
-        </w:rPr>
-      </w:pPr>
-      <w:bookmarkStart w:id="108" w:name="_Toc229599118"/>
-      <w:r>
-        <w:rPr>
-          <w:rFonts w:cs="Times New Roman"/>
-        </w:rPr>
-        <w:t>9.3.2 Methodological Contribution</w:t>
-      </w:r>
-      <w:bookmarkEnd w:id="108"/>
-    </w:p>
-    <w:p>
-      <w:pPr>
-        <w:rPr>
-          <w:rFonts w:cs="Times New Roman"/>
-        </w:rPr>
-      </w:pPr>
-      <w:r>
-        <w:rPr>
-          <w:rFonts w:cs="Times New Roman"/>
-        </w:rPr>
-        <w:t>The thesis contributes a mixed-methods triangulation protocol in which audited financial data, management-reported KPIs, vendor materials, and self-selected user-generated reviews are explicitly classified by source-reliability tier (§3.7) and in which each evidence stream is paired with a wording requirement that prevents inadvertent magnitude transfer between tiers. The design-pattern artefact in Chapter 6 is offered as a reusable analytical primitive for examining future voice-AI deployments in regulated workflows.</w:t>
-      </w:r>
-    </w:p>
-    <w:p>
-      <w:pPr>
-        <w:pStyle w:val="Heading3"/>
-        <w:rPr>
-          <w:rFonts w:cs="Times New Roman"/>
-        </w:rPr>
-      </w:pPr>
-      <w:bookmarkStart w:id="109" w:name="_Toc229599119"/>
-      <w:r>
-        <w:rPr>
-          <w:rFonts w:cs="Times New Roman"/>
-        </w:rPr>
-        <w:t>9.3.3 Practical Contribution</w:t>
-      </w:r>
-      <w:bookmarkEnd w:id="109"/>
-    </w:p>
-    <w:p>
-      <w:pPr>
-        <w:rPr>
-          <w:rFonts w:cs="Times New Roman"/>
-        </w:rPr>
-      </w:pPr>
-      <w:r>
-        <w:rPr>
-          <w:rFonts w:cs="Times New Roman"/>
-        </w:rPr>
-        <w:t>For lender executives, the four-prerequisite design pattern functions as a diagnostic checklist: a deployment that lacks any one of the four prerequisites is unlikely to generate the operational leverage observed in the case. For voice-AI vendors, the thesis argues that integration-and-data-platform value typically dominates voice-infrastructure value in commercial outcomes. For regulators, the thesis argues that the supervisory primitive should be the audit-logged routing of regulated communication to a licensed and identifiable human, rather than the customer’s conscious awareness of the AI in the routine communication that precedes it.</w:t>
-      </w:r>
-    </w:p>
-    <w:p>
-      <w:pPr>
-        <w:pStyle w:val="Heading2"/>
-        <w:rPr>
-          <w:rFonts w:cs="Times New Roman"/>
-        </w:rPr>
-      </w:pPr>
-      <w:bookmarkStart w:id="110" w:name="_Toc229599120"/>
-      <w:r>
-        <w:rPr>
-          <w:rFonts w:cs="Times New Roman"/>
-        </w:rPr>
-        <w:t>9.4 Limitations</w:t>
-      </w:r>
-      <w:bookmarkEnd w:id="110"/>
-    </w:p>
-    <w:p>
-      <w:pPr>
-        <w:rPr>
-          <w:rFonts w:cs="Times New Roman"/>
-        </w:rPr>
-      </w:pPr>
-      <w:r>
-        <w:rPr>
-          <w:rFonts w:cs="Times New Roman"/>
-        </w:rPr>
-        <w:t xml:space="preserve">Chapter 8 sets out the full limitations; the conclusion summarises only the four most consequential. The single-case explanatory design constrains statistical generalisability and precludes a causal claim about Betsy's independent contribution. The empirical window contains </w:t>
-      </w:r>
-      <w:r>
-        <w:rPr>
-          <w:rFonts w:cs="Times New Roman"/>
-        </w:rPr>
-        <w:lastRenderedPageBreak/>
-        <w:t>a substantial macroeconomic and product-mix recovery in U.S. mortgage origination, which is not separable from the voice-AI deployment in the case data. The Trustpilot corpus is self-selected and non-random, even though its post-deployment Cost/Rates decline survives multiple-comparison correction. Several integration-architecture descriptions rely on vendor- and management-reported materials whose source-reliability tier is flagged in §3.7 and Appendix F, and which should not be read as audited evidence.</w:t>
+        <w:t>random, even though its post-deployment Cost/Rates decline survives multiple-comparison correction. Several integration-architecture descriptions rely on vendor- and management-reported materials whose source-reliability tier is flagged in §3.7 and Appendix F, and which should not be read as audited evidence.</w:t>
       </w:r>
     </w:p>
     <w:p>
@@ -21245,7 +21318,21 @@
         <w:rPr>
           <w:rFonts w:cs="Times New Roman"/>
         </w:rPr>
-        <w:t>Hutto, C. J., &amp; Gilbert, E. (2014). VADER: A parsimonious rule-based model for sentiment analysis of social media text. Proceedings of the International AAAI Conference on Web and Social Media, 8(1), 216–225. https://doi.org/10.1609/icwsm.v8i1.14550</w:t>
+        <w:t xml:space="preserve">Hutto, C. J., &amp; Gilbert, E. (2014). VADER: A parsimonious rule-based model for sentiment analysis of social media text. Proceedings of the International AAAI Conference on Web and </w:t>
+      </w:r>
+      <w:proofErr w:type="gramStart"/>
+      <w:r>
+        <w:rPr>
+          <w:rFonts w:cs="Times New Roman"/>
+        </w:rPr>
+        <w:t>Social Media</w:t>
+      </w:r>
+      <w:proofErr w:type="gramEnd"/>
+      <w:r>
+        <w:rPr>
+          <w:rFonts w:cs="Times New Roman"/>
+        </w:rPr>
+        <w:t>, 8(1), 216–225. https://doi.org/10.1609/icwsm.v8i1.14550</w:t>
       </w:r>
     </w:p>
     <w:p>
@@ -21342,7 +21429,21 @@
         <w:rPr>
           <w:rFonts w:cs="Times New Roman"/>
         </w:rPr>
-        <w:t>Mortgage Bankers Association. (2024a). Quarterly mortgage bankers performance report: Full year 2024. MBA Publications. https://www.mba.org/news-and-research/research-and-economics/single-family-research/quarterly-mortgage-bankers-performance-report</w:t>
+        <w:t xml:space="preserve">Mortgage Bankers Association. (2024a). Quarterly mortgage </w:t>
+      </w:r>
+      <w:proofErr w:type="gramStart"/>
+      <w:r>
+        <w:rPr>
+          <w:rFonts w:cs="Times New Roman"/>
+        </w:rPr>
+        <w:t>bankers</w:t>
+      </w:r>
+      <w:proofErr w:type="gramEnd"/>
+      <w:r>
+        <w:rPr>
+          <w:rFonts w:cs="Times New Roman"/>
+        </w:rPr>
+        <w:t xml:space="preserve"> performance report: Full year 2024. MBA Publications. https://www.mba.org/news-and-research/research-and-economics/single-family-research/quarterly-mortgage-bankers-performance-report</w:t>
       </w:r>
     </w:p>
     <w:p>
@@ -21997,14 +22098,7 @@
               <w:rPr>
                 <w:rFonts w:cs="Times New Roman"/>
               </w:rPr>
-              <w:t xml:space="preserve">Operating </w:t>
-            </w:r>
-            <w:r>
-              <w:rPr>
-                <w:rFonts w:cs="Times New Roman"/>
-              </w:rPr>
-              <w:lastRenderedPageBreak/>
-              <w:t>cash flow</w:t>
+              <w:t>Operating cash flow</w:t>
             </w:r>
           </w:p>
         </w:tc>
@@ -22022,15 +22116,7 @@
               <w:rPr>
                 <w:rFonts w:cs="Times New Roman"/>
               </w:rPr>
-              <w:lastRenderedPageBreak/>
-              <w:t xml:space="preserve">Net cash provided by / (used in) </w:t>
-            </w:r>
-            <w:r>
-              <w:rPr>
-                <w:rFonts w:cs="Times New Roman"/>
-              </w:rPr>
-              <w:lastRenderedPageBreak/>
-              <w:t>operating activities.</w:t>
+              <w:t>Net cash provided by / (used in) operating activities.</w:t>
             </w:r>
           </w:p>
         </w:tc>
@@ -22048,15 +22134,7 @@
               <w:rPr>
                 <w:rFonts w:cs="Times New Roman"/>
               </w:rPr>
-              <w:lastRenderedPageBreak/>
-              <w:t xml:space="preserve">USD </w:t>
-            </w:r>
-            <w:r>
-              <w:rPr>
-                <w:rFonts w:cs="Times New Roman"/>
-              </w:rPr>
-              <w:lastRenderedPageBreak/>
-              <w:t>millions</w:t>
+              <w:t>USD millions</w:t>
             </w:r>
           </w:p>
         </w:tc>
@@ -22074,15 +22152,7 @@
               <w:rPr>
                 <w:rFonts w:cs="Times New Roman"/>
               </w:rPr>
-              <w:lastRenderedPageBreak/>
-              <w:t xml:space="preserve">10-K / S-1; Consolidated </w:t>
-            </w:r>
-            <w:r>
-              <w:rPr>
-                <w:rFonts w:cs="Times New Roman"/>
-              </w:rPr>
-              <w:lastRenderedPageBreak/>
-              <w:t>Statement of Cash Flows.</w:t>
+              <w:t>10-K / S-1; Consolidated Statement of Cash Flows.</w:t>
             </w:r>
           </w:p>
         </w:tc>
@@ -22635,7 +22705,21 @@
               <w:rPr>
                 <w:rFonts w:cs="Times New Roman"/>
               </w:rPr>
-              <w:t>Author-constructed (not an audited Better disclosure).</w:t>
+              <w:t xml:space="preserve">Author-constructed (not an audited </w:t>
+            </w:r>
+            <w:proofErr w:type="gramStart"/>
+            <w:r>
+              <w:rPr>
+                <w:rFonts w:cs="Times New Roman"/>
+              </w:rPr>
+              <w:t>Better</w:t>
+            </w:r>
+            <w:proofErr w:type="gramEnd"/>
+            <w:r>
+              <w:rPr>
+                <w:rFonts w:cs="Times New Roman"/>
+              </w:rPr>
+              <w:t xml:space="preserve"> disclosure).</w:t>
             </w:r>
           </w:p>
         </w:tc>
@@ -25539,7 +25623,7 @@
                 <w:sz w:val="20"/>
                 <w:szCs w:val="20"/>
               </w:rPr>
-              <w:t xml:space="preserve">Better Home &amp; Finance Holding </w:t>
+              <w:t xml:space="preserve">Better Home &amp; Finance </w:t>
             </w:r>
             <w:r>
               <w:rPr>
@@ -25548,7 +25632,7 @@
                 <w:szCs w:val="20"/>
               </w:rPr>
               <w:lastRenderedPageBreak/>
-              <w:t>Company</w:t>
+              <w:t>Holding Company</w:t>
             </w:r>
           </w:p>
         </w:tc>
@@ -25653,7 +25737,7 @@
                 <w:sz w:val="20"/>
                 <w:szCs w:val="20"/>
               </w:rPr>
-              <w:t xml:space="preserve">_Case_Study_Data/Better/Annual </w:t>
+              <w:t>_Case_Study_Data/Better/Annu</w:t>
             </w:r>
             <w:r>
               <w:rPr>
@@ -25662,7 +25746,7 @@
                 <w:szCs w:val="20"/>
               </w:rPr>
               <w:lastRenderedPageBreak/>
-              <w:t>Reports/2025.pdf</w:t>
+              <w:t>al Reports/2025.pdf</w:t>
             </w:r>
           </w:p>
         </w:tc>
@@ -26705,14 +26789,14 @@
         <w:rPr>
           <w:rFonts w:cs="Times New Roman"/>
         </w:rPr>
-        <w:t xml:space="preserve">The cleaning pipeline is documented in 05_Code/cleaning_reviews.ipynb and executes the following sequential filters on the raw extraction of 1,934 reviews (counts verified by re-executing the notebook against Data/NLP/Better_Reviews.csv): (i) drop rows with missing review_text, rating, or review_date (0 dropped); (ii) drop duplicate review_id values (0 dropped, </w:t>
+        <w:t xml:space="preserve">The cleaning pipeline is documented in 05_Code/cleaning_reviews.ipynb and executes the following sequential filters on the raw extraction of 1,934 reviews (counts verified by re-executing the notebook against Data/NLP/Better_Reviews.csv): (i) drop rows with missing review_text, rating, or review_date (0 dropped); (ii) drop duplicate review_id values (0 dropped, because </w:t>
       </w:r>
       <w:r>
         <w:rPr>
           <w:rFonts w:cs="Times New Roman"/>
         </w:rPr>
         <w:lastRenderedPageBreak/>
-        <w:t>because Trustpilot review IDs are globally unique); (iii) drop reviews with body length of 20 characters or fewer (18 dropped); (iv) retain only reviews with the platform-tagged language metadata field equal to 'en' (1 non-English review dropped). The cleaned corpus contains 1,915 reviews. The pre/post split is anchored to the Betsy launch date (17 October 2024): 1,746 reviews pre-Betsy, 169 reviews post-Betsy. The wording in §3.4.2 of Chapter 3 describes the same four-step pipeline and reports the same final corpus counts.</w:t>
+        <w:t>Trustpilot review IDs are globally unique); (iii) drop reviews with body length of 20 characters or fewer (18 dropped); (iv) retain only reviews with the platform-tagged language metadata field equal to 'en' (1 non-English review dropped). The cleaned corpus contains 1,915 reviews. The pre/post split is anchored to the Betsy launch date (17 October 2024): 1,746 reviews pre-Betsy, 169 reviews post-Betsy. The wording in §3.4.2 of Chapter 3 describes the same four-step pipeline and reports the same final corpus counts.</w:t>
       </w:r>
     </w:p>
     <w:p>
@@ -26741,7 +26825,21 @@
         <w:rPr>
           <w:rFonts w:cs="Times New Roman"/>
         </w:rPr>
-        <w:t>VADER sentiment scoring was applied using nltk.sentiment.vader (VADER v3.3.2). The compound score is the normalised, weighted composite valence used as the primary sentiment signal. No domain lexicon adaptation was applied; all four VADER scores (compound, positive, negative, neutral) are recorded in the per-review output.</w:t>
+        <w:t xml:space="preserve">VADER sentiment scoring was applied using </w:t>
+      </w:r>
+      <w:proofErr w:type="gramStart"/>
+      <w:r>
+        <w:rPr>
+          <w:rFonts w:cs="Times New Roman"/>
+        </w:rPr>
+        <w:t>nltk.sentiment</w:t>
+      </w:r>
+      <w:proofErr w:type="gramEnd"/>
+      <w:r>
+        <w:rPr>
+          <w:rFonts w:cs="Times New Roman"/>
+        </w:rPr>
+        <w:t>.vader (VADER v3.3.2). The compound score is the normalised, weighted composite valence used as the primary sentiment signal. No domain lexicon adaptation was applied; all four VADER scores (compound, positive, negative, neutral) are recorded in the per-review output.</w:t>
       </w:r>
     </w:p>
     <w:p>
@@ -26799,14 +26897,7 @@
         <w:rPr>
           <w:rFonts w:cs="Times New Roman"/>
         </w:rPr>
-        <w:t xml:space="preserve">Sentiment and rating differences between the pre-Betsy and post-Betsy periods were tested using Welch's t-test (two-sided), with Cohen's d as the effect-size measure. Keyword-prevalence differences were tested using two-sided chi-square tests with the Yates correction; where any expected cell count fell below 5, Fisher's exact test was substituted. All keyword-group p-values </w:t>
-      </w:r>
-      <w:r>
-        <w:rPr>
-          <w:rFonts w:cs="Times New Roman"/>
-        </w:rPr>
-        <w:lastRenderedPageBreak/>
-        <w:t>were Bonferroni-corrected for the seven keyword groups tested (α = 0.05/7 ≈ 0.00714). Only the Cost/Rates keyword group survives Bonferroni correction (§5.4.3).</w:t>
+        <w:t>Sentiment and rating differences between the pre-Betsy and post-Betsy periods were tested using Welch's t-test (two-sided), with Cohen's d as the effect-size measure. Keyword-prevalence differences were tested using two-sided chi-square tests with the Yates correction; where any expected cell count fell below 5, Fisher's exact test was substituted. All keyword-group p-values were Bonferroni-corrected for the seven keyword groups tested (α = 0.05/7 ≈ 0.00714). Only the Cost/Rates keyword group survives Bonferroni correction (§5.4.3).</w:t>
       </w:r>
     </w:p>
     <w:p>
@@ -27915,7 +28006,21 @@
         <w:rPr>
           <w:rFonts w:cs="Times New Roman"/>
         </w:rPr>
-        <w:t>Table D.2. Keyword-group prevalence in the cleaned 1,915-review Trustpilot corpus, pre vs post Betsy. Prevalence is the share of reviews containing at least one keyword from the group. p-values are from two-sided chi-square tests with the Yates correction. The Bonferroni-corrected significance threshold for seven keyword groups is α/7 = 0.05/7 ≈ 0.00714. Cost / rates is the only group whose pre-to-post change survives this correction.</w:t>
+        <w:t xml:space="preserve">Table D.2. Keyword-group prevalence in the cleaned 1,915-review Trustpilot corpus, pre vs post Betsy. Prevalence is the share of reviews containing at least one keyword from the group. p-values are from two-sided chi-square tests with the Yates correction. The Bonferroni-corrected significance threshold for seven keyword groups is α/7 = 0.05/7 ≈ 0.00714. Cost / rates is the only group </w:t>
+      </w:r>
+      <w:proofErr w:type="gramStart"/>
+      <w:r>
+        <w:rPr>
+          <w:rFonts w:cs="Times New Roman"/>
+        </w:rPr>
+        <w:t>whose</w:t>
+      </w:r>
+      <w:proofErr w:type="gramEnd"/>
+      <w:r>
+        <w:rPr>
+          <w:rFonts w:cs="Times New Roman"/>
+        </w:rPr>
+        <w:t xml:space="preserve"> pre-to-post change survives this correction.</w:t>
       </w:r>
     </w:p>
     <w:tbl>
@@ -28085,14 +28190,7 @@
               <w:rPr>
                 <w:rFonts w:cs="Times New Roman"/>
               </w:rPr>
-              <w:t xml:space="preserve">Explicit AI </w:t>
-            </w:r>
-            <w:r>
-              <w:rPr>
-                <w:rFonts w:cs="Times New Roman"/>
-              </w:rPr>
-              <w:lastRenderedPageBreak/>
-              <w:t>/ automation</w:t>
+              <w:t>Explicit AI / automation</w:t>
             </w:r>
           </w:p>
         </w:tc>
@@ -28111,15 +28209,7 @@
               <w:rPr>
                 <w:rFonts w:cs="Times New Roman"/>
               </w:rPr>
-              <w:lastRenderedPageBreak/>
-              <w:t xml:space="preserve">ai, bot, chatbot, automated, </w:t>
-            </w:r>
-            <w:r>
-              <w:rPr>
-                <w:rFonts w:cs="Times New Roman"/>
-              </w:rPr>
-              <w:lastRenderedPageBreak/>
-              <w:t>betsy</w:t>
+              <w:t>ai, bot, chatbot, automated, betsy</w:t>
             </w:r>
           </w:p>
         </w:tc>
@@ -28138,7 +28228,6 @@
               <w:rPr>
                 <w:rFonts w:cs="Times New Roman"/>
               </w:rPr>
-              <w:lastRenderedPageBreak/>
               <w:t>1.15</w:t>
             </w:r>
           </w:p>
@@ -28236,6 +28325,7 @@
               <w:rPr>
                 <w:rFonts w:cs="Times New Roman"/>
               </w:rPr>
+              <w:lastRenderedPageBreak/>
               <w:t>Speed / efficiency</w:t>
             </w:r>
           </w:p>
@@ -29123,8 +29213,14 @@
         <w:rPr>
           <w:rFonts w:cs="Times New Roman"/>
         </w:rPr>
+        <w:t xml:space="preserve">Figure E.1. Operational Leverage Index (OLI) for Better.com, fiscal years 2020–2025, with 2023 = 100. The composite is an equally-weighted average of three components: Revenue Growth Index, Revenue per Employee </w:t>
+      </w:r>
+      <w:r>
+        <w:rPr>
+          <w:rFonts w:cs="Times New Roman"/>
+        </w:rPr>
         <w:lastRenderedPageBreak/>
-        <w:t>Figure E.1. Operational Leverage Index (OLI) for Better.com, fiscal years 2020–2025, with 2023 = 100. The composite is an equally-weighted average of three components: Revenue Growth Index, Revenue per Employee Index, and Inverse Expense Ratio Index. The index is illustrative; it is sensitive to baseline-year selection and to component weighting (see §3.6 and Appendix A.4).</w:t>
+        <w:t>Index, and Inverse Expense Ratio Index. The index is illustrative; it is sensitive to baseline-year selection and to component weighting (see §3.6 and Appendix A.4).</w:t>
       </w:r>
     </w:p>
     <w:p>
@@ -30030,7 +30126,21 @@
         <w:rPr>
           <w:rFonts w:cs="Times New Roman"/>
         </w:rPr>
-        <w:t>The repository is organised into several top-level directories reflecting the structure of the research workflow. The 01_Literature/ directory contains literature-review materials, academic sources, and supporting theoretical references. The 02_Case_Study_Data/ directory contains Better.com case-study materials, SEC filings, Trustpilot exports, and related empirical source data. The 03_Drafts/ directory stores intermediate thesis drafts and manuscript versions, while 04_Notes/ contains research notes, planning materials, and working analytical documentation. The 05_Code/ directory contains the financial-analysis scripts, NLP pipelines, statistical notebooks, preprocessing utilities, and reproducibility scripts used throughout the empirical analysis. Processed analytical datasets are stored under 06_Data/, and generated visual outputs and thesis figures are stored under 07_Outputs/figures/. The 08_Cleanup_Report/ directory contains formatting and revision-cleanup documentation, 09_Citation_Audit/ contains citation-consistency and source-verification materials, and 10_Thesis_Improvement_Report/ contains revision tracking and quality-control documentation associated with the final refinement stages of the thesis. The repository also includes the .gitignore configuration file and a README.md file containing repository-level documentation and reproducibility guidance.</w:t>
+        <w:t xml:space="preserve">The repository is organised into several top-level directories reflecting the structure of the research workflow. The 01_Literature/ directory contains literature-review materials, academic sources, and supporting theoretical references. The 02_Case_Study_Data/ directory contains Better.com case-study materials, SEC filings, Trustpilot exports, and related empirical source data. The 03_Drafts/ directory stores intermediate thesis drafts and manuscript versions, while 04_Notes/ contains research notes, planning materials, and working analytical documentation. The 05_Code/ directory contains the financial-analysis scripts, NLP pipelines, statistical notebooks, preprocessing utilities, and reproducibility scripts used throughout the empirical analysis. Processed analytical datasets are stored under 06_Data/, and generated visual outputs and thesis figures are stored under 07_Outputs/figures/. The 08_Cleanup_Report/ directory contains formatting and revision-cleanup documentation, 09_Citation_Audit/ contains citation-consistency and source-verification materials, and 10_Thesis_Improvement_Report/ contains revision tracking and quality-control documentation associated with the final refinement stages of the thesis. The repository also includes </w:t>
+      </w:r>
+      <w:proofErr w:type="gramStart"/>
+      <w:r>
+        <w:rPr>
+          <w:rFonts w:cs="Times New Roman"/>
+        </w:rPr>
+        <w:t>the .gitignore</w:t>
+      </w:r>
+      <w:proofErr w:type="gramEnd"/>
+      <w:r>
+        <w:rPr>
+          <w:rFonts w:cs="Times New Roman"/>
+        </w:rPr>
+        <w:t xml:space="preserve"> configuration file and a README.md file containing repository-level documentation and reproducibility guidance.</w:t>
       </w:r>
     </w:p>
     <w:p>
@@ -30061,14 +30171,14 @@
         <w:rPr>
           <w:rFonts w:cs="Times New Roman"/>
         </w:rPr>
-        <w:t xml:space="preserve">The repository contains the analytical workflows used for the financial analysis, NLP-based customer-review analysis, statistical processing, figure generation, and supplementary </w:t>
+        <w:t xml:space="preserve">The repository contains the analytical workflows used for the financial analysis, NLP-based customer-review analysis, statistical processing, figure generation, and supplementary reproducibility tasks presented in this thesis. The principal analytical scripts and notebooks are </w:t>
       </w:r>
       <w:r>
         <w:rPr>
           <w:rFonts w:cs="Times New Roman"/>
         </w:rPr>
         <w:lastRenderedPageBreak/>
-        <w:t>reproducibility tasks presented in this thesis. The principal analytical scripts and notebooks are located under 05_Code/ and include the financial-analysis workflows, NLP and sentiment-analysis pipelines, Trustpilot preprocessing scripts, topic-modelling procedures, statistical-analysis utilities, and figure-generation scripts used throughout the empirical chapters. Processed datasets supporting the analysis are stored under 06_Data/, while generated visual outputs are stored under 07_Outputs/figures/. The repository is intended primarily as a reproducibility and transparency archive supporting the empirical workflow of the thesis rather than as a standalone software package. Sensitive, proprietary, or platform-restricted materials are excluded where necessary.</w:t>
+        <w:t>located under 05_Code/ and include the financial-analysis workflows, NLP and sentiment-analysis pipelines, Trustpilot preprocessing scripts, topic-modelling procedures, statistical-analysis utilities, and figure-generation scripts used throughout the empirical chapters. Processed datasets supporting the analysis are stored under 06_Data/, while generated visual outputs are stored under 07_Outputs/figures/. The repository is intended primarily as a reproducibility and transparency archive supporting the empirical workflow of the thesis rather than as a standalone software package. Sensitive, proprietary, or platform-restricted materials are excluded where necessary.</w:t>
       </w:r>
     </w:p>
     <w:p>
@@ -30765,7 +30875,6 @@
               <w:rPr>
                 <w:rFonts w:cs="Times New Roman"/>
               </w:rPr>
-              <w:lastRenderedPageBreak/>
               <w:t>sentence-transformers</w:t>
             </w:r>
           </w:p>
@@ -30822,6 +30931,7 @@
               <w:rPr>
                 <w:rFonts w:cs="Times New Roman"/>
               </w:rPr>
+              <w:lastRenderedPageBreak/>
               <w:t>umap-learn</w:t>
             </w:r>
           </w:p>
@@ -31088,6 +31198,13 @@
         </w:tc>
       </w:tr>
     </w:tbl>
+    <w:p>
+      <w:pPr>
+        <w:rPr>
+          <w:rFonts w:cs="Times New Roman"/>
+        </w:rPr>
+      </w:pPr>
+    </w:p>
     <w:p>
       <w:pPr>
         <w:rPr>
@@ -31932,7 +32049,25 @@
                 <w:sz w:val="18"/>
                 <w:szCs w:val="18"/>
               </w:rPr>
-              <w:t>To translate certain passages (e.g. between Hungarian and a foreign language)</w:t>
+              <w:t>To translate certain passages (</w:t>
+            </w:r>
+            <w:proofErr w:type="gramStart"/>
+            <w:r>
+              <w:rPr>
+                <w:rFonts w:cs="Times New Roman"/>
+                <w:sz w:val="18"/>
+                <w:szCs w:val="18"/>
+              </w:rPr>
+              <w:t>e.g.</w:t>
+            </w:r>
+            <w:proofErr w:type="gramEnd"/>
+            <w:r>
+              <w:rPr>
+                <w:rFonts w:cs="Times New Roman"/>
+                <w:sz w:val="18"/>
+                <w:szCs w:val="18"/>
+              </w:rPr>
+              <w:t xml:space="preserve"> between Hungarian and a foreign language)</w:t>
             </w:r>
           </w:p>
         </w:tc>

--- a/03_Drafts/Main_Draft.docx
+++ b/03_Drafts/Main_Draft.docx
@@ -12028,21 +12028,7 @@
         <w:rPr>
           <w:rFonts w:cs="Times New Roman"/>
         </w:rPr>
-        <w:t xml:space="preserve">This chapter reviews five bodies of literature that together establish the theoretical and empirical foundation for the analysis in Chapters 4 and 5. The review moves from the broad context of AI in financial services (§2.1) through conversational AI in customer service (§2.2) and voice AI and LLM agents specifically (§2.3), to the empirical business-value evidence (§2.4) and the consumer-behaviour considerations most directly relevant to the Better.com case (§2.5). Section 2.6 synthesises three theoretical lenses drawn from across these five bodies of work — task–technology fit, the AI service hierarchy, and AI-enabled productivity that provide the interpretive framework for the empirical chapters. The distinction between the five thematic sections and the three theoretical lenses is one of level: the former </w:t>
-      </w:r>
-      <w:proofErr w:type="gramStart"/>
-      <w:r>
-        <w:rPr>
-          <w:rFonts w:cs="Times New Roman"/>
-        </w:rPr>
-        <w:t>organise</w:t>
-      </w:r>
-      <w:proofErr w:type="gramEnd"/>
-      <w:r>
-        <w:rPr>
-          <w:rFonts w:cs="Times New Roman"/>
-        </w:rPr>
-        <w:t xml:space="preserve"> the empirical literature by domain, while the latter abstract the theoretical propositions </w:t>
+        <w:t xml:space="preserve">This chapter reviews five bodies of literature that together establish the theoretical and empirical foundation for the analysis in Chapters 4 and 5. The review moves from the broad context of AI in financial services (§2.1) through conversational AI in customer service (§2.2) and voice AI and LLM agents specifically (§2.3), to the empirical business-value evidence (§2.4) and the consumer-behaviour considerations most directly relevant to the Better.com case (§2.5). Section 2.6 synthesises three theoretical lenses drawn from across these five bodies of work — task–technology fit, the AI service hierarchy, and AI-enabled productivity that provide the interpretive framework for the empirical chapters. The distinction between the five thematic sections and the three theoretical lenses is one of level: the former organise the empirical literature by domain, while the latter abstract the theoretical propositions </w:t>
       </w:r>
       <w:r>
         <w:rPr>
@@ -12273,21 +12259,7 @@
         <w:rPr>
           <w:rFonts w:cs="Times New Roman"/>
         </w:rPr>
-        <w:t xml:space="preserve">The relational deficit of current conversational AI systems represents a theoretical challenge that goes beyond task complexity. Blümel et al. (2024) develop a conceptual framework of relational personalisation for conversational AI grounded in social information processing theory, arguing that effective automated customer service requires not only accurate information retrieval but also the capacity to personalise communication styles based on psychological and individual customer knowledge, contextual service factors, and the specific emotional register of the interaction. Their framework identifies multiple conversation styles — including empathy expression, relationship acknowledgement, and tone adaptation — whose degree of personalisation must be calibrated to individual customers to deliver genuinely relational service quality. The authors draw a critical distinction between functional personalisation, which </w:t>
-      </w:r>
-      <w:proofErr w:type="gramStart"/>
-      <w:r>
-        <w:rPr>
-          <w:rFonts w:cs="Times New Roman"/>
-        </w:rPr>
-        <w:t>tailors</w:t>
-      </w:r>
-      <w:proofErr w:type="gramEnd"/>
-      <w:r>
-        <w:rPr>
-          <w:rFonts w:cs="Times New Roman"/>
-        </w:rPr>
-        <w:t xml:space="preserve"> information content to individual needs, and relational personalisation, which tailors the communicative and emotional character of the interaction itself. Current text-based conversational AI systems demonstrate considerably more capability in the former than the latter. As Blümel et al. (2024) note, customer service conversations are becoming increasingly digital and automated, yet this automation frequently produces encounters that customers experience as impersonal — a paradox that undermines the relational foundations on which financial service relationships are built.</w:t>
+        <w:t>The relational deficit of current conversational AI systems represents a theoretical challenge that goes beyond task complexity. Blümel et al. (2024) develop a conceptual framework of relational personalisation for conversational AI grounded in social information processing theory, arguing that effective automated customer service requires not only accurate information retrieval but also the capacity to personalise communication styles based on psychological and individual customer knowledge, contextual service factors, and the specific emotional register of the interaction. Their framework identifies multiple conversation styles — including empathy expression, relationship acknowledgement, and tone adaptation — whose degree of personalisation must be calibrated to individual customers to deliver genuinely relational service quality. The authors draw a critical distinction between functional personalisation, which tailors information content to individual needs, and relational personalisation, which tailors the communicative and emotional character of the interaction itself. Current text-based conversational AI systems demonstrate considerably more capability in the former than the latter. As Blümel et al. (2024) note, customer service conversations are becoming increasingly digital and automated, yet this automation frequently produces encounters that customers experience as impersonal — a paradox that undermines the relational foundations on which financial service relationships are built.</w:t>
       </w:r>
     </w:p>
     <w:p>
@@ -12547,21 +12519,7 @@
         <w:rPr>
           <w:rFonts w:cs="Times New Roman"/>
         </w:rPr>
-        <w:t xml:space="preserve">A distinctive characteristic of AI-based customer service, relative to human-staffed alternatives, is its inherent scalability. Unlike traditional call centre models, where capacity is constrained by headcount and fixed labour costs, AI systems can absorb substantial increases in demand without proportional increases in cost or infrastructure. Andrade and Tumelero (2022) demonstrate this empirically: the Brazilian bank </w:t>
-      </w:r>
-      <w:proofErr w:type="gramStart"/>
-      <w:r>
-        <w:rPr>
-          <w:rFonts w:cs="Times New Roman"/>
-        </w:rPr>
-        <w:t>was</w:t>
-      </w:r>
-      <w:proofErr w:type="gramEnd"/>
-      <w:r>
-        <w:rPr>
-          <w:rFonts w:cs="Times New Roman"/>
-        </w:rPr>
-        <w:t xml:space="preserve"> able to sustain service continuity and expand customer engagement during the COVID-19 pandemic — a period characterised by a dramatic surge in remote financial service interactions — demonstrating that AI capabilities provide technological resilience in the face of exogenous shocks that overwhelm institutions relying primarily on physical service channels. From an organisational design perspective, sustaining this scalability over time requires a dedicated governance function responsible for continuously expanding the system's knowledge base, managing vendor relationships, and overseeing learning mechanisms — a form of dynamic capability that compounds the system's value as integration deepens (Andrade &amp; Tumelero, 2022). From a business process management perspective, AI functions here as a mechanism for achieving higher organisational efficiency by optimising, standardising, and automating service routines, with the chatbot acting as a first service layer that filters and routes complex queries to specialised human agents — creating a hybrid service architecture that maximises the productivity of both technological and human resources.</w:t>
+        <w:t>A distinctive characteristic of AI-based customer service, relative to human-staffed alternatives, is its inherent scalability. Unlike traditional call centre models, where capacity is constrained by headcount and fixed labour costs, AI systems can absorb substantial increases in demand without proportional increases in cost or infrastructure. Andrade and Tumelero (2022) demonstrate this empirically: the Brazilian bank was able to sustain service continuity and expand customer engagement during the COVID-19 pandemic — a period characterised by a dramatic surge in remote financial service interactions — demonstrating that AI capabilities provide technological resilience in the face of exogenous shocks that overwhelm institutions relying primarily on physical service channels. From an organisational design perspective, sustaining this scalability over time requires a dedicated governance function responsible for continuously expanding the system's knowledge base, managing vendor relationships, and overseeing learning mechanisms — a form of dynamic capability that compounds the system's value as integration deepens (Andrade &amp; Tumelero, 2022). From a business process management perspective, AI functions here as a mechanism for achieving higher organisational efficiency by optimising, standardising, and automating service routines, with the chatbot acting as a first service layer that filters and routes complex queries to specialised human agents — creating a hybrid service architecture that maximises the productivity of both technological and human resources.</w:t>
       </w:r>
     </w:p>
     <w:p>
@@ -12810,21 +12768,7 @@
         <w:rPr>
           <w:rFonts w:cs="Times New Roman"/>
         </w:rPr>
-        <w:t xml:space="preserve">The research gap that the thesis addresses </w:t>
-      </w:r>
-      <w:proofErr w:type="gramStart"/>
-      <w:r>
-        <w:rPr>
-          <w:rFonts w:cs="Times New Roman"/>
-        </w:rPr>
-        <w:t>follows</w:t>
-      </w:r>
-      <w:proofErr w:type="gramEnd"/>
-      <w:r>
-        <w:rPr>
-          <w:rFonts w:cs="Times New Roman"/>
-        </w:rPr>
-        <w:t xml:space="preserve"> directly from this proposition. The peer-reviewed literature on chatbot value creation in financial services concentrates on text-based agents (Adam et al., 2021; Abdulquadri et al., 2021; Andrade &amp; Tumelero, 2022), and the small but growing voice-AI literature is dominated by call-centre natural field experiments outside regulated mortgage origination (Wang et al., 2023). No published case study has yet linked SEC-filed financial trajectory, independent customer-discourse mining, and qualitative process tracing of integration architecture for a voice LLM agent in U.S. mortgage origination. This is the gap into which the Better.com case is positioned, and the methodology presented in Chapter 3 operationalises the three lenses through three complementary evidence streams (qualitative process tracing for task–technology fit, financial-ratio analysis for AI-enabled productivity, and NLP-based discourse analysis for customer-perception outcomes).</w:t>
+        <w:t>The research gap that the thesis addresses follows directly from this proposition. The peer-reviewed literature on chatbot value creation in financial services concentrates on text-based agents (Adam et al., 2021; Abdulquadri et al., 2021; Andrade &amp; Tumelero, 2022), and the small but growing voice-AI literature is dominated by call-centre natural field experiments outside regulated mortgage origination (Wang et al., 2023). No published case study has yet linked SEC-filed financial trajectory, independent customer-discourse mining, and qualitative process tracing of integration architecture for a voice LLM agent in U.S. mortgage origination. This is the gap into which the Better.com case is positioned, and the methodology presented in Chapter 3 operationalises the three lenses through three complementary evidence streams (qualitative process tracing for task–technology fit, financial-ratio analysis for AI-enabled productivity, and NLP-based discourse analysis for customer-perception outcomes).</w:t>
       </w:r>
     </w:p>
     <w:p>
@@ -17244,21 +17188,7 @@
         <w:rPr>
           <w:rFonts w:cs="Times New Roman"/>
         </w:rPr>
-        <w:t xml:space="preserve">Better.com's corporate trajectory must be understood through the lens of the exceptional mortgage market conditions of 2020 and 2021. During this period, historically low interest rates generated a large refinancing boom across the U.S. mortgage industry. Freddie Mac reported that U.S. refinance originations reached approximately $2.6 trillion in 2020, more than double the prior year's volume, while the Federal Reserve Bank of New York later described the 2020–2021 period as the "Great Pandemic Mortgage Refinance Boom" (Freddie Mac, 2021; Federal Reserve Bank of New York, 2023). Better.com's public registration materials state that the company experienced rapid growth during this period, including a 393% increase in funded loan volume in 2020, reaching $58.0 billion in funded loan volume in 2021 (Better HoldCo, Inc., 2021, 2023). More recent investor materials indicate that </w:t>
-      </w:r>
-      <w:proofErr w:type="gramStart"/>
-      <w:r>
-        <w:rPr>
-          <w:rFonts w:cs="Times New Roman"/>
-        </w:rPr>
-        <w:t>Better</w:t>
-      </w:r>
-      <w:proofErr w:type="gramEnd"/>
-      <w:r>
-        <w:rPr>
-          <w:rFonts w:cs="Times New Roman"/>
-        </w:rPr>
-        <w:t xml:space="preserve"> has since funded more than $100 billion in total loan volume, reflecting the company's sustained scale despite the subsequent market downturn (Better Home &amp; Finance Holding Company, n.d.).</w:t>
+        <w:t>Better.com's corporate trajectory must be understood through the lens of the exceptional mortgage market conditions of 2020 and 2021. During this period, historically low interest rates generated a large refinancing boom across the U.S. mortgage industry. Freddie Mac reported that U.S. refinance originations reached approximately $2.6 trillion in 2020, more than double the prior year's volume, while the Federal Reserve Bank of New York later described the 2020–2021 period as the "Great Pandemic Mortgage Refinance Boom" (Freddie Mac, 2021; Federal Reserve Bank of New York, 2023). Better.com's public registration materials state that the company experienced rapid growth during this period, including a 393% increase in funded loan volume in 2020, reaching $58.0 billion in funded loan volume in 2021 (Better HoldCo, Inc., 2021, 2023). More recent investor materials indicate that Better has since funded more than $100 billion in total loan volume, reflecting the company's sustained scale despite the subsequent market downturn (Better Home &amp; Finance Holding Company, n.d.).</w:t>
       </w:r>
     </w:p>
     <w:p>
@@ -17285,21 +17215,7 @@
         <w:rPr>
           <w:rFonts w:cs="Times New Roman"/>
         </w:rPr>
-        <w:t xml:space="preserve">Better's 2023 results explicitly describe that year as one of the most challenging mortgage macro environments in recent history, with average 30-year fixed mortgage rates around 7%. In the same release, </w:t>
-      </w:r>
-      <w:proofErr w:type="gramStart"/>
-      <w:r>
-        <w:rPr>
-          <w:rFonts w:cs="Times New Roman"/>
-        </w:rPr>
-        <w:t>Better</w:t>
-      </w:r>
-      <w:proofErr w:type="gramEnd"/>
-      <w:r>
-        <w:rPr>
-          <w:rFonts w:cs="Times New Roman"/>
-        </w:rPr>
-        <w:t xml:space="preserve"> reported 2023 revenue of approximately $76.8 million, funded loan volume of $3.0 billion, and an adjusted EBITDA loss of $163 million, while noting that it had reduced total expenses by 71% year over year and by more than $1.1 billion compared with 2021 (Better Home &amp; Finance Holding Company, 2024b). This context makes the company a strong empirical case for this thesis. Betsy should not be understood merely as a novel customer-service experiment, but as part of a broader attempt to redesign mortgage origination around automation, digital workflows, and AI-enabled productivity. The pre-Betsy period is therefore relevant not as evidence of AI impact — since the agent had not yet been deployed — but as the organisational background against which Better.com's later automation strategy must be understood.</w:t>
+        <w:t>Better's 2023 results explicitly describe that year as one of the most challenging mortgage macro environments in recent history, with average 30-year fixed mortgage rates around 7%. In the same release, Better reported 2023 revenue of approximately $76.8 million, funded loan volume of $3.0 billion, and an adjusted EBITDA loss of $163 million, while noting that it had reduced total expenses by 71% year over year and by more than $1.1 billion compared with 2021 (Better Home &amp; Finance Holding Company, 2024b). This context makes the company a strong empirical case for this thesis. Betsy should not be understood merely as a novel customer-service experiment, but as part of a broader attempt to redesign mortgage origination around automation, digital workflows, and AI-enabled productivity. The pre-Betsy period is therefore relevant not as evidence of AI impact — since the agent had not yet been deployed — but as the organisational background against which Better.com's later automation strategy must be understood.</w:t>
       </w:r>
     </w:p>
     <w:p>
@@ -17825,25 +17741,7 @@
           <w:i/>
           <w:sz w:val="20"/>
         </w:rPr>
-        <w:t xml:space="preserve">Terminology </w:t>
-      </w:r>
-      <w:proofErr w:type="gramStart"/>
-      <w:r>
-        <w:rPr>
-          <w:rFonts w:cs="Times New Roman"/>
-          <w:i/>
-          <w:sz w:val="20"/>
-        </w:rPr>
-        <w:t>note</w:t>
-      </w:r>
-      <w:proofErr w:type="gramEnd"/>
-      <w:r>
-        <w:rPr>
-          <w:rFonts w:cs="Times New Roman"/>
-          <w:i/>
-          <w:sz w:val="20"/>
-        </w:rPr>
-        <w:t>: Throughout this chapter, "the broader Betsy/Tinman AI operating model" refers to the joint configuration of the Tinman platform, the Betsy voice agent, the ElevenLabs voice infrastructure, the human-in-the-loop escalation structure, and the surrounding organisational practices. Where the chapter refers to Betsy as a discrete component, this is made explicit.</w:t>
+        <w:t>Terminology note: Throughout this chapter, "the broader Betsy/Tinman AI operating model" refers to the joint configuration of the Tinman platform, the Betsy voice agent, the ElevenLabs voice infrastructure, the human-in-the-loop escalation structure, and the surrounding organisational practices. Where the chapter refers to Betsy as a discrete component, this is made explicit.</w:t>
       </w:r>
     </w:p>
     <w:p>
@@ -17948,21 +17846,7 @@
         <w:rPr>
           <w:rFonts w:cs="Times New Roman"/>
         </w:rPr>
-        <w:t xml:space="preserve">Better.com's ability to deploy a </w:t>
-      </w:r>
-      <w:proofErr w:type="gramStart"/>
-      <w:r>
-        <w:rPr>
-          <w:rFonts w:cs="Times New Roman"/>
-        </w:rPr>
-        <w:t>voice AI loan assistant rests</w:t>
-      </w:r>
-      <w:proofErr w:type="gramEnd"/>
-      <w:r>
-        <w:rPr>
-          <w:rFonts w:cs="Times New Roman"/>
-        </w:rPr>
-        <w:t xml:space="preserve"> on the fact that its mortgage process is already encoded in Tinman, the company's proprietary, integrated mortgage operating platform. Tinman functions as the system of record for borrower data, pricing, documentation, eligibility checks, workflow routing, and audit trails (Better Home &amp; Finance Holding Company, 2026). This matters because, in the task-technology fit tradition of Goodhue and Thompson (1995), the fit between a conversational technology and the work it is asked to perform depends on whether the technology has access to the data and process state needed for the task. A voice LLM agent operating without access to a structured mortgage system would be limited to generic </w:t>
+        <w:t xml:space="preserve">Better.com's ability to deploy a voice AI loan assistant rests on the fact that its mortgage process is already encoded in Tinman, the company's proprietary, integrated mortgage operating platform. Tinman functions as the system of record for borrower data, pricing, documentation, eligibility checks, workflow routing, and audit trails (Better Home &amp; Finance Holding Company, 2026). This matters because, in the task-technology fit tradition of Goodhue and Thompson (1995), the fit between a conversational technology and the work it is asked to perform depends on whether the technology has access to the data and process state needed for the task. A voice LLM agent operating without access to a structured mortgage system would be limited to generic </w:t>
       </w:r>
       <w:r>
         <w:rPr>
@@ -18593,21 +18477,7 @@
         <w:rPr>
           <w:rFonts w:cs="Times New Roman"/>
         </w:rPr>
-        <w:t xml:space="preserve">The benchmark exercise also produces honest counter-evidence. Rocket remains far larger and more diversified than </w:t>
-      </w:r>
-      <w:proofErr w:type="gramStart"/>
-      <w:r>
-        <w:rPr>
-          <w:rFonts w:cs="Times New Roman"/>
-        </w:rPr>
-        <w:t>Better</w:t>
-      </w:r>
-      <w:proofErr w:type="gramEnd"/>
-      <w:r>
-        <w:rPr>
-          <w:rFonts w:cs="Times New Roman"/>
-        </w:rPr>
-        <w:t>, and reports positive net income in most years across the benchmark window, whereas Better reports net losses throughout 2021–2025. Better is therefore operating from a much smaller and more constrained base, and even an operational-leverage trajectory does not yet bring it to profitability. The benchmark contextualises Better's trajectory against broad market recovery effects without replacing the central case-level interpretation.</w:t>
+        <w:t>The benchmark exercise also produces honest counter-evidence. Rocket remains far larger and more diversified than Better, and reports positive net income in most years across the benchmark window, whereas Better reports net losses throughout 2021–2025. Better is therefore operating from a much smaller and more constrained base, and even an operational-leverage trajectory does not yet bring it to profitability. The benchmark contextualises Better's trajectory against broad market recovery effects without replacing the central case-level interpretation.</w:t>
       </w:r>
     </w:p>
     <w:p>
@@ -19000,21 +18870,7 @@
         <w:rPr>
           <w:rFonts w:cs="Times New Roman"/>
         </w:rPr>
-        <w:t xml:space="preserve">BERTopic neural topic modelling (Grootendorst, 2022) was applied to </w:t>
-      </w:r>
-      <w:proofErr w:type="gramStart"/>
-      <w:r>
-        <w:rPr>
-          <w:rFonts w:cs="Times New Roman"/>
-        </w:rPr>
-        <w:t>a</w:t>
-      </w:r>
-      <w:proofErr w:type="gramEnd"/>
-      <w:r>
-        <w:rPr>
-          <w:rFonts w:cs="Times New Roman"/>
-        </w:rPr>
-        <w:t xml:space="preserve"> 1,804-document subset of the cleaned Trustpilot corpus, after filtering CEO- and 2021-controversy-related reviews. The pipeline produced 44 topics; 1,198 documents were successfully clustered and 606 were assigned to the HDBSCAN noise class. The clustered non-outlier subsample used for the topic-share comparison consists of 1,077 pre-Betsy and 121 post-Betsy reviews. Because the post-Betsy clustered non-outlier sample is small, topic-share differences are interpreted as descriptive signals rather than as statistically tested population-level changes.</w:t>
+        <w:t>BERTopic neural topic modelling (Grootendorst, 2022) was applied to a 1,804-document subset of the cleaned Trustpilot corpus, after filtering CEO- and 2021-controversy-related reviews. The pipeline produced 44 topics; 1,198 documents were successfully clustered and 606 were assigned to the HDBSCAN noise class. The clustered non-outlier subsample used for the topic-share comparison consists of 1,077 pre-Betsy and 121 post-Betsy reviews. Because the post-Betsy clustered non-outlier sample is small, topic-share differences are interpreted as descriptive signals rather than as statistically tested population-level changes.</w:t>
       </w:r>
     </w:p>
     <w:p>
@@ -19709,21 +19565,7 @@
           <w:rFonts w:cs="Times New Roman"/>
         </w:rPr>
         <w:lastRenderedPageBreak/>
-        <w:t xml:space="preserve">The voice-infrastructure layer affects customer experience directly. Speech-to-text, response-generation, and text-to-speech latency shape the per-turn experience; voice naturalness shapes perceptions of safety and compliance (Becker et al., 2025; Maslych et al., 2025). The Better.com NLP evidence in Chapter 5 is consistent with the proposition that, when the AI system operates as backend infrastructure rather than as a branded experience, customer-side AI attribution is low: explicit AI mentions in Trustpilot reviews remained at approximately 1.15 percent (pre) and 1.18 percent (post), and Cost/Rates discourse — the only keyword </w:t>
-      </w:r>
-      <w:proofErr w:type="gramStart"/>
-      <w:r>
-        <w:rPr>
-          <w:rFonts w:cs="Times New Roman"/>
-        </w:rPr>
-        <w:t>group</w:t>
-      </w:r>
-      <w:proofErr w:type="gramEnd"/>
-      <w:r>
-        <w:rPr>
-          <w:rFonts w:cs="Times New Roman"/>
-        </w:rPr>
-        <w:t xml:space="preserve"> whose prevalence shift survives the Bonferroni correction — shifted by −12.36 percentage points (Chapter 5, §5.4.3). The auditable human-escalation prerequisite generates value through a different channel: it permits revenue conversion at the regulated boundary (where the agent legally cannot close) and trust at the customer boundary (where the borrower can request a human). It also produces regulatory-compliance value that is directly visible in the absence of UDAAP-level enforcement events but indirectly visible in Better’s ongoing public-company status.</w:t>
+        <w:t>The voice-infrastructure layer affects customer experience directly. Speech-to-text, response-generation, and text-to-speech latency shape the per-turn experience; voice naturalness shapes perceptions of safety and compliance (Becker et al., 2025; Maslych et al., 2025). The Better.com NLP evidence in Chapter 5 is consistent with the proposition that, when the AI system operates as backend infrastructure rather than as a branded experience, customer-side AI attribution is low: explicit AI mentions in Trustpilot reviews remained at approximately 1.15 percent (pre) and 1.18 percent (post), and Cost/Rates discourse — the only keyword group whose prevalence shift survives the Bonferroni correction — shifted by −12.36 percentage points (Chapter 5, §5.4.3). The auditable human-escalation prerequisite generates value through a different channel: it permits revenue conversion at the regulated boundary (where the agent legally cannot close) and trust at the customer boundary (where the borrower can request a human). It also produces regulatory-compliance value that is directly visible in the absence of UDAAP-level enforcement events but indirectly visible in Better’s ongoing public-company status.</w:t>
       </w:r>
     </w:p>
     <w:p>
@@ -21318,21 +21160,7 @@
         <w:rPr>
           <w:rFonts w:cs="Times New Roman"/>
         </w:rPr>
-        <w:t xml:space="preserve">Hutto, C. J., &amp; Gilbert, E. (2014). VADER: A parsimonious rule-based model for sentiment analysis of social media text. Proceedings of the International AAAI Conference on Web and </w:t>
-      </w:r>
-      <w:proofErr w:type="gramStart"/>
-      <w:r>
-        <w:rPr>
-          <w:rFonts w:cs="Times New Roman"/>
-        </w:rPr>
-        <w:t>Social Media</w:t>
-      </w:r>
-      <w:proofErr w:type="gramEnd"/>
-      <w:r>
-        <w:rPr>
-          <w:rFonts w:cs="Times New Roman"/>
-        </w:rPr>
-        <w:t>, 8(1), 216–225. https://doi.org/10.1609/icwsm.v8i1.14550</w:t>
+        <w:t>Hutto, C. J., &amp; Gilbert, E. (2014). VADER: A parsimonious rule-based model for sentiment analysis of social media text. Proceedings of the International AAAI Conference on Web and Social Media, 8(1), 216–225. https://doi.org/10.1609/icwsm.v8i1.14550</w:t>
       </w:r>
     </w:p>
     <w:p>
@@ -21429,21 +21257,7 @@
         <w:rPr>
           <w:rFonts w:cs="Times New Roman"/>
         </w:rPr>
-        <w:t xml:space="preserve">Mortgage Bankers Association. (2024a). Quarterly mortgage </w:t>
-      </w:r>
-      <w:proofErr w:type="gramStart"/>
-      <w:r>
-        <w:rPr>
-          <w:rFonts w:cs="Times New Roman"/>
-        </w:rPr>
-        <w:t>bankers</w:t>
-      </w:r>
-      <w:proofErr w:type="gramEnd"/>
-      <w:r>
-        <w:rPr>
-          <w:rFonts w:cs="Times New Roman"/>
-        </w:rPr>
-        <w:t xml:space="preserve"> performance report: Full year 2024. MBA Publications. https://www.mba.org/news-and-research/research-and-economics/single-family-research/quarterly-mortgage-bankers-performance-report</w:t>
+        <w:t>Mortgage Bankers Association. (2024a). Quarterly mortgage bankers performance report: Full year 2024. MBA Publications. https://www.mba.org/news-and-research/research-and-economics/single-family-research/quarterly-mortgage-bankers-performance-report</w:t>
       </w:r>
     </w:p>
     <w:p>
@@ -22705,21 +22519,7 @@
               <w:rPr>
                 <w:rFonts w:cs="Times New Roman"/>
               </w:rPr>
-              <w:t xml:space="preserve">Author-constructed (not an audited </w:t>
-            </w:r>
-            <w:proofErr w:type="gramStart"/>
-            <w:r>
-              <w:rPr>
-                <w:rFonts w:cs="Times New Roman"/>
-              </w:rPr>
-              <w:t>Better</w:t>
-            </w:r>
-            <w:proofErr w:type="gramEnd"/>
-            <w:r>
-              <w:rPr>
-                <w:rFonts w:cs="Times New Roman"/>
-              </w:rPr>
-              <w:t xml:space="preserve"> disclosure).</w:t>
+              <w:t>Author-constructed (not an audited Better disclosure).</w:t>
             </w:r>
           </w:p>
         </w:tc>
@@ -26679,14 +26479,26 @@
         <w:rPr>
           <w:rFonts w:cs="Times New Roman"/>
         </w:rPr>
-        <w:t xml:space="preserve">Each filing PDF was downloaded from SEC EDGAR to 02_Case_Study_Data/Raw_Filings/ and text-extracted using the Python libraries pdfplumber (script: 05_Code/extract_pdf_texts.py) and pypdf (script: 05_Code/parse_filings.py). For each filing, the relevant Statements of Operations and Item-1 Human-Capital pages were located by regex-anchored navigation (e.g., </w:t>
+        <w:t>Each filing PDF was downloaded from SEC EDGAR to 02_Case_Study_Data</w:t>
+      </w:r>
+      <w:r>
+        <w:rPr>
+          <w:rFonts w:cs="Times New Roman"/>
+        </w:rPr>
+        <w:t xml:space="preserve"> </w:t>
+      </w:r>
+      <w:r>
+        <w:rPr>
+          <w:rFonts w:cs="Times New Roman"/>
+        </w:rPr>
+        <w:t xml:space="preserve">/ and text-extracted using the Python libraries pdfplumber (script: 05_Code/extract_pdf_texts.py) and pypdf (script: 05_Code/parse_filings.py). For each filing, the relevant Statements of Operations and Item-1 Human-Capital pages were located by regex-anchored navigation (e.g., r"Total\s+net\s+revenues", </w:t>
       </w:r>
       <w:r>
         <w:rPr>
           <w:rFonts w:cs="Times New Roman"/>
         </w:rPr>
         <w:lastRenderedPageBreak/>
-        <w:t>r"Total\s+net\s+revenues", r"Human\s+Capital"). The extracted line items were entered into a normalised long-format CSV (05_Code/financial_dataset.csv) with columns (filer, fiscal_year, item, value, source_filing). Where a 10-K disclosed restated prior-year figures, the most recent restatement was used and the prior figure was retained in a separate audit log (05_Code/restatements.csv).</w:t>
+        <w:t>r"Human\s+Capital"). The extracted line items were entered into a normalised long-format CSV (05_Code/financial_dataset.csv) with columns (filer, fiscal_year, item, value, source_filing). Where a 10-K disclosed restated prior-year figures, the most recent restatement was used and the prior figure was retained in a separate audit log (05_Code/restatements.csv).</w:t>
       </w:r>
     </w:p>
     <w:p>
@@ -26789,14 +26601,14 @@
         <w:rPr>
           <w:rFonts w:cs="Times New Roman"/>
         </w:rPr>
-        <w:t xml:space="preserve">The cleaning pipeline is documented in 05_Code/cleaning_reviews.ipynb and executes the following sequential filters on the raw extraction of 1,934 reviews (counts verified by re-executing the notebook against Data/NLP/Better_Reviews.csv): (i) drop rows with missing review_text, rating, or review_date (0 dropped); (ii) drop duplicate review_id values (0 dropped, because </w:t>
+        <w:t xml:space="preserve">The cleaning pipeline is documented in 05_Code/cleaning_reviews.ipynb and executes the following sequential filters on the raw extraction of 1,934 reviews (counts verified by re-executing the notebook against Data/NLP/Better_Reviews.csv): (i) drop rows with missing review_text, rating, or review_date (0 dropped); (ii) drop duplicate review_id values (0 dropped, because Trustpilot review IDs are globally unique); (iii) drop reviews with body length of 20 characters or </w:t>
       </w:r>
       <w:r>
         <w:rPr>
           <w:rFonts w:cs="Times New Roman"/>
         </w:rPr>
         <w:lastRenderedPageBreak/>
-        <w:t>Trustpilot review IDs are globally unique); (iii) drop reviews with body length of 20 characters or fewer (18 dropped); (iv) retain only reviews with the platform-tagged language metadata field equal to 'en' (1 non-English review dropped). The cleaned corpus contains 1,915 reviews. The pre/post split is anchored to the Betsy launch date (17 October 2024): 1,746 reviews pre-Betsy, 169 reviews post-Betsy. The wording in §3.4.2 of Chapter 3 describes the same four-step pipeline and reports the same final corpus counts.</w:t>
+        <w:t>fewer (18 dropped); (iv) retain only reviews with the platform-tagged language metadata field equal to 'en' (1 non-English review dropped). The cleaned corpus contains 1,915 reviews. The pre/post split is anchored to the Betsy launch date (17 October 2024): 1,746 reviews pre-Betsy, 169 reviews post-Betsy. The wording in §3.4.2 of Chapter 3 describes the same four-step pipeline and reports the same final corpus counts.</w:t>
       </w:r>
     </w:p>
     <w:p>
@@ -26825,21 +26637,7 @@
         <w:rPr>
           <w:rFonts w:cs="Times New Roman"/>
         </w:rPr>
-        <w:t xml:space="preserve">VADER sentiment scoring was applied using </w:t>
-      </w:r>
-      <w:proofErr w:type="gramStart"/>
-      <w:r>
-        <w:rPr>
-          <w:rFonts w:cs="Times New Roman"/>
-        </w:rPr>
-        <w:t>nltk.sentiment</w:t>
-      </w:r>
-      <w:proofErr w:type="gramEnd"/>
-      <w:r>
-        <w:rPr>
-          <w:rFonts w:cs="Times New Roman"/>
-        </w:rPr>
-        <w:t>.vader (VADER v3.3.2). The compound score is the normalised, weighted composite valence used as the primary sentiment signal. No domain lexicon adaptation was applied; all four VADER scores (compound, positive, negative, neutral) are recorded in the per-review output.</w:t>
+        <w:t>VADER sentiment scoring was applied using nltk.sentiment.vader (VADER v3.3.2). The compound score is the normalised, weighted composite valence used as the primary sentiment signal. No domain lexicon adaptation was applied; all four VADER scores (compound, positive, negative, neutral) are recorded in the per-review output.</w:t>
       </w:r>
     </w:p>
     <w:p>
@@ -28006,21 +27804,7 @@
         <w:rPr>
           <w:rFonts w:cs="Times New Roman"/>
         </w:rPr>
-        <w:t xml:space="preserve">Table D.2. Keyword-group prevalence in the cleaned 1,915-review Trustpilot corpus, pre vs post Betsy. Prevalence is the share of reviews containing at least one keyword from the group. p-values are from two-sided chi-square tests with the Yates correction. The Bonferroni-corrected significance threshold for seven keyword groups is α/7 = 0.05/7 ≈ 0.00714. Cost / rates is the only group </w:t>
-      </w:r>
-      <w:proofErr w:type="gramStart"/>
-      <w:r>
-        <w:rPr>
-          <w:rFonts w:cs="Times New Roman"/>
-        </w:rPr>
-        <w:t>whose</w:t>
-      </w:r>
-      <w:proofErr w:type="gramEnd"/>
-      <w:r>
-        <w:rPr>
-          <w:rFonts w:cs="Times New Roman"/>
-        </w:rPr>
-        <w:t xml:space="preserve"> pre-to-post change survives this correction.</w:t>
+        <w:t>Table D.2. Keyword-group prevalence in the cleaned 1,915-review Trustpilot corpus, pre vs post Betsy. Prevalence is the share of reviews containing at least one keyword from the group. p-values are from two-sided chi-square tests with the Yates correction. The Bonferroni-corrected significance threshold for seven keyword groups is α/7 = 0.05/7 ≈ 0.00714. Cost / rates is the only group whose pre-to-post change survives this correction.</w:t>
       </w:r>
     </w:p>
     <w:tbl>
@@ -29396,7 +29180,7 @@
           <w:rFonts w:cs="Times New Roman"/>
         </w:rPr>
         <w:lastRenderedPageBreak/>
-        <w:t>Appendix F. Source Reliability and Citation Audit Summary</w:t>
+        <w:t>Appendix F. Source Reliability</w:t>
       </w:r>
       <w:bookmarkEnd w:id="136"/>
     </w:p>
@@ -29495,7 +29279,7 @@
                 <w:rFonts w:cs="Times New Roman"/>
                 <w:b/>
               </w:rPr>
-              <w:t># Sources used in this thesis</w:t>
+              <w:t xml:space="preserve"># Sources </w:t>
             </w:r>
           </w:p>
         </w:tc>
@@ -29533,7 +29317,7 @@
               <w:rPr>
                 <w:rFonts w:cs="Times New Roman"/>
               </w:rPr>
-              <w:t>Audited financial statements (10-K, 10-Q, S-1).</w:t>
+              <w:t>Audited financial statements (10-K, S-1).</w:t>
             </w:r>
           </w:p>
         </w:tc>
@@ -30007,42 +29791,13 @@
     </w:tbl>
     <w:p>
       <w:pPr>
-        <w:pStyle w:val="Heading2"/>
-        <w:rPr>
-          <w:rFonts w:cs="Times New Roman"/>
-        </w:rPr>
-      </w:pPr>
-      <w:bookmarkStart w:id="138" w:name="_Toc229599148"/>
-      <w:r>
-        <w:rPr>
-          <w:rFonts w:cs="Times New Roman"/>
-        </w:rPr>
-        <w:t>F.2 Citation-Audit Summary</w:t>
-      </w:r>
-      <w:bookmarkEnd w:id="138"/>
-    </w:p>
-    <w:p>
-      <w:pPr>
-        <w:rPr>
-          <w:rFonts w:cs="Times New Roman"/>
-        </w:rPr>
-      </w:pPr>
-      <w:r>
-        <w:rPr>
-          <w:rFonts w:cs="Times New Roman"/>
-        </w:rPr>
-        <w:t>A full citation audit is provided in the project repository at 09_Citation_Audit/ and contains: (A) per-citation status table; (D) deduplicated APA 7 reference list; (F) source-reliability classification; (H) the QC checklist documenting the 37 issues fixed during the cleanup pass. Outstanding items at the time of writing (see 09_Citation_Audit/E_Outstanding_Items.md): the Qualtrics (2024) industry NPS-benchmark anchor is documented as a placeholder for a verifiable industry benchmark and is not used as a primary inferential anchor; the Hevner et al. (2004) design-science citation is placed once in Chapter 6 and is not reused; the two “Better 2022” anachronisms identified in the audit have been resolved by re-anchoring to Better HoldCo, Inc. (2021) and Better HoldCo, Inc. (2023); the two Rocket 2024 / 2025 references are the FY-2023 and FY-2024 10-K filings respectively (Rocket Companies, 2024, 2025).</w:t>
-      </w:r>
-    </w:p>
-    <w:p>
-      <w:pPr>
         <w:pStyle w:val="Heading1"/>
         <w:pageBreakBefore/>
         <w:rPr>
           <w:rFonts w:cs="Times New Roman"/>
         </w:rPr>
       </w:pPr>
-      <w:bookmarkStart w:id="139" w:name="_Toc229599149"/>
+      <w:bookmarkStart w:id="138" w:name="_Toc229599149"/>
       <w:r>
         <w:rPr>
           <w:rFonts w:cs="Times New Roman"/>
@@ -30050,23 +29805,23 @@
         <w:lastRenderedPageBreak/>
         <w:t>Appendix G. Reproducibility Notes</w:t>
       </w:r>
+      <w:bookmarkEnd w:id="138"/>
+    </w:p>
+    <w:p>
+      <w:pPr>
+        <w:pStyle w:val="Heading2"/>
+        <w:rPr>
+          <w:rFonts w:cs="Times New Roman"/>
+        </w:rPr>
+      </w:pPr>
+      <w:bookmarkStart w:id="139" w:name="_Toc229599150"/>
+      <w:r>
+        <w:rPr>
+          <w:rFonts w:cs="Times New Roman"/>
+        </w:rPr>
+        <w:t>G.0 Source Code Repository</w:t>
+      </w:r>
       <w:bookmarkEnd w:id="139"/>
-    </w:p>
-    <w:p>
-      <w:pPr>
-        <w:pStyle w:val="Heading2"/>
-        <w:rPr>
-          <w:rFonts w:cs="Times New Roman"/>
-        </w:rPr>
-      </w:pPr>
-      <w:bookmarkStart w:id="140" w:name="_Toc229599150"/>
-      <w:r>
-        <w:rPr>
-          <w:rFonts w:cs="Times New Roman"/>
-        </w:rPr>
-        <w:t>G.0 Source Code Repository</w:t>
-      </w:r>
-      <w:bookmarkEnd w:id="140"/>
     </w:p>
     <w:p>
       <w:pPr>
@@ -30105,14 +29860,14 @@
           <w:rFonts w:cs="Times New Roman"/>
         </w:rPr>
       </w:pPr>
-      <w:bookmarkStart w:id="141" w:name="_Toc229599151"/>
+      <w:bookmarkStart w:id="140" w:name="_Toc229599151"/>
       <w:r>
         <w:rPr>
           <w:rFonts w:cs="Times New Roman"/>
         </w:rPr>
         <w:t>G.1 Repository Structure</w:t>
       </w:r>
-      <w:bookmarkEnd w:id="141"/>
+      <w:bookmarkEnd w:id="140"/>
     </w:p>
     <w:p>
       <w:pPr>
@@ -30126,21 +29881,7 @@
         <w:rPr>
           <w:rFonts w:cs="Times New Roman"/>
         </w:rPr>
-        <w:t xml:space="preserve">The repository is organised into several top-level directories reflecting the structure of the research workflow. The 01_Literature/ directory contains literature-review materials, academic sources, and supporting theoretical references. The 02_Case_Study_Data/ directory contains Better.com case-study materials, SEC filings, Trustpilot exports, and related empirical source data. The 03_Drafts/ directory stores intermediate thesis drafts and manuscript versions, while 04_Notes/ contains research notes, planning materials, and working analytical documentation. The 05_Code/ directory contains the financial-analysis scripts, NLP pipelines, statistical notebooks, preprocessing utilities, and reproducibility scripts used throughout the empirical analysis. Processed analytical datasets are stored under 06_Data/, and generated visual outputs and thesis figures are stored under 07_Outputs/figures/. The 08_Cleanup_Report/ directory contains formatting and revision-cleanup documentation, 09_Citation_Audit/ contains citation-consistency and source-verification materials, and 10_Thesis_Improvement_Report/ contains revision tracking and quality-control documentation associated with the final refinement stages of the thesis. The repository also includes </w:t>
-      </w:r>
-      <w:proofErr w:type="gramStart"/>
-      <w:r>
-        <w:rPr>
-          <w:rFonts w:cs="Times New Roman"/>
-        </w:rPr>
-        <w:t>the .gitignore</w:t>
-      </w:r>
-      <w:proofErr w:type="gramEnd"/>
-      <w:r>
-        <w:rPr>
-          <w:rFonts w:cs="Times New Roman"/>
-        </w:rPr>
-        <w:t xml:space="preserve"> configuration file and a README.md file containing repository-level documentation and reproducibility guidance.</w:t>
+        <w:t>The repository is organised into several top-level directories reflecting the structure of the research workflow. The 01_Literature/ directory contains literature-review materials, academic sources, and supporting theoretical references. The 02_Case_Study_Data/ directory contains Better.com case-study materials, SEC filings, Trustpilot exports, and related empirical source data. The 03_Drafts/ directory stores intermediate thesis drafts and manuscript versions, while 04_Notes/ contains research notes, planning materials, and working analytical documentation. The 05_Code/ directory contains the financial-analysis scripts, NLP pipelines, statistical notebooks, preprocessing utilities, and reproducibility scripts used throughout the empirical analysis. Processed analytical datasets are stored under 06_Data/, and generated visual outputs and thesis figures are stored under 07_Outputs/figures/. The 08_Cleanup_Report/ directory contains formatting and revision-cleanup documentation, 09_Citation_Audit/ contains citation-consistency and source-verification materials, and 10_Thesis_Improvement_Report/ contains revision tracking and quality-control documentation associated with the final refinement stages of the thesis. The repository also includes the .gitignore configuration file and a README.md file containing repository-level documentation and reproducibility guidance.</w:t>
       </w:r>
     </w:p>
     <w:p>
@@ -30150,14 +29891,14 @@
           <w:rFonts w:cs="Times New Roman"/>
         </w:rPr>
       </w:pPr>
-      <w:bookmarkStart w:id="142" w:name="_Toc229599152"/>
+      <w:bookmarkStart w:id="141" w:name="_Toc229599152"/>
       <w:r>
         <w:rPr>
           <w:rFonts w:cs="Times New Roman"/>
         </w:rPr>
         <w:t>G.2 Run-Once-from-Clone Commands</w:t>
       </w:r>
-      <w:bookmarkEnd w:id="142"/>
+      <w:bookmarkEnd w:id="141"/>
     </w:p>
     <w:p>
       <w:pPr>
@@ -30188,14 +29929,14 @@
           <w:rFonts w:cs="Times New Roman"/>
         </w:rPr>
       </w:pPr>
-      <w:bookmarkStart w:id="143" w:name="_Toc229599153"/>
+      <w:bookmarkStart w:id="142" w:name="_Toc229599153"/>
       <w:r>
         <w:rPr>
           <w:rFonts w:cs="Times New Roman"/>
         </w:rPr>
         <w:t>G.3 Package Versions</w:t>
       </w:r>
-      <w:bookmarkEnd w:id="143"/>
+      <w:bookmarkEnd w:id="142"/>
     </w:p>
     <w:p>
       <w:pPr>
@@ -30227,7 +29968,7 @@
         <w:rPr>
           <w:rFonts w:cs="Times New Roman"/>
         </w:rPr>
-        <w:t>. These include the Python packages and libraries required for financial-data analysis, statistical modelling, NLP preprocessing, FinBERT sentiment classification, topic modelling, data visualisation, and reproducibility workflows. Where applicable, pinned dependency versions are recorded to improve reproducibility and analytical consistency across computational environments.</w:t>
+        <w:t>. These include the Python packages and libraries required for financial-data analysis, statistical modelling, NLP preprocessing, topic modelling, data visualisation, and reproducibility workflows. Where applicable, pinned dependency versions are recorded to improve reproducibility and analytical consistency across computational environments.</w:t>
       </w:r>
     </w:p>
     <w:tbl>
@@ -30244,7 +29985,7 @@
       <w:tr>
         <w:tc>
           <w:tcPr>
-            <w:tcW w:w="3120" w:type="dxa"/>
+            <w:tcW w:w="3116" w:type="dxa"/>
           </w:tcPr>
           <w:p>
             <w:pPr>
@@ -30263,7 +30004,7 @@
         </w:tc>
         <w:tc>
           <w:tcPr>
-            <w:tcW w:w="3120" w:type="dxa"/>
+            <w:tcW w:w="3116" w:type="dxa"/>
           </w:tcPr>
           <w:p>
             <w:pPr>
@@ -30282,7 +30023,7 @@
         </w:tc>
         <w:tc>
           <w:tcPr>
-            <w:tcW w:w="3120" w:type="dxa"/>
+            <w:tcW w:w="3118" w:type="dxa"/>
           </w:tcPr>
           <w:p>
             <w:pPr>
@@ -30303,7 +30044,7 @@
       <w:tr>
         <w:tc>
           <w:tcPr>
-            <w:tcW w:w="3120" w:type="dxa"/>
+            <w:tcW w:w="3116" w:type="dxa"/>
           </w:tcPr>
           <w:p>
             <w:pPr>
@@ -30321,7 +30062,7 @@
         </w:tc>
         <w:tc>
           <w:tcPr>
-            <w:tcW w:w="3120" w:type="dxa"/>
+            <w:tcW w:w="3116" w:type="dxa"/>
           </w:tcPr>
           <w:p>
             <w:pPr>
@@ -30339,7 +30080,7 @@
         </w:tc>
         <w:tc>
           <w:tcPr>
-            <w:tcW w:w="3120" w:type="dxa"/>
+            <w:tcW w:w="3118" w:type="dxa"/>
           </w:tcPr>
           <w:p>
             <w:pPr>
@@ -30359,7 +30100,7 @@
       <w:tr>
         <w:tc>
           <w:tcPr>
-            <w:tcW w:w="3120" w:type="dxa"/>
+            <w:tcW w:w="3116" w:type="dxa"/>
           </w:tcPr>
           <w:p>
             <w:pPr>
@@ -30377,7 +30118,7 @@
         </w:tc>
         <w:tc>
           <w:tcPr>
-            <w:tcW w:w="3120" w:type="dxa"/>
+            <w:tcW w:w="3116" w:type="dxa"/>
           </w:tcPr>
           <w:p>
             <w:pPr>
@@ -30395,19 +30136,31 @@
         </w:tc>
         <w:tc>
           <w:tcPr>
-            <w:tcW w:w="3120" w:type="dxa"/>
-          </w:tcPr>
-          <w:p>
-            <w:pPr>
-              <w:rPr>
-                <w:rFonts w:cs="Times New Roman"/>
-              </w:rPr>
-            </w:pPr>
-            <w:r>
-              <w:rPr>
-                <w:rFonts w:cs="Times New Roman"/>
-              </w:rPr>
-              <w:t>Document construction in 08_Code/buildout/.</w:t>
+            <w:tcW w:w="3118" w:type="dxa"/>
+          </w:tcPr>
+          <w:p>
+            <w:pPr>
+              <w:rPr>
+                <w:rFonts w:cs="Times New Roman"/>
+              </w:rPr>
+            </w:pPr>
+            <w:r>
+              <w:rPr>
+                <w:rFonts w:cs="Times New Roman"/>
+              </w:rPr>
+              <w:t>Document construction in 0</w:t>
+            </w:r>
+            <w:r>
+              <w:rPr>
+                <w:rFonts w:cs="Times New Roman"/>
+              </w:rPr>
+              <w:t>5</w:t>
+            </w:r>
+            <w:r>
+              <w:rPr>
+                <w:rFonts w:cs="Times New Roman"/>
+              </w:rPr>
+              <w:t>_Code/buildout/.</w:t>
             </w:r>
           </w:p>
         </w:tc>
@@ -30415,7 +30168,7 @@
       <w:tr>
         <w:tc>
           <w:tcPr>
-            <w:tcW w:w="3120" w:type="dxa"/>
+            <w:tcW w:w="3116" w:type="dxa"/>
           </w:tcPr>
           <w:p>
             <w:pPr>
@@ -30433,7 +30186,7 @@
         </w:tc>
         <w:tc>
           <w:tcPr>
-            <w:tcW w:w="3120" w:type="dxa"/>
+            <w:tcW w:w="3116" w:type="dxa"/>
           </w:tcPr>
           <w:p>
             <w:pPr>
@@ -30451,7 +30204,7 @@
         </w:tc>
         <w:tc>
           <w:tcPr>
-            <w:tcW w:w="3120" w:type="dxa"/>
+            <w:tcW w:w="3118" w:type="dxa"/>
           </w:tcPr>
           <w:p>
             <w:pPr>
@@ -30471,7 +30224,7 @@
       <w:tr>
         <w:tc>
           <w:tcPr>
-            <w:tcW w:w="3120" w:type="dxa"/>
+            <w:tcW w:w="3116" w:type="dxa"/>
           </w:tcPr>
           <w:p>
             <w:pPr>
@@ -30489,7 +30242,7 @@
         </w:tc>
         <w:tc>
           <w:tcPr>
-            <w:tcW w:w="3120" w:type="dxa"/>
+            <w:tcW w:w="3116" w:type="dxa"/>
           </w:tcPr>
           <w:p>
             <w:pPr>
@@ -30507,7 +30260,7 @@
         </w:tc>
         <w:tc>
           <w:tcPr>
-            <w:tcW w:w="3120" w:type="dxa"/>
+            <w:tcW w:w="3118" w:type="dxa"/>
           </w:tcPr>
           <w:p>
             <w:pPr>
@@ -30527,7 +30280,7 @@
       <w:tr>
         <w:tc>
           <w:tcPr>
-            <w:tcW w:w="3120" w:type="dxa"/>
+            <w:tcW w:w="3116" w:type="dxa"/>
           </w:tcPr>
           <w:p>
             <w:pPr>
@@ -30545,7 +30298,7 @@
         </w:tc>
         <w:tc>
           <w:tcPr>
-            <w:tcW w:w="3120" w:type="dxa"/>
+            <w:tcW w:w="3116" w:type="dxa"/>
           </w:tcPr>
           <w:p>
             <w:pPr>
@@ -30563,7 +30316,7 @@
         </w:tc>
         <w:tc>
           <w:tcPr>
-            <w:tcW w:w="3120" w:type="dxa"/>
+            <w:tcW w:w="3118" w:type="dxa"/>
           </w:tcPr>
           <w:p>
             <w:pPr>
@@ -30583,7 +30336,7 @@
       <w:tr>
         <w:tc>
           <w:tcPr>
-            <w:tcW w:w="3120" w:type="dxa"/>
+            <w:tcW w:w="3116" w:type="dxa"/>
           </w:tcPr>
           <w:p>
             <w:pPr>
@@ -30601,7 +30354,7 @@
         </w:tc>
         <w:tc>
           <w:tcPr>
-            <w:tcW w:w="3120" w:type="dxa"/>
+            <w:tcW w:w="3116" w:type="dxa"/>
           </w:tcPr>
           <w:p>
             <w:pPr>
@@ -30619,7 +30372,7 @@
         </w:tc>
         <w:tc>
           <w:tcPr>
-            <w:tcW w:w="3120" w:type="dxa"/>
+            <w:tcW w:w="3118" w:type="dxa"/>
           </w:tcPr>
           <w:p>
             <w:pPr>
@@ -30639,7 +30392,7 @@
       <w:tr>
         <w:tc>
           <w:tcPr>
-            <w:tcW w:w="3120" w:type="dxa"/>
+            <w:tcW w:w="3116" w:type="dxa"/>
           </w:tcPr>
           <w:p>
             <w:pPr>
@@ -30657,7 +30410,7 @@
         </w:tc>
         <w:tc>
           <w:tcPr>
-            <w:tcW w:w="3120" w:type="dxa"/>
+            <w:tcW w:w="3116" w:type="dxa"/>
           </w:tcPr>
           <w:p>
             <w:pPr>
@@ -30675,7 +30428,7 @@
         </w:tc>
         <w:tc>
           <w:tcPr>
-            <w:tcW w:w="3120" w:type="dxa"/>
+            <w:tcW w:w="3118" w:type="dxa"/>
           </w:tcPr>
           <w:p>
             <w:pPr>
@@ -30695,7 +30448,7 @@
       <w:tr>
         <w:tc>
           <w:tcPr>
-            <w:tcW w:w="3120" w:type="dxa"/>
+            <w:tcW w:w="3116" w:type="dxa"/>
           </w:tcPr>
           <w:p>
             <w:pPr>
@@ -30713,7 +30466,7 @@
         </w:tc>
         <w:tc>
           <w:tcPr>
-            <w:tcW w:w="3120" w:type="dxa"/>
+            <w:tcW w:w="3116" w:type="dxa"/>
           </w:tcPr>
           <w:p>
             <w:pPr>
@@ -30731,7 +30484,7 @@
         </w:tc>
         <w:tc>
           <w:tcPr>
-            <w:tcW w:w="3120" w:type="dxa"/>
+            <w:tcW w:w="3118" w:type="dxa"/>
           </w:tcPr>
           <w:p>
             <w:pPr>
@@ -30751,7 +30504,7 @@
       <w:tr>
         <w:tc>
           <w:tcPr>
-            <w:tcW w:w="3120" w:type="dxa"/>
+            <w:tcW w:w="3116" w:type="dxa"/>
           </w:tcPr>
           <w:p>
             <w:pPr>
@@ -30769,7 +30522,7 @@
         </w:tc>
         <w:tc>
           <w:tcPr>
-            <w:tcW w:w="3120" w:type="dxa"/>
+            <w:tcW w:w="3116" w:type="dxa"/>
           </w:tcPr>
           <w:p>
             <w:pPr>
@@ -30787,7 +30540,7 @@
         </w:tc>
         <w:tc>
           <w:tcPr>
-            <w:tcW w:w="3120" w:type="dxa"/>
+            <w:tcW w:w="3118" w:type="dxa"/>
           </w:tcPr>
           <w:p>
             <w:pPr>
@@ -30807,7 +30560,7 @@
       <w:tr>
         <w:tc>
           <w:tcPr>
-            <w:tcW w:w="3120" w:type="dxa"/>
+            <w:tcW w:w="3116" w:type="dxa"/>
           </w:tcPr>
           <w:p>
             <w:pPr>
@@ -30825,7 +30578,7 @@
         </w:tc>
         <w:tc>
           <w:tcPr>
-            <w:tcW w:w="3120" w:type="dxa"/>
+            <w:tcW w:w="3116" w:type="dxa"/>
           </w:tcPr>
           <w:p>
             <w:pPr>
@@ -30843,7 +30596,7 @@
         </w:tc>
         <w:tc>
           <w:tcPr>
-            <w:tcW w:w="3120" w:type="dxa"/>
+            <w:tcW w:w="3118" w:type="dxa"/>
           </w:tcPr>
           <w:p>
             <w:pPr>
@@ -30863,7 +30616,7 @@
       <w:tr>
         <w:tc>
           <w:tcPr>
-            <w:tcW w:w="3120" w:type="dxa"/>
+            <w:tcW w:w="3116" w:type="dxa"/>
           </w:tcPr>
           <w:p>
             <w:pPr>
@@ -30881,7 +30634,7 @@
         </w:tc>
         <w:tc>
           <w:tcPr>
-            <w:tcW w:w="3120" w:type="dxa"/>
+            <w:tcW w:w="3116" w:type="dxa"/>
           </w:tcPr>
           <w:p>
             <w:pPr>
@@ -30899,7 +30652,7 @@
         </w:tc>
         <w:tc>
           <w:tcPr>
-            <w:tcW w:w="3120" w:type="dxa"/>
+            <w:tcW w:w="3118" w:type="dxa"/>
           </w:tcPr>
           <w:p>
             <w:pPr>
@@ -30919,7 +30672,7 @@
       <w:tr>
         <w:tc>
           <w:tcPr>
-            <w:tcW w:w="3120" w:type="dxa"/>
+            <w:tcW w:w="3116" w:type="dxa"/>
           </w:tcPr>
           <w:p>
             <w:pPr>
@@ -30938,7 +30691,7 @@
         </w:tc>
         <w:tc>
           <w:tcPr>
-            <w:tcW w:w="3120" w:type="dxa"/>
+            <w:tcW w:w="3116" w:type="dxa"/>
           </w:tcPr>
           <w:p>
             <w:pPr>
@@ -30956,7 +30709,7 @@
         </w:tc>
         <w:tc>
           <w:tcPr>
-            <w:tcW w:w="3120" w:type="dxa"/>
+            <w:tcW w:w="3118" w:type="dxa"/>
           </w:tcPr>
           <w:p>
             <w:pPr>
@@ -30976,7 +30729,7 @@
       <w:tr>
         <w:tc>
           <w:tcPr>
-            <w:tcW w:w="3120" w:type="dxa"/>
+            <w:tcW w:w="3116" w:type="dxa"/>
           </w:tcPr>
           <w:p>
             <w:pPr>
@@ -30994,7 +30747,7 @@
         </w:tc>
         <w:tc>
           <w:tcPr>
-            <w:tcW w:w="3120" w:type="dxa"/>
+            <w:tcW w:w="3116" w:type="dxa"/>
           </w:tcPr>
           <w:p>
             <w:pPr>
@@ -31012,7 +30765,7 @@
         </w:tc>
         <w:tc>
           <w:tcPr>
-            <w:tcW w:w="3120" w:type="dxa"/>
+            <w:tcW w:w="3118" w:type="dxa"/>
           </w:tcPr>
           <w:p>
             <w:pPr>
@@ -31032,55 +30785,55 @@
       <w:tr>
         <w:tc>
           <w:tcPr>
-            <w:tcW w:w="3120" w:type="dxa"/>
-          </w:tcPr>
-          <w:p>
-            <w:pPr>
-              <w:rPr>
-                <w:rFonts w:cs="Times New Roman"/>
-              </w:rPr>
-            </w:pPr>
-            <w:r>
-              <w:rPr>
-                <w:rFonts w:cs="Times New Roman"/>
-              </w:rPr>
-              <w:t>bertopic</w:t>
-            </w:r>
-          </w:p>
-        </w:tc>
-        <w:tc>
-          <w:tcPr>
-            <w:tcW w:w="3120" w:type="dxa"/>
-          </w:tcPr>
-          <w:p>
-            <w:pPr>
-              <w:rPr>
-                <w:rFonts w:cs="Times New Roman"/>
-              </w:rPr>
-            </w:pPr>
-            <w:r>
-              <w:rPr>
-                <w:rFonts w:cs="Times New Roman"/>
-              </w:rPr>
-              <w:t>0.16.0</w:t>
-            </w:r>
-          </w:p>
-        </w:tc>
-        <w:tc>
-          <w:tcPr>
-            <w:tcW w:w="3120" w:type="dxa"/>
-          </w:tcPr>
-          <w:p>
-            <w:pPr>
-              <w:rPr>
-                <w:rFonts w:cs="Times New Roman"/>
-              </w:rPr>
-            </w:pPr>
-            <w:r>
-              <w:rPr>
-                <w:rFonts w:cs="Times New Roman"/>
-              </w:rPr>
-              <w:t>Topic modelling pipeline.</w:t>
+            <w:tcW w:w="3116" w:type="dxa"/>
+          </w:tcPr>
+          <w:p>
+            <w:pPr>
+              <w:rPr>
+                <w:rFonts w:cs="Times New Roman"/>
+              </w:rPr>
+            </w:pPr>
+            <w:r>
+              <w:rPr>
+                <w:rFonts w:cs="Times New Roman"/>
+              </w:rPr>
+              <w:t>nltk (with VADER)</w:t>
+            </w:r>
+          </w:p>
+        </w:tc>
+        <w:tc>
+          <w:tcPr>
+            <w:tcW w:w="3116" w:type="dxa"/>
+          </w:tcPr>
+          <w:p>
+            <w:pPr>
+              <w:rPr>
+                <w:rFonts w:cs="Times New Roman"/>
+              </w:rPr>
+            </w:pPr>
+            <w:r>
+              <w:rPr>
+                <w:rFonts w:cs="Times New Roman"/>
+              </w:rPr>
+              <w:t>3.8.1 (VADER 3.3.2)</w:t>
+            </w:r>
+          </w:p>
+        </w:tc>
+        <w:tc>
+          <w:tcPr>
+            <w:tcW w:w="3118" w:type="dxa"/>
+          </w:tcPr>
+          <w:p>
+            <w:pPr>
+              <w:rPr>
+                <w:rFonts w:cs="Times New Roman"/>
+              </w:rPr>
+            </w:pPr>
+            <w:r>
+              <w:rPr>
+                <w:rFonts w:cs="Times New Roman"/>
+              </w:rPr>
+              <w:t>Sentiment scoring.</w:t>
             </w:r>
           </w:p>
         </w:tc>
@@ -31088,63 +30841,7 @@
       <w:tr>
         <w:tc>
           <w:tcPr>
-            <w:tcW w:w="3120" w:type="dxa"/>
-          </w:tcPr>
-          <w:p>
-            <w:pPr>
-              <w:rPr>
-                <w:rFonts w:cs="Times New Roman"/>
-              </w:rPr>
-            </w:pPr>
-            <w:r>
-              <w:rPr>
-                <w:rFonts w:cs="Times New Roman"/>
-              </w:rPr>
-              <w:t>nltk (with VADER)</w:t>
-            </w:r>
-          </w:p>
-        </w:tc>
-        <w:tc>
-          <w:tcPr>
-            <w:tcW w:w="3120" w:type="dxa"/>
-          </w:tcPr>
-          <w:p>
-            <w:pPr>
-              <w:rPr>
-                <w:rFonts w:cs="Times New Roman"/>
-              </w:rPr>
-            </w:pPr>
-            <w:r>
-              <w:rPr>
-                <w:rFonts w:cs="Times New Roman"/>
-              </w:rPr>
-              <w:t>3.8.1 (VADER 3.3.2)</w:t>
-            </w:r>
-          </w:p>
-        </w:tc>
-        <w:tc>
-          <w:tcPr>
-            <w:tcW w:w="3120" w:type="dxa"/>
-          </w:tcPr>
-          <w:p>
-            <w:pPr>
-              <w:rPr>
-                <w:rFonts w:cs="Times New Roman"/>
-              </w:rPr>
-            </w:pPr>
-            <w:r>
-              <w:rPr>
-                <w:rFonts w:cs="Times New Roman"/>
-              </w:rPr>
-              <w:t>Sentiment scoring.</w:t>
-            </w:r>
-          </w:p>
-        </w:tc>
-      </w:tr>
-      <w:tr>
-        <w:tc>
-          <w:tcPr>
-            <w:tcW w:w="3120" w:type="dxa"/>
+            <w:tcW w:w="3116" w:type="dxa"/>
           </w:tcPr>
           <w:p>
             <w:pPr>
@@ -31162,7 +30859,7 @@
         </w:tc>
         <w:tc>
           <w:tcPr>
-            <w:tcW w:w="3120" w:type="dxa"/>
+            <w:tcW w:w="3116" w:type="dxa"/>
           </w:tcPr>
           <w:p>
             <w:pPr>
@@ -31180,7 +30877,7 @@
         </w:tc>
         <w:tc>
           <w:tcPr>
-            <w:tcW w:w="3120" w:type="dxa"/>
+            <w:tcW w:w="3118" w:type="dxa"/>
           </w:tcPr>
           <w:p>
             <w:pPr>
@@ -31305,13 +31002,20 @@
     </w:p>
     <w:p>
       <w:pPr>
+        <w:rPr>
+          <w:rFonts w:cs="Times New Roman"/>
+        </w:rPr>
+      </w:pPr>
+    </w:p>
+    <w:p>
+      <w:pPr>
         <w:pStyle w:val="Heading1"/>
         <w:jc w:val="center"/>
         <w:rPr>
           <w:rFonts w:cs="Times New Roman"/>
         </w:rPr>
       </w:pPr>
-      <w:bookmarkStart w:id="144" w:name="_Toc229599154"/>
+      <w:bookmarkStart w:id="143" w:name="_Toc229599154"/>
       <w:r>
         <w:rPr>
           <w:rFonts w:cs="Times New Roman"/>
@@ -31319,7 +31023,7 @@
         <w:lastRenderedPageBreak/>
         <w:t>STATEMENT ON THE USE OF GENERATIVE AI</w:t>
       </w:r>
-      <w:bookmarkEnd w:id="144"/>
+      <w:bookmarkEnd w:id="143"/>
     </w:p>
     <w:p>
       <w:pPr>
@@ -31428,7 +31132,7 @@
         </w:trPr>
         <w:tc>
           <w:tcPr>
-            <w:tcW w:w="564" w:type="dxa"/>
+            <w:tcW w:w="576" w:type="dxa"/>
             <w:vAlign w:val="center"/>
           </w:tcPr>
           <w:p>
@@ -31452,7 +31156,7 @@
         </w:tc>
         <w:tc>
           <w:tcPr>
-            <w:tcW w:w="1884" w:type="dxa"/>
+            <w:tcW w:w="1854" w:type="dxa"/>
             <w:vAlign w:val="center"/>
           </w:tcPr>
           <w:p>
@@ -31476,7 +31180,7 @@
         </w:tc>
         <w:tc>
           <w:tcPr>
-            <w:tcW w:w="1890" w:type="dxa"/>
+            <w:tcW w:w="1848" w:type="dxa"/>
             <w:vAlign w:val="center"/>
           </w:tcPr>
           <w:p>
@@ -31500,7 +31204,7 @@
         </w:tc>
         <w:tc>
           <w:tcPr>
-            <w:tcW w:w="5238" w:type="dxa"/>
+            <w:tcW w:w="5072" w:type="dxa"/>
             <w:vAlign w:val="center"/>
           </w:tcPr>
           <w:p>
@@ -31529,7 +31233,7 @@
         </w:trPr>
         <w:tc>
           <w:tcPr>
-            <w:tcW w:w="564" w:type="dxa"/>
+            <w:tcW w:w="576" w:type="dxa"/>
           </w:tcPr>
           <w:p>
             <w:pPr>
@@ -31551,7 +31255,7 @@
         </w:tc>
         <w:tc>
           <w:tcPr>
-            <w:tcW w:w="1884" w:type="dxa"/>
+            <w:tcW w:w="1854" w:type="dxa"/>
           </w:tcPr>
           <w:p>
             <w:pPr>
@@ -31573,7 +31277,7 @@
         </w:tc>
         <w:tc>
           <w:tcPr>
-            <w:tcW w:w="1890" w:type="dxa"/>
+            <w:tcW w:w="1848" w:type="dxa"/>
           </w:tcPr>
           <w:p>
             <w:pPr>
@@ -31595,7 +31299,7 @@
         </w:tc>
         <w:tc>
           <w:tcPr>
-            <w:tcW w:w="5238" w:type="dxa"/>
+            <w:tcW w:w="5072" w:type="dxa"/>
           </w:tcPr>
           <w:p>
             <w:pPr>
@@ -31622,7 +31326,7 @@
         </w:trPr>
         <w:tc>
           <w:tcPr>
-            <w:tcW w:w="564" w:type="dxa"/>
+            <w:tcW w:w="576" w:type="dxa"/>
           </w:tcPr>
           <w:p>
             <w:pPr>
@@ -31644,7 +31348,7 @@
         </w:tc>
         <w:tc>
           <w:tcPr>
-            <w:tcW w:w="1884" w:type="dxa"/>
+            <w:tcW w:w="1854" w:type="dxa"/>
           </w:tcPr>
           <w:p>
             <w:pPr>
@@ -31666,7 +31370,7 @@
         </w:tc>
         <w:tc>
           <w:tcPr>
-            <w:tcW w:w="1890" w:type="dxa"/>
+            <w:tcW w:w="1848" w:type="dxa"/>
           </w:tcPr>
           <w:p>
             <w:pPr>
@@ -31688,7 +31392,7 @@
         </w:tc>
         <w:tc>
           <w:tcPr>
-            <w:tcW w:w="5238" w:type="dxa"/>
+            <w:tcW w:w="5072" w:type="dxa"/>
           </w:tcPr>
           <w:p>
             <w:pPr>
@@ -31715,7 +31419,7 @@
         </w:trPr>
         <w:tc>
           <w:tcPr>
-            <w:tcW w:w="564" w:type="dxa"/>
+            <w:tcW w:w="576" w:type="dxa"/>
           </w:tcPr>
           <w:p>
             <w:pPr>
@@ -31737,7 +31441,7 @@
         </w:tc>
         <w:tc>
           <w:tcPr>
-            <w:tcW w:w="1884" w:type="dxa"/>
+            <w:tcW w:w="1854" w:type="dxa"/>
           </w:tcPr>
           <w:p>
             <w:pPr>
@@ -31759,7 +31463,7 @@
         </w:tc>
         <w:tc>
           <w:tcPr>
-            <w:tcW w:w="1890" w:type="dxa"/>
+            <w:tcW w:w="1848" w:type="dxa"/>
           </w:tcPr>
           <w:p>
             <w:pPr>
@@ -31781,7 +31485,7 @@
         </w:tc>
         <w:tc>
           <w:tcPr>
-            <w:tcW w:w="5238" w:type="dxa"/>
+            <w:tcW w:w="5072" w:type="dxa"/>
           </w:tcPr>
           <w:p>
             <w:pPr>
@@ -31808,7 +31512,7 @@
         </w:trPr>
         <w:tc>
           <w:tcPr>
-            <w:tcW w:w="564" w:type="dxa"/>
+            <w:tcW w:w="576" w:type="dxa"/>
           </w:tcPr>
           <w:p>
             <w:pPr>
@@ -31830,7 +31534,7 @@
         </w:tc>
         <w:tc>
           <w:tcPr>
-            <w:tcW w:w="1884" w:type="dxa"/>
+            <w:tcW w:w="1854" w:type="dxa"/>
           </w:tcPr>
           <w:p>
             <w:pPr>
@@ -31852,7 +31556,7 @@
         </w:tc>
         <w:tc>
           <w:tcPr>
-            <w:tcW w:w="1890" w:type="dxa"/>
+            <w:tcW w:w="1848" w:type="dxa"/>
           </w:tcPr>
           <w:p>
             <w:pPr>
@@ -31890,7 +31594,7 @@
         </w:tc>
         <w:tc>
           <w:tcPr>
-            <w:tcW w:w="5238" w:type="dxa"/>
+            <w:tcW w:w="5072" w:type="dxa"/>
           </w:tcPr>
           <w:p>
             <w:pPr>
@@ -31917,7 +31621,7 @@
         </w:trPr>
         <w:tc>
           <w:tcPr>
-            <w:tcW w:w="564" w:type="dxa"/>
+            <w:tcW w:w="576" w:type="dxa"/>
           </w:tcPr>
           <w:p>
             <w:pPr>
@@ -31939,7 +31643,7 @@
         </w:tc>
         <w:tc>
           <w:tcPr>
-            <w:tcW w:w="1884" w:type="dxa"/>
+            <w:tcW w:w="1854" w:type="dxa"/>
           </w:tcPr>
           <w:p>
             <w:pPr>
@@ -31961,7 +31665,7 @@
         </w:tc>
         <w:tc>
           <w:tcPr>
-            <w:tcW w:w="1890" w:type="dxa"/>
+            <w:tcW w:w="1848" w:type="dxa"/>
           </w:tcPr>
           <w:p>
             <w:pPr>
@@ -31983,7 +31687,7 @@
         </w:tc>
         <w:tc>
           <w:tcPr>
-            <w:tcW w:w="5238" w:type="dxa"/>
+            <w:tcW w:w="5072" w:type="dxa"/>
           </w:tcPr>
           <w:p>
             <w:pPr>
@@ -32010,7 +31714,7 @@
         </w:trPr>
         <w:tc>
           <w:tcPr>
-            <w:tcW w:w="564" w:type="dxa"/>
+            <w:tcW w:w="576" w:type="dxa"/>
           </w:tcPr>
           <w:p>
             <w:pPr>
@@ -32027,13 +31731,13 @@
                 <w:szCs w:val="18"/>
               </w:rPr>
               <w:lastRenderedPageBreak/>
-              <w:t>f)</w:t>
-            </w:r>
-          </w:p>
-        </w:tc>
-        <w:tc>
-          <w:tcPr>
-            <w:tcW w:w="1884" w:type="dxa"/>
+              <w:t>g)</w:t>
+            </w:r>
+          </w:p>
+        </w:tc>
+        <w:tc>
+          <w:tcPr>
+            <w:tcW w:w="1854" w:type="dxa"/>
           </w:tcPr>
           <w:p>
             <w:pPr>
@@ -32049,146 +31753,35 @@
                 <w:sz w:val="18"/>
                 <w:szCs w:val="18"/>
               </w:rPr>
-              <w:t>To translate certain passages (</w:t>
-            </w:r>
-            <w:proofErr w:type="gramStart"/>
-            <w:r>
+              <w:t>Other: thesis structuring, planning, consistency checking, and reference-support workflow</w:t>
+            </w:r>
+          </w:p>
+        </w:tc>
+        <w:tc>
+          <w:tcPr>
+            <w:tcW w:w="1848" w:type="dxa"/>
+          </w:tcPr>
+          <w:p>
+            <w:pPr>
               <w:rPr>
                 <w:rFonts w:cs="Times New Roman"/>
                 <w:sz w:val="18"/>
                 <w:szCs w:val="18"/>
               </w:rPr>
-              <w:t>e.g.</w:t>
-            </w:r>
-            <w:proofErr w:type="gramEnd"/>
+            </w:pPr>
             <w:r>
               <w:rPr>
                 <w:rFonts w:cs="Times New Roman"/>
                 <w:sz w:val="18"/>
                 <w:szCs w:val="18"/>
               </w:rPr>
-              <w:t xml:space="preserve"> between Hungarian and a foreign language)</w:t>
-            </w:r>
-          </w:p>
-        </w:tc>
-        <w:tc>
-          <w:tcPr>
-            <w:tcW w:w="1890" w:type="dxa"/>
-          </w:tcPr>
-          <w:p>
-            <w:pPr>
-              <w:rPr>
-                <w:rFonts w:cs="Times New Roman"/>
-                <w:sz w:val="18"/>
-                <w:szCs w:val="18"/>
-              </w:rPr>
-            </w:pPr>
-            <w:r>
-              <w:rPr>
-                <w:rFonts w:cs="Times New Roman"/>
-                <w:sz w:val="18"/>
-                <w:szCs w:val="18"/>
-              </w:rPr>
-              <w:t>Not used</w:t>
-            </w:r>
-          </w:p>
-        </w:tc>
-        <w:tc>
-          <w:tcPr>
-            <w:tcW w:w="5238" w:type="dxa"/>
-          </w:tcPr>
-          <w:p>
-            <w:pPr>
-              <w:rPr>
-                <w:rFonts w:cs="Times New Roman"/>
-                <w:sz w:val="18"/>
-                <w:szCs w:val="18"/>
-              </w:rPr>
-            </w:pPr>
-            <w:r>
-              <w:rPr>
-                <w:rFonts w:cs="Times New Roman"/>
-                <w:sz w:val="18"/>
-                <w:szCs w:val="18"/>
-              </w:rPr>
-              <w:t>No thesis passages were translated with GAI for submission. If any translation support is later used before submission, this row should be updated before signing.</w:t>
-            </w:r>
-          </w:p>
-        </w:tc>
-      </w:tr>
-      <w:tr>
-        <w:trPr>
-          <w:jc w:val="center"/>
-        </w:trPr>
-        <w:tc>
-          <w:tcPr>
-            <w:tcW w:w="564" w:type="dxa"/>
-          </w:tcPr>
-          <w:p>
-            <w:pPr>
-              <w:rPr>
-                <w:rFonts w:cs="Times New Roman"/>
-                <w:sz w:val="18"/>
-                <w:szCs w:val="18"/>
-              </w:rPr>
-            </w:pPr>
-            <w:r>
-              <w:rPr>
-                <w:rFonts w:cs="Times New Roman"/>
-                <w:sz w:val="18"/>
-                <w:szCs w:val="18"/>
-              </w:rPr>
-              <w:t>g)</w:t>
-            </w:r>
-          </w:p>
-        </w:tc>
-        <w:tc>
-          <w:tcPr>
-            <w:tcW w:w="1884" w:type="dxa"/>
-          </w:tcPr>
-          <w:p>
-            <w:pPr>
-              <w:rPr>
-                <w:rFonts w:cs="Times New Roman"/>
-                <w:sz w:val="18"/>
-                <w:szCs w:val="18"/>
-              </w:rPr>
-            </w:pPr>
-            <w:r>
-              <w:rPr>
-                <w:rFonts w:cs="Times New Roman"/>
-                <w:sz w:val="18"/>
-                <w:szCs w:val="18"/>
-              </w:rPr>
-              <w:t>Other: thesis structuring, planning, consistency checking, and reference-support workflow</w:t>
-            </w:r>
-          </w:p>
-        </w:tc>
-        <w:tc>
-          <w:tcPr>
-            <w:tcW w:w="1890" w:type="dxa"/>
-          </w:tcPr>
-          <w:p>
-            <w:pPr>
-              <w:rPr>
-                <w:rFonts w:cs="Times New Roman"/>
-                <w:sz w:val="18"/>
-                <w:szCs w:val="18"/>
-              </w:rPr>
-            </w:pPr>
-            <w:r>
-              <w:rPr>
-                <w:rFonts w:cs="Times New Roman"/>
-                <w:sz w:val="18"/>
-                <w:szCs w:val="18"/>
-              </w:rPr>
               <w:t>ChatGPT 5.5; Claude Sonnet 4.6; Gemini 3 Flash</w:t>
             </w:r>
           </w:p>
         </w:tc>
         <w:tc>
           <w:tcPr>
-            <w:tcW w:w="5238" w:type="dxa"/>
+            <w:tcW w:w="5072" w:type="dxa"/>
           </w:tcPr>
           <w:p>
             <w:pPr>

--- a/03_Drafts/Main_Draft.docx
+++ b/03_Drafts/Main_Draft.docx
@@ -276,6 +276,7 @@
     </w:p>
     <w:p>
       <w:pPr>
+        <w:spacing w:after="0"/>
         <w:jc w:val="center"/>
         <w:rPr>
           <w:rFonts w:cs="Times New Roman"/>
@@ -323,6 +324,7 @@
     </w:p>
     <w:p>
       <w:pPr>
+        <w:spacing w:after="0"/>
         <w:jc w:val="center"/>
         <w:rPr>
           <w:rFonts w:cs="Times New Roman"/>
@@ -399,6 +401,14 @@
     </w:p>
     <w:p>
       <w:pPr>
+        <w:jc w:val="center"/>
+        <w:rPr>
+          <w:rFonts w:cs="Times New Roman"/>
+        </w:rPr>
+      </w:pPr>
+    </w:p>
+    <w:p>
+      <w:pPr>
         <w:spacing w:after="0"/>
         <w:jc w:val="right"/>
         <w:rPr>
@@ -487,38 +497,25 @@
           <w:sz w:val="32"/>
           <w:szCs w:val="32"/>
         </w:rPr>
-        <w:t>Mike Nimrod</w:t>
-      </w:r>
-    </w:p>
-    <w:p>
-      <w:pPr>
-        <w:rPr>
-          <w:rFonts w:cs="Times New Roman"/>
+        <w:t>Mike Nimród</w:t>
+      </w:r>
+    </w:p>
+    <w:p>
+      <w:pPr>
+        <w:jc w:val="center"/>
+        <w:rPr>
           <w:b/>
           <w:bCs/>
           <w:sz w:val="32"/>
           <w:szCs w:val="32"/>
         </w:rPr>
       </w:pPr>
-    </w:p>
-    <w:p>
-      <w:r>
-        <w:lastRenderedPageBreak/>
-        <w:br w:type="page"/>
-      </w:r>
-    </w:p>
-    <w:p>
-      <w:pPr>
-        <w:pStyle w:val="Heading1"/>
-        <w:jc w:val="center"/>
-        <w:rPr>
-          <w:sz w:val="28"/>
-          <w:szCs w:val="24"/>
-        </w:rPr>
-      </w:pPr>
-      <w:r>
-        <w:rPr>
-          <w:szCs w:val="24"/>
+      <w:r>
+        <w:rPr>
+          <w:b/>
+          <w:bCs/>
+          <w:sz w:val="32"/>
+          <w:szCs w:val="32"/>
         </w:rPr>
         <w:lastRenderedPageBreak/>
         <w:t>Acknowledgements</w:t>
@@ -844,7 +841,7 @@
             </w:rPr>
             <w:fldChar w:fldCharType="separate"/>
           </w:r>
-          <w:hyperlink w:anchor="_Toc229599010" w:history="1">
+          <w:hyperlink w:anchor="_Toc229682641" w:history="1">
             <w:r>
               <w:rPr>
                 <w:rStyle w:val="Hyperlink"/>
@@ -872,7 +869,7 @@
                 <w:noProof/>
                 <w:webHidden/>
               </w:rPr>
-              <w:instrText xml:space="preserve"> PAGEREF _Toc229599010 \h </w:instrText>
+              <w:instrText xml:space="preserve"> PAGEREF _Toc229682641 \h </w:instrText>
             </w:r>
             <w:r>
               <w:rPr>
@@ -892,7 +889,7 @@
                 <w:noProof/>
                 <w:webHidden/>
               </w:rPr>
-              <w:t>11</w:t>
+              <w:t>14</w:t>
             </w:r>
             <w:r>
               <w:rPr>
@@ -917,7 +914,7 @@
               <w:lang w:val="ru-RU" w:eastAsia="ru-RU"/>
             </w:rPr>
           </w:pPr>
-          <w:hyperlink w:anchor="_Toc229599011" w:history="1">
+          <w:hyperlink w:anchor="_Toc229682642" w:history="1">
             <w:r>
               <w:rPr>
                 <w:rStyle w:val="Hyperlink"/>
@@ -945,7 +942,7 @@
                 <w:noProof/>
                 <w:webHidden/>
               </w:rPr>
-              <w:instrText xml:space="preserve"> PAGEREF _Toc229599011 \h </w:instrText>
+              <w:instrText xml:space="preserve"> PAGEREF _Toc229682642 \h </w:instrText>
             </w:r>
             <w:r>
               <w:rPr>
@@ -965,7 +962,7 @@
                 <w:noProof/>
                 <w:webHidden/>
               </w:rPr>
-              <w:t>11</w:t>
+              <w:t>14</w:t>
             </w:r>
             <w:r>
               <w:rPr>
@@ -990,7 +987,7 @@
               <w:lang w:val="ru-RU" w:eastAsia="ru-RU"/>
             </w:rPr>
           </w:pPr>
-          <w:hyperlink w:anchor="_Toc229599012" w:history="1">
+          <w:hyperlink w:anchor="_Toc229682643" w:history="1">
             <w:r>
               <w:rPr>
                 <w:rStyle w:val="Hyperlink"/>
@@ -1018,7 +1015,7 @@
                 <w:noProof/>
                 <w:webHidden/>
               </w:rPr>
-              <w:instrText xml:space="preserve"> PAGEREF _Toc229599012 \h </w:instrText>
+              <w:instrText xml:space="preserve"> PAGEREF _Toc229682643 \h </w:instrText>
             </w:r>
             <w:r>
               <w:rPr>
@@ -1038,7 +1035,7 @@
                 <w:noProof/>
                 <w:webHidden/>
               </w:rPr>
-              <w:t>11</w:t>
+              <w:t>14</w:t>
             </w:r>
             <w:r>
               <w:rPr>
@@ -1063,7 +1060,7 @@
               <w:lang w:val="ru-RU" w:eastAsia="ru-RU"/>
             </w:rPr>
           </w:pPr>
-          <w:hyperlink w:anchor="_Toc229599013" w:history="1">
+          <w:hyperlink w:anchor="_Toc229682644" w:history="1">
             <w:r>
               <w:rPr>
                 <w:rStyle w:val="Hyperlink"/>
@@ -1091,7 +1088,7 @@
                 <w:noProof/>
                 <w:webHidden/>
               </w:rPr>
-              <w:instrText xml:space="preserve"> PAGEREF _Toc229599013 \h </w:instrText>
+              <w:instrText xml:space="preserve"> PAGEREF _Toc229682644 \h </w:instrText>
             </w:r>
             <w:r>
               <w:rPr>
@@ -1111,7 +1108,7 @@
                 <w:noProof/>
                 <w:webHidden/>
               </w:rPr>
-              <w:t>12</w:t>
+              <w:t>14</w:t>
             </w:r>
             <w:r>
               <w:rPr>
@@ -1136,7 +1133,7 @@
               <w:lang w:val="ru-RU" w:eastAsia="ru-RU"/>
             </w:rPr>
           </w:pPr>
-          <w:hyperlink w:anchor="_Toc229599014" w:history="1">
+          <w:hyperlink w:anchor="_Toc229682645" w:history="1">
             <w:r>
               <w:rPr>
                 <w:rStyle w:val="Hyperlink"/>
@@ -1164,7 +1161,7 @@
                 <w:noProof/>
                 <w:webHidden/>
               </w:rPr>
-              <w:instrText xml:space="preserve"> PAGEREF _Toc229599014 \h </w:instrText>
+              <w:instrText xml:space="preserve"> PAGEREF _Toc229682645 \h </w:instrText>
             </w:r>
             <w:r>
               <w:rPr>
@@ -1184,7 +1181,7 @@
                 <w:noProof/>
                 <w:webHidden/>
               </w:rPr>
-              <w:t>13</w:t>
+              <w:t>15</w:t>
             </w:r>
             <w:r>
               <w:rPr>
@@ -1209,7 +1206,7 @@
               <w:lang w:val="ru-RU" w:eastAsia="ru-RU"/>
             </w:rPr>
           </w:pPr>
-          <w:hyperlink w:anchor="_Toc229599015" w:history="1">
+          <w:hyperlink w:anchor="_Toc229682646" w:history="1">
             <w:r>
               <w:rPr>
                 <w:rStyle w:val="Hyperlink"/>
@@ -1237,7 +1234,7 @@
                 <w:noProof/>
                 <w:webHidden/>
               </w:rPr>
-              <w:instrText xml:space="preserve"> PAGEREF _Toc229599015 \h </w:instrText>
+              <w:instrText xml:space="preserve"> PAGEREF _Toc229682646 \h </w:instrText>
             </w:r>
             <w:r>
               <w:rPr>
@@ -1257,7 +1254,7 @@
                 <w:noProof/>
                 <w:webHidden/>
               </w:rPr>
-              <w:t>14</w:t>
+              <w:t>15</w:t>
             </w:r>
             <w:r>
               <w:rPr>
@@ -1282,7 +1279,7 @@
               <w:lang w:val="ru-RU" w:eastAsia="ru-RU"/>
             </w:rPr>
           </w:pPr>
-          <w:hyperlink w:anchor="_Toc229599016" w:history="1">
+          <w:hyperlink w:anchor="_Toc229682647" w:history="1">
             <w:r>
               <w:rPr>
                 <w:rStyle w:val="Hyperlink"/>
@@ -1310,7 +1307,7 @@
                 <w:noProof/>
                 <w:webHidden/>
               </w:rPr>
-              <w:instrText xml:space="preserve"> PAGEREF _Toc229599016 \h </w:instrText>
+              <w:instrText xml:space="preserve"> PAGEREF _Toc229682647 \h </w:instrText>
             </w:r>
             <w:r>
               <w:rPr>
@@ -1330,7 +1327,7 @@
                 <w:noProof/>
                 <w:webHidden/>
               </w:rPr>
-              <w:t>14</w:t>
+              <w:t>16</w:t>
             </w:r>
             <w:r>
               <w:rPr>
@@ -1355,7 +1352,7 @@
               <w:lang w:val="ru-RU" w:eastAsia="ru-RU"/>
             </w:rPr>
           </w:pPr>
-          <w:hyperlink w:anchor="_Toc229599017" w:history="1">
+          <w:hyperlink w:anchor="_Toc229682648" w:history="1">
             <w:r>
               <w:rPr>
                 <w:rStyle w:val="Hyperlink"/>
@@ -1383,7 +1380,7 @@
                 <w:noProof/>
                 <w:webHidden/>
               </w:rPr>
-              <w:instrText xml:space="preserve"> PAGEREF _Toc229599017 \h </w:instrText>
+              <w:instrText xml:space="preserve"> PAGEREF _Toc229682648 \h </w:instrText>
             </w:r>
             <w:r>
               <w:rPr>
@@ -1403,7 +1400,7 @@
                 <w:noProof/>
                 <w:webHidden/>
               </w:rPr>
-              <w:t>15</w:t>
+              <w:t>17</w:t>
             </w:r>
             <w:r>
               <w:rPr>
@@ -1428,7 +1425,7 @@
               <w:lang w:val="ru-RU" w:eastAsia="ru-RU"/>
             </w:rPr>
           </w:pPr>
-          <w:hyperlink w:anchor="_Toc229599018" w:history="1">
+          <w:hyperlink w:anchor="_Toc229682649" w:history="1">
             <w:r>
               <w:rPr>
                 <w:rStyle w:val="Hyperlink"/>
@@ -1456,7 +1453,7 @@
                 <w:noProof/>
                 <w:webHidden/>
               </w:rPr>
-              <w:instrText xml:space="preserve"> PAGEREF _Toc229599018 \h </w:instrText>
+              <w:instrText xml:space="preserve"> PAGEREF _Toc229682649 \h </w:instrText>
             </w:r>
             <w:r>
               <w:rPr>
@@ -1476,7 +1473,7 @@
                 <w:noProof/>
                 <w:webHidden/>
               </w:rPr>
-              <w:t>15</w:t>
+              <w:t>17</w:t>
             </w:r>
             <w:r>
               <w:rPr>
@@ -1501,7 +1498,7 @@
               <w:lang w:val="ru-RU" w:eastAsia="ru-RU"/>
             </w:rPr>
           </w:pPr>
-          <w:hyperlink w:anchor="_Toc229599019" w:history="1">
+          <w:hyperlink w:anchor="_Toc229682650" w:history="1">
             <w:r>
               <w:rPr>
                 <w:rStyle w:val="Hyperlink"/>
@@ -1529,7 +1526,7 @@
                 <w:noProof/>
                 <w:webHidden/>
               </w:rPr>
-              <w:instrText xml:space="preserve"> PAGEREF _Toc229599019 \h </w:instrText>
+              <w:instrText xml:space="preserve"> PAGEREF _Toc229682650 \h </w:instrText>
             </w:r>
             <w:r>
               <w:rPr>
@@ -1549,7 +1546,7 @@
                 <w:noProof/>
                 <w:webHidden/>
               </w:rPr>
-              <w:t>17</w:t>
+              <w:t>18</w:t>
             </w:r>
             <w:r>
               <w:rPr>
@@ -1574,7 +1571,7 @@
               <w:lang w:val="ru-RU" w:eastAsia="ru-RU"/>
             </w:rPr>
           </w:pPr>
-          <w:hyperlink w:anchor="_Toc229599020" w:history="1">
+          <w:hyperlink w:anchor="_Toc229682651" w:history="1">
             <w:r>
               <w:rPr>
                 <w:rStyle w:val="Hyperlink"/>
@@ -1602,7 +1599,7 @@
                 <w:noProof/>
                 <w:webHidden/>
               </w:rPr>
-              <w:instrText xml:space="preserve"> PAGEREF _Toc229599020 \h </w:instrText>
+              <w:instrText xml:space="preserve"> PAGEREF _Toc229682651 \h </w:instrText>
             </w:r>
             <w:r>
               <w:rPr>
@@ -1622,7 +1619,7 @@
                 <w:noProof/>
                 <w:webHidden/>
               </w:rPr>
-              <w:t>17</w:t>
+              <w:t>18</w:t>
             </w:r>
             <w:r>
               <w:rPr>
@@ -1647,7 +1644,7 @@
               <w:lang w:val="ru-RU" w:eastAsia="ru-RU"/>
             </w:rPr>
           </w:pPr>
-          <w:hyperlink w:anchor="_Toc229599021" w:history="1">
+          <w:hyperlink w:anchor="_Toc229682652" w:history="1">
             <w:r>
               <w:rPr>
                 <w:rStyle w:val="Hyperlink"/>
@@ -1675,7 +1672,7 @@
                 <w:noProof/>
                 <w:webHidden/>
               </w:rPr>
-              <w:instrText xml:space="preserve"> PAGEREF _Toc229599021 \h </w:instrText>
+              <w:instrText xml:space="preserve"> PAGEREF _Toc229682652 \h </w:instrText>
             </w:r>
             <w:r>
               <w:rPr>
@@ -1695,7 +1692,7 @@
                 <w:noProof/>
                 <w:webHidden/>
               </w:rPr>
-              <w:t>19</w:t>
+              <w:t>20</w:t>
             </w:r>
             <w:r>
               <w:rPr>
@@ -1720,7 +1717,7 @@
               <w:lang w:val="ru-RU" w:eastAsia="ru-RU"/>
             </w:rPr>
           </w:pPr>
-          <w:hyperlink w:anchor="_Toc229599022" w:history="1">
+          <w:hyperlink w:anchor="_Toc229682653" w:history="1">
             <w:r>
               <w:rPr>
                 <w:rStyle w:val="Hyperlink"/>
@@ -1748,7 +1745,7 @@
                 <w:noProof/>
                 <w:webHidden/>
               </w:rPr>
-              <w:instrText xml:space="preserve"> PAGEREF _Toc229599022 \h </w:instrText>
+              <w:instrText xml:space="preserve"> PAGEREF _Toc229682653 \h </w:instrText>
             </w:r>
             <w:r>
               <w:rPr>
@@ -1768,7 +1765,7 @@
                 <w:noProof/>
                 <w:webHidden/>
               </w:rPr>
-              <w:t>23</w:t>
+              <w:t>24</w:t>
             </w:r>
             <w:r>
               <w:rPr>
@@ -1793,7 +1790,7 @@
               <w:lang w:val="ru-RU" w:eastAsia="ru-RU"/>
             </w:rPr>
           </w:pPr>
-          <w:hyperlink w:anchor="_Toc229599023" w:history="1">
+          <w:hyperlink w:anchor="_Toc229682654" w:history="1">
             <w:r>
               <w:rPr>
                 <w:rStyle w:val="Hyperlink"/>
@@ -1821,7 +1818,7 @@
                 <w:noProof/>
                 <w:webHidden/>
               </w:rPr>
-              <w:instrText xml:space="preserve"> PAGEREF _Toc229599023 \h </w:instrText>
+              <w:instrText xml:space="preserve"> PAGEREF _Toc229682654 \h </w:instrText>
             </w:r>
             <w:r>
               <w:rPr>
@@ -1841,7 +1838,7 @@
                 <w:noProof/>
                 <w:webHidden/>
               </w:rPr>
-              <w:t>27</w:t>
+              <w:t>28</w:t>
             </w:r>
             <w:r>
               <w:rPr>
@@ -1866,7 +1863,7 @@
               <w:lang w:val="ru-RU" w:eastAsia="ru-RU"/>
             </w:rPr>
           </w:pPr>
-          <w:hyperlink w:anchor="_Toc229599024" w:history="1">
+          <w:hyperlink w:anchor="_Toc229682655" w:history="1">
             <w:r>
               <w:rPr>
                 <w:rStyle w:val="Hyperlink"/>
@@ -1894,7 +1891,7 @@
                 <w:noProof/>
                 <w:webHidden/>
               </w:rPr>
-              <w:instrText xml:space="preserve"> PAGEREF _Toc229599024 \h </w:instrText>
+              <w:instrText xml:space="preserve"> PAGEREF _Toc229682655 \h </w:instrText>
             </w:r>
             <w:r>
               <w:rPr>
@@ -1914,7 +1911,7 @@
                 <w:noProof/>
                 <w:webHidden/>
               </w:rPr>
-              <w:t>27</w:t>
+              <w:t>28</w:t>
             </w:r>
             <w:r>
               <w:rPr>
@@ -1939,7 +1936,7 @@
               <w:lang w:val="ru-RU" w:eastAsia="ru-RU"/>
             </w:rPr>
           </w:pPr>
-          <w:hyperlink w:anchor="_Toc229599025" w:history="1">
+          <w:hyperlink w:anchor="_Toc229682656" w:history="1">
             <w:r>
               <w:rPr>
                 <w:rStyle w:val="Hyperlink"/>
@@ -1967,7 +1964,7 @@
                 <w:noProof/>
                 <w:webHidden/>
               </w:rPr>
-              <w:instrText xml:space="preserve"> PAGEREF _Toc229599025 \h </w:instrText>
+              <w:instrText xml:space="preserve"> PAGEREF _Toc229682656 \h </w:instrText>
             </w:r>
             <w:r>
               <w:rPr>
@@ -1987,7 +1984,7 @@
                 <w:noProof/>
                 <w:webHidden/>
               </w:rPr>
-              <w:t>29</w:t>
+              <w:t>30</w:t>
             </w:r>
             <w:r>
               <w:rPr>
@@ -2012,7 +2009,7 @@
               <w:lang w:val="ru-RU" w:eastAsia="ru-RU"/>
             </w:rPr>
           </w:pPr>
-          <w:hyperlink w:anchor="_Toc229599026" w:history="1">
+          <w:hyperlink w:anchor="_Toc229682657" w:history="1">
             <w:r>
               <w:rPr>
                 <w:rStyle w:val="Hyperlink"/>
@@ -2040,7 +2037,7 @@
                 <w:noProof/>
                 <w:webHidden/>
               </w:rPr>
-              <w:instrText xml:space="preserve"> PAGEREF _Toc229599026 \h </w:instrText>
+              <w:instrText xml:space="preserve"> PAGEREF _Toc229682657 \h </w:instrText>
             </w:r>
             <w:r>
               <w:rPr>
@@ -2085,7 +2082,7 @@
               <w:lang w:val="ru-RU" w:eastAsia="ru-RU"/>
             </w:rPr>
           </w:pPr>
-          <w:hyperlink w:anchor="_Toc229599027" w:history="1">
+          <w:hyperlink w:anchor="_Toc229682658" w:history="1">
             <w:r>
               <w:rPr>
                 <w:rStyle w:val="Hyperlink"/>
@@ -2113,7 +2110,7 @@
                 <w:noProof/>
                 <w:webHidden/>
               </w:rPr>
-              <w:instrText xml:space="preserve"> PAGEREF _Toc229599027 \h </w:instrText>
+              <w:instrText xml:space="preserve"> PAGEREF _Toc229682658 \h </w:instrText>
             </w:r>
             <w:r>
               <w:rPr>
@@ -2133,7 +2130,7 @@
                 <w:noProof/>
                 <w:webHidden/>
               </w:rPr>
-              <w:t>31</w:t>
+              <w:t>32</w:t>
             </w:r>
             <w:r>
               <w:rPr>
@@ -2158,7 +2155,7 @@
               <w:lang w:val="ru-RU" w:eastAsia="ru-RU"/>
             </w:rPr>
           </w:pPr>
-          <w:hyperlink w:anchor="_Toc229599028" w:history="1">
+          <w:hyperlink w:anchor="_Toc229682659" w:history="1">
             <w:r>
               <w:rPr>
                 <w:rStyle w:val="Hyperlink"/>
@@ -2186,7 +2183,7 @@
                 <w:noProof/>
                 <w:webHidden/>
               </w:rPr>
-              <w:instrText xml:space="preserve"> PAGEREF _Toc229599028 \h </w:instrText>
+              <w:instrText xml:space="preserve"> PAGEREF _Toc229682659 \h </w:instrText>
             </w:r>
             <w:r>
               <w:rPr>
@@ -2231,7 +2228,7 @@
               <w:lang w:val="ru-RU" w:eastAsia="ru-RU"/>
             </w:rPr>
           </w:pPr>
-          <w:hyperlink w:anchor="_Toc229599029" w:history="1">
+          <w:hyperlink w:anchor="_Toc229682660" w:history="1">
             <w:r>
               <w:rPr>
                 <w:rStyle w:val="Hyperlink"/>
@@ -2259,7 +2256,7 @@
                 <w:noProof/>
                 <w:webHidden/>
               </w:rPr>
-              <w:instrText xml:space="preserve"> PAGEREF _Toc229599029 \h </w:instrText>
+              <w:instrText xml:space="preserve"> PAGEREF _Toc229682660 \h </w:instrText>
             </w:r>
             <w:r>
               <w:rPr>
@@ -2304,7 +2301,7 @@
               <w:lang w:val="ru-RU" w:eastAsia="ru-RU"/>
             </w:rPr>
           </w:pPr>
-          <w:hyperlink w:anchor="_Toc229599030" w:history="1">
+          <w:hyperlink w:anchor="_Toc229682661" w:history="1">
             <w:r>
               <w:rPr>
                 <w:rStyle w:val="Hyperlink"/>
@@ -2332,7 +2329,7 @@
                 <w:noProof/>
                 <w:webHidden/>
               </w:rPr>
-              <w:instrText xml:space="preserve"> PAGEREF _Toc229599030 \h </w:instrText>
+              <w:instrText xml:space="preserve"> PAGEREF _Toc229682661 \h </w:instrText>
             </w:r>
             <w:r>
               <w:rPr>
@@ -2377,7 +2374,7 @@
               <w:lang w:val="ru-RU" w:eastAsia="ru-RU"/>
             </w:rPr>
           </w:pPr>
-          <w:hyperlink w:anchor="_Toc229599031" w:history="1">
+          <w:hyperlink w:anchor="_Toc229682662" w:history="1">
             <w:r>
               <w:rPr>
                 <w:rStyle w:val="Hyperlink"/>
@@ -2405,7 +2402,7 @@
                 <w:noProof/>
                 <w:webHidden/>
               </w:rPr>
-              <w:instrText xml:space="preserve"> PAGEREF _Toc229599031 \h </w:instrText>
+              <w:instrText xml:space="preserve"> PAGEREF _Toc229682662 \h </w:instrText>
             </w:r>
             <w:r>
               <w:rPr>
@@ -2425,7 +2422,7 @@
                 <w:noProof/>
                 <w:webHidden/>
               </w:rPr>
-              <w:t>36</w:t>
+              <w:t>35</w:t>
             </w:r>
             <w:r>
               <w:rPr>
@@ -2450,7 +2447,7 @@
               <w:lang w:val="ru-RU" w:eastAsia="ru-RU"/>
             </w:rPr>
           </w:pPr>
-          <w:hyperlink w:anchor="_Toc229599032" w:history="1">
+          <w:hyperlink w:anchor="_Toc229682663" w:history="1">
             <w:r>
               <w:rPr>
                 <w:rStyle w:val="Hyperlink"/>
@@ -2478,7 +2475,7 @@
                 <w:noProof/>
                 <w:webHidden/>
               </w:rPr>
-              <w:instrText xml:space="preserve"> PAGEREF _Toc229599032 \h </w:instrText>
+              <w:instrText xml:space="preserve"> PAGEREF _Toc229682663 \h </w:instrText>
             </w:r>
             <w:r>
               <w:rPr>
@@ -2498,7 +2495,7 @@
                 <w:noProof/>
                 <w:webHidden/>
               </w:rPr>
-              <w:t>37</w:t>
+              <w:t>36</w:t>
             </w:r>
             <w:r>
               <w:rPr>
@@ -2523,7 +2520,7 @@
               <w:lang w:val="ru-RU" w:eastAsia="ru-RU"/>
             </w:rPr>
           </w:pPr>
-          <w:hyperlink w:anchor="_Toc229599033" w:history="1">
+          <w:hyperlink w:anchor="_Toc229682664" w:history="1">
             <w:r>
               <w:rPr>
                 <w:rStyle w:val="Hyperlink"/>
@@ -2551,7 +2548,7 @@
                 <w:noProof/>
                 <w:webHidden/>
               </w:rPr>
-              <w:instrText xml:space="preserve"> PAGEREF _Toc229599033 \h </w:instrText>
+              <w:instrText xml:space="preserve"> PAGEREF _Toc229682664 \h </w:instrText>
             </w:r>
             <w:r>
               <w:rPr>
@@ -2571,7 +2568,7 @@
                 <w:noProof/>
                 <w:webHidden/>
               </w:rPr>
-              <w:t>37</w:t>
+              <w:t>36</w:t>
             </w:r>
             <w:r>
               <w:rPr>
@@ -2596,7 +2593,7 @@
               <w:lang w:val="ru-RU" w:eastAsia="ru-RU"/>
             </w:rPr>
           </w:pPr>
-          <w:hyperlink w:anchor="_Toc229599034" w:history="1">
+          <w:hyperlink w:anchor="_Toc229682665" w:history="1">
             <w:r>
               <w:rPr>
                 <w:rStyle w:val="Hyperlink"/>
@@ -2624,7 +2621,7 @@
                 <w:noProof/>
                 <w:webHidden/>
               </w:rPr>
-              <w:instrText xml:space="preserve"> PAGEREF _Toc229599034 \h </w:instrText>
+              <w:instrText xml:space="preserve"> PAGEREF _Toc229682665 \h </w:instrText>
             </w:r>
             <w:r>
               <w:rPr>
@@ -2669,7 +2666,7 @@
               <w:lang w:val="ru-RU" w:eastAsia="ru-RU"/>
             </w:rPr>
           </w:pPr>
-          <w:hyperlink w:anchor="_Toc229599035" w:history="1">
+          <w:hyperlink w:anchor="_Toc229682666" w:history="1">
             <w:r>
               <w:rPr>
                 <w:rStyle w:val="Hyperlink"/>
@@ -2697,7 +2694,7 @@
                 <w:noProof/>
                 <w:webHidden/>
               </w:rPr>
-              <w:instrText xml:space="preserve"> PAGEREF _Toc229599035 \h </w:instrText>
+              <w:instrText xml:space="preserve"> PAGEREF _Toc229682666 \h </w:instrText>
             </w:r>
             <w:r>
               <w:rPr>
@@ -2717,7 +2714,7 @@
                 <w:noProof/>
                 <w:webHidden/>
               </w:rPr>
-              <w:t>38</w:t>
+              <w:t>37</w:t>
             </w:r>
             <w:r>
               <w:rPr>
@@ -2742,7 +2739,7 @@
               <w:lang w:val="ru-RU" w:eastAsia="ru-RU"/>
             </w:rPr>
           </w:pPr>
-          <w:hyperlink w:anchor="_Toc229599036" w:history="1">
+          <w:hyperlink w:anchor="_Toc229682667" w:history="1">
             <w:r>
               <w:rPr>
                 <w:rStyle w:val="Hyperlink"/>
@@ -2770,7 +2767,7 @@
                 <w:noProof/>
                 <w:webHidden/>
               </w:rPr>
-              <w:instrText xml:space="preserve"> PAGEREF _Toc229599036 \h </w:instrText>
+              <w:instrText xml:space="preserve"> PAGEREF _Toc229682667 \h </w:instrText>
             </w:r>
             <w:r>
               <w:rPr>
@@ -2790,7 +2787,7 @@
                 <w:noProof/>
                 <w:webHidden/>
               </w:rPr>
-              <w:t>39</w:t>
+              <w:t>37</w:t>
             </w:r>
             <w:r>
               <w:rPr>
@@ -2815,7 +2812,7 @@
               <w:lang w:val="ru-RU" w:eastAsia="ru-RU"/>
             </w:rPr>
           </w:pPr>
-          <w:hyperlink w:anchor="_Toc229599037" w:history="1">
+          <w:hyperlink w:anchor="_Toc229682668" w:history="1">
             <w:r>
               <w:rPr>
                 <w:rStyle w:val="Hyperlink"/>
@@ -2843,7 +2840,7 @@
                 <w:noProof/>
                 <w:webHidden/>
               </w:rPr>
-              <w:instrText xml:space="preserve"> PAGEREF _Toc229599037 \h </w:instrText>
+              <w:instrText xml:space="preserve"> PAGEREF _Toc229682668 \h </w:instrText>
             </w:r>
             <w:r>
               <w:rPr>
@@ -2863,7 +2860,7 @@
                 <w:noProof/>
                 <w:webHidden/>
               </w:rPr>
-              <w:t>39</w:t>
+              <w:t>37</w:t>
             </w:r>
             <w:r>
               <w:rPr>
@@ -2888,7 +2885,7 @@
               <w:lang w:val="ru-RU" w:eastAsia="ru-RU"/>
             </w:rPr>
           </w:pPr>
-          <w:hyperlink w:anchor="_Toc229599038" w:history="1">
+          <w:hyperlink w:anchor="_Toc229682669" w:history="1">
             <w:r>
               <w:rPr>
                 <w:rStyle w:val="Hyperlink"/>
@@ -2916,7 +2913,7 @@
                 <w:noProof/>
                 <w:webHidden/>
               </w:rPr>
-              <w:instrText xml:space="preserve"> PAGEREF _Toc229599038 \h </w:instrText>
+              <w:instrText xml:space="preserve"> PAGEREF _Toc229682669 \h </w:instrText>
             </w:r>
             <w:r>
               <w:rPr>
@@ -2936,7 +2933,7 @@
                 <w:noProof/>
                 <w:webHidden/>
               </w:rPr>
-              <w:t>39</w:t>
+              <w:t>38</w:t>
             </w:r>
             <w:r>
               <w:rPr>
@@ -2961,7 +2958,7 @@
               <w:lang w:val="ru-RU" w:eastAsia="ru-RU"/>
             </w:rPr>
           </w:pPr>
-          <w:hyperlink w:anchor="_Toc229599039" w:history="1">
+          <w:hyperlink w:anchor="_Toc229682670" w:history="1">
             <w:r>
               <w:rPr>
                 <w:rStyle w:val="Hyperlink"/>
@@ -2989,7 +2986,7 @@
                 <w:noProof/>
                 <w:webHidden/>
               </w:rPr>
-              <w:instrText xml:space="preserve"> PAGEREF _Toc229599039 \h </w:instrText>
+              <w:instrText xml:space="preserve"> PAGEREF _Toc229682670 \h </w:instrText>
             </w:r>
             <w:r>
               <w:rPr>
@@ -3009,7 +3006,7 @@
                 <w:noProof/>
                 <w:webHidden/>
               </w:rPr>
-              <w:t>40</w:t>
+              <w:t>38</w:t>
             </w:r>
             <w:r>
               <w:rPr>
@@ -3034,7 +3031,7 @@
               <w:lang w:val="ru-RU" w:eastAsia="ru-RU"/>
             </w:rPr>
           </w:pPr>
-          <w:hyperlink w:anchor="_Toc229599040" w:history="1">
+          <w:hyperlink w:anchor="_Toc229682671" w:history="1">
             <w:r>
               <w:rPr>
                 <w:rStyle w:val="Hyperlink"/>
@@ -3062,7 +3059,7 @@
                 <w:noProof/>
                 <w:webHidden/>
               </w:rPr>
-              <w:instrText xml:space="preserve"> PAGEREF _Toc229599040 \h </w:instrText>
+              <w:instrText xml:space="preserve"> PAGEREF _Toc229682671 \h </w:instrText>
             </w:r>
             <w:r>
               <w:rPr>
@@ -3082,7 +3079,7 @@
                 <w:noProof/>
                 <w:webHidden/>
               </w:rPr>
-              <w:t>41</w:t>
+              <w:t>38</w:t>
             </w:r>
             <w:r>
               <w:rPr>
@@ -3107,7 +3104,7 @@
               <w:lang w:val="ru-RU" w:eastAsia="ru-RU"/>
             </w:rPr>
           </w:pPr>
-          <w:hyperlink w:anchor="_Toc229599041" w:history="1">
+          <w:hyperlink w:anchor="_Toc229682672" w:history="1">
             <w:r>
               <w:rPr>
                 <w:rStyle w:val="Hyperlink"/>
@@ -3135,7 +3132,7 @@
                 <w:noProof/>
                 <w:webHidden/>
               </w:rPr>
-              <w:instrText xml:space="preserve"> PAGEREF _Toc229599041 \h </w:instrText>
+              <w:instrText xml:space="preserve"> PAGEREF _Toc229682672 \h </w:instrText>
             </w:r>
             <w:r>
               <w:rPr>
@@ -3155,7 +3152,7 @@
                 <w:noProof/>
                 <w:webHidden/>
               </w:rPr>
-              <w:t>42</w:t>
+              <w:t>40</w:t>
             </w:r>
             <w:r>
               <w:rPr>
@@ -3180,7 +3177,7 @@
               <w:lang w:val="ru-RU" w:eastAsia="ru-RU"/>
             </w:rPr>
           </w:pPr>
-          <w:hyperlink w:anchor="_Toc229599042" w:history="1">
+          <w:hyperlink w:anchor="_Toc229682673" w:history="1">
             <w:r>
               <w:rPr>
                 <w:rStyle w:val="Hyperlink"/>
@@ -3208,7 +3205,7 @@
                 <w:noProof/>
                 <w:webHidden/>
               </w:rPr>
-              <w:instrText xml:space="preserve"> PAGEREF _Toc229599042 \h </w:instrText>
+              <w:instrText xml:space="preserve"> PAGEREF _Toc229682673 \h </w:instrText>
             </w:r>
             <w:r>
               <w:rPr>
@@ -3228,7 +3225,7 @@
                 <w:noProof/>
                 <w:webHidden/>
               </w:rPr>
-              <w:t>44</w:t>
+              <w:t>42</w:t>
             </w:r>
             <w:r>
               <w:rPr>
@@ -3253,7 +3250,7 @@
               <w:lang w:val="ru-RU" w:eastAsia="ru-RU"/>
             </w:rPr>
           </w:pPr>
-          <w:hyperlink w:anchor="_Toc229599043" w:history="1">
+          <w:hyperlink w:anchor="_Toc229682674" w:history="1">
             <w:r>
               <w:rPr>
                 <w:rStyle w:val="Hyperlink"/>
@@ -3281,7 +3278,7 @@
                 <w:noProof/>
                 <w:webHidden/>
               </w:rPr>
-              <w:instrText xml:space="preserve"> PAGEREF _Toc229599043 \h </w:instrText>
+              <w:instrText xml:space="preserve"> PAGEREF _Toc229682674 \h </w:instrText>
             </w:r>
             <w:r>
               <w:rPr>
@@ -3301,7 +3298,7 @@
                 <w:noProof/>
                 <w:webHidden/>
               </w:rPr>
-              <w:t>45</w:t>
+              <w:t>43</w:t>
             </w:r>
             <w:r>
               <w:rPr>
@@ -3326,7 +3323,7 @@
               <w:lang w:val="ru-RU" w:eastAsia="ru-RU"/>
             </w:rPr>
           </w:pPr>
-          <w:hyperlink w:anchor="_Toc229599044" w:history="1">
+          <w:hyperlink w:anchor="_Toc229682675" w:history="1">
             <w:r>
               <w:rPr>
                 <w:rStyle w:val="Hyperlink"/>
@@ -3354,7 +3351,7 @@
                 <w:noProof/>
                 <w:webHidden/>
               </w:rPr>
-              <w:instrText xml:space="preserve"> PAGEREF _Toc229599044 \h </w:instrText>
+              <w:instrText xml:space="preserve"> PAGEREF _Toc229682675 \h </w:instrText>
             </w:r>
             <w:r>
               <w:rPr>
@@ -3374,7 +3371,7 @@
                 <w:noProof/>
                 <w:webHidden/>
               </w:rPr>
-              <w:t>46</w:t>
+              <w:t>44</w:t>
             </w:r>
             <w:r>
               <w:rPr>
@@ -3399,7 +3396,7 @@
               <w:lang w:val="ru-RU" w:eastAsia="ru-RU"/>
             </w:rPr>
           </w:pPr>
-          <w:hyperlink w:anchor="_Toc229599045" w:history="1">
+          <w:hyperlink w:anchor="_Toc229682676" w:history="1">
             <w:r>
               <w:rPr>
                 <w:rStyle w:val="Hyperlink"/>
@@ -3427,7 +3424,7 @@
                 <w:noProof/>
                 <w:webHidden/>
               </w:rPr>
-              <w:instrText xml:space="preserve"> PAGEREF _Toc229599045 \h </w:instrText>
+              <w:instrText xml:space="preserve"> PAGEREF _Toc229682676 \h </w:instrText>
             </w:r>
             <w:r>
               <w:rPr>
@@ -3447,7 +3444,7 @@
                 <w:noProof/>
                 <w:webHidden/>
               </w:rPr>
-              <w:t>47</w:t>
+              <w:t>44</w:t>
             </w:r>
             <w:r>
               <w:rPr>
@@ -3472,7 +3469,7 @@
               <w:lang w:val="ru-RU" w:eastAsia="ru-RU"/>
             </w:rPr>
           </w:pPr>
-          <w:hyperlink w:anchor="_Toc229599046" w:history="1">
+          <w:hyperlink w:anchor="_Toc229682677" w:history="1">
             <w:r>
               <w:rPr>
                 <w:rStyle w:val="Hyperlink"/>
@@ -3500,7 +3497,7 @@
                 <w:noProof/>
                 <w:webHidden/>
               </w:rPr>
-              <w:instrText xml:space="preserve"> PAGEREF _Toc229599046 \h </w:instrText>
+              <w:instrText xml:space="preserve"> PAGEREF _Toc229682677 \h </w:instrText>
             </w:r>
             <w:r>
               <w:rPr>
@@ -3520,7 +3517,7 @@
                 <w:noProof/>
                 <w:webHidden/>
               </w:rPr>
-              <w:t>48</w:t>
+              <w:t>45</w:t>
             </w:r>
             <w:r>
               <w:rPr>
@@ -3545,7 +3542,7 @@
               <w:lang w:val="ru-RU" w:eastAsia="ru-RU"/>
             </w:rPr>
           </w:pPr>
-          <w:hyperlink w:anchor="_Toc229599047" w:history="1">
+          <w:hyperlink w:anchor="_Toc229682678" w:history="1">
             <w:r>
               <w:rPr>
                 <w:rStyle w:val="Hyperlink"/>
@@ -3573,7 +3570,7 @@
                 <w:noProof/>
                 <w:webHidden/>
               </w:rPr>
-              <w:instrText xml:space="preserve"> PAGEREF _Toc229599047 \h </w:instrText>
+              <w:instrText xml:space="preserve"> PAGEREF _Toc229682678 \h </w:instrText>
             </w:r>
             <w:r>
               <w:rPr>
@@ -3593,7 +3590,7 @@
                 <w:noProof/>
                 <w:webHidden/>
               </w:rPr>
-              <w:t>48</w:t>
+              <w:t>45</w:t>
             </w:r>
             <w:r>
               <w:rPr>
@@ -3618,7 +3615,7 @@
               <w:lang w:val="ru-RU" w:eastAsia="ru-RU"/>
             </w:rPr>
           </w:pPr>
-          <w:hyperlink w:anchor="_Toc229599048" w:history="1">
+          <w:hyperlink w:anchor="_Toc229682679" w:history="1">
             <w:r>
               <w:rPr>
                 <w:rStyle w:val="Hyperlink"/>
@@ -3646,7 +3643,7 @@
                 <w:noProof/>
                 <w:webHidden/>
               </w:rPr>
-              <w:instrText xml:space="preserve"> PAGEREF _Toc229599048 \h </w:instrText>
+              <w:instrText xml:space="preserve"> PAGEREF _Toc229682679 \h </w:instrText>
             </w:r>
             <w:r>
               <w:rPr>
@@ -3666,7 +3663,7 @@
                 <w:noProof/>
                 <w:webHidden/>
               </w:rPr>
-              <w:t>48</w:t>
+              <w:t>45</w:t>
             </w:r>
             <w:r>
               <w:rPr>
@@ -3691,7 +3688,7 @@
               <w:lang w:val="ru-RU" w:eastAsia="ru-RU"/>
             </w:rPr>
           </w:pPr>
-          <w:hyperlink w:anchor="_Toc229599049" w:history="1">
+          <w:hyperlink w:anchor="_Toc229682680" w:history="1">
             <w:r>
               <w:rPr>
                 <w:rStyle w:val="Hyperlink"/>
@@ -3719,7 +3716,7 @@
                 <w:noProof/>
                 <w:webHidden/>
               </w:rPr>
-              <w:instrText xml:space="preserve"> PAGEREF _Toc229599049 \h </w:instrText>
+              <w:instrText xml:space="preserve"> PAGEREF _Toc229682680 \h </w:instrText>
             </w:r>
             <w:r>
               <w:rPr>
@@ -3739,7 +3736,7 @@
                 <w:noProof/>
                 <w:webHidden/>
               </w:rPr>
-              <w:t>48</w:t>
+              <w:t>45</w:t>
             </w:r>
             <w:r>
               <w:rPr>
@@ -3764,7 +3761,7 @@
               <w:lang w:val="ru-RU" w:eastAsia="ru-RU"/>
             </w:rPr>
           </w:pPr>
-          <w:hyperlink w:anchor="_Toc229599050" w:history="1">
+          <w:hyperlink w:anchor="_Toc229682681" w:history="1">
             <w:r>
               <w:rPr>
                 <w:rStyle w:val="Hyperlink"/>
@@ -3792,7 +3789,7 @@
                 <w:noProof/>
                 <w:webHidden/>
               </w:rPr>
-              <w:instrText xml:space="preserve"> PAGEREF _Toc229599050 \h </w:instrText>
+              <w:instrText xml:space="preserve"> PAGEREF _Toc229682681 \h </w:instrText>
             </w:r>
             <w:r>
               <w:rPr>
@@ -3812,7 +3809,7 @@
                 <w:noProof/>
                 <w:webHidden/>
               </w:rPr>
-              <w:t>49</w:t>
+              <w:t>46</w:t>
             </w:r>
             <w:r>
               <w:rPr>
@@ -3837,7 +3834,7 @@
               <w:lang w:val="ru-RU" w:eastAsia="ru-RU"/>
             </w:rPr>
           </w:pPr>
-          <w:hyperlink w:anchor="_Toc229599051" w:history="1">
+          <w:hyperlink w:anchor="_Toc229682682" w:history="1">
             <w:r>
               <w:rPr>
                 <w:rStyle w:val="Hyperlink"/>
@@ -3865,7 +3862,7 @@
                 <w:noProof/>
                 <w:webHidden/>
               </w:rPr>
-              <w:instrText xml:space="preserve"> PAGEREF _Toc229599051 \h </w:instrText>
+              <w:instrText xml:space="preserve"> PAGEREF _Toc229682682 \h </w:instrText>
             </w:r>
             <w:r>
               <w:rPr>
@@ -3885,7 +3882,7 @@
                 <w:noProof/>
                 <w:webHidden/>
               </w:rPr>
-              <w:t>50</w:t>
+              <w:t>47</w:t>
             </w:r>
             <w:r>
               <w:rPr>
@@ -3910,7 +3907,7 @@
               <w:lang w:val="ru-RU" w:eastAsia="ru-RU"/>
             </w:rPr>
           </w:pPr>
-          <w:hyperlink w:anchor="_Toc229599052" w:history="1">
+          <w:hyperlink w:anchor="_Toc229682683" w:history="1">
             <w:r>
               <w:rPr>
                 <w:rStyle w:val="Hyperlink"/>
@@ -3938,7 +3935,7 @@
                 <w:noProof/>
                 <w:webHidden/>
               </w:rPr>
-              <w:instrText xml:space="preserve"> PAGEREF _Toc229599052 \h </w:instrText>
+              <w:instrText xml:space="preserve"> PAGEREF _Toc229682683 \h </w:instrText>
             </w:r>
             <w:r>
               <w:rPr>
@@ -3958,7 +3955,7 @@
                 <w:noProof/>
                 <w:webHidden/>
               </w:rPr>
-              <w:t>52</w:t>
+              <w:t>49</w:t>
             </w:r>
             <w:r>
               <w:rPr>
@@ -3983,7 +3980,7 @@
               <w:lang w:val="ru-RU" w:eastAsia="ru-RU"/>
             </w:rPr>
           </w:pPr>
-          <w:hyperlink w:anchor="_Toc229599053" w:history="1">
+          <w:hyperlink w:anchor="_Toc229682684" w:history="1">
             <w:r>
               <w:rPr>
                 <w:rStyle w:val="Hyperlink"/>
@@ -4011,7 +4008,7 @@
                 <w:noProof/>
                 <w:webHidden/>
               </w:rPr>
-              <w:instrText xml:space="preserve"> PAGEREF _Toc229599053 \h </w:instrText>
+              <w:instrText xml:space="preserve"> PAGEREF _Toc229682684 \h </w:instrText>
             </w:r>
             <w:r>
               <w:rPr>
@@ -4031,7 +4028,7 @@
                 <w:noProof/>
                 <w:webHidden/>
               </w:rPr>
-              <w:t>54</w:t>
+              <w:t>50</w:t>
             </w:r>
             <w:r>
               <w:rPr>
@@ -4056,7 +4053,7 @@
               <w:lang w:val="ru-RU" w:eastAsia="ru-RU"/>
             </w:rPr>
           </w:pPr>
-          <w:hyperlink w:anchor="_Toc229599054" w:history="1">
+          <w:hyperlink w:anchor="_Toc229682685" w:history="1">
             <w:r>
               <w:rPr>
                 <w:rStyle w:val="Hyperlink"/>
@@ -4084,7 +4081,7 @@
                 <w:noProof/>
                 <w:webHidden/>
               </w:rPr>
-              <w:instrText xml:space="preserve"> PAGEREF _Toc229599054 \h </w:instrText>
+              <w:instrText xml:space="preserve"> PAGEREF _Toc229682685 \h </w:instrText>
             </w:r>
             <w:r>
               <w:rPr>
@@ -4104,7 +4101,7 @@
                 <w:noProof/>
                 <w:webHidden/>
               </w:rPr>
-              <w:t>54</w:t>
+              <w:t>50</w:t>
             </w:r>
             <w:r>
               <w:rPr>
@@ -4129,7 +4126,7 @@
               <w:lang w:val="ru-RU" w:eastAsia="ru-RU"/>
             </w:rPr>
           </w:pPr>
-          <w:hyperlink w:anchor="_Toc229599055" w:history="1">
+          <w:hyperlink w:anchor="_Toc229682686" w:history="1">
             <w:r>
               <w:rPr>
                 <w:rStyle w:val="Hyperlink"/>
@@ -4157,7 +4154,7 @@
                 <w:noProof/>
                 <w:webHidden/>
               </w:rPr>
-              <w:instrText xml:space="preserve"> PAGEREF _Toc229599055 \h </w:instrText>
+              <w:instrText xml:space="preserve"> PAGEREF _Toc229682686 \h </w:instrText>
             </w:r>
             <w:r>
               <w:rPr>
@@ -4177,7 +4174,7 @@
                 <w:noProof/>
                 <w:webHidden/>
               </w:rPr>
-              <w:t>55</w:t>
+              <w:t>52</w:t>
             </w:r>
             <w:r>
               <w:rPr>
@@ -4202,7 +4199,7 @@
               <w:lang w:val="ru-RU" w:eastAsia="ru-RU"/>
             </w:rPr>
           </w:pPr>
-          <w:hyperlink w:anchor="_Toc229599056" w:history="1">
+          <w:hyperlink w:anchor="_Toc229682687" w:history="1">
             <w:r>
               <w:rPr>
                 <w:rStyle w:val="Hyperlink"/>
@@ -4230,7 +4227,7 @@
                 <w:noProof/>
                 <w:webHidden/>
               </w:rPr>
-              <w:instrText xml:space="preserve"> PAGEREF _Toc229599056 \h </w:instrText>
+              <w:instrText xml:space="preserve"> PAGEREF _Toc229682687 \h </w:instrText>
             </w:r>
             <w:r>
               <w:rPr>
@@ -4250,7 +4247,7 @@
                 <w:noProof/>
                 <w:webHidden/>
               </w:rPr>
-              <w:t>56</w:t>
+              <w:t>52</w:t>
             </w:r>
             <w:r>
               <w:rPr>
@@ -4275,7 +4272,7 @@
               <w:lang w:val="ru-RU" w:eastAsia="ru-RU"/>
             </w:rPr>
           </w:pPr>
-          <w:hyperlink w:anchor="_Toc229599057" w:history="1">
+          <w:hyperlink w:anchor="_Toc229682688" w:history="1">
             <w:r>
               <w:rPr>
                 <w:rStyle w:val="Hyperlink"/>
@@ -4303,7 +4300,7 @@
                 <w:noProof/>
                 <w:webHidden/>
               </w:rPr>
-              <w:instrText xml:space="preserve"> PAGEREF _Toc229599057 \h </w:instrText>
+              <w:instrText xml:space="preserve"> PAGEREF _Toc229682688 \h </w:instrText>
             </w:r>
             <w:r>
               <w:rPr>
@@ -4323,7 +4320,7 @@
                 <w:noProof/>
                 <w:webHidden/>
               </w:rPr>
-              <w:t>57</w:t>
+              <w:t>54</w:t>
             </w:r>
             <w:r>
               <w:rPr>
@@ -4348,7 +4345,7 @@
               <w:lang w:val="ru-RU" w:eastAsia="ru-RU"/>
             </w:rPr>
           </w:pPr>
-          <w:hyperlink w:anchor="_Toc229599058" w:history="1">
+          <w:hyperlink w:anchor="_Toc229682689" w:history="1">
             <w:r>
               <w:rPr>
                 <w:rStyle w:val="Hyperlink"/>
@@ -4376,7 +4373,7 @@
                 <w:noProof/>
                 <w:webHidden/>
               </w:rPr>
-              <w:instrText xml:space="preserve"> PAGEREF _Toc229599058 \h </w:instrText>
+              <w:instrText xml:space="preserve"> PAGEREF _Toc229682689 \h </w:instrText>
             </w:r>
             <w:r>
               <w:rPr>
@@ -4396,7 +4393,7 @@
                 <w:noProof/>
                 <w:webHidden/>
               </w:rPr>
-              <w:t>59</w:t>
+              <w:t>56</w:t>
             </w:r>
             <w:r>
               <w:rPr>
@@ -4421,7 +4418,7 @@
               <w:lang w:val="ru-RU" w:eastAsia="ru-RU"/>
             </w:rPr>
           </w:pPr>
-          <w:hyperlink w:anchor="_Toc229599059" w:history="1">
+          <w:hyperlink w:anchor="_Toc229682690" w:history="1">
             <w:r>
               <w:rPr>
                 <w:rStyle w:val="Hyperlink"/>
@@ -4449,7 +4446,7 @@
                 <w:noProof/>
                 <w:webHidden/>
               </w:rPr>
-              <w:instrText xml:space="preserve"> PAGEREF _Toc229599059 \h </w:instrText>
+              <w:instrText xml:space="preserve"> PAGEREF _Toc229682690 \h </w:instrText>
             </w:r>
             <w:r>
               <w:rPr>
@@ -4469,7 +4466,7 @@
                 <w:noProof/>
                 <w:webHidden/>
               </w:rPr>
-              <w:t>60</w:t>
+              <w:t>57</w:t>
             </w:r>
             <w:r>
               <w:rPr>
@@ -4494,7 +4491,7 @@
               <w:lang w:val="ru-RU" w:eastAsia="ru-RU"/>
             </w:rPr>
           </w:pPr>
-          <w:hyperlink w:anchor="_Toc229599060" w:history="1">
+          <w:hyperlink w:anchor="_Toc229682691" w:history="1">
             <w:r>
               <w:rPr>
                 <w:rStyle w:val="Hyperlink"/>
@@ -4522,7 +4519,7 @@
                 <w:noProof/>
                 <w:webHidden/>
               </w:rPr>
-              <w:instrText xml:space="preserve"> PAGEREF _Toc229599060 \h </w:instrText>
+              <w:instrText xml:space="preserve"> PAGEREF _Toc229682691 \h </w:instrText>
             </w:r>
             <w:r>
               <w:rPr>
@@ -4542,7 +4539,7 @@
                 <w:noProof/>
                 <w:webHidden/>
               </w:rPr>
-              <w:t>60</w:t>
+              <w:t>57</w:t>
             </w:r>
             <w:r>
               <w:rPr>
@@ -4567,7 +4564,7 @@
               <w:lang w:val="ru-RU" w:eastAsia="ru-RU"/>
             </w:rPr>
           </w:pPr>
-          <w:hyperlink w:anchor="_Toc229599061" w:history="1">
+          <w:hyperlink w:anchor="_Toc229682692" w:history="1">
             <w:r>
               <w:rPr>
                 <w:rStyle w:val="Hyperlink"/>
@@ -4595,7 +4592,7 @@
                 <w:noProof/>
                 <w:webHidden/>
               </w:rPr>
-              <w:instrText xml:space="preserve"> PAGEREF _Toc229599061 \h </w:instrText>
+              <w:instrText xml:space="preserve"> PAGEREF _Toc229682692 \h </w:instrText>
             </w:r>
             <w:r>
               <w:rPr>
@@ -4615,7 +4612,7 @@
                 <w:noProof/>
                 <w:webHidden/>
               </w:rPr>
-              <w:t>61</w:t>
+              <w:t>58</w:t>
             </w:r>
             <w:r>
               <w:rPr>
@@ -4640,7 +4637,7 @@
               <w:lang w:val="ru-RU" w:eastAsia="ru-RU"/>
             </w:rPr>
           </w:pPr>
-          <w:hyperlink w:anchor="_Toc229599062" w:history="1">
+          <w:hyperlink w:anchor="_Toc229682693" w:history="1">
             <w:r>
               <w:rPr>
                 <w:rStyle w:val="Hyperlink"/>
@@ -4668,7 +4665,7 @@
                 <w:noProof/>
                 <w:webHidden/>
               </w:rPr>
-              <w:instrText xml:space="preserve"> PAGEREF _Toc229599062 \h </w:instrText>
+              <w:instrText xml:space="preserve"> PAGEREF _Toc229682693 \h </w:instrText>
             </w:r>
             <w:r>
               <w:rPr>
@@ -4688,7 +4685,7 @@
                 <w:noProof/>
                 <w:webHidden/>
               </w:rPr>
-              <w:t>61</w:t>
+              <w:t>58</w:t>
             </w:r>
             <w:r>
               <w:rPr>
@@ -4713,7 +4710,7 @@
               <w:lang w:val="ru-RU" w:eastAsia="ru-RU"/>
             </w:rPr>
           </w:pPr>
-          <w:hyperlink w:anchor="_Toc229599063" w:history="1">
+          <w:hyperlink w:anchor="_Toc229682694" w:history="1">
             <w:r>
               <w:rPr>
                 <w:rStyle w:val="Hyperlink"/>
@@ -4741,7 +4738,7 @@
                 <w:noProof/>
                 <w:webHidden/>
               </w:rPr>
-              <w:instrText xml:space="preserve"> PAGEREF _Toc229599063 \h </w:instrText>
+              <w:instrText xml:space="preserve"> PAGEREF _Toc229682694 \h </w:instrText>
             </w:r>
             <w:r>
               <w:rPr>
@@ -4761,7 +4758,7 @@
                 <w:noProof/>
                 <w:webHidden/>
               </w:rPr>
-              <w:t>62</w:t>
+              <w:t>59</w:t>
             </w:r>
             <w:r>
               <w:rPr>
@@ -4786,7 +4783,7 @@
               <w:lang w:val="ru-RU" w:eastAsia="ru-RU"/>
             </w:rPr>
           </w:pPr>
-          <w:hyperlink w:anchor="_Toc229599064" w:history="1">
+          <w:hyperlink w:anchor="_Toc229682695" w:history="1">
             <w:r>
               <w:rPr>
                 <w:rStyle w:val="Hyperlink"/>
@@ -4814,7 +4811,7 @@
                 <w:noProof/>
                 <w:webHidden/>
               </w:rPr>
-              <w:instrText xml:space="preserve"> PAGEREF _Toc229599064 \h </w:instrText>
+              <w:instrText xml:space="preserve"> PAGEREF _Toc229682695 \h </w:instrText>
             </w:r>
             <w:r>
               <w:rPr>
@@ -4834,7 +4831,7 @@
                 <w:noProof/>
                 <w:webHidden/>
               </w:rPr>
-              <w:t>63</w:t>
+              <w:t>60</w:t>
             </w:r>
             <w:r>
               <w:rPr>
@@ -4859,7 +4856,7 @@
               <w:lang w:val="ru-RU" w:eastAsia="ru-RU"/>
             </w:rPr>
           </w:pPr>
-          <w:hyperlink w:anchor="_Toc229599065" w:history="1">
+          <w:hyperlink w:anchor="_Toc229682696" w:history="1">
             <w:r>
               <w:rPr>
                 <w:rStyle w:val="Hyperlink"/>
@@ -4887,7 +4884,7 @@
                 <w:noProof/>
                 <w:webHidden/>
               </w:rPr>
-              <w:instrText xml:space="preserve"> PAGEREF _Toc229599065 \h </w:instrText>
+              <w:instrText xml:space="preserve"> PAGEREF _Toc229682696 \h </w:instrText>
             </w:r>
             <w:r>
               <w:rPr>
@@ -4907,7 +4904,7 @@
                 <w:noProof/>
                 <w:webHidden/>
               </w:rPr>
-              <w:t>64</w:t>
+              <w:t>61</w:t>
             </w:r>
             <w:r>
               <w:rPr>
@@ -4932,7 +4929,7 @@
               <w:lang w:val="ru-RU" w:eastAsia="ru-RU"/>
             </w:rPr>
           </w:pPr>
-          <w:hyperlink w:anchor="_Toc229599066" w:history="1">
+          <w:hyperlink w:anchor="_Toc229682697" w:history="1">
             <w:r>
               <w:rPr>
                 <w:rStyle w:val="Hyperlink"/>
@@ -4960,7 +4957,7 @@
                 <w:noProof/>
                 <w:webHidden/>
               </w:rPr>
-              <w:instrText xml:space="preserve"> PAGEREF _Toc229599066 \h </w:instrText>
+              <w:instrText xml:space="preserve"> PAGEREF _Toc229682697 \h </w:instrText>
             </w:r>
             <w:r>
               <w:rPr>
@@ -4980,7 +4977,7 @@
                 <w:noProof/>
                 <w:webHidden/>
               </w:rPr>
-              <w:t>64</w:t>
+              <w:t>61</w:t>
             </w:r>
             <w:r>
               <w:rPr>
@@ -5005,7 +5002,7 @@
               <w:lang w:val="ru-RU" w:eastAsia="ru-RU"/>
             </w:rPr>
           </w:pPr>
-          <w:hyperlink w:anchor="_Toc229599067" w:history="1">
+          <w:hyperlink w:anchor="_Toc229682698" w:history="1">
             <w:r>
               <w:rPr>
                 <w:rStyle w:val="Hyperlink"/>
@@ -5033,7 +5030,7 @@
                 <w:noProof/>
                 <w:webHidden/>
               </w:rPr>
-              <w:instrText xml:space="preserve"> PAGEREF _Toc229599067 \h </w:instrText>
+              <w:instrText xml:space="preserve"> PAGEREF _Toc229682698 \h </w:instrText>
             </w:r>
             <w:r>
               <w:rPr>
@@ -5053,7 +5050,7 @@
                 <w:noProof/>
                 <w:webHidden/>
               </w:rPr>
-              <w:t>66</w:t>
+              <w:t>63</w:t>
             </w:r>
             <w:r>
               <w:rPr>
@@ -5078,7 +5075,7 @@
               <w:lang w:val="ru-RU" w:eastAsia="ru-RU"/>
             </w:rPr>
           </w:pPr>
-          <w:hyperlink w:anchor="_Toc229599068" w:history="1">
+          <w:hyperlink w:anchor="_Toc229682699" w:history="1">
             <w:r>
               <w:rPr>
                 <w:rStyle w:val="Hyperlink"/>
@@ -5106,7 +5103,7 @@
                 <w:noProof/>
                 <w:webHidden/>
               </w:rPr>
-              <w:instrText xml:space="preserve"> PAGEREF _Toc229599068 \h </w:instrText>
+              <w:instrText xml:space="preserve"> PAGEREF _Toc229682699 \h </w:instrText>
             </w:r>
             <w:r>
               <w:rPr>
@@ -5126,7 +5123,7 @@
                 <w:noProof/>
                 <w:webHidden/>
               </w:rPr>
-              <w:t>66</w:t>
+              <w:t>63</w:t>
             </w:r>
             <w:r>
               <w:rPr>
@@ -5151,7 +5148,7 @@
               <w:lang w:val="ru-RU" w:eastAsia="ru-RU"/>
             </w:rPr>
           </w:pPr>
-          <w:hyperlink w:anchor="_Toc229599069" w:history="1">
+          <w:hyperlink w:anchor="_Toc229682700" w:history="1">
             <w:r>
               <w:rPr>
                 <w:rStyle w:val="Hyperlink"/>
@@ -5179,7 +5176,7 @@
                 <w:noProof/>
                 <w:webHidden/>
               </w:rPr>
-              <w:instrText xml:space="preserve"> PAGEREF _Toc229599069 \h </w:instrText>
+              <w:instrText xml:space="preserve"> PAGEREF _Toc229682700 \h </w:instrText>
             </w:r>
             <w:r>
               <w:rPr>
@@ -5199,7 +5196,7 @@
                 <w:noProof/>
                 <w:webHidden/>
               </w:rPr>
-              <w:t>69</w:t>
+              <w:t>66</w:t>
             </w:r>
             <w:r>
               <w:rPr>
@@ -5224,7 +5221,7 @@
               <w:lang w:val="ru-RU" w:eastAsia="ru-RU"/>
             </w:rPr>
           </w:pPr>
-          <w:hyperlink w:anchor="_Toc229599070" w:history="1">
+          <w:hyperlink w:anchor="_Toc229682701" w:history="1">
             <w:r>
               <w:rPr>
                 <w:rStyle w:val="Hyperlink"/>
@@ -5252,7 +5249,7 @@
                 <w:noProof/>
                 <w:webHidden/>
               </w:rPr>
-              <w:instrText xml:space="preserve"> PAGEREF _Toc229599070 \h </w:instrText>
+              <w:instrText xml:space="preserve"> PAGEREF _Toc229682701 \h </w:instrText>
             </w:r>
             <w:r>
               <w:rPr>
@@ -5272,7 +5269,7 @@
                 <w:noProof/>
                 <w:webHidden/>
               </w:rPr>
-              <w:t>69</w:t>
+              <w:t>66</w:t>
             </w:r>
             <w:r>
               <w:rPr>
@@ -5297,7 +5294,7 @@
               <w:lang w:val="ru-RU" w:eastAsia="ru-RU"/>
             </w:rPr>
           </w:pPr>
-          <w:hyperlink w:anchor="_Toc229599071" w:history="1">
+          <w:hyperlink w:anchor="_Toc229682702" w:history="1">
             <w:r>
               <w:rPr>
                 <w:rStyle w:val="Hyperlink"/>
@@ -5325,7 +5322,7 @@
                 <w:noProof/>
                 <w:webHidden/>
               </w:rPr>
-              <w:instrText xml:space="preserve"> PAGEREF _Toc229599071 \h </w:instrText>
+              <w:instrText xml:space="preserve"> PAGEREF _Toc229682702 \h </w:instrText>
             </w:r>
             <w:r>
               <w:rPr>
@@ -5345,7 +5342,7 @@
                 <w:noProof/>
                 <w:webHidden/>
               </w:rPr>
-              <w:t>71</w:t>
+              <w:t>68</w:t>
             </w:r>
             <w:r>
               <w:rPr>
@@ -5370,7 +5367,7 @@
               <w:lang w:val="ru-RU" w:eastAsia="ru-RU"/>
             </w:rPr>
           </w:pPr>
-          <w:hyperlink w:anchor="_Toc229599072" w:history="1">
+          <w:hyperlink w:anchor="_Toc229682703" w:history="1">
             <w:r>
               <w:rPr>
                 <w:rStyle w:val="Hyperlink"/>
@@ -5398,7 +5395,7 @@
                 <w:noProof/>
                 <w:webHidden/>
               </w:rPr>
-              <w:instrText xml:space="preserve"> PAGEREF _Toc229599072 \h </w:instrText>
+              <w:instrText xml:space="preserve"> PAGEREF _Toc229682703 \h </w:instrText>
             </w:r>
             <w:r>
               <w:rPr>
@@ -5418,7 +5415,7 @@
                 <w:noProof/>
                 <w:webHidden/>
               </w:rPr>
-              <w:t>71</w:t>
+              <w:t>68</w:t>
             </w:r>
             <w:r>
               <w:rPr>
@@ -5443,7 +5440,7 @@
               <w:lang w:val="ru-RU" w:eastAsia="ru-RU"/>
             </w:rPr>
           </w:pPr>
-          <w:hyperlink w:anchor="_Toc229599073" w:history="1">
+          <w:hyperlink w:anchor="_Toc229682704" w:history="1">
             <w:r>
               <w:rPr>
                 <w:rStyle w:val="Hyperlink"/>
@@ -5471,7 +5468,7 @@
                 <w:noProof/>
                 <w:webHidden/>
               </w:rPr>
-              <w:instrText xml:space="preserve"> PAGEREF _Toc229599073 \h </w:instrText>
+              <w:instrText xml:space="preserve"> PAGEREF _Toc229682704 \h </w:instrText>
             </w:r>
             <w:r>
               <w:rPr>
@@ -5491,7 +5488,7 @@
                 <w:noProof/>
                 <w:webHidden/>
               </w:rPr>
-              <w:t>72</w:t>
+              <w:t>69</w:t>
             </w:r>
             <w:r>
               <w:rPr>
@@ -5516,7 +5513,7 @@
               <w:lang w:val="ru-RU" w:eastAsia="ru-RU"/>
             </w:rPr>
           </w:pPr>
-          <w:hyperlink w:anchor="_Toc229599074" w:history="1">
+          <w:hyperlink w:anchor="_Toc229682705" w:history="1">
             <w:r>
               <w:rPr>
                 <w:rStyle w:val="Hyperlink"/>
@@ -5544,7 +5541,7 @@
                 <w:noProof/>
                 <w:webHidden/>
               </w:rPr>
-              <w:instrText xml:space="preserve"> PAGEREF _Toc229599074 \h </w:instrText>
+              <w:instrText xml:space="preserve"> PAGEREF _Toc229682705 \h </w:instrText>
             </w:r>
             <w:r>
               <w:rPr>
@@ -5564,7 +5561,7 @@
                 <w:noProof/>
                 <w:webHidden/>
               </w:rPr>
-              <w:t>72</w:t>
+              <w:t>69</w:t>
             </w:r>
             <w:r>
               <w:rPr>
@@ -5589,7 +5586,7 @@
               <w:lang w:val="ru-RU" w:eastAsia="ru-RU"/>
             </w:rPr>
           </w:pPr>
-          <w:hyperlink w:anchor="_Toc229599075" w:history="1">
+          <w:hyperlink w:anchor="_Toc229682706" w:history="1">
             <w:r>
               <w:rPr>
                 <w:rStyle w:val="Hyperlink"/>
@@ -5617,7 +5614,7 @@
                 <w:noProof/>
                 <w:webHidden/>
               </w:rPr>
-              <w:instrText xml:space="preserve"> PAGEREF _Toc229599075 \h </w:instrText>
+              <w:instrText xml:space="preserve"> PAGEREF _Toc229682706 \h </w:instrText>
             </w:r>
             <w:r>
               <w:rPr>
@@ -5637,7 +5634,7 @@
                 <w:noProof/>
                 <w:webHidden/>
               </w:rPr>
-              <w:t>72</w:t>
+              <w:t>69</w:t>
             </w:r>
             <w:r>
               <w:rPr>
@@ -5662,7 +5659,7 @@
               <w:lang w:val="ru-RU" w:eastAsia="ru-RU"/>
             </w:rPr>
           </w:pPr>
-          <w:hyperlink w:anchor="_Toc229599076" w:history="1">
+          <w:hyperlink w:anchor="_Toc229682707" w:history="1">
             <w:r>
               <w:rPr>
                 <w:rStyle w:val="Hyperlink"/>
@@ -5690,7 +5687,7 @@
                 <w:noProof/>
                 <w:webHidden/>
               </w:rPr>
-              <w:instrText xml:space="preserve"> PAGEREF _Toc229599076 \h </w:instrText>
+              <w:instrText xml:space="preserve"> PAGEREF _Toc229682707 \h </w:instrText>
             </w:r>
             <w:r>
               <w:rPr>
@@ -5710,7 +5707,7 @@
                 <w:noProof/>
                 <w:webHidden/>
               </w:rPr>
-              <w:t>74</w:t>
+              <w:t>71</w:t>
             </w:r>
             <w:r>
               <w:rPr>
@@ -5735,7 +5732,7 @@
               <w:lang w:val="ru-RU" w:eastAsia="ru-RU"/>
             </w:rPr>
           </w:pPr>
-          <w:hyperlink w:anchor="_Toc229599077" w:history="1">
+          <w:hyperlink w:anchor="_Toc229682708" w:history="1">
             <w:r>
               <w:rPr>
                 <w:rStyle w:val="Hyperlink"/>
@@ -5763,7 +5760,7 @@
                 <w:noProof/>
                 <w:webHidden/>
               </w:rPr>
-              <w:instrText xml:space="preserve"> PAGEREF _Toc229599077 \h </w:instrText>
+              <w:instrText xml:space="preserve"> PAGEREF _Toc229682708 \h </w:instrText>
             </w:r>
             <w:r>
               <w:rPr>
@@ -5783,7 +5780,7 @@
                 <w:noProof/>
                 <w:webHidden/>
               </w:rPr>
-              <w:t>75</w:t>
+              <w:t>72</w:t>
             </w:r>
             <w:r>
               <w:rPr>
@@ -5808,7 +5805,7 @@
               <w:lang w:val="ru-RU" w:eastAsia="ru-RU"/>
             </w:rPr>
           </w:pPr>
-          <w:hyperlink w:anchor="_Toc229599078" w:history="1">
+          <w:hyperlink w:anchor="_Toc229682709" w:history="1">
             <w:r>
               <w:rPr>
                 <w:rStyle w:val="Hyperlink"/>
@@ -5836,7 +5833,7 @@
                 <w:noProof/>
                 <w:webHidden/>
               </w:rPr>
-              <w:instrText xml:space="preserve"> PAGEREF _Toc229599078 \h </w:instrText>
+              <w:instrText xml:space="preserve"> PAGEREF _Toc229682709 \h </w:instrText>
             </w:r>
             <w:r>
               <w:rPr>
@@ -5856,7 +5853,7 @@
                 <w:noProof/>
                 <w:webHidden/>
               </w:rPr>
-              <w:t>77</w:t>
+              <w:t>74</w:t>
             </w:r>
             <w:r>
               <w:rPr>
@@ -5881,7 +5878,7 @@
               <w:lang w:val="ru-RU" w:eastAsia="ru-RU"/>
             </w:rPr>
           </w:pPr>
-          <w:hyperlink w:anchor="_Toc229599079" w:history="1">
+          <w:hyperlink w:anchor="_Toc229682710" w:history="1">
             <w:r>
               <w:rPr>
                 <w:rStyle w:val="Hyperlink"/>
@@ -5909,7 +5906,7 @@
                 <w:noProof/>
                 <w:webHidden/>
               </w:rPr>
-              <w:instrText xml:space="preserve"> PAGEREF _Toc229599079 \h </w:instrText>
+              <w:instrText xml:space="preserve"> PAGEREF _Toc229682710 \h </w:instrText>
             </w:r>
             <w:r>
               <w:rPr>
@@ -5929,7 +5926,7 @@
                 <w:noProof/>
                 <w:webHidden/>
               </w:rPr>
-              <w:t>77</w:t>
+              <w:t>74</w:t>
             </w:r>
             <w:r>
               <w:rPr>
@@ -5954,7 +5951,7 @@
               <w:lang w:val="ru-RU" w:eastAsia="ru-RU"/>
             </w:rPr>
           </w:pPr>
-          <w:hyperlink w:anchor="_Toc229599080" w:history="1">
+          <w:hyperlink w:anchor="_Toc229682711" w:history="1">
             <w:r>
               <w:rPr>
                 <w:rStyle w:val="Hyperlink"/>
@@ -5982,7 +5979,7 @@
                 <w:noProof/>
                 <w:webHidden/>
               </w:rPr>
-              <w:instrText xml:space="preserve"> PAGEREF _Toc229599080 \h </w:instrText>
+              <w:instrText xml:space="preserve"> PAGEREF _Toc229682711 \h </w:instrText>
             </w:r>
             <w:r>
               <w:rPr>
@@ -6002,7 +5999,7 @@
                 <w:noProof/>
                 <w:webHidden/>
               </w:rPr>
-              <w:t>78</w:t>
+              <w:t>75</w:t>
             </w:r>
             <w:r>
               <w:rPr>
@@ -6027,7 +6024,7 @@
               <w:lang w:val="ru-RU" w:eastAsia="ru-RU"/>
             </w:rPr>
           </w:pPr>
-          <w:hyperlink w:anchor="_Toc229599081" w:history="1">
+          <w:hyperlink w:anchor="_Toc229682712" w:history="1">
             <w:r>
               <w:rPr>
                 <w:rStyle w:val="Hyperlink"/>
@@ -6055,7 +6052,7 @@
                 <w:noProof/>
                 <w:webHidden/>
               </w:rPr>
-              <w:instrText xml:space="preserve"> PAGEREF _Toc229599081 \h </w:instrText>
+              <w:instrText xml:space="preserve"> PAGEREF _Toc229682712 \h </w:instrText>
             </w:r>
             <w:r>
               <w:rPr>
@@ -6075,7 +6072,7 @@
                 <w:noProof/>
                 <w:webHidden/>
               </w:rPr>
-              <w:t>79</w:t>
+              <w:t>76</w:t>
             </w:r>
             <w:r>
               <w:rPr>
@@ -6100,7 +6097,7 @@
               <w:lang w:val="ru-RU" w:eastAsia="ru-RU"/>
             </w:rPr>
           </w:pPr>
-          <w:hyperlink w:anchor="_Toc229599082" w:history="1">
+          <w:hyperlink w:anchor="_Toc229682713" w:history="1">
             <w:r>
               <w:rPr>
                 <w:rStyle w:val="Hyperlink"/>
@@ -6128,7 +6125,7 @@
                 <w:noProof/>
                 <w:webHidden/>
               </w:rPr>
-              <w:instrText xml:space="preserve"> PAGEREF _Toc229599082 \h </w:instrText>
+              <w:instrText xml:space="preserve"> PAGEREF _Toc229682713 \h </w:instrText>
             </w:r>
             <w:r>
               <w:rPr>
@@ -6148,7 +6145,7 @@
                 <w:noProof/>
                 <w:webHidden/>
               </w:rPr>
-              <w:t>80</w:t>
+              <w:t>77</w:t>
             </w:r>
             <w:r>
               <w:rPr>
@@ -6173,7 +6170,7 @@
               <w:lang w:val="ru-RU" w:eastAsia="ru-RU"/>
             </w:rPr>
           </w:pPr>
-          <w:hyperlink w:anchor="_Toc229599083" w:history="1">
+          <w:hyperlink w:anchor="_Toc229682714" w:history="1">
             <w:r>
               <w:rPr>
                 <w:rStyle w:val="Hyperlink"/>
@@ -6201,7 +6198,7 @@
                 <w:noProof/>
                 <w:webHidden/>
               </w:rPr>
-              <w:instrText xml:space="preserve"> PAGEREF _Toc229599083 \h </w:instrText>
+              <w:instrText xml:space="preserve"> PAGEREF _Toc229682714 \h </w:instrText>
             </w:r>
             <w:r>
               <w:rPr>
@@ -6221,7 +6218,7 @@
                 <w:noProof/>
                 <w:webHidden/>
               </w:rPr>
-              <w:t>80</w:t>
+              <w:t>77</w:t>
             </w:r>
             <w:r>
               <w:rPr>
@@ -6246,7 +6243,7 @@
               <w:lang w:val="ru-RU" w:eastAsia="ru-RU"/>
             </w:rPr>
           </w:pPr>
-          <w:hyperlink w:anchor="_Toc229599084" w:history="1">
+          <w:hyperlink w:anchor="_Toc229682715" w:history="1">
             <w:r>
               <w:rPr>
                 <w:rStyle w:val="Hyperlink"/>
@@ -6274,7 +6271,7 @@
                 <w:noProof/>
                 <w:webHidden/>
               </w:rPr>
-              <w:instrText xml:space="preserve"> PAGEREF _Toc229599084 \h </w:instrText>
+              <w:instrText xml:space="preserve"> PAGEREF _Toc229682715 \h </w:instrText>
             </w:r>
             <w:r>
               <w:rPr>
@@ -6294,7 +6291,7 @@
                 <w:noProof/>
                 <w:webHidden/>
               </w:rPr>
-              <w:t>81</w:t>
+              <w:t>78</w:t>
             </w:r>
             <w:r>
               <w:rPr>
@@ -6319,7 +6316,7 @@
               <w:lang w:val="ru-RU" w:eastAsia="ru-RU"/>
             </w:rPr>
           </w:pPr>
-          <w:hyperlink w:anchor="_Toc229599085" w:history="1">
+          <w:hyperlink w:anchor="_Toc229682716" w:history="1">
             <w:r>
               <w:rPr>
                 <w:rStyle w:val="Hyperlink"/>
@@ -6347,7 +6344,7 @@
                 <w:noProof/>
                 <w:webHidden/>
               </w:rPr>
-              <w:instrText xml:space="preserve"> PAGEREF _Toc229599085 \h </w:instrText>
+              <w:instrText xml:space="preserve"> PAGEREF _Toc229682716 \h </w:instrText>
             </w:r>
             <w:r>
               <w:rPr>
@@ -6367,7 +6364,7 @@
                 <w:noProof/>
                 <w:webHidden/>
               </w:rPr>
-              <w:t>81</w:t>
+              <w:t>78</w:t>
             </w:r>
             <w:r>
               <w:rPr>
@@ -6392,7 +6389,7 @@
               <w:lang w:val="ru-RU" w:eastAsia="ru-RU"/>
             </w:rPr>
           </w:pPr>
-          <w:hyperlink w:anchor="_Toc229599086" w:history="1">
+          <w:hyperlink w:anchor="_Toc229682717" w:history="1">
             <w:r>
               <w:rPr>
                 <w:rStyle w:val="Hyperlink"/>
@@ -6420,7 +6417,7 @@
                 <w:noProof/>
                 <w:webHidden/>
               </w:rPr>
-              <w:instrText xml:space="preserve"> PAGEREF _Toc229599086 \h </w:instrText>
+              <w:instrText xml:space="preserve"> PAGEREF _Toc229682717 \h </w:instrText>
             </w:r>
             <w:r>
               <w:rPr>
@@ -6440,7 +6437,7 @@
                 <w:noProof/>
                 <w:webHidden/>
               </w:rPr>
-              <w:t>82</w:t>
+              <w:t>79</w:t>
             </w:r>
             <w:r>
               <w:rPr>
@@ -6465,7 +6462,7 @@
               <w:lang w:val="ru-RU" w:eastAsia="ru-RU"/>
             </w:rPr>
           </w:pPr>
-          <w:hyperlink w:anchor="_Toc229599087" w:history="1">
+          <w:hyperlink w:anchor="_Toc229682718" w:history="1">
             <w:r>
               <w:rPr>
                 <w:rStyle w:val="Hyperlink"/>
@@ -6493,7 +6490,7 @@
                 <w:noProof/>
                 <w:webHidden/>
               </w:rPr>
-              <w:instrText xml:space="preserve"> PAGEREF _Toc229599087 \h </w:instrText>
+              <w:instrText xml:space="preserve"> PAGEREF _Toc229682718 \h </w:instrText>
             </w:r>
             <w:r>
               <w:rPr>
@@ -6513,7 +6510,7 @@
                 <w:noProof/>
                 <w:webHidden/>
               </w:rPr>
-              <w:t>82</w:t>
+              <w:t>79</w:t>
             </w:r>
             <w:r>
               <w:rPr>
@@ -6538,7 +6535,7 @@
               <w:lang w:val="ru-RU" w:eastAsia="ru-RU"/>
             </w:rPr>
           </w:pPr>
-          <w:hyperlink w:anchor="_Toc229599088" w:history="1">
+          <w:hyperlink w:anchor="_Toc229682719" w:history="1">
             <w:r>
               <w:rPr>
                 <w:rStyle w:val="Hyperlink"/>
@@ -6566,7 +6563,7 @@
                 <w:noProof/>
                 <w:webHidden/>
               </w:rPr>
-              <w:instrText xml:space="preserve"> PAGEREF _Toc229599088 \h </w:instrText>
+              <w:instrText xml:space="preserve"> PAGEREF _Toc229682719 \h </w:instrText>
             </w:r>
             <w:r>
               <w:rPr>
@@ -6586,7 +6583,7 @@
                 <w:noProof/>
                 <w:webHidden/>
               </w:rPr>
-              <w:t>83</w:t>
+              <w:t>80</w:t>
             </w:r>
             <w:r>
               <w:rPr>
@@ -6611,7 +6608,7 @@
               <w:lang w:val="ru-RU" w:eastAsia="ru-RU"/>
             </w:rPr>
           </w:pPr>
-          <w:hyperlink w:anchor="_Toc229599089" w:history="1">
+          <w:hyperlink w:anchor="_Toc229682720" w:history="1">
             <w:r>
               <w:rPr>
                 <w:rStyle w:val="Hyperlink"/>
@@ -6639,7 +6636,7 @@
                 <w:noProof/>
                 <w:webHidden/>
               </w:rPr>
-              <w:instrText xml:space="preserve"> PAGEREF _Toc229599089 \h </w:instrText>
+              <w:instrText xml:space="preserve"> PAGEREF _Toc229682720 \h </w:instrText>
             </w:r>
             <w:r>
               <w:rPr>
@@ -6659,7 +6656,7 @@
                 <w:noProof/>
                 <w:webHidden/>
               </w:rPr>
-              <w:t>83</w:t>
+              <w:t>80</w:t>
             </w:r>
             <w:r>
               <w:rPr>
@@ -6684,7 +6681,7 @@
               <w:lang w:val="ru-RU" w:eastAsia="ru-RU"/>
             </w:rPr>
           </w:pPr>
-          <w:hyperlink w:anchor="_Toc229599090" w:history="1">
+          <w:hyperlink w:anchor="_Toc229682721" w:history="1">
             <w:r>
               <w:rPr>
                 <w:rStyle w:val="Hyperlink"/>
@@ -6712,7 +6709,7 @@
                 <w:noProof/>
                 <w:webHidden/>
               </w:rPr>
-              <w:instrText xml:space="preserve"> PAGEREF _Toc229599090 \h </w:instrText>
+              <w:instrText xml:space="preserve"> PAGEREF _Toc229682721 \h </w:instrText>
             </w:r>
             <w:r>
               <w:rPr>
@@ -6732,7 +6729,7 @@
                 <w:noProof/>
                 <w:webHidden/>
               </w:rPr>
-              <w:t>84</w:t>
+              <w:t>81</w:t>
             </w:r>
             <w:r>
               <w:rPr>
@@ -6757,7 +6754,7 @@
               <w:lang w:val="ru-RU" w:eastAsia="ru-RU"/>
             </w:rPr>
           </w:pPr>
-          <w:hyperlink w:anchor="_Toc229599091" w:history="1">
+          <w:hyperlink w:anchor="_Toc229682722" w:history="1">
             <w:r>
               <w:rPr>
                 <w:rStyle w:val="Hyperlink"/>
@@ -6785,7 +6782,7 @@
                 <w:noProof/>
                 <w:webHidden/>
               </w:rPr>
-              <w:instrText xml:space="preserve"> PAGEREF _Toc229599091 \h </w:instrText>
+              <w:instrText xml:space="preserve"> PAGEREF _Toc229682722 \h </w:instrText>
             </w:r>
             <w:r>
               <w:rPr>
@@ -6805,7 +6802,7 @@
                 <w:noProof/>
                 <w:webHidden/>
               </w:rPr>
-              <w:t>84</w:t>
+              <w:t>81</w:t>
             </w:r>
             <w:r>
               <w:rPr>
@@ -6830,7 +6827,7 @@
               <w:lang w:val="ru-RU" w:eastAsia="ru-RU"/>
             </w:rPr>
           </w:pPr>
-          <w:hyperlink w:anchor="_Toc229599092" w:history="1">
+          <w:hyperlink w:anchor="_Toc229682723" w:history="1">
             <w:r>
               <w:rPr>
                 <w:rStyle w:val="Hyperlink"/>
@@ -6858,7 +6855,7 @@
                 <w:noProof/>
                 <w:webHidden/>
               </w:rPr>
-              <w:instrText xml:space="preserve"> PAGEREF _Toc229599092 \h </w:instrText>
+              <w:instrText xml:space="preserve"> PAGEREF _Toc229682723 \h </w:instrText>
             </w:r>
             <w:r>
               <w:rPr>
@@ -6878,7 +6875,7 @@
                 <w:noProof/>
                 <w:webHidden/>
               </w:rPr>
-              <w:t>85</w:t>
+              <w:t>82</w:t>
             </w:r>
             <w:r>
               <w:rPr>
@@ -6903,7 +6900,7 @@
               <w:lang w:val="ru-RU" w:eastAsia="ru-RU"/>
             </w:rPr>
           </w:pPr>
-          <w:hyperlink w:anchor="_Toc229599093" w:history="1">
+          <w:hyperlink w:anchor="_Toc229682724" w:history="1">
             <w:r>
               <w:rPr>
                 <w:rStyle w:val="Hyperlink"/>
@@ -6931,7 +6928,7 @@
                 <w:noProof/>
                 <w:webHidden/>
               </w:rPr>
-              <w:instrText xml:space="preserve"> PAGEREF _Toc229599093 \h </w:instrText>
+              <w:instrText xml:space="preserve"> PAGEREF _Toc229682724 \h </w:instrText>
             </w:r>
             <w:r>
               <w:rPr>
@@ -6951,7 +6948,7 @@
                 <w:noProof/>
                 <w:webHidden/>
               </w:rPr>
-              <w:t>86</w:t>
+              <w:t>83</w:t>
             </w:r>
             <w:r>
               <w:rPr>
@@ -6976,7 +6973,7 @@
               <w:lang w:val="ru-RU" w:eastAsia="ru-RU"/>
             </w:rPr>
           </w:pPr>
-          <w:hyperlink w:anchor="_Toc229599094" w:history="1">
+          <w:hyperlink w:anchor="_Toc229682725" w:history="1">
             <w:r>
               <w:rPr>
                 <w:rStyle w:val="Hyperlink"/>
@@ -7004,7 +7001,7 @@
                 <w:noProof/>
                 <w:webHidden/>
               </w:rPr>
-              <w:instrText xml:space="preserve"> PAGEREF _Toc229599094 \h </w:instrText>
+              <w:instrText xml:space="preserve"> PAGEREF _Toc229682725 \h </w:instrText>
             </w:r>
             <w:r>
               <w:rPr>
@@ -7024,7 +7021,7 @@
                 <w:noProof/>
                 <w:webHidden/>
               </w:rPr>
-              <w:t>86</w:t>
+              <w:t>83</w:t>
             </w:r>
             <w:r>
               <w:rPr>
@@ -7049,7 +7046,7 @@
               <w:lang w:val="ru-RU" w:eastAsia="ru-RU"/>
             </w:rPr>
           </w:pPr>
-          <w:hyperlink w:anchor="_Toc229599095" w:history="1">
+          <w:hyperlink w:anchor="_Toc229682726" w:history="1">
             <w:r>
               <w:rPr>
                 <w:rStyle w:val="Hyperlink"/>
@@ -7077,7 +7074,7 @@
                 <w:noProof/>
                 <w:webHidden/>
               </w:rPr>
-              <w:instrText xml:space="preserve"> PAGEREF _Toc229599095 \h </w:instrText>
+              <w:instrText xml:space="preserve"> PAGEREF _Toc229682726 \h </w:instrText>
             </w:r>
             <w:r>
               <w:rPr>
@@ -7097,7 +7094,7 @@
                 <w:noProof/>
                 <w:webHidden/>
               </w:rPr>
-              <w:t>87</w:t>
+              <w:t>84</w:t>
             </w:r>
             <w:r>
               <w:rPr>
@@ -7122,7 +7119,7 @@
               <w:lang w:val="ru-RU" w:eastAsia="ru-RU"/>
             </w:rPr>
           </w:pPr>
-          <w:hyperlink w:anchor="_Toc229599096" w:history="1">
+          <w:hyperlink w:anchor="_Toc229682727" w:history="1">
             <w:r>
               <w:rPr>
                 <w:rStyle w:val="Hyperlink"/>
@@ -7150,7 +7147,7 @@
                 <w:noProof/>
                 <w:webHidden/>
               </w:rPr>
-              <w:instrText xml:space="preserve"> PAGEREF _Toc229599096 \h </w:instrText>
+              <w:instrText xml:space="preserve"> PAGEREF _Toc229682727 \h </w:instrText>
             </w:r>
             <w:r>
               <w:rPr>
@@ -7170,7 +7167,7 @@
                 <w:noProof/>
                 <w:webHidden/>
               </w:rPr>
-              <w:t>87</w:t>
+              <w:t>84</w:t>
             </w:r>
             <w:r>
               <w:rPr>
@@ -7195,7 +7192,7 @@
               <w:lang w:val="ru-RU" w:eastAsia="ru-RU"/>
             </w:rPr>
           </w:pPr>
-          <w:hyperlink w:anchor="_Toc229599097" w:history="1">
+          <w:hyperlink w:anchor="_Toc229682728" w:history="1">
             <w:r>
               <w:rPr>
                 <w:rStyle w:val="Hyperlink"/>
@@ -7223,7 +7220,7 @@
                 <w:noProof/>
                 <w:webHidden/>
               </w:rPr>
-              <w:instrText xml:space="preserve"> PAGEREF _Toc229599097 \h </w:instrText>
+              <w:instrText xml:space="preserve"> PAGEREF _Toc229682728 \h </w:instrText>
             </w:r>
             <w:r>
               <w:rPr>
@@ -7243,7 +7240,7 @@
                 <w:noProof/>
                 <w:webHidden/>
               </w:rPr>
-              <w:t>87</w:t>
+              <w:t>84</w:t>
             </w:r>
             <w:r>
               <w:rPr>
@@ -7268,7 +7265,7 @@
               <w:lang w:val="ru-RU" w:eastAsia="ru-RU"/>
             </w:rPr>
           </w:pPr>
-          <w:hyperlink w:anchor="_Toc229599098" w:history="1">
+          <w:hyperlink w:anchor="_Toc229682729" w:history="1">
             <w:r>
               <w:rPr>
                 <w:rStyle w:val="Hyperlink"/>
@@ -7296,7 +7293,7 @@
                 <w:noProof/>
                 <w:webHidden/>
               </w:rPr>
-              <w:instrText xml:space="preserve"> PAGEREF _Toc229599098 \h </w:instrText>
+              <w:instrText xml:space="preserve"> PAGEREF _Toc229682729 \h </w:instrText>
             </w:r>
             <w:r>
               <w:rPr>
@@ -7316,7 +7313,7 @@
                 <w:noProof/>
                 <w:webHidden/>
               </w:rPr>
-              <w:t>88</w:t>
+              <w:t>85</w:t>
             </w:r>
             <w:r>
               <w:rPr>
@@ -7341,7 +7338,7 @@
               <w:lang w:val="ru-RU" w:eastAsia="ru-RU"/>
             </w:rPr>
           </w:pPr>
-          <w:hyperlink w:anchor="_Toc229599099" w:history="1">
+          <w:hyperlink w:anchor="_Toc229682730" w:history="1">
             <w:r>
               <w:rPr>
                 <w:rStyle w:val="Hyperlink"/>
@@ -7369,7 +7366,7 @@
                 <w:noProof/>
                 <w:webHidden/>
               </w:rPr>
-              <w:instrText xml:space="preserve"> PAGEREF _Toc229599099 \h </w:instrText>
+              <w:instrText xml:space="preserve"> PAGEREF _Toc229682730 \h </w:instrText>
             </w:r>
             <w:r>
               <w:rPr>
@@ -7389,7 +7386,7 @@
                 <w:noProof/>
                 <w:webHidden/>
               </w:rPr>
-              <w:t>89</w:t>
+              <w:t>86</w:t>
             </w:r>
             <w:r>
               <w:rPr>
@@ -7414,7 +7411,7 @@
               <w:lang w:val="ru-RU" w:eastAsia="ru-RU"/>
             </w:rPr>
           </w:pPr>
-          <w:hyperlink w:anchor="_Toc229599100" w:history="1">
+          <w:hyperlink w:anchor="_Toc229682731" w:history="1">
             <w:r>
               <w:rPr>
                 <w:rStyle w:val="Hyperlink"/>
@@ -7442,7 +7439,7 @@
                 <w:noProof/>
                 <w:webHidden/>
               </w:rPr>
-              <w:instrText xml:space="preserve"> PAGEREF _Toc229599100 \h </w:instrText>
+              <w:instrText xml:space="preserve"> PAGEREF _Toc229682731 \h </w:instrText>
             </w:r>
             <w:r>
               <w:rPr>
@@ -7462,7 +7459,7 @@
                 <w:noProof/>
                 <w:webHidden/>
               </w:rPr>
-              <w:t>90</w:t>
+              <w:t>87</w:t>
             </w:r>
             <w:r>
               <w:rPr>
@@ -7487,7 +7484,7 @@
               <w:lang w:val="ru-RU" w:eastAsia="ru-RU"/>
             </w:rPr>
           </w:pPr>
-          <w:hyperlink w:anchor="_Toc229599101" w:history="1">
+          <w:hyperlink w:anchor="_Toc229682732" w:history="1">
             <w:r>
               <w:rPr>
                 <w:rStyle w:val="Hyperlink"/>
@@ -7515,7 +7512,7 @@
                 <w:noProof/>
                 <w:webHidden/>
               </w:rPr>
-              <w:instrText xml:space="preserve"> PAGEREF _Toc229599101 \h </w:instrText>
+              <w:instrText xml:space="preserve"> PAGEREF _Toc229682732 \h </w:instrText>
             </w:r>
             <w:r>
               <w:rPr>
@@ -7535,7 +7532,7 @@
                 <w:noProof/>
                 <w:webHidden/>
               </w:rPr>
-              <w:t>91</w:t>
+              <w:t>88</w:t>
             </w:r>
             <w:r>
               <w:rPr>
@@ -7560,7 +7557,7 @@
               <w:lang w:val="ru-RU" w:eastAsia="ru-RU"/>
             </w:rPr>
           </w:pPr>
-          <w:hyperlink w:anchor="_Toc229599102" w:history="1">
+          <w:hyperlink w:anchor="_Toc229682733" w:history="1">
             <w:r>
               <w:rPr>
                 <w:rStyle w:val="Hyperlink"/>
@@ -7588,7 +7585,7 @@
                 <w:noProof/>
                 <w:webHidden/>
               </w:rPr>
-              <w:instrText xml:space="preserve"> PAGEREF _Toc229599102 \h </w:instrText>
+              <w:instrText xml:space="preserve"> PAGEREF _Toc229682733 \h </w:instrText>
             </w:r>
             <w:r>
               <w:rPr>
@@ -7608,7 +7605,7 @@
                 <w:noProof/>
                 <w:webHidden/>
               </w:rPr>
-              <w:t>92</w:t>
+              <w:t>89</w:t>
             </w:r>
             <w:r>
               <w:rPr>
@@ -7633,7 +7630,7 @@
               <w:lang w:val="ru-RU" w:eastAsia="ru-RU"/>
             </w:rPr>
           </w:pPr>
-          <w:hyperlink w:anchor="_Toc229599103" w:history="1">
+          <w:hyperlink w:anchor="_Toc229682734" w:history="1">
             <w:r>
               <w:rPr>
                 <w:rStyle w:val="Hyperlink"/>
@@ -7661,7 +7658,7 @@
                 <w:noProof/>
                 <w:webHidden/>
               </w:rPr>
-              <w:instrText xml:space="preserve"> PAGEREF _Toc229599103 \h </w:instrText>
+              <w:instrText xml:space="preserve"> PAGEREF _Toc229682734 \h </w:instrText>
             </w:r>
             <w:r>
               <w:rPr>
@@ -7681,7 +7678,7 @@
                 <w:noProof/>
                 <w:webHidden/>
               </w:rPr>
-              <w:t>92</w:t>
+              <w:t>89</w:t>
             </w:r>
             <w:r>
               <w:rPr>
@@ -7706,7 +7703,7 @@
               <w:lang w:val="ru-RU" w:eastAsia="ru-RU"/>
             </w:rPr>
           </w:pPr>
-          <w:hyperlink w:anchor="_Toc229599104" w:history="1">
+          <w:hyperlink w:anchor="_Toc229682735" w:history="1">
             <w:r>
               <w:rPr>
                 <w:rStyle w:val="Hyperlink"/>
@@ -7734,7 +7731,7 @@
                 <w:noProof/>
                 <w:webHidden/>
               </w:rPr>
-              <w:instrText xml:space="preserve"> PAGEREF _Toc229599104 \h </w:instrText>
+              <w:instrText xml:space="preserve"> PAGEREF _Toc229682735 \h </w:instrText>
             </w:r>
             <w:r>
               <w:rPr>
@@ -7754,7 +7751,7 @@
                 <w:noProof/>
                 <w:webHidden/>
               </w:rPr>
-              <w:t>92</w:t>
+              <w:t>89</w:t>
             </w:r>
             <w:r>
               <w:rPr>
@@ -7779,7 +7776,7 @@
               <w:lang w:val="ru-RU" w:eastAsia="ru-RU"/>
             </w:rPr>
           </w:pPr>
-          <w:hyperlink w:anchor="_Toc229599105" w:history="1">
+          <w:hyperlink w:anchor="_Toc229682736" w:history="1">
             <w:r>
               <w:rPr>
                 <w:rStyle w:val="Hyperlink"/>
@@ -7807,7 +7804,7 @@
                 <w:noProof/>
                 <w:webHidden/>
               </w:rPr>
-              <w:instrText xml:space="preserve"> PAGEREF _Toc229599105 \h </w:instrText>
+              <w:instrText xml:space="preserve"> PAGEREF _Toc229682736 \h </w:instrText>
             </w:r>
             <w:r>
               <w:rPr>
@@ -7827,7 +7824,7 @@
                 <w:noProof/>
                 <w:webHidden/>
               </w:rPr>
-              <w:t>92</w:t>
+              <w:t>89</w:t>
             </w:r>
             <w:r>
               <w:rPr>
@@ -7852,7 +7849,7 @@
               <w:lang w:val="ru-RU" w:eastAsia="ru-RU"/>
             </w:rPr>
           </w:pPr>
-          <w:hyperlink w:anchor="_Toc229599106" w:history="1">
+          <w:hyperlink w:anchor="_Toc229682737" w:history="1">
             <w:r>
               <w:rPr>
                 <w:rStyle w:val="Hyperlink"/>
@@ -7880,7 +7877,7 @@
                 <w:noProof/>
                 <w:webHidden/>
               </w:rPr>
-              <w:instrText xml:space="preserve"> PAGEREF _Toc229599106 \h </w:instrText>
+              <w:instrText xml:space="preserve"> PAGEREF _Toc229682737 \h </w:instrText>
             </w:r>
             <w:r>
               <w:rPr>
@@ -7900,7 +7897,7 @@
                 <w:noProof/>
                 <w:webHidden/>
               </w:rPr>
-              <w:t>93</w:t>
+              <w:t>90</w:t>
             </w:r>
             <w:r>
               <w:rPr>
@@ -7925,7 +7922,7 @@
               <w:lang w:val="ru-RU" w:eastAsia="ru-RU"/>
             </w:rPr>
           </w:pPr>
-          <w:hyperlink w:anchor="_Toc229599107" w:history="1">
+          <w:hyperlink w:anchor="_Toc229682738" w:history="1">
             <w:r>
               <w:rPr>
                 <w:rStyle w:val="Hyperlink"/>
@@ -7953,7 +7950,7 @@
                 <w:noProof/>
                 <w:webHidden/>
               </w:rPr>
-              <w:instrText xml:space="preserve"> PAGEREF _Toc229599107 \h </w:instrText>
+              <w:instrText xml:space="preserve"> PAGEREF _Toc229682738 \h </w:instrText>
             </w:r>
             <w:r>
               <w:rPr>
@@ -7973,7 +7970,7 @@
                 <w:noProof/>
                 <w:webHidden/>
               </w:rPr>
-              <w:t>93</w:t>
+              <w:t>90</w:t>
             </w:r>
             <w:r>
               <w:rPr>
@@ -7998,7 +7995,7 @@
               <w:lang w:val="ru-RU" w:eastAsia="ru-RU"/>
             </w:rPr>
           </w:pPr>
-          <w:hyperlink w:anchor="_Toc229599108" w:history="1">
+          <w:hyperlink w:anchor="_Toc229682739" w:history="1">
             <w:r>
               <w:rPr>
                 <w:rStyle w:val="Hyperlink"/>
@@ -8026,7 +8023,7 @@
                 <w:noProof/>
                 <w:webHidden/>
               </w:rPr>
-              <w:instrText xml:space="preserve"> PAGEREF _Toc229599108 \h </w:instrText>
+              <w:instrText xml:space="preserve"> PAGEREF _Toc229682739 \h </w:instrText>
             </w:r>
             <w:r>
               <w:rPr>
@@ -8046,7 +8043,7 @@
                 <w:noProof/>
                 <w:webHidden/>
               </w:rPr>
-              <w:t>94</w:t>
+              <w:t>91</w:t>
             </w:r>
             <w:r>
               <w:rPr>
@@ -8071,7 +8068,7 @@
               <w:lang w:val="ru-RU" w:eastAsia="ru-RU"/>
             </w:rPr>
           </w:pPr>
-          <w:hyperlink w:anchor="_Toc229599109" w:history="1">
+          <w:hyperlink w:anchor="_Toc229682740" w:history="1">
             <w:r>
               <w:rPr>
                 <w:rStyle w:val="Hyperlink"/>
@@ -8099,7 +8096,7 @@
                 <w:noProof/>
                 <w:webHidden/>
               </w:rPr>
-              <w:instrText xml:space="preserve"> PAGEREF _Toc229599109 \h </w:instrText>
+              <w:instrText xml:space="preserve"> PAGEREF _Toc229682740 \h </w:instrText>
             </w:r>
             <w:r>
               <w:rPr>
@@ -8119,7 +8116,7 @@
                 <w:noProof/>
                 <w:webHidden/>
               </w:rPr>
-              <w:t>94</w:t>
+              <w:t>91</w:t>
             </w:r>
             <w:r>
               <w:rPr>
@@ -8144,7 +8141,7 @@
               <w:lang w:val="ru-RU" w:eastAsia="ru-RU"/>
             </w:rPr>
           </w:pPr>
-          <w:hyperlink w:anchor="_Toc229599110" w:history="1">
+          <w:hyperlink w:anchor="_Toc229682741" w:history="1">
             <w:r>
               <w:rPr>
                 <w:rStyle w:val="Hyperlink"/>
@@ -8172,7 +8169,7 @@
                 <w:noProof/>
                 <w:webHidden/>
               </w:rPr>
-              <w:instrText xml:space="preserve"> PAGEREF _Toc229599110 \h </w:instrText>
+              <w:instrText xml:space="preserve"> PAGEREF _Toc229682741 \h </w:instrText>
             </w:r>
             <w:r>
               <w:rPr>
@@ -8192,7 +8189,7 @@
                 <w:noProof/>
                 <w:webHidden/>
               </w:rPr>
-              <w:t>95</w:t>
+              <w:t>91</w:t>
             </w:r>
             <w:r>
               <w:rPr>
@@ -8217,7 +8214,7 @@
               <w:lang w:val="ru-RU" w:eastAsia="ru-RU"/>
             </w:rPr>
           </w:pPr>
-          <w:hyperlink w:anchor="_Toc229599111" w:history="1">
+          <w:hyperlink w:anchor="_Toc229682742" w:history="1">
             <w:r>
               <w:rPr>
                 <w:rStyle w:val="Hyperlink"/>
@@ -8245,7 +8242,7 @@
                 <w:noProof/>
                 <w:webHidden/>
               </w:rPr>
-              <w:instrText xml:space="preserve"> PAGEREF _Toc229599111 \h </w:instrText>
+              <w:instrText xml:space="preserve"> PAGEREF _Toc229682742 \h </w:instrText>
             </w:r>
             <w:r>
               <w:rPr>
@@ -8265,7 +8262,7 @@
                 <w:noProof/>
                 <w:webHidden/>
               </w:rPr>
-              <w:t>95</w:t>
+              <w:t>92</w:t>
             </w:r>
             <w:r>
               <w:rPr>
@@ -8290,7 +8287,7 @@
               <w:lang w:val="ru-RU" w:eastAsia="ru-RU"/>
             </w:rPr>
           </w:pPr>
-          <w:hyperlink w:anchor="_Toc229599112" w:history="1">
+          <w:hyperlink w:anchor="_Toc229682743" w:history="1">
             <w:r>
               <w:rPr>
                 <w:rStyle w:val="Hyperlink"/>
@@ -8318,7 +8315,7 @@
                 <w:noProof/>
                 <w:webHidden/>
               </w:rPr>
-              <w:instrText xml:space="preserve"> PAGEREF _Toc229599112 \h </w:instrText>
+              <w:instrText xml:space="preserve"> PAGEREF _Toc229682743 \h </w:instrText>
             </w:r>
             <w:r>
               <w:rPr>
@@ -8338,7 +8335,7 @@
                 <w:noProof/>
                 <w:webHidden/>
               </w:rPr>
-              <w:t>95</w:t>
+              <w:t>92</w:t>
             </w:r>
             <w:r>
               <w:rPr>
@@ -8363,7 +8360,7 @@
               <w:lang w:val="ru-RU" w:eastAsia="ru-RU"/>
             </w:rPr>
           </w:pPr>
-          <w:hyperlink w:anchor="_Toc229599113" w:history="1">
+          <w:hyperlink w:anchor="_Toc229682744" w:history="1">
             <w:r>
               <w:rPr>
                 <w:rStyle w:val="Hyperlink"/>
@@ -8391,7 +8388,7 @@
                 <w:noProof/>
                 <w:webHidden/>
               </w:rPr>
-              <w:instrText xml:space="preserve"> PAGEREF _Toc229599113 \h </w:instrText>
+              <w:instrText xml:space="preserve"> PAGEREF _Toc229682744 \h </w:instrText>
             </w:r>
             <w:r>
               <w:rPr>
@@ -8411,7 +8408,7 @@
                 <w:noProof/>
                 <w:webHidden/>
               </w:rPr>
-              <w:t>96</w:t>
+              <w:t>93</w:t>
             </w:r>
             <w:r>
               <w:rPr>
@@ -8436,7 +8433,7 @@
               <w:lang w:val="ru-RU" w:eastAsia="ru-RU"/>
             </w:rPr>
           </w:pPr>
-          <w:hyperlink w:anchor="_Toc229599114" w:history="1">
+          <w:hyperlink w:anchor="_Toc229682745" w:history="1">
             <w:r>
               <w:rPr>
                 <w:rStyle w:val="Hyperlink"/>
@@ -8464,7 +8461,7 @@
                 <w:noProof/>
                 <w:webHidden/>
               </w:rPr>
-              <w:instrText xml:space="preserve"> PAGEREF _Toc229599114 \h </w:instrText>
+              <w:instrText xml:space="preserve"> PAGEREF _Toc229682745 \h </w:instrText>
             </w:r>
             <w:r>
               <w:rPr>
@@ -8484,7 +8481,7 @@
                 <w:noProof/>
                 <w:webHidden/>
               </w:rPr>
-              <w:t>96</w:t>
+              <w:t>93</w:t>
             </w:r>
             <w:r>
               <w:rPr>
@@ -8509,7 +8506,7 @@
               <w:lang w:val="ru-RU" w:eastAsia="ru-RU"/>
             </w:rPr>
           </w:pPr>
-          <w:hyperlink w:anchor="_Toc229599115" w:history="1">
+          <w:hyperlink w:anchor="_Toc229682746" w:history="1">
             <w:r>
               <w:rPr>
                 <w:rStyle w:val="Hyperlink"/>
@@ -8537,7 +8534,7 @@
                 <w:noProof/>
                 <w:webHidden/>
               </w:rPr>
-              <w:instrText xml:space="preserve"> PAGEREF _Toc229599115 \h </w:instrText>
+              <w:instrText xml:space="preserve"> PAGEREF _Toc229682746 \h </w:instrText>
             </w:r>
             <w:r>
               <w:rPr>
@@ -8557,7 +8554,7 @@
                 <w:noProof/>
                 <w:webHidden/>
               </w:rPr>
-              <w:t>96</w:t>
+              <w:t>93</w:t>
             </w:r>
             <w:r>
               <w:rPr>
@@ -8582,7 +8579,7 @@
               <w:lang w:val="ru-RU" w:eastAsia="ru-RU"/>
             </w:rPr>
           </w:pPr>
-          <w:hyperlink w:anchor="_Toc229599116" w:history="1">
+          <w:hyperlink w:anchor="_Toc229682747" w:history="1">
             <w:r>
               <w:rPr>
                 <w:rStyle w:val="Hyperlink"/>
@@ -8610,7 +8607,7 @@
                 <w:noProof/>
                 <w:webHidden/>
               </w:rPr>
-              <w:instrText xml:space="preserve"> PAGEREF _Toc229599116 \h </w:instrText>
+              <w:instrText xml:space="preserve"> PAGEREF _Toc229682747 \h </w:instrText>
             </w:r>
             <w:r>
               <w:rPr>
@@ -8630,7 +8627,7 @@
                 <w:noProof/>
                 <w:webHidden/>
               </w:rPr>
-              <w:t>97</w:t>
+              <w:t>94</w:t>
             </w:r>
             <w:r>
               <w:rPr>
@@ -8655,7 +8652,7 @@
               <w:lang w:val="ru-RU" w:eastAsia="ru-RU"/>
             </w:rPr>
           </w:pPr>
-          <w:hyperlink w:anchor="_Toc229599117" w:history="1">
+          <w:hyperlink w:anchor="_Toc229682748" w:history="1">
             <w:r>
               <w:rPr>
                 <w:rStyle w:val="Hyperlink"/>
@@ -8683,7 +8680,7 @@
                 <w:noProof/>
                 <w:webHidden/>
               </w:rPr>
-              <w:instrText xml:space="preserve"> PAGEREF _Toc229599117 \h </w:instrText>
+              <w:instrText xml:space="preserve"> PAGEREF _Toc229682748 \h </w:instrText>
             </w:r>
             <w:r>
               <w:rPr>
@@ -8703,7 +8700,7 @@
                 <w:noProof/>
                 <w:webHidden/>
               </w:rPr>
-              <w:t>97</w:t>
+              <w:t>94</w:t>
             </w:r>
             <w:r>
               <w:rPr>
@@ -8728,7 +8725,7 @@
               <w:lang w:val="ru-RU" w:eastAsia="ru-RU"/>
             </w:rPr>
           </w:pPr>
-          <w:hyperlink w:anchor="_Toc229599118" w:history="1">
+          <w:hyperlink w:anchor="_Toc229682749" w:history="1">
             <w:r>
               <w:rPr>
                 <w:rStyle w:val="Hyperlink"/>
@@ -8756,7 +8753,7 @@
                 <w:noProof/>
                 <w:webHidden/>
               </w:rPr>
-              <w:instrText xml:space="preserve"> PAGEREF _Toc229599118 \h </w:instrText>
+              <w:instrText xml:space="preserve"> PAGEREF _Toc229682749 \h </w:instrText>
             </w:r>
             <w:r>
               <w:rPr>
@@ -8776,7 +8773,7 @@
                 <w:noProof/>
                 <w:webHidden/>
               </w:rPr>
-              <w:t>97</w:t>
+              <w:t>94</w:t>
             </w:r>
             <w:r>
               <w:rPr>
@@ -8801,7 +8798,7 @@
               <w:lang w:val="ru-RU" w:eastAsia="ru-RU"/>
             </w:rPr>
           </w:pPr>
-          <w:hyperlink w:anchor="_Toc229599119" w:history="1">
+          <w:hyperlink w:anchor="_Toc229682750" w:history="1">
             <w:r>
               <w:rPr>
                 <w:rStyle w:val="Hyperlink"/>
@@ -8829,7 +8826,7 @@
                 <w:noProof/>
                 <w:webHidden/>
               </w:rPr>
-              <w:instrText xml:space="preserve"> PAGEREF _Toc229599119 \h </w:instrText>
+              <w:instrText xml:space="preserve"> PAGEREF _Toc229682750 \h </w:instrText>
             </w:r>
             <w:r>
               <w:rPr>
@@ -8849,7 +8846,7 @@
                 <w:noProof/>
                 <w:webHidden/>
               </w:rPr>
-              <w:t>98</w:t>
+              <w:t>94</w:t>
             </w:r>
             <w:r>
               <w:rPr>
@@ -8874,7 +8871,7 @@
               <w:lang w:val="ru-RU" w:eastAsia="ru-RU"/>
             </w:rPr>
           </w:pPr>
-          <w:hyperlink w:anchor="_Toc229599120" w:history="1">
+          <w:hyperlink w:anchor="_Toc229682751" w:history="1">
             <w:r>
               <w:rPr>
                 <w:rStyle w:val="Hyperlink"/>
@@ -8902,7 +8899,7 @@
                 <w:noProof/>
                 <w:webHidden/>
               </w:rPr>
-              <w:instrText xml:space="preserve"> PAGEREF _Toc229599120 \h </w:instrText>
+              <w:instrText xml:space="preserve"> PAGEREF _Toc229682751 \h </w:instrText>
             </w:r>
             <w:r>
               <w:rPr>
@@ -8922,7 +8919,7 @@
                 <w:noProof/>
                 <w:webHidden/>
               </w:rPr>
-              <w:t>98</w:t>
+              <w:t>94</w:t>
             </w:r>
             <w:r>
               <w:rPr>
@@ -8947,7 +8944,7 @@
               <w:lang w:val="ru-RU" w:eastAsia="ru-RU"/>
             </w:rPr>
           </w:pPr>
-          <w:hyperlink w:anchor="_Toc229599121" w:history="1">
+          <w:hyperlink w:anchor="_Toc229682752" w:history="1">
             <w:r>
               <w:rPr>
                 <w:rStyle w:val="Hyperlink"/>
@@ -8975,7 +8972,7 @@
                 <w:noProof/>
                 <w:webHidden/>
               </w:rPr>
-              <w:instrText xml:space="preserve"> PAGEREF _Toc229599121 \h </w:instrText>
+              <w:instrText xml:space="preserve"> PAGEREF _Toc229682752 \h </w:instrText>
             </w:r>
             <w:r>
               <w:rPr>
@@ -8995,7 +8992,7 @@
                 <w:noProof/>
                 <w:webHidden/>
               </w:rPr>
-              <w:t>98</w:t>
+              <w:t>95</w:t>
             </w:r>
             <w:r>
               <w:rPr>
@@ -9020,7 +9017,7 @@
               <w:lang w:val="ru-RU" w:eastAsia="ru-RU"/>
             </w:rPr>
           </w:pPr>
-          <w:hyperlink w:anchor="_Toc229599122" w:history="1">
+          <w:hyperlink w:anchor="_Toc229682753" w:history="1">
             <w:r>
               <w:rPr>
                 <w:rStyle w:val="Hyperlink"/>
@@ -9048,7 +9045,7 @@
                 <w:noProof/>
                 <w:webHidden/>
               </w:rPr>
-              <w:instrText xml:space="preserve"> PAGEREF _Toc229599122 \h </w:instrText>
+              <w:instrText xml:space="preserve"> PAGEREF _Toc229682753 \h </w:instrText>
             </w:r>
             <w:r>
               <w:rPr>
@@ -9068,7 +9065,7 @@
                 <w:noProof/>
                 <w:webHidden/>
               </w:rPr>
-              <w:t>99</w:t>
+              <w:t>95</w:t>
             </w:r>
             <w:r>
               <w:rPr>
@@ -9093,7 +9090,7 @@
               <w:lang w:val="ru-RU" w:eastAsia="ru-RU"/>
             </w:rPr>
           </w:pPr>
-          <w:hyperlink w:anchor="_Toc229599123" w:history="1">
+          <w:hyperlink w:anchor="_Toc229682754" w:history="1">
             <w:r>
               <w:rPr>
                 <w:rStyle w:val="Hyperlink"/>
@@ -9121,7 +9118,7 @@
                 <w:noProof/>
                 <w:webHidden/>
               </w:rPr>
-              <w:instrText xml:space="preserve"> PAGEREF _Toc229599123 \h </w:instrText>
+              <w:instrText xml:space="preserve"> PAGEREF _Toc229682754 \h </w:instrText>
             </w:r>
             <w:r>
               <w:rPr>
@@ -9141,7 +9138,7 @@
                 <w:noProof/>
                 <w:webHidden/>
               </w:rPr>
-              <w:t>100</w:t>
+              <w:t>96</w:t>
             </w:r>
             <w:r>
               <w:rPr>
@@ -9166,7 +9163,7 @@
               <w:lang w:val="ru-RU" w:eastAsia="ru-RU"/>
             </w:rPr>
           </w:pPr>
-          <w:hyperlink w:anchor="_Toc229599124" w:history="1">
+          <w:hyperlink w:anchor="_Toc229682755" w:history="1">
             <w:r>
               <w:rPr>
                 <w:rStyle w:val="Hyperlink"/>
@@ -9194,7 +9191,7 @@
                 <w:noProof/>
                 <w:webHidden/>
               </w:rPr>
-              <w:instrText xml:space="preserve"> PAGEREF _Toc229599124 \h </w:instrText>
+              <w:instrText xml:space="preserve"> PAGEREF _Toc229682755 \h </w:instrText>
             </w:r>
             <w:r>
               <w:rPr>
@@ -9214,7 +9211,7 @@
                 <w:noProof/>
                 <w:webHidden/>
               </w:rPr>
-              <w:t>106</w:t>
+              <w:t>102</w:t>
             </w:r>
             <w:r>
               <w:rPr>
@@ -9239,7 +9236,7 @@
               <w:lang w:val="ru-RU" w:eastAsia="ru-RU"/>
             </w:rPr>
           </w:pPr>
-          <w:hyperlink w:anchor="_Toc229599125" w:history="1">
+          <w:hyperlink w:anchor="_Toc229682756" w:history="1">
             <w:r>
               <w:rPr>
                 <w:rStyle w:val="Hyperlink"/>
@@ -9267,7 +9264,7 @@
                 <w:noProof/>
                 <w:webHidden/>
               </w:rPr>
-              <w:instrText xml:space="preserve"> PAGEREF _Toc229599125 \h </w:instrText>
+              <w:instrText xml:space="preserve"> PAGEREF _Toc229682756 \h </w:instrText>
             </w:r>
             <w:r>
               <w:rPr>
@@ -9287,7 +9284,7 @@
                 <w:noProof/>
                 <w:webHidden/>
               </w:rPr>
-              <w:t>106</w:t>
+              <w:t>102</w:t>
             </w:r>
             <w:r>
               <w:rPr>
@@ -9312,7 +9309,7 @@
               <w:lang w:val="ru-RU" w:eastAsia="ru-RU"/>
             </w:rPr>
           </w:pPr>
-          <w:hyperlink w:anchor="_Toc229599126" w:history="1">
+          <w:hyperlink w:anchor="_Toc229682757" w:history="1">
             <w:r>
               <w:rPr>
                 <w:rStyle w:val="Hyperlink"/>
@@ -9340,7 +9337,7 @@
                 <w:noProof/>
                 <w:webHidden/>
               </w:rPr>
-              <w:instrText xml:space="preserve"> PAGEREF _Toc229599126 \h </w:instrText>
+              <w:instrText xml:space="preserve"> PAGEREF _Toc229682757 \h </w:instrText>
             </w:r>
             <w:r>
               <w:rPr>
@@ -9360,7 +9357,7 @@
                 <w:noProof/>
                 <w:webHidden/>
               </w:rPr>
-              <w:t>106</w:t>
+              <w:t>102</w:t>
             </w:r>
             <w:r>
               <w:rPr>
@@ -9385,7 +9382,7 @@
               <w:lang w:val="ru-RU" w:eastAsia="ru-RU"/>
             </w:rPr>
           </w:pPr>
-          <w:hyperlink w:anchor="_Toc229599127" w:history="1">
+          <w:hyperlink w:anchor="_Toc229682758" w:history="1">
             <w:r>
               <w:rPr>
                 <w:rStyle w:val="Hyperlink"/>
@@ -9413,7 +9410,7 @@
                 <w:noProof/>
                 <w:webHidden/>
               </w:rPr>
-              <w:instrText xml:space="preserve"> PAGEREF _Toc229599127 \h </w:instrText>
+              <w:instrText xml:space="preserve"> PAGEREF _Toc229682758 \h </w:instrText>
             </w:r>
             <w:r>
               <w:rPr>
@@ -9433,7 +9430,7 @@
                 <w:noProof/>
                 <w:webHidden/>
               </w:rPr>
-              <w:t>107</w:t>
+              <w:t>103</w:t>
             </w:r>
             <w:r>
               <w:rPr>
@@ -9458,7 +9455,7 @@
               <w:lang w:val="ru-RU" w:eastAsia="ru-RU"/>
             </w:rPr>
           </w:pPr>
-          <w:hyperlink w:anchor="_Toc229599128" w:history="1">
+          <w:hyperlink w:anchor="_Toc229682759" w:history="1">
             <w:r>
               <w:rPr>
                 <w:rStyle w:val="Hyperlink"/>
@@ -9486,7 +9483,7 @@
                 <w:noProof/>
                 <w:webHidden/>
               </w:rPr>
-              <w:instrText xml:space="preserve"> PAGEREF _Toc229599128 \h </w:instrText>
+              <w:instrText xml:space="preserve"> PAGEREF _Toc229682759 \h </w:instrText>
             </w:r>
             <w:r>
               <w:rPr>
@@ -9506,7 +9503,7 @@
                 <w:noProof/>
                 <w:webHidden/>
               </w:rPr>
-              <w:t>108</w:t>
+              <w:t>105</w:t>
             </w:r>
             <w:r>
               <w:rPr>
@@ -9531,7 +9528,7 @@
               <w:lang w:val="ru-RU" w:eastAsia="ru-RU"/>
             </w:rPr>
           </w:pPr>
-          <w:hyperlink w:anchor="_Toc229599129" w:history="1">
+          <w:hyperlink w:anchor="_Toc229682760" w:history="1">
             <w:r>
               <w:rPr>
                 <w:rStyle w:val="Hyperlink"/>
@@ -9559,7 +9556,7 @@
                 <w:noProof/>
                 <w:webHidden/>
               </w:rPr>
-              <w:instrText xml:space="preserve"> PAGEREF _Toc229599129 \h </w:instrText>
+              <w:instrText xml:space="preserve"> PAGEREF _Toc229682760 \h </w:instrText>
             </w:r>
             <w:r>
               <w:rPr>
@@ -9579,7 +9576,7 @@
                 <w:noProof/>
                 <w:webHidden/>
               </w:rPr>
-              <w:t>109</w:t>
+              <w:t>105</w:t>
             </w:r>
             <w:r>
               <w:rPr>
@@ -9604,7 +9601,7 @@
               <w:lang w:val="ru-RU" w:eastAsia="ru-RU"/>
             </w:rPr>
           </w:pPr>
-          <w:hyperlink w:anchor="_Toc229599130" w:history="1">
+          <w:hyperlink w:anchor="_Toc229682761" w:history="1">
             <w:r>
               <w:rPr>
                 <w:rStyle w:val="Hyperlink"/>
@@ -9632,7 +9629,7 @@
                 <w:noProof/>
                 <w:webHidden/>
               </w:rPr>
-              <w:instrText xml:space="preserve"> PAGEREF _Toc229599130 \h </w:instrText>
+              <w:instrText xml:space="preserve"> PAGEREF _Toc229682761 \h </w:instrText>
             </w:r>
             <w:r>
               <w:rPr>
@@ -9652,7 +9649,7 @@
                 <w:noProof/>
                 <w:webHidden/>
               </w:rPr>
-              <w:t>109</w:t>
+              <w:t>105</w:t>
             </w:r>
             <w:r>
               <w:rPr>
@@ -9677,7 +9674,7 @@
               <w:lang w:val="ru-RU" w:eastAsia="ru-RU"/>
             </w:rPr>
           </w:pPr>
-          <w:hyperlink w:anchor="_Toc229599131" w:history="1">
+          <w:hyperlink w:anchor="_Toc229682762" w:history="1">
             <w:r>
               <w:rPr>
                 <w:rStyle w:val="Hyperlink"/>
@@ -9705,7 +9702,7 @@
                 <w:noProof/>
                 <w:webHidden/>
               </w:rPr>
-              <w:instrText xml:space="preserve"> PAGEREF _Toc229599131 \h </w:instrText>
+              <w:instrText xml:space="preserve"> PAGEREF _Toc229682762 \h </w:instrText>
             </w:r>
             <w:r>
               <w:rPr>
@@ -9725,7 +9722,7 @@
                 <w:noProof/>
                 <w:webHidden/>
               </w:rPr>
-              <w:t>110</w:t>
+              <w:t>107</w:t>
             </w:r>
             <w:r>
               <w:rPr>
@@ -9750,7 +9747,7 @@
               <w:lang w:val="ru-RU" w:eastAsia="ru-RU"/>
             </w:rPr>
           </w:pPr>
-          <w:hyperlink w:anchor="_Toc229599132" w:history="1">
+          <w:hyperlink w:anchor="_Toc229682763" w:history="1">
             <w:r>
               <w:rPr>
                 <w:rStyle w:val="Hyperlink"/>
@@ -9778,7 +9775,7 @@
                 <w:noProof/>
                 <w:webHidden/>
               </w:rPr>
-              <w:instrText xml:space="preserve"> PAGEREF _Toc229599132 \h </w:instrText>
+              <w:instrText xml:space="preserve"> PAGEREF _Toc229682763 \h </w:instrText>
             </w:r>
             <w:r>
               <w:rPr>
@@ -9798,7 +9795,7 @@
                 <w:noProof/>
                 <w:webHidden/>
               </w:rPr>
-              <w:t>111</w:t>
+              <w:t>107</w:t>
             </w:r>
             <w:r>
               <w:rPr>
@@ -9823,7 +9820,7 @@
               <w:lang w:val="ru-RU" w:eastAsia="ru-RU"/>
             </w:rPr>
           </w:pPr>
-          <w:hyperlink w:anchor="_Toc229599133" w:history="1">
+          <w:hyperlink w:anchor="_Toc229682764" w:history="1">
             <w:r>
               <w:rPr>
                 <w:rStyle w:val="Hyperlink"/>
@@ -9851,7 +9848,7 @@
                 <w:noProof/>
                 <w:webHidden/>
               </w:rPr>
-              <w:instrText xml:space="preserve"> PAGEREF _Toc229599133 \h </w:instrText>
+              <w:instrText xml:space="preserve"> PAGEREF _Toc229682764 \h </w:instrText>
             </w:r>
             <w:r>
               <w:rPr>
@@ -9871,7 +9868,7 @@
                 <w:noProof/>
                 <w:webHidden/>
               </w:rPr>
-              <w:t>111</w:t>
+              <w:t>107</w:t>
             </w:r>
             <w:r>
               <w:rPr>
@@ -9896,7 +9893,7 @@
               <w:lang w:val="ru-RU" w:eastAsia="ru-RU"/>
             </w:rPr>
           </w:pPr>
-          <w:hyperlink w:anchor="_Toc229599134" w:history="1">
+          <w:hyperlink w:anchor="_Toc229682765" w:history="1">
             <w:r>
               <w:rPr>
                 <w:rStyle w:val="Hyperlink"/>
@@ -9924,7 +9921,7 @@
                 <w:noProof/>
                 <w:webHidden/>
               </w:rPr>
-              <w:instrText xml:space="preserve"> PAGEREF _Toc229599134 \h </w:instrText>
+              <w:instrText xml:space="preserve"> PAGEREF _Toc229682765 \h </w:instrText>
             </w:r>
             <w:r>
               <w:rPr>
@@ -9944,7 +9941,7 @@
                 <w:noProof/>
                 <w:webHidden/>
               </w:rPr>
-              <w:t>111</w:t>
+              <w:t>107</w:t>
             </w:r>
             <w:r>
               <w:rPr>
@@ -9969,7 +9966,7 @@
               <w:lang w:val="ru-RU" w:eastAsia="ru-RU"/>
             </w:rPr>
           </w:pPr>
-          <w:hyperlink w:anchor="_Toc229599135" w:history="1">
+          <w:hyperlink w:anchor="_Toc229682766" w:history="1">
             <w:r>
               <w:rPr>
                 <w:rStyle w:val="Hyperlink"/>
@@ -9997,7 +9994,7 @@
                 <w:noProof/>
                 <w:webHidden/>
               </w:rPr>
-              <w:instrText xml:space="preserve"> PAGEREF _Toc229599135 \h </w:instrText>
+              <w:instrText xml:space="preserve"> PAGEREF _Toc229682766 \h </w:instrText>
             </w:r>
             <w:r>
               <w:rPr>
@@ -10017,7 +10014,7 @@
                 <w:noProof/>
                 <w:webHidden/>
               </w:rPr>
-              <w:t>111</w:t>
+              <w:t>108</w:t>
             </w:r>
             <w:r>
               <w:rPr>
@@ -10042,7 +10039,7 @@
               <w:lang w:val="ru-RU" w:eastAsia="ru-RU"/>
             </w:rPr>
           </w:pPr>
-          <w:hyperlink w:anchor="_Toc229599136" w:history="1">
+          <w:hyperlink w:anchor="_Toc229682767" w:history="1">
             <w:r>
               <w:rPr>
                 <w:rStyle w:val="Hyperlink"/>
@@ -10070,7 +10067,7 @@
                 <w:noProof/>
                 <w:webHidden/>
               </w:rPr>
-              <w:instrText xml:space="preserve"> PAGEREF _Toc229599136 \h </w:instrText>
+              <w:instrText xml:space="preserve"> PAGEREF _Toc229682767 \h </w:instrText>
             </w:r>
             <w:r>
               <w:rPr>
@@ -10090,7 +10087,7 @@
                 <w:noProof/>
                 <w:webHidden/>
               </w:rPr>
-              <w:t>112</w:t>
+              <w:t>108</w:t>
             </w:r>
             <w:r>
               <w:rPr>
@@ -10115,7 +10112,7 @@
               <w:lang w:val="ru-RU" w:eastAsia="ru-RU"/>
             </w:rPr>
           </w:pPr>
-          <w:hyperlink w:anchor="_Toc229599137" w:history="1">
+          <w:hyperlink w:anchor="_Toc229682768" w:history="1">
             <w:r>
               <w:rPr>
                 <w:rStyle w:val="Hyperlink"/>
@@ -10143,7 +10140,7 @@
                 <w:noProof/>
                 <w:webHidden/>
               </w:rPr>
-              <w:instrText xml:space="preserve"> PAGEREF _Toc229599137 \h </w:instrText>
+              <w:instrText xml:space="preserve"> PAGEREF _Toc229682768 \h </w:instrText>
             </w:r>
             <w:r>
               <w:rPr>
@@ -10163,7 +10160,7 @@
                 <w:noProof/>
                 <w:webHidden/>
               </w:rPr>
-              <w:t>112</w:t>
+              <w:t>108</w:t>
             </w:r>
             <w:r>
               <w:rPr>
@@ -10188,7 +10185,7 @@
               <w:lang w:val="ru-RU" w:eastAsia="ru-RU"/>
             </w:rPr>
           </w:pPr>
-          <w:hyperlink w:anchor="_Toc229599138" w:history="1">
+          <w:hyperlink w:anchor="_Toc229682769" w:history="1">
             <w:r>
               <w:rPr>
                 <w:rStyle w:val="Hyperlink"/>
@@ -10216,7 +10213,7 @@
                 <w:noProof/>
                 <w:webHidden/>
               </w:rPr>
-              <w:instrText xml:space="preserve"> PAGEREF _Toc229599138 \h </w:instrText>
+              <w:instrText xml:space="preserve"> PAGEREF _Toc229682769 \h </w:instrText>
             </w:r>
             <w:r>
               <w:rPr>
@@ -10236,7 +10233,7 @@
                 <w:noProof/>
                 <w:webHidden/>
               </w:rPr>
-              <w:t>112</w:t>
+              <w:t>109</w:t>
             </w:r>
             <w:r>
               <w:rPr>
@@ -10261,7 +10258,7 @@
               <w:lang w:val="ru-RU" w:eastAsia="ru-RU"/>
             </w:rPr>
           </w:pPr>
-          <w:hyperlink w:anchor="_Toc229599139" w:history="1">
+          <w:hyperlink w:anchor="_Toc229682770" w:history="1">
             <w:r>
               <w:rPr>
                 <w:rStyle w:val="Hyperlink"/>
@@ -10289,7 +10286,7 @@
                 <w:noProof/>
                 <w:webHidden/>
               </w:rPr>
-              <w:instrText xml:space="preserve"> PAGEREF _Toc229599139 \h </w:instrText>
+              <w:instrText xml:space="preserve"> PAGEREF _Toc229682770 \h </w:instrText>
             </w:r>
             <w:r>
               <w:rPr>
@@ -10309,7 +10306,7 @@
                 <w:noProof/>
                 <w:webHidden/>
               </w:rPr>
-              <w:t>113</w:t>
+              <w:t>110</w:t>
             </w:r>
             <w:r>
               <w:rPr>
@@ -10334,7 +10331,7 @@
               <w:lang w:val="ru-RU" w:eastAsia="ru-RU"/>
             </w:rPr>
           </w:pPr>
-          <w:hyperlink w:anchor="_Toc229599140" w:history="1">
+          <w:hyperlink w:anchor="_Toc229682771" w:history="1">
             <w:r>
               <w:rPr>
                 <w:rStyle w:val="Hyperlink"/>
@@ -10362,7 +10359,7 @@
                 <w:noProof/>
                 <w:webHidden/>
               </w:rPr>
-              <w:instrText xml:space="preserve"> PAGEREF _Toc229599140 \h </w:instrText>
+              <w:instrText xml:space="preserve"> PAGEREF _Toc229682771 \h </w:instrText>
             </w:r>
             <w:r>
               <w:rPr>
@@ -10382,7 +10379,7 @@
                 <w:noProof/>
                 <w:webHidden/>
               </w:rPr>
-              <w:t>113</w:t>
+              <w:t>110</w:t>
             </w:r>
             <w:r>
               <w:rPr>
@@ -10407,7 +10404,7 @@
               <w:lang w:val="ru-RU" w:eastAsia="ru-RU"/>
             </w:rPr>
           </w:pPr>
-          <w:hyperlink w:anchor="_Toc229599141" w:history="1">
+          <w:hyperlink w:anchor="_Toc229682772" w:history="1">
             <w:r>
               <w:rPr>
                 <w:rStyle w:val="Hyperlink"/>
@@ -10435,7 +10432,7 @@
                 <w:noProof/>
                 <w:webHidden/>
               </w:rPr>
-              <w:instrText xml:space="preserve"> PAGEREF _Toc229599141 \h </w:instrText>
+              <w:instrText xml:space="preserve"> PAGEREF _Toc229682772 \h </w:instrText>
             </w:r>
             <w:r>
               <w:rPr>
@@ -10455,7 +10452,7 @@
                 <w:noProof/>
                 <w:webHidden/>
               </w:rPr>
-              <w:t>113</w:t>
+              <w:t>110</w:t>
             </w:r>
             <w:r>
               <w:rPr>
@@ -10480,7 +10477,7 @@
               <w:lang w:val="ru-RU" w:eastAsia="ru-RU"/>
             </w:rPr>
           </w:pPr>
-          <w:hyperlink w:anchor="_Toc229599142" w:history="1">
+          <w:hyperlink w:anchor="_Toc229682773" w:history="1">
             <w:r>
               <w:rPr>
                 <w:rStyle w:val="Hyperlink"/>
@@ -10508,7 +10505,7 @@
                 <w:noProof/>
                 <w:webHidden/>
               </w:rPr>
-              <w:instrText xml:space="preserve"> PAGEREF _Toc229599142 \h </w:instrText>
+              <w:instrText xml:space="preserve"> PAGEREF _Toc229682773 \h </w:instrText>
             </w:r>
             <w:r>
               <w:rPr>
@@ -10528,7 +10525,7 @@
                 <w:noProof/>
                 <w:webHidden/>
               </w:rPr>
-              <w:t>114</w:t>
+              <w:t>111</w:t>
             </w:r>
             <w:r>
               <w:rPr>
@@ -10553,7 +10550,7 @@
               <w:lang w:val="ru-RU" w:eastAsia="ru-RU"/>
             </w:rPr>
           </w:pPr>
-          <w:hyperlink w:anchor="_Toc229599143" w:history="1">
+          <w:hyperlink w:anchor="_Toc229682774" w:history="1">
             <w:r>
               <w:rPr>
                 <w:rStyle w:val="Hyperlink"/>
@@ -10581,7 +10578,7 @@
                 <w:noProof/>
                 <w:webHidden/>
               </w:rPr>
-              <w:instrText xml:space="preserve"> PAGEREF _Toc229599143 \h </w:instrText>
+              <w:instrText xml:space="preserve"> PAGEREF _Toc229682774 \h </w:instrText>
             </w:r>
             <w:r>
               <w:rPr>
@@ -10601,7 +10598,7 @@
                 <w:noProof/>
                 <w:webHidden/>
               </w:rPr>
-              <w:t>114</w:t>
+              <w:t>111</w:t>
             </w:r>
             <w:r>
               <w:rPr>
@@ -10626,7 +10623,7 @@
               <w:lang w:val="ru-RU" w:eastAsia="ru-RU"/>
             </w:rPr>
           </w:pPr>
-          <w:hyperlink w:anchor="_Toc229599144" w:history="1">
+          <w:hyperlink w:anchor="_Toc229682775" w:history="1">
             <w:r>
               <w:rPr>
                 <w:rStyle w:val="Hyperlink"/>
@@ -10654,7 +10651,7 @@
                 <w:noProof/>
                 <w:webHidden/>
               </w:rPr>
-              <w:instrText xml:space="preserve"> PAGEREF _Toc229599144 \h </w:instrText>
+              <w:instrText xml:space="preserve"> PAGEREF _Toc229682775 \h </w:instrText>
             </w:r>
             <w:r>
               <w:rPr>
@@ -10674,7 +10671,7 @@
                 <w:noProof/>
                 <w:webHidden/>
               </w:rPr>
-              <w:t>115</w:t>
+              <w:t>112</w:t>
             </w:r>
             <w:r>
               <w:rPr>
@@ -10699,7 +10696,7 @@
               <w:lang w:val="ru-RU" w:eastAsia="ru-RU"/>
             </w:rPr>
           </w:pPr>
-          <w:hyperlink w:anchor="_Toc229599145" w:history="1">
+          <w:hyperlink w:anchor="_Toc229682776" w:history="1">
             <w:r>
               <w:rPr>
                 <w:rStyle w:val="Hyperlink"/>
@@ -10727,7 +10724,7 @@
                 <w:noProof/>
                 <w:webHidden/>
               </w:rPr>
-              <w:instrText xml:space="preserve"> PAGEREF _Toc229599145 \h </w:instrText>
+              <w:instrText xml:space="preserve"> PAGEREF _Toc229682776 \h </w:instrText>
             </w:r>
             <w:r>
               <w:rPr>
@@ -10747,7 +10744,7 @@
                 <w:noProof/>
                 <w:webHidden/>
               </w:rPr>
-              <w:t>116</w:t>
+              <w:t>113</w:t>
             </w:r>
             <w:r>
               <w:rPr>
@@ -10772,14 +10769,14 @@
               <w:lang w:val="ru-RU" w:eastAsia="ru-RU"/>
             </w:rPr>
           </w:pPr>
-          <w:hyperlink w:anchor="_Toc229599146" w:history="1">
+          <w:hyperlink w:anchor="_Toc229682777" w:history="1">
             <w:r>
               <w:rPr>
                 <w:rStyle w:val="Hyperlink"/>
                 <w:rFonts w:cs="Times New Roman"/>
                 <w:noProof/>
               </w:rPr>
-              <w:t>Appendix F. Source Reliability and Citation Audit Summary</w:t>
+              <w:t>Appendix F. Source Reliability</w:t>
             </w:r>
             <w:r>
               <w:rPr>
@@ -10800,7 +10797,7 @@
                 <w:noProof/>
                 <w:webHidden/>
               </w:rPr>
-              <w:instrText xml:space="preserve"> PAGEREF _Toc229599146 \h </w:instrText>
+              <w:instrText xml:space="preserve"> PAGEREF _Toc229682777 \h </w:instrText>
             </w:r>
             <w:r>
               <w:rPr>
@@ -10820,7 +10817,7 @@
                 <w:noProof/>
                 <w:webHidden/>
               </w:rPr>
-              <w:t>117</w:t>
+              <w:t>114</w:t>
             </w:r>
             <w:r>
               <w:rPr>
@@ -10845,7 +10842,7 @@
               <w:lang w:val="ru-RU" w:eastAsia="ru-RU"/>
             </w:rPr>
           </w:pPr>
-          <w:hyperlink w:anchor="_Toc229599147" w:history="1">
+          <w:hyperlink w:anchor="_Toc229682778" w:history="1">
             <w:r>
               <w:rPr>
                 <w:rStyle w:val="Hyperlink"/>
@@ -10873,7 +10870,7 @@
                 <w:noProof/>
                 <w:webHidden/>
               </w:rPr>
-              <w:instrText xml:space="preserve"> PAGEREF _Toc229599147 \h </w:instrText>
+              <w:instrText xml:space="preserve"> PAGEREF _Toc229682778 \h </w:instrText>
             </w:r>
             <w:r>
               <w:rPr>
@@ -10893,7 +10890,80 @@
                 <w:noProof/>
                 <w:webHidden/>
               </w:rPr>
-              <w:t>117</w:t>
+              <w:t>114</w:t>
+            </w:r>
+            <w:r>
+              <w:rPr>
+                <w:noProof/>
+                <w:webHidden/>
+              </w:rPr>
+              <w:fldChar w:fldCharType="end"/>
+            </w:r>
+          </w:hyperlink>
+        </w:p>
+        <w:p>
+          <w:pPr>
+            <w:pStyle w:val="TOC1"/>
+            <w:tabs>
+              <w:tab w:val="right" w:leader="dot" w:pos="9350"/>
+            </w:tabs>
+            <w:rPr>
+              <w:rFonts w:asciiTheme="minorHAnsi" w:hAnsiTheme="minorHAnsi"/>
+              <w:noProof/>
+              <w:color w:val="auto"/>
+              <w:sz w:val="22"/>
+              <w:lang w:val="ru-RU" w:eastAsia="ru-RU"/>
+            </w:rPr>
+          </w:pPr>
+          <w:hyperlink w:anchor="_Toc229682779" w:history="1">
+            <w:r>
+              <w:rPr>
+                <w:rStyle w:val="Hyperlink"/>
+                <w:rFonts w:cs="Times New Roman"/>
+                <w:noProof/>
+              </w:rPr>
+              <w:t>Appendix G. Reproducibility Notes</w:t>
+            </w:r>
+            <w:r>
+              <w:rPr>
+                <w:noProof/>
+                <w:webHidden/>
+              </w:rPr>
+              <w:tab/>
+            </w:r>
+            <w:r>
+              <w:rPr>
+                <w:noProof/>
+                <w:webHidden/>
+              </w:rPr>
+              <w:fldChar w:fldCharType="begin"/>
+            </w:r>
+            <w:r>
+              <w:rPr>
+                <w:noProof/>
+                <w:webHidden/>
+              </w:rPr>
+              <w:instrText xml:space="preserve"> PAGEREF _Toc229682779 \h </w:instrText>
+            </w:r>
+            <w:r>
+              <w:rPr>
+                <w:noProof/>
+                <w:webHidden/>
+              </w:rPr>
+            </w:r>
+            <w:r>
+              <w:rPr>
+                <w:noProof/>
+                <w:webHidden/>
+              </w:rPr>
+              <w:fldChar w:fldCharType="separate"/>
+            </w:r>
+            <w:r>
+              <w:rPr>
+                <w:noProof/>
+                <w:webHidden/>
+              </w:rPr>
+              <w:t>115</w:t>
             </w:r>
             <w:r>
               <w:rPr>
@@ -10918,14 +10988,14 @@
               <w:lang w:val="ru-RU" w:eastAsia="ru-RU"/>
             </w:rPr>
           </w:pPr>
-          <w:hyperlink w:anchor="_Toc229599148" w:history="1">
+          <w:hyperlink w:anchor="_Toc229682780" w:history="1">
             <w:r>
               <w:rPr>
                 <w:rStyle w:val="Hyperlink"/>
                 <w:rFonts w:cs="Times New Roman"/>
                 <w:noProof/>
               </w:rPr>
-              <w:t>F.2 Citation-Audit Summary</w:t>
+              <w:t>G.0 Source Code Repository</w:t>
             </w:r>
             <w:r>
               <w:rPr>
@@ -10946,7 +11016,7 @@
                 <w:noProof/>
                 <w:webHidden/>
               </w:rPr>
-              <w:instrText xml:space="preserve"> PAGEREF _Toc229599148 \h </w:instrText>
+              <w:instrText xml:space="preserve"> PAGEREF _Toc229682780 \h </w:instrText>
             </w:r>
             <w:r>
               <w:rPr>
@@ -10966,7 +11036,226 @@
                 <w:noProof/>
                 <w:webHidden/>
               </w:rPr>
-              <w:t>117</w:t>
+              <w:t>115</w:t>
+            </w:r>
+            <w:r>
+              <w:rPr>
+                <w:noProof/>
+                <w:webHidden/>
+              </w:rPr>
+              <w:fldChar w:fldCharType="end"/>
+            </w:r>
+          </w:hyperlink>
+        </w:p>
+        <w:p>
+          <w:pPr>
+            <w:pStyle w:val="TOC2"/>
+            <w:tabs>
+              <w:tab w:val="right" w:leader="dot" w:pos="9350"/>
+            </w:tabs>
+            <w:rPr>
+              <w:rFonts w:asciiTheme="minorHAnsi" w:hAnsiTheme="minorHAnsi"/>
+              <w:noProof/>
+              <w:color w:val="auto"/>
+              <w:sz w:val="22"/>
+              <w:lang w:val="ru-RU" w:eastAsia="ru-RU"/>
+            </w:rPr>
+          </w:pPr>
+          <w:hyperlink w:anchor="_Toc229682781" w:history="1">
+            <w:r>
+              <w:rPr>
+                <w:rStyle w:val="Hyperlink"/>
+                <w:rFonts w:cs="Times New Roman"/>
+                <w:noProof/>
+              </w:rPr>
+              <w:t>G.1 Repository Structure</w:t>
+            </w:r>
+            <w:r>
+              <w:rPr>
+                <w:noProof/>
+                <w:webHidden/>
+              </w:rPr>
+              <w:tab/>
+            </w:r>
+            <w:r>
+              <w:rPr>
+                <w:noProof/>
+                <w:webHidden/>
+              </w:rPr>
+              <w:fldChar w:fldCharType="begin"/>
+            </w:r>
+            <w:r>
+              <w:rPr>
+                <w:noProof/>
+                <w:webHidden/>
+              </w:rPr>
+              <w:instrText xml:space="preserve"> PAGEREF _Toc229682781 \h </w:instrText>
+            </w:r>
+            <w:r>
+              <w:rPr>
+                <w:noProof/>
+                <w:webHidden/>
+              </w:rPr>
+            </w:r>
+            <w:r>
+              <w:rPr>
+                <w:noProof/>
+                <w:webHidden/>
+              </w:rPr>
+              <w:fldChar w:fldCharType="separate"/>
+            </w:r>
+            <w:r>
+              <w:rPr>
+                <w:noProof/>
+                <w:webHidden/>
+              </w:rPr>
+              <w:t>115</w:t>
+            </w:r>
+            <w:r>
+              <w:rPr>
+                <w:noProof/>
+                <w:webHidden/>
+              </w:rPr>
+              <w:fldChar w:fldCharType="end"/>
+            </w:r>
+          </w:hyperlink>
+        </w:p>
+        <w:p>
+          <w:pPr>
+            <w:pStyle w:val="TOC2"/>
+            <w:tabs>
+              <w:tab w:val="right" w:leader="dot" w:pos="9350"/>
+            </w:tabs>
+            <w:rPr>
+              <w:rFonts w:asciiTheme="minorHAnsi" w:hAnsiTheme="minorHAnsi"/>
+              <w:noProof/>
+              <w:color w:val="auto"/>
+              <w:sz w:val="22"/>
+              <w:lang w:val="ru-RU" w:eastAsia="ru-RU"/>
+            </w:rPr>
+          </w:pPr>
+          <w:hyperlink w:anchor="_Toc229682782" w:history="1">
+            <w:r>
+              <w:rPr>
+                <w:rStyle w:val="Hyperlink"/>
+                <w:rFonts w:cs="Times New Roman"/>
+                <w:noProof/>
+              </w:rPr>
+              <w:t>G.2 Run-Once-from-Clone Commands</w:t>
+            </w:r>
+            <w:r>
+              <w:rPr>
+                <w:noProof/>
+                <w:webHidden/>
+              </w:rPr>
+              <w:tab/>
+            </w:r>
+            <w:r>
+              <w:rPr>
+                <w:noProof/>
+                <w:webHidden/>
+              </w:rPr>
+              <w:fldChar w:fldCharType="begin"/>
+            </w:r>
+            <w:r>
+              <w:rPr>
+                <w:noProof/>
+                <w:webHidden/>
+              </w:rPr>
+              <w:instrText xml:space="preserve"> PAGEREF _Toc229682782 \h </w:instrText>
+            </w:r>
+            <w:r>
+              <w:rPr>
+                <w:noProof/>
+                <w:webHidden/>
+              </w:rPr>
+            </w:r>
+            <w:r>
+              <w:rPr>
+                <w:noProof/>
+                <w:webHidden/>
+              </w:rPr>
+              <w:fldChar w:fldCharType="separate"/>
+            </w:r>
+            <w:r>
+              <w:rPr>
+                <w:noProof/>
+                <w:webHidden/>
+              </w:rPr>
+              <w:t>115</w:t>
+            </w:r>
+            <w:r>
+              <w:rPr>
+                <w:noProof/>
+                <w:webHidden/>
+              </w:rPr>
+              <w:fldChar w:fldCharType="end"/>
+            </w:r>
+          </w:hyperlink>
+        </w:p>
+        <w:p>
+          <w:pPr>
+            <w:pStyle w:val="TOC2"/>
+            <w:tabs>
+              <w:tab w:val="right" w:leader="dot" w:pos="9350"/>
+            </w:tabs>
+            <w:rPr>
+              <w:rFonts w:asciiTheme="minorHAnsi" w:hAnsiTheme="minorHAnsi"/>
+              <w:noProof/>
+              <w:color w:val="auto"/>
+              <w:sz w:val="22"/>
+              <w:lang w:val="ru-RU" w:eastAsia="ru-RU"/>
+            </w:rPr>
+          </w:pPr>
+          <w:hyperlink w:anchor="_Toc229682783" w:history="1">
+            <w:r>
+              <w:rPr>
+                <w:rStyle w:val="Hyperlink"/>
+                <w:rFonts w:cs="Times New Roman"/>
+                <w:noProof/>
+              </w:rPr>
+              <w:t>G.3 Package Versions</w:t>
+            </w:r>
+            <w:r>
+              <w:rPr>
+                <w:noProof/>
+                <w:webHidden/>
+              </w:rPr>
+              <w:tab/>
+            </w:r>
+            <w:r>
+              <w:rPr>
+                <w:noProof/>
+                <w:webHidden/>
+              </w:rPr>
+              <w:fldChar w:fldCharType="begin"/>
+            </w:r>
+            <w:r>
+              <w:rPr>
+                <w:noProof/>
+                <w:webHidden/>
+              </w:rPr>
+              <w:instrText xml:space="preserve"> PAGEREF _Toc229682783 \h </w:instrText>
+            </w:r>
+            <w:r>
+              <w:rPr>
+                <w:noProof/>
+                <w:webHidden/>
+              </w:rPr>
+            </w:r>
+            <w:r>
+              <w:rPr>
+                <w:noProof/>
+                <w:webHidden/>
+              </w:rPr>
+              <w:fldChar w:fldCharType="separate"/>
+            </w:r>
+            <w:r>
+              <w:rPr>
+                <w:noProof/>
+                <w:webHidden/>
+              </w:rPr>
+              <w:t>116</w:t>
             </w:r>
             <w:r>
               <w:rPr>
@@ -10991,14 +11280,14 @@
               <w:lang w:val="ru-RU" w:eastAsia="ru-RU"/>
             </w:rPr>
           </w:pPr>
-          <w:hyperlink w:anchor="_Toc229599149" w:history="1">
+          <w:hyperlink w:anchor="_Toc229682784" w:history="1">
             <w:r>
               <w:rPr>
                 <w:rStyle w:val="Hyperlink"/>
                 <w:rFonts w:cs="Times New Roman"/>
                 <w:noProof/>
               </w:rPr>
-              <w:t>Appendix G. Reproducibility Notes</w:t>
+              <w:t>STATEMENT ON THE USE OF GENERATIVE AI</w:t>
             </w:r>
             <w:r>
               <w:rPr>
@@ -11019,7 +11308,7 @@
                 <w:noProof/>
                 <w:webHidden/>
               </w:rPr>
-              <w:instrText xml:space="preserve"> PAGEREF _Toc229599149 \h </w:instrText>
+              <w:instrText xml:space="preserve"> PAGEREF _Toc229682784 \h </w:instrText>
             </w:r>
             <w:r>
               <w:rPr>
@@ -11040,371 +11329,6 @@
                 <w:webHidden/>
               </w:rPr>
               <w:t>118</w:t>
-            </w:r>
-            <w:r>
-              <w:rPr>
-                <w:noProof/>
-                <w:webHidden/>
-              </w:rPr>
-              <w:fldChar w:fldCharType="end"/>
-            </w:r>
-          </w:hyperlink>
-        </w:p>
-        <w:p>
-          <w:pPr>
-            <w:pStyle w:val="TOC2"/>
-            <w:tabs>
-              <w:tab w:val="right" w:leader="dot" w:pos="9350"/>
-            </w:tabs>
-            <w:rPr>
-              <w:rFonts w:asciiTheme="minorHAnsi" w:hAnsiTheme="minorHAnsi"/>
-              <w:noProof/>
-              <w:color w:val="auto"/>
-              <w:sz w:val="22"/>
-              <w:lang w:val="ru-RU" w:eastAsia="ru-RU"/>
-            </w:rPr>
-          </w:pPr>
-          <w:hyperlink w:anchor="_Toc229599150" w:history="1">
-            <w:r>
-              <w:rPr>
-                <w:rStyle w:val="Hyperlink"/>
-                <w:rFonts w:cs="Times New Roman"/>
-                <w:noProof/>
-              </w:rPr>
-              <w:t>G.0 Source Code Repository</w:t>
-            </w:r>
-            <w:r>
-              <w:rPr>
-                <w:noProof/>
-                <w:webHidden/>
-              </w:rPr>
-              <w:tab/>
-            </w:r>
-            <w:r>
-              <w:rPr>
-                <w:noProof/>
-                <w:webHidden/>
-              </w:rPr>
-              <w:fldChar w:fldCharType="begin"/>
-            </w:r>
-            <w:r>
-              <w:rPr>
-                <w:noProof/>
-                <w:webHidden/>
-              </w:rPr>
-              <w:instrText xml:space="preserve"> PAGEREF _Toc229599150 \h </w:instrText>
-            </w:r>
-            <w:r>
-              <w:rPr>
-                <w:noProof/>
-                <w:webHidden/>
-              </w:rPr>
-            </w:r>
-            <w:r>
-              <w:rPr>
-                <w:noProof/>
-                <w:webHidden/>
-              </w:rPr>
-              <w:fldChar w:fldCharType="separate"/>
-            </w:r>
-            <w:r>
-              <w:rPr>
-                <w:noProof/>
-                <w:webHidden/>
-              </w:rPr>
-              <w:t>118</w:t>
-            </w:r>
-            <w:r>
-              <w:rPr>
-                <w:noProof/>
-                <w:webHidden/>
-              </w:rPr>
-              <w:fldChar w:fldCharType="end"/>
-            </w:r>
-          </w:hyperlink>
-        </w:p>
-        <w:p>
-          <w:pPr>
-            <w:pStyle w:val="TOC2"/>
-            <w:tabs>
-              <w:tab w:val="right" w:leader="dot" w:pos="9350"/>
-            </w:tabs>
-            <w:rPr>
-              <w:rFonts w:asciiTheme="minorHAnsi" w:hAnsiTheme="minorHAnsi"/>
-              <w:noProof/>
-              <w:color w:val="auto"/>
-              <w:sz w:val="22"/>
-              <w:lang w:val="ru-RU" w:eastAsia="ru-RU"/>
-            </w:rPr>
-          </w:pPr>
-          <w:hyperlink w:anchor="_Toc229599151" w:history="1">
-            <w:r>
-              <w:rPr>
-                <w:rStyle w:val="Hyperlink"/>
-                <w:rFonts w:cs="Times New Roman"/>
-                <w:noProof/>
-              </w:rPr>
-              <w:t>G.1 Repository Structure</w:t>
-            </w:r>
-            <w:r>
-              <w:rPr>
-                <w:noProof/>
-                <w:webHidden/>
-              </w:rPr>
-              <w:tab/>
-            </w:r>
-            <w:r>
-              <w:rPr>
-                <w:noProof/>
-                <w:webHidden/>
-              </w:rPr>
-              <w:fldChar w:fldCharType="begin"/>
-            </w:r>
-            <w:r>
-              <w:rPr>
-                <w:noProof/>
-                <w:webHidden/>
-              </w:rPr>
-              <w:instrText xml:space="preserve"> PAGEREF _Toc229599151 \h </w:instrText>
-            </w:r>
-            <w:r>
-              <w:rPr>
-                <w:noProof/>
-                <w:webHidden/>
-              </w:rPr>
-            </w:r>
-            <w:r>
-              <w:rPr>
-                <w:noProof/>
-                <w:webHidden/>
-              </w:rPr>
-              <w:fldChar w:fldCharType="separate"/>
-            </w:r>
-            <w:r>
-              <w:rPr>
-                <w:noProof/>
-                <w:webHidden/>
-              </w:rPr>
-              <w:t>118</w:t>
-            </w:r>
-            <w:r>
-              <w:rPr>
-                <w:noProof/>
-                <w:webHidden/>
-              </w:rPr>
-              <w:fldChar w:fldCharType="end"/>
-            </w:r>
-          </w:hyperlink>
-        </w:p>
-        <w:p>
-          <w:pPr>
-            <w:pStyle w:val="TOC2"/>
-            <w:tabs>
-              <w:tab w:val="right" w:leader="dot" w:pos="9350"/>
-            </w:tabs>
-            <w:rPr>
-              <w:rFonts w:asciiTheme="minorHAnsi" w:hAnsiTheme="minorHAnsi"/>
-              <w:noProof/>
-              <w:color w:val="auto"/>
-              <w:sz w:val="22"/>
-              <w:lang w:val="ru-RU" w:eastAsia="ru-RU"/>
-            </w:rPr>
-          </w:pPr>
-          <w:hyperlink w:anchor="_Toc229599152" w:history="1">
-            <w:r>
-              <w:rPr>
-                <w:rStyle w:val="Hyperlink"/>
-                <w:rFonts w:cs="Times New Roman"/>
-                <w:noProof/>
-              </w:rPr>
-              <w:t>G.2 Run-Once-from-Clone Commands</w:t>
-            </w:r>
-            <w:r>
-              <w:rPr>
-                <w:noProof/>
-                <w:webHidden/>
-              </w:rPr>
-              <w:tab/>
-            </w:r>
-            <w:r>
-              <w:rPr>
-                <w:noProof/>
-                <w:webHidden/>
-              </w:rPr>
-              <w:fldChar w:fldCharType="begin"/>
-            </w:r>
-            <w:r>
-              <w:rPr>
-                <w:noProof/>
-                <w:webHidden/>
-              </w:rPr>
-              <w:instrText xml:space="preserve"> PAGEREF _Toc229599152 \h </w:instrText>
-            </w:r>
-            <w:r>
-              <w:rPr>
-                <w:noProof/>
-                <w:webHidden/>
-              </w:rPr>
-            </w:r>
-            <w:r>
-              <w:rPr>
-                <w:noProof/>
-                <w:webHidden/>
-              </w:rPr>
-              <w:fldChar w:fldCharType="separate"/>
-            </w:r>
-            <w:r>
-              <w:rPr>
-                <w:noProof/>
-                <w:webHidden/>
-              </w:rPr>
-              <w:t>118</w:t>
-            </w:r>
-            <w:r>
-              <w:rPr>
-                <w:noProof/>
-                <w:webHidden/>
-              </w:rPr>
-              <w:fldChar w:fldCharType="end"/>
-            </w:r>
-          </w:hyperlink>
-        </w:p>
-        <w:p>
-          <w:pPr>
-            <w:pStyle w:val="TOC2"/>
-            <w:tabs>
-              <w:tab w:val="right" w:leader="dot" w:pos="9350"/>
-            </w:tabs>
-            <w:rPr>
-              <w:rFonts w:asciiTheme="minorHAnsi" w:hAnsiTheme="minorHAnsi"/>
-              <w:noProof/>
-              <w:color w:val="auto"/>
-              <w:sz w:val="22"/>
-              <w:lang w:val="ru-RU" w:eastAsia="ru-RU"/>
-            </w:rPr>
-          </w:pPr>
-          <w:hyperlink w:anchor="_Toc229599153" w:history="1">
-            <w:r>
-              <w:rPr>
-                <w:rStyle w:val="Hyperlink"/>
-                <w:rFonts w:cs="Times New Roman"/>
-                <w:noProof/>
-              </w:rPr>
-              <w:t>G.3 Package Versions</w:t>
-            </w:r>
-            <w:r>
-              <w:rPr>
-                <w:noProof/>
-                <w:webHidden/>
-              </w:rPr>
-              <w:tab/>
-            </w:r>
-            <w:r>
-              <w:rPr>
-                <w:noProof/>
-                <w:webHidden/>
-              </w:rPr>
-              <w:fldChar w:fldCharType="begin"/>
-            </w:r>
-            <w:r>
-              <w:rPr>
-                <w:noProof/>
-                <w:webHidden/>
-              </w:rPr>
-              <w:instrText xml:space="preserve"> PAGEREF _Toc229599153 \h </w:instrText>
-            </w:r>
-            <w:r>
-              <w:rPr>
-                <w:noProof/>
-                <w:webHidden/>
-              </w:rPr>
-            </w:r>
-            <w:r>
-              <w:rPr>
-                <w:noProof/>
-                <w:webHidden/>
-              </w:rPr>
-              <w:fldChar w:fldCharType="separate"/>
-            </w:r>
-            <w:r>
-              <w:rPr>
-                <w:noProof/>
-                <w:webHidden/>
-              </w:rPr>
-              <w:t>119</w:t>
-            </w:r>
-            <w:r>
-              <w:rPr>
-                <w:noProof/>
-                <w:webHidden/>
-              </w:rPr>
-              <w:fldChar w:fldCharType="end"/>
-            </w:r>
-          </w:hyperlink>
-        </w:p>
-        <w:p>
-          <w:pPr>
-            <w:pStyle w:val="TOC1"/>
-            <w:tabs>
-              <w:tab w:val="right" w:leader="dot" w:pos="9350"/>
-            </w:tabs>
-            <w:rPr>
-              <w:rFonts w:asciiTheme="minorHAnsi" w:hAnsiTheme="minorHAnsi"/>
-              <w:noProof/>
-              <w:color w:val="auto"/>
-              <w:sz w:val="22"/>
-              <w:lang w:val="ru-RU" w:eastAsia="ru-RU"/>
-            </w:rPr>
-          </w:pPr>
-          <w:hyperlink w:anchor="_Toc229599154" w:history="1">
-            <w:r>
-              <w:rPr>
-                <w:rStyle w:val="Hyperlink"/>
-                <w:rFonts w:cs="Times New Roman"/>
-                <w:noProof/>
-              </w:rPr>
-              <w:t>STATEMENT ON THE USE OF GENERATIVE AI</w:t>
-            </w:r>
-            <w:r>
-              <w:rPr>
-                <w:noProof/>
-                <w:webHidden/>
-              </w:rPr>
-              <w:tab/>
-            </w:r>
-            <w:r>
-              <w:rPr>
-                <w:noProof/>
-                <w:webHidden/>
-              </w:rPr>
-              <w:fldChar w:fldCharType="begin"/>
-            </w:r>
-            <w:r>
-              <w:rPr>
-                <w:noProof/>
-                <w:webHidden/>
-              </w:rPr>
-              <w:instrText xml:space="preserve"> PAGEREF _Toc229599154 \h </w:instrText>
-            </w:r>
-            <w:r>
-              <w:rPr>
-                <w:noProof/>
-                <w:webHidden/>
-              </w:rPr>
-            </w:r>
-            <w:r>
-              <w:rPr>
-                <w:noProof/>
-                <w:webHidden/>
-              </w:rPr>
-              <w:fldChar w:fldCharType="separate"/>
-            </w:r>
-            <w:r>
-              <w:rPr>
-                <w:noProof/>
-                <w:webHidden/>
-              </w:rPr>
-              <w:t>121</w:t>
             </w:r>
             <w:r>
               <w:rPr>
@@ -11458,6 +11382,19 @@
           <w:szCs w:val="32"/>
         </w:rPr>
       </w:pPr>
+    </w:p>
+    <w:p>
+      <w:pPr>
+        <w:pStyle w:val="NoSpacing"/>
+        <w:spacing w:after="240" w:line="360" w:lineRule="auto"/>
+        <w:rPr>
+          <w:rFonts w:ascii="Times New Roman" w:hAnsi="Times New Roman" w:cs="Times New Roman"/>
+          <w:b/>
+          <w:bCs/>
+          <w:sz w:val="32"/>
+          <w:szCs w:val="32"/>
+        </w:rPr>
+      </w:pPr>
       <w:r>
         <w:rPr>
           <w:rFonts w:ascii="Times New Roman" w:hAnsi="Times New Roman" w:cs="Times New Roman"/>
@@ -11614,7 +11551,7 @@
           <w:rFonts w:cs="Times New Roman"/>
         </w:rPr>
       </w:pPr>
-      <w:bookmarkStart w:id="0" w:name="_Toc229599010"/>
+      <w:bookmarkStart w:id="0" w:name="_Toc229682641"/>
       <w:r>
         <w:rPr>
           <w:rFonts w:cs="Times New Roman"/>
@@ -11632,7 +11569,7 @@
           <w:rFonts w:cs="Times New Roman"/>
         </w:rPr>
       </w:pPr>
-      <w:bookmarkStart w:id="1" w:name="_Toc229599011"/>
+      <w:bookmarkStart w:id="1" w:name="_Toc229682642"/>
       <w:r>
         <w:rPr>
           <w:rFonts w:cs="Times New Roman"/>
@@ -11668,7 +11605,7 @@
           <w:rFonts w:cs="Times New Roman"/>
         </w:rPr>
       </w:pPr>
-      <w:bookmarkStart w:id="2" w:name="_Toc229599012"/>
+      <w:bookmarkStart w:id="2" w:name="_Toc229682643"/>
       <w:r>
         <w:rPr>
           <w:rFonts w:cs="Times New Roman"/>
@@ -11687,7 +11624,7 @@
         <w:rPr>
           <w:rFonts w:cs="Times New Roman"/>
         </w:rPr>
-        <w:t>The financial services sector is an instructive setting for this transition. Financial institutions face sustained pressure to deliver consistent customer experiences while managing operational costs and regulatory compliance (Hentzen et al., 2022). Mortgage origination is especially communication-intensive: borrowers require repeated guidance through documentation, eligibility checks, rate disclosures, and closing timelines across a process that may span weeks, creating a persistent tension between the cost of human-staffed service capacity and the quality demands of a high-stakes interaction. The sector has long adopted AI in back-office functions such as credit scoring, fraud detection, and investment support (Liu et al., 2024), and more recently in customer-facing automation through routing systems and chatbots (Mogaji &amp; Nguyen, 2021); yet the limitations of earlier systems are increasingly apparent in complex mortgage interactions that demand empathetic communication, dynamic problem-solving, and rapid responsiveness (Hentzen et al., 2022). The sector is therefore both an important test case for and a natural beneficiary of more capable voice-based AI systems.</w:t>
+        <w:t>The financial services sector is an instructive setting for this transition. Financial institutions face sustained pressure to deliver consistent customer experiences while managing operational costs and regulatory compliance (Hentzen et al., 2022). Mortgage origination is especially communication-intensive: borrowers require repeated guidance through documentation, eligibility checks, rate disclosures, and closing timelines across a process that may span weeks, creating a persistent tension between the cost of human-staffed service capacity and the quality demands of a high-stakes interaction. The sector has long adopted AI in back-office functions such as credit scoring, fraud detection, and investment support (Liu et al., 2024), and more recently in customer-facing automation through routing systems and chatbots (Mogaji &amp; Nguyen, 2022); yet the limitations of earlier systems are increasingly apparent in complex mortgage interactions that demand empathetic communication, dynamic problem-solving, and rapid responsiveness (Hentzen et al., 2022). The sector is therefore both an important test case for and a natural beneficiary of more capable voice-based AI systems.</w:t>
       </w:r>
     </w:p>
     <w:p>
@@ -11698,7 +11635,7 @@
           <w:rFonts w:cs="Times New Roman"/>
         </w:rPr>
       </w:pPr>
-      <w:bookmarkStart w:id="3" w:name="_Toc229599013"/>
+      <w:bookmarkStart w:id="3" w:name="_Toc229682644"/>
       <w:r>
         <w:rPr>
           <w:rFonts w:cs="Times New Roman"/>
@@ -11735,7 +11672,7 @@
           <w:rFonts w:cs="Times New Roman"/>
         </w:rPr>
       </w:pPr>
-      <w:bookmarkStart w:id="4" w:name="_Toc229599014"/>
+      <w:bookmarkStart w:id="4" w:name="_Toc229682645"/>
       <w:r>
         <w:rPr>
           <w:rFonts w:cs="Times New Roman"/>
@@ -11767,7 +11704,19 @@
         <w:rPr>
           <w:rFonts w:cs="Times New Roman"/>
         </w:rPr>
-        <w:t xml:space="preserve">The second is an empirical gap. While Andrade and Tumelero (2022) document efficiency gains for basic text-based chatbots and Fotheringham and Wiles (2023) examine aggregate investor reactions to chatbot service announcements, the literature lacks </w:t>
+        <w:t>The second is an empirical gap. While Andrade and Tumelero (2022) document efficiency gains for basic text-based chatbots and Fotheringham and Wiles (202</w:t>
+      </w:r>
+      <w:r>
+        <w:rPr>
+          <w:rFonts w:cs="Times New Roman"/>
+        </w:rPr>
+        <w:t>2</w:t>
+      </w:r>
+      <w:r>
+        <w:rPr>
+          <w:rFonts w:cs="Times New Roman"/>
+        </w:rPr>
+        <w:t xml:space="preserve">) examine aggregate investor reactions to chatbot service announcements, the literature lacks </w:t>
       </w:r>
       <w:r>
         <w:rPr>
@@ -11790,7 +11739,7 @@
           <w:rFonts w:cs="Times New Roman"/>
         </w:rPr>
       </w:pPr>
-      <w:bookmarkStart w:id="5" w:name="_Toc229599015"/>
+      <w:bookmarkStart w:id="5" w:name="_Toc229682646"/>
       <w:r>
         <w:rPr>
           <w:rFonts w:cs="Times New Roman"/>
@@ -11884,7 +11833,7 @@
           <w:rFonts w:cs="Times New Roman"/>
         </w:rPr>
       </w:pPr>
-      <w:bookmarkStart w:id="6" w:name="_Toc229599016"/>
+      <w:bookmarkStart w:id="6" w:name="_Toc229682647"/>
       <w:r>
         <w:rPr>
           <w:rFonts w:cs="Times New Roman"/>
@@ -11920,7 +11869,7 @@
           <w:rFonts w:cs="Times New Roman"/>
         </w:rPr>
       </w:pPr>
-      <w:bookmarkStart w:id="7" w:name="_Toc229599017"/>
+      <w:bookmarkStart w:id="7" w:name="_Toc229682648"/>
       <w:r>
         <w:rPr>
           <w:rFonts w:cs="Times New Roman"/>
@@ -11975,7 +11924,7 @@
           <w:rFonts w:cs="Times New Roman"/>
         </w:rPr>
       </w:pPr>
-      <w:bookmarkStart w:id="8" w:name="_Toc229599018"/>
+      <w:bookmarkStart w:id="8" w:name="_Toc229682649"/>
       <w:r>
         <w:rPr>
           <w:rFonts w:cs="Times New Roman"/>
@@ -12006,7 +11955,7 @@
           <w:rFonts w:cs="Times New Roman"/>
         </w:rPr>
       </w:pPr>
-      <w:bookmarkStart w:id="9" w:name="_Toc229599019"/>
+      <w:bookmarkStart w:id="9" w:name="_Toc229682650"/>
       <w:r>
         <w:rPr>
           <w:rFonts w:cs="Times New Roman"/>
@@ -12028,7 +11977,21 @@
         <w:rPr>
           <w:rFonts w:cs="Times New Roman"/>
         </w:rPr>
-        <w:t xml:space="preserve">This chapter reviews five bodies of literature that together establish the theoretical and empirical foundation for the analysis in Chapters 4 and 5. The review moves from the broad context of AI in financial services (§2.1) through conversational AI in customer service (§2.2) and voice AI and LLM agents specifically (§2.3), to the empirical business-value evidence (§2.4) and the consumer-behaviour considerations most directly relevant to the Better.com case (§2.5). Section 2.6 synthesises three theoretical lenses drawn from across these five bodies of work — task–technology fit, the AI service hierarchy, and AI-enabled productivity that provide the interpretive framework for the empirical chapters. The distinction between the five thematic sections and the three theoretical lenses is one of level: the former organise the empirical literature by domain, while the latter abstract the theoretical propositions </w:t>
+        <w:t xml:space="preserve">This chapter reviews five bodies of literature that together establish the theoretical and empirical foundation for the analysis in Chapters 4 and 5. The review moves from the broad context of AI in financial services (§2.1) through conversational AI in customer service (§2.2) and voice AI and LLM agents specifically (§2.3), to the empirical business-value evidence (§2.4) and the consumer-behaviour considerations most directly relevant to the Better.com case (§2.5). Section 2.6 synthesises three theoretical lenses drawn from across these five bodies of work — task–technology fit, the AI service hierarchy, and AI-enabled productivity that provide the interpretive framework for the empirical chapters. The distinction between the five thematic sections and the three theoretical lenses is one of level: the former </w:t>
+      </w:r>
+      <w:proofErr w:type="gramStart"/>
+      <w:r>
+        <w:rPr>
+          <w:rFonts w:cs="Times New Roman"/>
+        </w:rPr>
+        <w:t>organise</w:t>
+      </w:r>
+      <w:proofErr w:type="gramEnd"/>
+      <w:r>
+        <w:rPr>
+          <w:rFonts w:cs="Times New Roman"/>
+        </w:rPr>
+        <w:t xml:space="preserve"> the empirical literature by domain, while the latter abstract the theoretical propositions </w:t>
       </w:r>
       <w:r>
         <w:rPr>
@@ -12051,7 +12014,7 @@
           <w:rFonts w:cs="Times New Roman"/>
         </w:rPr>
       </w:pPr>
-      <w:bookmarkStart w:id="10" w:name="_Toc229599020"/>
+      <w:bookmarkStart w:id="10" w:name="_Toc229682651"/>
       <w:r>
         <w:rPr>
           <w:rFonts w:cs="Times New Roman"/>
@@ -12110,27 +12073,27 @@
         <w:rPr>
           <w:rFonts w:cs="Times New Roman"/>
         </w:rPr>
-        <w:t xml:space="preserve">However, the adoption of AI in financial services is far from uniform, and the organisational and managerial dimensions of implementation present challenges that technical capability alone cannot resolve. Mogaji and Nguyen (2021) investigate this reality through semi-structured interviews with 47 bank managers across four countries — the United Kingdom, Canada, Nigeria, and Vietnam — and find that while managers broadly recognise the strategic importance of AI, its adoption is mediated by a complex set of institutional, organisational, and regulatory factors. Managers frequently struggled to communicate the business case for AI to senior leadership, to assemble teams with the necessary technical competencies, and to govern development processes that were often partially or entirely outsourced. The study also challenges a prevalent misconception in both practitioner and academic discourse: that AI in financial services is primarily synonymous with </w:t>
+        <w:t xml:space="preserve">However, the adoption of AI in financial services is far from uniform, and the organisational and managerial dimensions of implementation present challenges that technical capability alone cannot resolve. Mogaji and Nguyen (2022) investigate this reality through semi-structured interviews with 47 bank managers across four countries — the United Kingdom, Canada, Nigeria, and Vietnam — and find that while managers broadly recognise the strategic importance of AI, its adoption is mediated by a complex set of institutional, organisational, and regulatory factors. Managers frequently struggled to communicate the business case for AI to senior leadership, to assemble teams with the necessary technical competencies, and to govern development processes that were often partially or entirely outsourced. The study also challenges a prevalent misconception in both practitioner and academic discourse: that AI in financial services is primarily synonymous with </w:t>
       </w:r>
       <w:r>
         <w:rPr>
           <w:rFonts w:cs="Times New Roman"/>
         </w:rPr>
         <w:lastRenderedPageBreak/>
-        <w:t>customer-facing chatbot deployment. On the contrary, Mogaji and Nguyen (2021) argue that the more consequential applications lie in areas such as credit evaluation, behavioural analytics, and personalised product recommendation systems operating invisibly within backend infrastructure. This distinction between AI as a back-end operational tool and AI as a customer-facing service interface is analytically important and is further reinforced by the conceptual framework they develop, which maps the full data ecosystem — from customer data collection through third-party aggregation to algorithmic processing — within which financial AI operates.</w:t>
-      </w:r>
-    </w:p>
-    <w:p>
-      <w:pPr>
-        <w:rPr>
-          <w:rFonts w:cs="Times New Roman"/>
-        </w:rPr>
-      </w:pPr>
-      <w:r>
-        <w:rPr>
-          <w:rFonts w:cs="Times New Roman"/>
-        </w:rPr>
-        <w:t>A cross-cutting finding across all three bodies of work is the uneven development of AI capability and governance across geographic and institutional contexts. Hentzen et al. (2022) note that research predominantly draws on data from North America and Western Europe, leaving developing and emerging market contexts underrepresented. Mogaji and Nguyen (2021) corroborate this empirically: managers in Nigeria and Vietnam reported not only more limited technological infrastructure but also weaker regulatory frameworks for AI oversight, in contrast to their counterparts in the UK, who acknowledged the proactive role of the Financial Conduct Authority in setting ethical and operational standards for AI deployment. This regulatory asymmetry has direct implications for how organisations in different contexts can responsibly scale AI implementations and what governance safeguards need to be developed in parallel.</w:t>
+        <w:t>customer-facing chatbot deployment. On the contrary, Mogaji and Nguyen (2022) argue that the more consequential applications lie in areas such as credit evaluation, behavioural analytics, and personalised product recommendation systems operating invisibly within backend infrastructure. This distinction between AI as a back-end operational tool and AI as a customer-facing service interface is analytically important and is further reinforced by the conceptual framework they develop, which maps the full data ecosystem — from customer data collection through third-party aggregation to algorithmic processing — within which financial AI operates.</w:t>
+      </w:r>
+    </w:p>
+    <w:p>
+      <w:pPr>
+        <w:rPr>
+          <w:rFonts w:cs="Times New Roman"/>
+        </w:rPr>
+      </w:pPr>
+      <w:r>
+        <w:rPr>
+          <w:rFonts w:cs="Times New Roman"/>
+        </w:rPr>
+        <w:t>A cross-cutting finding across all three bodies of work is the uneven development of AI capability and governance across geographic and institutional contexts. Hentzen et al. (2022) note that research predominantly draws on data from North America and Western Europe, leaving developing and emerging market contexts underrepresented. Mogaji and Nguyen (2022) corroborate this empirically: managers in Nigeria and Vietnam reported not only more limited technological infrastructure but also weaker regulatory frameworks for AI oversight, in contrast to their counterparts in the UK, who acknowledged the proactive role of the Financial Conduct Authority in setting ethical and operational standards for AI deployment. This regulatory asymmetry has direct implications for how organisations in different contexts can responsibly scale AI implementations and what governance safeguards need to be developed in parallel.</w:t>
       </w:r>
     </w:p>
     <w:p>
@@ -12154,7 +12117,7 @@
           <w:rFonts w:cs="Times New Roman"/>
         </w:rPr>
       </w:pPr>
-      <w:bookmarkStart w:id="11" w:name="_Toc229599021"/>
+      <w:bookmarkStart w:id="11" w:name="_Toc229682652"/>
       <w:r>
         <w:rPr>
           <w:rFonts w:cs="Times New Roman"/>
@@ -12259,7 +12222,21 @@
         <w:rPr>
           <w:rFonts w:cs="Times New Roman"/>
         </w:rPr>
-        <w:t>The relational deficit of current conversational AI systems represents a theoretical challenge that goes beyond task complexity. Blümel et al. (2024) develop a conceptual framework of relational personalisation for conversational AI grounded in social information processing theory, arguing that effective automated customer service requires not only accurate information retrieval but also the capacity to personalise communication styles based on psychological and individual customer knowledge, contextual service factors, and the specific emotional register of the interaction. Their framework identifies multiple conversation styles — including empathy expression, relationship acknowledgement, and tone adaptation — whose degree of personalisation must be calibrated to individual customers to deliver genuinely relational service quality. The authors draw a critical distinction between functional personalisation, which tailors information content to individual needs, and relational personalisation, which tailors the communicative and emotional character of the interaction itself. Current text-based conversational AI systems demonstrate considerably more capability in the former than the latter. As Blümel et al. (2024) note, customer service conversations are becoming increasingly digital and automated, yet this automation frequently produces encounters that customers experience as impersonal — a paradox that undermines the relational foundations on which financial service relationships are built.</w:t>
+        <w:t xml:space="preserve">The relational deficit of current conversational AI systems represents a theoretical challenge that goes beyond task complexity. Blümel et al. (2024) develop a conceptual framework of relational personalisation for conversational AI grounded in social information processing theory, arguing that effective automated customer service requires not only accurate information retrieval but also the capacity to personalise communication styles based on psychological and individual customer knowledge, contextual service factors, and the specific emotional register of the interaction. Their framework identifies multiple conversation styles — including empathy expression, relationship acknowledgement, and tone adaptation — whose degree of personalisation must be calibrated to individual customers to deliver genuinely relational service quality. The authors draw a critical distinction between functional personalisation, which </w:t>
+      </w:r>
+      <w:proofErr w:type="gramStart"/>
+      <w:r>
+        <w:rPr>
+          <w:rFonts w:cs="Times New Roman"/>
+        </w:rPr>
+        <w:t>tailors</w:t>
+      </w:r>
+      <w:proofErr w:type="gramEnd"/>
+      <w:r>
+        <w:rPr>
+          <w:rFonts w:cs="Times New Roman"/>
+        </w:rPr>
+        <w:t xml:space="preserve"> information content to individual needs, and relational personalisation, which tailors the communicative and emotional character of the interaction itself. Current text-based conversational AI systems demonstrate considerably more capability in the former than the latter. As Blümel et al. (2024) note, customer service conversations are becoming increasingly digital and automated, yet this automation frequently produces encounters that customers experience as impersonal — a paradox that undermines the relational foundations on which financial service relationships are built.</w:t>
       </w:r>
     </w:p>
     <w:p>
@@ -12290,7 +12267,7 @@
           <w:rFonts w:cs="Times New Roman"/>
         </w:rPr>
       </w:pPr>
-      <w:bookmarkStart w:id="12" w:name="_Toc229599022"/>
+      <w:bookmarkStart w:id="12" w:name="_Toc229682653"/>
       <w:r>
         <w:rPr>
           <w:rFonts w:cs="Times New Roman"/>
@@ -12431,7 +12408,7 @@
           <w:rFonts w:cs="Times New Roman"/>
         </w:rPr>
       </w:pPr>
-      <w:bookmarkStart w:id="13" w:name="_Toc229599023"/>
+      <w:bookmarkStart w:id="13" w:name="_Toc229682654"/>
       <w:r>
         <w:rPr>
           <w:rFonts w:cs="Times New Roman"/>
@@ -12461,7 +12438,7 @@
           <w:rFonts w:cs="Times New Roman"/>
         </w:rPr>
       </w:pPr>
-      <w:bookmarkStart w:id="14" w:name="_Toc229599024"/>
+      <w:bookmarkStart w:id="14" w:name="_Toc229682655"/>
       <w:r>
         <w:rPr>
           <w:rFonts w:cs="Times New Roman"/>
@@ -12506,20 +12483,46 @@
           <w:rFonts w:cs="Times New Roman"/>
         </w:rPr>
         <w:lastRenderedPageBreak/>
-        <w:t>Tumelero (2022) report that the bank's AI chatbot achieved an average customer satisfaction score of 3.9 out of 5, with more than 70% of users rating their interactions at the highest levels. These findings suggest that operational efficiency and customer satisfaction are not in tension — rather, the speed, accessibility, and 24/7 availability offered by AI systems can simultaneously reduce costs and enhance the customer's experience of the service. This relationship is theoretically consistent with the service-profit chain framework, which posits that improvements in service quality drive customer satisfaction, and customer satisfaction drives loyalty and, ultimately, profitability (Heskett et al., 1994, as cited in Fotheringham &amp; Wiles, 2023). In the context of financial services, where trust, responsiveness, and frictionless access to information are of particular importance, AI systems that deliver consistent, immediate, and accurate responses represent a meaningful enhancement to the customer relationship. Andrade and Tumelero (2022) further highlight that AI analytics enable organisations to predict customer intent progressively, deepening the personalisation and relevance of interactions over time.</w:t>
-      </w:r>
-    </w:p>
-    <w:p>
-      <w:pPr>
-        <w:rPr>
-          <w:rFonts w:cs="Times New Roman"/>
-        </w:rPr>
-      </w:pPr>
-      <w:r>
-        <w:rPr>
-          <w:rFonts w:cs="Times New Roman"/>
-        </w:rPr>
-        <w:t>A distinctive characteristic of AI-based customer service, relative to human-staffed alternatives, is its inherent scalability. Unlike traditional call centre models, where capacity is constrained by headcount and fixed labour costs, AI systems can absorb substantial increases in demand without proportional increases in cost or infrastructure. Andrade and Tumelero (2022) demonstrate this empirically: the Brazilian bank was able to sustain service continuity and expand customer engagement during the COVID-19 pandemic — a period characterised by a dramatic surge in remote financial service interactions — demonstrating that AI capabilities provide technological resilience in the face of exogenous shocks that overwhelm institutions relying primarily on physical service channels. From an organisational design perspective, sustaining this scalability over time requires a dedicated governance function responsible for continuously expanding the system's knowledge base, managing vendor relationships, and overseeing learning mechanisms — a form of dynamic capability that compounds the system's value as integration deepens (Andrade &amp; Tumelero, 2022). From a business process management perspective, AI functions here as a mechanism for achieving higher organisational efficiency by optimising, standardising, and automating service routines, with the chatbot acting as a first service layer that filters and routes complex queries to specialised human agents — creating a hybrid service architecture that maximises the productivity of both technological and human resources.</w:t>
+        <w:t>Tumelero (2022) report that the bank's AI chatbot achieved an average customer satisfaction score of 3.9 out of 5, with more than 70% of users rating their interactions at the highest levels. These findings suggest that operational efficiency and customer satisfaction are not in tension — rather, the speed, accessibility, and 24/7 availability offered by AI systems can simultaneously reduce costs and enhance the customer's experience of the service. This relationship is theoretically consistent with the service-profit chain framework, which posits that improvements in service quality drive customer satisfaction, and customer satisfaction drives loyalty and, ultimately, profitability (Heskett et al., 1994, as cited in Fotheringham &amp; Wiles, 202</w:t>
+      </w:r>
+      <w:r>
+        <w:rPr>
+          <w:rFonts w:cs="Times New Roman"/>
+        </w:rPr>
+        <w:t>2</w:t>
+      </w:r>
+      <w:r>
+        <w:rPr>
+          <w:rFonts w:cs="Times New Roman"/>
+        </w:rPr>
+        <w:t>). In the context of financial services, where trust, responsiveness, and frictionless access to information are of particular importance, AI systems that deliver consistent, immediate, and accurate responses represent a meaningful enhancement to the customer relationship. Andrade and Tumelero (2022) further highlight that AI analytics enable organisations to predict customer intent progressively, deepening the personalisation and relevance of interactions over time.</w:t>
+      </w:r>
+    </w:p>
+    <w:p>
+      <w:pPr>
+        <w:rPr>
+          <w:rFonts w:cs="Times New Roman"/>
+        </w:rPr>
+      </w:pPr>
+      <w:r>
+        <w:rPr>
+          <w:rFonts w:cs="Times New Roman"/>
+        </w:rPr>
+        <w:t xml:space="preserve">A distinctive characteristic of AI-based customer service, relative to human-staffed alternatives, is its inherent scalability. Unlike traditional call centre models, where capacity is constrained by headcount and fixed labour costs, AI systems can absorb substantial increases in demand without proportional increases in cost or infrastructure. Andrade and Tumelero (2022) demonstrate this empirically: the Brazilian bank </w:t>
+      </w:r>
+      <w:proofErr w:type="gramStart"/>
+      <w:r>
+        <w:rPr>
+          <w:rFonts w:cs="Times New Roman"/>
+        </w:rPr>
+        <w:t>was</w:t>
+      </w:r>
+      <w:proofErr w:type="gramEnd"/>
+      <w:r>
+        <w:rPr>
+          <w:rFonts w:cs="Times New Roman"/>
+        </w:rPr>
+        <w:t xml:space="preserve"> able to sustain service continuity and expand customer engagement during the COVID-19 pandemic — a period characterised by a dramatic surge in remote financial service interactions — demonstrating that AI capabilities provide technological resilience in the face of exogenous shocks that overwhelm institutions relying primarily on physical service channels. From an organisational design perspective, sustaining this scalability over time requires a dedicated governance function responsible for continuously expanding the system's knowledge base, managing vendor relationships, and overseeing learning mechanisms — a form of dynamic capability that compounds the system's value as integration deepens (Andrade &amp; Tumelero, 2022). From a business process management perspective, AI functions here as a mechanism for achieving higher organisational efficiency by optimising, standardising, and automating service routines, with the chatbot acting as a first service layer that filters and routes complex queries to specialised human agents — creating a hybrid service architecture that maximises the productivity of both technological and human resources.</w:t>
       </w:r>
     </w:p>
     <w:p>
@@ -12530,7 +12533,7 @@
           <w:rFonts w:cs="Times New Roman"/>
         </w:rPr>
       </w:pPr>
-      <w:bookmarkStart w:id="15" w:name="_Toc229599025"/>
+      <w:bookmarkStart w:id="15" w:name="_Toc229682656"/>
       <w:r>
         <w:rPr>
           <w:rFonts w:cs="Times New Roman"/>
@@ -12556,20 +12559,44 @@
         <w:rPr>
           <w:rFonts w:cs="Times New Roman"/>
         </w:rPr>
-        <w:t>The business value of AI in customer service is not limited to operational metrics — it also manifests in capital market assessments of firm performance. Fotheringham and Wiles (2023) provide rigorous evidence of this relationship through an event study of 153 AI chatbot launch announcements by publicly traded firms in the United States. Their findings indicate that investors respond positively to chatbot implementation announcements, with statistically significant positive abnormal returns observed on the event day. This result suggests that financial markets perceive AI-enabled customer service not merely as a cost-saving measure, but as a strategic investment that strengthens firms' market-based relational assets — that is, the quality and depth of customer relationships that generate future revenue streams.</w:t>
-      </w:r>
-    </w:p>
-    <w:p>
-      <w:pPr>
-        <w:rPr>
-          <w:rFonts w:cs="Times New Roman"/>
-        </w:rPr>
-      </w:pPr>
-      <w:r>
-        <w:rPr>
-          <w:rFonts w:cs="Times New Roman"/>
-        </w:rPr>
-        <w:t>Importantly, Fotheringham and Wiles (2023) find that this positive market response is significantly stronger for business-to-business (B2B) firms than for business-to-consumer (B2C) counterparts. The authors argue that B2B contexts — characterised by higher customer concentration, greater switching costs, and more complex service interactions — stand to gain disproportionately from AI implementations that deliver faster, more consistent, and more integrated service experiences. Given that financial services firms frequently operate in hybrid B2B and B2C environments, with mortgage lending involving elements of both contexts, this finding is of direct relevance to the present study.</w:t>
+        <w:t>The business value of AI in customer service is not limited to operational metrics — it also manifests in capital market assessments of firm performance. Fotheringham and Wiles (202</w:t>
+      </w:r>
+      <w:r>
+        <w:rPr>
+          <w:rFonts w:cs="Times New Roman"/>
+        </w:rPr>
+        <w:t>2</w:t>
+      </w:r>
+      <w:r>
+        <w:rPr>
+          <w:rFonts w:cs="Times New Roman"/>
+        </w:rPr>
+        <w:t>) provide rigorous evidence of this relationship through an event study of 153 AI chatbot launch announcements by publicly traded firms in the United States. Their findings indicate that investors respond positively to chatbot implementation announcements, with statistically significant positive abnormal returns observed on the event day. This result suggests that financial markets perceive AI-enabled customer service not merely as a cost-saving measure, but as a strategic investment that strengthens firms' market-based relational assets — that is, the quality and depth of customer relationships that generate future revenue streams.</w:t>
+      </w:r>
+    </w:p>
+    <w:p>
+      <w:pPr>
+        <w:rPr>
+          <w:rFonts w:cs="Times New Roman"/>
+        </w:rPr>
+      </w:pPr>
+      <w:r>
+        <w:rPr>
+          <w:rFonts w:cs="Times New Roman"/>
+        </w:rPr>
+        <w:t>Importantly, Fotheringham and Wiles (202</w:t>
+      </w:r>
+      <w:r>
+        <w:rPr>
+          <w:rFonts w:cs="Times New Roman"/>
+        </w:rPr>
+        <w:t>2</w:t>
+      </w:r>
+      <w:r>
+        <w:rPr>
+          <w:rFonts w:cs="Times New Roman"/>
+        </w:rPr>
+        <w:t>) find that this positive market response is significantly stronger for business-to-business (B2B) firms than for business-to-consumer (B2C) counterparts. The authors argue that B2B contexts — characterised by higher customer concentration, greater switching costs, and more complex service interactions — stand to gain disproportionately from AI implementations that deliver faster, more consistent, and more integrated service experiences. Given that financial services firms frequently operate in hybrid B2B and B2C environments, with mortgage lending involving elements of both contexts, this finding is of direct relevance to the present study.</w:t>
       </w:r>
     </w:p>
     <w:p>
@@ -12584,7 +12611,19 @@
         <w:rPr>
           <w:rFonts w:cs="Times New Roman"/>
         </w:rPr>
-        <w:t>The study by Fotheringham and Wiles (2023) also surfaces important nuances regarding implementation strategy. Investors respond more favourably to phased AI rollouts — specifically, beta-testing approaches prior to full deployment — and to implementations that position AI as complementing rather than replacing human agents. Conversely, announcements that emphasise AI's capacity to handle complex tasks are associated with lower abnormal returns, suggesting that market participants remain cautious about overstated claims of AI sophistication. These findings imply that the business value of AI is not unconditional; it is moderated by implementation choices, communication strategy, and the organisational context in which AI is deployed.</w:t>
+        <w:t>The study by Fotheringham and Wiles (202</w:t>
+      </w:r>
+      <w:r>
+        <w:rPr>
+          <w:rFonts w:cs="Times New Roman"/>
+        </w:rPr>
+        <w:t>2</w:t>
+      </w:r>
+      <w:r>
+        <w:rPr>
+          <w:rFonts w:cs="Times New Roman"/>
+        </w:rPr>
+        <w:t>) also surfaces important nuances regarding implementation strategy. Investors respond more favourably to phased AI rollouts — specifically, beta-testing approaches prior to full deployment — and to implementations that position AI as complementing rather than replacing human agents. Conversely, announcements that emphasise AI's capacity to handle complex tasks are associated with lower abnormal returns, suggesting that market participants remain cautious about overstated claims of AI sophistication. These findings imply that the business value of AI is not unconditional; it is moderated by implementation choices, communication strategy, and the organisational context in which AI is deployed.</w:t>
       </w:r>
     </w:p>
     <w:p>
@@ -12594,7 +12633,7 @@
           <w:rFonts w:cs="Times New Roman"/>
         </w:rPr>
       </w:pPr>
-      <w:bookmarkStart w:id="16" w:name="_Toc229599026"/>
+      <w:bookmarkStart w:id="16" w:name="_Toc229682657"/>
       <w:r>
         <w:rPr>
           <w:rFonts w:cs="Times New Roman"/>
@@ -12658,7 +12697,7 @@
         <w:rPr>
           <w:rFonts w:cs="Times New Roman"/>
         </w:rPr>
-        <w:t>The third thread concerns consumer attribution of service experience to AI. Mogaji and Nguyen (2021) argue that AI in customer-facing financial services frequently operates as backend or infrastructure-level technology rather than as a branded chatbot, with the consequence that customers may not consciously perceive AI as a feature of their service journey. Aggarwal et al. (2025) make a parallel observation in their voice-AI value-creation framework, distinguishing B2B and B2C value creation surfaces and noting that AI-related productivity gains may emerge alongside ambiguous customer-perception effects when the AI system is not branded to the end user.</w:t>
+        <w:t>The third thread concerns consumer attribution of service experience to AI. Mogaji and Nguyen (2022) argue that AI in customer-facing financial services frequently operates as backend or infrastructure-level technology rather than as a branded chatbot, with the consequence that customers may not consciously perceive AI as a feature of their service journey. Aggarwal et al. (2025) make a parallel observation in their voice-AI value-creation framework, distinguishing B2B and B2C value creation surfaces and noting that AI-related productivity gains may emerge alongside ambiguous customer-perception effects when the AI system is not branded to the end user.</w:t>
       </w:r>
     </w:p>
     <w:p>
@@ -12701,7 +12740,7 @@
           <w:rFonts w:cs="Times New Roman"/>
         </w:rPr>
       </w:pPr>
-      <w:bookmarkStart w:id="17" w:name="_Toc229599027"/>
+      <w:bookmarkStart w:id="17" w:name="_Toc229682658"/>
       <w:r>
         <w:rPr>
           <w:rFonts w:cs="Times New Roman"/>
@@ -12768,7 +12807,21 @@
         <w:rPr>
           <w:rFonts w:cs="Times New Roman"/>
         </w:rPr>
-        <w:t>The research gap that the thesis addresses follows directly from this proposition. The peer-reviewed literature on chatbot value creation in financial services concentrates on text-based agents (Adam et al., 2021; Abdulquadri et al., 2021; Andrade &amp; Tumelero, 2022), and the small but growing voice-AI literature is dominated by call-centre natural field experiments outside regulated mortgage origination (Wang et al., 2023). No published case study has yet linked SEC-filed financial trajectory, independent customer-discourse mining, and qualitative process tracing of integration architecture for a voice LLM agent in U.S. mortgage origination. This is the gap into which the Better.com case is positioned, and the methodology presented in Chapter 3 operationalises the three lenses through three complementary evidence streams (qualitative process tracing for task–technology fit, financial-ratio analysis for AI-enabled productivity, and NLP-based discourse analysis for customer-perception outcomes).</w:t>
+        <w:t xml:space="preserve">The research gap that the thesis addresses </w:t>
+      </w:r>
+      <w:proofErr w:type="gramStart"/>
+      <w:r>
+        <w:rPr>
+          <w:rFonts w:cs="Times New Roman"/>
+        </w:rPr>
+        <w:t>follows</w:t>
+      </w:r>
+      <w:proofErr w:type="gramEnd"/>
+      <w:r>
+        <w:rPr>
+          <w:rFonts w:cs="Times New Roman"/>
+        </w:rPr>
+        <w:t xml:space="preserve"> directly from this proposition. The peer-reviewed literature on chatbot value creation in financial services concentrates on text-based agents (Adam et al., 2021; Abdulquadri et al., 2021; Andrade &amp; Tumelero, 2022), and the small but growing voice-AI literature is dominated by call-centre natural field experiments outside regulated mortgage origination (Wang et al., 2023). No published case study has yet linked SEC-filed financial trajectory, independent customer-discourse mining, and qualitative process tracing of integration architecture for a voice LLM agent in U.S. mortgage origination. This is the gap into which the Better.com case is positioned, and the methodology presented in Chapter 3 operationalises the three lenses through three complementary evidence streams (qualitative process tracing for task–technology fit, financial-ratio analysis for AI-enabled productivity, and NLP-based discourse analysis for customer-perception outcomes).</w:t>
       </w:r>
     </w:p>
     <w:p>
@@ -12780,7 +12833,7 @@
           <w:rFonts w:cs="Times New Roman"/>
         </w:rPr>
       </w:pPr>
-      <w:bookmarkStart w:id="18" w:name="_Toc229599028"/>
+      <w:bookmarkStart w:id="18" w:name="_Toc229682659"/>
       <w:r>
         <w:rPr>
           <w:rFonts w:cs="Times New Roman"/>
@@ -12811,7 +12864,7 @@
           <w:rFonts w:cs="Times New Roman"/>
         </w:rPr>
       </w:pPr>
-      <w:bookmarkStart w:id="19" w:name="_Toc229599029"/>
+      <w:bookmarkStart w:id="19" w:name="_Toc229682660"/>
       <w:r>
         <w:rPr>
           <w:rFonts w:cs="Times New Roman"/>
@@ -12890,7 +12943,7 @@
           <w:rFonts w:cs="Times New Roman"/>
         </w:rPr>
       </w:pPr>
-      <w:bookmarkStart w:id="20" w:name="_Toc229599030"/>
+      <w:bookmarkStart w:id="20" w:name="_Toc229682661"/>
       <w:r>
         <w:rPr>
           <w:rFonts w:cs="Times New Roman"/>
@@ -13030,7 +13083,7 @@
           <w:rFonts w:cs="Times New Roman"/>
         </w:rPr>
       </w:pPr>
-      <w:bookmarkStart w:id="21" w:name="_Toc229599031"/>
+      <w:bookmarkStart w:id="21" w:name="_Toc229682662"/>
       <w:r>
         <w:rPr>
           <w:rFonts w:cs="Times New Roman"/>
@@ -13132,7 +13185,7 @@
           <w:rFonts w:cs="Times New Roman"/>
         </w:rPr>
       </w:pPr>
-      <w:bookmarkStart w:id="22" w:name="_Toc229599032"/>
+      <w:bookmarkStart w:id="22" w:name="_Toc229682663"/>
       <w:r>
         <w:rPr>
           <w:rFonts w:cs="Times New Roman"/>
@@ -13162,7 +13215,7 @@
           <w:rFonts w:cs="Times New Roman"/>
         </w:rPr>
       </w:pPr>
-      <w:bookmarkStart w:id="23" w:name="_Toc229599033"/>
+      <w:bookmarkStart w:id="23" w:name="_Toc229682664"/>
       <w:r>
         <w:rPr>
           <w:rFonts w:cs="Times New Roman"/>
@@ -13199,7 +13252,7 @@
           <w:rFonts w:cs="Times New Roman"/>
         </w:rPr>
       </w:pPr>
-      <w:bookmarkStart w:id="24" w:name="_Toc229599034"/>
+      <w:bookmarkStart w:id="24" w:name="_Toc229682665"/>
       <w:r>
         <w:rPr>
           <w:rFonts w:cs="Times New Roman"/>
@@ -13242,7 +13295,7 @@
           <w:rFonts w:cs="Times New Roman"/>
         </w:rPr>
       </w:pPr>
-      <w:bookmarkStart w:id="25" w:name="_Toc229599035"/>
+      <w:bookmarkStart w:id="25" w:name="_Toc229682666"/>
       <w:r>
         <w:rPr>
           <w:rFonts w:cs="Times New Roman"/>
@@ -13272,7 +13325,7 @@
           <w:rFonts w:cs="Times New Roman"/>
         </w:rPr>
       </w:pPr>
-      <w:bookmarkStart w:id="26" w:name="_Toc229599036"/>
+      <w:bookmarkStart w:id="26" w:name="_Toc229682667"/>
       <w:r>
         <w:rPr>
           <w:rFonts w:cs="Times New Roman"/>
@@ -13289,7 +13342,7 @@
           <w:rFonts w:cs="Times New Roman"/>
         </w:rPr>
       </w:pPr>
-      <w:bookmarkStart w:id="27" w:name="_Toc229599037"/>
+      <w:bookmarkStart w:id="27" w:name="_Toc229682668"/>
       <w:r>
         <w:rPr>
           <w:rFonts w:cs="Times New Roman"/>
@@ -13326,7 +13379,7 @@
           <w:rFonts w:cs="Times New Roman"/>
         </w:rPr>
       </w:pPr>
-      <w:bookmarkStart w:id="28" w:name="_Toc229599038"/>
+      <w:bookmarkStart w:id="28" w:name="_Toc229682669"/>
       <w:r>
         <w:rPr>
           <w:rFonts w:cs="Times New Roman"/>
@@ -13356,7 +13409,7 @@
           <w:rFonts w:cs="Times New Roman"/>
         </w:rPr>
       </w:pPr>
-      <w:bookmarkStart w:id="29" w:name="_Toc229599039"/>
+      <w:bookmarkStart w:id="29" w:name="_Toc229682670"/>
       <w:r>
         <w:rPr>
           <w:rFonts w:cs="Times New Roman"/>
@@ -13386,7 +13439,7 @@
           <w:rFonts w:cs="Times New Roman"/>
         </w:rPr>
       </w:pPr>
-      <w:bookmarkStart w:id="30" w:name="_Toc229599040"/>
+      <w:bookmarkStart w:id="30" w:name="_Toc229682671"/>
       <w:r>
         <w:rPr>
           <w:rFonts w:cs="Times New Roman"/>
@@ -14209,7 +14262,7 @@
           <w:rFonts w:cs="Times New Roman"/>
         </w:rPr>
       </w:pPr>
-      <w:bookmarkStart w:id="31" w:name="_Toc229599041"/>
+      <w:bookmarkStart w:id="31" w:name="_Toc229682672"/>
       <w:r>
         <w:rPr>
           <w:rFonts w:cs="Times New Roman"/>
@@ -14251,10 +14304,35 @@
           <w:rFonts w:cs="Times New Roman"/>
         </w:rPr>
       </w:pPr>
-      <w:r>
-        <w:rPr>
-          <w:rFonts w:cs="Times New Roman"/>
-        </w:rPr>
+    </w:p>
+    <w:p>
+      <w:pPr>
+        <w:pStyle w:val="Caption"/>
+        <w:rPr>
+          <w:rFonts w:cs="Times New Roman"/>
+        </w:rPr>
+      </w:pPr>
+    </w:p>
+    <w:p>
+      <w:pPr>
+        <w:pStyle w:val="Caption"/>
+        <w:rPr>
+          <w:rFonts w:cs="Times New Roman"/>
+        </w:rPr>
+      </w:pPr>
+    </w:p>
+    <w:p>
+      <w:pPr>
+        <w:pStyle w:val="Caption"/>
+        <w:rPr>
+          <w:rFonts w:cs="Times New Roman"/>
+        </w:rPr>
+      </w:pPr>
+      <w:r>
+        <w:rPr>
+          <w:rFonts w:cs="Times New Roman"/>
+        </w:rPr>
+        <w:lastRenderedPageBreak/>
         <w:t>Table 3.2. Source Reliability and Data Provenance Hierarchy used to evaluate empirical evidence in Chapters 4 and 5.</w:t>
       </w:r>
     </w:p>
@@ -14456,7 +14534,6 @@
                 <w:b/>
                 <w:sz w:val="18"/>
               </w:rPr>
-              <w:lastRenderedPageBreak/>
               <w:t>High</w:t>
             </w:r>
           </w:p>
@@ -14485,7 +14562,7 @@
                 <w:rFonts w:cs="Times New Roman"/>
                 <w:sz w:val="18"/>
               </w:rPr>
-              <w:t>SEC 10-K, 10-Q, S-1</w:t>
+              <w:t>SEC 10-K, S-1</w:t>
             </w:r>
             <w:r>
               <w:rPr>
@@ -15535,6 +15612,7 @@
                 <w:b/>
                 <w:sz w:val="18"/>
               </w:rPr>
+              <w:lastRenderedPageBreak/>
               <w:t>Medium</w:t>
             </w:r>
           </w:p>
@@ -15681,7 +15759,6 @@
                 <w:b/>
                 <w:sz w:val="18"/>
               </w:rPr>
-              <w:lastRenderedPageBreak/>
               <w:t>Medium-Low</w:t>
             </w:r>
           </w:p>
@@ -15954,7 +16031,7 @@
           <w:rFonts w:cs="Times New Roman"/>
         </w:rPr>
       </w:pPr>
-      <w:bookmarkStart w:id="32" w:name="_Toc229599042"/>
+      <w:bookmarkStart w:id="32" w:name="_Toc229682673"/>
       <w:r>
         <w:rPr>
           <w:rFonts w:cs="Times New Roman"/>
@@ -15997,11 +16074,12 @@
           <w:rFonts w:cs="Times New Roman"/>
         </w:rPr>
       </w:pPr>
-      <w:bookmarkStart w:id="33" w:name="_Toc229599043"/>
-      <w:r>
-        <w:rPr>
-          <w:rFonts w:cs="Times New Roman"/>
-        </w:rPr>
+      <w:bookmarkStart w:id="33" w:name="_Toc229682674"/>
+      <w:r>
+        <w:rPr>
+          <w:rFonts w:cs="Times New Roman"/>
+        </w:rPr>
+        <w:lastRenderedPageBreak/>
         <w:t>3.9 Methodological Limitations</w:t>
       </w:r>
       <w:bookmarkEnd w:id="33"/>
@@ -16016,14 +16094,7 @@
         <w:rPr>
           <w:rFonts w:cs="Times New Roman"/>
         </w:rPr>
-        <w:t xml:space="preserve">Five principal limitations bound the interpretation of this thesis: (i) the absence of causal identification given the observational single-case design; (ii) the annual granularity of the audited </w:t>
-      </w:r>
-      <w:r>
-        <w:rPr>
-          <w:rFonts w:cs="Times New Roman"/>
-        </w:rPr>
-        <w:lastRenderedPageBreak/>
-        <w:t>financial data; (iii) reliance on public-data and single-vendor sources; (iv) self-selection and pre/post imbalance in the Trustpilot corpus; and (v) cross-company comparability constraints in the Rocket benchmark. Each limitation is recorded in Table 3.3 with its mitigation strategy and the Chapter 8 subsection in which it is examined in depth.</w:t>
+        <w:t>Five principal limitations bound the interpretation of this thesis: (i) the absence of causal identification given the observational single-case design; (ii) the annual granularity of the audited financial data; (iii) reliance on public-data and single-vendor sources; (iv) self-selection and pre/post imbalance in the Trustpilot corpus; and (v) cross-company comparability constraints in the Rocket benchmark. Each limitation is recorded in Table 3.3 with its mitigation strategy and the Chapter 8 subsection in which it is examined in depth.</w:t>
       </w:r>
     </w:p>
     <w:p>
@@ -16860,7 +16931,15 @@
                 <w:rFonts w:cs="Times New Roman"/>
                 <w:sz w:val="18"/>
               </w:rPr>
-              <w:t>Five observations for Better and eight for Rocket are insufficient for formal statistical modelling; accounting presentation differences limit like-for-like ratio comparison</w:t>
+              <w:t xml:space="preserve">Five observations for Better and eight for Rocket are insufficient for formal statistical modelling; accounting </w:t>
+            </w:r>
+            <w:r>
+              <w:rPr>
+                <w:rFonts w:cs="Times New Roman"/>
+                <w:sz w:val="18"/>
+              </w:rPr>
+              <w:lastRenderedPageBreak/>
+              <w:t>presentation differences limit like-for-like ratio comparison</w:t>
             </w:r>
           </w:p>
         </w:tc>
@@ -16888,7 +16967,16 @@
                 <w:rFonts w:cs="Times New Roman"/>
                 <w:sz w:val="18"/>
               </w:rPr>
-              <w:t>Restrict all financial comparisons to descriptive analysis; treat Rocket as a directional benchmark only; flag accounting presentation differences explicitly in §5.3.5</w:t>
+              <w:lastRenderedPageBreak/>
+              <w:t xml:space="preserve">Restrict all financial comparisons to descriptive analysis; treat Rocket as a directional benchmark only; flag </w:t>
+            </w:r>
+            <w:r>
+              <w:rPr>
+                <w:rFonts w:cs="Times New Roman"/>
+                <w:sz w:val="18"/>
+              </w:rPr>
+              <w:lastRenderedPageBreak/>
+              <w:t>accounting presentation differences explicitly in §5.3.5</w:t>
             </w:r>
           </w:p>
         </w:tc>
@@ -16916,6 +17004,7 @@
                 <w:rFonts w:cs="Times New Roman"/>
                 <w:sz w:val="18"/>
               </w:rPr>
+              <w:lastRenderedPageBreak/>
               <w:t>§8.8</w:t>
             </w:r>
           </w:p>
@@ -16936,12 +17025,11 @@
           <w:rFonts w:cs="Times New Roman"/>
         </w:rPr>
       </w:pPr>
-      <w:bookmarkStart w:id="34" w:name="_Toc229599044"/>
-      <w:r>
-        <w:rPr>
-          <w:rFonts w:cs="Times New Roman"/>
-        </w:rPr>
-        <w:lastRenderedPageBreak/>
+      <w:bookmarkStart w:id="34" w:name="_Toc229682675"/>
+      <w:r>
+        <w:rPr>
+          <w:rFonts w:cs="Times New Roman"/>
+        </w:rPr>
         <w:t xml:space="preserve">3.10 </w:t>
       </w:r>
       <w:r>
@@ -16986,7 +17074,7 @@
           <w:rFonts w:cs="Times New Roman"/>
         </w:rPr>
       </w:pPr>
-      <w:bookmarkStart w:id="35" w:name="_Toc229599045"/>
+      <w:bookmarkStart w:id="35" w:name="_Toc229682676"/>
       <w:r>
         <w:rPr>
           <w:rFonts w:cs="Times New Roman"/>
@@ -17023,7 +17111,7 @@
           <w:rFonts w:cs="Times New Roman"/>
         </w:rPr>
       </w:pPr>
-      <w:bookmarkStart w:id="36" w:name="_Toc229599046"/>
+      <w:bookmarkStart w:id="36" w:name="_Toc229682677"/>
       <w:r>
         <w:rPr>
           <w:rFonts w:cs="Times New Roman"/>
@@ -17041,7 +17129,7 @@
           <w:rFonts w:cs="Times New Roman"/>
         </w:rPr>
       </w:pPr>
-      <w:bookmarkStart w:id="37" w:name="_Toc229599047"/>
+      <w:bookmarkStart w:id="37" w:name="_Toc229682678"/>
       <w:r>
         <w:rPr>
           <w:rFonts w:cs="Times New Roman"/>
@@ -17084,7 +17172,7 @@
           <w:rFonts w:cs="Times New Roman"/>
         </w:rPr>
       </w:pPr>
-      <w:bookmarkStart w:id="38" w:name="_Toc229599048"/>
+      <w:bookmarkStart w:id="38" w:name="_Toc229682679"/>
       <w:r>
         <w:rPr>
           <w:rFonts w:cs="Times New Roman"/>
@@ -17107,7 +17195,7 @@
           <w:rFonts w:cs="Times New Roman"/>
         </w:rPr>
       </w:pPr>
-      <w:bookmarkStart w:id="39" w:name="_Toc229599049"/>
+      <w:bookmarkStart w:id="39" w:name="_Toc229682680"/>
       <w:r>
         <w:rPr>
           <w:rFonts w:cs="Times New Roman"/>
@@ -17163,7 +17251,7 @@
           <w:rFonts w:cs="Times New Roman"/>
         </w:rPr>
       </w:pPr>
-      <w:bookmarkStart w:id="40" w:name="_Toc229599050"/>
+      <w:bookmarkStart w:id="40" w:name="_Toc229682681"/>
       <w:r>
         <w:rPr>
           <w:rFonts w:cs="Times New Roman"/>
@@ -17188,7 +17276,21 @@
         <w:rPr>
           <w:rFonts w:cs="Times New Roman"/>
         </w:rPr>
-        <w:t>Better.com's corporate trajectory must be understood through the lens of the exceptional mortgage market conditions of 2020 and 2021. During this period, historically low interest rates generated a large refinancing boom across the U.S. mortgage industry. Freddie Mac reported that U.S. refinance originations reached approximately $2.6 trillion in 2020, more than double the prior year's volume, while the Federal Reserve Bank of New York later described the 2020–2021 period as the "Great Pandemic Mortgage Refinance Boom" (Freddie Mac, 2021; Federal Reserve Bank of New York, 2023). Better.com's public registration materials state that the company experienced rapid growth during this period, including a 393% increase in funded loan volume in 2020, reaching $58.0 billion in funded loan volume in 2021 (Better HoldCo, Inc., 2021, 2023). More recent investor materials indicate that Better has since funded more than $100 billion in total loan volume, reflecting the company's sustained scale despite the subsequent market downturn (Better Home &amp; Finance Holding Company, n.d.).</w:t>
+        <w:t xml:space="preserve">Better.com's corporate trajectory must be understood through the lens of the exceptional mortgage market conditions of 2020 and 2021. During this period, historically low interest rates generated a large refinancing boom across the U.S. mortgage industry. Freddie Mac reported that U.S. refinance originations reached approximately $2.6 trillion in 2020, more than double the prior year's volume, while the Federal Reserve Bank of New York later described the 2020–2021 period as the "Great Pandemic Mortgage Refinance Boom" (Freddie Mac, 2021; Federal Reserve Bank of New York, 2023). Better.com's public registration materials state that the company experienced rapid growth during this period, including a 393% increase in funded loan volume in 2020, reaching $58.0 billion in funded loan volume in 2021 (Better HoldCo, Inc., 2021, 2023). More recent investor materials indicate that </w:t>
+      </w:r>
+      <w:proofErr w:type="gramStart"/>
+      <w:r>
+        <w:rPr>
+          <w:rFonts w:cs="Times New Roman"/>
+        </w:rPr>
+        <w:t>Better</w:t>
+      </w:r>
+      <w:proofErr w:type="gramEnd"/>
+      <w:r>
+        <w:rPr>
+          <w:rFonts w:cs="Times New Roman"/>
+        </w:rPr>
+        <w:t xml:space="preserve"> has since funded more than $100 billion in total loan volume, reflecting the company's sustained scale despite the subsequent market downturn (Better Home &amp; Finance Holding Company, n.d.).</w:t>
       </w:r>
     </w:p>
     <w:p>
@@ -17215,7 +17317,21 @@
         <w:rPr>
           <w:rFonts w:cs="Times New Roman"/>
         </w:rPr>
-        <w:t>Better's 2023 results explicitly describe that year as one of the most challenging mortgage macro environments in recent history, with average 30-year fixed mortgage rates around 7%. In the same release, Better reported 2023 revenue of approximately $76.8 million, funded loan volume of $3.0 billion, and an adjusted EBITDA loss of $163 million, while noting that it had reduced total expenses by 71% year over year and by more than $1.1 billion compared with 2021 (Better Home &amp; Finance Holding Company, 2024b). This context makes the company a strong empirical case for this thesis. Betsy should not be understood merely as a novel customer-service experiment, but as part of a broader attempt to redesign mortgage origination around automation, digital workflows, and AI-enabled productivity. The pre-Betsy period is therefore relevant not as evidence of AI impact — since the agent had not yet been deployed — but as the organisational background against which Better.com's later automation strategy must be understood.</w:t>
+        <w:t xml:space="preserve">Better's 2023 results explicitly describe that year as one of the most challenging mortgage macro environments in recent history, with average 30-year fixed mortgage rates around 7%. In the same release, </w:t>
+      </w:r>
+      <w:proofErr w:type="gramStart"/>
+      <w:r>
+        <w:rPr>
+          <w:rFonts w:cs="Times New Roman"/>
+        </w:rPr>
+        <w:t>Better</w:t>
+      </w:r>
+      <w:proofErr w:type="gramEnd"/>
+      <w:r>
+        <w:rPr>
+          <w:rFonts w:cs="Times New Roman"/>
+        </w:rPr>
+        <w:t xml:space="preserve"> reported 2023 revenue of approximately $76.8 million, funded loan volume of $3.0 billion, and an adjusted EBITDA loss of $163 million, while noting that it had reduced total expenses by 71% year over year and by more than $1.1 billion compared with 2021 (Better Home &amp; Finance Holding Company, 2024b). This context makes the company a strong empirical case for this thesis. Betsy should not be understood merely as a novel customer-service experiment, but as part of a broader attempt to redesign mortgage origination around automation, digital workflows, and AI-enabled productivity. The pre-Betsy period is therefore relevant not as evidence of AI impact — since the agent had not yet been deployed — but as the organisational background against which Better.com's later automation strategy must be understood.</w:t>
       </w:r>
     </w:p>
     <w:p>
@@ -17226,7 +17342,7 @@
           <w:rFonts w:cs="Times New Roman"/>
         </w:rPr>
       </w:pPr>
-      <w:bookmarkStart w:id="41" w:name="_Toc229599051"/>
+      <w:bookmarkStart w:id="41" w:name="_Toc229682682"/>
       <w:r>
         <w:rPr>
           <w:rFonts w:cs="Times New Roman"/>
@@ -17303,7 +17419,7 @@
           <w:rFonts w:cs="Times New Roman"/>
         </w:rPr>
       </w:pPr>
-      <w:bookmarkStart w:id="42" w:name="_Toc229599052"/>
+      <w:bookmarkStart w:id="42" w:name="_Toc229682683"/>
       <w:r>
         <w:rPr>
           <w:rFonts w:cs="Times New Roman"/>
@@ -17372,7 +17488,7 @@
           <w:rFonts w:cs="Times New Roman"/>
         </w:rPr>
       </w:pPr>
-      <w:bookmarkStart w:id="43" w:name="_Toc229599053"/>
+      <w:bookmarkStart w:id="43" w:name="_Toc229682684"/>
       <w:r>
         <w:rPr>
           <w:rFonts w:cs="Times New Roman"/>
@@ -17389,7 +17505,7 @@
           <w:rFonts w:cs="Times New Roman"/>
         </w:rPr>
       </w:pPr>
-      <w:bookmarkStart w:id="44" w:name="_Toc229599054"/>
+      <w:bookmarkStart w:id="44" w:name="_Toc229682685"/>
       <w:r>
         <w:rPr>
           <w:rFonts w:cs="Times New Roman"/>
@@ -17465,7 +17581,7 @@
           <w:rFonts w:cs="Times New Roman"/>
         </w:rPr>
       </w:pPr>
-      <w:bookmarkStart w:id="45" w:name="_Toc229599055"/>
+      <w:bookmarkStart w:id="45" w:name="_Toc229682686"/>
       <w:r>
         <w:rPr>
           <w:rFonts w:cs="Times New Roman"/>
@@ -17514,7 +17630,7 @@
           <w:rFonts w:cs="Times New Roman"/>
         </w:rPr>
       </w:pPr>
-      <w:bookmarkStart w:id="46" w:name="_Toc229599056"/>
+      <w:bookmarkStart w:id="46" w:name="_Toc229682687"/>
       <w:r>
         <w:rPr>
           <w:rFonts w:cs="Times New Roman"/>
@@ -17578,7 +17694,7 @@
           <w:rFonts w:cs="Times New Roman"/>
         </w:rPr>
       </w:pPr>
-      <w:bookmarkStart w:id="47" w:name="_Toc229599057"/>
+      <w:bookmarkStart w:id="47" w:name="_Toc229682688"/>
       <w:r>
         <w:rPr>
           <w:rFonts w:cs="Times New Roman"/>
@@ -17665,7 +17781,7 @@
           <w:rFonts w:cs="Times New Roman"/>
         </w:rPr>
       </w:pPr>
-      <w:bookmarkStart w:id="48" w:name="_Toc229599058"/>
+      <w:bookmarkStart w:id="48" w:name="_Toc229682689"/>
       <w:r>
         <w:rPr>
           <w:rFonts w:cs="Times New Roman"/>
@@ -17702,7 +17818,7 @@
           <w:rFonts w:cs="Times New Roman"/>
         </w:rPr>
       </w:pPr>
-      <w:bookmarkStart w:id="49" w:name="_Toc229599059"/>
+      <w:bookmarkStart w:id="49" w:name="_Toc229682690"/>
       <w:r>
         <w:rPr>
           <w:rFonts w:cs="Times New Roman"/>
@@ -17719,7 +17835,7 @@
           <w:rFonts w:cs="Times New Roman"/>
         </w:rPr>
       </w:pPr>
-      <w:bookmarkStart w:id="50" w:name="_Toc229599060"/>
+      <w:bookmarkStart w:id="50" w:name="_Toc229682691"/>
       <w:r>
         <w:rPr>
           <w:rFonts w:cs="Times New Roman"/>
@@ -17741,7 +17857,25 @@
           <w:i/>
           <w:sz w:val="20"/>
         </w:rPr>
-        <w:t>Terminology note: Throughout this chapter, "the broader Betsy/Tinman AI operating model" refers to the joint configuration of the Tinman platform, the Betsy voice agent, the ElevenLabs voice infrastructure, the human-in-the-loop escalation structure, and the surrounding organisational practices. Where the chapter refers to Betsy as a discrete component, this is made explicit.</w:t>
+        <w:t xml:space="preserve">Terminology </w:t>
+      </w:r>
+      <w:proofErr w:type="gramStart"/>
+      <w:r>
+        <w:rPr>
+          <w:rFonts w:cs="Times New Roman"/>
+          <w:i/>
+          <w:sz w:val="20"/>
+        </w:rPr>
+        <w:t>note</w:t>
+      </w:r>
+      <w:proofErr w:type="gramEnd"/>
+      <w:r>
+        <w:rPr>
+          <w:rFonts w:cs="Times New Roman"/>
+          <w:i/>
+          <w:sz w:val="20"/>
+        </w:rPr>
+        <w:t>: Throughout this chapter, "the broader Betsy/Tinman AI operating model" refers to the joint configuration of the Tinman platform, the Betsy voice agent, the ElevenLabs voice infrastructure, the human-in-the-loop escalation structure, and the surrounding organisational practices. Where the chapter refers to Betsy as a discrete component, this is made explicit.</w:t>
       </w:r>
     </w:p>
     <w:p>
@@ -17797,7 +17931,7 @@
           <w:rFonts w:cs="Times New Roman"/>
         </w:rPr>
       </w:pPr>
-      <w:bookmarkStart w:id="51" w:name="_Toc229599061"/>
+      <w:bookmarkStart w:id="51" w:name="_Toc229682692"/>
       <w:r>
         <w:rPr>
           <w:rFonts w:cs="Times New Roman"/>
@@ -17827,7 +17961,7 @@
           <w:rFonts w:cs="Times New Roman"/>
         </w:rPr>
       </w:pPr>
-      <w:bookmarkStart w:id="52" w:name="_Toc229599062"/>
+      <w:bookmarkStart w:id="52" w:name="_Toc229682693"/>
       <w:r>
         <w:rPr>
           <w:rFonts w:cs="Times New Roman"/>
@@ -17846,7 +17980,21 @@
         <w:rPr>
           <w:rFonts w:cs="Times New Roman"/>
         </w:rPr>
-        <w:t xml:space="preserve">Better.com's ability to deploy a voice AI loan assistant rests on the fact that its mortgage process is already encoded in Tinman, the company's proprietary, integrated mortgage operating platform. Tinman functions as the system of record for borrower data, pricing, documentation, eligibility checks, workflow routing, and audit trails (Better Home &amp; Finance Holding Company, 2026). This matters because, in the task-technology fit tradition of Goodhue and Thompson (1995), the fit between a conversational technology and the work it is asked to perform depends on whether the technology has access to the data and process state needed for the task. A voice LLM agent operating without access to a structured mortgage system would be limited to generic </w:t>
+        <w:t xml:space="preserve">Better.com's ability to deploy a </w:t>
+      </w:r>
+      <w:proofErr w:type="gramStart"/>
+      <w:r>
+        <w:rPr>
+          <w:rFonts w:cs="Times New Roman"/>
+        </w:rPr>
+        <w:t>voice AI loan assistant rests</w:t>
+      </w:r>
+      <w:proofErr w:type="gramEnd"/>
+      <w:r>
+        <w:rPr>
+          <w:rFonts w:cs="Times New Roman"/>
+        </w:rPr>
+        <w:t xml:space="preserve"> on the fact that its mortgage process is already encoded in Tinman, the company's proprietary, integrated mortgage operating platform. Tinman functions as the system of record for borrower data, pricing, documentation, eligibility checks, workflow routing, and audit trails (Better Home &amp; Finance Holding Company, 2026). This matters because, in the task-technology fit tradition of Goodhue and Thompson (1995), the fit between a conversational technology and the work it is asked to perform depends on whether the technology has access to the data and process state needed for the task. A voice LLM agent operating without access to a structured mortgage system would be limited to generic </w:t>
       </w:r>
       <w:r>
         <w:rPr>
@@ -17866,7 +18014,7 @@
         <w:rPr>
           <w:rFonts w:cs="Times New Roman"/>
         </w:rPr>
-        <w:t>This interpretation is consistent with the broader literature on AI in customer-facing financial services. Hentzen et al. (2022) emphasise that AI systems in mortgage and banking contexts are most effective when embedded in compliant, auditable workflows; Mogaji and Nguyen (2021) note that consequential AI applications often operate as backend or infrastructure-level components rather than as branded customer-facing chatbots. Better.com's public materials position Tinman as such an architectural foundation: the company describes itself as a technology-first mortgage lender whose digital infrastructure was designed to digitise the end-to-end home-finance process before voice AI was layered on top (Better.com, n.d.; Better Home &amp; Finance Holding Company, 2026). The case therefore supports the argument that the preconditions for a meaningful voice LLM deployment include not only model quality but also a process-aware operating platform that exposes structured workflow state to the conversational layer.</w:t>
+        <w:t>This interpretation is consistent with the broader literature on AI in customer-facing financial services. Hentzen et al. (2022) emphasise that AI systems in mortgage and banking contexts are most effective when embedded in compliant, auditable workflows; Mogaji and Nguyen (2022) note that consequential AI applications often operate as backend or infrastructure-level components rather than as branded customer-facing chatbots. Better.com's public materials position Tinman as such an architectural foundation: the company describes itself as a technology-first mortgage lender whose digital infrastructure was designed to digitise the end-to-end home-finance process before voice AI was layered on top (Better.com, n.d.; Better Home &amp; Finance Holding Company, 2026). The case therefore supports the argument that the preconditions for a meaningful voice LLM deployment include not only model quality but also a process-aware operating platform that exposes structured workflow state to the conversational layer.</w:t>
       </w:r>
     </w:p>
     <w:p>
@@ -17877,7 +18025,7 @@
           <w:rFonts w:cs="Times New Roman"/>
         </w:rPr>
       </w:pPr>
-      <w:bookmarkStart w:id="53" w:name="_Toc229599063"/>
+      <w:bookmarkStart w:id="53" w:name="_Toc229682694"/>
       <w:r>
         <w:rPr>
           <w:rFonts w:cs="Times New Roman"/>
@@ -17927,7 +18075,7 @@
           <w:rFonts w:cs="Times New Roman"/>
         </w:rPr>
       </w:pPr>
-      <w:bookmarkStart w:id="54" w:name="_Toc229599064"/>
+      <w:bookmarkStart w:id="54" w:name="_Toc229682695"/>
       <w:r>
         <w:rPr>
           <w:rFonts w:cs="Times New Roman"/>
@@ -17970,7 +18118,7 @@
           <w:rFonts w:cs="Times New Roman"/>
         </w:rPr>
       </w:pPr>
-      <w:bookmarkStart w:id="55" w:name="_Toc229599065"/>
+      <w:bookmarkStart w:id="55" w:name="_Toc229682696"/>
       <w:r>
         <w:rPr>
           <w:rFonts w:cs="Times New Roman"/>
@@ -18013,7 +18161,7 @@
           <w:rFonts w:cs="Times New Roman"/>
         </w:rPr>
       </w:pPr>
-      <w:bookmarkStart w:id="56" w:name="_Toc229599066"/>
+      <w:bookmarkStart w:id="56" w:name="_Toc229682697"/>
       <w:r>
         <w:rPr>
           <w:rFonts w:cs="Times New Roman"/>
@@ -18116,7 +18264,7 @@
           <w:rFonts w:cs="Times New Roman"/>
         </w:rPr>
       </w:pPr>
-      <w:bookmarkStart w:id="57" w:name="_Toc229599067"/>
+      <w:bookmarkStart w:id="57" w:name="_Toc229682698"/>
       <w:r>
         <w:rPr>
           <w:rFonts w:cs="Times New Roman"/>
@@ -18160,7 +18308,7 @@
           <w:rFonts w:cs="Times New Roman"/>
         </w:rPr>
       </w:pPr>
-      <w:bookmarkStart w:id="58" w:name="_Toc229599068"/>
+      <w:bookmarkStart w:id="58" w:name="_Toc229682699"/>
       <w:r>
         <w:rPr>
           <w:rFonts w:cs="Times New Roman"/>
@@ -18290,7 +18438,7 @@
           <w:rFonts w:cs="Times New Roman"/>
         </w:rPr>
       </w:pPr>
-      <w:bookmarkStart w:id="59" w:name="_Toc229599069"/>
+      <w:bookmarkStart w:id="59" w:name="_Toc229682700"/>
       <w:r>
         <w:rPr>
           <w:rFonts w:cs="Times New Roman"/>
@@ -18334,7 +18482,7 @@
           <w:rFonts w:cs="Times New Roman"/>
         </w:rPr>
       </w:pPr>
-      <w:bookmarkStart w:id="60" w:name="_Toc229599070"/>
+      <w:bookmarkStart w:id="60" w:name="_Toc229682701"/>
       <w:r>
         <w:rPr>
           <w:rFonts w:cs="Times New Roman"/>
@@ -18444,7 +18592,7 @@
           <w:rFonts w:cs="Times New Roman"/>
         </w:rPr>
       </w:pPr>
-      <w:bookmarkStart w:id="61" w:name="_Toc229599071"/>
+      <w:bookmarkStart w:id="61" w:name="_Toc229682702"/>
       <w:r>
         <w:rPr>
           <w:rFonts w:cs="Times New Roman"/>
@@ -18477,7 +18625,21 @@
         <w:rPr>
           <w:rFonts w:cs="Times New Roman"/>
         </w:rPr>
-        <w:t>The benchmark exercise also produces honest counter-evidence. Rocket remains far larger and more diversified than Better, and reports positive net income in most years across the benchmark window, whereas Better reports net losses throughout 2021–2025. Better is therefore operating from a much smaller and more constrained base, and even an operational-leverage trajectory does not yet bring it to profitability. The benchmark contextualises Better's trajectory against broad market recovery effects without replacing the central case-level interpretation.</w:t>
+        <w:t xml:space="preserve">The benchmark exercise also produces honest counter-evidence. Rocket remains far larger and more diversified than </w:t>
+      </w:r>
+      <w:proofErr w:type="gramStart"/>
+      <w:r>
+        <w:rPr>
+          <w:rFonts w:cs="Times New Roman"/>
+        </w:rPr>
+        <w:t>Better</w:t>
+      </w:r>
+      <w:proofErr w:type="gramEnd"/>
+      <w:r>
+        <w:rPr>
+          <w:rFonts w:cs="Times New Roman"/>
+        </w:rPr>
+        <w:t>, and reports positive net income in most years across the benchmark window, whereas Better reports net losses throughout 2021–2025. Better is therefore operating from a much smaller and more constrained base, and even an operational-leverage trajectory does not yet bring it to profitability. The benchmark contextualises Better's trajectory against broad market recovery effects without replacing the central case-level interpretation.</w:t>
       </w:r>
     </w:p>
     <w:p>
@@ -18488,7 +18650,7 @@
           <w:rFonts w:cs="Times New Roman"/>
         </w:rPr>
       </w:pPr>
-      <w:bookmarkStart w:id="62" w:name="_Toc229599072"/>
+      <w:bookmarkStart w:id="62" w:name="_Toc229682703"/>
       <w:r>
         <w:rPr>
           <w:rFonts w:cs="Times New Roman"/>
@@ -18524,7 +18686,7 @@
           <w:rFonts w:cs="Times New Roman"/>
         </w:rPr>
       </w:pPr>
-      <w:bookmarkStart w:id="63" w:name="_Toc229599073"/>
+      <w:bookmarkStart w:id="63" w:name="_Toc229682704"/>
       <w:r>
         <w:rPr>
           <w:rFonts w:cs="Times New Roman"/>
@@ -18554,7 +18716,7 @@
           <w:rFonts w:cs="Times New Roman"/>
         </w:rPr>
       </w:pPr>
-      <w:bookmarkStart w:id="64" w:name="_Toc229599074"/>
+      <w:bookmarkStart w:id="64" w:name="_Toc229682705"/>
       <w:r>
         <w:rPr>
           <w:rFonts w:cs="Times New Roman"/>
@@ -18584,7 +18746,7 @@
           <w:rFonts w:cs="Times New Roman"/>
         </w:rPr>
       </w:pPr>
-      <w:bookmarkStart w:id="65" w:name="_Toc229599075"/>
+      <w:bookmarkStart w:id="65" w:name="_Toc229682706"/>
       <w:r>
         <w:rPr>
           <w:rFonts w:cs="Times New Roman"/>
@@ -18720,7 +18882,7 @@
           <w:rFonts w:cs="Times New Roman"/>
         </w:rPr>
       </w:pPr>
-      <w:bookmarkStart w:id="66" w:name="_Toc229599076"/>
+      <w:bookmarkStart w:id="66" w:name="_Toc229682707"/>
       <w:r>
         <w:rPr>
           <w:rFonts w:cs="Times New Roman"/>
@@ -18827,7 +18989,7 @@
         <w:rPr>
           <w:rFonts w:cs="Times New Roman"/>
         </w:rPr>
-        <w:t>The most thesis-relevant keyword result is the Explicit AI/Automation group. The prevalence of explicit AI mentions is essentially unchanged across the two periods (1.15 per cent pre-Betsy versus 1.18 per cent post-Betsy; Fisher exact p = 1.0000). This near-zero difference is interpreted as the AI-invisibility finding: customers do not frame their mortgage experience in AI-specific terms, which supports the interpretation of voice AI as invisible infrastructure (Mogaji &amp; Nguyen, 2021). The finding is a discourse observation about what customers write about, rather than a behavioural claim about who interacted with the AI agent.</w:t>
+        <w:t>The most thesis-relevant keyword result is the Explicit AI/Automation group. The prevalence of explicit AI mentions is essentially unchanged across the two periods (1.15 per cent pre-Betsy versus 1.18 per cent post-Betsy; Fisher exact p = 1.0000). This near-zero difference is interpreted as the AI-invisibility finding: customers do not frame their mortgage experience in AI-specific terms, which supports the interpretation of voice AI as invisible infrastructure (Mogaji &amp; Nguyen, 2022). The finding is a discourse observation about what customers write about, rather than a behavioural claim about who interacted with the AI agent.</w:t>
       </w:r>
     </w:p>
     <w:p>
@@ -18851,7 +19013,7 @@
           <w:rFonts w:cs="Times New Roman"/>
         </w:rPr>
       </w:pPr>
-      <w:bookmarkStart w:id="67" w:name="_Toc229599077"/>
+      <w:bookmarkStart w:id="67" w:name="_Toc229682708"/>
       <w:r>
         <w:rPr>
           <w:rFonts w:cs="Times New Roman"/>
@@ -18870,7 +19032,21 @@
         <w:rPr>
           <w:rFonts w:cs="Times New Roman"/>
         </w:rPr>
-        <w:t>BERTopic neural topic modelling (Grootendorst, 2022) was applied to a 1,804-document subset of the cleaned Trustpilot corpus, after filtering CEO- and 2021-controversy-related reviews. The pipeline produced 44 topics; 1,198 documents were successfully clustered and 606 were assigned to the HDBSCAN noise class. The clustered non-outlier subsample used for the topic-share comparison consists of 1,077 pre-Betsy and 121 post-Betsy reviews. Because the post-Betsy clustered non-outlier sample is small, topic-share differences are interpreted as descriptive signals rather than as statistically tested population-level changes.</w:t>
+        <w:t xml:space="preserve">BERTopic neural topic modelling (Grootendorst, 2022) was applied to </w:t>
+      </w:r>
+      <w:proofErr w:type="gramStart"/>
+      <w:r>
+        <w:rPr>
+          <w:rFonts w:cs="Times New Roman"/>
+        </w:rPr>
+        <w:t>a</w:t>
+      </w:r>
+      <w:proofErr w:type="gramEnd"/>
+      <w:r>
+        <w:rPr>
+          <w:rFonts w:cs="Times New Roman"/>
+        </w:rPr>
+        <w:t xml:space="preserve"> 1,804-document subset of the cleaned Trustpilot corpus, after filtering CEO- and 2021-controversy-related reviews. The pipeline produced 44 topics; 1,198 documents were successfully clustered and 606 were assigned to the HDBSCAN noise class. The clustered non-outlier subsample used for the topic-share comparison consists of 1,077 pre-Betsy and 121 post-Betsy reviews. Because the post-Betsy clustered non-outlier sample is small, topic-share differences are interpreted as descriptive signals rather than as statistically tested population-level changes.</w:t>
       </w:r>
     </w:p>
     <w:p>
@@ -18968,7 +19144,7 @@
           <w:rFonts w:cs="Times New Roman"/>
         </w:rPr>
       </w:pPr>
-      <w:bookmarkStart w:id="68" w:name="_Toc229599078"/>
+      <w:bookmarkStart w:id="68" w:name="_Toc229682709"/>
       <w:r>
         <w:rPr>
           <w:rFonts w:cs="Times New Roman"/>
@@ -18997,7 +19173,7 @@
           <w:rFonts w:cs="Times New Roman"/>
         </w:rPr>
       </w:pPr>
-      <w:bookmarkStart w:id="69" w:name="_Toc229599079"/>
+      <w:bookmarkStart w:id="69" w:name="_Toc229682710"/>
       <w:r>
         <w:rPr>
           <w:rFonts w:cs="Times New Roman"/>
@@ -19059,7 +19235,7 @@
           <w:rFonts w:cs="Times New Roman"/>
         </w:rPr>
       </w:pPr>
-      <w:bookmarkStart w:id="70" w:name="_Toc229599080"/>
+      <w:bookmarkStart w:id="70" w:name="_Toc229682711"/>
       <w:r>
         <w:rPr>
           <w:rFonts w:cs="Times New Roman"/>
@@ -19088,7 +19264,7 @@
           <w:rFonts w:cs="Times New Roman"/>
         </w:rPr>
       </w:pPr>
-      <w:bookmarkStart w:id="71" w:name="_Toc229599081"/>
+      <w:bookmarkStart w:id="71" w:name="_Toc229682712"/>
       <w:r>
         <w:rPr>
           <w:rFonts w:cs="Times New Roman"/>
@@ -19179,7 +19355,7 @@
           <w:rFonts w:cs="Times New Roman"/>
         </w:rPr>
       </w:pPr>
-      <w:bookmarkStart w:id="72" w:name="_Toc229599082"/>
+      <w:bookmarkStart w:id="72" w:name="_Toc229682713"/>
       <w:r>
         <w:rPr>
           <w:rFonts w:cs="Times New Roman"/>
@@ -19195,7 +19371,7 @@
           <w:rFonts w:cs="Times New Roman"/>
         </w:rPr>
       </w:pPr>
-      <w:bookmarkStart w:id="73" w:name="_Toc229599083"/>
+      <w:bookmarkStart w:id="73" w:name="_Toc229682714"/>
       <w:r>
         <w:rPr>
           <w:rFonts w:cs="Times New Roman"/>
@@ -19250,7 +19426,7 @@
           <w:rFonts w:cs="Times New Roman"/>
         </w:rPr>
       </w:pPr>
-      <w:bookmarkStart w:id="74" w:name="_Toc229599084"/>
+      <w:bookmarkStart w:id="74" w:name="_Toc229682715"/>
       <w:r>
         <w:rPr>
           <w:rFonts w:cs="Times New Roman"/>
@@ -19280,7 +19456,7 @@
           <w:rFonts w:cs="Times New Roman"/>
         </w:rPr>
       </w:pPr>
-      <w:bookmarkStart w:id="75" w:name="_Toc229599085"/>
+      <w:bookmarkStart w:id="75" w:name="_Toc229682716"/>
       <w:r>
         <w:rPr>
           <w:rFonts w:cs="Times New Roman"/>
@@ -19379,7 +19555,7 @@
           <w:rFonts w:cs="Times New Roman"/>
         </w:rPr>
       </w:pPr>
-      <w:bookmarkStart w:id="76" w:name="_Toc229599086"/>
+      <w:bookmarkStart w:id="76" w:name="_Toc229682717"/>
       <w:r>
         <w:rPr>
           <w:rFonts w:cs="Times New Roman"/>
@@ -19408,7 +19584,7 @@
           <w:rFonts w:cs="Times New Roman"/>
         </w:rPr>
       </w:pPr>
-      <w:bookmarkStart w:id="77" w:name="_Toc229599087"/>
+      <w:bookmarkStart w:id="77" w:name="_Toc229682718"/>
       <w:r>
         <w:rPr>
           <w:rFonts w:cs="Times New Roman"/>
@@ -19444,7 +19620,7 @@
           <w:rFonts w:cs="Times New Roman"/>
         </w:rPr>
       </w:pPr>
-      <w:bookmarkStart w:id="78" w:name="_Toc229599088"/>
+      <w:bookmarkStart w:id="78" w:name="_Toc229682719"/>
       <w:r>
         <w:rPr>
           <w:rFonts w:cs="Times New Roman"/>
@@ -19473,7 +19649,7 @@
           <w:rFonts w:cs="Times New Roman"/>
         </w:rPr>
       </w:pPr>
-      <w:bookmarkStart w:id="79" w:name="_Toc229599089"/>
+      <w:bookmarkStart w:id="79" w:name="_Toc229682720"/>
       <w:r>
         <w:rPr>
           <w:rFonts w:cs="Times New Roman"/>
@@ -19502,7 +19678,7 @@
           <w:rFonts w:cs="Times New Roman"/>
         </w:rPr>
       </w:pPr>
-      <w:bookmarkStart w:id="80" w:name="_Toc229599090"/>
+      <w:bookmarkStart w:id="80" w:name="_Toc229682721"/>
       <w:r>
         <w:rPr>
           <w:rFonts w:cs="Times New Roman"/>
@@ -19532,7 +19708,7 @@
           <w:rFonts w:cs="Times New Roman"/>
         </w:rPr>
       </w:pPr>
-      <w:bookmarkStart w:id="81" w:name="_Toc229599091"/>
+      <w:bookmarkStart w:id="81" w:name="_Toc229682722"/>
       <w:r>
         <w:rPr>
           <w:rFonts w:cs="Times New Roman"/>
@@ -19565,7 +19741,21 @@
           <w:rFonts w:cs="Times New Roman"/>
         </w:rPr>
         <w:lastRenderedPageBreak/>
-        <w:t>The voice-infrastructure layer affects customer experience directly. Speech-to-text, response-generation, and text-to-speech latency shape the per-turn experience; voice naturalness shapes perceptions of safety and compliance (Becker et al., 2025; Maslych et al., 2025). The Better.com NLP evidence in Chapter 5 is consistent with the proposition that, when the AI system operates as backend infrastructure rather than as a branded experience, customer-side AI attribution is low: explicit AI mentions in Trustpilot reviews remained at approximately 1.15 percent (pre) and 1.18 percent (post), and Cost/Rates discourse — the only keyword group whose prevalence shift survives the Bonferroni correction — shifted by −12.36 percentage points (Chapter 5, §5.4.3). The auditable human-escalation prerequisite generates value through a different channel: it permits revenue conversion at the regulated boundary (where the agent legally cannot close) and trust at the customer boundary (where the borrower can request a human). It also produces regulatory-compliance value that is directly visible in the absence of UDAAP-level enforcement events but indirectly visible in Better’s ongoing public-company status.</w:t>
+        <w:t xml:space="preserve">The voice-infrastructure layer affects customer experience directly. Speech-to-text, response-generation, and text-to-speech latency shape the per-turn experience; voice naturalness shapes perceptions of safety and compliance (Becker et al., 2025; Maslych et al., 2025). The Better.com NLP evidence in Chapter 5 is consistent with the proposition that, when the AI system operates as backend infrastructure rather than as a branded experience, customer-side AI attribution is low: explicit AI mentions in Trustpilot reviews remained at approximately 1.15 percent (pre) and 1.18 percent (post), and Cost/Rates discourse — the only keyword </w:t>
+      </w:r>
+      <w:proofErr w:type="gramStart"/>
+      <w:r>
+        <w:rPr>
+          <w:rFonts w:cs="Times New Roman"/>
+        </w:rPr>
+        <w:t>group</w:t>
+      </w:r>
+      <w:proofErr w:type="gramEnd"/>
+      <w:r>
+        <w:rPr>
+          <w:rFonts w:cs="Times New Roman"/>
+        </w:rPr>
+        <w:t xml:space="preserve"> whose prevalence shift survives the Bonferroni correction — shifted by −12.36 percentage points (Chapter 5, §5.4.3). The auditable human-escalation prerequisite generates value through a different channel: it permits revenue conversion at the regulated boundary (where the agent legally cannot close) and trust at the customer boundary (where the borrower can request a human). It also produces regulatory-compliance value that is directly visible in the absence of UDAAP-level enforcement events but indirectly visible in Better’s ongoing public-company status.</w:t>
       </w:r>
     </w:p>
     <w:p>
@@ -19575,7 +19765,7 @@
           <w:rFonts w:cs="Times New Roman"/>
         </w:rPr>
       </w:pPr>
-      <w:bookmarkStart w:id="82" w:name="_Toc229599092"/>
+      <w:bookmarkStart w:id="82" w:name="_Toc229682723"/>
       <w:r>
         <w:rPr>
           <w:rFonts w:cs="Times New Roman"/>
@@ -19604,7 +19794,7 @@
           <w:rFonts w:cs="Times New Roman"/>
         </w:rPr>
       </w:pPr>
-      <w:bookmarkStart w:id="83" w:name="_Toc229599093"/>
+      <w:bookmarkStart w:id="83" w:name="_Toc229682724"/>
       <w:r>
         <w:rPr>
           <w:rFonts w:cs="Times New Roman"/>
@@ -19647,7 +19837,7 @@
           <w:rFonts w:cs="Times New Roman"/>
         </w:rPr>
       </w:pPr>
-      <w:bookmarkStart w:id="84" w:name="_Toc229599094"/>
+      <w:bookmarkStart w:id="84" w:name="_Toc229682725"/>
       <w:r>
         <w:rPr>
           <w:rFonts w:cs="Times New Roman"/>
@@ -19676,7 +19866,7 @@
           <w:rFonts w:cs="Times New Roman"/>
         </w:rPr>
       </w:pPr>
-      <w:bookmarkStart w:id="85" w:name="_Toc229599095"/>
+      <w:bookmarkStart w:id="85" w:name="_Toc229682726"/>
       <w:r>
         <w:rPr>
           <w:rFonts w:cs="Times New Roman"/>
@@ -19693,7 +19883,7 @@
           <w:rFonts w:cs="Times New Roman"/>
         </w:rPr>
       </w:pPr>
-      <w:bookmarkStart w:id="86" w:name="_Toc229599096"/>
+      <w:bookmarkStart w:id="86" w:name="_Toc229682727"/>
       <w:r>
         <w:rPr>
           <w:rFonts w:cs="Times New Roman"/>
@@ -19722,7 +19912,7 @@
           <w:rFonts w:cs="Times New Roman"/>
         </w:rPr>
       </w:pPr>
-      <w:bookmarkStart w:id="87" w:name="_Toc229599097"/>
+      <w:bookmarkStart w:id="87" w:name="_Toc229682728"/>
       <w:r>
         <w:rPr>
           <w:rFonts w:cs="Times New Roman"/>
@@ -19778,7 +19968,7 @@
           <w:rFonts w:cs="Times New Roman"/>
         </w:rPr>
       </w:pPr>
-      <w:bookmarkStart w:id="88" w:name="_Toc229599098"/>
+      <w:bookmarkStart w:id="88" w:name="_Toc229682729"/>
       <w:r>
         <w:rPr>
           <w:rFonts w:cs="Times New Roman"/>
@@ -19840,7 +20030,7 @@
           <w:rFonts w:cs="Times New Roman"/>
         </w:rPr>
       </w:pPr>
-      <w:bookmarkStart w:id="89" w:name="_Toc229599099"/>
+      <w:bookmarkStart w:id="89" w:name="_Toc229682730"/>
       <w:r>
         <w:rPr>
           <w:rFonts w:cs="Times New Roman"/>
@@ -19899,7 +20089,7 @@
           <w:rFonts w:cs="Times New Roman"/>
         </w:rPr>
         <w:lastRenderedPageBreak/>
-        <w:t>Read together, the three threads suggest that the Better.com case is an example of what might be called “invisible AI infrastructure”: a voice-AI agent that is operationally consequential but customer-side imperceptible. This is not a new theoretical category; it is a synthesis of existing observations in the chatbot literature (Adam et al., 2021), the backend-AI services literature (Mogaji &amp; Nguyen, 2021), and the AI-productivity literature. What the case adds is an integrated empirical example in which the operational-financial signal, the customer-discourse signal, the vendor-architectural signal, and the management-reported signal can be read against each other on the same firm in the same time window.</w:t>
+        <w:t>Read together, the three threads suggest that the Better.com case is an example of what might be called “invisible AI infrastructure”: a voice-AI agent that is operationally consequential but customer-side imperceptible. This is not a new theoretical category; it is a synthesis of existing observations in the chatbot literature (Adam et al., 2021), the backend-AI services literature (Mogaji &amp; Nguyen, 2022), and the AI-productivity literature. What the case adds is an integrated empirical example in which the operational-financial signal, the customer-discourse signal, the vendor-architectural signal, and the management-reported signal can be read against each other on the same firm in the same time window.</w:t>
       </w:r>
     </w:p>
     <w:p>
@@ -19909,7 +20099,7 @@
           <w:rFonts w:cs="Times New Roman"/>
         </w:rPr>
       </w:pPr>
-      <w:bookmarkStart w:id="90" w:name="_Toc229599100"/>
+      <w:bookmarkStart w:id="90" w:name="_Toc229682731"/>
       <w:r>
         <w:rPr>
           <w:rFonts w:cs="Times New Roman"/>
@@ -19971,7 +20161,7 @@
           <w:rFonts w:cs="Times New Roman"/>
         </w:rPr>
       </w:pPr>
-      <w:bookmarkStart w:id="91" w:name="_Toc229599101"/>
+      <w:bookmarkStart w:id="91" w:name="_Toc229682732"/>
       <w:r>
         <w:rPr>
           <w:rFonts w:cs="Times New Roman"/>
@@ -20020,7 +20210,7 @@
           <w:rFonts w:cs="Times New Roman"/>
         </w:rPr>
       </w:pPr>
-      <w:bookmarkStart w:id="92" w:name="_Toc229599102"/>
+      <w:bookmarkStart w:id="92" w:name="_Toc229682733"/>
       <w:r>
         <w:rPr>
           <w:rFonts w:cs="Times New Roman"/>
@@ -20049,7 +20239,7 @@
           <w:rFonts w:cs="Times New Roman"/>
         </w:rPr>
       </w:pPr>
-      <w:bookmarkStart w:id="93" w:name="_Toc229599103"/>
+      <w:bookmarkStart w:id="93" w:name="_Toc229682734"/>
       <w:r>
         <w:rPr>
           <w:rFonts w:cs="Times New Roman"/>
@@ -20065,7 +20255,7 @@
           <w:rFonts w:cs="Times New Roman"/>
         </w:rPr>
       </w:pPr>
-      <w:bookmarkStart w:id="94" w:name="_Toc229599104"/>
+      <w:bookmarkStart w:id="94" w:name="_Toc229682735"/>
       <w:r>
         <w:rPr>
           <w:rFonts w:cs="Times New Roman"/>
@@ -20094,7 +20284,7 @@
           <w:rFonts w:cs="Times New Roman"/>
         </w:rPr>
       </w:pPr>
-      <w:bookmarkStart w:id="95" w:name="_Toc229599105"/>
+      <w:bookmarkStart w:id="95" w:name="_Toc229682736"/>
       <w:r>
         <w:rPr>
           <w:rFonts w:cs="Times New Roman"/>
@@ -20130,7 +20320,7 @@
           <w:rFonts w:cs="Times New Roman"/>
         </w:rPr>
       </w:pPr>
-      <w:bookmarkStart w:id="96" w:name="_Toc229599106"/>
+      <w:bookmarkStart w:id="96" w:name="_Toc229682737"/>
       <w:r>
         <w:rPr>
           <w:rFonts w:cs="Times New Roman"/>
@@ -20149,7 +20339,7 @@
         <w:rPr>
           <w:rFonts w:cs="Times New Roman"/>
         </w:rPr>
-        <w:t>The audited financial data in this thesis is annual (10-K) and quarterly (10-Q). Betsy launched on October 17, 2024; consequently, fiscal year 2024 contains both a pre-Betsy and a post-Betsy operating period, and 2024 figures must be interpreted as a transition year. The mitigation adopted is twofold. First, the thesis privileges 2025 figures (the first full post-Betsy fiscal year) and the 2023 baseline (the last full pre-Betsy fiscal year) for the operational-leverage interpretation (Chapter 5, §5.3). Second, the thesis does not run a within-2024 difference-in-means test on the financial data, because annual reporting cannot support such a test. The residual risk is that the magnitude of the transition signal is sensitive to the precise fiscal boundaries available in the SEC filings; this sensitivity is unrecoverable without quarterly disclosures with sufficient operational granularity.</w:t>
+        <w:t>The audited financial data in this thesis is annual (10-K, plus the S-1 for Better’s 2021 figures); the thesis does not draw on 10-Q quarterly forms. Betsy launched on October 17, 2024; consequently, fiscal year 2024 contains both a pre-Betsy and a post-Betsy operating period, and 2024 figures must be interpreted as a transition year. The mitigation adopted is twofold. First, the thesis privileges 2025 figures (the first full post-Betsy fiscal year) and the 2023 baseline (the last full pre-Betsy fiscal year) for the operational-leverage interpretation (Chapter 5, §5.3). Second, the thesis does not run a within-2024 difference-in-means test on the financial data, because annual reporting cannot support such a test. The residual risk is that the magnitude of the transition signal is sensitive to the precise fiscal boundaries available in the SEC filings; this sensitivity is unrecoverable without quarterly disclosures with sufficient operational granularity.</w:t>
       </w:r>
     </w:p>
     <w:p>
@@ -20159,7 +20349,7 @@
           <w:rFonts w:cs="Times New Roman"/>
         </w:rPr>
       </w:pPr>
-      <w:bookmarkStart w:id="97" w:name="_Toc229599107"/>
+      <w:bookmarkStart w:id="97" w:name="_Toc229682738"/>
       <w:r>
         <w:rPr>
           <w:rFonts w:cs="Times New Roman"/>
@@ -20188,7 +20378,7 @@
           <w:rFonts w:cs="Times New Roman"/>
         </w:rPr>
       </w:pPr>
-      <w:bookmarkStart w:id="98" w:name="_Toc229599108"/>
+      <w:bookmarkStart w:id="98" w:name="_Toc229682739"/>
       <w:r>
         <w:rPr>
           <w:rFonts w:cs="Times New Roman"/>
@@ -20218,7 +20408,7 @@
           <w:rFonts w:cs="Times New Roman"/>
         </w:rPr>
       </w:pPr>
-      <w:bookmarkStart w:id="99" w:name="_Toc229599109"/>
+      <w:bookmarkStart w:id="99" w:name="_Toc229682740"/>
       <w:r>
         <w:rPr>
           <w:rFonts w:cs="Times New Roman"/>
@@ -20247,7 +20437,7 @@
           <w:rFonts w:cs="Times New Roman"/>
         </w:rPr>
       </w:pPr>
-      <w:bookmarkStart w:id="100" w:name="_Toc229599110"/>
+      <w:bookmarkStart w:id="100" w:name="_Toc229682741"/>
       <w:r>
         <w:rPr>
           <w:rFonts w:cs="Times New Roman"/>
@@ -20283,7 +20473,7 @@
           <w:rFonts w:cs="Times New Roman"/>
         </w:rPr>
       </w:pPr>
-      <w:bookmarkStart w:id="101" w:name="_Toc229599111"/>
+      <w:bookmarkStart w:id="101" w:name="_Toc229682742"/>
       <w:r>
         <w:rPr>
           <w:rFonts w:cs="Times New Roman"/>
@@ -20312,7 +20502,7 @@
           <w:rFonts w:cs="Times New Roman"/>
         </w:rPr>
       </w:pPr>
-      <w:bookmarkStart w:id="102" w:name="_Toc229599112"/>
+      <w:bookmarkStart w:id="102" w:name="_Toc229682743"/>
       <w:r>
         <w:rPr>
           <w:rFonts w:cs="Times New Roman"/>
@@ -20341,7 +20531,7 @@
           <w:rFonts w:cs="Times New Roman"/>
         </w:rPr>
       </w:pPr>
-      <w:bookmarkStart w:id="103" w:name="_Toc229599113"/>
+      <w:bookmarkStart w:id="103" w:name="_Toc229682744"/>
       <w:r>
         <w:rPr>
           <w:rFonts w:cs="Times New Roman"/>
@@ -20358,7 +20548,7 @@
           <w:rFonts w:cs="Times New Roman"/>
         </w:rPr>
       </w:pPr>
-      <w:bookmarkStart w:id="104" w:name="_Toc229599114"/>
+      <w:bookmarkStart w:id="104" w:name="_Toc229682745"/>
       <w:r>
         <w:rPr>
           <w:rFonts w:cs="Times New Roman"/>
@@ -20387,7 +20577,7 @@
           <w:rFonts w:cs="Times New Roman"/>
         </w:rPr>
       </w:pPr>
-      <w:bookmarkStart w:id="105" w:name="_Toc229599115"/>
+      <w:bookmarkStart w:id="105" w:name="_Toc229682746"/>
       <w:r>
         <w:rPr>
           <w:rFonts w:cs="Times New Roman"/>
@@ -20416,7 +20606,7 @@
           <w:rFonts w:cs="Times New Roman"/>
         </w:rPr>
       </w:pPr>
-      <w:bookmarkStart w:id="106" w:name="_Toc229599116"/>
+      <w:bookmarkStart w:id="106" w:name="_Toc229682747"/>
       <w:r>
         <w:rPr>
           <w:rFonts w:cs="Times New Roman"/>
@@ -20433,7 +20623,7 @@
           <w:rFonts w:cs="Times New Roman"/>
         </w:rPr>
       </w:pPr>
-      <w:bookmarkStart w:id="107" w:name="_Toc229599117"/>
+      <w:bookmarkStart w:id="107" w:name="_Toc229682748"/>
       <w:r>
         <w:rPr>
           <w:rFonts w:cs="Times New Roman"/>
@@ -20462,7 +20652,7 @@
           <w:rFonts w:cs="Times New Roman"/>
         </w:rPr>
       </w:pPr>
-      <w:bookmarkStart w:id="108" w:name="_Toc229599118"/>
+      <w:bookmarkStart w:id="108" w:name="_Toc229682749"/>
       <w:r>
         <w:rPr>
           <w:rFonts w:cs="Times New Roman"/>
@@ -20491,7 +20681,7 @@
           <w:rFonts w:cs="Times New Roman"/>
         </w:rPr>
       </w:pPr>
-      <w:bookmarkStart w:id="109" w:name="_Toc229599119"/>
+      <w:bookmarkStart w:id="109" w:name="_Toc229682750"/>
       <w:r>
         <w:rPr>
           <w:rFonts w:cs="Times New Roman"/>
@@ -20520,7 +20710,7 @@
           <w:rFonts w:cs="Times New Roman"/>
         </w:rPr>
       </w:pPr>
-      <w:bookmarkStart w:id="110" w:name="_Toc229599120"/>
+      <w:bookmarkStart w:id="110" w:name="_Toc229682751"/>
       <w:r>
         <w:rPr>
           <w:rFonts w:cs="Times New Roman"/>
@@ -20556,7 +20746,7 @@
           <w:rFonts w:cs="Times New Roman"/>
         </w:rPr>
       </w:pPr>
-      <w:bookmarkStart w:id="111" w:name="_Toc229599121"/>
+      <w:bookmarkStart w:id="111" w:name="_Toc229682752"/>
       <w:r>
         <w:rPr>
           <w:rFonts w:cs="Times New Roman"/>
@@ -20585,7 +20775,7 @@
           <w:rFonts w:cs="Times New Roman"/>
         </w:rPr>
       </w:pPr>
-      <w:bookmarkStart w:id="112" w:name="_Toc229599122"/>
+      <w:bookmarkStart w:id="112" w:name="_Toc229682753"/>
       <w:r>
         <w:rPr>
           <w:rFonts w:cs="Times New Roman"/>
@@ -20616,7 +20806,7 @@
           <w:rFonts w:cs="Times New Roman"/>
         </w:rPr>
       </w:pPr>
-      <w:bookmarkStart w:id="113" w:name="_Toc229599123"/>
+      <w:bookmarkStart w:id="113" w:name="_Toc229682754"/>
       <w:r>
         <w:rPr>
           <w:rFonts w:cs="Times New Roman"/>
@@ -20728,7 +20918,13 @@
         <w:rPr>
           <w:rFonts w:cs="Times New Roman"/>
         </w:rPr>
-        <w:t>Better.com. (n.d.). Our company. Better Mortgage. Retrieved 26 April 2026, from https://better.com/content/our-company</w:t>
+        <w:t xml:space="preserve">Better.com. (n.d.). Our company. Better Mortgage. Retrieved 26 April 2026, from </w:t>
+      </w:r>
+      <w:r>
+        <w:rPr>
+          <w:rFonts w:cs="Times New Roman"/>
+        </w:rPr>
+        <w:t>https://better.com/about-us</w:t>
       </w:r>
     </w:p>
     <w:p>
@@ -20876,7 +21072,13 @@
         <w:rPr>
           <w:rFonts w:cs="Times New Roman"/>
         </w:rPr>
-        <w:t>Better Home &amp; Finance Holding Company, &amp; ElevenLabs. (2026, February 25). ElevenLabs and Better.com showcase success of AI loan agent, Betsy™, at scale in financial services [Press release]. Better Investor Relations. https://investors.better.com/news/news-details/2026/ElevenLabs-and-Better-com-Showcase-Success-of-AI-Loan-Agent-Betsy-at-Scale-in-Financial-Services/</w:t>
+        <w:t xml:space="preserve">Better Home &amp; Finance Holding Company, &amp; ElevenLabs. (2026, February 25). ElevenLabs and Better.com showcase success of AI loan agent, Betsy™, at scale in financial services [Press release]. Better Investor Relations. </w:t>
+      </w:r>
+      <w:r>
+        <w:rPr>
+          <w:rFonts w:cs="Times New Roman"/>
+        </w:rPr>
+        <w:t>https://investors.better.com/news/news-details/2026/ElevenLabs-and-Better-com-Showcase-Success-of-AI-Loan-Agent-Betsy-at-Scale-in-Financial-Services-3c4e5a07d/default.aspx</w:t>
       </w:r>
     </w:p>
     <w:p>
@@ -21022,7 +21224,25 @@
         <w:rPr>
           <w:rFonts w:cs="Times New Roman"/>
         </w:rPr>
-        <w:t>Fotheringham, D., &amp; Wiles, M. A. (2023). The effect of implementing chatbot customer service on stock returns. Journal of the Academy of Marketing Science, 51, 802–822. https://doi.org/10.1007/s11747-022-00906-6</w:t>
+        <w:t>Fotheringham, D., &amp; Wiles, M. A. (202</w:t>
+      </w:r>
+      <w:r>
+        <w:rPr>
+          <w:rFonts w:cs="Times New Roman"/>
+        </w:rPr>
+        <w:t>2</w:t>
+      </w:r>
+      <w:r>
+        <w:rPr>
+          <w:rFonts w:cs="Times New Roman"/>
+        </w:rPr>
+        <w:t xml:space="preserve">). The effect of implementing chatbot customer service on stock returns. Journal of the Academy of Marketing Science, 51, 802–822. </w:t>
+      </w:r>
+      <w:r>
+        <w:rPr>
+          <w:rFonts w:cs="Times New Roman"/>
+        </w:rPr>
+        <w:t>https://link.springer.com/article/10.1007/s11747-022-00841-2</w:t>
       </w:r>
     </w:p>
     <w:p>
@@ -21160,7 +21380,21 @@
         <w:rPr>
           <w:rFonts w:cs="Times New Roman"/>
         </w:rPr>
-        <w:t>Hutto, C. J., &amp; Gilbert, E. (2014). VADER: A parsimonious rule-based model for sentiment analysis of social media text. Proceedings of the International AAAI Conference on Web and Social Media, 8(1), 216–225. https://doi.org/10.1609/icwsm.v8i1.14550</w:t>
+        <w:t xml:space="preserve">Hutto, C. J., &amp; Gilbert, E. (2014). VADER: A parsimonious rule-based model for sentiment analysis of social media text. Proceedings of the International AAAI Conference on Web and </w:t>
+      </w:r>
+      <w:proofErr w:type="gramStart"/>
+      <w:r>
+        <w:rPr>
+          <w:rFonts w:cs="Times New Roman"/>
+        </w:rPr>
+        <w:t>Social Media</w:t>
+      </w:r>
+      <w:proofErr w:type="gramEnd"/>
+      <w:r>
+        <w:rPr>
+          <w:rFonts w:cs="Times New Roman"/>
+        </w:rPr>
+        <w:t>, 8(1), 216–225. https://doi.org/10.1609/icwsm.v8i1.14550</w:t>
       </w:r>
     </w:p>
     <w:p>
@@ -21231,19 +21465,7 @@
         <w:rPr>
           <w:rFonts w:cs="Times New Roman"/>
         </w:rPr>
-        <w:t>Mogaji, E., &amp; Nguyen, N. P. (2021). Managers' understanding of artificial intelligence in relation to marketing financial services: Insights from a cross-country study. International Journal of Bank Marketing, 39(6), 1544–1565.</w:t>
-      </w:r>
-      <w:r>
-        <w:rPr>
-          <w:rFonts w:cs="Times New Roman"/>
-        </w:rPr>
-        <w:t xml:space="preserve"> </w:t>
-      </w:r>
-      <w:r>
-        <w:rPr>
-          <w:rFonts w:cs="Times New Roman"/>
-        </w:rPr>
-        <w:t>https://www.emerald.com/ijbm/article/40/6/1272/109708/Managers-understanding-of-artificial-intelligence</w:t>
+        <w:t>Mogaji, E., &amp; Nguyen, N. P. (2022). Managers' understanding of artificial intelligence in relation to marketing financial services: Insights from a cross-country study. International Journal of Bank Marketing, 40(6), 1272–1298. https://doi.org/10.1108/IJBM-09-2021-0440</w:t>
       </w:r>
     </w:p>
     <w:p>
@@ -21257,7 +21479,21 @@
         <w:rPr>
           <w:rFonts w:cs="Times New Roman"/>
         </w:rPr>
-        <w:t>Mortgage Bankers Association. (2024a). Quarterly mortgage bankers performance report: Full year 2024. MBA Publications. https://www.mba.org/news-and-research/research-and-economics/single-family-research/quarterly-mortgage-bankers-performance-report</w:t>
+        <w:t xml:space="preserve">Mortgage Bankers Association. (2024a). Quarterly mortgage </w:t>
+      </w:r>
+      <w:proofErr w:type="gramStart"/>
+      <w:r>
+        <w:rPr>
+          <w:rFonts w:cs="Times New Roman"/>
+        </w:rPr>
+        <w:t>bankers</w:t>
+      </w:r>
+      <w:proofErr w:type="gramEnd"/>
+      <w:r>
+        <w:rPr>
+          <w:rFonts w:cs="Times New Roman"/>
+        </w:rPr>
+        <w:t xml:space="preserve"> performance report: Full year 2024. MBA Publications. https://www.mba.org/news-and-research/research-and-economics/single-family-research/quarterly-mortgage-bankers-performance-report</w:t>
       </w:r>
     </w:p>
     <w:p>
@@ -21313,27 +21549,27 @@
         <w:rPr>
           <w:rFonts w:cs="Times New Roman"/>
         </w:rPr>
+        <w:t xml:space="preserve">Primack, D. (2021, December 8). Better.com delays close of $7.7B reverse merger after mass layoffs. Axios. </w:t>
+      </w:r>
+      <w:r>
+        <w:rPr>
+          <w:rFonts w:cs="Times New Roman"/>
+        </w:rPr>
+        <w:t>https://www.axios.com/2021/12/08/better-home-mortgage-delays-reverse-merger-layoffs</w:t>
+      </w:r>
+    </w:p>
+    <w:p>
+      <w:pPr>
+        <w:spacing w:after="120"/>
+        <w:rPr>
+          <w:rFonts w:cs="Times New Roman"/>
+        </w:rPr>
+      </w:pPr>
+      <w:r>
+        <w:rPr>
+          <w:rFonts w:cs="Times New Roman"/>
+        </w:rPr>
         <w:lastRenderedPageBreak/>
-        <w:t xml:space="preserve">Primack, D. (2021, December 8). Better.com delays close of $7.7B reverse merger after mass layoffs. Axios. </w:t>
-      </w:r>
-      <w:r>
-        <w:rPr>
-          <w:rFonts w:cs="Times New Roman"/>
-        </w:rPr>
-        <w:t>https://www.axios.com/2021/12/08/better-home-mortgage-delays-reverse-merger-layoffs</w:t>
-      </w:r>
-    </w:p>
-    <w:p>
-      <w:pPr>
-        <w:spacing w:after="120"/>
-        <w:rPr>
-          <w:rFonts w:cs="Times New Roman"/>
-        </w:rPr>
-      </w:pPr>
-      <w:r>
-        <w:rPr>
-          <w:rFonts w:cs="Times New Roman"/>
-        </w:rPr>
         <w:t>Rocket Companies, Inc. (2024). Form 10-K: Annual report for the fiscal year ended December 31, 2023. U.S. Securities and Exchange Commission. https://www.sec.gov/cgi-bin/browse-edgar?action=getcompany&amp;CIK=0001805284&amp;type=10-K&amp;dateb=&amp;owner=include&amp;count=10</w:t>
       </w:r>
     </w:p>
@@ -21424,7 +21660,7 @@
           <w:rFonts w:cs="Times New Roman"/>
         </w:rPr>
       </w:pPr>
-      <w:bookmarkStart w:id="114" w:name="_Toc229599124"/>
+      <w:bookmarkStart w:id="114" w:name="_Toc229682755"/>
       <w:r>
         <w:rPr>
           <w:rFonts w:cs="Times New Roman"/>
@@ -21441,7 +21677,7 @@
           <w:rFonts w:cs="Times New Roman"/>
         </w:rPr>
       </w:pPr>
-      <w:bookmarkStart w:id="115" w:name="_Toc229599125"/>
+      <w:bookmarkStart w:id="115" w:name="_Toc229682756"/>
       <w:r>
         <w:rPr>
           <w:rFonts w:cs="Times New Roman"/>
@@ -21460,7 +21696,7 @@
         <w:rPr>
           <w:rFonts w:cs="Times New Roman"/>
         </w:rPr>
-        <w:t>The financial dataset analysed in Chapter 5 contains thirteen annual observations: five for Better Home &amp; Finance Holding Company (formerly Better HoldCo, Inc.) covering fiscal years 2021–2025, and eight for Rocket Companies, Inc. covering fiscal years 2018–2025, used as a directional industry benchmark. The Rocket 2018 and 2019 rows are sourced from the audited comparative tables disclosed in Rocket's 2020 annual report; the remaining Rocket years are sourced from successive 10-K filings. Each observation was extracted from a single SEC filing (10-K, S-1, or S-1/A) and stored as a single row in a normalised long-format table indexed by company × fiscal year. The dataset is reproducible from the public source-code repository: the raw filings are stored in 02_Case_Study_Data/Raw_Filings/, the extraction scripts under 05_Code/financial_extract*.py, and the normalised CSV under 05_Code/financial_dataset.csv.</w:t>
+        <w:t>The financial dataset analysed in Chapter 5 contains thirteen annual observations: five for Better Home &amp; Finance Holding Company (formerly Better HoldCo, Inc.) covering fiscal years 2021–2025, and eight for Rocket Companies, Inc. covering fiscal years 2018–2025, used as a directional industry benchmark. The Rocket 2018 and 2019 rows are sourced from the audited comparative tables disclosed in Rocket's 2020 annual report; the remaining Rocket years are sourced from successive 10-K filings. Each observation was extracted from a single SEC filing (10-K, S-1, or S-1/A) and stored as a single row in a normalised long-format table indexed by company × fiscal year. The dataset is reproducible from the public source-code repository: the raw filings are stored under 02_Case_Study_Data/Better/Annual Reports/ and 02_Case_Study_Data/Rocket Mortgage/Annual Reports/, the extraction scripts under 05_Code/Data Extraction code/, and the normalised CSV at 06_Data/financial_dataset_annual.csv.</w:t>
       </w:r>
     </w:p>
     <w:p>
@@ -21470,7 +21706,7 @@
           <w:rFonts w:cs="Times New Roman"/>
         </w:rPr>
       </w:pPr>
-      <w:bookmarkStart w:id="116" w:name="_Toc229599126"/>
+      <w:bookmarkStart w:id="116" w:name="_Toc229682757"/>
       <w:r>
         <w:rPr>
           <w:rFonts w:cs="Times New Roman"/>
@@ -21894,6 +22130,7 @@
               <w:rPr>
                 <w:rFonts w:cs="Times New Roman"/>
               </w:rPr>
+              <w:lastRenderedPageBreak/>
               <w:t>4</w:t>
             </w:r>
           </w:p>
@@ -21986,7 +22223,6 @@
               <w:rPr>
                 <w:rFonts w:cs="Times New Roman"/>
               </w:rPr>
-              <w:lastRenderedPageBreak/>
               <w:t>5</w:t>
             </w:r>
           </w:p>
@@ -22519,7 +22755,21 @@
               <w:rPr>
                 <w:rFonts w:cs="Times New Roman"/>
               </w:rPr>
-              <w:t>Author-constructed (not an audited Better disclosure).</w:t>
+              <w:t xml:space="preserve">Author-constructed (not an audited </w:t>
+            </w:r>
+            <w:proofErr w:type="gramStart"/>
+            <w:r>
+              <w:rPr>
+                <w:rFonts w:cs="Times New Roman"/>
+              </w:rPr>
+              <w:t>Better</w:t>
+            </w:r>
+            <w:proofErr w:type="gramEnd"/>
+            <w:r>
+              <w:rPr>
+                <w:rFonts w:cs="Times New Roman"/>
+              </w:rPr>
+              <w:t xml:space="preserve"> disclosure).</w:t>
             </w:r>
           </w:p>
         </w:tc>
@@ -22532,7 +22782,7 @@
           <w:rFonts w:cs="Times New Roman"/>
         </w:rPr>
       </w:pPr>
-      <w:bookmarkStart w:id="117" w:name="_Toc229599127"/>
+      <w:bookmarkStart w:id="117" w:name="_Toc229682758"/>
       <w:r>
         <w:rPr>
           <w:rFonts w:cs="Times New Roman"/>
@@ -22756,6 +23006,7 @@
               <w:rPr>
                 <w:rFonts w:cs="Times New Roman"/>
               </w:rPr>
+              <w:lastRenderedPageBreak/>
               <w:t>Better Home &amp; Finance Holding Company</w:t>
             </w:r>
           </w:p>
@@ -22902,7 +23153,6 @@
               <w:rPr>
                 <w:rFonts w:cs="Times New Roman"/>
               </w:rPr>
-              <w:lastRenderedPageBreak/>
               <w:t>Better Home &amp; Finance Holding Company</w:t>
             </w:r>
           </w:p>
@@ -24509,6 +24759,7 @@
               <w:rPr>
                 <w:rFonts w:cs="Times New Roman"/>
               </w:rPr>
+              <w:lastRenderedPageBreak/>
               <w:t>Rocket Companies, Inc.</w:t>
             </w:r>
           </w:p>
@@ -24648,12 +24899,11 @@
           <w:rFonts w:cs="Times New Roman"/>
         </w:rPr>
       </w:pPr>
-      <w:bookmarkStart w:id="118" w:name="_Toc229599128"/>
-      <w:r>
-        <w:rPr>
-          <w:rFonts w:cs="Times New Roman"/>
-        </w:rPr>
-        <w:lastRenderedPageBreak/>
+      <w:bookmarkStart w:id="118" w:name="_Toc229682759"/>
+      <w:r>
+        <w:rPr>
+          <w:rFonts w:cs="Times New Roman"/>
+        </w:rPr>
         <w:t>A.4 Calculation Methodology</w:t>
       </w:r>
       <w:bookmarkEnd w:id="118"/>
@@ -24668,19 +24918,7 @@
         <w:rPr>
           <w:rFonts w:cs="Times New Roman"/>
         </w:rPr>
-        <w:t xml:space="preserve">All ratios in Table A.2 are computed deterministically from the audited line items in the 10-K filings; no </w:t>
-      </w:r>
-      <w:r>
-        <w:rPr>
-          <w:rFonts w:cs="Times New Roman"/>
-        </w:rPr>
-        <w:t>judgment-based</w:t>
-      </w:r>
-      <w:r>
-        <w:rPr>
-          <w:rFonts w:cs="Times New Roman"/>
-        </w:rPr>
-        <w:t xml:space="preserve"> adjustments are applied. Where the 10-K reports headcount as a range or an approximation, the lower bound is taken (this convention is documented in 05_Code/financial_metrics_project.ipynb). Net loss is reported with a leading minus sign; net income is reported with a leading plus sign. The Operational Leverage Index is computed in Appendix E and is treated in this thesis as an illustrative composite rather than as a primary inferential anchor (see §3.6, OLI disclaimer).</w:t>
+        <w:t>All ratios in Table A.2 are computed deterministically from the audited line items in the 10-K filings; no judgment-based adjustments are applied. Where the 10-K reports headcount as a range or an approximation, the lower bound is taken (this convention is documented in 05_Code/financial_metric_analysis.ipynb). Net loss is reported with a leading minus sign; net income is reported with a leading plus sign. The Operational Leverage Index is computed in Appendix E and is treated in this thesis as an illustrative composite rather than as a primary inferential anchor (see §3.6, OLI disclaimer).</w:t>
       </w:r>
     </w:p>
     <w:p>
@@ -24690,7 +24928,7 @@
           <w:rFonts w:cs="Times New Roman"/>
         </w:rPr>
       </w:pPr>
-      <w:bookmarkStart w:id="119" w:name="_Toc229599129"/>
+      <w:bookmarkStart w:id="119" w:name="_Toc229682760"/>
       <w:r>
         <w:rPr>
           <w:rFonts w:cs="Times New Roman"/>
@@ -24706,7 +24944,7 @@
           <w:rFonts w:cs="Times New Roman"/>
         </w:rPr>
       </w:pPr>
-      <w:bookmarkStart w:id="120" w:name="_Toc229599130"/>
+      <w:bookmarkStart w:id="120" w:name="_Toc229682761"/>
       <w:r>
         <w:rPr>
           <w:rFonts w:cs="Times New Roman"/>
@@ -24726,7 +24964,7 @@
         <w:rPr>
           <w:rFonts w:cs="Times New Roman"/>
         </w:rPr>
-        <w:t>Table B.1. SEC filings used for the financial-trajectory analysis in Chapter 5. Accession numbers and full URLs are recorded in 05_Code/sec_filings_provenance.csv.</w:t>
+        <w:t>Table B.1. SEC filings used for the financial-trajectory analysis in Chapter 5. Accession numbers and full URLs are recorded in the reference list (Better HoldCo, Inc., 2023; Better Home &amp; Finance Holding Company, 2024b, 2025a, 2026; Rocket Companies, Inc., 2024, 2025).</w:t>
       </w:r>
     </w:p>
     <w:tbl>
@@ -25339,37 +25577,39 @@
                 <w:sz w:val="20"/>
                 <w:szCs w:val="20"/>
               </w:rPr>
-              <w:t>, and headcount values used in Table A.2; also discloses the October 2024 Betsy launch in the operational narrative.</w:t>
-            </w:r>
-          </w:p>
-        </w:tc>
-        <w:tc>
-          <w:tcPr>
-            <w:tcW w:w="1710" w:type="dxa"/>
-          </w:tcPr>
-          <w:p>
-            <w:pPr>
+              <w:t xml:space="preserve">, and headcount values used in Table A.2; also discloses the </w:t>
+            </w:r>
+            <w:r>
               <w:rPr>
                 <w:rFonts w:cs="Times New Roman"/>
                 <w:sz w:val="20"/>
                 <w:szCs w:val="20"/>
               </w:rPr>
-            </w:pPr>
-            <w:r>
+              <w:lastRenderedPageBreak/>
+              <w:t>October 2024 Betsy launch in the operational narrative.</w:t>
+            </w:r>
+          </w:p>
+        </w:tc>
+        <w:tc>
+          <w:tcPr>
+            <w:tcW w:w="1710" w:type="dxa"/>
+          </w:tcPr>
+          <w:p>
+            <w:pPr>
               <w:rPr>
                 <w:rFonts w:cs="Times New Roman"/>
                 <w:sz w:val="20"/>
                 <w:szCs w:val="20"/>
               </w:rPr>
-              <w:t>0</w:t>
-            </w:r>
+            </w:pPr>
             <w:r>
               <w:rPr>
                 <w:rFonts w:cs="Times New Roman"/>
                 <w:sz w:val="20"/>
                 <w:szCs w:val="20"/>
               </w:rPr>
-              <w:t>2</w:t>
+              <w:lastRenderedPageBreak/>
+              <w:t>0</w:t>
             </w:r>
             <w:r>
               <w:rPr>
@@ -25377,6 +25617,14 @@
                 <w:sz w:val="20"/>
                 <w:szCs w:val="20"/>
               </w:rPr>
+              <w:t>2</w:t>
+            </w:r>
+            <w:r>
+              <w:rPr>
+                <w:rFonts w:cs="Times New Roman"/>
+                <w:sz w:val="20"/>
+                <w:szCs w:val="20"/>
+              </w:rPr>
               <w:t>_Case_Study_Data/Better/Annual Reports/2024.pdf</w:t>
             </w:r>
           </w:p>
@@ -25423,105 +25671,103 @@
                 <w:sz w:val="20"/>
                 <w:szCs w:val="20"/>
               </w:rPr>
-              <w:t xml:space="preserve">Better Home &amp; Finance </w:t>
-            </w:r>
-            <w:r>
+              <w:t>Better Home &amp; Finance Holding Company</w:t>
+            </w:r>
+          </w:p>
+        </w:tc>
+        <w:tc>
+          <w:tcPr>
+            <w:tcW w:w="1080" w:type="dxa"/>
+          </w:tcPr>
+          <w:p>
+            <w:pPr>
               <w:rPr>
                 <w:rFonts w:cs="Times New Roman"/>
                 <w:sz w:val="20"/>
                 <w:szCs w:val="20"/>
               </w:rPr>
-              <w:lastRenderedPageBreak/>
-              <w:t>Holding Company</w:t>
-            </w:r>
-          </w:p>
-        </w:tc>
-        <w:tc>
-          <w:tcPr>
-            <w:tcW w:w="1080" w:type="dxa"/>
-          </w:tcPr>
-          <w:p>
-            <w:pPr>
+            </w:pPr>
+            <w:r>
               <w:rPr>
                 <w:rFonts w:cs="Times New Roman"/>
                 <w:sz w:val="20"/>
                 <w:szCs w:val="20"/>
               </w:rPr>
-            </w:pPr>
-            <w:r>
+              <w:t>10-K</w:t>
+            </w:r>
+          </w:p>
+        </w:tc>
+        <w:tc>
+          <w:tcPr>
+            <w:tcW w:w="1260" w:type="dxa"/>
+          </w:tcPr>
+          <w:p>
+            <w:pPr>
               <w:rPr>
                 <w:rFonts w:cs="Times New Roman"/>
                 <w:sz w:val="20"/>
                 <w:szCs w:val="20"/>
               </w:rPr>
-              <w:lastRenderedPageBreak/>
-              <w:t>10-K</w:t>
-            </w:r>
-          </w:p>
-        </w:tc>
-        <w:tc>
-          <w:tcPr>
-            <w:tcW w:w="1260" w:type="dxa"/>
-          </w:tcPr>
-          <w:p>
-            <w:pPr>
+            </w:pPr>
+            <w:r>
               <w:rPr>
                 <w:rFonts w:cs="Times New Roman"/>
                 <w:sz w:val="20"/>
                 <w:szCs w:val="20"/>
               </w:rPr>
-            </w:pPr>
-            <w:r>
+              <w:t>FY 2025 (filed 2026)</w:t>
+            </w:r>
+          </w:p>
+        </w:tc>
+        <w:tc>
+          <w:tcPr>
+            <w:tcW w:w="3780" w:type="dxa"/>
+          </w:tcPr>
+          <w:p>
+            <w:pPr>
               <w:rPr>
                 <w:rFonts w:cs="Times New Roman"/>
                 <w:sz w:val="20"/>
                 <w:szCs w:val="20"/>
               </w:rPr>
-              <w:t>FY 2025 (filed 2026)</w:t>
-            </w:r>
-          </w:p>
-        </w:tc>
-        <w:tc>
-          <w:tcPr>
-            <w:tcW w:w="3780" w:type="dxa"/>
-          </w:tcPr>
-          <w:p>
-            <w:pPr>
+            </w:pPr>
+            <w:r>
               <w:rPr>
                 <w:rFonts w:cs="Times New Roman"/>
                 <w:sz w:val="20"/>
                 <w:szCs w:val="20"/>
               </w:rPr>
-            </w:pPr>
-            <w:r>
+              <w:t>Source for FY 2025 audited income-statement, balance-sheet, and headcount values used in Table A.2.</w:t>
+            </w:r>
+          </w:p>
+        </w:tc>
+        <w:tc>
+          <w:tcPr>
+            <w:tcW w:w="1710" w:type="dxa"/>
+          </w:tcPr>
+          <w:p>
+            <w:pPr>
               <w:rPr>
                 <w:rFonts w:cs="Times New Roman"/>
                 <w:sz w:val="20"/>
                 <w:szCs w:val="20"/>
               </w:rPr>
-              <w:t>Source for FY 2025 audited income-statement, balance-sheet, and headcount values used in Table A.2.</w:t>
-            </w:r>
-          </w:p>
-        </w:tc>
-        <w:tc>
-          <w:tcPr>
-            <w:tcW w:w="1710" w:type="dxa"/>
-          </w:tcPr>
-          <w:p>
-            <w:pPr>
+            </w:pPr>
+            <w:r>
               <w:rPr>
                 <w:rFonts w:cs="Times New Roman"/>
                 <w:sz w:val="20"/>
                 <w:szCs w:val="20"/>
               </w:rPr>
-            </w:pPr>
+              <w:t>0</w:t>
+            </w:r>
             <w:r>
               <w:rPr>
                 <w:rFonts w:cs="Times New Roman"/>
                 <w:sz w:val="20"/>
                 <w:szCs w:val="20"/>
               </w:rPr>
-              <w:t>0</w:t>
+              <w:t>2</w:t>
             </w:r>
             <w:r>
               <w:rPr>
@@ -25529,24 +25775,157 @@
                 <w:sz w:val="20"/>
                 <w:szCs w:val="20"/>
               </w:rPr>
-              <w:t>2</w:t>
-            </w:r>
-            <w:r>
+              <w:t>_Case_Study_Data/Better/Annual Reports/2025.pdf</w:t>
+            </w:r>
+          </w:p>
+        </w:tc>
+      </w:tr>
+      <w:tr>
+        <w:tc>
+          <w:tcPr>
+            <w:tcW w:w="558" w:type="dxa"/>
+          </w:tcPr>
+          <w:p>
+            <w:pPr>
               <w:rPr>
                 <w:rFonts w:cs="Times New Roman"/>
                 <w:sz w:val="20"/>
                 <w:szCs w:val="20"/>
               </w:rPr>
-              <w:t>_Case_Study_Data/Better/Annu</w:t>
-            </w:r>
+            </w:pPr>
             <w:r>
               <w:rPr>
                 <w:rFonts w:cs="Times New Roman"/>
                 <w:sz w:val="20"/>
                 <w:szCs w:val="20"/>
               </w:rPr>
-              <w:lastRenderedPageBreak/>
-              <w:t>al Reports/2025.pdf</w:t>
+              <w:t>5</w:t>
+            </w:r>
+          </w:p>
+        </w:tc>
+        <w:tc>
+          <w:tcPr>
+            <w:tcW w:w="1350" w:type="dxa"/>
+          </w:tcPr>
+          <w:p>
+            <w:pPr>
+              <w:rPr>
+                <w:rFonts w:cs="Times New Roman"/>
+                <w:sz w:val="20"/>
+                <w:szCs w:val="20"/>
+              </w:rPr>
+            </w:pPr>
+            <w:r>
+              <w:rPr>
+                <w:rFonts w:cs="Times New Roman"/>
+                <w:sz w:val="20"/>
+                <w:szCs w:val="20"/>
+              </w:rPr>
+              <w:t>Rocket Companies, Inc.</w:t>
+            </w:r>
+          </w:p>
+        </w:tc>
+        <w:tc>
+          <w:tcPr>
+            <w:tcW w:w="1080" w:type="dxa"/>
+          </w:tcPr>
+          <w:p>
+            <w:pPr>
+              <w:rPr>
+                <w:rFonts w:cs="Times New Roman"/>
+                <w:sz w:val="20"/>
+                <w:szCs w:val="20"/>
+              </w:rPr>
+            </w:pPr>
+            <w:r>
+              <w:rPr>
+                <w:rFonts w:cs="Times New Roman"/>
+                <w:sz w:val="20"/>
+                <w:szCs w:val="20"/>
+              </w:rPr>
+              <w:t>10-K</w:t>
+            </w:r>
+          </w:p>
+        </w:tc>
+        <w:tc>
+          <w:tcPr>
+            <w:tcW w:w="1260" w:type="dxa"/>
+          </w:tcPr>
+          <w:p>
+            <w:pPr>
+              <w:rPr>
+                <w:rFonts w:cs="Times New Roman"/>
+                <w:sz w:val="20"/>
+                <w:szCs w:val="20"/>
+              </w:rPr>
+            </w:pPr>
+            <w:r>
+              <w:rPr>
+                <w:rFonts w:cs="Times New Roman"/>
+                <w:sz w:val="20"/>
+                <w:szCs w:val="20"/>
+              </w:rPr>
+              <w:t>FY 2020 (filed 2021)</w:t>
+            </w:r>
+          </w:p>
+        </w:tc>
+        <w:tc>
+          <w:tcPr>
+            <w:tcW w:w="3780" w:type="dxa"/>
+          </w:tcPr>
+          <w:p>
+            <w:pPr>
+              <w:rPr>
+                <w:rFonts w:cs="Times New Roman"/>
+                <w:sz w:val="20"/>
+                <w:szCs w:val="20"/>
+              </w:rPr>
+            </w:pPr>
+            <w:r>
+              <w:rPr>
+                <w:rFonts w:cs="Times New Roman"/>
+                <w:sz w:val="20"/>
+                <w:szCs w:val="20"/>
+              </w:rPr>
+              <w:t>Source for FY 2020 audited values used in Table A.2; this filing also contains the FY 2018 and FY 2019 audited comparative tables under the SEC three-year-comparative requirement, which are the provenance for the Rocket 2018 and 2019 rows.</w:t>
+            </w:r>
+          </w:p>
+        </w:tc>
+        <w:tc>
+          <w:tcPr>
+            <w:tcW w:w="1710" w:type="dxa"/>
+          </w:tcPr>
+          <w:p>
+            <w:pPr>
+              <w:rPr>
+                <w:rFonts w:cs="Times New Roman"/>
+                <w:sz w:val="20"/>
+                <w:szCs w:val="20"/>
+              </w:rPr>
+            </w:pPr>
+            <w:r>
+              <w:rPr>
+                <w:rFonts w:cs="Times New Roman"/>
+                <w:sz w:val="20"/>
+                <w:szCs w:val="20"/>
+              </w:rPr>
+              <w:t>0</w:t>
+            </w:r>
+            <w:r>
+              <w:rPr>
+                <w:rFonts w:cs="Times New Roman"/>
+                <w:sz w:val="20"/>
+                <w:szCs w:val="20"/>
+              </w:rPr>
+              <w:t>2</w:t>
+            </w:r>
+            <w:r>
+              <w:rPr>
+                <w:rFonts w:cs="Times New Roman"/>
+                <w:sz w:val="20"/>
+                <w:szCs w:val="20"/>
+              </w:rPr>
+              <w:t>_Case_Study_Data/Rocket Mortgage/Annual Reports/2020.pdf</w:t>
             </w:r>
           </w:p>
         </w:tc>
@@ -25570,8 +25949,7 @@
                 <w:sz w:val="20"/>
                 <w:szCs w:val="20"/>
               </w:rPr>
-              <w:lastRenderedPageBreak/>
-              <w:t>5</w:t>
+              <w:t>6</w:t>
             </w:r>
           </w:p>
         </w:tc>
@@ -25637,7 +26015,7 @@
                 <w:sz w:val="20"/>
                 <w:szCs w:val="20"/>
               </w:rPr>
-              <w:t>FY 2020 (filed 2021)</w:t>
+              <w:t>FY 2021 (filed 2022)</w:t>
             </w:r>
           </w:p>
         </w:tc>
@@ -25659,7 +26037,7 @@
                 <w:sz w:val="20"/>
                 <w:szCs w:val="20"/>
               </w:rPr>
-              <w:t>Source for FY 2020 audited values used in Table A.2; this filing also contains the FY 2018 and FY 2019 audited comparative tables under the SEC three-year-comparative requirement, which are the provenance for the Rocket 2018 and 2019 rows.</w:t>
+              <w:t>Source for FY 2021 audited values used in Table A.2.</w:t>
             </w:r>
           </w:p>
         </w:tc>
@@ -25697,7 +26075,7 @@
                 <w:sz w:val="20"/>
                 <w:szCs w:val="20"/>
               </w:rPr>
-              <w:t>_Case_Study_Data/Rocket Mortgage/Annual Reports/2020.pdf</w:t>
+              <w:t>_Case_Study_Data/Rocket Mortgage/Annual Reports/2021.pdf</w:t>
             </w:r>
           </w:p>
         </w:tc>
@@ -25721,7 +26099,7 @@
                 <w:sz w:val="20"/>
                 <w:szCs w:val="20"/>
               </w:rPr>
-              <w:t>6</w:t>
+              <w:t>7</w:t>
             </w:r>
           </w:p>
         </w:tc>
@@ -25787,7 +26165,7 @@
                 <w:sz w:val="20"/>
                 <w:szCs w:val="20"/>
               </w:rPr>
-              <w:t>FY 2021 (filed 2022)</w:t>
+              <w:t>FY 2022 (filed 2023)</w:t>
             </w:r>
           </w:p>
         </w:tc>
@@ -25809,7 +26187,7 @@
                 <w:sz w:val="20"/>
                 <w:szCs w:val="20"/>
               </w:rPr>
-              <w:t>Source for FY 2021 audited values used in Table A.2.</w:t>
+              <w:t>Source for FY 2022 audited values used in Table A.2.</w:t>
             </w:r>
           </w:p>
         </w:tc>
@@ -25847,7 +26225,7 @@
                 <w:sz w:val="20"/>
                 <w:szCs w:val="20"/>
               </w:rPr>
-              <w:t>_Case_Study_Data/Rocket Mortgage/Annual Reports/2021.pdf</w:t>
+              <w:t>_Case_Study_Data/Rocket Mortgage/Annual Reports/2022.pdf</w:t>
             </w:r>
           </w:p>
         </w:tc>
@@ -25871,7 +26249,7 @@
                 <w:sz w:val="20"/>
                 <w:szCs w:val="20"/>
               </w:rPr>
-              <w:t>7</w:t>
+              <w:t>8</w:t>
             </w:r>
           </w:p>
         </w:tc>
@@ -25937,7 +26315,7 @@
                 <w:sz w:val="20"/>
                 <w:szCs w:val="20"/>
               </w:rPr>
-              <w:t>FY 2022 (filed 2023)</w:t>
+              <w:t>FY 2023 (filed 2024)</w:t>
             </w:r>
           </w:p>
         </w:tc>
@@ -25959,7 +26337,7 @@
                 <w:sz w:val="20"/>
                 <w:szCs w:val="20"/>
               </w:rPr>
-              <w:t>Source for FY 2022 audited values used in Table A.2.</w:t>
+              <w:t>Source for FY 2023 audited values used in Table A.2.</w:t>
             </w:r>
           </w:p>
         </w:tc>
@@ -25997,7 +26375,7 @@
                 <w:sz w:val="20"/>
                 <w:szCs w:val="20"/>
               </w:rPr>
-              <w:t>_Case_Study_Data/Rocket Mortgage/Annual Reports/2022.pdf</w:t>
+              <w:t>_Case_Study_Data/Rocket Mortgage/Annual Reports/2023.pdf</w:t>
             </w:r>
           </w:p>
         </w:tc>
@@ -26021,7 +26399,7 @@
                 <w:sz w:val="20"/>
                 <w:szCs w:val="20"/>
               </w:rPr>
-              <w:t>8</w:t>
+              <w:t>9</w:t>
             </w:r>
           </w:p>
         </w:tc>
@@ -26087,7 +26465,7 @@
                 <w:sz w:val="20"/>
                 <w:szCs w:val="20"/>
               </w:rPr>
-              <w:t>FY 2023 (filed 2024)</w:t>
+              <w:t>FY 2024 (filed 2025)</w:t>
             </w:r>
           </w:p>
         </w:tc>
@@ -26109,7 +26487,7 @@
                 <w:sz w:val="20"/>
                 <w:szCs w:val="20"/>
               </w:rPr>
-              <w:t>Source for FY 2023 audited values used in Table A.2.</w:t>
+              <w:t>Source for FY 2024 audited values used in Table A.2; benchmark context throughout Chapter 5.</w:t>
             </w:r>
           </w:p>
         </w:tc>
@@ -26147,7 +26525,7 @@
                 <w:sz w:val="20"/>
                 <w:szCs w:val="20"/>
               </w:rPr>
-              <w:t>_Case_Study_Data/Rocket Mortgage/Annual Reports/2023.pdf</w:t>
+              <w:t>_Case_Study_Data/Rocket Mortgage/Annual Reports/2024.pdf</w:t>
             </w:r>
           </w:p>
         </w:tc>
@@ -26171,7 +26549,7 @@
                 <w:sz w:val="20"/>
                 <w:szCs w:val="20"/>
               </w:rPr>
-              <w:t>9</w:t>
+              <w:t>10</w:t>
             </w:r>
           </w:p>
         </w:tc>
@@ -26237,7 +26615,7 @@
                 <w:sz w:val="20"/>
                 <w:szCs w:val="20"/>
               </w:rPr>
-              <w:t>FY 2024 (filed 2025)</w:t>
+              <w:t>FY 2025 (filed 2026)</w:t>
             </w:r>
           </w:p>
         </w:tc>
@@ -26259,7 +26637,7 @@
                 <w:sz w:val="20"/>
                 <w:szCs w:val="20"/>
               </w:rPr>
-              <w:t>Source for FY 2024 audited values used in Table A.2; benchmark context throughout Chapter 5.</w:t>
+              <w:t>Source for FY 2025 audited values used in Table A.2; the FY 2025 disclosures reflect the Mr. Cooper acquisition, which is treated as a confounder for per-employee productivity comparison and discussed in §5.3.5.</w:t>
             </w:r>
           </w:p>
         </w:tc>
@@ -26297,156 +26675,6 @@
                 <w:sz w:val="20"/>
                 <w:szCs w:val="20"/>
               </w:rPr>
-              <w:t>_Case_Study_Data/Rocket Mortgage/Annual Reports/2024.pdf</w:t>
-            </w:r>
-          </w:p>
-        </w:tc>
-      </w:tr>
-      <w:tr>
-        <w:tc>
-          <w:tcPr>
-            <w:tcW w:w="558" w:type="dxa"/>
-          </w:tcPr>
-          <w:p>
-            <w:pPr>
-              <w:rPr>
-                <w:rFonts w:cs="Times New Roman"/>
-                <w:sz w:val="20"/>
-                <w:szCs w:val="20"/>
-              </w:rPr>
-            </w:pPr>
-            <w:r>
-              <w:rPr>
-                <w:rFonts w:cs="Times New Roman"/>
-                <w:sz w:val="20"/>
-                <w:szCs w:val="20"/>
-              </w:rPr>
-              <w:t>10</w:t>
-            </w:r>
-          </w:p>
-        </w:tc>
-        <w:tc>
-          <w:tcPr>
-            <w:tcW w:w="1350" w:type="dxa"/>
-          </w:tcPr>
-          <w:p>
-            <w:pPr>
-              <w:rPr>
-                <w:rFonts w:cs="Times New Roman"/>
-                <w:sz w:val="20"/>
-                <w:szCs w:val="20"/>
-              </w:rPr>
-            </w:pPr>
-            <w:r>
-              <w:rPr>
-                <w:rFonts w:cs="Times New Roman"/>
-                <w:sz w:val="20"/>
-                <w:szCs w:val="20"/>
-              </w:rPr>
-              <w:t>Rocket Companies, Inc.</w:t>
-            </w:r>
-          </w:p>
-        </w:tc>
-        <w:tc>
-          <w:tcPr>
-            <w:tcW w:w="1080" w:type="dxa"/>
-          </w:tcPr>
-          <w:p>
-            <w:pPr>
-              <w:rPr>
-                <w:rFonts w:cs="Times New Roman"/>
-                <w:sz w:val="20"/>
-                <w:szCs w:val="20"/>
-              </w:rPr>
-            </w:pPr>
-            <w:r>
-              <w:rPr>
-                <w:rFonts w:cs="Times New Roman"/>
-                <w:sz w:val="20"/>
-                <w:szCs w:val="20"/>
-              </w:rPr>
-              <w:t>10-K</w:t>
-            </w:r>
-          </w:p>
-        </w:tc>
-        <w:tc>
-          <w:tcPr>
-            <w:tcW w:w="1260" w:type="dxa"/>
-          </w:tcPr>
-          <w:p>
-            <w:pPr>
-              <w:rPr>
-                <w:rFonts w:cs="Times New Roman"/>
-                <w:sz w:val="20"/>
-                <w:szCs w:val="20"/>
-              </w:rPr>
-            </w:pPr>
-            <w:r>
-              <w:rPr>
-                <w:rFonts w:cs="Times New Roman"/>
-                <w:sz w:val="20"/>
-                <w:szCs w:val="20"/>
-              </w:rPr>
-              <w:t>FY 2025 (filed 2026)</w:t>
-            </w:r>
-          </w:p>
-        </w:tc>
-        <w:tc>
-          <w:tcPr>
-            <w:tcW w:w="3780" w:type="dxa"/>
-          </w:tcPr>
-          <w:p>
-            <w:pPr>
-              <w:rPr>
-                <w:rFonts w:cs="Times New Roman"/>
-                <w:sz w:val="20"/>
-                <w:szCs w:val="20"/>
-              </w:rPr>
-            </w:pPr>
-            <w:r>
-              <w:rPr>
-                <w:rFonts w:cs="Times New Roman"/>
-                <w:sz w:val="20"/>
-                <w:szCs w:val="20"/>
-              </w:rPr>
-              <w:t>Source for FY 2025 audited values used in Table A.2; the FY 2025 disclosures reflect the Mr. Cooper acquisition, which is treated as a confounder for per-employee productivity comparison and discussed in §5.3.5.</w:t>
-            </w:r>
-          </w:p>
-        </w:tc>
-        <w:tc>
-          <w:tcPr>
-            <w:tcW w:w="1710" w:type="dxa"/>
-          </w:tcPr>
-          <w:p>
-            <w:pPr>
-              <w:rPr>
-                <w:rFonts w:cs="Times New Roman"/>
-                <w:sz w:val="20"/>
-                <w:szCs w:val="20"/>
-              </w:rPr>
-            </w:pPr>
-            <w:r>
-              <w:rPr>
-                <w:rFonts w:cs="Times New Roman"/>
-                <w:sz w:val="20"/>
-                <w:szCs w:val="20"/>
-              </w:rPr>
-              <w:t>0</w:t>
-            </w:r>
-            <w:r>
-              <w:rPr>
-                <w:rFonts w:cs="Times New Roman"/>
-                <w:sz w:val="20"/>
-                <w:szCs w:val="20"/>
-              </w:rPr>
-              <w:t>2</w:t>
-            </w:r>
-            <w:r>
-              <w:rPr>
-                <w:rFonts w:cs="Times New Roman"/>
-                <w:sz w:val="20"/>
-                <w:szCs w:val="20"/>
-              </w:rPr>
               <w:t>_Case_Study_Data/Rocket Mortgage/Annual Reports/2025.pdf</w:t>
             </w:r>
           </w:p>
@@ -26460,11 +26688,12 @@
           <w:rFonts w:cs="Times New Roman"/>
         </w:rPr>
       </w:pPr>
-      <w:bookmarkStart w:id="121" w:name="_Toc229599131"/>
-      <w:r>
-        <w:rPr>
-          <w:rFonts w:cs="Times New Roman"/>
-        </w:rPr>
+      <w:bookmarkStart w:id="121" w:name="_Toc229682762"/>
+      <w:r>
+        <w:rPr>
+          <w:rFonts w:cs="Times New Roman"/>
+        </w:rPr>
+        <w:lastRenderedPageBreak/>
         <w:t>B.2 Extraction Methodology</w:t>
       </w:r>
       <w:bookmarkEnd w:id="121"/>
@@ -26479,7 +26708,81 @@
         <w:rPr>
           <w:rFonts w:cs="Times New Roman"/>
         </w:rPr>
-        <w:t>Each filing PDF was downloaded from SEC EDGAR to 02_Case_Study_Data</w:t>
+        <w:t>Each filing PDF was downloaded from SEC EDGAR to 02_Case_Study_Data/ and text-extracted using the Python libraries pdfplumber and pypdf (scripts: 05_Code/Data Extraction code/extract_pdf_texts.py and 05_Code/Data Extraction code/extract_s1.py). For each filing, the relevant Statements of Operations and Item-1 Human-Capital pages were located by regex-anchored navigation (e.g., r"Total\s+net\s+revenues", r"Human\s+Capital"). The extracted line items were entered into a normalised long-format CSV (06_Data/financial_dataset_annual.csv) with columns (filer, fiscal_year, item, value, source_filing). Where a 10-K disclosed restated prior-year figures, the most recent restatement was used and the prior figure was retained in the working notebook (05_Code/financial_metric_analysis.ipynb).</w:t>
+      </w:r>
+    </w:p>
+    <w:p>
+      <w:pPr>
+        <w:pStyle w:val="Heading2"/>
+        <w:rPr>
+          <w:rFonts w:cs="Times New Roman"/>
+        </w:rPr>
+      </w:pPr>
+      <w:bookmarkStart w:id="122" w:name="_Toc229682763"/>
+      <w:r>
+        <w:rPr>
+          <w:rFonts w:cs="Times New Roman"/>
+        </w:rPr>
+        <w:t>B.3 Validation and Cross-Checks</w:t>
+      </w:r>
+      <w:bookmarkEnd w:id="122"/>
+    </w:p>
+    <w:p>
+      <w:pPr>
+        <w:rPr>
+          <w:rFonts w:cs="Times New Roman"/>
+        </w:rPr>
+      </w:pPr>
+      <w:r>
+        <w:rPr>
+          <w:rFonts w:cs="Times New Roman"/>
+        </w:rPr>
+        <w:t>Three validation checks were applied. First, every numeric line item extracted by pdfplumber was re-extracted by pypdf, and disagreements were flagged for manual review. Second, the computed expense ratios were cross-checked against the management-reported “key performance indicators” disclosure in each 10-K Item 7 (MD&amp;A) where available. Third, the headcount-based revenue-per-employee values were cross-checked against the human-capital disclosures in the same 10-K filing. All disagreements within rounding tolerance were resolved in favour of the 10-K Statements of Operations.</w:t>
+      </w:r>
+    </w:p>
+    <w:p>
+      <w:pPr>
+        <w:pStyle w:val="Heading1"/>
+        <w:rPr>
+          <w:rFonts w:cs="Times New Roman"/>
+        </w:rPr>
+      </w:pPr>
+      <w:bookmarkStart w:id="123" w:name="_Toc229682764"/>
+      <w:r>
+        <w:rPr>
+          <w:rFonts w:cs="Times New Roman"/>
+        </w:rPr>
+        <w:t>Appendix C. NLP Cleaning and Modelling Pipeline</w:t>
+      </w:r>
+      <w:bookmarkEnd w:id="123"/>
+    </w:p>
+    <w:p>
+      <w:pPr>
+        <w:pStyle w:val="Heading2"/>
+        <w:rPr>
+          <w:rFonts w:cs="Times New Roman"/>
+        </w:rPr>
+      </w:pPr>
+      <w:bookmarkStart w:id="124" w:name="_Toc229682765"/>
+      <w:r>
+        <w:rPr>
+          <w:rFonts w:cs="Times New Roman"/>
+        </w:rPr>
+        <w:t>C.1 Trustpilot Extraction</w:t>
+      </w:r>
+      <w:bookmarkEnd w:id="124"/>
+    </w:p>
+    <w:p>
+      <w:pPr>
+        <w:rPr>
+          <w:rFonts w:cs="Times New Roman"/>
+        </w:rPr>
+      </w:pPr>
+      <w:r>
+        <w:rPr>
+          <w:rFonts w:cs="Times New Roman"/>
+        </w:rPr>
+        <w:t>The Trustpilot review corpus was extracted on a single date</w:t>
       </w:r>
       <w:r>
         <w:rPr>
@@ -26491,14 +26794,49 @@
         <w:rPr>
           <w:rFonts w:cs="Times New Roman"/>
         </w:rPr>
-        <w:t xml:space="preserve">/ and text-extracted using the Python libraries pdfplumber (script: 05_Code/extract_pdf_texts.py) and pypdf (script: 05_Code/parse_filings.py). For each filing, the relevant Statements of Operations and Item-1 Human-Capital pages were located by regex-anchored navigation (e.g., r"Total\s+net\s+revenues", </w:t>
-      </w:r>
+        <w:t>26 April 2026,</w:t>
+      </w:r>
+      <w:r>
+        <w:rPr>
+          <w:rFonts w:cs="Times New Roman"/>
+        </w:rPr>
+        <w:t xml:space="preserve"> </w:t>
+      </w:r>
+      <w:r>
+        <w:rPr>
+          <w:rFonts w:cs="Times New Roman"/>
+        </w:rPr>
+        <w:t>using the Apify Trustpilot Review Scraper (Actor ID l3wcDhSSC96LBRUpc), targeting the better.com domain. The raw extraction returned 1,934 reviews spanning the experience-date period 22 August 2020 to 25 April 2026 and is archived as a static CSV at 06_Data/NLP/Better_Reviews.csv. The thesis title-page date (April 2026) and the empirical cut-off (the latest review date, 25 April 2026) are therefore in the same calendar month.</w:t>
+      </w:r>
+    </w:p>
+    <w:p>
+      <w:pPr>
+        <w:pStyle w:val="Heading2"/>
+        <w:rPr>
+          <w:rFonts w:cs="Times New Roman"/>
+        </w:rPr>
+      </w:pPr>
+      <w:bookmarkStart w:id="125" w:name="_Toc229682766"/>
       <w:r>
         <w:rPr>
           <w:rFonts w:cs="Times New Roman"/>
         </w:rPr>
         <w:lastRenderedPageBreak/>
-        <w:t>r"Human\s+Capital"). The extracted line items were entered into a normalised long-format CSV (05_Code/financial_dataset.csv) with columns (filer, fiscal_year, item, value, source_filing). Where a 10-K disclosed restated prior-year figures, the most recent restatement was used and the prior figure was retained in a separate audit log (05_Code/restatements.csv).</w:t>
+        <w:t>C.2 Cleaning Pipeline</w:t>
+      </w:r>
+      <w:bookmarkEnd w:id="125"/>
+    </w:p>
+    <w:p>
+      <w:pPr>
+        <w:rPr>
+          <w:rFonts w:cs="Times New Roman"/>
+        </w:rPr>
+      </w:pPr>
+      <w:r>
+        <w:rPr>
+          <w:rFonts w:cs="Times New Roman"/>
+        </w:rPr>
+        <w:t>The cleaning pipeline is documented in 05_Code/cleaning_reviews.ipynb and executes the following sequential filters on the raw extraction of 1,934 reviews (counts verified by re-executing the notebook against 06_Data/NLP/Better_Reviews.csv): (i) drop rows with missing review_text, rating, or review_date (0 dropped); (ii) drop duplicate review_id values (0 dropped, because Trustpilot review IDs are globally unique); (iii) drop reviews with body length of 20 characters or fewer (18 dropped); (iv) retain only reviews with the platform-tagged language metadata field equal to 'en' (1 non-English review dropped). The cleaned corpus contains 1,915 reviews. The pre/post split is anchored to the Betsy launch date (17 October 2024): 1,746 reviews pre-Betsy, 169 reviews post-Betsy. The wording in §3.4.2 of Chapter 3 describes the same four-step pipeline and reports the same final corpus counts.</w:t>
       </w:r>
     </w:p>
     <w:p>
@@ -26508,43 +26846,41 @@
           <w:rFonts w:cs="Times New Roman"/>
         </w:rPr>
       </w:pPr>
-      <w:bookmarkStart w:id="122" w:name="_Toc229599132"/>
-      <w:r>
-        <w:rPr>
-          <w:rFonts w:cs="Times New Roman"/>
-        </w:rPr>
-        <w:t>B.3 Validation and Cross-Checks</w:t>
-      </w:r>
-      <w:bookmarkEnd w:id="122"/>
-    </w:p>
-    <w:p>
-      <w:pPr>
-        <w:rPr>
-          <w:rFonts w:cs="Times New Roman"/>
-        </w:rPr>
-      </w:pPr>
-      <w:r>
-        <w:rPr>
-          <w:rFonts w:cs="Times New Roman"/>
-        </w:rPr>
-        <w:t>Three validation checks were applied. First, every numeric line item extracted by pdfplumber was re-extracted by pypdf, and disagreements were flagged for manual review. Second, the computed expense ratios were cross-checked against the management-reported “key performance indicators” disclosure in each 10-K Item 7 (MD&amp;A) where available. Third, the headcount-based revenue-per-employee values were cross-checked against the press-release figures cited in the corresponding earnings 8-K. All disagreements within rounding tolerance were resolved in favour of the 10-K Statements of Operations.</w:t>
-      </w:r>
-    </w:p>
-    <w:p>
-      <w:pPr>
-        <w:pStyle w:val="Heading1"/>
-        <w:rPr>
-          <w:rFonts w:cs="Times New Roman"/>
-        </w:rPr>
-      </w:pPr>
-      <w:bookmarkStart w:id="123" w:name="_Toc229599133"/>
-      <w:r>
-        <w:rPr>
-          <w:rFonts w:cs="Times New Roman"/>
-        </w:rPr>
-        <w:t>Appendix C. NLP Cleaning and Modelling Pipeline</w:t>
-      </w:r>
-      <w:bookmarkEnd w:id="123"/>
+      <w:bookmarkStart w:id="126" w:name="_Toc229682767"/>
+      <w:r>
+        <w:rPr>
+          <w:rFonts w:cs="Times New Roman"/>
+        </w:rPr>
+        <w:t>C.3 VADER Configuration</w:t>
+      </w:r>
+      <w:bookmarkEnd w:id="126"/>
+    </w:p>
+    <w:p>
+      <w:pPr>
+        <w:rPr>
+          <w:rFonts w:cs="Times New Roman"/>
+        </w:rPr>
+      </w:pPr>
+      <w:r>
+        <w:rPr>
+          <w:rFonts w:cs="Times New Roman"/>
+        </w:rPr>
+        <w:t xml:space="preserve">VADER sentiment scoring was applied using </w:t>
+      </w:r>
+      <w:proofErr w:type="gramStart"/>
+      <w:r>
+        <w:rPr>
+          <w:rFonts w:cs="Times New Roman"/>
+        </w:rPr>
+        <w:t>nltk.sentiment</w:t>
+      </w:r>
+      <w:proofErr w:type="gramEnd"/>
+      <w:r>
+        <w:rPr>
+          <w:rFonts w:cs="Times New Roman"/>
+        </w:rPr>
+        <w:t>.vader (VADER v3.3.2). The compound score is the normalised, weighted composite valence used as the primary sentiment signal. No domain lexicon adaptation was applied; all four VADER scores (compound, positive, negative, neutral) are recorded in the per-review output.</w:t>
+      </w:r>
     </w:p>
     <w:p>
       <w:pPr>
@@ -26553,26 +26889,26 @@
           <w:rFonts w:cs="Times New Roman"/>
         </w:rPr>
       </w:pPr>
-      <w:bookmarkStart w:id="124" w:name="_Toc229599134"/>
-      <w:r>
-        <w:rPr>
-          <w:rFonts w:cs="Times New Roman"/>
-        </w:rPr>
-        <w:t>C.1 Trustpilot Extraction</w:t>
-      </w:r>
-      <w:bookmarkEnd w:id="124"/>
-    </w:p>
-    <w:p>
-      <w:pPr>
-        <w:rPr>
-          <w:rFonts w:cs="Times New Roman"/>
-        </w:rPr>
-      </w:pPr>
-      <w:r>
-        <w:rPr>
-          <w:rFonts w:cs="Times New Roman"/>
-        </w:rPr>
-        <w:t>The Trustpilot review corpus was extracted on a single date (26 April 2026, between 17:03 and 17:15 UTC) using the Apify Trustpilot Review Scraper (Actor ID l3wcDhSSC96LBRUpc), targeting the better.com domain. The raw extraction returned 1,934 reviews spanning the experience-date period 22 August 2020 to 25 April 2026 and is archived as a static CSV at Data/NLP/Better_Reviews.csv. The thesis title-page date (April 2026) and the empirical cut-off (the latest review date, 25 April 2026) are therefore in the same calendar month.</w:t>
+      <w:bookmarkStart w:id="127" w:name="_Toc229682768"/>
+      <w:r>
+        <w:rPr>
+          <w:rFonts w:cs="Times New Roman"/>
+        </w:rPr>
+        <w:t>C.4 BERTopic Hyperparameters</w:t>
+      </w:r>
+      <w:bookmarkEnd w:id="127"/>
+    </w:p>
+    <w:p>
+      <w:pPr>
+        <w:rPr>
+          <w:rFonts w:cs="Times New Roman"/>
+        </w:rPr>
+      </w:pPr>
+      <w:r>
+        <w:rPr>
+          <w:rFonts w:cs="Times New Roman"/>
+        </w:rPr>
+        <w:t>BERTopic was applied using the configuration documented in 05_Code/better_reviews_topic_modeling.ipynb: (i) embedding model all-MiniLM-L6-v2 (Hugging Face); (ii) UMAP dimensionality reduction with n_neighbors = 10, n_components = 5, min_dist = 0.0, metric = “cosine”; (iii) HDBSCAN density-based clustering with min_cluster_size = 10, min_samples = 3, cluster_selection_method = “eom”; (iv) c-TF-IDF topic representation with the default ClassTfidfTransformer; (v) random_state = 42 for reproducibility. The fitted model returned 44 topics; 1,198 reviews (66.4 percent of the cleaned corpus) were clustered to a non-noise topic and 606 reviews were classified as noise (topic = −1). Topic-share figures are treated as descriptive and not as inferential evidence (see §3.10, Risk 5).</w:t>
       </w:r>
     </w:p>
     <w:p>
@@ -26582,105 +26918,12 @@
           <w:rFonts w:cs="Times New Roman"/>
         </w:rPr>
       </w:pPr>
-      <w:bookmarkStart w:id="125" w:name="_Toc229599135"/>
-      <w:r>
-        <w:rPr>
-          <w:rFonts w:cs="Times New Roman"/>
-        </w:rPr>
-        <w:t>C.2 Cleaning Pipeline</w:t>
-      </w:r>
-      <w:bookmarkEnd w:id="125"/>
-    </w:p>
-    <w:p>
-      <w:pPr>
-        <w:rPr>
-          <w:rFonts w:cs="Times New Roman"/>
-        </w:rPr>
-      </w:pPr>
-      <w:r>
-        <w:rPr>
-          <w:rFonts w:cs="Times New Roman"/>
-        </w:rPr>
-        <w:t xml:space="preserve">The cleaning pipeline is documented in 05_Code/cleaning_reviews.ipynb and executes the following sequential filters on the raw extraction of 1,934 reviews (counts verified by re-executing the notebook against Data/NLP/Better_Reviews.csv): (i) drop rows with missing review_text, rating, or review_date (0 dropped); (ii) drop duplicate review_id values (0 dropped, because Trustpilot review IDs are globally unique); (iii) drop reviews with body length of 20 characters or </w:t>
-      </w:r>
+      <w:bookmarkStart w:id="128" w:name="_Toc229682769"/>
       <w:r>
         <w:rPr>
           <w:rFonts w:cs="Times New Roman"/>
         </w:rPr>
         <w:lastRenderedPageBreak/>
-        <w:t>fewer (18 dropped); (iv) retain only reviews with the platform-tagged language metadata field equal to 'en' (1 non-English review dropped). The cleaned corpus contains 1,915 reviews. The pre/post split is anchored to the Betsy launch date (17 October 2024): 1,746 reviews pre-Betsy, 169 reviews post-Betsy. The wording in §3.4.2 of Chapter 3 describes the same four-step pipeline and reports the same final corpus counts.</w:t>
-      </w:r>
-    </w:p>
-    <w:p>
-      <w:pPr>
-        <w:pStyle w:val="Heading2"/>
-        <w:rPr>
-          <w:rFonts w:cs="Times New Roman"/>
-        </w:rPr>
-      </w:pPr>
-      <w:bookmarkStart w:id="126" w:name="_Toc229599136"/>
-      <w:r>
-        <w:rPr>
-          <w:rFonts w:cs="Times New Roman"/>
-        </w:rPr>
-        <w:t>C.3 VADER Configuration</w:t>
-      </w:r>
-      <w:bookmarkEnd w:id="126"/>
-    </w:p>
-    <w:p>
-      <w:pPr>
-        <w:rPr>
-          <w:rFonts w:cs="Times New Roman"/>
-        </w:rPr>
-      </w:pPr>
-      <w:r>
-        <w:rPr>
-          <w:rFonts w:cs="Times New Roman"/>
-        </w:rPr>
-        <w:t>VADER sentiment scoring was applied using nltk.sentiment.vader (VADER v3.3.2). The compound score is the normalised, weighted composite valence used as the primary sentiment signal. No domain lexicon adaptation was applied; all four VADER scores (compound, positive, negative, neutral) are recorded in the per-review output.</w:t>
-      </w:r>
-    </w:p>
-    <w:p>
-      <w:pPr>
-        <w:pStyle w:val="Heading2"/>
-        <w:rPr>
-          <w:rFonts w:cs="Times New Roman"/>
-        </w:rPr>
-      </w:pPr>
-      <w:bookmarkStart w:id="127" w:name="_Toc229599137"/>
-      <w:r>
-        <w:rPr>
-          <w:rFonts w:cs="Times New Roman"/>
-        </w:rPr>
-        <w:t>C.4 BERTopic Hyperparameters</w:t>
-      </w:r>
-      <w:bookmarkEnd w:id="127"/>
-    </w:p>
-    <w:p>
-      <w:pPr>
-        <w:rPr>
-          <w:rFonts w:cs="Times New Roman"/>
-        </w:rPr>
-      </w:pPr>
-      <w:r>
-        <w:rPr>
-          <w:rFonts w:cs="Times New Roman"/>
-        </w:rPr>
-        <w:t>BERTopic was applied using the configuration documented in 05_Code/nlp_project.ipynb: (i) embedding model all-MiniLM-L6-v2 (Hugging Face); (ii) UMAP dimensionality reduction with n_neighbors = 10, n_components = 5, min_dist = 0.0, metric = “cosine”; (iii) HDBSCAN density-based clustering with min_cluster_size = 10, min_samples = 3, cluster_selection_method = “eom”; (iv) c-TF-IDF topic representation with the default ClassTfidfTransformer; (v) random_state = 42 for reproducibility. The fitted model returned 44 topics; 1,198 reviews (66.4 percent of the cleaned corpus) were clustered to a non-noise topic and 606 reviews were classified as noise (topic = −1). Topic-share figures are treated as descriptive and not as inferential evidence (see §3.10, Risk 5).</w:t>
-      </w:r>
-    </w:p>
-    <w:p>
-      <w:pPr>
-        <w:pStyle w:val="Heading2"/>
-        <w:rPr>
-          <w:rFonts w:cs="Times New Roman"/>
-        </w:rPr>
-      </w:pPr>
-      <w:bookmarkStart w:id="128" w:name="_Toc229599138"/>
-      <w:r>
-        <w:rPr>
-          <w:rFonts w:cs="Times New Roman"/>
-        </w:rPr>
         <w:t>C.5 Statistical Test Parameters</w:t>
       </w:r>
       <w:bookmarkEnd w:id="128"/>
@@ -26706,7 +26949,7 @@
           <w:rFonts w:cs="Times New Roman"/>
         </w:rPr>
       </w:pPr>
-      <w:bookmarkStart w:id="129" w:name="_Toc229599139"/>
+      <w:bookmarkStart w:id="129" w:name="_Toc229682770"/>
       <w:r>
         <w:rPr>
           <w:rFonts w:cs="Times New Roman"/>
@@ -26723,7 +26966,7 @@
           <w:rFonts w:cs="Times New Roman"/>
         </w:rPr>
       </w:pPr>
-      <w:bookmarkStart w:id="130" w:name="_Toc229599140"/>
+      <w:bookmarkStart w:id="130" w:name="_Toc229682771"/>
       <w:r>
         <w:rPr>
           <w:rFonts w:cs="Times New Roman"/>
@@ -27784,7 +28027,7 @@
           <w:rFonts w:cs="Times New Roman"/>
         </w:rPr>
       </w:pPr>
-      <w:bookmarkStart w:id="131" w:name="_Toc229599141"/>
+      <w:bookmarkStart w:id="131" w:name="_Toc229682772"/>
       <w:r>
         <w:rPr>
           <w:rFonts w:cs="Times New Roman"/>
@@ -27804,7 +28047,21 @@
         <w:rPr>
           <w:rFonts w:cs="Times New Roman"/>
         </w:rPr>
-        <w:t>Table D.2. Keyword-group prevalence in the cleaned 1,915-review Trustpilot corpus, pre vs post Betsy. Prevalence is the share of reviews containing at least one keyword from the group. p-values are from two-sided chi-square tests with the Yates correction. The Bonferroni-corrected significance threshold for seven keyword groups is α/7 = 0.05/7 ≈ 0.00714. Cost / rates is the only group whose pre-to-post change survives this correction.</w:t>
+        <w:t xml:space="preserve">Table D.2. Keyword-group prevalence in the cleaned 1,915-review Trustpilot corpus, pre vs post Betsy. Prevalence is the share of reviews containing at least one keyword from the group. p-values are from two-sided chi-square tests with the Yates correction. The Bonferroni-corrected significance threshold for seven keyword groups is α/7 = 0.05/7 ≈ 0.00714. Cost / rates is the only group </w:t>
+      </w:r>
+      <w:proofErr w:type="gramStart"/>
+      <w:r>
+        <w:rPr>
+          <w:rFonts w:cs="Times New Roman"/>
+        </w:rPr>
+        <w:t>whose</w:t>
+      </w:r>
+      <w:proofErr w:type="gramEnd"/>
+      <w:r>
+        <w:rPr>
+          <w:rFonts w:cs="Times New Roman"/>
+        </w:rPr>
+        <w:t xml:space="preserve"> pre-to-post change survives this correction.</w:t>
       </w:r>
     </w:p>
     <w:tbl>
@@ -28912,7 +29169,7 @@
           <w:rFonts w:cs="Times New Roman"/>
         </w:rPr>
       </w:pPr>
-      <w:bookmarkStart w:id="132" w:name="_Toc229599142"/>
+      <w:bookmarkStart w:id="132" w:name="_Toc229682773"/>
       <w:r>
         <w:rPr>
           <w:rFonts w:cs="Times New Roman"/>
@@ -28928,7 +29185,7 @@
           <w:rFonts w:cs="Times New Roman"/>
         </w:rPr>
       </w:pPr>
-      <w:bookmarkStart w:id="133" w:name="_Toc229599143"/>
+      <w:bookmarkStart w:id="133" w:name="_Toc229682774"/>
       <w:r>
         <w:rPr>
           <w:rFonts w:cs="Times New Roman"/>
@@ -29014,7 +29271,7 @@
           <w:rFonts w:cs="Times New Roman"/>
         </w:rPr>
       </w:pPr>
-      <w:bookmarkStart w:id="134" w:name="_Toc229599144"/>
+      <w:bookmarkStart w:id="134" w:name="_Toc229682775"/>
       <w:r>
         <w:rPr>
           <w:rFonts w:cs="Times New Roman"/>
@@ -29093,7 +29350,7 @@
           <w:rFonts w:cs="Times New Roman"/>
         </w:rPr>
       </w:pPr>
-      <w:bookmarkStart w:id="135" w:name="_Toc229599145"/>
+      <w:bookmarkStart w:id="135" w:name="_Toc229682776"/>
       <w:r>
         <w:rPr>
           <w:rFonts w:cs="Times New Roman"/>
@@ -29174,7 +29431,7 @@
           <w:rFonts w:cs="Times New Roman"/>
         </w:rPr>
       </w:pPr>
-      <w:bookmarkStart w:id="136" w:name="_Toc229599146"/>
+      <w:bookmarkStart w:id="136" w:name="_Toc229682777"/>
       <w:r>
         <w:rPr>
           <w:rFonts w:cs="Times New Roman"/>
@@ -29191,7 +29448,7 @@
           <w:rFonts w:cs="Times New Roman"/>
         </w:rPr>
       </w:pPr>
-      <w:bookmarkStart w:id="137" w:name="_Toc229599147"/>
+      <w:bookmarkStart w:id="137" w:name="_Toc229682778"/>
       <w:r>
         <w:rPr>
           <w:rFonts w:cs="Times New Roman"/>
@@ -29211,7 +29468,7 @@
         <w:rPr>
           <w:rFonts w:cs="Times New Roman"/>
         </w:rPr>
-        <w:t>Table F.1. Source-reliability tier counts for sources used in this thesis, derived from the per-source classification in 09_Citation_Audit/F_Source_Reliability_Table.md.</w:t>
+        <w:t>Table F.1. Source-reliability tier counts for sources used in this thesis, derived from the per-source classification in 08_Citation_Audit/F_Source_Reliability_Table.md.</w:t>
       </w:r>
     </w:p>
     <w:tbl>
@@ -29797,7 +30054,7 @@
           <w:rFonts w:cs="Times New Roman"/>
         </w:rPr>
       </w:pPr>
-      <w:bookmarkStart w:id="138" w:name="_Toc229599149"/>
+      <w:bookmarkStart w:id="138" w:name="_Toc229682779"/>
       <w:r>
         <w:rPr>
           <w:rFonts w:cs="Times New Roman"/>
@@ -29814,7 +30071,7 @@
           <w:rFonts w:cs="Times New Roman"/>
         </w:rPr>
       </w:pPr>
-      <w:bookmarkStart w:id="139" w:name="_Toc229599150"/>
+      <w:bookmarkStart w:id="139" w:name="_Toc229682780"/>
       <w:r>
         <w:rPr>
           <w:rFonts w:cs="Times New Roman"/>
@@ -29834,7 +30091,7 @@
         <w:rPr>
           <w:rFonts w:cs="Times New Roman"/>
         </w:rPr>
-        <w:t xml:space="preserve">The full source code, raw and intermediate data, NLP pipeline notebooks, financial-metrics pipeline, build-out scripts, and revision history are openly available at </w:t>
+        <w:t xml:space="preserve">The full source code, raw and intermediate data, NLP pipeline notebooks, the financial-metrics notebook, and revision history are openly available at </w:t>
       </w:r>
       <w:hyperlink r:id="rId19" w:history="1">
         <w:r>
@@ -29860,7 +30117,7 @@
           <w:rFonts w:cs="Times New Roman"/>
         </w:rPr>
       </w:pPr>
-      <w:bookmarkStart w:id="140" w:name="_Toc229599151"/>
+      <w:bookmarkStart w:id="140" w:name="_Toc229682781"/>
       <w:r>
         <w:rPr>
           <w:rFonts w:cs="Times New Roman"/>
@@ -29881,7 +30138,35 @@
         <w:rPr>
           <w:rFonts w:cs="Times New Roman"/>
         </w:rPr>
-        <w:t>The repository is organised into several top-level directories reflecting the structure of the research workflow. The 01_Literature/ directory contains literature-review materials, academic sources, and supporting theoretical references. The 02_Case_Study_Data/ directory contains Better.com case-study materials, SEC filings, Trustpilot exports, and related empirical source data. The 03_Drafts/ directory stores intermediate thesis drafts and manuscript versions, while 04_Notes/ contains research notes, planning materials, and working analytical documentation. The 05_Code/ directory contains the financial-analysis scripts, NLP pipelines, statistical notebooks, preprocessing utilities, and reproducibility scripts used throughout the empirical analysis. Processed analytical datasets are stored under 06_Data/, and generated visual outputs and thesis figures are stored under 07_Outputs/figures/. The 08_Cleanup_Report/ directory contains formatting and revision-cleanup documentation, 09_Citation_Audit/ contains citation-consistency and source-verification materials, and 10_Thesis_Improvement_Report/ contains revision tracking and quality-control documentation associated with the final refinement stages of the thesis. The repository also includes the .gitignore configuration file and a README.md file containing repository-level documentation and reproducibility guidance.</w:t>
+        <w:t>The repository is organised into the eight top-level directories listed below; each directory groups one stage of the research workflow. 01_Literature/ holds the literature review materials and the annotated bibliography. 02_Case_Study_Data/ contains the SEC filings used in Chapter 5 (Better.com 10-K filings, the Better S-1, and Rocket Companies 10-K filings) together with vendor materials from ElevenLabs and industry context from the Mortgage Bankers Association. 03_Drafts/ stores the thesis manuscript drafts. 04_Notes/ holds working research notes and case-study memos. 05_Code/ contains all analytical code: the financial-metrics notebook (financial_metric_</w:t>
+      </w:r>
+      <w:proofErr w:type="gramStart"/>
+      <w:r>
+        <w:rPr>
+          <w:rFonts w:cs="Times New Roman"/>
+        </w:rPr>
+        <w:t>analysis.ipynb</w:t>
+      </w:r>
+      <w:proofErr w:type="gramEnd"/>
+      <w:r>
+        <w:rPr>
+          <w:rFonts w:cs="Times New Roman"/>
+        </w:rPr>
+        <w:t xml:space="preserve">), the Trustpilot cleaning notebook (cleaning_reviews.ipynb), the BERTopic notebook (better_reviews_topic_modeling.ipynb), the SEC-filing extraction scripts in Data Extraction code/, and the pinned requirements file (requirements.txt). 06_Data/ holds the analysis-ready datasets: the annual financial dataset (financial_dataset_annual.csv) and the cleaned Trustpilot corpus under NLP/. 07_Outputs/ holds the figures generated for the thesis, organised by topic into financial/, NLP/, and design_pattern/ sub-folders. 08_Citation_Audit/ contains the per-source reliability classification used to populate Appendix F. The repository root also includes a README.md file with reproducibility guidance and </w:t>
+      </w:r>
+      <w:proofErr w:type="gramStart"/>
+      <w:r>
+        <w:rPr>
+          <w:rFonts w:cs="Times New Roman"/>
+        </w:rPr>
+        <w:t>a .gitignore</w:t>
+      </w:r>
+      <w:proofErr w:type="gramEnd"/>
+      <w:r>
+        <w:rPr>
+          <w:rFonts w:cs="Times New Roman"/>
+        </w:rPr>
+        <w:t xml:space="preserve"> file.</w:t>
       </w:r>
     </w:p>
     <w:p>
@@ -29891,7 +30176,7 @@
           <w:rFonts w:cs="Times New Roman"/>
         </w:rPr>
       </w:pPr>
-      <w:bookmarkStart w:id="141" w:name="_Toc229599152"/>
+      <w:bookmarkStart w:id="141" w:name="_Toc229682782"/>
       <w:r>
         <w:rPr>
           <w:rFonts w:cs="Times New Roman"/>
@@ -29912,14 +30197,14 @@
         <w:rPr>
           <w:rFonts w:cs="Times New Roman"/>
         </w:rPr>
-        <w:t xml:space="preserve">The repository contains the analytical workflows used for the financial analysis, NLP-based customer-review analysis, statistical processing, figure generation, and supplementary reproducibility tasks presented in this thesis. The principal analytical scripts and notebooks are </w:t>
+        <w:t xml:space="preserve">The repository can be reproduced from a fresh clone using the pinned environment in 05_Code/requirements.txt. The recommended sequence is: (i) clone the repository; (ii) create a Python 3.12 virtual environment; (iii) run `pip install -r 05_Code/requirements.txt`; (iv) open the </w:t>
       </w:r>
       <w:r>
         <w:rPr>
           <w:rFonts w:cs="Times New Roman"/>
         </w:rPr>
         <w:lastRenderedPageBreak/>
-        <w:t>located under 05_Code/ and include the financial-analysis workflows, NLP and sentiment-analysis pipelines, Trustpilot preprocessing scripts, topic-modelling procedures, statistical-analysis utilities, and figure-generation scripts used throughout the empirical chapters. Processed datasets supporting the analysis are stored under 06_Data/, while generated visual outputs are stored under 07_Outputs/figures/. The repository is intended primarily as a reproducibility and transparency archive supporting the empirical workflow of the thesis rather than as a standalone software package. Sensitive, proprietary, or platform-restricted materials are excluded where necessary.</w:t>
+        <w:t>three Jupyter notebooks in 05_Code/ in this order — cleaning_reviews.ipynb (Trustpilot cleaning, produces 06_Data/NLP/better_trustpilot_clean.csv), better_reviews_topic_modeling.ipynb (VADER sentiment and BERTopic topic modelling, produces the topic and keyword CSVs and the NLP figures in 07_Outputs/figures/NLP/), and financial_metric_analysis.ipynb (SEC financial-metrics analysis, produces the financial figures in 07_Outputs/figures/financial/ from 06_Data/financial_dataset_annual.csv). The SEC-filing PDF extraction scripts in 05_Code/Data Extraction code/ are a one-off step and are not re-run for figure reproduction; the extracted CSV (06_Data/financial_dataset_annual.csv) is committed to the repository. The design-pattern figure (Figure 6.1) is included as a static PNG in 07_Outputs/figures/design_pattern/ and does not require code to regenerate.</w:t>
       </w:r>
     </w:p>
     <w:p>
@@ -29929,7 +30214,7 @@
           <w:rFonts w:cs="Times New Roman"/>
         </w:rPr>
       </w:pPr>
-      <w:bookmarkStart w:id="142" w:name="_Toc229599153"/>
+      <w:bookmarkStart w:id="142" w:name="_Toc229682783"/>
       <w:r>
         <w:rPr>
           <w:rFonts w:cs="Times New Roman"/>
@@ -30074,7 +30359,7 @@
               <w:rPr>
                 <w:rFonts w:cs="Times New Roman"/>
               </w:rPr>
-              <w:t>3.11</w:t>
+              <w:t>3.12</w:t>
             </w:r>
           </w:p>
         </w:tc>
@@ -30130,7 +30415,7 @@
               <w:rPr>
                 <w:rFonts w:cs="Times New Roman"/>
               </w:rPr>
-              <w:t>1.1.0</w:t>
+              <w:t>&gt;=1.1, &lt;2.0</w:t>
             </w:r>
           </w:p>
         </w:tc>
@@ -30148,19 +30433,7 @@
               <w:rPr>
                 <w:rFonts w:cs="Times New Roman"/>
               </w:rPr>
-              <w:t>Document construction in 0</w:t>
-            </w:r>
-            <w:r>
-              <w:rPr>
-                <w:rFonts w:cs="Times New Roman"/>
-              </w:rPr>
-              <w:t>5</w:t>
-            </w:r>
-            <w:r>
-              <w:rPr>
-                <w:rFonts w:cs="Times New Roman"/>
-              </w:rPr>
-              <w:t>_Code/buildout/.</w:t>
+              <w:t>Document construction.</w:t>
             </w:r>
           </w:p>
         </w:tc>
@@ -30198,7 +30471,21 @@
               <w:rPr>
                 <w:rFonts w:cs="Times New Roman"/>
               </w:rPr>
-              <w:t>0.11.0</w:t>
+              <w:t>(</w:t>
+            </w:r>
+            <w:proofErr w:type="gramStart"/>
+            <w:r>
+              <w:rPr>
+                <w:rFonts w:cs="Times New Roman"/>
+              </w:rPr>
+              <w:t>used</w:t>
+            </w:r>
+            <w:proofErr w:type="gramEnd"/>
+            <w:r>
+              <w:rPr>
+                <w:rFonts w:cs="Times New Roman"/>
+              </w:rPr>
+              <w:t xml:space="preserve"> as needed)</w:t>
             </w:r>
           </w:p>
         </w:tc>
@@ -30216,7 +30503,7 @@
               <w:rPr>
                 <w:rFonts w:cs="Times New Roman"/>
               </w:rPr>
-              <w:t>PDF extraction from SEC filings.</w:t>
+              <w:t>PDF extraction from SEC filings (05_Code/Data Extraction code/).</w:t>
             </w:r>
           </w:p>
         </w:tc>
@@ -30254,7 +30541,21 @@
               <w:rPr>
                 <w:rFonts w:cs="Times New Roman"/>
               </w:rPr>
-              <w:t>4.0.1</w:t>
+              <w:t>(</w:t>
+            </w:r>
+            <w:proofErr w:type="gramStart"/>
+            <w:r>
+              <w:rPr>
+                <w:rFonts w:cs="Times New Roman"/>
+              </w:rPr>
+              <w:t>used</w:t>
+            </w:r>
+            <w:proofErr w:type="gramEnd"/>
+            <w:r>
+              <w:rPr>
+                <w:rFonts w:cs="Times New Roman"/>
+              </w:rPr>
+              <w:t xml:space="preserve"> as needed)</w:t>
             </w:r>
           </w:p>
         </w:tc>
@@ -30272,7 +30573,7 @@
               <w:rPr>
                 <w:rFonts w:cs="Times New Roman"/>
               </w:rPr>
-              <w:t>Cross-validation PDF extraction.</w:t>
+              <w:t>Cross-validation PDF extraction (05_Code/Data Extraction code/).</w:t>
             </w:r>
           </w:p>
         </w:tc>
@@ -30310,7 +30611,7 @@
               <w:rPr>
                 <w:rFonts w:cs="Times New Roman"/>
               </w:rPr>
-              <w:t>2.2.0</w:t>
+              <w:t>&gt;=2.2, &lt;3.0</w:t>
             </w:r>
           </w:p>
         </w:tc>
@@ -30366,7 +30667,7 @@
               <w:rPr>
                 <w:rFonts w:cs="Times New Roman"/>
               </w:rPr>
-              <w:t>1.26.0</w:t>
+              <w:t>&gt;=1.26, &lt;3.0</w:t>
             </w:r>
           </w:p>
         </w:tc>
@@ -30422,7 +30723,7 @@
               <w:rPr>
                 <w:rFonts w:cs="Times New Roman"/>
               </w:rPr>
-              <w:t>3.8.0</w:t>
+              <w:t>&gt;=3.8, &lt;4.0</w:t>
             </w:r>
           </w:p>
         </w:tc>
@@ -30478,7 +30779,7 @@
               <w:rPr>
                 <w:rFonts w:cs="Times New Roman"/>
               </w:rPr>
-              <w:t>0.13.0</w:t>
+              <w:t>&gt;=0.13, &lt;0.14</w:t>
             </w:r>
           </w:p>
         </w:tc>
@@ -30516,6 +30817,7 @@
               <w:rPr>
                 <w:rFonts w:cs="Times New Roman"/>
               </w:rPr>
+              <w:lastRenderedPageBreak/>
               <w:t>scipy</w:t>
             </w:r>
           </w:p>
@@ -30534,7 +30836,7 @@
               <w:rPr>
                 <w:rFonts w:cs="Times New Roman"/>
               </w:rPr>
-              <w:t>1.12.0</w:t>
+              <w:t>&gt;=1.13, &lt;2.0</w:t>
             </w:r>
           </w:p>
         </w:tc>
@@ -30552,7 +30854,7 @@
               <w:rPr>
                 <w:rFonts w:cs="Times New Roman"/>
               </w:rPr>
-              <w:t>Welch's t, chi-square, Fisher's exact tests.</w:t>
+              <w:t>Welch’s t, chi-square, Fisher’s exact tests.</w:t>
             </w:r>
           </w:p>
         </w:tc>
@@ -30590,7 +30892,7 @@
               <w:rPr>
                 <w:rFonts w:cs="Times New Roman"/>
               </w:rPr>
-              <w:t>1.3.0</w:t>
+              <w:t>&gt;=1.4, &lt;2.0</w:t>
             </w:r>
           </w:p>
         </w:tc>
@@ -30608,7 +30910,7 @@
               <w:rPr>
                 <w:rFonts w:cs="Times New Roman"/>
               </w:rPr>
-              <w:t>TF-IDF, normalisation.</w:t>
+              <w:t>TF-IDF and normalisation.</w:t>
             </w:r>
           </w:p>
         </w:tc>
@@ -30646,7 +30948,7 @@
               <w:rPr>
                 <w:rFonts w:cs="Times New Roman"/>
               </w:rPr>
-              <w:t>2.2.2</w:t>
+              <w:t>&gt;=2.7, &lt;5.0</w:t>
             </w:r>
           </w:p>
         </w:tc>
@@ -30664,7 +30966,7 @@
               <w:rPr>
                 <w:rFonts w:cs="Times New Roman"/>
               </w:rPr>
-              <w:t>all-MiniLM-L6-v2 embeddings.</w:t>
+              <w:t>all-MiniLM-L6-v2 embeddings used by BERTopic.</w:t>
             </w:r>
           </w:p>
         </w:tc>
@@ -30684,7 +30986,6 @@
               <w:rPr>
                 <w:rFonts w:cs="Times New Roman"/>
               </w:rPr>
-              <w:lastRenderedPageBreak/>
               <w:t>umap-learn</w:t>
             </w:r>
           </w:p>
@@ -30703,7 +31004,7 @@
               <w:rPr>
                 <w:rFonts w:cs="Times New Roman"/>
               </w:rPr>
-              <w:t>0.5.5</w:t>
+              <w:t>&gt;=0.5.6, &lt;0.6</w:t>
             </w:r>
           </w:p>
         </w:tc>
@@ -30721,7 +31022,7 @@
               <w:rPr>
                 <w:rFonts w:cs="Times New Roman"/>
               </w:rPr>
-              <w:t>UMAP dimensionality reduction.</w:t>
+              <w:t>UMAP dimensionality reduction (BERTopic).</w:t>
             </w:r>
           </w:p>
         </w:tc>
@@ -30759,7 +31060,7 @@
               <w:rPr>
                 <w:rFonts w:cs="Times New Roman"/>
               </w:rPr>
-              <w:t>0.8.33</w:t>
+              <w:t>&gt;=0.8.33, &lt;0.9</w:t>
             </w:r>
           </w:p>
         </w:tc>
@@ -30777,7 +31078,7 @@
               <w:rPr>
                 <w:rFonts w:cs="Times New Roman"/>
               </w:rPr>
-              <w:t>Density-based clustering.</w:t>
+              <w:t>Density-based clustering (BERTopic).</w:t>
             </w:r>
           </w:p>
         </w:tc>
@@ -30797,7 +31098,7 @@
               <w:rPr>
                 <w:rFonts w:cs="Times New Roman"/>
               </w:rPr>
-              <w:t>nltk (with VADER)</w:t>
+              <w:t>bertopic</w:t>
             </w:r>
           </w:p>
         </w:tc>
@@ -30815,7 +31116,7 @@
               <w:rPr>
                 <w:rFonts w:cs="Times New Roman"/>
               </w:rPr>
-              <w:t>3.8.1 (VADER 3.3.2)</w:t>
+              <w:t>&gt;=0.16, &lt;0.18</w:t>
             </w:r>
           </w:p>
         </w:tc>
@@ -30833,7 +31134,7 @@
               <w:rPr>
                 <w:rFonts w:cs="Times New Roman"/>
               </w:rPr>
-              <w:t>Sentiment scoring.</w:t>
+              <w:t>Topic modelling of the Trustpilot corpus.</w:t>
             </w:r>
           </w:p>
         </w:tc>
@@ -30853,7 +31154,7 @@
               <w:rPr>
                 <w:rFonts w:cs="Times New Roman"/>
               </w:rPr>
-              <w:t>langdetect</w:t>
+              <w:t>vaderSentiment</w:t>
             </w:r>
           </w:p>
         </w:tc>
@@ -30871,7 +31172,7 @@
               <w:rPr>
                 <w:rFonts w:cs="Times New Roman"/>
               </w:rPr>
-              <w:t>1.0.9</w:t>
+              <w:t>&gt;=3.3.2</w:t>
             </w:r>
           </w:p>
         </w:tc>
@@ -30889,7 +31190,119 @@
               <w:rPr>
                 <w:rFonts w:cs="Times New Roman"/>
               </w:rPr>
-              <w:t>Language detection in NLP cleaning.</w:t>
+              <w:t>Lexicon-based sentiment scoring.</w:t>
+            </w:r>
+          </w:p>
+        </w:tc>
+      </w:tr>
+      <w:tr>
+        <w:tc>
+          <w:tcPr>
+            <w:tcW w:w="3116" w:type="dxa"/>
+          </w:tcPr>
+          <w:p>
+            <w:pPr>
+              <w:rPr>
+                <w:rFonts w:cs="Times New Roman"/>
+              </w:rPr>
+            </w:pPr>
+            <w:r>
+              <w:rPr>
+                <w:rFonts w:cs="Times New Roman"/>
+              </w:rPr>
+              <w:t>openpyxl</w:t>
+            </w:r>
+          </w:p>
+        </w:tc>
+        <w:tc>
+          <w:tcPr>
+            <w:tcW w:w="3116" w:type="dxa"/>
+          </w:tcPr>
+          <w:p>
+            <w:pPr>
+              <w:rPr>
+                <w:rFonts w:cs="Times New Roman"/>
+              </w:rPr>
+            </w:pPr>
+            <w:r>
+              <w:rPr>
+                <w:rFonts w:cs="Times New Roman"/>
+              </w:rPr>
+              <w:t>&gt;=3.1, &lt;4.0</w:t>
+            </w:r>
+          </w:p>
+        </w:tc>
+        <w:tc>
+          <w:tcPr>
+            <w:tcW w:w="3118" w:type="dxa"/>
+          </w:tcPr>
+          <w:p>
+            <w:pPr>
+              <w:rPr>
+                <w:rFonts w:cs="Times New Roman"/>
+              </w:rPr>
+            </w:pPr>
+            <w:r>
+              <w:rPr>
+                <w:rFonts w:cs="Times New Roman"/>
+              </w:rPr>
+              <w:t>Excel I/O for the literature spreadsheet.</w:t>
+            </w:r>
+          </w:p>
+        </w:tc>
+      </w:tr>
+      <w:tr>
+        <w:tc>
+          <w:tcPr>
+            <w:tcW w:w="3116" w:type="dxa"/>
+          </w:tcPr>
+          <w:p>
+            <w:pPr>
+              <w:rPr>
+                <w:rFonts w:cs="Times New Roman"/>
+              </w:rPr>
+            </w:pPr>
+            <w:r>
+              <w:rPr>
+                <w:rFonts w:cs="Times New Roman"/>
+              </w:rPr>
+              <w:t>jupyter / ipykernel</w:t>
+            </w:r>
+          </w:p>
+        </w:tc>
+        <w:tc>
+          <w:tcPr>
+            <w:tcW w:w="3116" w:type="dxa"/>
+          </w:tcPr>
+          <w:p>
+            <w:pPr>
+              <w:rPr>
+                <w:rFonts w:cs="Times New Roman"/>
+              </w:rPr>
+            </w:pPr>
+            <w:r>
+              <w:rPr>
+                <w:rFonts w:cs="Times New Roman"/>
+              </w:rPr>
+              <w:t>&gt;=1.0 / &gt;=6.29</w:t>
+            </w:r>
+          </w:p>
+        </w:tc>
+        <w:tc>
+          <w:tcPr>
+            <w:tcW w:w="3118" w:type="dxa"/>
+          </w:tcPr>
+          <w:p>
+            <w:pPr>
+              <w:rPr>
+                <w:rFonts w:cs="Times New Roman"/>
+              </w:rPr>
+            </w:pPr>
+            <w:r>
+              <w:rPr>
+                <w:rFonts w:cs="Times New Roman"/>
+              </w:rPr>
+              <w:t>Notebook execution.</w:t>
             </w:r>
           </w:p>
         </w:tc>
@@ -30967,55 +31380,13 @@
     </w:p>
     <w:p>
       <w:pPr>
-        <w:rPr>
-          <w:rFonts w:cs="Times New Roman"/>
-        </w:rPr>
-      </w:pPr>
-    </w:p>
-    <w:p>
-      <w:pPr>
-        <w:rPr>
-          <w:rFonts w:cs="Times New Roman"/>
-        </w:rPr>
-      </w:pPr>
-    </w:p>
-    <w:p>
-      <w:pPr>
-        <w:rPr>
-          <w:rFonts w:cs="Times New Roman"/>
-        </w:rPr>
-      </w:pPr>
-    </w:p>
-    <w:p>
-      <w:pPr>
-        <w:rPr>
-          <w:rFonts w:cs="Times New Roman"/>
-        </w:rPr>
-      </w:pPr>
-    </w:p>
-    <w:p>
-      <w:pPr>
-        <w:rPr>
-          <w:rFonts w:cs="Times New Roman"/>
-        </w:rPr>
-      </w:pPr>
-    </w:p>
-    <w:p>
-      <w:pPr>
-        <w:rPr>
-          <w:rFonts w:cs="Times New Roman"/>
-        </w:rPr>
-      </w:pPr>
-    </w:p>
-    <w:p>
-      <w:pPr>
         <w:pStyle w:val="Heading1"/>
         <w:jc w:val="center"/>
         <w:rPr>
           <w:rFonts w:cs="Times New Roman"/>
         </w:rPr>
       </w:pPr>
-      <w:bookmarkStart w:id="143" w:name="_Toc229599154"/>
+      <w:bookmarkStart w:id="143" w:name="_Toc229682784"/>
       <w:r>
         <w:rPr>
           <w:rFonts w:cs="Times New Roman"/>
@@ -31259,6 +31630,7 @@
           </w:tcPr>
           <w:p>
             <w:pPr>
+              <w:jc w:val="left"/>
               <w:rPr>
                 <w:rFonts w:cs="Times New Roman"/>
                 <w:sz w:val="18"/>
@@ -31281,6 +31653,7 @@
           </w:tcPr>
           <w:p>
             <w:pPr>
+              <w:jc w:val="left"/>
               <w:rPr>
                 <w:rFonts w:cs="Times New Roman"/>
                 <w:sz w:val="18"/>
@@ -31352,6 +31725,7 @@
           </w:tcPr>
           <w:p>
             <w:pPr>
+              <w:jc w:val="left"/>
               <w:rPr>
                 <w:rFonts w:cs="Times New Roman"/>
                 <w:sz w:val="18"/>
@@ -31374,6 +31748,7 @@
           </w:tcPr>
           <w:p>
             <w:pPr>
+              <w:jc w:val="left"/>
               <w:rPr>
                 <w:rFonts w:cs="Times New Roman"/>
                 <w:sz w:val="18"/>
@@ -31408,7 +31783,7 @@
                 <w:sz w:val="18"/>
                 <w:szCs w:val="18"/>
               </w:rPr>
-              <w:t>Used to support the design, explanation, checking, and troubleshooting of analytical workflows for the NLP analysis and financial data analysis. The datasets, cleaning decisions, statistical outputs, interpretations, and final conclusions were reviewed and controlled by me.</w:t>
+              <w:t>Used in a supporting role to explain analytical concepts, sanity-check the structure of the NLP and financial-analysis workflows, and help troubleshoot intermediate steps. All datasets, cleaning decisions, and statistical results were produced by me running the code on the source data; no data series or numerical findings reported in this thesis were generated by GAI.</w:t>
             </w:r>
           </w:p>
         </w:tc>
@@ -31445,6 +31820,7 @@
           </w:tcPr>
           <w:p>
             <w:pPr>
+              <w:jc w:val="left"/>
               <w:rPr>
                 <w:rFonts w:cs="Times New Roman"/>
                 <w:sz w:val="18"/>
@@ -31467,6 +31843,7 @@
           </w:tcPr>
           <w:p>
             <w:pPr>
+              <w:jc w:val="left"/>
               <w:rPr>
                 <w:rFonts w:cs="Times New Roman"/>
                 <w:sz w:val="18"/>
@@ -31501,7 +31878,7 @@
                 <w:sz w:val="18"/>
                 <w:szCs w:val="18"/>
               </w:rPr>
-              <w:t>Used to assist with drafting, debugging, explaining, and improving code for NLP analysis, financial data processing, statistical testing, data visualisation, and reproducibility checks. The final code logic, outputs, and reported results were reviewed and validated by me.</w:t>
+              <w:t>Used to support the improvement of computer code originally written by me — specifically, to help debug, explain, and refine the syntax of NLP, financial-analysis, statistical-testing, and visualisation code in line with the “writing and coding support” category described in the BI MSc Thesis Guide. All code logic, parameter choices, outputs, and reported results were reviewed and validated by me.</w:t>
             </w:r>
           </w:p>
         </w:tc>
@@ -31538,6 +31915,7 @@
           </w:tcPr>
           <w:p>
             <w:pPr>
+              <w:jc w:val="left"/>
               <w:rPr>
                 <w:rFonts w:cs="Times New Roman"/>
                 <w:sz w:val="18"/>
@@ -31560,6 +31938,7 @@
           </w:tcPr>
           <w:p>
             <w:pPr>
+              <w:jc w:val="left"/>
               <w:rPr>
                 <w:rFonts w:cs="Times New Roman"/>
                 <w:sz w:val="18"/>
@@ -31637,6 +32016,7 @@
                 <w:sz w:val="18"/>
                 <w:szCs w:val="18"/>
               </w:rPr>
+              <w:lastRenderedPageBreak/>
               <w:t>e)</w:t>
             </w:r>
           </w:p>
@@ -31647,6 +32027,7 @@
           </w:tcPr>
           <w:p>
             <w:pPr>
+              <w:jc w:val="left"/>
               <w:rPr>
                 <w:rFonts w:cs="Times New Roman"/>
                 <w:sz w:val="18"/>
@@ -31669,6 +32050,7 @@
           </w:tcPr>
           <w:p>
             <w:pPr>
+              <w:jc w:val="left"/>
               <w:rPr>
                 <w:rFonts w:cs="Times New Roman"/>
                 <w:sz w:val="18"/>
@@ -31703,7 +32085,7 @@
                 <w:sz w:val="18"/>
                 <w:szCs w:val="18"/>
               </w:rPr>
-              <w:t>Used to help generate and refine Figure 6.1, "Voice-AI-in-Regulated-Workflow Design Pattern", based on my thesis content, case evidence, and design-pattern logic. The figure was reviewed, checked against the thesis argument, and accepted by me. The figure is indicated in the thesis as GAI-assisted content.</w:t>
+              <w:t>The conceptual design of Figure 6.1, “Voice-AI-in-Regulated-Workflow Design Pattern”, was developed by me from the case evidence and the design-pattern argument in Chapter 6. GAI was used only to help render and tidy the visual presentation of that design; no other figure in the thesis is GAI-assisted. The figure caption explicitly indicates GAI-assisted visual content in line with the University’s GAI provisions.</w:t>
             </w:r>
           </w:p>
         </w:tc>
@@ -31730,7 +32112,6 @@
                 <w:sz w:val="18"/>
                 <w:szCs w:val="18"/>
               </w:rPr>
-              <w:lastRenderedPageBreak/>
               <w:t>g)</w:t>
             </w:r>
           </w:p>
@@ -31741,6 +32122,7 @@
           </w:tcPr>
           <w:p>
             <w:pPr>
+              <w:jc w:val="left"/>
               <w:rPr>
                 <w:rFonts w:cs="Times New Roman"/>
                 <w:sz w:val="18"/>
@@ -31763,6 +32145,7 @@
           </w:tcPr>
           <w:p>
             <w:pPr>
+              <w:jc w:val="left"/>
               <w:rPr>
                 <w:rFonts w:cs="Times New Roman"/>
                 <w:sz w:val="18"/>
@@ -31797,7 +32180,7 @@
                 <w:sz w:val="18"/>
                 <w:szCs w:val="18"/>
               </w:rPr>
-              <w:t>Used to receive suggestions on thesis structure, chapter flow, section headings, consistency between research questions, methodology, findings, and conclusions, and to support reference-management and citation-audit checking. AI-generated references were not relied on without independent verification; final references were checked by me.</w:t>
+              <w:t>Used in a supporting role for idea-generation on chapter flow and section headings and to cross-check internal consistency between the research questions, methodology, findings, and conclusions written by me. Also used to flag possible reference-list inconsistencies during the citation audit. All structural decisions, all argumentation, and all references in the thesis are mine; AI-generated suggestions and references were not relied on without independent verification.</w:t>
             </w:r>
           </w:p>
         </w:tc>
@@ -44230,7 +44613,7 @@
 </file>
 
 <file path=customXml/itemProps1.xml><?xml version="1.0" encoding="utf-8"?>
-<ds:datastoreItem xmlns:ds="http://schemas.openxmlformats.org/officeDocument/2006/customXml" ds:itemID="{EF278816-EC6F-A645-907D-7F25AECB1D4A}">
+<ds:datastoreItem xmlns:ds="http://schemas.openxmlformats.org/officeDocument/2006/customXml" ds:itemID="{409E152B-2092-4D5B-9D17-5CCF9A2AA4A9}">
   <ds:schemaRefs>
     <ds:schemaRef ds:uri="http://schemas.openxmlformats.org/officeDocument/2006/bibliography"/>
   </ds:schemaRefs>

--- a/03_Drafts/Main_Draft.docx
+++ b/03_Drafts/Main_Draft.docx
@@ -841,7 +841,7 @@
             </w:rPr>
             <w:fldChar w:fldCharType="separate"/>
           </w:r>
-          <w:hyperlink w:anchor="_Toc229682641" w:history="1">
+          <w:hyperlink w:anchor="_Toc229755267" w:history="1">
             <w:r>
               <w:rPr>
                 <w:rStyle w:val="Hyperlink"/>
@@ -869,7 +869,7 @@
                 <w:noProof/>
                 <w:webHidden/>
               </w:rPr>
-              <w:instrText xml:space="preserve"> PAGEREF _Toc229682641 \h </w:instrText>
+              <w:instrText xml:space="preserve"> PAGEREF _Toc229755267 \h </w:instrText>
             </w:r>
             <w:r>
               <w:rPr>
@@ -914,7 +914,7 @@
               <w:lang w:val="ru-RU" w:eastAsia="ru-RU"/>
             </w:rPr>
           </w:pPr>
-          <w:hyperlink w:anchor="_Toc229682642" w:history="1">
+          <w:hyperlink w:anchor="_Toc229755268" w:history="1">
             <w:r>
               <w:rPr>
                 <w:rStyle w:val="Hyperlink"/>
@@ -942,7 +942,7 @@
                 <w:noProof/>
                 <w:webHidden/>
               </w:rPr>
-              <w:instrText xml:space="preserve"> PAGEREF _Toc229682642 \h </w:instrText>
+              <w:instrText xml:space="preserve"> PAGEREF _Toc229755268 \h </w:instrText>
             </w:r>
             <w:r>
               <w:rPr>
@@ -987,7 +987,7 @@
               <w:lang w:val="ru-RU" w:eastAsia="ru-RU"/>
             </w:rPr>
           </w:pPr>
-          <w:hyperlink w:anchor="_Toc229682643" w:history="1">
+          <w:hyperlink w:anchor="_Toc229755269" w:history="1">
             <w:r>
               <w:rPr>
                 <w:rStyle w:val="Hyperlink"/>
@@ -1015,7 +1015,7 @@
                 <w:noProof/>
                 <w:webHidden/>
               </w:rPr>
-              <w:instrText xml:space="preserve"> PAGEREF _Toc229682643 \h </w:instrText>
+              <w:instrText xml:space="preserve"> PAGEREF _Toc229755269 \h </w:instrText>
             </w:r>
             <w:r>
               <w:rPr>
@@ -1060,7 +1060,7 @@
               <w:lang w:val="ru-RU" w:eastAsia="ru-RU"/>
             </w:rPr>
           </w:pPr>
-          <w:hyperlink w:anchor="_Toc229682644" w:history="1">
+          <w:hyperlink w:anchor="_Toc229755270" w:history="1">
             <w:r>
               <w:rPr>
                 <w:rStyle w:val="Hyperlink"/>
@@ -1088,7 +1088,7 @@
                 <w:noProof/>
                 <w:webHidden/>
               </w:rPr>
-              <w:instrText xml:space="preserve"> PAGEREF _Toc229682644 \h </w:instrText>
+              <w:instrText xml:space="preserve"> PAGEREF _Toc229755270 \h </w:instrText>
             </w:r>
             <w:r>
               <w:rPr>
@@ -1133,7 +1133,7 @@
               <w:lang w:val="ru-RU" w:eastAsia="ru-RU"/>
             </w:rPr>
           </w:pPr>
-          <w:hyperlink w:anchor="_Toc229682645" w:history="1">
+          <w:hyperlink w:anchor="_Toc229755271" w:history="1">
             <w:r>
               <w:rPr>
                 <w:rStyle w:val="Hyperlink"/>
@@ -1161,7 +1161,7 @@
                 <w:noProof/>
                 <w:webHidden/>
               </w:rPr>
-              <w:instrText xml:space="preserve"> PAGEREF _Toc229682645 \h </w:instrText>
+              <w:instrText xml:space="preserve"> PAGEREF _Toc229755271 \h </w:instrText>
             </w:r>
             <w:r>
               <w:rPr>
@@ -1206,7 +1206,7 @@
               <w:lang w:val="ru-RU" w:eastAsia="ru-RU"/>
             </w:rPr>
           </w:pPr>
-          <w:hyperlink w:anchor="_Toc229682646" w:history="1">
+          <w:hyperlink w:anchor="_Toc229755272" w:history="1">
             <w:r>
               <w:rPr>
                 <w:rStyle w:val="Hyperlink"/>
@@ -1234,7 +1234,7 @@
                 <w:noProof/>
                 <w:webHidden/>
               </w:rPr>
-              <w:instrText xml:space="preserve"> PAGEREF _Toc229682646 \h </w:instrText>
+              <w:instrText xml:space="preserve"> PAGEREF _Toc229755272 \h </w:instrText>
             </w:r>
             <w:r>
               <w:rPr>
@@ -1279,7 +1279,7 @@
               <w:lang w:val="ru-RU" w:eastAsia="ru-RU"/>
             </w:rPr>
           </w:pPr>
-          <w:hyperlink w:anchor="_Toc229682647" w:history="1">
+          <w:hyperlink w:anchor="_Toc229755273" w:history="1">
             <w:r>
               <w:rPr>
                 <w:rStyle w:val="Hyperlink"/>
@@ -1307,7 +1307,7 @@
                 <w:noProof/>
                 <w:webHidden/>
               </w:rPr>
-              <w:instrText xml:space="preserve"> PAGEREF _Toc229682647 \h </w:instrText>
+              <w:instrText xml:space="preserve"> PAGEREF _Toc229755273 \h </w:instrText>
             </w:r>
             <w:r>
               <w:rPr>
@@ -1352,7 +1352,7 @@
               <w:lang w:val="ru-RU" w:eastAsia="ru-RU"/>
             </w:rPr>
           </w:pPr>
-          <w:hyperlink w:anchor="_Toc229682648" w:history="1">
+          <w:hyperlink w:anchor="_Toc229755274" w:history="1">
             <w:r>
               <w:rPr>
                 <w:rStyle w:val="Hyperlink"/>
@@ -1380,7 +1380,7 @@
                 <w:noProof/>
                 <w:webHidden/>
               </w:rPr>
-              <w:instrText xml:space="preserve"> PAGEREF _Toc229682648 \h </w:instrText>
+              <w:instrText xml:space="preserve"> PAGEREF _Toc229755274 \h </w:instrText>
             </w:r>
             <w:r>
               <w:rPr>
@@ -1425,7 +1425,7 @@
               <w:lang w:val="ru-RU" w:eastAsia="ru-RU"/>
             </w:rPr>
           </w:pPr>
-          <w:hyperlink w:anchor="_Toc229682649" w:history="1">
+          <w:hyperlink w:anchor="_Toc229755275" w:history="1">
             <w:r>
               <w:rPr>
                 <w:rStyle w:val="Hyperlink"/>
@@ -1453,7 +1453,7 @@
                 <w:noProof/>
                 <w:webHidden/>
               </w:rPr>
-              <w:instrText xml:space="preserve"> PAGEREF _Toc229682649 \h </w:instrText>
+              <w:instrText xml:space="preserve"> PAGEREF _Toc229755275 \h </w:instrText>
             </w:r>
             <w:r>
               <w:rPr>
@@ -1498,7 +1498,7 @@
               <w:lang w:val="ru-RU" w:eastAsia="ru-RU"/>
             </w:rPr>
           </w:pPr>
-          <w:hyperlink w:anchor="_Toc229682650" w:history="1">
+          <w:hyperlink w:anchor="_Toc229755276" w:history="1">
             <w:r>
               <w:rPr>
                 <w:rStyle w:val="Hyperlink"/>
@@ -1526,7 +1526,7 @@
                 <w:noProof/>
                 <w:webHidden/>
               </w:rPr>
-              <w:instrText xml:space="preserve"> PAGEREF _Toc229682650 \h </w:instrText>
+              <w:instrText xml:space="preserve"> PAGEREF _Toc229755276 \h </w:instrText>
             </w:r>
             <w:r>
               <w:rPr>
@@ -1571,7 +1571,7 @@
               <w:lang w:val="ru-RU" w:eastAsia="ru-RU"/>
             </w:rPr>
           </w:pPr>
-          <w:hyperlink w:anchor="_Toc229682651" w:history="1">
+          <w:hyperlink w:anchor="_Toc229755277" w:history="1">
             <w:r>
               <w:rPr>
                 <w:rStyle w:val="Hyperlink"/>
@@ -1599,7 +1599,7 @@
                 <w:noProof/>
                 <w:webHidden/>
               </w:rPr>
-              <w:instrText xml:space="preserve"> PAGEREF _Toc229682651 \h </w:instrText>
+              <w:instrText xml:space="preserve"> PAGEREF _Toc229755277 \h </w:instrText>
             </w:r>
             <w:r>
               <w:rPr>
@@ -1644,7 +1644,7 @@
               <w:lang w:val="ru-RU" w:eastAsia="ru-RU"/>
             </w:rPr>
           </w:pPr>
-          <w:hyperlink w:anchor="_Toc229682652" w:history="1">
+          <w:hyperlink w:anchor="_Toc229755278" w:history="1">
             <w:r>
               <w:rPr>
                 <w:rStyle w:val="Hyperlink"/>
@@ -1672,7 +1672,7 @@
                 <w:noProof/>
                 <w:webHidden/>
               </w:rPr>
-              <w:instrText xml:space="preserve"> PAGEREF _Toc229682652 \h </w:instrText>
+              <w:instrText xml:space="preserve"> PAGEREF _Toc229755278 \h </w:instrText>
             </w:r>
             <w:r>
               <w:rPr>
@@ -1717,7 +1717,7 @@
               <w:lang w:val="ru-RU" w:eastAsia="ru-RU"/>
             </w:rPr>
           </w:pPr>
-          <w:hyperlink w:anchor="_Toc229682653" w:history="1">
+          <w:hyperlink w:anchor="_Toc229755279" w:history="1">
             <w:r>
               <w:rPr>
                 <w:rStyle w:val="Hyperlink"/>
@@ -1745,7 +1745,7 @@
                 <w:noProof/>
                 <w:webHidden/>
               </w:rPr>
-              <w:instrText xml:space="preserve"> PAGEREF _Toc229682653 \h </w:instrText>
+              <w:instrText xml:space="preserve"> PAGEREF _Toc229755279 \h </w:instrText>
             </w:r>
             <w:r>
               <w:rPr>
@@ -1790,7 +1790,7 @@
               <w:lang w:val="ru-RU" w:eastAsia="ru-RU"/>
             </w:rPr>
           </w:pPr>
-          <w:hyperlink w:anchor="_Toc229682654" w:history="1">
+          <w:hyperlink w:anchor="_Toc229755280" w:history="1">
             <w:r>
               <w:rPr>
                 <w:rStyle w:val="Hyperlink"/>
@@ -1818,7 +1818,7 @@
                 <w:noProof/>
                 <w:webHidden/>
               </w:rPr>
-              <w:instrText xml:space="preserve"> PAGEREF _Toc229682654 \h </w:instrText>
+              <w:instrText xml:space="preserve"> PAGEREF _Toc229755280 \h </w:instrText>
             </w:r>
             <w:r>
               <w:rPr>
@@ -1863,7 +1863,7 @@
               <w:lang w:val="ru-RU" w:eastAsia="ru-RU"/>
             </w:rPr>
           </w:pPr>
-          <w:hyperlink w:anchor="_Toc229682655" w:history="1">
+          <w:hyperlink w:anchor="_Toc229755281" w:history="1">
             <w:r>
               <w:rPr>
                 <w:rStyle w:val="Hyperlink"/>
@@ -1891,7 +1891,7 @@
                 <w:noProof/>
                 <w:webHidden/>
               </w:rPr>
-              <w:instrText xml:space="preserve"> PAGEREF _Toc229682655 \h </w:instrText>
+              <w:instrText xml:space="preserve"> PAGEREF _Toc229755281 \h </w:instrText>
             </w:r>
             <w:r>
               <w:rPr>
@@ -1936,7 +1936,7 @@
               <w:lang w:val="ru-RU" w:eastAsia="ru-RU"/>
             </w:rPr>
           </w:pPr>
-          <w:hyperlink w:anchor="_Toc229682656" w:history="1">
+          <w:hyperlink w:anchor="_Toc229755282" w:history="1">
             <w:r>
               <w:rPr>
                 <w:rStyle w:val="Hyperlink"/>
@@ -1964,7 +1964,7 @@
                 <w:noProof/>
                 <w:webHidden/>
               </w:rPr>
-              <w:instrText xml:space="preserve"> PAGEREF _Toc229682656 \h </w:instrText>
+              <w:instrText xml:space="preserve"> PAGEREF _Toc229755282 \h </w:instrText>
             </w:r>
             <w:r>
               <w:rPr>
@@ -2009,7 +2009,7 @@
               <w:lang w:val="ru-RU" w:eastAsia="ru-RU"/>
             </w:rPr>
           </w:pPr>
-          <w:hyperlink w:anchor="_Toc229682657" w:history="1">
+          <w:hyperlink w:anchor="_Toc229755283" w:history="1">
             <w:r>
               <w:rPr>
                 <w:rStyle w:val="Hyperlink"/>
@@ -2037,7 +2037,7 @@
                 <w:noProof/>
                 <w:webHidden/>
               </w:rPr>
-              <w:instrText xml:space="preserve"> PAGEREF _Toc229682657 \h </w:instrText>
+              <w:instrText xml:space="preserve"> PAGEREF _Toc229755283 \h </w:instrText>
             </w:r>
             <w:r>
               <w:rPr>
@@ -2082,7 +2082,7 @@
               <w:lang w:val="ru-RU" w:eastAsia="ru-RU"/>
             </w:rPr>
           </w:pPr>
-          <w:hyperlink w:anchor="_Toc229682658" w:history="1">
+          <w:hyperlink w:anchor="_Toc229755284" w:history="1">
             <w:r>
               <w:rPr>
                 <w:rStyle w:val="Hyperlink"/>
@@ -2110,7 +2110,7 @@
                 <w:noProof/>
                 <w:webHidden/>
               </w:rPr>
-              <w:instrText xml:space="preserve"> PAGEREF _Toc229682658 \h </w:instrText>
+              <w:instrText xml:space="preserve"> PAGEREF _Toc229755284 \h </w:instrText>
             </w:r>
             <w:r>
               <w:rPr>
@@ -2155,7 +2155,7 @@
               <w:lang w:val="ru-RU" w:eastAsia="ru-RU"/>
             </w:rPr>
           </w:pPr>
-          <w:hyperlink w:anchor="_Toc229682659" w:history="1">
+          <w:hyperlink w:anchor="_Toc229755285" w:history="1">
             <w:r>
               <w:rPr>
                 <w:rStyle w:val="Hyperlink"/>
@@ -2183,7 +2183,7 @@
                 <w:noProof/>
                 <w:webHidden/>
               </w:rPr>
-              <w:instrText xml:space="preserve"> PAGEREF _Toc229682659 \h </w:instrText>
+              <w:instrText xml:space="preserve"> PAGEREF _Toc229755285 \h </w:instrText>
             </w:r>
             <w:r>
               <w:rPr>
@@ -2228,7 +2228,7 @@
               <w:lang w:val="ru-RU" w:eastAsia="ru-RU"/>
             </w:rPr>
           </w:pPr>
-          <w:hyperlink w:anchor="_Toc229682660" w:history="1">
+          <w:hyperlink w:anchor="_Toc229755286" w:history="1">
             <w:r>
               <w:rPr>
                 <w:rStyle w:val="Hyperlink"/>
@@ -2256,7 +2256,7 @@
                 <w:noProof/>
                 <w:webHidden/>
               </w:rPr>
-              <w:instrText xml:space="preserve"> PAGEREF _Toc229682660 \h </w:instrText>
+              <w:instrText xml:space="preserve"> PAGEREF _Toc229755286 \h </w:instrText>
             </w:r>
             <w:r>
               <w:rPr>
@@ -2301,7 +2301,7 @@
               <w:lang w:val="ru-RU" w:eastAsia="ru-RU"/>
             </w:rPr>
           </w:pPr>
-          <w:hyperlink w:anchor="_Toc229682661" w:history="1">
+          <w:hyperlink w:anchor="_Toc229755287" w:history="1">
             <w:r>
               <w:rPr>
                 <w:rStyle w:val="Hyperlink"/>
@@ -2329,7 +2329,7 @@
                 <w:noProof/>
                 <w:webHidden/>
               </w:rPr>
-              <w:instrText xml:space="preserve"> PAGEREF _Toc229682661 \h </w:instrText>
+              <w:instrText xml:space="preserve"> PAGEREF _Toc229755287 \h </w:instrText>
             </w:r>
             <w:r>
               <w:rPr>
@@ -2374,7 +2374,7 @@
               <w:lang w:val="ru-RU" w:eastAsia="ru-RU"/>
             </w:rPr>
           </w:pPr>
-          <w:hyperlink w:anchor="_Toc229682662" w:history="1">
+          <w:hyperlink w:anchor="_Toc229755288" w:history="1">
             <w:r>
               <w:rPr>
                 <w:rStyle w:val="Hyperlink"/>
@@ -2402,7 +2402,7 @@
                 <w:noProof/>
                 <w:webHidden/>
               </w:rPr>
-              <w:instrText xml:space="preserve"> PAGEREF _Toc229682662 \h </w:instrText>
+              <w:instrText xml:space="preserve"> PAGEREF _Toc229755288 \h </w:instrText>
             </w:r>
             <w:r>
               <w:rPr>
@@ -2447,7 +2447,7 @@
               <w:lang w:val="ru-RU" w:eastAsia="ru-RU"/>
             </w:rPr>
           </w:pPr>
-          <w:hyperlink w:anchor="_Toc229682663" w:history="1">
+          <w:hyperlink w:anchor="_Toc229755289" w:history="1">
             <w:r>
               <w:rPr>
                 <w:rStyle w:val="Hyperlink"/>
@@ -2475,7 +2475,7 @@
                 <w:noProof/>
                 <w:webHidden/>
               </w:rPr>
-              <w:instrText xml:space="preserve"> PAGEREF _Toc229682663 \h </w:instrText>
+              <w:instrText xml:space="preserve"> PAGEREF _Toc229755289 \h </w:instrText>
             </w:r>
             <w:r>
               <w:rPr>
@@ -2520,7 +2520,7 @@
               <w:lang w:val="ru-RU" w:eastAsia="ru-RU"/>
             </w:rPr>
           </w:pPr>
-          <w:hyperlink w:anchor="_Toc229682664" w:history="1">
+          <w:hyperlink w:anchor="_Toc229755290" w:history="1">
             <w:r>
               <w:rPr>
                 <w:rStyle w:val="Hyperlink"/>
@@ -2548,7 +2548,7 @@
                 <w:noProof/>
                 <w:webHidden/>
               </w:rPr>
-              <w:instrText xml:space="preserve"> PAGEREF _Toc229682664 \h </w:instrText>
+              <w:instrText xml:space="preserve"> PAGEREF _Toc229755290 \h </w:instrText>
             </w:r>
             <w:r>
               <w:rPr>
@@ -2593,7 +2593,7 @@
               <w:lang w:val="ru-RU" w:eastAsia="ru-RU"/>
             </w:rPr>
           </w:pPr>
-          <w:hyperlink w:anchor="_Toc229682665" w:history="1">
+          <w:hyperlink w:anchor="_Toc229755291" w:history="1">
             <w:r>
               <w:rPr>
                 <w:rStyle w:val="Hyperlink"/>
@@ -2621,7 +2621,7 @@
                 <w:noProof/>
                 <w:webHidden/>
               </w:rPr>
-              <w:instrText xml:space="preserve"> PAGEREF _Toc229682665 \h </w:instrText>
+              <w:instrText xml:space="preserve"> PAGEREF _Toc229755291 \h </w:instrText>
             </w:r>
             <w:r>
               <w:rPr>
@@ -2666,7 +2666,7 @@
               <w:lang w:val="ru-RU" w:eastAsia="ru-RU"/>
             </w:rPr>
           </w:pPr>
-          <w:hyperlink w:anchor="_Toc229682666" w:history="1">
+          <w:hyperlink w:anchor="_Toc229755292" w:history="1">
             <w:r>
               <w:rPr>
                 <w:rStyle w:val="Hyperlink"/>
@@ -2694,7 +2694,7 @@
                 <w:noProof/>
                 <w:webHidden/>
               </w:rPr>
-              <w:instrText xml:space="preserve"> PAGEREF _Toc229682666 \h </w:instrText>
+              <w:instrText xml:space="preserve"> PAGEREF _Toc229755292 \h </w:instrText>
             </w:r>
             <w:r>
               <w:rPr>
@@ -2739,7 +2739,7 @@
               <w:lang w:val="ru-RU" w:eastAsia="ru-RU"/>
             </w:rPr>
           </w:pPr>
-          <w:hyperlink w:anchor="_Toc229682667" w:history="1">
+          <w:hyperlink w:anchor="_Toc229755293" w:history="1">
             <w:r>
               <w:rPr>
                 <w:rStyle w:val="Hyperlink"/>
@@ -2767,7 +2767,7 @@
                 <w:noProof/>
                 <w:webHidden/>
               </w:rPr>
-              <w:instrText xml:space="preserve"> PAGEREF _Toc229682667 \h </w:instrText>
+              <w:instrText xml:space="preserve"> PAGEREF _Toc229755293 \h </w:instrText>
             </w:r>
             <w:r>
               <w:rPr>
@@ -2812,7 +2812,7 @@
               <w:lang w:val="ru-RU" w:eastAsia="ru-RU"/>
             </w:rPr>
           </w:pPr>
-          <w:hyperlink w:anchor="_Toc229682668" w:history="1">
+          <w:hyperlink w:anchor="_Toc229755294" w:history="1">
             <w:r>
               <w:rPr>
                 <w:rStyle w:val="Hyperlink"/>
@@ -2840,7 +2840,7 @@
                 <w:noProof/>
                 <w:webHidden/>
               </w:rPr>
-              <w:instrText xml:space="preserve"> PAGEREF _Toc229682668 \h </w:instrText>
+              <w:instrText xml:space="preserve"> PAGEREF _Toc229755294 \h </w:instrText>
             </w:r>
             <w:r>
               <w:rPr>
@@ -2885,7 +2885,7 @@
               <w:lang w:val="ru-RU" w:eastAsia="ru-RU"/>
             </w:rPr>
           </w:pPr>
-          <w:hyperlink w:anchor="_Toc229682669" w:history="1">
+          <w:hyperlink w:anchor="_Toc229755295" w:history="1">
             <w:r>
               <w:rPr>
                 <w:rStyle w:val="Hyperlink"/>
@@ -2913,7 +2913,7 @@
                 <w:noProof/>
                 <w:webHidden/>
               </w:rPr>
-              <w:instrText xml:space="preserve"> PAGEREF _Toc229682669 \h </w:instrText>
+              <w:instrText xml:space="preserve"> PAGEREF _Toc229755295 \h </w:instrText>
             </w:r>
             <w:r>
               <w:rPr>
@@ -2958,7 +2958,7 @@
               <w:lang w:val="ru-RU" w:eastAsia="ru-RU"/>
             </w:rPr>
           </w:pPr>
-          <w:hyperlink w:anchor="_Toc229682670" w:history="1">
+          <w:hyperlink w:anchor="_Toc229755296" w:history="1">
             <w:r>
               <w:rPr>
                 <w:rStyle w:val="Hyperlink"/>
@@ -2986,7 +2986,7 @@
                 <w:noProof/>
                 <w:webHidden/>
               </w:rPr>
-              <w:instrText xml:space="preserve"> PAGEREF _Toc229682670 \h </w:instrText>
+              <w:instrText xml:space="preserve"> PAGEREF _Toc229755296 \h </w:instrText>
             </w:r>
             <w:r>
               <w:rPr>
@@ -3031,7 +3031,7 @@
               <w:lang w:val="ru-RU" w:eastAsia="ru-RU"/>
             </w:rPr>
           </w:pPr>
-          <w:hyperlink w:anchor="_Toc229682671" w:history="1">
+          <w:hyperlink w:anchor="_Toc229755297" w:history="1">
             <w:r>
               <w:rPr>
                 <w:rStyle w:val="Hyperlink"/>
@@ -3059,7 +3059,7 @@
                 <w:noProof/>
                 <w:webHidden/>
               </w:rPr>
-              <w:instrText xml:space="preserve"> PAGEREF _Toc229682671 \h </w:instrText>
+              <w:instrText xml:space="preserve"> PAGEREF _Toc229755297 \h </w:instrText>
             </w:r>
             <w:r>
               <w:rPr>
@@ -3104,7 +3104,7 @@
               <w:lang w:val="ru-RU" w:eastAsia="ru-RU"/>
             </w:rPr>
           </w:pPr>
-          <w:hyperlink w:anchor="_Toc229682672" w:history="1">
+          <w:hyperlink w:anchor="_Toc229755298" w:history="1">
             <w:r>
               <w:rPr>
                 <w:rStyle w:val="Hyperlink"/>
@@ -3132,7 +3132,7 @@
                 <w:noProof/>
                 <w:webHidden/>
               </w:rPr>
-              <w:instrText xml:space="preserve"> PAGEREF _Toc229682672 \h </w:instrText>
+              <w:instrText xml:space="preserve"> PAGEREF _Toc229755298 \h </w:instrText>
             </w:r>
             <w:r>
               <w:rPr>
@@ -3177,7 +3177,7 @@
               <w:lang w:val="ru-RU" w:eastAsia="ru-RU"/>
             </w:rPr>
           </w:pPr>
-          <w:hyperlink w:anchor="_Toc229682673" w:history="1">
+          <w:hyperlink w:anchor="_Toc229755299" w:history="1">
             <w:r>
               <w:rPr>
                 <w:rStyle w:val="Hyperlink"/>
@@ -3205,7 +3205,7 @@
                 <w:noProof/>
                 <w:webHidden/>
               </w:rPr>
-              <w:instrText xml:space="preserve"> PAGEREF _Toc229682673 \h </w:instrText>
+              <w:instrText xml:space="preserve"> PAGEREF _Toc229755299 \h </w:instrText>
             </w:r>
             <w:r>
               <w:rPr>
@@ -3250,7 +3250,7 @@
               <w:lang w:val="ru-RU" w:eastAsia="ru-RU"/>
             </w:rPr>
           </w:pPr>
-          <w:hyperlink w:anchor="_Toc229682674" w:history="1">
+          <w:hyperlink w:anchor="_Toc229755300" w:history="1">
             <w:r>
               <w:rPr>
                 <w:rStyle w:val="Hyperlink"/>
@@ -3278,7 +3278,7 @@
                 <w:noProof/>
                 <w:webHidden/>
               </w:rPr>
-              <w:instrText xml:space="preserve"> PAGEREF _Toc229682674 \h </w:instrText>
+              <w:instrText xml:space="preserve"> PAGEREF _Toc229755300 \h </w:instrText>
             </w:r>
             <w:r>
               <w:rPr>
@@ -3323,7 +3323,7 @@
               <w:lang w:val="ru-RU" w:eastAsia="ru-RU"/>
             </w:rPr>
           </w:pPr>
-          <w:hyperlink w:anchor="_Toc229682675" w:history="1">
+          <w:hyperlink w:anchor="_Toc229755301" w:history="1">
             <w:r>
               <w:rPr>
                 <w:rStyle w:val="Hyperlink"/>
@@ -3351,7 +3351,7 @@
                 <w:noProof/>
                 <w:webHidden/>
               </w:rPr>
-              <w:instrText xml:space="preserve"> PAGEREF _Toc229682675 \h </w:instrText>
+              <w:instrText xml:space="preserve"> PAGEREF _Toc229755301 \h </w:instrText>
             </w:r>
             <w:r>
               <w:rPr>
@@ -3396,7 +3396,7 @@
               <w:lang w:val="ru-RU" w:eastAsia="ru-RU"/>
             </w:rPr>
           </w:pPr>
-          <w:hyperlink w:anchor="_Toc229682676" w:history="1">
+          <w:hyperlink w:anchor="_Toc229755302" w:history="1">
             <w:r>
               <w:rPr>
                 <w:rStyle w:val="Hyperlink"/>
@@ -3424,7 +3424,7 @@
                 <w:noProof/>
                 <w:webHidden/>
               </w:rPr>
-              <w:instrText xml:space="preserve"> PAGEREF _Toc229682676 \h </w:instrText>
+              <w:instrText xml:space="preserve"> PAGEREF _Toc229755302 \h </w:instrText>
             </w:r>
             <w:r>
               <w:rPr>
@@ -3469,7 +3469,7 @@
               <w:lang w:val="ru-RU" w:eastAsia="ru-RU"/>
             </w:rPr>
           </w:pPr>
-          <w:hyperlink w:anchor="_Toc229682677" w:history="1">
+          <w:hyperlink w:anchor="_Toc229755303" w:history="1">
             <w:r>
               <w:rPr>
                 <w:rStyle w:val="Hyperlink"/>
@@ -3497,7 +3497,7 @@
                 <w:noProof/>
                 <w:webHidden/>
               </w:rPr>
-              <w:instrText xml:space="preserve"> PAGEREF _Toc229682677 \h </w:instrText>
+              <w:instrText xml:space="preserve"> PAGEREF _Toc229755303 \h </w:instrText>
             </w:r>
             <w:r>
               <w:rPr>
@@ -3542,7 +3542,7 @@
               <w:lang w:val="ru-RU" w:eastAsia="ru-RU"/>
             </w:rPr>
           </w:pPr>
-          <w:hyperlink w:anchor="_Toc229682678" w:history="1">
+          <w:hyperlink w:anchor="_Toc229755304" w:history="1">
             <w:r>
               <w:rPr>
                 <w:rStyle w:val="Hyperlink"/>
@@ -3570,7 +3570,7 @@
                 <w:noProof/>
                 <w:webHidden/>
               </w:rPr>
-              <w:instrText xml:space="preserve"> PAGEREF _Toc229682678 \h </w:instrText>
+              <w:instrText xml:space="preserve"> PAGEREF _Toc229755304 \h </w:instrText>
             </w:r>
             <w:r>
               <w:rPr>
@@ -3615,7 +3615,7 @@
               <w:lang w:val="ru-RU" w:eastAsia="ru-RU"/>
             </w:rPr>
           </w:pPr>
-          <w:hyperlink w:anchor="_Toc229682679" w:history="1">
+          <w:hyperlink w:anchor="_Toc229755305" w:history="1">
             <w:r>
               <w:rPr>
                 <w:rStyle w:val="Hyperlink"/>
@@ -3643,7 +3643,7 @@
                 <w:noProof/>
                 <w:webHidden/>
               </w:rPr>
-              <w:instrText xml:space="preserve"> PAGEREF _Toc229682679 \h </w:instrText>
+              <w:instrText xml:space="preserve"> PAGEREF _Toc229755305 \h </w:instrText>
             </w:r>
             <w:r>
               <w:rPr>
@@ -3688,7 +3688,7 @@
               <w:lang w:val="ru-RU" w:eastAsia="ru-RU"/>
             </w:rPr>
           </w:pPr>
-          <w:hyperlink w:anchor="_Toc229682680" w:history="1">
+          <w:hyperlink w:anchor="_Toc229755306" w:history="1">
             <w:r>
               <w:rPr>
                 <w:rStyle w:val="Hyperlink"/>
@@ -3716,7 +3716,7 @@
                 <w:noProof/>
                 <w:webHidden/>
               </w:rPr>
-              <w:instrText xml:space="preserve"> PAGEREF _Toc229682680 \h </w:instrText>
+              <w:instrText xml:space="preserve"> PAGEREF _Toc229755306 \h </w:instrText>
             </w:r>
             <w:r>
               <w:rPr>
@@ -3761,7 +3761,7 @@
               <w:lang w:val="ru-RU" w:eastAsia="ru-RU"/>
             </w:rPr>
           </w:pPr>
-          <w:hyperlink w:anchor="_Toc229682681" w:history="1">
+          <w:hyperlink w:anchor="_Toc229755307" w:history="1">
             <w:r>
               <w:rPr>
                 <w:rStyle w:val="Hyperlink"/>
@@ -3789,7 +3789,7 @@
                 <w:noProof/>
                 <w:webHidden/>
               </w:rPr>
-              <w:instrText xml:space="preserve"> PAGEREF _Toc229682681 \h </w:instrText>
+              <w:instrText xml:space="preserve"> PAGEREF _Toc229755307 \h </w:instrText>
             </w:r>
             <w:r>
               <w:rPr>
@@ -3834,7 +3834,7 @@
               <w:lang w:val="ru-RU" w:eastAsia="ru-RU"/>
             </w:rPr>
           </w:pPr>
-          <w:hyperlink w:anchor="_Toc229682682" w:history="1">
+          <w:hyperlink w:anchor="_Toc229755308" w:history="1">
             <w:r>
               <w:rPr>
                 <w:rStyle w:val="Hyperlink"/>
@@ -3862,7 +3862,7 @@
                 <w:noProof/>
                 <w:webHidden/>
               </w:rPr>
-              <w:instrText xml:space="preserve"> PAGEREF _Toc229682682 \h </w:instrText>
+              <w:instrText xml:space="preserve"> PAGEREF _Toc229755308 \h </w:instrText>
             </w:r>
             <w:r>
               <w:rPr>
@@ -3907,7 +3907,7 @@
               <w:lang w:val="ru-RU" w:eastAsia="ru-RU"/>
             </w:rPr>
           </w:pPr>
-          <w:hyperlink w:anchor="_Toc229682683" w:history="1">
+          <w:hyperlink w:anchor="_Toc229755309" w:history="1">
             <w:r>
               <w:rPr>
                 <w:rStyle w:val="Hyperlink"/>
@@ -3935,7 +3935,7 @@
                 <w:noProof/>
                 <w:webHidden/>
               </w:rPr>
-              <w:instrText xml:space="preserve"> PAGEREF _Toc229682683 \h </w:instrText>
+              <w:instrText xml:space="preserve"> PAGEREF _Toc229755309 \h </w:instrText>
             </w:r>
             <w:r>
               <w:rPr>
@@ -3980,7 +3980,7 @@
               <w:lang w:val="ru-RU" w:eastAsia="ru-RU"/>
             </w:rPr>
           </w:pPr>
-          <w:hyperlink w:anchor="_Toc229682684" w:history="1">
+          <w:hyperlink w:anchor="_Toc229755310" w:history="1">
             <w:r>
               <w:rPr>
                 <w:rStyle w:val="Hyperlink"/>
@@ -4008,7 +4008,7 @@
                 <w:noProof/>
                 <w:webHidden/>
               </w:rPr>
-              <w:instrText xml:space="preserve"> PAGEREF _Toc229682684 \h </w:instrText>
+              <w:instrText xml:space="preserve"> PAGEREF _Toc229755310 \h </w:instrText>
             </w:r>
             <w:r>
               <w:rPr>
@@ -4053,7 +4053,7 @@
               <w:lang w:val="ru-RU" w:eastAsia="ru-RU"/>
             </w:rPr>
           </w:pPr>
-          <w:hyperlink w:anchor="_Toc229682685" w:history="1">
+          <w:hyperlink w:anchor="_Toc229755311" w:history="1">
             <w:r>
               <w:rPr>
                 <w:rStyle w:val="Hyperlink"/>
@@ -4081,7 +4081,7 @@
                 <w:noProof/>
                 <w:webHidden/>
               </w:rPr>
-              <w:instrText xml:space="preserve"> PAGEREF _Toc229682685 \h </w:instrText>
+              <w:instrText xml:space="preserve"> PAGEREF _Toc229755311 \h </w:instrText>
             </w:r>
             <w:r>
               <w:rPr>
@@ -4126,7 +4126,7 @@
               <w:lang w:val="ru-RU" w:eastAsia="ru-RU"/>
             </w:rPr>
           </w:pPr>
-          <w:hyperlink w:anchor="_Toc229682686" w:history="1">
+          <w:hyperlink w:anchor="_Toc229755312" w:history="1">
             <w:r>
               <w:rPr>
                 <w:rStyle w:val="Hyperlink"/>
@@ -4154,7 +4154,7 @@
                 <w:noProof/>
                 <w:webHidden/>
               </w:rPr>
-              <w:instrText xml:space="preserve"> PAGEREF _Toc229682686 \h </w:instrText>
+              <w:instrText xml:space="preserve"> PAGEREF _Toc229755312 \h </w:instrText>
             </w:r>
             <w:r>
               <w:rPr>
@@ -4199,7 +4199,7 @@
               <w:lang w:val="ru-RU" w:eastAsia="ru-RU"/>
             </w:rPr>
           </w:pPr>
-          <w:hyperlink w:anchor="_Toc229682687" w:history="1">
+          <w:hyperlink w:anchor="_Toc229755313" w:history="1">
             <w:r>
               <w:rPr>
                 <w:rStyle w:val="Hyperlink"/>
@@ -4227,7 +4227,7 @@
                 <w:noProof/>
                 <w:webHidden/>
               </w:rPr>
-              <w:instrText xml:space="preserve"> PAGEREF _Toc229682687 \h </w:instrText>
+              <w:instrText xml:space="preserve"> PAGEREF _Toc229755313 \h </w:instrText>
             </w:r>
             <w:r>
               <w:rPr>
@@ -4272,7 +4272,7 @@
               <w:lang w:val="ru-RU" w:eastAsia="ru-RU"/>
             </w:rPr>
           </w:pPr>
-          <w:hyperlink w:anchor="_Toc229682688" w:history="1">
+          <w:hyperlink w:anchor="_Toc229755314" w:history="1">
             <w:r>
               <w:rPr>
                 <w:rStyle w:val="Hyperlink"/>
@@ -4300,7 +4300,7 @@
                 <w:noProof/>
                 <w:webHidden/>
               </w:rPr>
-              <w:instrText xml:space="preserve"> PAGEREF _Toc229682688 \h </w:instrText>
+              <w:instrText xml:space="preserve"> PAGEREF _Toc229755314 \h </w:instrText>
             </w:r>
             <w:r>
               <w:rPr>
@@ -4345,7 +4345,7 @@
               <w:lang w:val="ru-RU" w:eastAsia="ru-RU"/>
             </w:rPr>
           </w:pPr>
-          <w:hyperlink w:anchor="_Toc229682689" w:history="1">
+          <w:hyperlink w:anchor="_Toc229755315" w:history="1">
             <w:r>
               <w:rPr>
                 <w:rStyle w:val="Hyperlink"/>
@@ -4373,7 +4373,7 @@
                 <w:noProof/>
                 <w:webHidden/>
               </w:rPr>
-              <w:instrText xml:space="preserve"> PAGEREF _Toc229682689 \h </w:instrText>
+              <w:instrText xml:space="preserve"> PAGEREF _Toc229755315 \h </w:instrText>
             </w:r>
             <w:r>
               <w:rPr>
@@ -4418,7 +4418,7 @@
               <w:lang w:val="ru-RU" w:eastAsia="ru-RU"/>
             </w:rPr>
           </w:pPr>
-          <w:hyperlink w:anchor="_Toc229682690" w:history="1">
+          <w:hyperlink w:anchor="_Toc229755316" w:history="1">
             <w:r>
               <w:rPr>
                 <w:rStyle w:val="Hyperlink"/>
@@ -4446,7 +4446,7 @@
                 <w:noProof/>
                 <w:webHidden/>
               </w:rPr>
-              <w:instrText xml:space="preserve"> PAGEREF _Toc229682690 \h </w:instrText>
+              <w:instrText xml:space="preserve"> PAGEREF _Toc229755316 \h </w:instrText>
             </w:r>
             <w:r>
               <w:rPr>
@@ -4491,7 +4491,7 @@
               <w:lang w:val="ru-RU" w:eastAsia="ru-RU"/>
             </w:rPr>
           </w:pPr>
-          <w:hyperlink w:anchor="_Toc229682691" w:history="1">
+          <w:hyperlink w:anchor="_Toc229755317" w:history="1">
             <w:r>
               <w:rPr>
                 <w:rStyle w:val="Hyperlink"/>
@@ -4519,7 +4519,7 @@
                 <w:noProof/>
                 <w:webHidden/>
               </w:rPr>
-              <w:instrText xml:space="preserve"> PAGEREF _Toc229682691 \h </w:instrText>
+              <w:instrText xml:space="preserve"> PAGEREF _Toc229755317 \h </w:instrText>
             </w:r>
             <w:r>
               <w:rPr>
@@ -4564,7 +4564,7 @@
               <w:lang w:val="ru-RU" w:eastAsia="ru-RU"/>
             </w:rPr>
           </w:pPr>
-          <w:hyperlink w:anchor="_Toc229682692" w:history="1">
+          <w:hyperlink w:anchor="_Toc229755318" w:history="1">
             <w:r>
               <w:rPr>
                 <w:rStyle w:val="Hyperlink"/>
@@ -4592,7 +4592,7 @@
                 <w:noProof/>
                 <w:webHidden/>
               </w:rPr>
-              <w:instrText xml:space="preserve"> PAGEREF _Toc229682692 \h </w:instrText>
+              <w:instrText xml:space="preserve"> PAGEREF _Toc229755318 \h </w:instrText>
             </w:r>
             <w:r>
               <w:rPr>
@@ -4637,7 +4637,7 @@
               <w:lang w:val="ru-RU" w:eastAsia="ru-RU"/>
             </w:rPr>
           </w:pPr>
-          <w:hyperlink w:anchor="_Toc229682693" w:history="1">
+          <w:hyperlink w:anchor="_Toc229755319" w:history="1">
             <w:r>
               <w:rPr>
                 <w:rStyle w:val="Hyperlink"/>
@@ -4665,7 +4665,7 @@
                 <w:noProof/>
                 <w:webHidden/>
               </w:rPr>
-              <w:instrText xml:space="preserve"> PAGEREF _Toc229682693 \h </w:instrText>
+              <w:instrText xml:space="preserve"> PAGEREF _Toc229755319 \h </w:instrText>
             </w:r>
             <w:r>
               <w:rPr>
@@ -4710,7 +4710,7 @@
               <w:lang w:val="ru-RU" w:eastAsia="ru-RU"/>
             </w:rPr>
           </w:pPr>
-          <w:hyperlink w:anchor="_Toc229682694" w:history="1">
+          <w:hyperlink w:anchor="_Toc229755320" w:history="1">
             <w:r>
               <w:rPr>
                 <w:rStyle w:val="Hyperlink"/>
@@ -4738,7 +4738,7 @@
                 <w:noProof/>
                 <w:webHidden/>
               </w:rPr>
-              <w:instrText xml:space="preserve"> PAGEREF _Toc229682694 \h </w:instrText>
+              <w:instrText xml:space="preserve"> PAGEREF _Toc229755320 \h </w:instrText>
             </w:r>
             <w:r>
               <w:rPr>
@@ -4783,7 +4783,7 @@
               <w:lang w:val="ru-RU" w:eastAsia="ru-RU"/>
             </w:rPr>
           </w:pPr>
-          <w:hyperlink w:anchor="_Toc229682695" w:history="1">
+          <w:hyperlink w:anchor="_Toc229755321" w:history="1">
             <w:r>
               <w:rPr>
                 <w:rStyle w:val="Hyperlink"/>
@@ -4811,7 +4811,7 @@
                 <w:noProof/>
                 <w:webHidden/>
               </w:rPr>
-              <w:instrText xml:space="preserve"> PAGEREF _Toc229682695 \h </w:instrText>
+              <w:instrText xml:space="preserve"> PAGEREF _Toc229755321 \h </w:instrText>
             </w:r>
             <w:r>
               <w:rPr>
@@ -4856,7 +4856,7 @@
               <w:lang w:val="ru-RU" w:eastAsia="ru-RU"/>
             </w:rPr>
           </w:pPr>
-          <w:hyperlink w:anchor="_Toc229682696" w:history="1">
+          <w:hyperlink w:anchor="_Toc229755322" w:history="1">
             <w:r>
               <w:rPr>
                 <w:rStyle w:val="Hyperlink"/>
@@ -4884,7 +4884,7 @@
                 <w:noProof/>
                 <w:webHidden/>
               </w:rPr>
-              <w:instrText xml:space="preserve"> PAGEREF _Toc229682696 \h </w:instrText>
+              <w:instrText xml:space="preserve"> PAGEREF _Toc229755322 \h </w:instrText>
             </w:r>
             <w:r>
               <w:rPr>
@@ -4929,7 +4929,7 @@
               <w:lang w:val="ru-RU" w:eastAsia="ru-RU"/>
             </w:rPr>
           </w:pPr>
-          <w:hyperlink w:anchor="_Toc229682697" w:history="1">
+          <w:hyperlink w:anchor="_Toc229755323" w:history="1">
             <w:r>
               <w:rPr>
                 <w:rStyle w:val="Hyperlink"/>
@@ -4957,7 +4957,7 @@
                 <w:noProof/>
                 <w:webHidden/>
               </w:rPr>
-              <w:instrText xml:space="preserve"> PAGEREF _Toc229682697 \h </w:instrText>
+              <w:instrText xml:space="preserve"> PAGEREF _Toc229755323 \h </w:instrText>
             </w:r>
             <w:r>
               <w:rPr>
@@ -5002,7 +5002,7 @@
               <w:lang w:val="ru-RU" w:eastAsia="ru-RU"/>
             </w:rPr>
           </w:pPr>
-          <w:hyperlink w:anchor="_Toc229682698" w:history="1">
+          <w:hyperlink w:anchor="_Toc229755324" w:history="1">
             <w:r>
               <w:rPr>
                 <w:rStyle w:val="Hyperlink"/>
@@ -5030,7 +5030,7 @@
                 <w:noProof/>
                 <w:webHidden/>
               </w:rPr>
-              <w:instrText xml:space="preserve"> PAGEREF _Toc229682698 \h </w:instrText>
+              <w:instrText xml:space="preserve"> PAGEREF _Toc229755324 \h </w:instrText>
             </w:r>
             <w:r>
               <w:rPr>
@@ -5075,7 +5075,7 @@
               <w:lang w:val="ru-RU" w:eastAsia="ru-RU"/>
             </w:rPr>
           </w:pPr>
-          <w:hyperlink w:anchor="_Toc229682699" w:history="1">
+          <w:hyperlink w:anchor="_Toc229755325" w:history="1">
             <w:r>
               <w:rPr>
                 <w:rStyle w:val="Hyperlink"/>
@@ -5103,7 +5103,7 @@
                 <w:noProof/>
                 <w:webHidden/>
               </w:rPr>
-              <w:instrText xml:space="preserve"> PAGEREF _Toc229682699 \h </w:instrText>
+              <w:instrText xml:space="preserve"> PAGEREF _Toc229755325 \h </w:instrText>
             </w:r>
             <w:r>
               <w:rPr>
@@ -5148,7 +5148,7 @@
               <w:lang w:val="ru-RU" w:eastAsia="ru-RU"/>
             </w:rPr>
           </w:pPr>
-          <w:hyperlink w:anchor="_Toc229682700" w:history="1">
+          <w:hyperlink w:anchor="_Toc229755326" w:history="1">
             <w:r>
               <w:rPr>
                 <w:rStyle w:val="Hyperlink"/>
@@ -5176,7 +5176,7 @@
                 <w:noProof/>
                 <w:webHidden/>
               </w:rPr>
-              <w:instrText xml:space="preserve"> PAGEREF _Toc229682700 \h </w:instrText>
+              <w:instrText xml:space="preserve"> PAGEREF _Toc229755326 \h </w:instrText>
             </w:r>
             <w:r>
               <w:rPr>
@@ -5221,7 +5221,7 @@
               <w:lang w:val="ru-RU" w:eastAsia="ru-RU"/>
             </w:rPr>
           </w:pPr>
-          <w:hyperlink w:anchor="_Toc229682701" w:history="1">
+          <w:hyperlink w:anchor="_Toc229755327" w:history="1">
             <w:r>
               <w:rPr>
                 <w:rStyle w:val="Hyperlink"/>
@@ -5249,7 +5249,7 @@
                 <w:noProof/>
                 <w:webHidden/>
               </w:rPr>
-              <w:instrText xml:space="preserve"> PAGEREF _Toc229682701 \h </w:instrText>
+              <w:instrText xml:space="preserve"> PAGEREF _Toc229755327 \h </w:instrText>
             </w:r>
             <w:r>
               <w:rPr>
@@ -5294,7 +5294,7 @@
               <w:lang w:val="ru-RU" w:eastAsia="ru-RU"/>
             </w:rPr>
           </w:pPr>
-          <w:hyperlink w:anchor="_Toc229682702" w:history="1">
+          <w:hyperlink w:anchor="_Toc229755328" w:history="1">
             <w:r>
               <w:rPr>
                 <w:rStyle w:val="Hyperlink"/>
@@ -5322,7 +5322,7 @@
                 <w:noProof/>
                 <w:webHidden/>
               </w:rPr>
-              <w:instrText xml:space="preserve"> PAGEREF _Toc229682702 \h </w:instrText>
+              <w:instrText xml:space="preserve"> PAGEREF _Toc229755328 \h </w:instrText>
             </w:r>
             <w:r>
               <w:rPr>
@@ -5367,7 +5367,7 @@
               <w:lang w:val="ru-RU" w:eastAsia="ru-RU"/>
             </w:rPr>
           </w:pPr>
-          <w:hyperlink w:anchor="_Toc229682703" w:history="1">
+          <w:hyperlink w:anchor="_Toc229755329" w:history="1">
             <w:r>
               <w:rPr>
                 <w:rStyle w:val="Hyperlink"/>
@@ -5395,7 +5395,7 @@
                 <w:noProof/>
                 <w:webHidden/>
               </w:rPr>
-              <w:instrText xml:space="preserve"> PAGEREF _Toc229682703 \h </w:instrText>
+              <w:instrText xml:space="preserve"> PAGEREF _Toc229755329 \h </w:instrText>
             </w:r>
             <w:r>
               <w:rPr>
@@ -5440,7 +5440,7 @@
               <w:lang w:val="ru-RU" w:eastAsia="ru-RU"/>
             </w:rPr>
           </w:pPr>
-          <w:hyperlink w:anchor="_Toc229682704" w:history="1">
+          <w:hyperlink w:anchor="_Toc229755330" w:history="1">
             <w:r>
               <w:rPr>
                 <w:rStyle w:val="Hyperlink"/>
@@ -5468,7 +5468,7 @@
                 <w:noProof/>
                 <w:webHidden/>
               </w:rPr>
-              <w:instrText xml:space="preserve"> PAGEREF _Toc229682704 \h </w:instrText>
+              <w:instrText xml:space="preserve"> PAGEREF _Toc229755330 \h </w:instrText>
             </w:r>
             <w:r>
               <w:rPr>
@@ -5513,7 +5513,7 @@
               <w:lang w:val="ru-RU" w:eastAsia="ru-RU"/>
             </w:rPr>
           </w:pPr>
-          <w:hyperlink w:anchor="_Toc229682705" w:history="1">
+          <w:hyperlink w:anchor="_Toc229755331" w:history="1">
             <w:r>
               <w:rPr>
                 <w:rStyle w:val="Hyperlink"/>
@@ -5541,7 +5541,7 @@
                 <w:noProof/>
                 <w:webHidden/>
               </w:rPr>
-              <w:instrText xml:space="preserve"> PAGEREF _Toc229682705 \h </w:instrText>
+              <w:instrText xml:space="preserve"> PAGEREF _Toc229755331 \h </w:instrText>
             </w:r>
             <w:r>
               <w:rPr>
@@ -5586,7 +5586,7 @@
               <w:lang w:val="ru-RU" w:eastAsia="ru-RU"/>
             </w:rPr>
           </w:pPr>
-          <w:hyperlink w:anchor="_Toc229682706" w:history="1">
+          <w:hyperlink w:anchor="_Toc229755332" w:history="1">
             <w:r>
               <w:rPr>
                 <w:rStyle w:val="Hyperlink"/>
@@ -5614,7 +5614,7 @@
                 <w:noProof/>
                 <w:webHidden/>
               </w:rPr>
-              <w:instrText xml:space="preserve"> PAGEREF _Toc229682706 \h </w:instrText>
+              <w:instrText xml:space="preserve"> PAGEREF _Toc229755332 \h </w:instrText>
             </w:r>
             <w:r>
               <w:rPr>
@@ -5659,7 +5659,7 @@
               <w:lang w:val="ru-RU" w:eastAsia="ru-RU"/>
             </w:rPr>
           </w:pPr>
-          <w:hyperlink w:anchor="_Toc229682707" w:history="1">
+          <w:hyperlink w:anchor="_Toc229755333" w:history="1">
             <w:r>
               <w:rPr>
                 <w:rStyle w:val="Hyperlink"/>
@@ -5687,7 +5687,7 @@
                 <w:noProof/>
                 <w:webHidden/>
               </w:rPr>
-              <w:instrText xml:space="preserve"> PAGEREF _Toc229682707 \h </w:instrText>
+              <w:instrText xml:space="preserve"> PAGEREF _Toc229755333 \h </w:instrText>
             </w:r>
             <w:r>
               <w:rPr>
@@ -5732,7 +5732,7 @@
               <w:lang w:val="ru-RU" w:eastAsia="ru-RU"/>
             </w:rPr>
           </w:pPr>
-          <w:hyperlink w:anchor="_Toc229682708" w:history="1">
+          <w:hyperlink w:anchor="_Toc229755334" w:history="1">
             <w:r>
               <w:rPr>
                 <w:rStyle w:val="Hyperlink"/>
@@ -5760,7 +5760,7 @@
                 <w:noProof/>
                 <w:webHidden/>
               </w:rPr>
-              <w:instrText xml:space="preserve"> PAGEREF _Toc229682708 \h </w:instrText>
+              <w:instrText xml:space="preserve"> PAGEREF _Toc229755334 \h </w:instrText>
             </w:r>
             <w:r>
               <w:rPr>
@@ -5805,7 +5805,7 @@
               <w:lang w:val="ru-RU" w:eastAsia="ru-RU"/>
             </w:rPr>
           </w:pPr>
-          <w:hyperlink w:anchor="_Toc229682709" w:history="1">
+          <w:hyperlink w:anchor="_Toc229755335" w:history="1">
             <w:r>
               <w:rPr>
                 <w:rStyle w:val="Hyperlink"/>
@@ -5833,7 +5833,7 @@
                 <w:noProof/>
                 <w:webHidden/>
               </w:rPr>
-              <w:instrText xml:space="preserve"> PAGEREF _Toc229682709 \h </w:instrText>
+              <w:instrText xml:space="preserve"> PAGEREF _Toc229755335 \h </w:instrText>
             </w:r>
             <w:r>
               <w:rPr>
@@ -5878,7 +5878,7 @@
               <w:lang w:val="ru-RU" w:eastAsia="ru-RU"/>
             </w:rPr>
           </w:pPr>
-          <w:hyperlink w:anchor="_Toc229682710" w:history="1">
+          <w:hyperlink w:anchor="_Toc229755336" w:history="1">
             <w:r>
               <w:rPr>
                 <w:rStyle w:val="Hyperlink"/>
@@ -5906,7 +5906,7 @@
                 <w:noProof/>
                 <w:webHidden/>
               </w:rPr>
-              <w:instrText xml:space="preserve"> PAGEREF _Toc229682710 \h </w:instrText>
+              <w:instrText xml:space="preserve"> PAGEREF _Toc229755336 \h </w:instrText>
             </w:r>
             <w:r>
               <w:rPr>
@@ -5951,7 +5951,7 @@
               <w:lang w:val="ru-RU" w:eastAsia="ru-RU"/>
             </w:rPr>
           </w:pPr>
-          <w:hyperlink w:anchor="_Toc229682711" w:history="1">
+          <w:hyperlink w:anchor="_Toc229755337" w:history="1">
             <w:r>
               <w:rPr>
                 <w:rStyle w:val="Hyperlink"/>
@@ -5979,7 +5979,7 @@
                 <w:noProof/>
                 <w:webHidden/>
               </w:rPr>
-              <w:instrText xml:space="preserve"> PAGEREF _Toc229682711 \h </w:instrText>
+              <w:instrText xml:space="preserve"> PAGEREF _Toc229755337 \h </w:instrText>
             </w:r>
             <w:r>
               <w:rPr>
@@ -6024,7 +6024,7 @@
               <w:lang w:val="ru-RU" w:eastAsia="ru-RU"/>
             </w:rPr>
           </w:pPr>
-          <w:hyperlink w:anchor="_Toc229682712" w:history="1">
+          <w:hyperlink w:anchor="_Toc229755338" w:history="1">
             <w:r>
               <w:rPr>
                 <w:rStyle w:val="Hyperlink"/>
@@ -6052,7 +6052,7 @@
                 <w:noProof/>
                 <w:webHidden/>
               </w:rPr>
-              <w:instrText xml:space="preserve"> PAGEREF _Toc229682712 \h </w:instrText>
+              <w:instrText xml:space="preserve"> PAGEREF _Toc229755338 \h </w:instrText>
             </w:r>
             <w:r>
               <w:rPr>
@@ -6097,7 +6097,7 @@
               <w:lang w:val="ru-RU" w:eastAsia="ru-RU"/>
             </w:rPr>
           </w:pPr>
-          <w:hyperlink w:anchor="_Toc229682713" w:history="1">
+          <w:hyperlink w:anchor="_Toc229755339" w:history="1">
             <w:r>
               <w:rPr>
                 <w:rStyle w:val="Hyperlink"/>
@@ -6125,7 +6125,7 @@
                 <w:noProof/>
                 <w:webHidden/>
               </w:rPr>
-              <w:instrText xml:space="preserve"> PAGEREF _Toc229682713 \h </w:instrText>
+              <w:instrText xml:space="preserve"> PAGEREF _Toc229755339 \h </w:instrText>
             </w:r>
             <w:r>
               <w:rPr>
@@ -6170,7 +6170,7 @@
               <w:lang w:val="ru-RU" w:eastAsia="ru-RU"/>
             </w:rPr>
           </w:pPr>
-          <w:hyperlink w:anchor="_Toc229682714" w:history="1">
+          <w:hyperlink w:anchor="_Toc229755340" w:history="1">
             <w:r>
               <w:rPr>
                 <w:rStyle w:val="Hyperlink"/>
@@ -6198,7 +6198,7 @@
                 <w:noProof/>
                 <w:webHidden/>
               </w:rPr>
-              <w:instrText xml:space="preserve"> PAGEREF _Toc229682714 \h </w:instrText>
+              <w:instrText xml:space="preserve"> PAGEREF _Toc229755340 \h </w:instrText>
             </w:r>
             <w:r>
               <w:rPr>
@@ -6243,7 +6243,7 @@
               <w:lang w:val="ru-RU" w:eastAsia="ru-RU"/>
             </w:rPr>
           </w:pPr>
-          <w:hyperlink w:anchor="_Toc229682715" w:history="1">
+          <w:hyperlink w:anchor="_Toc229755341" w:history="1">
             <w:r>
               <w:rPr>
                 <w:rStyle w:val="Hyperlink"/>
@@ -6271,7 +6271,7 @@
                 <w:noProof/>
                 <w:webHidden/>
               </w:rPr>
-              <w:instrText xml:space="preserve"> PAGEREF _Toc229682715 \h </w:instrText>
+              <w:instrText xml:space="preserve"> PAGEREF _Toc229755341 \h </w:instrText>
             </w:r>
             <w:r>
               <w:rPr>
@@ -6316,7 +6316,7 @@
               <w:lang w:val="ru-RU" w:eastAsia="ru-RU"/>
             </w:rPr>
           </w:pPr>
-          <w:hyperlink w:anchor="_Toc229682716" w:history="1">
+          <w:hyperlink w:anchor="_Toc229755342" w:history="1">
             <w:r>
               <w:rPr>
                 <w:rStyle w:val="Hyperlink"/>
@@ -6344,7 +6344,7 @@
                 <w:noProof/>
                 <w:webHidden/>
               </w:rPr>
-              <w:instrText xml:space="preserve"> PAGEREF _Toc229682716 \h </w:instrText>
+              <w:instrText xml:space="preserve"> PAGEREF _Toc229755342 \h </w:instrText>
             </w:r>
             <w:r>
               <w:rPr>
@@ -6389,7 +6389,7 @@
               <w:lang w:val="ru-RU" w:eastAsia="ru-RU"/>
             </w:rPr>
           </w:pPr>
-          <w:hyperlink w:anchor="_Toc229682717" w:history="1">
+          <w:hyperlink w:anchor="_Toc229755343" w:history="1">
             <w:r>
               <w:rPr>
                 <w:rStyle w:val="Hyperlink"/>
@@ -6417,7 +6417,7 @@
                 <w:noProof/>
                 <w:webHidden/>
               </w:rPr>
-              <w:instrText xml:space="preserve"> PAGEREF _Toc229682717 \h </w:instrText>
+              <w:instrText xml:space="preserve"> PAGEREF _Toc229755343 \h </w:instrText>
             </w:r>
             <w:r>
               <w:rPr>
@@ -6462,7 +6462,7 @@
               <w:lang w:val="ru-RU" w:eastAsia="ru-RU"/>
             </w:rPr>
           </w:pPr>
-          <w:hyperlink w:anchor="_Toc229682718" w:history="1">
+          <w:hyperlink w:anchor="_Toc229755344" w:history="1">
             <w:r>
               <w:rPr>
                 <w:rStyle w:val="Hyperlink"/>
@@ -6490,7 +6490,7 @@
                 <w:noProof/>
                 <w:webHidden/>
               </w:rPr>
-              <w:instrText xml:space="preserve"> PAGEREF _Toc229682718 \h </w:instrText>
+              <w:instrText xml:space="preserve"> PAGEREF _Toc229755344 \h </w:instrText>
             </w:r>
             <w:r>
               <w:rPr>
@@ -6535,7 +6535,7 @@
               <w:lang w:val="ru-RU" w:eastAsia="ru-RU"/>
             </w:rPr>
           </w:pPr>
-          <w:hyperlink w:anchor="_Toc229682719" w:history="1">
+          <w:hyperlink w:anchor="_Toc229755345" w:history="1">
             <w:r>
               <w:rPr>
                 <w:rStyle w:val="Hyperlink"/>
@@ -6563,7 +6563,7 @@
                 <w:noProof/>
                 <w:webHidden/>
               </w:rPr>
-              <w:instrText xml:space="preserve"> PAGEREF _Toc229682719 \h </w:instrText>
+              <w:instrText xml:space="preserve"> PAGEREF _Toc229755345 \h </w:instrText>
             </w:r>
             <w:r>
               <w:rPr>
@@ -6608,7 +6608,7 @@
               <w:lang w:val="ru-RU" w:eastAsia="ru-RU"/>
             </w:rPr>
           </w:pPr>
-          <w:hyperlink w:anchor="_Toc229682720" w:history="1">
+          <w:hyperlink w:anchor="_Toc229755346" w:history="1">
             <w:r>
               <w:rPr>
                 <w:rStyle w:val="Hyperlink"/>
@@ -6636,7 +6636,7 @@
                 <w:noProof/>
                 <w:webHidden/>
               </w:rPr>
-              <w:instrText xml:space="preserve"> PAGEREF _Toc229682720 \h </w:instrText>
+              <w:instrText xml:space="preserve"> PAGEREF _Toc229755346 \h </w:instrText>
             </w:r>
             <w:r>
               <w:rPr>
@@ -6681,7 +6681,7 @@
               <w:lang w:val="ru-RU" w:eastAsia="ru-RU"/>
             </w:rPr>
           </w:pPr>
-          <w:hyperlink w:anchor="_Toc229682721" w:history="1">
+          <w:hyperlink w:anchor="_Toc229755347" w:history="1">
             <w:r>
               <w:rPr>
                 <w:rStyle w:val="Hyperlink"/>
@@ -6709,7 +6709,7 @@
                 <w:noProof/>
                 <w:webHidden/>
               </w:rPr>
-              <w:instrText xml:space="preserve"> PAGEREF _Toc229682721 \h </w:instrText>
+              <w:instrText xml:space="preserve"> PAGEREF _Toc229755347 \h </w:instrText>
             </w:r>
             <w:r>
               <w:rPr>
@@ -6754,7 +6754,7 @@
               <w:lang w:val="ru-RU" w:eastAsia="ru-RU"/>
             </w:rPr>
           </w:pPr>
-          <w:hyperlink w:anchor="_Toc229682722" w:history="1">
+          <w:hyperlink w:anchor="_Toc229755348" w:history="1">
             <w:r>
               <w:rPr>
                 <w:rStyle w:val="Hyperlink"/>
@@ -6782,7 +6782,7 @@
                 <w:noProof/>
                 <w:webHidden/>
               </w:rPr>
-              <w:instrText xml:space="preserve"> PAGEREF _Toc229682722 \h </w:instrText>
+              <w:instrText xml:space="preserve"> PAGEREF _Toc229755348 \h </w:instrText>
             </w:r>
             <w:r>
               <w:rPr>
@@ -6827,7 +6827,7 @@
               <w:lang w:val="ru-RU" w:eastAsia="ru-RU"/>
             </w:rPr>
           </w:pPr>
-          <w:hyperlink w:anchor="_Toc229682723" w:history="1">
+          <w:hyperlink w:anchor="_Toc229755349" w:history="1">
             <w:r>
               <w:rPr>
                 <w:rStyle w:val="Hyperlink"/>
@@ -6855,7 +6855,7 @@
                 <w:noProof/>
                 <w:webHidden/>
               </w:rPr>
-              <w:instrText xml:space="preserve"> PAGEREF _Toc229682723 \h </w:instrText>
+              <w:instrText xml:space="preserve"> PAGEREF _Toc229755349 \h </w:instrText>
             </w:r>
             <w:r>
               <w:rPr>
@@ -6900,7 +6900,7 @@
               <w:lang w:val="ru-RU" w:eastAsia="ru-RU"/>
             </w:rPr>
           </w:pPr>
-          <w:hyperlink w:anchor="_Toc229682724" w:history="1">
+          <w:hyperlink w:anchor="_Toc229755350" w:history="1">
             <w:r>
               <w:rPr>
                 <w:rStyle w:val="Hyperlink"/>
@@ -6928,7 +6928,7 @@
                 <w:noProof/>
                 <w:webHidden/>
               </w:rPr>
-              <w:instrText xml:space="preserve"> PAGEREF _Toc229682724 \h </w:instrText>
+              <w:instrText xml:space="preserve"> PAGEREF _Toc229755350 \h </w:instrText>
             </w:r>
             <w:r>
               <w:rPr>
@@ -6973,7 +6973,7 @@
               <w:lang w:val="ru-RU" w:eastAsia="ru-RU"/>
             </w:rPr>
           </w:pPr>
-          <w:hyperlink w:anchor="_Toc229682725" w:history="1">
+          <w:hyperlink w:anchor="_Toc229755351" w:history="1">
             <w:r>
               <w:rPr>
                 <w:rStyle w:val="Hyperlink"/>
@@ -7001,7 +7001,7 @@
                 <w:noProof/>
                 <w:webHidden/>
               </w:rPr>
-              <w:instrText xml:space="preserve"> PAGEREF _Toc229682725 \h </w:instrText>
+              <w:instrText xml:space="preserve"> PAGEREF _Toc229755351 \h </w:instrText>
             </w:r>
             <w:r>
               <w:rPr>
@@ -7046,7 +7046,7 @@
               <w:lang w:val="ru-RU" w:eastAsia="ru-RU"/>
             </w:rPr>
           </w:pPr>
-          <w:hyperlink w:anchor="_Toc229682726" w:history="1">
+          <w:hyperlink w:anchor="_Toc229755352" w:history="1">
             <w:r>
               <w:rPr>
                 <w:rStyle w:val="Hyperlink"/>
@@ -7074,7 +7074,7 @@
                 <w:noProof/>
                 <w:webHidden/>
               </w:rPr>
-              <w:instrText xml:space="preserve"> PAGEREF _Toc229682726 \h </w:instrText>
+              <w:instrText xml:space="preserve"> PAGEREF _Toc229755352 \h </w:instrText>
             </w:r>
             <w:r>
               <w:rPr>
@@ -7119,7 +7119,7 @@
               <w:lang w:val="ru-RU" w:eastAsia="ru-RU"/>
             </w:rPr>
           </w:pPr>
-          <w:hyperlink w:anchor="_Toc229682727" w:history="1">
+          <w:hyperlink w:anchor="_Toc229755353" w:history="1">
             <w:r>
               <w:rPr>
                 <w:rStyle w:val="Hyperlink"/>
@@ -7147,7 +7147,7 @@
                 <w:noProof/>
                 <w:webHidden/>
               </w:rPr>
-              <w:instrText xml:space="preserve"> PAGEREF _Toc229682727 \h </w:instrText>
+              <w:instrText xml:space="preserve"> PAGEREF _Toc229755353 \h </w:instrText>
             </w:r>
             <w:r>
               <w:rPr>
@@ -7192,7 +7192,7 @@
               <w:lang w:val="ru-RU" w:eastAsia="ru-RU"/>
             </w:rPr>
           </w:pPr>
-          <w:hyperlink w:anchor="_Toc229682728" w:history="1">
+          <w:hyperlink w:anchor="_Toc229755354" w:history="1">
             <w:r>
               <w:rPr>
                 <w:rStyle w:val="Hyperlink"/>
@@ -7220,7 +7220,7 @@
                 <w:noProof/>
                 <w:webHidden/>
               </w:rPr>
-              <w:instrText xml:space="preserve"> PAGEREF _Toc229682728 \h </w:instrText>
+              <w:instrText xml:space="preserve"> PAGEREF _Toc229755354 \h </w:instrText>
             </w:r>
             <w:r>
               <w:rPr>
@@ -7265,7 +7265,7 @@
               <w:lang w:val="ru-RU" w:eastAsia="ru-RU"/>
             </w:rPr>
           </w:pPr>
-          <w:hyperlink w:anchor="_Toc229682729" w:history="1">
+          <w:hyperlink w:anchor="_Toc229755355" w:history="1">
             <w:r>
               <w:rPr>
                 <w:rStyle w:val="Hyperlink"/>
@@ -7293,7 +7293,7 @@
                 <w:noProof/>
                 <w:webHidden/>
               </w:rPr>
-              <w:instrText xml:space="preserve"> PAGEREF _Toc229682729 \h </w:instrText>
+              <w:instrText xml:space="preserve"> PAGEREF _Toc229755355 \h </w:instrText>
             </w:r>
             <w:r>
               <w:rPr>
@@ -7338,7 +7338,7 @@
               <w:lang w:val="ru-RU" w:eastAsia="ru-RU"/>
             </w:rPr>
           </w:pPr>
-          <w:hyperlink w:anchor="_Toc229682730" w:history="1">
+          <w:hyperlink w:anchor="_Toc229755356" w:history="1">
             <w:r>
               <w:rPr>
                 <w:rStyle w:val="Hyperlink"/>
@@ -7366,7 +7366,7 @@
                 <w:noProof/>
                 <w:webHidden/>
               </w:rPr>
-              <w:instrText xml:space="preserve"> PAGEREF _Toc229682730 \h </w:instrText>
+              <w:instrText xml:space="preserve"> PAGEREF _Toc229755356 \h </w:instrText>
             </w:r>
             <w:r>
               <w:rPr>
@@ -7411,7 +7411,7 @@
               <w:lang w:val="ru-RU" w:eastAsia="ru-RU"/>
             </w:rPr>
           </w:pPr>
-          <w:hyperlink w:anchor="_Toc229682731" w:history="1">
+          <w:hyperlink w:anchor="_Toc229755357" w:history="1">
             <w:r>
               <w:rPr>
                 <w:rStyle w:val="Hyperlink"/>
@@ -7439,7 +7439,7 @@
                 <w:noProof/>
                 <w:webHidden/>
               </w:rPr>
-              <w:instrText xml:space="preserve"> PAGEREF _Toc229682731 \h </w:instrText>
+              <w:instrText xml:space="preserve"> PAGEREF _Toc229755357 \h </w:instrText>
             </w:r>
             <w:r>
               <w:rPr>
@@ -7484,7 +7484,7 @@
               <w:lang w:val="ru-RU" w:eastAsia="ru-RU"/>
             </w:rPr>
           </w:pPr>
-          <w:hyperlink w:anchor="_Toc229682732" w:history="1">
+          <w:hyperlink w:anchor="_Toc229755358" w:history="1">
             <w:r>
               <w:rPr>
                 <w:rStyle w:val="Hyperlink"/>
@@ -7512,7 +7512,7 @@
                 <w:noProof/>
                 <w:webHidden/>
               </w:rPr>
-              <w:instrText xml:space="preserve"> PAGEREF _Toc229682732 \h </w:instrText>
+              <w:instrText xml:space="preserve"> PAGEREF _Toc229755358 \h </w:instrText>
             </w:r>
             <w:r>
               <w:rPr>
@@ -7557,7 +7557,7 @@
               <w:lang w:val="ru-RU" w:eastAsia="ru-RU"/>
             </w:rPr>
           </w:pPr>
-          <w:hyperlink w:anchor="_Toc229682733" w:history="1">
+          <w:hyperlink w:anchor="_Toc229755359" w:history="1">
             <w:r>
               <w:rPr>
                 <w:rStyle w:val="Hyperlink"/>
@@ -7585,7 +7585,7 @@
                 <w:noProof/>
                 <w:webHidden/>
               </w:rPr>
-              <w:instrText xml:space="preserve"> PAGEREF _Toc229682733 \h </w:instrText>
+              <w:instrText xml:space="preserve"> PAGEREF _Toc229755359 \h </w:instrText>
             </w:r>
             <w:r>
               <w:rPr>
@@ -7630,7 +7630,7 @@
               <w:lang w:val="ru-RU" w:eastAsia="ru-RU"/>
             </w:rPr>
           </w:pPr>
-          <w:hyperlink w:anchor="_Toc229682734" w:history="1">
+          <w:hyperlink w:anchor="_Toc229755360" w:history="1">
             <w:r>
               <w:rPr>
                 <w:rStyle w:val="Hyperlink"/>
@@ -7658,7 +7658,7 @@
                 <w:noProof/>
                 <w:webHidden/>
               </w:rPr>
-              <w:instrText xml:space="preserve"> PAGEREF _Toc229682734 \h </w:instrText>
+              <w:instrText xml:space="preserve"> PAGEREF _Toc229755360 \h </w:instrText>
             </w:r>
             <w:r>
               <w:rPr>
@@ -7703,7 +7703,7 @@
               <w:lang w:val="ru-RU" w:eastAsia="ru-RU"/>
             </w:rPr>
           </w:pPr>
-          <w:hyperlink w:anchor="_Toc229682735" w:history="1">
+          <w:hyperlink w:anchor="_Toc229755361" w:history="1">
             <w:r>
               <w:rPr>
                 <w:rStyle w:val="Hyperlink"/>
@@ -7731,7 +7731,7 @@
                 <w:noProof/>
                 <w:webHidden/>
               </w:rPr>
-              <w:instrText xml:space="preserve"> PAGEREF _Toc229682735 \h </w:instrText>
+              <w:instrText xml:space="preserve"> PAGEREF _Toc229755361 \h </w:instrText>
             </w:r>
             <w:r>
               <w:rPr>
@@ -7776,7 +7776,7 @@
               <w:lang w:val="ru-RU" w:eastAsia="ru-RU"/>
             </w:rPr>
           </w:pPr>
-          <w:hyperlink w:anchor="_Toc229682736" w:history="1">
+          <w:hyperlink w:anchor="_Toc229755362" w:history="1">
             <w:r>
               <w:rPr>
                 <w:rStyle w:val="Hyperlink"/>
@@ -7804,7 +7804,7 @@
                 <w:noProof/>
                 <w:webHidden/>
               </w:rPr>
-              <w:instrText xml:space="preserve"> PAGEREF _Toc229682736 \h </w:instrText>
+              <w:instrText xml:space="preserve"> PAGEREF _Toc229755362 \h </w:instrText>
             </w:r>
             <w:r>
               <w:rPr>
@@ -7849,7 +7849,7 @@
               <w:lang w:val="ru-RU" w:eastAsia="ru-RU"/>
             </w:rPr>
           </w:pPr>
-          <w:hyperlink w:anchor="_Toc229682737" w:history="1">
+          <w:hyperlink w:anchor="_Toc229755363" w:history="1">
             <w:r>
               <w:rPr>
                 <w:rStyle w:val="Hyperlink"/>
@@ -7877,7 +7877,7 @@
                 <w:noProof/>
                 <w:webHidden/>
               </w:rPr>
-              <w:instrText xml:space="preserve"> PAGEREF _Toc229682737 \h </w:instrText>
+              <w:instrText xml:space="preserve"> PAGEREF _Toc229755363 \h </w:instrText>
             </w:r>
             <w:r>
               <w:rPr>
@@ -7922,7 +7922,7 @@
               <w:lang w:val="ru-RU" w:eastAsia="ru-RU"/>
             </w:rPr>
           </w:pPr>
-          <w:hyperlink w:anchor="_Toc229682738" w:history="1">
+          <w:hyperlink w:anchor="_Toc229755364" w:history="1">
             <w:r>
               <w:rPr>
                 <w:rStyle w:val="Hyperlink"/>
@@ -7950,7 +7950,7 @@
                 <w:noProof/>
                 <w:webHidden/>
               </w:rPr>
-              <w:instrText xml:space="preserve"> PAGEREF _Toc229682738 \h </w:instrText>
+              <w:instrText xml:space="preserve"> PAGEREF _Toc229755364 \h </w:instrText>
             </w:r>
             <w:r>
               <w:rPr>
@@ -7995,7 +7995,7 @@
               <w:lang w:val="ru-RU" w:eastAsia="ru-RU"/>
             </w:rPr>
           </w:pPr>
-          <w:hyperlink w:anchor="_Toc229682739" w:history="1">
+          <w:hyperlink w:anchor="_Toc229755365" w:history="1">
             <w:r>
               <w:rPr>
                 <w:rStyle w:val="Hyperlink"/>
@@ -8023,7 +8023,7 @@
                 <w:noProof/>
                 <w:webHidden/>
               </w:rPr>
-              <w:instrText xml:space="preserve"> PAGEREF _Toc229682739 \h </w:instrText>
+              <w:instrText xml:space="preserve"> PAGEREF _Toc229755365 \h </w:instrText>
             </w:r>
             <w:r>
               <w:rPr>
@@ -8068,7 +8068,7 @@
               <w:lang w:val="ru-RU" w:eastAsia="ru-RU"/>
             </w:rPr>
           </w:pPr>
-          <w:hyperlink w:anchor="_Toc229682740" w:history="1">
+          <w:hyperlink w:anchor="_Toc229755366" w:history="1">
             <w:r>
               <w:rPr>
                 <w:rStyle w:val="Hyperlink"/>
@@ -8096,7 +8096,7 @@
                 <w:noProof/>
                 <w:webHidden/>
               </w:rPr>
-              <w:instrText xml:space="preserve"> PAGEREF _Toc229682740 \h </w:instrText>
+              <w:instrText xml:space="preserve"> PAGEREF _Toc229755366 \h </w:instrText>
             </w:r>
             <w:r>
               <w:rPr>
@@ -8141,7 +8141,7 @@
               <w:lang w:val="ru-RU" w:eastAsia="ru-RU"/>
             </w:rPr>
           </w:pPr>
-          <w:hyperlink w:anchor="_Toc229682741" w:history="1">
+          <w:hyperlink w:anchor="_Toc229755367" w:history="1">
             <w:r>
               <w:rPr>
                 <w:rStyle w:val="Hyperlink"/>
@@ -8169,7 +8169,7 @@
                 <w:noProof/>
                 <w:webHidden/>
               </w:rPr>
-              <w:instrText xml:space="preserve"> PAGEREF _Toc229682741 \h </w:instrText>
+              <w:instrText xml:space="preserve"> PAGEREF _Toc229755367 \h </w:instrText>
             </w:r>
             <w:r>
               <w:rPr>
@@ -8214,7 +8214,7 @@
               <w:lang w:val="ru-RU" w:eastAsia="ru-RU"/>
             </w:rPr>
           </w:pPr>
-          <w:hyperlink w:anchor="_Toc229682742" w:history="1">
+          <w:hyperlink w:anchor="_Toc229755368" w:history="1">
             <w:r>
               <w:rPr>
                 <w:rStyle w:val="Hyperlink"/>
@@ -8242,7 +8242,7 @@
                 <w:noProof/>
                 <w:webHidden/>
               </w:rPr>
-              <w:instrText xml:space="preserve"> PAGEREF _Toc229682742 \h </w:instrText>
+              <w:instrText xml:space="preserve"> PAGEREF _Toc229755368 \h </w:instrText>
             </w:r>
             <w:r>
               <w:rPr>
@@ -8287,7 +8287,7 @@
               <w:lang w:val="ru-RU" w:eastAsia="ru-RU"/>
             </w:rPr>
           </w:pPr>
-          <w:hyperlink w:anchor="_Toc229682743" w:history="1">
+          <w:hyperlink w:anchor="_Toc229755369" w:history="1">
             <w:r>
               <w:rPr>
                 <w:rStyle w:val="Hyperlink"/>
@@ -8315,7 +8315,7 @@
                 <w:noProof/>
                 <w:webHidden/>
               </w:rPr>
-              <w:instrText xml:space="preserve"> PAGEREF _Toc229682743 \h </w:instrText>
+              <w:instrText xml:space="preserve"> PAGEREF _Toc229755369 \h </w:instrText>
             </w:r>
             <w:r>
               <w:rPr>
@@ -8360,7 +8360,7 @@
               <w:lang w:val="ru-RU" w:eastAsia="ru-RU"/>
             </w:rPr>
           </w:pPr>
-          <w:hyperlink w:anchor="_Toc229682744" w:history="1">
+          <w:hyperlink w:anchor="_Toc229755370" w:history="1">
             <w:r>
               <w:rPr>
                 <w:rStyle w:val="Hyperlink"/>
@@ -8388,7 +8388,7 @@
                 <w:noProof/>
                 <w:webHidden/>
               </w:rPr>
-              <w:instrText xml:space="preserve"> PAGEREF _Toc229682744 \h </w:instrText>
+              <w:instrText xml:space="preserve"> PAGEREF _Toc229755370 \h </w:instrText>
             </w:r>
             <w:r>
               <w:rPr>
@@ -8433,7 +8433,7 @@
               <w:lang w:val="ru-RU" w:eastAsia="ru-RU"/>
             </w:rPr>
           </w:pPr>
-          <w:hyperlink w:anchor="_Toc229682745" w:history="1">
+          <w:hyperlink w:anchor="_Toc229755371" w:history="1">
             <w:r>
               <w:rPr>
                 <w:rStyle w:val="Hyperlink"/>
@@ -8461,7 +8461,7 @@
                 <w:noProof/>
                 <w:webHidden/>
               </w:rPr>
-              <w:instrText xml:space="preserve"> PAGEREF _Toc229682745 \h </w:instrText>
+              <w:instrText xml:space="preserve"> PAGEREF _Toc229755371 \h </w:instrText>
             </w:r>
             <w:r>
               <w:rPr>
@@ -8506,7 +8506,7 @@
               <w:lang w:val="ru-RU" w:eastAsia="ru-RU"/>
             </w:rPr>
           </w:pPr>
-          <w:hyperlink w:anchor="_Toc229682746" w:history="1">
+          <w:hyperlink w:anchor="_Toc229755372" w:history="1">
             <w:r>
               <w:rPr>
                 <w:rStyle w:val="Hyperlink"/>
@@ -8534,7 +8534,7 @@
                 <w:noProof/>
                 <w:webHidden/>
               </w:rPr>
-              <w:instrText xml:space="preserve"> PAGEREF _Toc229682746 \h </w:instrText>
+              <w:instrText xml:space="preserve"> PAGEREF _Toc229755372 \h </w:instrText>
             </w:r>
             <w:r>
               <w:rPr>
@@ -8579,7 +8579,7 @@
               <w:lang w:val="ru-RU" w:eastAsia="ru-RU"/>
             </w:rPr>
           </w:pPr>
-          <w:hyperlink w:anchor="_Toc229682747" w:history="1">
+          <w:hyperlink w:anchor="_Toc229755373" w:history="1">
             <w:r>
               <w:rPr>
                 <w:rStyle w:val="Hyperlink"/>
@@ -8607,7 +8607,7 @@
                 <w:noProof/>
                 <w:webHidden/>
               </w:rPr>
-              <w:instrText xml:space="preserve"> PAGEREF _Toc229682747 \h </w:instrText>
+              <w:instrText xml:space="preserve"> PAGEREF _Toc229755373 \h </w:instrText>
             </w:r>
             <w:r>
               <w:rPr>
@@ -8652,7 +8652,7 @@
               <w:lang w:val="ru-RU" w:eastAsia="ru-RU"/>
             </w:rPr>
           </w:pPr>
-          <w:hyperlink w:anchor="_Toc229682748" w:history="1">
+          <w:hyperlink w:anchor="_Toc229755374" w:history="1">
             <w:r>
               <w:rPr>
                 <w:rStyle w:val="Hyperlink"/>
@@ -8680,7 +8680,7 @@
                 <w:noProof/>
                 <w:webHidden/>
               </w:rPr>
-              <w:instrText xml:space="preserve"> PAGEREF _Toc229682748 \h </w:instrText>
+              <w:instrText xml:space="preserve"> PAGEREF _Toc229755374 \h </w:instrText>
             </w:r>
             <w:r>
               <w:rPr>
@@ -8725,7 +8725,7 @@
               <w:lang w:val="ru-RU" w:eastAsia="ru-RU"/>
             </w:rPr>
           </w:pPr>
-          <w:hyperlink w:anchor="_Toc229682749" w:history="1">
+          <w:hyperlink w:anchor="_Toc229755375" w:history="1">
             <w:r>
               <w:rPr>
                 <w:rStyle w:val="Hyperlink"/>
@@ -8753,7 +8753,7 @@
                 <w:noProof/>
                 <w:webHidden/>
               </w:rPr>
-              <w:instrText xml:space="preserve"> PAGEREF _Toc229682749 \h </w:instrText>
+              <w:instrText xml:space="preserve"> PAGEREF _Toc229755375 \h </w:instrText>
             </w:r>
             <w:r>
               <w:rPr>
@@ -8798,7 +8798,7 @@
               <w:lang w:val="ru-RU" w:eastAsia="ru-RU"/>
             </w:rPr>
           </w:pPr>
-          <w:hyperlink w:anchor="_Toc229682750" w:history="1">
+          <w:hyperlink w:anchor="_Toc229755376" w:history="1">
             <w:r>
               <w:rPr>
                 <w:rStyle w:val="Hyperlink"/>
@@ -8826,7 +8826,7 @@
                 <w:noProof/>
                 <w:webHidden/>
               </w:rPr>
-              <w:instrText xml:space="preserve"> PAGEREF _Toc229682750 \h </w:instrText>
+              <w:instrText xml:space="preserve"> PAGEREF _Toc229755376 \h </w:instrText>
             </w:r>
             <w:r>
               <w:rPr>
@@ -8871,7 +8871,7 @@
               <w:lang w:val="ru-RU" w:eastAsia="ru-RU"/>
             </w:rPr>
           </w:pPr>
-          <w:hyperlink w:anchor="_Toc229682751" w:history="1">
+          <w:hyperlink w:anchor="_Toc229755377" w:history="1">
             <w:r>
               <w:rPr>
                 <w:rStyle w:val="Hyperlink"/>
@@ -8899,7 +8899,7 @@
                 <w:noProof/>
                 <w:webHidden/>
               </w:rPr>
-              <w:instrText xml:space="preserve"> PAGEREF _Toc229682751 \h </w:instrText>
+              <w:instrText xml:space="preserve"> PAGEREF _Toc229755377 \h </w:instrText>
             </w:r>
             <w:r>
               <w:rPr>
@@ -8944,7 +8944,7 @@
               <w:lang w:val="ru-RU" w:eastAsia="ru-RU"/>
             </w:rPr>
           </w:pPr>
-          <w:hyperlink w:anchor="_Toc229682752" w:history="1">
+          <w:hyperlink w:anchor="_Toc229755378" w:history="1">
             <w:r>
               <w:rPr>
                 <w:rStyle w:val="Hyperlink"/>
@@ -8972,7 +8972,7 @@
                 <w:noProof/>
                 <w:webHidden/>
               </w:rPr>
-              <w:instrText xml:space="preserve"> PAGEREF _Toc229682752 \h </w:instrText>
+              <w:instrText xml:space="preserve"> PAGEREF _Toc229755378 \h </w:instrText>
             </w:r>
             <w:r>
               <w:rPr>
@@ -9017,7 +9017,7 @@
               <w:lang w:val="ru-RU" w:eastAsia="ru-RU"/>
             </w:rPr>
           </w:pPr>
-          <w:hyperlink w:anchor="_Toc229682753" w:history="1">
+          <w:hyperlink w:anchor="_Toc229755379" w:history="1">
             <w:r>
               <w:rPr>
                 <w:rStyle w:val="Hyperlink"/>
@@ -9045,7 +9045,7 @@
                 <w:noProof/>
                 <w:webHidden/>
               </w:rPr>
-              <w:instrText xml:space="preserve"> PAGEREF _Toc229682753 \h </w:instrText>
+              <w:instrText xml:space="preserve"> PAGEREF _Toc229755379 \h </w:instrText>
             </w:r>
             <w:r>
               <w:rPr>
@@ -9090,7 +9090,7 @@
               <w:lang w:val="ru-RU" w:eastAsia="ru-RU"/>
             </w:rPr>
           </w:pPr>
-          <w:hyperlink w:anchor="_Toc229682754" w:history="1">
+          <w:hyperlink w:anchor="_Toc229755380" w:history="1">
             <w:r>
               <w:rPr>
                 <w:rStyle w:val="Hyperlink"/>
@@ -9118,7 +9118,7 @@
                 <w:noProof/>
                 <w:webHidden/>
               </w:rPr>
-              <w:instrText xml:space="preserve"> PAGEREF _Toc229682754 \h </w:instrText>
+              <w:instrText xml:space="preserve"> PAGEREF _Toc229755380 \h </w:instrText>
             </w:r>
             <w:r>
               <w:rPr>
@@ -9163,7 +9163,7 @@
               <w:lang w:val="ru-RU" w:eastAsia="ru-RU"/>
             </w:rPr>
           </w:pPr>
-          <w:hyperlink w:anchor="_Toc229682755" w:history="1">
+          <w:hyperlink w:anchor="_Toc229755381" w:history="1">
             <w:r>
               <w:rPr>
                 <w:rStyle w:val="Hyperlink"/>
@@ -9191,7 +9191,7 @@
                 <w:noProof/>
                 <w:webHidden/>
               </w:rPr>
-              <w:instrText xml:space="preserve"> PAGEREF _Toc229682755 \h </w:instrText>
+              <w:instrText xml:space="preserve"> PAGEREF _Toc229755381 \h </w:instrText>
             </w:r>
             <w:r>
               <w:rPr>
@@ -9211,7 +9211,7 @@
                 <w:noProof/>
                 <w:webHidden/>
               </w:rPr>
-              <w:t>102</w:t>
+              <w:t>103</w:t>
             </w:r>
             <w:r>
               <w:rPr>
@@ -9236,7 +9236,7 @@
               <w:lang w:val="ru-RU" w:eastAsia="ru-RU"/>
             </w:rPr>
           </w:pPr>
-          <w:hyperlink w:anchor="_Toc229682756" w:history="1">
+          <w:hyperlink w:anchor="_Toc229755382" w:history="1">
             <w:r>
               <w:rPr>
                 <w:rStyle w:val="Hyperlink"/>
@@ -9264,7 +9264,7 @@
                 <w:noProof/>
                 <w:webHidden/>
               </w:rPr>
-              <w:instrText xml:space="preserve"> PAGEREF _Toc229682756 \h </w:instrText>
+              <w:instrText xml:space="preserve"> PAGEREF _Toc229755382 \h </w:instrText>
             </w:r>
             <w:r>
               <w:rPr>
@@ -9284,7 +9284,7 @@
                 <w:noProof/>
                 <w:webHidden/>
               </w:rPr>
-              <w:t>102</w:t>
+              <w:t>103</w:t>
             </w:r>
             <w:r>
               <w:rPr>
@@ -9309,7 +9309,7 @@
               <w:lang w:val="ru-RU" w:eastAsia="ru-RU"/>
             </w:rPr>
           </w:pPr>
-          <w:hyperlink w:anchor="_Toc229682757" w:history="1">
+          <w:hyperlink w:anchor="_Toc229755383" w:history="1">
             <w:r>
               <w:rPr>
                 <w:rStyle w:val="Hyperlink"/>
@@ -9337,7 +9337,7 @@
                 <w:noProof/>
                 <w:webHidden/>
               </w:rPr>
-              <w:instrText xml:space="preserve"> PAGEREF _Toc229682757 \h </w:instrText>
+              <w:instrText xml:space="preserve"> PAGEREF _Toc229755383 \h </w:instrText>
             </w:r>
             <w:r>
               <w:rPr>
@@ -9357,7 +9357,7 @@
                 <w:noProof/>
                 <w:webHidden/>
               </w:rPr>
-              <w:t>102</w:t>
+              <w:t>103</w:t>
             </w:r>
             <w:r>
               <w:rPr>
@@ -9382,7 +9382,7 @@
               <w:lang w:val="ru-RU" w:eastAsia="ru-RU"/>
             </w:rPr>
           </w:pPr>
-          <w:hyperlink w:anchor="_Toc229682758" w:history="1">
+          <w:hyperlink w:anchor="_Toc229755384" w:history="1">
             <w:r>
               <w:rPr>
                 <w:rStyle w:val="Hyperlink"/>
@@ -9410,7 +9410,7 @@
                 <w:noProof/>
                 <w:webHidden/>
               </w:rPr>
-              <w:instrText xml:space="preserve"> PAGEREF _Toc229682758 \h </w:instrText>
+              <w:instrText xml:space="preserve"> PAGEREF _Toc229755384 \h </w:instrText>
             </w:r>
             <w:r>
               <w:rPr>
@@ -9430,7 +9430,7 @@
                 <w:noProof/>
                 <w:webHidden/>
               </w:rPr>
-              <w:t>103</w:t>
+              <w:t>104</w:t>
             </w:r>
             <w:r>
               <w:rPr>
@@ -9455,7 +9455,7 @@
               <w:lang w:val="ru-RU" w:eastAsia="ru-RU"/>
             </w:rPr>
           </w:pPr>
-          <w:hyperlink w:anchor="_Toc229682759" w:history="1">
+          <w:hyperlink w:anchor="_Toc229755385" w:history="1">
             <w:r>
               <w:rPr>
                 <w:rStyle w:val="Hyperlink"/>
@@ -9483,7 +9483,7 @@
                 <w:noProof/>
                 <w:webHidden/>
               </w:rPr>
-              <w:instrText xml:space="preserve"> PAGEREF _Toc229682759 \h </w:instrText>
+              <w:instrText xml:space="preserve"> PAGEREF _Toc229755385 \h </w:instrText>
             </w:r>
             <w:r>
               <w:rPr>
@@ -9503,7 +9503,7 @@
                 <w:noProof/>
                 <w:webHidden/>
               </w:rPr>
-              <w:t>105</w:t>
+              <w:t>106</w:t>
             </w:r>
             <w:r>
               <w:rPr>
@@ -9528,7 +9528,7 @@
               <w:lang w:val="ru-RU" w:eastAsia="ru-RU"/>
             </w:rPr>
           </w:pPr>
-          <w:hyperlink w:anchor="_Toc229682760" w:history="1">
+          <w:hyperlink w:anchor="_Toc229755386" w:history="1">
             <w:r>
               <w:rPr>
                 <w:rStyle w:val="Hyperlink"/>
@@ -9556,7 +9556,7 @@
                 <w:noProof/>
                 <w:webHidden/>
               </w:rPr>
-              <w:instrText xml:space="preserve"> PAGEREF _Toc229682760 \h </w:instrText>
+              <w:instrText xml:space="preserve"> PAGEREF _Toc229755386 \h </w:instrText>
             </w:r>
             <w:r>
               <w:rPr>
@@ -9576,7 +9576,7 @@
                 <w:noProof/>
                 <w:webHidden/>
               </w:rPr>
-              <w:t>105</w:t>
+              <w:t>106</w:t>
             </w:r>
             <w:r>
               <w:rPr>
@@ -9601,7 +9601,7 @@
               <w:lang w:val="ru-RU" w:eastAsia="ru-RU"/>
             </w:rPr>
           </w:pPr>
-          <w:hyperlink w:anchor="_Toc229682761" w:history="1">
+          <w:hyperlink w:anchor="_Toc229755387" w:history="1">
             <w:r>
               <w:rPr>
                 <w:rStyle w:val="Hyperlink"/>
@@ -9629,7 +9629,7 @@
                 <w:noProof/>
                 <w:webHidden/>
               </w:rPr>
-              <w:instrText xml:space="preserve"> PAGEREF _Toc229682761 \h </w:instrText>
+              <w:instrText xml:space="preserve"> PAGEREF _Toc229755387 \h </w:instrText>
             </w:r>
             <w:r>
               <w:rPr>
@@ -9649,7 +9649,7 @@
                 <w:noProof/>
                 <w:webHidden/>
               </w:rPr>
-              <w:t>105</w:t>
+              <w:t>106</w:t>
             </w:r>
             <w:r>
               <w:rPr>
@@ -9674,7 +9674,7 @@
               <w:lang w:val="ru-RU" w:eastAsia="ru-RU"/>
             </w:rPr>
           </w:pPr>
-          <w:hyperlink w:anchor="_Toc229682762" w:history="1">
+          <w:hyperlink w:anchor="_Toc229755388" w:history="1">
             <w:r>
               <w:rPr>
                 <w:rStyle w:val="Hyperlink"/>
@@ -9702,7 +9702,7 @@
                 <w:noProof/>
                 <w:webHidden/>
               </w:rPr>
-              <w:instrText xml:space="preserve"> PAGEREF _Toc229682762 \h </w:instrText>
+              <w:instrText xml:space="preserve"> PAGEREF _Toc229755388 \h </w:instrText>
             </w:r>
             <w:r>
               <w:rPr>
@@ -9722,7 +9722,7 @@
                 <w:noProof/>
                 <w:webHidden/>
               </w:rPr>
-              <w:t>107</w:t>
+              <w:t>108</w:t>
             </w:r>
             <w:r>
               <w:rPr>
@@ -9747,7 +9747,7 @@
               <w:lang w:val="ru-RU" w:eastAsia="ru-RU"/>
             </w:rPr>
           </w:pPr>
-          <w:hyperlink w:anchor="_Toc229682763" w:history="1">
+          <w:hyperlink w:anchor="_Toc229755389" w:history="1">
             <w:r>
               <w:rPr>
                 <w:rStyle w:val="Hyperlink"/>
@@ -9775,7 +9775,7 @@
                 <w:noProof/>
                 <w:webHidden/>
               </w:rPr>
-              <w:instrText xml:space="preserve"> PAGEREF _Toc229682763 \h </w:instrText>
+              <w:instrText xml:space="preserve"> PAGEREF _Toc229755389 \h </w:instrText>
             </w:r>
             <w:r>
               <w:rPr>
@@ -9795,7 +9795,7 @@
                 <w:noProof/>
                 <w:webHidden/>
               </w:rPr>
-              <w:t>107</w:t>
+              <w:t>108</w:t>
             </w:r>
             <w:r>
               <w:rPr>
@@ -9820,7 +9820,7 @@
               <w:lang w:val="ru-RU" w:eastAsia="ru-RU"/>
             </w:rPr>
           </w:pPr>
-          <w:hyperlink w:anchor="_Toc229682764" w:history="1">
+          <w:hyperlink w:anchor="_Toc229755390" w:history="1">
             <w:r>
               <w:rPr>
                 <w:rStyle w:val="Hyperlink"/>
@@ -9848,7 +9848,7 @@
                 <w:noProof/>
                 <w:webHidden/>
               </w:rPr>
-              <w:instrText xml:space="preserve"> PAGEREF _Toc229682764 \h </w:instrText>
+              <w:instrText xml:space="preserve"> PAGEREF _Toc229755390 \h </w:instrText>
             </w:r>
             <w:r>
               <w:rPr>
@@ -9868,7 +9868,7 @@
                 <w:noProof/>
                 <w:webHidden/>
               </w:rPr>
-              <w:t>107</w:t>
+              <w:t>108</w:t>
             </w:r>
             <w:r>
               <w:rPr>
@@ -9893,7 +9893,7 @@
               <w:lang w:val="ru-RU" w:eastAsia="ru-RU"/>
             </w:rPr>
           </w:pPr>
-          <w:hyperlink w:anchor="_Toc229682765" w:history="1">
+          <w:hyperlink w:anchor="_Toc229755391" w:history="1">
             <w:r>
               <w:rPr>
                 <w:rStyle w:val="Hyperlink"/>
@@ -9921,7 +9921,7 @@
                 <w:noProof/>
                 <w:webHidden/>
               </w:rPr>
-              <w:instrText xml:space="preserve"> PAGEREF _Toc229682765 \h </w:instrText>
+              <w:instrText xml:space="preserve"> PAGEREF _Toc229755391 \h </w:instrText>
             </w:r>
             <w:r>
               <w:rPr>
@@ -9941,7 +9941,7 @@
                 <w:noProof/>
                 <w:webHidden/>
               </w:rPr>
-              <w:t>107</w:t>
+              <w:t>108</w:t>
             </w:r>
             <w:r>
               <w:rPr>
@@ -9966,7 +9966,7 @@
               <w:lang w:val="ru-RU" w:eastAsia="ru-RU"/>
             </w:rPr>
           </w:pPr>
-          <w:hyperlink w:anchor="_Toc229682766" w:history="1">
+          <w:hyperlink w:anchor="_Toc229755392" w:history="1">
             <w:r>
               <w:rPr>
                 <w:rStyle w:val="Hyperlink"/>
@@ -9994,7 +9994,7 @@
                 <w:noProof/>
                 <w:webHidden/>
               </w:rPr>
-              <w:instrText xml:space="preserve"> PAGEREF _Toc229682766 \h </w:instrText>
+              <w:instrText xml:space="preserve"> PAGEREF _Toc229755392 \h </w:instrText>
             </w:r>
             <w:r>
               <w:rPr>
@@ -10014,7 +10014,7 @@
                 <w:noProof/>
                 <w:webHidden/>
               </w:rPr>
-              <w:t>108</w:t>
+              <w:t>109</w:t>
             </w:r>
             <w:r>
               <w:rPr>
@@ -10039,7 +10039,7 @@
               <w:lang w:val="ru-RU" w:eastAsia="ru-RU"/>
             </w:rPr>
           </w:pPr>
-          <w:hyperlink w:anchor="_Toc229682767" w:history="1">
+          <w:hyperlink w:anchor="_Toc229755393" w:history="1">
             <w:r>
               <w:rPr>
                 <w:rStyle w:val="Hyperlink"/>
@@ -10067,7 +10067,7 @@
                 <w:noProof/>
                 <w:webHidden/>
               </w:rPr>
-              <w:instrText xml:space="preserve"> PAGEREF _Toc229682767 \h </w:instrText>
+              <w:instrText xml:space="preserve"> PAGEREF _Toc229755393 \h </w:instrText>
             </w:r>
             <w:r>
               <w:rPr>
@@ -10087,7 +10087,7 @@
                 <w:noProof/>
                 <w:webHidden/>
               </w:rPr>
-              <w:t>108</w:t>
+              <w:t>109</w:t>
             </w:r>
             <w:r>
               <w:rPr>
@@ -10112,7 +10112,7 @@
               <w:lang w:val="ru-RU" w:eastAsia="ru-RU"/>
             </w:rPr>
           </w:pPr>
-          <w:hyperlink w:anchor="_Toc229682768" w:history="1">
+          <w:hyperlink w:anchor="_Toc229755394" w:history="1">
             <w:r>
               <w:rPr>
                 <w:rStyle w:val="Hyperlink"/>
@@ -10140,7 +10140,7 @@
                 <w:noProof/>
                 <w:webHidden/>
               </w:rPr>
-              <w:instrText xml:space="preserve"> PAGEREF _Toc229682768 \h </w:instrText>
+              <w:instrText xml:space="preserve"> PAGEREF _Toc229755394 \h </w:instrText>
             </w:r>
             <w:r>
               <w:rPr>
@@ -10160,7 +10160,7 @@
                 <w:noProof/>
                 <w:webHidden/>
               </w:rPr>
-              <w:t>108</w:t>
+              <w:t>109</w:t>
             </w:r>
             <w:r>
               <w:rPr>
@@ -10185,7 +10185,7 @@
               <w:lang w:val="ru-RU" w:eastAsia="ru-RU"/>
             </w:rPr>
           </w:pPr>
-          <w:hyperlink w:anchor="_Toc229682769" w:history="1">
+          <w:hyperlink w:anchor="_Toc229755395" w:history="1">
             <w:r>
               <w:rPr>
                 <w:rStyle w:val="Hyperlink"/>
@@ -10213,7 +10213,7 @@
                 <w:noProof/>
                 <w:webHidden/>
               </w:rPr>
-              <w:instrText xml:space="preserve"> PAGEREF _Toc229682769 \h </w:instrText>
+              <w:instrText xml:space="preserve"> PAGEREF _Toc229755395 \h </w:instrText>
             </w:r>
             <w:r>
               <w:rPr>
@@ -10233,7 +10233,7 @@
                 <w:noProof/>
                 <w:webHidden/>
               </w:rPr>
-              <w:t>109</w:t>
+              <w:t>110</w:t>
             </w:r>
             <w:r>
               <w:rPr>
@@ -10258,7 +10258,7 @@
               <w:lang w:val="ru-RU" w:eastAsia="ru-RU"/>
             </w:rPr>
           </w:pPr>
-          <w:hyperlink w:anchor="_Toc229682770" w:history="1">
+          <w:hyperlink w:anchor="_Toc229755396" w:history="1">
             <w:r>
               <w:rPr>
                 <w:rStyle w:val="Hyperlink"/>
@@ -10286,7 +10286,7 @@
                 <w:noProof/>
                 <w:webHidden/>
               </w:rPr>
-              <w:instrText xml:space="preserve"> PAGEREF _Toc229682770 \h </w:instrText>
+              <w:instrText xml:space="preserve"> PAGEREF _Toc229755396 \h </w:instrText>
             </w:r>
             <w:r>
               <w:rPr>
@@ -10306,7 +10306,7 @@
                 <w:noProof/>
                 <w:webHidden/>
               </w:rPr>
-              <w:t>110</w:t>
+              <w:t>111</w:t>
             </w:r>
             <w:r>
               <w:rPr>
@@ -10331,7 +10331,7 @@
               <w:lang w:val="ru-RU" w:eastAsia="ru-RU"/>
             </w:rPr>
           </w:pPr>
-          <w:hyperlink w:anchor="_Toc229682771" w:history="1">
+          <w:hyperlink w:anchor="_Toc229755397" w:history="1">
             <w:r>
               <w:rPr>
                 <w:rStyle w:val="Hyperlink"/>
@@ -10359,7 +10359,7 @@
                 <w:noProof/>
                 <w:webHidden/>
               </w:rPr>
-              <w:instrText xml:space="preserve"> PAGEREF _Toc229682771 \h </w:instrText>
+              <w:instrText xml:space="preserve"> PAGEREF _Toc229755397 \h </w:instrText>
             </w:r>
             <w:r>
               <w:rPr>
@@ -10379,7 +10379,7 @@
                 <w:noProof/>
                 <w:webHidden/>
               </w:rPr>
-              <w:t>110</w:t>
+              <w:t>111</w:t>
             </w:r>
             <w:r>
               <w:rPr>
@@ -10404,7 +10404,7 @@
               <w:lang w:val="ru-RU" w:eastAsia="ru-RU"/>
             </w:rPr>
           </w:pPr>
-          <w:hyperlink w:anchor="_Toc229682772" w:history="1">
+          <w:hyperlink w:anchor="_Toc229755398" w:history="1">
             <w:r>
               <w:rPr>
                 <w:rStyle w:val="Hyperlink"/>
@@ -10432,7 +10432,7 @@
                 <w:noProof/>
                 <w:webHidden/>
               </w:rPr>
-              <w:instrText xml:space="preserve"> PAGEREF _Toc229682772 \h </w:instrText>
+              <w:instrText xml:space="preserve"> PAGEREF _Toc229755398 \h </w:instrText>
             </w:r>
             <w:r>
               <w:rPr>
@@ -10452,7 +10452,7 @@
                 <w:noProof/>
                 <w:webHidden/>
               </w:rPr>
-              <w:t>110</w:t>
+              <w:t>111</w:t>
             </w:r>
             <w:r>
               <w:rPr>
@@ -10477,7 +10477,7 @@
               <w:lang w:val="ru-RU" w:eastAsia="ru-RU"/>
             </w:rPr>
           </w:pPr>
-          <w:hyperlink w:anchor="_Toc229682773" w:history="1">
+          <w:hyperlink w:anchor="_Toc229755399" w:history="1">
             <w:r>
               <w:rPr>
                 <w:rStyle w:val="Hyperlink"/>
@@ -10505,7 +10505,7 @@
                 <w:noProof/>
                 <w:webHidden/>
               </w:rPr>
-              <w:instrText xml:space="preserve"> PAGEREF _Toc229682773 \h </w:instrText>
+              <w:instrText xml:space="preserve"> PAGEREF _Toc229755399 \h </w:instrText>
             </w:r>
             <w:r>
               <w:rPr>
@@ -10525,7 +10525,7 @@
                 <w:noProof/>
                 <w:webHidden/>
               </w:rPr>
-              <w:t>111</w:t>
+              <w:t>112</w:t>
             </w:r>
             <w:r>
               <w:rPr>
@@ -10550,7 +10550,7 @@
               <w:lang w:val="ru-RU" w:eastAsia="ru-RU"/>
             </w:rPr>
           </w:pPr>
-          <w:hyperlink w:anchor="_Toc229682774" w:history="1">
+          <w:hyperlink w:anchor="_Toc229755400" w:history="1">
             <w:r>
               <w:rPr>
                 <w:rStyle w:val="Hyperlink"/>
@@ -10578,7 +10578,7 @@
                 <w:noProof/>
                 <w:webHidden/>
               </w:rPr>
-              <w:instrText xml:space="preserve"> PAGEREF _Toc229682774 \h </w:instrText>
+              <w:instrText xml:space="preserve"> PAGEREF _Toc229755400 \h </w:instrText>
             </w:r>
             <w:r>
               <w:rPr>
@@ -10598,7 +10598,7 @@
                 <w:noProof/>
                 <w:webHidden/>
               </w:rPr>
-              <w:t>111</w:t>
+              <w:t>112</w:t>
             </w:r>
             <w:r>
               <w:rPr>
@@ -10623,7 +10623,7 @@
               <w:lang w:val="ru-RU" w:eastAsia="ru-RU"/>
             </w:rPr>
           </w:pPr>
-          <w:hyperlink w:anchor="_Toc229682775" w:history="1">
+          <w:hyperlink w:anchor="_Toc229755401" w:history="1">
             <w:r>
               <w:rPr>
                 <w:rStyle w:val="Hyperlink"/>
@@ -10651,7 +10651,7 @@
                 <w:noProof/>
                 <w:webHidden/>
               </w:rPr>
-              <w:instrText xml:space="preserve"> PAGEREF _Toc229682775 \h </w:instrText>
+              <w:instrText xml:space="preserve"> PAGEREF _Toc229755401 \h </w:instrText>
             </w:r>
             <w:r>
               <w:rPr>
@@ -10671,7 +10671,7 @@
                 <w:noProof/>
                 <w:webHidden/>
               </w:rPr>
-              <w:t>112</w:t>
+              <w:t>113</w:t>
             </w:r>
             <w:r>
               <w:rPr>
@@ -10696,7 +10696,7 @@
               <w:lang w:val="ru-RU" w:eastAsia="ru-RU"/>
             </w:rPr>
           </w:pPr>
-          <w:hyperlink w:anchor="_Toc229682776" w:history="1">
+          <w:hyperlink w:anchor="_Toc229755402" w:history="1">
             <w:r>
               <w:rPr>
                 <w:rStyle w:val="Hyperlink"/>
@@ -10724,7 +10724,7 @@
                 <w:noProof/>
                 <w:webHidden/>
               </w:rPr>
-              <w:instrText xml:space="preserve"> PAGEREF _Toc229682776 \h </w:instrText>
+              <w:instrText xml:space="preserve"> PAGEREF _Toc229755402 \h </w:instrText>
             </w:r>
             <w:r>
               <w:rPr>
@@ -10744,7 +10744,7 @@
                 <w:noProof/>
                 <w:webHidden/>
               </w:rPr>
-              <w:t>113</w:t>
+              <w:t>114</w:t>
             </w:r>
             <w:r>
               <w:rPr>
@@ -10769,7 +10769,7 @@
               <w:lang w:val="ru-RU" w:eastAsia="ru-RU"/>
             </w:rPr>
           </w:pPr>
-          <w:hyperlink w:anchor="_Toc229682777" w:history="1">
+          <w:hyperlink w:anchor="_Toc229755403" w:history="1">
             <w:r>
               <w:rPr>
                 <w:rStyle w:val="Hyperlink"/>
@@ -10797,7 +10797,7 @@
                 <w:noProof/>
                 <w:webHidden/>
               </w:rPr>
-              <w:instrText xml:space="preserve"> PAGEREF _Toc229682777 \h </w:instrText>
+              <w:instrText xml:space="preserve"> PAGEREF _Toc229755403 \h </w:instrText>
             </w:r>
             <w:r>
               <w:rPr>
@@ -10817,7 +10817,7 @@
                 <w:noProof/>
                 <w:webHidden/>
               </w:rPr>
-              <w:t>114</w:t>
+              <w:t>115</w:t>
             </w:r>
             <w:r>
               <w:rPr>
@@ -10842,7 +10842,7 @@
               <w:lang w:val="ru-RU" w:eastAsia="ru-RU"/>
             </w:rPr>
           </w:pPr>
-          <w:hyperlink w:anchor="_Toc229682778" w:history="1">
+          <w:hyperlink w:anchor="_Toc229755404" w:history="1">
             <w:r>
               <w:rPr>
                 <w:rStyle w:val="Hyperlink"/>
@@ -10870,7 +10870,7 @@
                 <w:noProof/>
                 <w:webHidden/>
               </w:rPr>
-              <w:instrText xml:space="preserve"> PAGEREF _Toc229682778 \h </w:instrText>
+              <w:instrText xml:space="preserve"> PAGEREF _Toc229755404 \h </w:instrText>
             </w:r>
             <w:r>
               <w:rPr>
@@ -10890,7 +10890,7 @@
                 <w:noProof/>
                 <w:webHidden/>
               </w:rPr>
-              <w:t>114</w:t>
+              <w:t>115</w:t>
             </w:r>
             <w:r>
               <w:rPr>
@@ -10915,7 +10915,7 @@
               <w:lang w:val="ru-RU" w:eastAsia="ru-RU"/>
             </w:rPr>
           </w:pPr>
-          <w:hyperlink w:anchor="_Toc229682779" w:history="1">
+          <w:hyperlink w:anchor="_Toc229755405" w:history="1">
             <w:r>
               <w:rPr>
                 <w:rStyle w:val="Hyperlink"/>
@@ -10943,7 +10943,7 @@
                 <w:noProof/>
                 <w:webHidden/>
               </w:rPr>
-              <w:instrText xml:space="preserve"> PAGEREF _Toc229682779 \h </w:instrText>
+              <w:instrText xml:space="preserve"> PAGEREF _Toc229755405 \h </w:instrText>
             </w:r>
             <w:r>
               <w:rPr>
@@ -10963,7 +10963,7 @@
                 <w:noProof/>
                 <w:webHidden/>
               </w:rPr>
-              <w:t>115</w:t>
+              <w:t>116</w:t>
             </w:r>
             <w:r>
               <w:rPr>
@@ -10988,7 +10988,7 @@
               <w:lang w:val="ru-RU" w:eastAsia="ru-RU"/>
             </w:rPr>
           </w:pPr>
-          <w:hyperlink w:anchor="_Toc229682780" w:history="1">
+          <w:hyperlink w:anchor="_Toc229755406" w:history="1">
             <w:r>
               <w:rPr>
                 <w:rStyle w:val="Hyperlink"/>
@@ -11016,7 +11016,7 @@
                 <w:noProof/>
                 <w:webHidden/>
               </w:rPr>
-              <w:instrText xml:space="preserve"> PAGEREF _Toc229682780 \h </w:instrText>
+              <w:instrText xml:space="preserve"> PAGEREF _Toc229755406 \h </w:instrText>
             </w:r>
             <w:r>
               <w:rPr>
@@ -11036,7 +11036,7 @@
                 <w:noProof/>
                 <w:webHidden/>
               </w:rPr>
-              <w:t>115</w:t>
+              <w:t>116</w:t>
             </w:r>
             <w:r>
               <w:rPr>
@@ -11061,7 +11061,7 @@
               <w:lang w:val="ru-RU" w:eastAsia="ru-RU"/>
             </w:rPr>
           </w:pPr>
-          <w:hyperlink w:anchor="_Toc229682781" w:history="1">
+          <w:hyperlink w:anchor="_Toc229755407" w:history="1">
             <w:r>
               <w:rPr>
                 <w:rStyle w:val="Hyperlink"/>
@@ -11089,7 +11089,7 @@
                 <w:noProof/>
                 <w:webHidden/>
               </w:rPr>
-              <w:instrText xml:space="preserve"> PAGEREF _Toc229682781 \h </w:instrText>
+              <w:instrText xml:space="preserve"> PAGEREF _Toc229755407 \h </w:instrText>
             </w:r>
             <w:r>
               <w:rPr>
@@ -11109,7 +11109,7 @@
                 <w:noProof/>
                 <w:webHidden/>
               </w:rPr>
-              <w:t>115</w:t>
+              <w:t>116</w:t>
             </w:r>
             <w:r>
               <w:rPr>
@@ -11134,7 +11134,7 @@
               <w:lang w:val="ru-RU" w:eastAsia="ru-RU"/>
             </w:rPr>
           </w:pPr>
-          <w:hyperlink w:anchor="_Toc229682782" w:history="1">
+          <w:hyperlink w:anchor="_Toc229755408" w:history="1">
             <w:r>
               <w:rPr>
                 <w:rStyle w:val="Hyperlink"/>
@@ -11162,7 +11162,7 @@
                 <w:noProof/>
                 <w:webHidden/>
               </w:rPr>
-              <w:instrText xml:space="preserve"> PAGEREF _Toc229682782 \h </w:instrText>
+              <w:instrText xml:space="preserve"> PAGEREF _Toc229755408 \h </w:instrText>
             </w:r>
             <w:r>
               <w:rPr>
@@ -11182,7 +11182,7 @@
                 <w:noProof/>
                 <w:webHidden/>
               </w:rPr>
-              <w:t>115</w:t>
+              <w:t>116</w:t>
             </w:r>
             <w:r>
               <w:rPr>
@@ -11207,7 +11207,7 @@
               <w:lang w:val="ru-RU" w:eastAsia="ru-RU"/>
             </w:rPr>
           </w:pPr>
-          <w:hyperlink w:anchor="_Toc229682783" w:history="1">
+          <w:hyperlink w:anchor="_Toc229755409" w:history="1">
             <w:r>
               <w:rPr>
                 <w:rStyle w:val="Hyperlink"/>
@@ -11235,7 +11235,7 @@
                 <w:noProof/>
                 <w:webHidden/>
               </w:rPr>
-              <w:instrText xml:space="preserve"> PAGEREF _Toc229682783 \h </w:instrText>
+              <w:instrText xml:space="preserve"> PAGEREF _Toc229755409 \h </w:instrText>
             </w:r>
             <w:r>
               <w:rPr>
@@ -11255,7 +11255,7 @@
                 <w:noProof/>
                 <w:webHidden/>
               </w:rPr>
-              <w:t>116</w:t>
+              <w:t>117</w:t>
             </w:r>
             <w:r>
               <w:rPr>
@@ -11280,7 +11280,7 @@
               <w:lang w:val="ru-RU" w:eastAsia="ru-RU"/>
             </w:rPr>
           </w:pPr>
-          <w:hyperlink w:anchor="_Toc229682784" w:history="1">
+          <w:hyperlink w:anchor="_Toc229755410" w:history="1">
             <w:r>
               <w:rPr>
                 <w:rStyle w:val="Hyperlink"/>
@@ -11308,7 +11308,7 @@
                 <w:noProof/>
                 <w:webHidden/>
               </w:rPr>
-              <w:instrText xml:space="preserve"> PAGEREF _Toc229682784 \h </w:instrText>
+              <w:instrText xml:space="preserve"> PAGEREF _Toc229755410 \h </w:instrText>
             </w:r>
             <w:r>
               <w:rPr>
@@ -11328,7 +11328,7 @@
                 <w:noProof/>
                 <w:webHidden/>
               </w:rPr>
-              <w:t>118</w:t>
+              <w:t>119</w:t>
             </w:r>
             <w:r>
               <w:rPr>
@@ -11385,10 +11385,7 @@
     </w:p>
     <w:p>
       <w:pPr>
-        <w:pStyle w:val="NoSpacing"/>
-        <w:spacing w:after="240" w:line="360" w:lineRule="auto"/>
-        <w:rPr>
-          <w:rFonts w:ascii="Times New Roman" w:hAnsi="Times New Roman" w:cs="Times New Roman"/>
+        <w:rPr>
           <w:b/>
           <w:bCs/>
           <w:sz w:val="32"/>
@@ -11397,7 +11394,6 @@
       </w:pPr>
       <w:r>
         <w:rPr>
-          <w:rFonts w:ascii="Times New Roman" w:hAnsi="Times New Roman" w:cs="Times New Roman"/>
           <w:b/>
           <w:bCs/>
           <w:sz w:val="32"/>
@@ -11551,7 +11547,7 @@
           <w:rFonts w:cs="Times New Roman"/>
         </w:rPr>
       </w:pPr>
-      <w:bookmarkStart w:id="0" w:name="_Toc229682641"/>
+      <w:bookmarkStart w:id="0" w:name="_Toc229755267"/>
       <w:r>
         <w:rPr>
           <w:rFonts w:cs="Times New Roman"/>
@@ -11569,7 +11565,7 @@
           <w:rFonts w:cs="Times New Roman"/>
         </w:rPr>
       </w:pPr>
-      <w:bookmarkStart w:id="1" w:name="_Toc229682642"/>
+      <w:bookmarkStart w:id="1" w:name="_Toc229755268"/>
       <w:r>
         <w:rPr>
           <w:rFonts w:cs="Times New Roman"/>
@@ -11605,7 +11601,7 @@
           <w:rFonts w:cs="Times New Roman"/>
         </w:rPr>
       </w:pPr>
-      <w:bookmarkStart w:id="2" w:name="_Toc229682643"/>
+      <w:bookmarkStart w:id="2" w:name="_Toc229755269"/>
       <w:r>
         <w:rPr>
           <w:rFonts w:cs="Times New Roman"/>
@@ -11635,7 +11631,7 @@
           <w:rFonts w:cs="Times New Roman"/>
         </w:rPr>
       </w:pPr>
-      <w:bookmarkStart w:id="3" w:name="_Toc229682644"/>
+      <w:bookmarkStart w:id="3" w:name="_Toc229755270"/>
       <w:r>
         <w:rPr>
           <w:rFonts w:cs="Times New Roman"/>
@@ -11672,7 +11668,7 @@
           <w:rFonts w:cs="Times New Roman"/>
         </w:rPr>
       </w:pPr>
-      <w:bookmarkStart w:id="4" w:name="_Toc229682645"/>
+      <w:bookmarkStart w:id="4" w:name="_Toc229755271"/>
       <w:r>
         <w:rPr>
           <w:rFonts w:cs="Times New Roman"/>
@@ -11739,7 +11735,7 @@
           <w:rFonts w:cs="Times New Roman"/>
         </w:rPr>
       </w:pPr>
-      <w:bookmarkStart w:id="5" w:name="_Toc229682646"/>
+      <w:bookmarkStart w:id="5" w:name="_Toc229755272"/>
       <w:r>
         <w:rPr>
           <w:rFonts w:cs="Times New Roman"/>
@@ -11833,7 +11829,7 @@
           <w:rFonts w:cs="Times New Roman"/>
         </w:rPr>
       </w:pPr>
-      <w:bookmarkStart w:id="6" w:name="_Toc229682647"/>
+      <w:bookmarkStart w:id="6" w:name="_Toc229755273"/>
       <w:r>
         <w:rPr>
           <w:rFonts w:cs="Times New Roman"/>
@@ -11869,7 +11865,7 @@
           <w:rFonts w:cs="Times New Roman"/>
         </w:rPr>
       </w:pPr>
-      <w:bookmarkStart w:id="7" w:name="_Toc229682648"/>
+      <w:bookmarkStart w:id="7" w:name="_Toc229755274"/>
       <w:r>
         <w:rPr>
           <w:rFonts w:cs="Times New Roman"/>
@@ -11924,7 +11920,7 @@
           <w:rFonts w:cs="Times New Roman"/>
         </w:rPr>
       </w:pPr>
-      <w:bookmarkStart w:id="8" w:name="_Toc229682649"/>
+      <w:bookmarkStart w:id="8" w:name="_Toc229755275"/>
       <w:r>
         <w:rPr>
           <w:rFonts w:cs="Times New Roman"/>
@@ -11955,7 +11951,7 @@
           <w:rFonts w:cs="Times New Roman"/>
         </w:rPr>
       </w:pPr>
-      <w:bookmarkStart w:id="9" w:name="_Toc229682650"/>
+      <w:bookmarkStart w:id="9" w:name="_Toc229755276"/>
       <w:r>
         <w:rPr>
           <w:rFonts w:cs="Times New Roman"/>
@@ -12014,7 +12010,7 @@
           <w:rFonts w:cs="Times New Roman"/>
         </w:rPr>
       </w:pPr>
-      <w:bookmarkStart w:id="10" w:name="_Toc229682651"/>
+      <w:bookmarkStart w:id="10" w:name="_Toc229755277"/>
       <w:r>
         <w:rPr>
           <w:rFonts w:cs="Times New Roman"/>
@@ -12117,7 +12113,7 @@
           <w:rFonts w:cs="Times New Roman"/>
         </w:rPr>
       </w:pPr>
-      <w:bookmarkStart w:id="11" w:name="_Toc229682652"/>
+      <w:bookmarkStart w:id="11" w:name="_Toc229755278"/>
       <w:r>
         <w:rPr>
           <w:rFonts w:cs="Times New Roman"/>
@@ -12267,7 +12263,7 @@
           <w:rFonts w:cs="Times New Roman"/>
         </w:rPr>
       </w:pPr>
-      <w:bookmarkStart w:id="12" w:name="_Toc229682653"/>
+      <w:bookmarkStart w:id="12" w:name="_Toc229755279"/>
       <w:r>
         <w:rPr>
           <w:rFonts w:cs="Times New Roman"/>
@@ -12408,7 +12404,7 @@
           <w:rFonts w:cs="Times New Roman"/>
         </w:rPr>
       </w:pPr>
-      <w:bookmarkStart w:id="13" w:name="_Toc229682654"/>
+      <w:bookmarkStart w:id="13" w:name="_Toc229755280"/>
       <w:r>
         <w:rPr>
           <w:rFonts w:cs="Times New Roman"/>
@@ -12438,7 +12434,7 @@
           <w:rFonts w:cs="Times New Roman"/>
         </w:rPr>
       </w:pPr>
-      <w:bookmarkStart w:id="14" w:name="_Toc229682655"/>
+      <w:bookmarkStart w:id="14" w:name="_Toc229755281"/>
       <w:r>
         <w:rPr>
           <w:rFonts w:cs="Times New Roman"/>
@@ -12533,7 +12529,7 @@
           <w:rFonts w:cs="Times New Roman"/>
         </w:rPr>
       </w:pPr>
-      <w:bookmarkStart w:id="15" w:name="_Toc229682656"/>
+      <w:bookmarkStart w:id="15" w:name="_Toc229755282"/>
       <w:r>
         <w:rPr>
           <w:rFonts w:cs="Times New Roman"/>
@@ -12633,7 +12629,7 @@
           <w:rFonts w:cs="Times New Roman"/>
         </w:rPr>
       </w:pPr>
-      <w:bookmarkStart w:id="16" w:name="_Toc229682657"/>
+      <w:bookmarkStart w:id="16" w:name="_Toc229755283"/>
       <w:r>
         <w:rPr>
           <w:rFonts w:cs="Times New Roman"/>
@@ -12740,7 +12736,7 @@
           <w:rFonts w:cs="Times New Roman"/>
         </w:rPr>
       </w:pPr>
-      <w:bookmarkStart w:id="17" w:name="_Toc229682658"/>
+      <w:bookmarkStart w:id="17" w:name="_Toc229755284"/>
       <w:r>
         <w:rPr>
           <w:rFonts w:cs="Times New Roman"/>
@@ -12833,7 +12829,7 @@
           <w:rFonts w:cs="Times New Roman"/>
         </w:rPr>
       </w:pPr>
-      <w:bookmarkStart w:id="18" w:name="_Toc229682659"/>
+      <w:bookmarkStart w:id="18" w:name="_Toc229755285"/>
       <w:r>
         <w:rPr>
           <w:rFonts w:cs="Times New Roman"/>
@@ -12864,7 +12860,7 @@
           <w:rFonts w:cs="Times New Roman"/>
         </w:rPr>
       </w:pPr>
-      <w:bookmarkStart w:id="19" w:name="_Toc229682660"/>
+      <w:bookmarkStart w:id="19" w:name="_Toc229755286"/>
       <w:r>
         <w:rPr>
           <w:rFonts w:cs="Times New Roman"/>
@@ -12943,7 +12939,7 @@
           <w:rFonts w:cs="Times New Roman"/>
         </w:rPr>
       </w:pPr>
-      <w:bookmarkStart w:id="20" w:name="_Toc229682661"/>
+      <w:bookmarkStart w:id="20" w:name="_Toc229755287"/>
       <w:r>
         <w:rPr>
           <w:rFonts w:cs="Times New Roman"/>
@@ -13083,7 +13079,7 @@
           <w:rFonts w:cs="Times New Roman"/>
         </w:rPr>
       </w:pPr>
-      <w:bookmarkStart w:id="21" w:name="_Toc229682662"/>
+      <w:bookmarkStart w:id="21" w:name="_Toc229755288"/>
       <w:r>
         <w:rPr>
           <w:rFonts w:cs="Times New Roman"/>
@@ -13185,7 +13181,7 @@
           <w:rFonts w:cs="Times New Roman"/>
         </w:rPr>
       </w:pPr>
-      <w:bookmarkStart w:id="22" w:name="_Toc229682663"/>
+      <w:bookmarkStart w:id="22" w:name="_Toc229755289"/>
       <w:r>
         <w:rPr>
           <w:rFonts w:cs="Times New Roman"/>
@@ -13215,7 +13211,7 @@
           <w:rFonts w:cs="Times New Roman"/>
         </w:rPr>
       </w:pPr>
-      <w:bookmarkStart w:id="23" w:name="_Toc229682664"/>
+      <w:bookmarkStart w:id="23" w:name="_Toc229755290"/>
       <w:r>
         <w:rPr>
           <w:rFonts w:cs="Times New Roman"/>
@@ -13252,7 +13248,7 @@
           <w:rFonts w:cs="Times New Roman"/>
         </w:rPr>
       </w:pPr>
-      <w:bookmarkStart w:id="24" w:name="_Toc229682665"/>
+      <w:bookmarkStart w:id="24" w:name="_Toc229755291"/>
       <w:r>
         <w:rPr>
           <w:rFonts w:cs="Times New Roman"/>
@@ -13295,7 +13291,7 @@
           <w:rFonts w:cs="Times New Roman"/>
         </w:rPr>
       </w:pPr>
-      <w:bookmarkStart w:id="25" w:name="_Toc229682666"/>
+      <w:bookmarkStart w:id="25" w:name="_Toc229755292"/>
       <w:r>
         <w:rPr>
           <w:rFonts w:cs="Times New Roman"/>
@@ -13325,7 +13321,7 @@
           <w:rFonts w:cs="Times New Roman"/>
         </w:rPr>
       </w:pPr>
-      <w:bookmarkStart w:id="26" w:name="_Toc229682667"/>
+      <w:bookmarkStart w:id="26" w:name="_Toc229755293"/>
       <w:r>
         <w:rPr>
           <w:rFonts w:cs="Times New Roman"/>
@@ -13342,7 +13338,7 @@
           <w:rFonts w:cs="Times New Roman"/>
         </w:rPr>
       </w:pPr>
-      <w:bookmarkStart w:id="27" w:name="_Toc229682668"/>
+      <w:bookmarkStart w:id="27" w:name="_Toc229755294"/>
       <w:r>
         <w:rPr>
           <w:rFonts w:cs="Times New Roman"/>
@@ -13379,7 +13375,7 @@
           <w:rFonts w:cs="Times New Roman"/>
         </w:rPr>
       </w:pPr>
-      <w:bookmarkStart w:id="28" w:name="_Toc229682669"/>
+      <w:bookmarkStart w:id="28" w:name="_Toc229755295"/>
       <w:r>
         <w:rPr>
           <w:rFonts w:cs="Times New Roman"/>
@@ -13409,7 +13405,7 @@
           <w:rFonts w:cs="Times New Roman"/>
         </w:rPr>
       </w:pPr>
-      <w:bookmarkStart w:id="29" w:name="_Toc229682670"/>
+      <w:bookmarkStart w:id="29" w:name="_Toc229755296"/>
       <w:r>
         <w:rPr>
           <w:rFonts w:cs="Times New Roman"/>
@@ -13439,7 +13435,7 @@
           <w:rFonts w:cs="Times New Roman"/>
         </w:rPr>
       </w:pPr>
-      <w:bookmarkStart w:id="30" w:name="_Toc229682671"/>
+      <w:bookmarkStart w:id="30" w:name="_Toc229755297"/>
       <w:r>
         <w:rPr>
           <w:rFonts w:cs="Times New Roman"/>
@@ -14262,7 +14258,7 @@
           <w:rFonts w:cs="Times New Roman"/>
         </w:rPr>
       </w:pPr>
-      <w:bookmarkStart w:id="31" w:name="_Toc229682672"/>
+      <w:bookmarkStart w:id="31" w:name="_Toc229755298"/>
       <w:r>
         <w:rPr>
           <w:rFonts w:cs="Times New Roman"/>
@@ -15198,7 +15194,28 @@
                 <w:rFonts w:cs="Times New Roman"/>
                 <w:sz w:val="18"/>
               </w:rPr>
-              <w:t>Consumer Financial Protection Bureau (n.d.); Fannie Mae Selling Guide</w:t>
+              <w:t>Consumer Financial Protection Bureau (</w:t>
+            </w:r>
+            <w:r>
+              <w:rPr>
+                <w:rFonts w:cs="Times New Roman"/>
+                <w:sz w:val="18"/>
+              </w:rPr>
+              <w:t>2024, 2025</w:t>
+            </w:r>
+            <w:r>
+              <w:rPr>
+                <w:rFonts w:cs="Times New Roman"/>
+                <w:sz w:val="18"/>
+              </w:rPr>
+              <w:t>); Fannie Mae Selling Guide</w:t>
+            </w:r>
+            <w:r>
+              <w:rPr>
+                <w:rFonts w:cs="Times New Roman"/>
+                <w:sz w:val="18"/>
+              </w:rPr>
+              <w:t xml:space="preserve"> (2026)</w:t>
             </w:r>
           </w:p>
         </w:tc>
@@ -16031,7 +16048,7 @@
           <w:rFonts w:cs="Times New Roman"/>
         </w:rPr>
       </w:pPr>
-      <w:bookmarkStart w:id="32" w:name="_Toc229682673"/>
+      <w:bookmarkStart w:id="32" w:name="_Toc229755299"/>
       <w:r>
         <w:rPr>
           <w:rFonts w:cs="Times New Roman"/>
@@ -16074,7 +16091,7 @@
           <w:rFonts w:cs="Times New Roman"/>
         </w:rPr>
       </w:pPr>
-      <w:bookmarkStart w:id="33" w:name="_Toc229682674"/>
+      <w:bookmarkStart w:id="33" w:name="_Toc229755300"/>
       <w:r>
         <w:rPr>
           <w:rFonts w:cs="Times New Roman"/>
@@ -17025,7 +17042,7 @@
           <w:rFonts w:cs="Times New Roman"/>
         </w:rPr>
       </w:pPr>
-      <w:bookmarkStart w:id="34" w:name="_Toc229682675"/>
+      <w:bookmarkStart w:id="34" w:name="_Toc229755301"/>
       <w:r>
         <w:rPr>
           <w:rFonts w:cs="Times New Roman"/>
@@ -17074,7 +17091,7 @@
           <w:rFonts w:cs="Times New Roman"/>
         </w:rPr>
       </w:pPr>
-      <w:bookmarkStart w:id="35" w:name="_Toc229682676"/>
+      <w:bookmarkStart w:id="35" w:name="_Toc229755302"/>
       <w:r>
         <w:rPr>
           <w:rFonts w:cs="Times New Roman"/>
@@ -17111,7 +17128,7 @@
           <w:rFonts w:cs="Times New Roman"/>
         </w:rPr>
       </w:pPr>
-      <w:bookmarkStart w:id="36" w:name="_Toc229682677"/>
+      <w:bookmarkStart w:id="36" w:name="_Toc229755303"/>
       <w:r>
         <w:rPr>
           <w:rFonts w:cs="Times New Roman"/>
@@ -17129,7 +17146,7 @@
           <w:rFonts w:cs="Times New Roman"/>
         </w:rPr>
       </w:pPr>
-      <w:bookmarkStart w:id="37" w:name="_Toc229682678"/>
+      <w:bookmarkStart w:id="37" w:name="_Toc229755304"/>
       <w:r>
         <w:rPr>
           <w:rFonts w:cs="Times New Roman"/>
@@ -17172,7 +17189,7 @@
           <w:rFonts w:cs="Times New Roman"/>
         </w:rPr>
       </w:pPr>
-      <w:bookmarkStart w:id="38" w:name="_Toc229682679"/>
+      <w:bookmarkStart w:id="38" w:name="_Toc229755305"/>
       <w:r>
         <w:rPr>
           <w:rFonts w:cs="Times New Roman"/>
@@ -17195,7 +17212,7 @@
           <w:rFonts w:cs="Times New Roman"/>
         </w:rPr>
       </w:pPr>
-      <w:bookmarkStart w:id="39" w:name="_Toc229682680"/>
+      <w:bookmarkStart w:id="39" w:name="_Toc229755306"/>
       <w:r>
         <w:rPr>
           <w:rFonts w:cs="Times New Roman"/>
@@ -17251,7 +17268,7 @@
           <w:rFonts w:cs="Times New Roman"/>
         </w:rPr>
       </w:pPr>
-      <w:bookmarkStart w:id="40" w:name="_Toc229682681"/>
+      <w:bookmarkStart w:id="40" w:name="_Toc229755307"/>
       <w:r>
         <w:rPr>
           <w:rFonts w:cs="Times New Roman"/>
@@ -17342,7 +17359,7 @@
           <w:rFonts w:cs="Times New Roman"/>
         </w:rPr>
       </w:pPr>
-      <w:bookmarkStart w:id="41" w:name="_Toc229682682"/>
+      <w:bookmarkStart w:id="41" w:name="_Toc229755308"/>
       <w:r>
         <w:rPr>
           <w:rFonts w:cs="Times New Roman"/>
@@ -17381,7 +17398,19 @@
         <w:rPr>
           <w:rFonts w:cs="Times New Roman"/>
         </w:rPr>
-        <w:t>The communication burden increases throughout the process. Fannie Mae's Selling Guide organises conventional mortgage origination around several interrelated components — loan application, borrower eligibility, underwriting, property assessment, insurance, and closing — illustrating that origination is not a single transaction but a multi-stage workflow in which information must be collected, validated, updated, and explained to the borrower (Fannie Mae, n.d.). The Consumer Financial Protection Bureau similarly emphasises that borrowers must submit documents required for underwriting before closing, and review multiple legally required disclosures before finalising the mortgage loan (Consumer Financial Protection Bureau, 2024, 2025). Underwriting frequently generates additional conditions — missing pay slips, bank statements, explanations of credit activity — that create uncertainty for customers whose timelines are tied to rate-lock deadlines, purchase contracts, and closing dates.</w:t>
+        <w:t xml:space="preserve">The communication burden increases throughout the process. Fannie Mae's Selling Guide organises conventional mortgage origination around several interrelated components — loan application, borrower eligibility, underwriting, property assessment, insurance, and closing — illustrating that origination is not a single transaction but a multi-stage workflow in which information must be collected, validated, updated, and explained to the borrower (Fannie Mae, </w:t>
+      </w:r>
+      <w:r>
+        <w:rPr>
+          <w:rFonts w:cs="Times New Roman"/>
+        </w:rPr>
+        <w:t>2026</w:t>
+      </w:r>
+      <w:r>
+        <w:rPr>
+          <w:rFonts w:cs="Times New Roman"/>
+        </w:rPr>
+        <w:t>). The Consumer Financial Protection Bureau similarly emphasises that borrowers must submit documents required for underwriting before closing, and review multiple legally required disclosures before finalising the mortgage loan (Consumer Financial Protection Bureau, 2024, 2025). Underwriting frequently generates additional conditions — missing pay slips, bank statements, explanations of credit activity — that create uncertainty for customers whose timelines are tied to rate-lock deadlines, purchase contracts, and closing dates.</w:t>
       </w:r>
     </w:p>
     <w:p>
@@ -17419,7 +17448,7 @@
           <w:rFonts w:cs="Times New Roman"/>
         </w:rPr>
       </w:pPr>
-      <w:bookmarkStart w:id="42" w:name="_Toc229682683"/>
+      <w:bookmarkStart w:id="42" w:name="_Toc229755309"/>
       <w:r>
         <w:rPr>
           <w:rFonts w:cs="Times New Roman"/>
@@ -17488,7 +17517,7 @@
           <w:rFonts w:cs="Times New Roman"/>
         </w:rPr>
       </w:pPr>
-      <w:bookmarkStart w:id="43" w:name="_Toc229682684"/>
+      <w:bookmarkStart w:id="43" w:name="_Toc229755310"/>
       <w:r>
         <w:rPr>
           <w:rFonts w:cs="Times New Roman"/>
@@ -17505,7 +17534,7 @@
           <w:rFonts w:cs="Times New Roman"/>
         </w:rPr>
       </w:pPr>
-      <w:bookmarkStart w:id="44" w:name="_Toc229682685"/>
+      <w:bookmarkStart w:id="44" w:name="_Toc229755311"/>
       <w:r>
         <w:rPr>
           <w:rFonts w:cs="Times New Roman"/>
@@ -17581,7 +17610,7 @@
           <w:rFonts w:cs="Times New Roman"/>
         </w:rPr>
       </w:pPr>
-      <w:bookmarkStart w:id="45" w:name="_Toc229682686"/>
+      <w:bookmarkStart w:id="45" w:name="_Toc229755312"/>
       <w:r>
         <w:rPr>
           <w:rFonts w:cs="Times New Roman"/>
@@ -17630,7 +17659,7 @@
           <w:rFonts w:cs="Times New Roman"/>
         </w:rPr>
       </w:pPr>
-      <w:bookmarkStart w:id="46" w:name="_Toc229682687"/>
+      <w:bookmarkStart w:id="46" w:name="_Toc229755313"/>
       <w:r>
         <w:rPr>
           <w:rFonts w:cs="Times New Roman"/>
@@ -17694,7 +17723,7 @@
           <w:rFonts w:cs="Times New Roman"/>
         </w:rPr>
       </w:pPr>
-      <w:bookmarkStart w:id="47" w:name="_Toc229682688"/>
+      <w:bookmarkStart w:id="47" w:name="_Toc229755314"/>
       <w:r>
         <w:rPr>
           <w:rFonts w:cs="Times New Roman"/>
@@ -17781,7 +17810,7 @@
           <w:rFonts w:cs="Times New Roman"/>
         </w:rPr>
       </w:pPr>
-      <w:bookmarkStart w:id="48" w:name="_Toc229682689"/>
+      <w:bookmarkStart w:id="48" w:name="_Toc229755315"/>
       <w:r>
         <w:rPr>
           <w:rFonts w:cs="Times New Roman"/>
@@ -17818,7 +17847,7 @@
           <w:rFonts w:cs="Times New Roman"/>
         </w:rPr>
       </w:pPr>
-      <w:bookmarkStart w:id="49" w:name="_Toc229682690"/>
+      <w:bookmarkStart w:id="49" w:name="_Toc229755316"/>
       <w:r>
         <w:rPr>
           <w:rFonts w:cs="Times New Roman"/>
@@ -17835,7 +17864,7 @@
           <w:rFonts w:cs="Times New Roman"/>
         </w:rPr>
       </w:pPr>
-      <w:bookmarkStart w:id="50" w:name="_Toc229682691"/>
+      <w:bookmarkStart w:id="50" w:name="_Toc229755317"/>
       <w:r>
         <w:rPr>
           <w:rFonts w:cs="Times New Roman"/>
@@ -17931,7 +17960,7 @@
           <w:rFonts w:cs="Times New Roman"/>
         </w:rPr>
       </w:pPr>
-      <w:bookmarkStart w:id="51" w:name="_Toc229682692"/>
+      <w:bookmarkStart w:id="51" w:name="_Toc229755318"/>
       <w:r>
         <w:rPr>
           <w:rFonts w:cs="Times New Roman"/>
@@ -17961,7 +17990,7 @@
           <w:rFonts w:cs="Times New Roman"/>
         </w:rPr>
       </w:pPr>
-      <w:bookmarkStart w:id="52" w:name="_Toc229682693"/>
+      <w:bookmarkStart w:id="52" w:name="_Toc229755319"/>
       <w:r>
         <w:rPr>
           <w:rFonts w:cs="Times New Roman"/>
@@ -18025,7 +18054,7 @@
           <w:rFonts w:cs="Times New Roman"/>
         </w:rPr>
       </w:pPr>
-      <w:bookmarkStart w:id="53" w:name="_Toc229682694"/>
+      <w:bookmarkStart w:id="53" w:name="_Toc229755320"/>
       <w:r>
         <w:rPr>
           <w:rFonts w:cs="Times New Roman"/>
@@ -18075,7 +18104,7 @@
           <w:rFonts w:cs="Times New Roman"/>
         </w:rPr>
       </w:pPr>
-      <w:bookmarkStart w:id="54" w:name="_Toc229682695"/>
+      <w:bookmarkStart w:id="54" w:name="_Toc229755321"/>
       <w:r>
         <w:rPr>
           <w:rFonts w:cs="Times New Roman"/>
@@ -18107,7 +18136,19 @@
         <w:rPr>
           <w:rFonts w:cs="Times New Roman"/>
         </w:rPr>
-        <w:t>The vendor evidence must be treated cautiously. ElevenLabs and Better.com both have incentives to present the deployment favourably in joint case-study materials, and figures cited in vendor communications are not independently audited. Following Mogaji and Nguyen's (2021) caution about treating AI vendor claims as independent evidence of business value, this thesis uses the Better.com–ElevenLabs materials to characterise the integration mechanism rather than to substantiate magnitude claims about cost savings or revenue uplift. Where vendor materials and Better's own SEC disclosures align, the alignment is reported; where vendor materials extend beyond what Better's SEC filings disclose, the claim is treated as moderate-strength descriptive evidence only.</w:t>
+        <w:t>The vendor evidence must be treated cautiously. ElevenLabs and Better.com both have incentives to present the deployment favourably in joint case-study materials, and figures cited in vendor communications are not independently audited. Following Mogaji and Nguyen's (202</w:t>
+      </w:r>
+      <w:r>
+        <w:rPr>
+          <w:rFonts w:cs="Times New Roman"/>
+        </w:rPr>
+        <w:t>2</w:t>
+      </w:r>
+      <w:r>
+        <w:rPr>
+          <w:rFonts w:cs="Times New Roman"/>
+        </w:rPr>
+        <w:t>) caution about treating AI vendor claims as independent evidence of business value, this thesis uses the Better.com–ElevenLabs materials to characterise the integration mechanism rather than to substantiate magnitude claims about cost savings or revenue uplift. Where vendor materials and Better's own SEC disclosures align, the alignment is reported; where vendor materials extend beyond what Better's SEC filings disclose, the claim is treated as moderate-strength descriptive evidence only.</w:t>
       </w:r>
     </w:p>
     <w:p>
@@ -18118,7 +18159,7 @@
           <w:rFonts w:cs="Times New Roman"/>
         </w:rPr>
       </w:pPr>
-      <w:bookmarkStart w:id="55" w:name="_Toc229682696"/>
+      <w:bookmarkStart w:id="55" w:name="_Toc229755322"/>
       <w:r>
         <w:rPr>
           <w:rFonts w:cs="Times New Roman"/>
@@ -18161,7 +18202,7 @@
           <w:rFonts w:cs="Times New Roman"/>
         </w:rPr>
       </w:pPr>
-      <w:bookmarkStart w:id="56" w:name="_Toc229682697"/>
+      <w:bookmarkStart w:id="56" w:name="_Toc229755323"/>
       <w:r>
         <w:rPr>
           <w:rFonts w:cs="Times New Roman"/>
@@ -18264,7 +18305,7 @@
           <w:rFonts w:cs="Times New Roman"/>
         </w:rPr>
       </w:pPr>
-      <w:bookmarkStart w:id="57" w:name="_Toc229682698"/>
+      <w:bookmarkStart w:id="57" w:name="_Toc229755324"/>
       <w:r>
         <w:rPr>
           <w:rFonts w:cs="Times New Roman"/>
@@ -18308,7 +18349,7 @@
           <w:rFonts w:cs="Times New Roman"/>
         </w:rPr>
       </w:pPr>
-      <w:bookmarkStart w:id="58" w:name="_Toc229682699"/>
+      <w:bookmarkStart w:id="58" w:name="_Toc229755325"/>
       <w:r>
         <w:rPr>
           <w:rFonts w:cs="Times New Roman"/>
@@ -18438,7 +18479,7 @@
           <w:rFonts w:cs="Times New Roman"/>
         </w:rPr>
       </w:pPr>
-      <w:bookmarkStart w:id="59" w:name="_Toc229682700"/>
+      <w:bookmarkStart w:id="59" w:name="_Toc229755326"/>
       <w:r>
         <w:rPr>
           <w:rFonts w:cs="Times New Roman"/>
@@ -18482,7 +18523,7 @@
           <w:rFonts w:cs="Times New Roman"/>
         </w:rPr>
       </w:pPr>
-      <w:bookmarkStart w:id="60" w:name="_Toc229682701"/>
+      <w:bookmarkStart w:id="60" w:name="_Toc229755327"/>
       <w:r>
         <w:rPr>
           <w:rFonts w:cs="Times New Roman"/>
@@ -18592,7 +18633,7 @@
           <w:rFonts w:cs="Times New Roman"/>
         </w:rPr>
       </w:pPr>
-      <w:bookmarkStart w:id="61" w:name="_Toc229682702"/>
+      <w:bookmarkStart w:id="61" w:name="_Toc229755328"/>
       <w:r>
         <w:rPr>
           <w:rFonts w:cs="Times New Roman"/>
@@ -18650,7 +18691,7 @@
           <w:rFonts w:cs="Times New Roman"/>
         </w:rPr>
       </w:pPr>
-      <w:bookmarkStart w:id="62" w:name="_Toc229682703"/>
+      <w:bookmarkStart w:id="62" w:name="_Toc229755329"/>
       <w:r>
         <w:rPr>
           <w:rFonts w:cs="Times New Roman"/>
@@ -18686,7 +18727,7 @@
           <w:rFonts w:cs="Times New Roman"/>
         </w:rPr>
       </w:pPr>
-      <w:bookmarkStart w:id="63" w:name="_Toc229682704"/>
+      <w:bookmarkStart w:id="63" w:name="_Toc229755330"/>
       <w:r>
         <w:rPr>
           <w:rFonts w:cs="Times New Roman"/>
@@ -18716,7 +18757,7 @@
           <w:rFonts w:cs="Times New Roman"/>
         </w:rPr>
       </w:pPr>
-      <w:bookmarkStart w:id="64" w:name="_Toc229682705"/>
+      <w:bookmarkStart w:id="64" w:name="_Toc229755331"/>
       <w:r>
         <w:rPr>
           <w:rFonts w:cs="Times New Roman"/>
@@ -18746,7 +18787,7 @@
           <w:rFonts w:cs="Times New Roman"/>
         </w:rPr>
       </w:pPr>
-      <w:bookmarkStart w:id="65" w:name="_Toc229682706"/>
+      <w:bookmarkStart w:id="65" w:name="_Toc229755332"/>
       <w:r>
         <w:rPr>
           <w:rFonts w:cs="Times New Roman"/>
@@ -18882,7 +18923,7 @@
           <w:rFonts w:cs="Times New Roman"/>
         </w:rPr>
       </w:pPr>
-      <w:bookmarkStart w:id="66" w:name="_Toc229682707"/>
+      <w:bookmarkStart w:id="66" w:name="_Toc229755333"/>
       <w:r>
         <w:rPr>
           <w:rFonts w:cs="Times New Roman"/>
@@ -19013,7 +19054,7 @@
           <w:rFonts w:cs="Times New Roman"/>
         </w:rPr>
       </w:pPr>
-      <w:bookmarkStart w:id="67" w:name="_Toc229682708"/>
+      <w:bookmarkStart w:id="67" w:name="_Toc229755334"/>
       <w:r>
         <w:rPr>
           <w:rFonts w:cs="Times New Roman"/>
@@ -19144,7 +19185,7 @@
           <w:rFonts w:cs="Times New Roman"/>
         </w:rPr>
       </w:pPr>
-      <w:bookmarkStart w:id="68" w:name="_Toc229682709"/>
+      <w:bookmarkStart w:id="68" w:name="_Toc229755335"/>
       <w:r>
         <w:rPr>
           <w:rFonts w:cs="Times New Roman"/>
@@ -19173,7 +19214,7 @@
           <w:rFonts w:cs="Times New Roman"/>
         </w:rPr>
       </w:pPr>
-      <w:bookmarkStart w:id="69" w:name="_Toc229682710"/>
+      <w:bookmarkStart w:id="69" w:name="_Toc229755336"/>
       <w:r>
         <w:rPr>
           <w:rFonts w:cs="Times New Roman"/>
@@ -19192,7 +19233,19 @@
         <w:rPr>
           <w:rFonts w:cs="Times New Roman"/>
         </w:rPr>
-        <w:t>The three evidence streams, examined independently in Sections 5.2–5.4, converge on a multidimensional interpretation: the post-transition period is associated with measurable financial-operational improvement consistent with AI-enabled operational leverage, while customer-discourse evidence is mixed and explicit AI attribution remains near-absent. The divergence between the financial signature and the Trustpilot signals is itself a triangulation finding — different measurement instruments capture different facets of business value. The most defensible synthesis is that voice AI in the Better.com case is associated with measurable improvements in operational efficiency and financial trajectory, while its effects on customer experience are uneven, mediated, and possibly under-detected by any single instrument. This is consistent with Aggarwal et al.'s (2025) argument that voice AI value creation occurs across both B2B and B2C surfaces in ways not captured by a single metric, and with the broader literature on AI in customer-facing financial services (Hentzen et al., 2022; Mogaji &amp; Nguyen, 2021).</w:t>
+        <w:t>The three evidence streams, examined independently in Sections 5.2–5.4, converge on a multidimensional interpretation: the post-transition period is associated with measurable financial-operational improvement consistent with AI-enabled operational leverage, while customer-discourse evidence is mixed and explicit AI attribution remains near-absent. The divergence between the financial signature and the Trustpilot signals is itself a triangulation finding — different measurement instruments capture different facets of business value. The most defensible synthesis is that voice AI in the Better.com case is associated with measurable improvements in operational efficiency and financial trajectory, while its effects on customer experience are uneven, mediated, and possibly under-detected by any single instrument. This is consistent with Aggarwal et al.'s (2025) argument that voice AI value creation occurs across both B2B and B2C surfaces in ways not captured by a single metric, and with the broader literature on AI in customer-facing financial services (Hentzen et al., 2022; Mogaji &amp; Nguyen, 202</w:t>
+      </w:r>
+      <w:r>
+        <w:rPr>
+          <w:rFonts w:cs="Times New Roman"/>
+        </w:rPr>
+        <w:t>2</w:t>
+      </w:r>
+      <w:r>
+        <w:rPr>
+          <w:rFonts w:cs="Times New Roman"/>
+        </w:rPr>
+        <w:t>).</w:t>
       </w:r>
     </w:p>
     <w:p>
@@ -19235,7 +19288,7 @@
           <w:rFonts w:cs="Times New Roman"/>
         </w:rPr>
       </w:pPr>
-      <w:bookmarkStart w:id="70" w:name="_Toc229682711"/>
+      <w:bookmarkStart w:id="70" w:name="_Toc229755337"/>
       <w:r>
         <w:rPr>
           <w:rFonts w:cs="Times New Roman"/>
@@ -19264,7 +19317,7 @@
           <w:rFonts w:cs="Times New Roman"/>
         </w:rPr>
       </w:pPr>
-      <w:bookmarkStart w:id="71" w:name="_Toc229682712"/>
+      <w:bookmarkStart w:id="71" w:name="_Toc229755338"/>
       <w:r>
         <w:rPr>
           <w:rFonts w:cs="Times New Roman"/>
@@ -19355,7 +19408,7 @@
           <w:rFonts w:cs="Times New Roman"/>
         </w:rPr>
       </w:pPr>
-      <w:bookmarkStart w:id="72" w:name="_Toc229682713"/>
+      <w:bookmarkStart w:id="72" w:name="_Toc229755339"/>
       <w:r>
         <w:rPr>
           <w:rFonts w:cs="Times New Roman"/>
@@ -19371,7 +19424,7 @@
           <w:rFonts w:cs="Times New Roman"/>
         </w:rPr>
       </w:pPr>
-      <w:bookmarkStart w:id="73" w:name="_Toc229682714"/>
+      <w:bookmarkStart w:id="73" w:name="_Toc229755340"/>
       <w:r>
         <w:rPr>
           <w:rFonts w:cs="Times New Roman"/>
@@ -19426,7 +19479,7 @@
           <w:rFonts w:cs="Times New Roman"/>
         </w:rPr>
       </w:pPr>
-      <w:bookmarkStart w:id="74" w:name="_Toc229682715"/>
+      <w:bookmarkStart w:id="74" w:name="_Toc229755341"/>
       <w:r>
         <w:rPr>
           <w:rFonts w:cs="Times New Roman"/>
@@ -19446,7 +19499,19 @@
         <w:rPr>
           <w:rFonts w:cs="Times New Roman"/>
         </w:rPr>
-        <w:t>Four organisational and regulatory preconditions distinguish settings in which the design pattern is plausible from settings in which deployment is likely to produce theatre rather than operational leverage. The first is process maturity: the receiving workflow must already be digitised and process-aware, with events represented as discrete states and machine-readable transitions. In the Better.com case this precondition is discharged by the Tinman platform (Better Home &amp; Finance Holding Company, 2025a). The second is data accessibility: workflow, document, eligibility, and timeline state must be exposed to the agent through stable, permissioned interfaces. The third is organisational readiness: roles must be defined for routine, regulated, and exception communication; performance measurement must distinguish agent-handled from human-handled interactions; and human-staff licensing must already align with the regulated boundary at which escalation will occur. The fourth is regulatory clarity: the legal boundary between routine communication (generally permissible to an unlicensed automated agent) and regulated communication (requiring a licensed mortgage loan originator under the SAFE Act, with consumer-protection oversight under the CFPB's UDAAP framework) must be explicit and operationalised before deployment (Consumer Financial Protection Bureau, n.d.).</w:t>
+        <w:t xml:space="preserve">Four organisational and regulatory preconditions distinguish settings in which the design pattern is plausible from settings in which deployment is likely to produce theatre rather than operational leverage. The first is process maturity: the receiving workflow must already be digitised and process-aware, with events represented as discrete states and machine-readable transitions. In the Better.com case this precondition is discharged by the Tinman platform (Better Home &amp; Finance Holding Company, 2025a). The second is data accessibility: workflow, document, eligibility, and timeline state must be exposed to the agent through stable, permissioned interfaces. The third is organisational readiness: roles must be defined for routine, regulated, and exception communication; performance measurement must distinguish agent-handled from human-handled interactions; and human-staff licensing must already align with the regulated boundary at which escalation will occur. The fourth is regulatory clarity: the legal boundary between routine communication (generally permissible to an unlicensed automated agent) and regulated communication (requiring a licensed mortgage loan originator under the SAFE Act, with consumer-protection oversight under the CFPB's UDAAP framework) must be explicit and operationalised before deployment (Consumer Financial Protection Bureau, </w:t>
+      </w:r>
+      <w:r>
+        <w:rPr>
+          <w:rFonts w:cs="Times New Roman"/>
+        </w:rPr>
+        <w:t>2024, 2025</w:t>
+      </w:r>
+      <w:r>
+        <w:rPr>
+          <w:rFonts w:cs="Times New Roman"/>
+        </w:rPr>
+        <w:t>).</w:t>
       </w:r>
     </w:p>
     <w:p>
@@ -19456,7 +19521,7 @@
           <w:rFonts w:cs="Times New Roman"/>
         </w:rPr>
       </w:pPr>
-      <w:bookmarkStart w:id="75" w:name="_Toc229682716"/>
+      <w:bookmarkStart w:id="75" w:name="_Toc229755342"/>
       <w:r>
         <w:rPr>
           <w:rFonts w:cs="Times New Roman"/>
@@ -19555,7 +19620,7 @@
           <w:rFonts w:cs="Times New Roman"/>
         </w:rPr>
       </w:pPr>
-      <w:bookmarkStart w:id="76" w:name="_Toc229682717"/>
+      <w:bookmarkStart w:id="76" w:name="_Toc229755343"/>
       <w:r>
         <w:rPr>
           <w:rFonts w:cs="Times New Roman"/>
@@ -19584,7 +19649,7 @@
           <w:rFonts w:cs="Times New Roman"/>
         </w:rPr>
       </w:pPr>
-      <w:bookmarkStart w:id="77" w:name="_Toc229682718"/>
+      <w:bookmarkStart w:id="77" w:name="_Toc229755344"/>
       <w:r>
         <w:rPr>
           <w:rFonts w:cs="Times New Roman"/>
@@ -19620,7 +19685,7 @@
           <w:rFonts w:cs="Times New Roman"/>
         </w:rPr>
       </w:pPr>
-      <w:bookmarkStart w:id="78" w:name="_Toc229682719"/>
+      <w:bookmarkStart w:id="78" w:name="_Toc229755345"/>
       <w:r>
         <w:rPr>
           <w:rFonts w:cs="Times New Roman"/>
@@ -19649,7 +19714,7 @@
           <w:rFonts w:cs="Times New Roman"/>
         </w:rPr>
       </w:pPr>
-      <w:bookmarkStart w:id="79" w:name="_Toc229682720"/>
+      <w:bookmarkStart w:id="79" w:name="_Toc229755346"/>
       <w:r>
         <w:rPr>
           <w:rFonts w:cs="Times New Roman"/>
@@ -19678,7 +19743,7 @@
           <w:rFonts w:cs="Times New Roman"/>
         </w:rPr>
       </w:pPr>
-      <w:bookmarkStart w:id="80" w:name="_Toc229682721"/>
+      <w:bookmarkStart w:id="80" w:name="_Toc229755347"/>
       <w:r>
         <w:rPr>
           <w:rFonts w:cs="Times New Roman"/>
@@ -19708,7 +19773,7 @@
           <w:rFonts w:cs="Times New Roman"/>
         </w:rPr>
       </w:pPr>
-      <w:bookmarkStart w:id="81" w:name="_Toc229682722"/>
+      <w:bookmarkStart w:id="81" w:name="_Toc229755348"/>
       <w:r>
         <w:rPr>
           <w:rFonts w:cs="Times New Roman"/>
@@ -19765,7 +19830,7 @@
           <w:rFonts w:cs="Times New Roman"/>
         </w:rPr>
       </w:pPr>
-      <w:bookmarkStart w:id="82" w:name="_Toc229682723"/>
+      <w:bookmarkStart w:id="82" w:name="_Toc229755349"/>
       <w:r>
         <w:rPr>
           <w:rFonts w:cs="Times New Roman"/>
@@ -19794,7 +19859,7 @@
           <w:rFonts w:cs="Times New Roman"/>
         </w:rPr>
       </w:pPr>
-      <w:bookmarkStart w:id="83" w:name="_Toc229682724"/>
+      <w:bookmarkStart w:id="83" w:name="_Toc229755350"/>
       <w:r>
         <w:rPr>
           <w:rFonts w:cs="Times New Roman"/>
@@ -19837,7 +19902,7 @@
           <w:rFonts w:cs="Times New Roman"/>
         </w:rPr>
       </w:pPr>
-      <w:bookmarkStart w:id="84" w:name="_Toc229682725"/>
+      <w:bookmarkStart w:id="84" w:name="_Toc229755351"/>
       <w:r>
         <w:rPr>
           <w:rFonts w:cs="Times New Roman"/>
@@ -19866,7 +19931,7 @@
           <w:rFonts w:cs="Times New Roman"/>
         </w:rPr>
       </w:pPr>
-      <w:bookmarkStart w:id="85" w:name="_Toc229682726"/>
+      <w:bookmarkStart w:id="85" w:name="_Toc229755352"/>
       <w:r>
         <w:rPr>
           <w:rFonts w:cs="Times New Roman"/>
@@ -19883,7 +19948,7 @@
           <w:rFonts w:cs="Times New Roman"/>
         </w:rPr>
       </w:pPr>
-      <w:bookmarkStart w:id="86" w:name="_Toc229682727"/>
+      <w:bookmarkStart w:id="86" w:name="_Toc229755353"/>
       <w:r>
         <w:rPr>
           <w:rFonts w:cs="Times New Roman"/>
@@ -19912,7 +19977,7 @@
           <w:rFonts w:cs="Times New Roman"/>
         </w:rPr>
       </w:pPr>
-      <w:bookmarkStart w:id="87" w:name="_Toc229682728"/>
+      <w:bookmarkStart w:id="87" w:name="_Toc229755354"/>
       <w:r>
         <w:rPr>
           <w:rFonts w:cs="Times New Roman"/>
@@ -19968,7 +20033,7 @@
           <w:rFonts w:cs="Times New Roman"/>
         </w:rPr>
       </w:pPr>
-      <w:bookmarkStart w:id="88" w:name="_Toc229682729"/>
+      <w:bookmarkStart w:id="88" w:name="_Toc229755355"/>
       <w:r>
         <w:rPr>
           <w:rFonts w:cs="Times New Roman"/>
@@ -20000,7 +20065,19 @@
         <w:rPr>
           <w:rFonts w:cs="Times New Roman"/>
         </w:rPr>
-        <w:t>The consumer-behaviour literature reviewed in §2.5 suggests four reasons why the two instruments should be expected to diverge in this case. First, Trustpilot reviews over-sample emotionally engaged customers (Filieri, 2015; Luca, 2016); management NPS may sample a different, internally drawn customer population. Second, the small post-period Trustpilot sample (n = 169 vs. n = 1,746 pre-period) gives self-selection more leverage on the post-period mean. Third, backend-AI services predict low customer-side AI attribution when the AI is not branded to the end user (Mogaji &amp; Nguyen, 2021; Aggarwal et al., 2025), consistent with the near-flat explicit-AI mention rate (≈1.15% pre, ≈1.18% post). Fourth, an algorithm-aversion effect may further depress public-discourse evaluations of automated service even when underlying quality is unchanged (Dietvorst et al., 2015).</w:t>
+        <w:t>The consumer-behaviour literature reviewed in §2.5 suggests four reasons why the two instruments should be expected to diverge in this case. First, Trustpilot reviews over-sample emotionally engaged customers (Filieri, 2015; Luca, 2016); management NPS may sample a different, internally drawn customer population. Second, the small post-period Trustpilot sample (n = 169 vs. n = 1,746 pre-period) gives self-selection more leverage on the post-period mean. Third, backend-AI services predict low customer-side AI attribution when the AI is not branded to the end user (Mogaji &amp; Nguyen, 202</w:t>
+      </w:r>
+      <w:r>
+        <w:rPr>
+          <w:rFonts w:cs="Times New Roman"/>
+        </w:rPr>
+        <w:t>2</w:t>
+      </w:r>
+      <w:r>
+        <w:rPr>
+          <w:rFonts w:cs="Times New Roman"/>
+        </w:rPr>
+        <w:t>; Aggarwal et al., 2025), consistent with the near-flat explicit-AI mention rate (≈1.15% pre, ≈1.18% post). Fourth, an algorithm-aversion effect may further depress public-discourse evaluations of automated service even when underlying quality is unchanged (Dietvorst et al., 2015).</w:t>
       </w:r>
     </w:p>
     <w:p>
@@ -20030,7 +20107,7 @@
           <w:rFonts w:cs="Times New Roman"/>
         </w:rPr>
       </w:pPr>
-      <w:bookmarkStart w:id="89" w:name="_Toc229682730"/>
+      <w:bookmarkStart w:id="89" w:name="_Toc229755356"/>
       <w:r>
         <w:rPr>
           <w:rFonts w:cs="Times New Roman"/>
@@ -20075,7 +20152,19 @@
         <w:rPr>
           <w:rFonts w:cs="Times New Roman"/>
         </w:rPr>
-        <w:t>The third thread is the AI-enabled productivity literature (Acemoglu &amp; Restrepo, 2019; Brynjolfsson et al., 2023). The case is consistent with that literature’s prediction that AI-related productivity gains materialise through task reallocation rather than full labour substitution and may emerge alongside ambiguous customer-perception effects when the AI system operates as backend infrastructure (Mogaji &amp; Nguyen, 2021; Aggarwal et al., 2025). The case adds a regulated-workflow boundary condition that the AI-productivity literature has examined less frequently: the productivity channel and the regulatory-compliance channel are not separable in the case data, and the four-prerequisite design pattern specifies the architectural arrangement under which they are jointly observed.</w:t>
+        <w:t>The third thread is the AI-enabled productivity literature (Acemoglu &amp; Restrepo, 2019; Brynjolfsson et al., 2023). The case is consistent with that literature’s prediction that AI-related productivity gains materialise through task reallocation rather than full labour substitution and may emerge alongside ambiguous customer-perception effects when the AI system operates as backend infrastructure (Mogaji &amp; Nguyen, 202</w:t>
+      </w:r>
+      <w:r>
+        <w:rPr>
+          <w:rFonts w:cs="Times New Roman"/>
+        </w:rPr>
+        <w:t>2</w:t>
+      </w:r>
+      <w:r>
+        <w:rPr>
+          <w:rFonts w:cs="Times New Roman"/>
+        </w:rPr>
+        <w:t>; Aggarwal et al., 2025). The case adds a regulated-workflow boundary condition that the AI-productivity literature has examined less frequently: the productivity channel and the regulatory-compliance channel are not separable in the case data, and the four-prerequisite design pattern specifies the architectural arrangement under which they are jointly observed.</w:t>
       </w:r>
     </w:p>
     <w:p>
@@ -20099,7 +20188,7 @@
           <w:rFonts w:cs="Times New Roman"/>
         </w:rPr>
       </w:pPr>
-      <w:bookmarkStart w:id="90" w:name="_Toc229682731"/>
+      <w:bookmarkStart w:id="90" w:name="_Toc229755357"/>
       <w:r>
         <w:rPr>
           <w:rFonts w:cs="Times New Roman"/>
@@ -20161,7 +20250,7 @@
           <w:rFonts w:cs="Times New Roman"/>
         </w:rPr>
       </w:pPr>
-      <w:bookmarkStart w:id="91" w:name="_Toc229682732"/>
+      <w:bookmarkStart w:id="91" w:name="_Toc229755358"/>
       <w:r>
         <w:rPr>
           <w:rFonts w:cs="Times New Roman"/>
@@ -20200,7 +20289,19 @@
           <w:rFonts w:cs="Times New Roman"/>
         </w:rPr>
         <w:lastRenderedPageBreak/>
-        <w:t>licensing requirements (Consumer Financial Protection Bureau, n.d.) and offers a workable supervisory primitive for voice-AI deployments in regulated financial workflows.</w:t>
+        <w:t xml:space="preserve">licensing requirements (Consumer Financial Protection Bureau, </w:t>
+      </w:r>
+      <w:r>
+        <w:rPr>
+          <w:rFonts w:cs="Times New Roman"/>
+        </w:rPr>
+        <w:t>2024, 2025</w:t>
+      </w:r>
+      <w:r>
+        <w:rPr>
+          <w:rFonts w:cs="Times New Roman"/>
+        </w:rPr>
+        <w:t>) and offers a workable supervisory primitive for voice-AI deployments in regulated financial workflows.</w:t>
       </w:r>
     </w:p>
     <w:p>
@@ -20210,7 +20311,7 @@
           <w:rFonts w:cs="Times New Roman"/>
         </w:rPr>
       </w:pPr>
-      <w:bookmarkStart w:id="92" w:name="_Toc229682733"/>
+      <w:bookmarkStart w:id="92" w:name="_Toc229755359"/>
       <w:r>
         <w:rPr>
           <w:rFonts w:cs="Times New Roman"/>
@@ -20239,7 +20340,7 @@
           <w:rFonts w:cs="Times New Roman"/>
         </w:rPr>
       </w:pPr>
-      <w:bookmarkStart w:id="93" w:name="_Toc229682734"/>
+      <w:bookmarkStart w:id="93" w:name="_Toc229755360"/>
       <w:r>
         <w:rPr>
           <w:rFonts w:cs="Times New Roman"/>
@@ -20255,7 +20356,7 @@
           <w:rFonts w:cs="Times New Roman"/>
         </w:rPr>
       </w:pPr>
-      <w:bookmarkStart w:id="94" w:name="_Toc229682735"/>
+      <w:bookmarkStart w:id="94" w:name="_Toc229755361"/>
       <w:r>
         <w:rPr>
           <w:rFonts w:cs="Times New Roman"/>
@@ -20284,7 +20385,7 @@
           <w:rFonts w:cs="Times New Roman"/>
         </w:rPr>
       </w:pPr>
-      <w:bookmarkStart w:id="95" w:name="_Toc229682736"/>
+      <w:bookmarkStart w:id="95" w:name="_Toc229755362"/>
       <w:r>
         <w:rPr>
           <w:rFonts w:cs="Times New Roman"/>
@@ -20320,7 +20421,7 @@
           <w:rFonts w:cs="Times New Roman"/>
         </w:rPr>
       </w:pPr>
-      <w:bookmarkStart w:id="96" w:name="_Toc229682737"/>
+      <w:bookmarkStart w:id="96" w:name="_Toc229755363"/>
       <w:r>
         <w:rPr>
           <w:rFonts w:cs="Times New Roman"/>
@@ -20349,7 +20450,7 @@
           <w:rFonts w:cs="Times New Roman"/>
         </w:rPr>
       </w:pPr>
-      <w:bookmarkStart w:id="97" w:name="_Toc229682738"/>
+      <w:bookmarkStart w:id="97" w:name="_Toc229755364"/>
       <w:r>
         <w:rPr>
           <w:rFonts w:cs="Times New Roman"/>
@@ -20378,7 +20479,7 @@
           <w:rFonts w:cs="Times New Roman"/>
         </w:rPr>
       </w:pPr>
-      <w:bookmarkStart w:id="98" w:name="_Toc229682739"/>
+      <w:bookmarkStart w:id="98" w:name="_Toc229755365"/>
       <w:r>
         <w:rPr>
           <w:rFonts w:cs="Times New Roman"/>
@@ -20408,7 +20509,7 @@
           <w:rFonts w:cs="Times New Roman"/>
         </w:rPr>
       </w:pPr>
-      <w:bookmarkStart w:id="99" w:name="_Toc229682740"/>
+      <w:bookmarkStart w:id="99" w:name="_Toc229755366"/>
       <w:r>
         <w:rPr>
           <w:rFonts w:cs="Times New Roman"/>
@@ -20437,7 +20538,7 @@
           <w:rFonts w:cs="Times New Roman"/>
         </w:rPr>
       </w:pPr>
-      <w:bookmarkStart w:id="100" w:name="_Toc229682741"/>
+      <w:bookmarkStart w:id="100" w:name="_Toc229755367"/>
       <w:r>
         <w:rPr>
           <w:rFonts w:cs="Times New Roman"/>
@@ -20473,7 +20574,7 @@
           <w:rFonts w:cs="Times New Roman"/>
         </w:rPr>
       </w:pPr>
-      <w:bookmarkStart w:id="101" w:name="_Toc229682742"/>
+      <w:bookmarkStart w:id="101" w:name="_Toc229755368"/>
       <w:r>
         <w:rPr>
           <w:rFonts w:cs="Times New Roman"/>
@@ -20502,7 +20603,7 @@
           <w:rFonts w:cs="Times New Roman"/>
         </w:rPr>
       </w:pPr>
-      <w:bookmarkStart w:id="102" w:name="_Toc229682743"/>
+      <w:bookmarkStart w:id="102" w:name="_Toc229755369"/>
       <w:r>
         <w:rPr>
           <w:rFonts w:cs="Times New Roman"/>
@@ -20531,7 +20632,7 @@
           <w:rFonts w:cs="Times New Roman"/>
         </w:rPr>
       </w:pPr>
-      <w:bookmarkStart w:id="103" w:name="_Toc229682744"/>
+      <w:bookmarkStart w:id="103" w:name="_Toc229755370"/>
       <w:r>
         <w:rPr>
           <w:rFonts w:cs="Times New Roman"/>
@@ -20548,7 +20649,7 @@
           <w:rFonts w:cs="Times New Roman"/>
         </w:rPr>
       </w:pPr>
-      <w:bookmarkStart w:id="104" w:name="_Toc229682745"/>
+      <w:bookmarkStart w:id="104" w:name="_Toc229755371"/>
       <w:r>
         <w:rPr>
           <w:rFonts w:cs="Times New Roman"/>
@@ -20577,7 +20678,7 @@
           <w:rFonts w:cs="Times New Roman"/>
         </w:rPr>
       </w:pPr>
-      <w:bookmarkStart w:id="105" w:name="_Toc229682746"/>
+      <w:bookmarkStart w:id="105" w:name="_Toc229755372"/>
       <w:r>
         <w:rPr>
           <w:rFonts w:cs="Times New Roman"/>
@@ -20606,7 +20707,7 @@
           <w:rFonts w:cs="Times New Roman"/>
         </w:rPr>
       </w:pPr>
-      <w:bookmarkStart w:id="106" w:name="_Toc229682747"/>
+      <w:bookmarkStart w:id="106" w:name="_Toc229755373"/>
       <w:r>
         <w:rPr>
           <w:rFonts w:cs="Times New Roman"/>
@@ -20623,7 +20724,7 @@
           <w:rFonts w:cs="Times New Roman"/>
         </w:rPr>
       </w:pPr>
-      <w:bookmarkStart w:id="107" w:name="_Toc229682748"/>
+      <w:bookmarkStart w:id="107" w:name="_Toc229755374"/>
       <w:r>
         <w:rPr>
           <w:rFonts w:cs="Times New Roman"/>
@@ -20652,7 +20753,7 @@
           <w:rFonts w:cs="Times New Roman"/>
         </w:rPr>
       </w:pPr>
-      <w:bookmarkStart w:id="108" w:name="_Toc229682749"/>
+      <w:bookmarkStart w:id="108" w:name="_Toc229755375"/>
       <w:r>
         <w:rPr>
           <w:rFonts w:cs="Times New Roman"/>
@@ -20681,7 +20782,7 @@
           <w:rFonts w:cs="Times New Roman"/>
         </w:rPr>
       </w:pPr>
-      <w:bookmarkStart w:id="109" w:name="_Toc229682750"/>
+      <w:bookmarkStart w:id="109" w:name="_Toc229755376"/>
       <w:r>
         <w:rPr>
           <w:rFonts w:cs="Times New Roman"/>
@@ -20710,7 +20811,7 @@
           <w:rFonts w:cs="Times New Roman"/>
         </w:rPr>
       </w:pPr>
-      <w:bookmarkStart w:id="110" w:name="_Toc229682751"/>
+      <w:bookmarkStart w:id="110" w:name="_Toc229755377"/>
       <w:r>
         <w:rPr>
           <w:rFonts w:cs="Times New Roman"/>
@@ -20746,7 +20847,7 @@
           <w:rFonts w:cs="Times New Roman"/>
         </w:rPr>
       </w:pPr>
-      <w:bookmarkStart w:id="111" w:name="_Toc229682752"/>
+      <w:bookmarkStart w:id="111" w:name="_Toc229755378"/>
       <w:r>
         <w:rPr>
           <w:rFonts w:cs="Times New Roman"/>
@@ -20775,7 +20876,7 @@
           <w:rFonts w:cs="Times New Roman"/>
         </w:rPr>
       </w:pPr>
-      <w:bookmarkStart w:id="112" w:name="_Toc229682753"/>
+      <w:bookmarkStart w:id="112" w:name="_Toc229755379"/>
       <w:r>
         <w:rPr>
           <w:rFonts w:cs="Times New Roman"/>
@@ -20806,7 +20907,7 @@
           <w:rFonts w:cs="Times New Roman"/>
         </w:rPr>
       </w:pPr>
-      <w:bookmarkStart w:id="113" w:name="_Toc229682754"/>
+      <w:bookmarkStart w:id="113" w:name="_Toc229755380"/>
       <w:r>
         <w:rPr>
           <w:rFonts w:cs="Times New Roman"/>
@@ -21015,6 +21116,20 @@
         <w:rPr>
           <w:rFonts w:cs="Times New Roman"/>
         </w:rPr>
+        <w:t>Better Home &amp; Finance Holding Company. (2024c). Form 10-K: Annual report for the fiscal year ended December 31, 2023. U.S. Securities and Exchange Commission. https://www.sec.gov/Archives/edgar/data/1835856/000162828024015134/aurcu-20231231.htm</w:t>
+      </w:r>
+    </w:p>
+    <w:p>
+      <w:pPr>
+        <w:spacing w:after="120"/>
+        <w:rPr>
+          <w:rFonts w:cs="Times New Roman"/>
+        </w:rPr>
+      </w:pPr>
+      <w:r>
+        <w:rPr>
+          <w:rFonts w:cs="Times New Roman"/>
+        </w:rPr>
         <w:t>Better Home &amp; Finance Holding Company. (2025a, March 18). Better Home &amp; Finance Holding Company announces 2024 fourth quarter and full year results [Press release]. Better Investor Relations. https://investors.better.com/news/news-details/2025/Better-Home--Finance-Holding-Company-Announces-2024-Fourth-Quarter-and-Full-Year-Results/default.aspx</w:t>
       </w:r>
     </w:p>
@@ -21043,7 +21158,14 @@
         <w:rPr>
           <w:rFonts w:cs="Times New Roman"/>
         </w:rPr>
-        <w:t>Better Home &amp; Finance Holding Company. (2025c, August 7). Better Home &amp; Finance Holding Company announces second quarter 2025 results [Exhibit 99.1 to Form 8-K]. U.S. Securities and Exchange Commission. https://www.sec.gov/Archives/edgar/data/1835856/000162828025038583/betrearningsrelease_2025-q2.htm</w:t>
+        <w:t xml:space="preserve">Better Home &amp; Finance Holding Company. (2025c, August 7). Better Home &amp; Finance Holding Company announces second quarter 2025 results [Exhibit 99.1 to Form 8-K]. U.S. Securities and Exchange Commission. </w:t>
+      </w:r>
+      <w:r>
+        <w:rPr>
+          <w:rFonts w:cs="Times New Roman"/>
+        </w:rPr>
+        <w:lastRenderedPageBreak/>
+        <w:t>https://www.sec.gov/Archives/edgar/data/1835856/000162828025038583/betrearningsrelease_2025-q2.htm</w:t>
       </w:r>
     </w:p>
     <w:p>
@@ -21057,8 +21179,163 @@
         <w:rPr>
           <w:rFonts w:cs="Times New Roman"/>
         </w:rPr>
+        <w:t>Better Home &amp; Finance Holding Company. (2025d). Form 10-K: Annual report for the fiscal year ended December 31, 2024. U.S. Securities and Exchange Commission. https://www.sec.gov/Archives/edgar/data/1835856/000162828025013683/aurcu-20241231.htm</w:t>
+      </w:r>
+    </w:p>
+    <w:p>
+      <w:pPr>
+        <w:spacing w:after="120"/>
+        <w:rPr>
+          <w:rFonts w:cs="Times New Roman"/>
+        </w:rPr>
+      </w:pPr>
+      <w:r>
+        <w:rPr>
+          <w:rFonts w:cs="Times New Roman"/>
+        </w:rPr>
+        <w:t>Better Home &amp; Finance Holding Company. (2026). Form 10-K: Annual report for the fiscal year ended December 31, 2025. U.S. Securities and Exchange Commission. https://www.sec.gov/Archives/edgar/data/1835856/000162828026017747/aurcu-20251231.htm</w:t>
+      </w:r>
+    </w:p>
+    <w:p>
+      <w:pPr>
+        <w:spacing w:after="120"/>
+        <w:rPr>
+          <w:rFonts w:cs="Times New Roman"/>
+        </w:rPr>
+      </w:pPr>
+      <w:r>
+        <w:rPr>
+          <w:rFonts w:cs="Times New Roman"/>
+        </w:rPr>
+        <w:t xml:space="preserve">Better Home &amp; Finance Holding Company, &amp; ElevenLabs. (2026, February 25). ElevenLabs and Better.com showcase success of AI loan agent, Betsy™, at scale in financial services [Press release]. Better Investor Relations. </w:t>
+      </w:r>
+      <w:r>
+        <w:rPr>
+          <w:rFonts w:cs="Times New Roman"/>
+        </w:rPr>
+        <w:t>https://investors.better.com/news/news-details/2026/ElevenLabs-and-Better-com-Showcase-Success-of-AI-Loan-Agent-Betsy-at-Scale-in-Financial-Services-3c4e5a07d/default.aspx</w:t>
+      </w:r>
+    </w:p>
+    <w:p>
+      <w:pPr>
+        <w:spacing w:after="120"/>
+        <w:rPr>
+          <w:rFonts w:cs="Times New Roman"/>
+        </w:rPr>
+      </w:pPr>
+      <w:r>
+        <w:rPr>
+          <w:rFonts w:cs="Times New Roman"/>
+        </w:rPr>
+        <w:t>Blümel, J. H., Zaki, M., &amp; Bohné, T. (2024). Personal touch in digital customer service: A conceptual framework of relational personalization for conversational AI. Journal of Service Theory and Practice, 34(1), 33–65. https://doi.org/10.1108/JSTP-03-2023-0098</w:t>
+      </w:r>
+    </w:p>
+    <w:p>
+      <w:pPr>
+        <w:spacing w:after="120"/>
+        <w:rPr>
+          <w:rFonts w:cs="Times New Roman"/>
+        </w:rPr>
+      </w:pPr>
+      <w:r>
+        <w:rPr>
+          <w:rFonts w:cs="Times New Roman"/>
+        </w:rPr>
+        <w:t>Brynjolfsson, E., Li, D., &amp; Raymond, L. R. (2023). Generative AI at work (NBER Working Paper No. 31161). National Bureau of Economic Research. https://doi.org/10.3386/w31161</w:t>
+      </w:r>
+    </w:p>
+    <w:p>
+      <w:pPr>
+        <w:spacing w:after="120"/>
+        <w:rPr>
+          <w:rFonts w:cs="Times New Roman"/>
+        </w:rPr>
+      </w:pPr>
+      <w:r>
+        <w:rPr>
+          <w:rFonts w:cs="Times New Roman"/>
+        </w:rPr>
+        <w:t>Consumer Financial Protection Bureau. (2024, May 28). What documents should I receive before closing on a mortgage loan? https://www.consumerfinance.gov/ask-cfpb/what-documents-should-i-receive-before-closing-on-a-mortgage-loan-en-1941/</w:t>
+      </w:r>
+    </w:p>
+    <w:p>
+      <w:pPr>
+        <w:spacing w:after="120"/>
+        <w:rPr>
+          <w:rFonts w:cs="Times New Roman"/>
+        </w:rPr>
+      </w:pPr>
+      <w:r>
+        <w:rPr>
+          <w:rFonts w:cs="Times New Roman"/>
+        </w:rPr>
+        <w:t xml:space="preserve">Consumer Financial Protection Bureau. (2025, November 3). Closing on your new home. </w:t>
+      </w:r>
+      <w:r>
+        <w:rPr>
+          <w:rFonts w:cs="Times New Roman"/>
+        </w:rPr>
+        <w:t>https://www.consumerfinance.gov/owning-a-home/close/</w:t>
+      </w:r>
+    </w:p>
+    <w:p>
+      <w:pPr>
+        <w:rPr>
+          <w:rFonts w:cs="Times New Roman"/>
+        </w:rPr>
+      </w:pPr>
+      <w:r>
+        <w:rPr>
+          <w:rFonts w:cs="Times New Roman"/>
+        </w:rPr>
+        <w:t>Dietvorst, B. J., Simmons, J. P., &amp; Massey, C. (2015). Algorithm aversion: People erroneously avoid algorithms after seeing them err. Journal of Experimental Psychology: General, 144(1), 114–126. https://doi.org/10.1037/xge0000033</w:t>
+      </w:r>
+    </w:p>
+    <w:p>
+      <w:pPr>
+        <w:spacing w:after="120"/>
+        <w:rPr>
+          <w:rFonts w:cs="Times New Roman"/>
+        </w:rPr>
+      </w:pPr>
+      <w:r>
+        <w:rPr>
+          <w:rFonts w:cs="Times New Roman"/>
+        </w:rPr>
+        <w:t>ElevenLabs. (2026, February 9). Better leverages ElevenAgents to build Betsy and make AI-assisted loans accessible [Case study]. ElevenLabs Blog. https://elevenlabs.io/blog/better</w:t>
+      </w:r>
+    </w:p>
+    <w:p>
+      <w:pPr>
+        <w:spacing w:after="120"/>
+        <w:rPr>
+          <w:rFonts w:cs="Times New Roman"/>
+        </w:rPr>
+      </w:pPr>
+      <w:r>
+        <w:rPr>
+          <w:rFonts w:cs="Times New Roman"/>
+        </w:rPr>
         <w:lastRenderedPageBreak/>
-        <w:t>Better Home &amp; Finance Holding Company. (2026). Form 10-K: Annual report for the fiscal year ended December 31, 2025. U.S. Securities and Exchange Commission. https://www.sec.gov/Archives/edgar/data/1835856/000162828026017747/aurcu-20251231.htm</w:t>
+        <w:t>Fannie Mae. (</w:t>
+      </w:r>
+      <w:r>
+        <w:rPr>
+          <w:rFonts w:cs="Times New Roman"/>
+        </w:rPr>
+        <w:t>2026, May 5</w:t>
+      </w:r>
+      <w:r>
+        <w:rPr>
+          <w:rFonts w:cs="Times New Roman"/>
+        </w:rPr>
+        <w:t xml:space="preserve">). Selling guide. Retrieved 26 April 2026, from </w:t>
+      </w:r>
+      <w:r>
+        <w:rPr>
+          <w:rFonts w:cs="Times New Roman"/>
+        </w:rPr>
+        <w:t>https://singlefamily.fanniemae.com/media/45916/display</w:t>
       </w:r>
     </w:p>
     <w:p>
@@ -21072,13 +21349,7 @@
         <w:rPr>
           <w:rFonts w:cs="Times New Roman"/>
         </w:rPr>
-        <w:t xml:space="preserve">Better Home &amp; Finance Holding Company, &amp; ElevenLabs. (2026, February 25). ElevenLabs and Better.com showcase success of AI loan agent, Betsy™, at scale in financial services [Press release]. Better Investor Relations. </w:t>
-      </w:r>
-      <w:r>
-        <w:rPr>
-          <w:rFonts w:cs="Times New Roman"/>
-        </w:rPr>
-        <w:t>https://investors.better.com/news/news-details/2026/ElevenLabs-and-Better-com-Showcase-Success-of-AI-Loan-Agent-Betsy-at-Scale-in-Financial-Services-3c4e5a07d/default.aspx</w:t>
+        <w:t>Federal Reserve Bank of New York. (2023, May 15). The great pandemic mortgage refinance boom. Liberty Street Economics. https://libertystreeteconomics.newyorkfed.org/2023/05/the-great-pandemic-mortgage-refinance-boom/</w:t>
       </w:r>
     </w:p>
     <w:p>
@@ -21092,7 +21363,7 @@
         <w:rPr>
           <w:rFonts w:cs="Times New Roman"/>
         </w:rPr>
-        <w:t>Blümel, J. H., Zaki, M., &amp; Bohné, T. (2024). Personal touch in digital customer service: A conceptual framework of relational personalization for conversational AI. Journal of Service Theory and Practice, 34(1), 33–65. https://doi.org/10.1108/JSTP-03-2023-0098</w:t>
+        <w:t>Filieri, R. (2015). Why do travelers trust TripAdvisor? Antecedents of trust towards consumer-generated media and its influence on recommendation adoption and word of mouth. Tourism Management, 51, 174–185. https://doi.org/10.1016/j.tourman.2015.05.007</w:t>
       </w:r>
     </w:p>
     <w:p>
@@ -21106,7 +21377,25 @@
         <w:rPr>
           <w:rFonts w:cs="Times New Roman"/>
         </w:rPr>
-        <w:t>Brynjolfsson, E., Li, D., &amp; Raymond, L. R. (2023). Generative AI at work (NBER Working Paper No. 31161). National Bureau of Economic Research. https://doi.org/10.3386/w31161</w:t>
+        <w:t>Fotheringham, D., &amp; Wiles, M. A. (202</w:t>
+      </w:r>
+      <w:r>
+        <w:rPr>
+          <w:rFonts w:cs="Times New Roman"/>
+        </w:rPr>
+        <w:t>2</w:t>
+      </w:r>
+      <w:r>
+        <w:rPr>
+          <w:rFonts w:cs="Times New Roman"/>
+        </w:rPr>
+        <w:t xml:space="preserve">). The effect of implementing chatbot customer service on stock returns. Journal of the Academy of Marketing Science, 51, 802–822. </w:t>
+      </w:r>
+      <w:r>
+        <w:rPr>
+          <w:rFonts w:cs="Times New Roman"/>
+        </w:rPr>
+        <w:t>https://link.springer.com/article/10.1007/s11747-022-00841-2</w:t>
       </w:r>
     </w:p>
     <w:p>
@@ -21120,7 +21409,13 @@
         <w:rPr>
           <w:rFonts w:cs="Times New Roman"/>
         </w:rPr>
-        <w:t>Consumer Financial Protection Bureau. (2024, May 28). What documents should I receive before closing on a mortgage loan? https://www.consumerfinance.gov/ask-cfpb/what-documents-should-i-receive-before-closing-on-a-mortgage-loan-en-1941/</w:t>
+        <w:t xml:space="preserve">Freddie Mac. (2021, March 5). Refinance trends in 2020 [Research note]. </w:t>
+      </w:r>
+      <w:r>
+        <w:rPr>
+          <w:rFonts w:cs="Times New Roman"/>
+        </w:rPr>
+        <w:t>https://www.freddiemac.com/research/insight/20210305-refinance-trends</w:t>
       </w:r>
     </w:p>
     <w:p>
@@ -21134,26 +21429,13 @@
         <w:rPr>
           <w:rFonts w:cs="Times New Roman"/>
         </w:rPr>
-        <w:t xml:space="preserve">Consumer Financial Protection Bureau. (2025, November 3). Closing on your new home. </w:t>
-      </w:r>
-      <w:r>
-        <w:rPr>
-          <w:rFonts w:cs="Times New Roman"/>
-        </w:rPr>
-        <w:t>https://www.consumerfinance.gov/owning-a-home/close/</w:t>
-      </w:r>
-    </w:p>
-    <w:p>
-      <w:pPr>
-        <w:rPr>
-          <w:rFonts w:cs="Times New Roman"/>
-        </w:rPr>
-      </w:pPr>
-      <w:r>
-        <w:rPr>
-          <w:rFonts w:cs="Times New Roman"/>
-        </w:rPr>
-        <w:t>Dietvorst, B. J., Simmons, J. P., &amp; Massey, C. (2015). Algorithm aversion: People erroneously avoid algorithms after seeing them err. Journal of Experimental Psychology: General, 144(1), 114–126. https://doi.org/10.1037/xge0000033</w:t>
+        <w:t xml:space="preserve">Freddie Mac. (2024, May 13). 2024 cost to originate study. </w:t>
+      </w:r>
+      <w:r>
+        <w:rPr>
+          <w:rFonts w:cs="Times New Roman"/>
+        </w:rPr>
+        <w:t>https://sf.freddiemac.com/articles/insights/2024-cost-to-originate-study</w:t>
       </w:r>
     </w:p>
     <w:p>
@@ -21167,7 +21449,7 @@
         <w:rPr>
           <w:rFonts w:cs="Times New Roman"/>
         </w:rPr>
-        <w:t>ElevenLabs. (2026, February 9). Better leverages ElevenAgents to build Betsy and make AI-assisted loans accessible [Case study]. ElevenLabs Blog. https://elevenlabs.io/blog/better</w:t>
+        <w:t>Goodhue, D. L., &amp; Thompson, R. L. (1995). Task-technology fit and individual performance. MIS Quarterly, 19(2), 213–236. https://doi.org/10.2307/249689</w:t>
       </w:r>
     </w:p>
     <w:p>
@@ -21181,7 +21463,7 @@
         <w:rPr>
           <w:rFonts w:cs="Times New Roman"/>
         </w:rPr>
-        <w:t>Fannie Mae. (n.d.). Selling guide. Retrieved 26 April 2026, from https://singlefamily.fanniemae.com/external-resource/selling-guide</w:t>
+        <w:t>Grootendorst, M. (2022). BERTopic: Neural topic modeling with a class-based TF-IDF procedure. arXiv. https://doi.org/10.48550/arXiv.2203.05794</w:t>
       </w:r>
     </w:p>
     <w:p>
@@ -21195,7 +21477,7 @@
         <w:rPr>
           <w:rFonts w:cs="Times New Roman"/>
         </w:rPr>
-        <w:t>Federal Reserve Bank of New York. (2023, May 15). The great pandemic mortgage refinance boom. Liberty Street Economics. https://libertystreeteconomics.newyorkfed.org/2023/05/the-great-pandemic-mortgage-refinance-boom/</w:t>
+        <w:t>Hentzen, J. K., Hoffmann, A., Dolan, R., &amp; Pala, E. (2022). Artificial intelligence in customer-facing financial services: A systematic literature review and agenda for future research. International Journal of Bank Marketing, 40(6), 1299–1336. https://doi.org/10.1108/IJBM-09-2021-0417</w:t>
       </w:r>
     </w:p>
     <w:p>
@@ -21209,8 +21491,36 @@
         <w:rPr>
           <w:rFonts w:cs="Times New Roman"/>
         </w:rPr>
+        <w:t>Heskett, J. L., Jones, T. O., Loveman, G. W., Sasser, W. E., Jr., &amp; Schlesinger, L. A. (1994). Putting the service-profit chain to work. Harvard Business Review, 72(2), 164–170. https://hbr.org/1994/03/putting-the-service-profit-chain-to-work-2</w:t>
+      </w:r>
+    </w:p>
+    <w:p>
+      <w:pPr>
+        <w:spacing w:after="120"/>
+        <w:rPr>
+          <w:rFonts w:cs="Times New Roman"/>
+        </w:rPr>
+      </w:pPr>
+      <w:r>
+        <w:rPr>
+          <w:rFonts w:cs="Times New Roman"/>
+        </w:rPr>
+        <w:t>Hevner, A. R., March, S. T., Park, J., &amp; Ram, S. (2004). Design science in information systems research. MIS Quarterly, 28(1), 75–105. https://doi.org/10.2307/25148625</w:t>
+      </w:r>
+    </w:p>
+    <w:p>
+      <w:pPr>
+        <w:spacing w:after="120"/>
+        <w:rPr>
+          <w:rFonts w:cs="Times New Roman"/>
+        </w:rPr>
+      </w:pPr>
+      <w:r>
+        <w:rPr>
+          <w:rFonts w:cs="Times New Roman"/>
+        </w:rPr>
         <w:lastRenderedPageBreak/>
-        <w:t>Filieri, R. (2015). Why do travelers trust TripAdvisor? Antecedents of trust towards consumer-generated media and its influence on recommendation adoption and word of mouth. Tourism Management, 51, 174–185. https://doi.org/10.1016/j.tourman.2015.05.007</w:t>
+        <w:t>Huang, M.-H., &amp; Rust, R. T. (2018). Artificial intelligence in service. Journal of Service Research, 21(2), 155–172. https://doi.org/10.1177/1094670517752459</w:t>
       </w:r>
     </w:p>
     <w:p>
@@ -21224,7 +21534,353 @@
         <w:rPr>
           <w:rFonts w:cs="Times New Roman"/>
         </w:rPr>
-        <w:t>Fotheringham, D., &amp; Wiles, M. A. (202</w:t>
+        <w:t xml:space="preserve">Hutto, C. J., &amp; Gilbert, E. (2014). VADER: A parsimonious rule-based model for sentiment analysis of social media text. Proceedings of the International AAAI Conference on Web and </w:t>
+      </w:r>
+      <w:proofErr w:type="gramStart"/>
+      <w:r>
+        <w:rPr>
+          <w:rFonts w:cs="Times New Roman"/>
+        </w:rPr>
+        <w:t>Social Media</w:t>
+      </w:r>
+      <w:proofErr w:type="gramEnd"/>
+      <w:r>
+        <w:rPr>
+          <w:rFonts w:cs="Times New Roman"/>
+        </w:rPr>
+        <w:t>, 8(1), 216–225. https://doi.org/10.1609/icwsm.v8i1.14550</w:t>
+      </w:r>
+    </w:p>
+    <w:p>
+      <w:pPr>
+        <w:spacing w:after="120"/>
+        <w:rPr>
+          <w:rFonts w:cs="Times New Roman"/>
+        </w:rPr>
+      </w:pPr>
+      <w:r>
+        <w:rPr>
+          <w:rFonts w:cs="Times New Roman"/>
+        </w:rPr>
+        <w:t>Jang, M., Jung, Y., &amp; Kim, S. (2021). Investigating managers' understanding of chatbots in the Korean financial industry. Computers in Human Behavior, 120, Article 106747. https://doi.org/10.1016/j.chb.2021.106747</w:t>
+      </w:r>
+    </w:p>
+    <w:p>
+      <w:pPr>
+        <w:spacing w:after="120"/>
+        <w:rPr>
+          <w:rFonts w:cs="Times New Roman"/>
+        </w:rPr>
+      </w:pPr>
+      <w:r>
+        <w:rPr>
+          <w:rFonts w:cs="Times New Roman"/>
+        </w:rPr>
+        <w:t>Liu, Z., Zhang, K., &amp; Zhang, H. (2024). A new era of financial services: How AI enhances investment efficiency. International Studies of Economics, 19, 578–588. https://doi.org/10.1002/ise3.91</w:t>
+      </w:r>
+    </w:p>
+    <w:p>
+      <w:pPr>
+        <w:spacing w:after="120"/>
+        <w:rPr>
+          <w:rFonts w:cs="Times New Roman"/>
+        </w:rPr>
+      </w:pPr>
+      <w:r>
+        <w:rPr>
+          <w:rFonts w:cs="Times New Roman"/>
+        </w:rPr>
+        <w:t>Luca, M. (2016). Reviews, reputation, and revenue: The case of Yelp.com (Harvard Business School Working Paper No. 12-016). Harvard Business School. https://www.hbs.edu/faculty/Pages/item.aspx?num=41233</w:t>
+      </w:r>
+    </w:p>
+    <w:p>
+      <w:pPr>
+        <w:spacing w:after="120"/>
+        <w:rPr>
+          <w:rFonts w:cs="Times New Roman"/>
+        </w:rPr>
+      </w:pPr>
+      <w:r>
+        <w:rPr>
+          <w:rFonts w:cs="Times New Roman"/>
+        </w:rPr>
+        <w:t>Maslych, M., Katebi, M., Lee, C., Hmaiti, Y., Ghasemaghaei, A., Pumarada, C., Palmer, J., Martinez, E. S., Emporio, M., Snipes, W., McMahan, R. P., &amp; LaViola, J. J. (2025). Mitigating response delays in free-form conversations with LLM-powered intelligent virtual agents. arXiv. https://arxiv.org/abs/2504.08507</w:t>
+      </w:r>
+    </w:p>
+    <w:p>
+      <w:pPr>
+        <w:spacing w:after="120"/>
+        <w:rPr>
+          <w:rFonts w:cs="Times New Roman"/>
+        </w:rPr>
+      </w:pPr>
+      <w:r>
+        <w:rPr>
+          <w:rFonts w:cs="Times New Roman"/>
+        </w:rPr>
+        <w:t>Mogaji, E., &amp; Nguyen, N. P. (2022). Managers' understanding of artificial intelligence in relation to marketing financial services: Insights from a cross-country study. International Journal of Bank Marketing, 40(6), 1272–1298. https://doi.org/10.1108/IJBM-09-2021-0440</w:t>
+      </w:r>
+    </w:p>
+    <w:p>
+      <w:pPr>
+        <w:spacing w:after="120"/>
+        <w:rPr>
+          <w:rFonts w:cs="Times New Roman"/>
+        </w:rPr>
+      </w:pPr>
+      <w:r>
+        <w:rPr>
+          <w:rFonts w:cs="Times New Roman"/>
+        </w:rPr>
+        <w:t xml:space="preserve">Mortgage Bankers Association. (2024a). Quarterly mortgage </w:t>
+      </w:r>
+      <w:proofErr w:type="gramStart"/>
+      <w:r>
+        <w:rPr>
+          <w:rFonts w:cs="Times New Roman"/>
+        </w:rPr>
+        <w:t>bankers</w:t>
+      </w:r>
+      <w:proofErr w:type="gramEnd"/>
+      <w:r>
+        <w:rPr>
+          <w:rFonts w:cs="Times New Roman"/>
+        </w:rPr>
+        <w:t xml:space="preserve"> performance report: Full year 2024. MBA Publications. https://www.mba.org/news-and-research/research-and-economics/single-family-research/quarterly-mortgage-bankers-performance-report</w:t>
+      </w:r>
+    </w:p>
+    <w:p>
+      <w:pPr>
+        <w:spacing w:after="120"/>
+        <w:rPr>
+          <w:rFonts w:cs="Times New Roman"/>
+        </w:rPr>
+      </w:pPr>
+      <w:r>
+        <w:rPr>
+          <w:rFonts w:cs="Times New Roman"/>
+        </w:rPr>
+        <w:t>Mortgage Bankers Association. (2024b, November 14). IMB production profits increase in third quarter of 2024 [Press release]. https://www.mba.org/news-and-research/newsroom/news/2024/11/14/imb-production-profits-increase-in-third-quarter-of-2024</w:t>
+      </w:r>
+    </w:p>
+    <w:p>
+      <w:pPr>
+        <w:spacing w:after="120"/>
+        <w:rPr>
+          <w:rFonts w:cs="Times New Roman"/>
+        </w:rPr>
+      </w:pPr>
+      <w:r>
+        <w:rPr>
+          <w:rFonts w:cs="Times New Roman"/>
+        </w:rPr>
+        <w:t>Nunes, F. F. (2024, October 17). Better launches voice-based AI loan assistant. HousingWire. https://www.housingwire.com/articles/better-launches-voice-based-ai-loan-assistant/</w:t>
+      </w:r>
+    </w:p>
+    <w:p>
+      <w:pPr>
+        <w:spacing w:after="120"/>
+        <w:rPr>
+          <w:rFonts w:cs="Times New Roman"/>
+        </w:rPr>
+      </w:pPr>
+      <w:r>
+        <w:rPr>
+          <w:rFonts w:cs="Times New Roman"/>
+        </w:rPr>
+        <w:lastRenderedPageBreak/>
+        <w:t>Nussbaum, C., Frühholz, S., &amp; Schweinberger, S. R. (2025). Understanding voice naturalness. Trends in Cognitive Sciences, 29(5), 467–480. https://doi.org/10.1016/j.tics.2025.01.010</w:t>
+      </w:r>
+    </w:p>
+    <w:p>
+      <w:pPr>
+        <w:spacing w:after="120"/>
+        <w:rPr>
+          <w:rFonts w:cs="Times New Roman"/>
+        </w:rPr>
+      </w:pPr>
+      <w:r>
+        <w:rPr>
+          <w:rFonts w:cs="Times New Roman"/>
+        </w:rPr>
+        <w:t xml:space="preserve">Primack, D. (2021, December 8). Better.com delays close of $7.7B reverse merger after mass layoffs. Axios. </w:t>
+      </w:r>
+      <w:r>
+        <w:rPr>
+          <w:rFonts w:cs="Times New Roman"/>
+        </w:rPr>
+        <w:t>https://www.axios.com/2021/12/08/better-home-mortgage-delays-reverse-merger-layoffs</w:t>
+      </w:r>
+    </w:p>
+    <w:p>
+      <w:pPr>
+        <w:spacing w:after="120"/>
+        <w:rPr>
+          <w:rFonts w:cs="Times New Roman"/>
+        </w:rPr>
+      </w:pPr>
+      <w:r>
+        <w:rPr>
+          <w:rFonts w:cs="Times New Roman"/>
+        </w:rPr>
+        <w:t>Rocket Companies, Inc. (2021). Form 10-K: Annual report for the fiscal year ended December 31, 2020. U.S. Securities and Exchange Commission. https://www.sec.gov/Archives/edgar/data/1805284/000180528421000007/rkt-20201231.htm</w:t>
+      </w:r>
+    </w:p>
+    <w:p>
+      <w:pPr>
+        <w:spacing w:after="120"/>
+        <w:rPr>
+          <w:rFonts w:cs="Times New Roman"/>
+        </w:rPr>
+      </w:pPr>
+      <w:r>
+        <w:rPr>
+          <w:rFonts w:cs="Times New Roman"/>
+        </w:rPr>
+        <w:t>Rocket Companies, Inc. (2022). Form 10-K: Annual report for the fiscal year ended December 31, 2021. U.S. Securities and Exchange Commission. https://www.sec.gov/Archives/edgar/data/1805284/000180528422000018/rkt-20211231.htm</w:t>
+      </w:r>
+    </w:p>
+    <w:p>
+      <w:pPr>
+        <w:spacing w:after="120"/>
+        <w:rPr>
+          <w:rFonts w:cs="Times New Roman"/>
+        </w:rPr>
+      </w:pPr>
+      <w:r>
+        <w:rPr>
+          <w:rFonts w:cs="Times New Roman"/>
+        </w:rPr>
+        <w:t>Rocket Companies, Inc. (2023). Form 10-K: Annual report for the fiscal year ended December 31, 2022. U.S. Securities and Exchange Commission. https://www.sec.gov/Archives/edgar/data/1805284/000180528423000019/rkt-20221231.htm</w:t>
+      </w:r>
+    </w:p>
+    <w:p>
+      <w:pPr>
+        <w:spacing w:after="120"/>
+        <w:rPr>
+          <w:rFonts w:cs="Times New Roman"/>
+        </w:rPr>
+      </w:pPr>
+      <w:r>
+        <w:rPr>
+          <w:rFonts w:cs="Times New Roman"/>
+        </w:rPr>
+        <w:t xml:space="preserve">Rocket Companies, Inc. (2024). Form 10-K: Annual report for the fiscal year ended December 31, 2023. U.S. Securities and Exchange Commission. </w:t>
+      </w:r>
+      <w:r>
+        <w:rPr>
+          <w:rFonts w:cs="Times New Roman"/>
+        </w:rPr>
+        <w:t>https://www.sec.gov/Archives/edgar/data/1805284/000180528424000009/rkt-20231231.htm</w:t>
+      </w:r>
+    </w:p>
+    <w:p>
+      <w:pPr>
+        <w:spacing w:after="120"/>
+        <w:rPr>
+          <w:rFonts w:cs="Times New Roman"/>
+        </w:rPr>
+      </w:pPr>
+      <w:r>
+        <w:rPr>
+          <w:rFonts w:cs="Times New Roman"/>
+        </w:rPr>
+        <w:t xml:space="preserve">Rocket Companies, Inc. (2025). Form 10-K: Annual report for the fiscal year ended December 31, 2024. U.S. Securities and Exchange Commission. </w:t>
+      </w:r>
+      <w:r>
+        <w:rPr>
+          <w:rFonts w:cs="Times New Roman"/>
+        </w:rPr>
+        <w:t>https://www.sec.gov/Archives/edgar/data/1805284/000180528425000010/rkt-20241231.htm</w:t>
+      </w:r>
+    </w:p>
+    <w:p>
+      <w:pPr>
+        <w:spacing w:after="120"/>
+        <w:rPr>
+          <w:rFonts w:cs="Times New Roman"/>
+        </w:rPr>
+      </w:pPr>
+      <w:r>
+        <w:rPr>
+          <w:rFonts w:cs="Times New Roman"/>
+        </w:rPr>
+        <w:t>R</w:t>
+      </w:r>
+      <w:r>
+        <w:rPr>
+          <w:rFonts w:cs="Times New Roman"/>
+        </w:rPr>
+        <w:t>ocket Companies, Inc. (2026). Form 10-K: Annual report for the fiscal year ended December 31, 2025. U.S. Securities and Exchange Commission. https://www.sec.gov/Archives/edgar/data/1805284/000162828026013283/rkt-20251231.htm</w:t>
+      </w:r>
+    </w:p>
+    <w:p>
+      <w:pPr>
+        <w:spacing w:after="120"/>
+        <w:rPr>
+          <w:rFonts w:cs="Times New Roman"/>
+        </w:rPr>
+      </w:pPr>
+      <w:r>
+        <w:rPr>
+          <w:rFonts w:cs="Times New Roman"/>
+        </w:rPr>
+        <w:t>Wang, L., Huang, N., Hong, Y., Liu, L., Guo, X., &amp; Chen, G. (2023). Voice-based AI in call center customer service: A natural field experiment. Production and Operations Management, 32(4), 1002–1018. https://doi.org/10.1111/poms.13953</w:t>
+      </w:r>
+    </w:p>
+    <w:p>
+      <w:pPr>
+        <w:spacing w:after="120"/>
+        <w:rPr>
+          <w:rFonts w:cs="Times New Roman"/>
+        </w:rPr>
+      </w:pPr>
+      <w:r>
+        <w:rPr>
+          <w:rFonts w:cs="Times New Roman"/>
+        </w:rPr>
+        <w:t>Xu, Y., Shieh, C.-H., van Esch, P., &amp; Ling, I.-L. (2020). AI customer service: Task complexity, problem-solving ability, and usage intention. Australasian Marketing Journal, 28(4), 189–199. https://doi.org/10.1016/j.ausmj.2020.03.005</w:t>
+      </w:r>
+    </w:p>
+    <w:p>
+      <w:pPr>
+        <w:spacing w:after="120"/>
+        <w:rPr>
+          <w:rFonts w:cs="Times New Roman"/>
+        </w:rPr>
+      </w:pPr>
+      <w:r>
+        <w:rPr>
+          <w:rFonts w:cs="Times New Roman"/>
+        </w:rPr>
+        <w:lastRenderedPageBreak/>
+        <w:t>Yin, R. K. (2018). Case study research and applications: Design and methods (6th ed.). SAGE Publications.</w:t>
+      </w:r>
+    </w:p>
+    <w:p>
+      <w:pPr>
+        <w:spacing w:after="120"/>
+        <w:rPr>
+          <w:rFonts w:cs="Times New Roman"/>
+        </w:rPr>
+      </w:pPr>
+      <w:r>
+        <w:rPr>
+          <w:rFonts w:cs="Times New Roman"/>
+        </w:rPr>
+        <w:t xml:space="preserve">Zhang, Z., Li, B., &amp; Liu, L. (2023). The impact of AI-based conversational agent on the firms' operational performance. Applied Artificial Intelligence, 37(1), Article 2246715. </w:t>
+      </w:r>
+      <w:r>
+        <w:rPr>
+          <w:rFonts w:cs="Times New Roman"/>
+        </w:rPr>
+        <w:t>https://doi.org/10.1080/08839514.2022.21575</w:t>
+      </w:r>
+      <w:r>
+        <w:rPr>
+          <w:rFonts w:cs="Times New Roman"/>
+        </w:rPr>
+        <w:t>9</w:t>
       </w:r>
       <w:r>
         <w:rPr>
@@ -21232,425 +21888,6 @@
         </w:rPr>
         <w:t>2</w:t>
       </w:r>
-      <w:r>
-        <w:rPr>
-          <w:rFonts w:cs="Times New Roman"/>
-        </w:rPr>
-        <w:t xml:space="preserve">). The effect of implementing chatbot customer service on stock returns. Journal of the Academy of Marketing Science, 51, 802–822. </w:t>
-      </w:r>
-      <w:r>
-        <w:rPr>
-          <w:rFonts w:cs="Times New Roman"/>
-        </w:rPr>
-        <w:t>https://link.springer.com/article/10.1007/s11747-022-00841-2</w:t>
-      </w:r>
-    </w:p>
-    <w:p>
-      <w:pPr>
-        <w:spacing w:after="120"/>
-        <w:rPr>
-          <w:rFonts w:cs="Times New Roman"/>
-        </w:rPr>
-      </w:pPr>
-      <w:r>
-        <w:rPr>
-          <w:rFonts w:cs="Times New Roman"/>
-        </w:rPr>
-        <w:t xml:space="preserve">Freddie Mac. (2021, March 5). Refinance trends in 2020 [Research note]. </w:t>
-      </w:r>
-      <w:r>
-        <w:rPr>
-          <w:rFonts w:cs="Times New Roman"/>
-        </w:rPr>
-        <w:t>https://www.freddiemac.com/research/insight/20210305-refinance-trends</w:t>
-      </w:r>
-    </w:p>
-    <w:p>
-      <w:pPr>
-        <w:spacing w:after="120"/>
-        <w:rPr>
-          <w:rFonts w:cs="Times New Roman"/>
-        </w:rPr>
-      </w:pPr>
-      <w:r>
-        <w:rPr>
-          <w:rFonts w:cs="Times New Roman"/>
-        </w:rPr>
-        <w:t xml:space="preserve">Freddie Mac. (2024, May 13). 2024 cost to originate study. </w:t>
-      </w:r>
-      <w:r>
-        <w:rPr>
-          <w:rFonts w:cs="Times New Roman"/>
-        </w:rPr>
-        <w:t>https://sf.freddiemac.com/articles/insights/2024-cost-to-originate-study</w:t>
-      </w:r>
-    </w:p>
-    <w:p>
-      <w:pPr>
-        <w:spacing w:after="120"/>
-        <w:rPr>
-          <w:rFonts w:cs="Times New Roman"/>
-        </w:rPr>
-      </w:pPr>
-      <w:r>
-        <w:rPr>
-          <w:rFonts w:cs="Times New Roman"/>
-        </w:rPr>
-        <w:t>Goodhue, D. L., &amp; Thompson, R. L. (1995). Task-technology fit and individual performance. MIS Quarterly, 19(2), 213–236. https://doi.org/10.2307/249689</w:t>
-      </w:r>
-    </w:p>
-    <w:p>
-      <w:pPr>
-        <w:spacing w:after="120"/>
-        <w:rPr>
-          <w:rFonts w:cs="Times New Roman"/>
-        </w:rPr>
-      </w:pPr>
-      <w:r>
-        <w:rPr>
-          <w:rFonts w:cs="Times New Roman"/>
-        </w:rPr>
-        <w:t>Grootendorst, M. (2022). BERTopic: Neural topic modeling with a class-based TF-IDF procedure. arXiv. https://doi.org/10.48550/arXiv.2203.05794</w:t>
-      </w:r>
-    </w:p>
-    <w:p>
-      <w:pPr>
-        <w:spacing w:after="120"/>
-        <w:rPr>
-          <w:rFonts w:cs="Times New Roman"/>
-        </w:rPr>
-      </w:pPr>
-      <w:r>
-        <w:rPr>
-          <w:rFonts w:cs="Times New Roman"/>
-        </w:rPr>
-        <w:t>Hentzen, J. K., Hoffmann, A., Dolan, R., &amp; Pala, E. (2022). Artificial intelligence in customer-facing financial services: A systematic literature review and agenda for future research. International Journal of Bank Marketing, 40(6), 1299–1336. https://doi.org/10.1108/IJBM-09-2021-0417</w:t>
-      </w:r>
-    </w:p>
-    <w:p>
-      <w:pPr>
-        <w:spacing w:after="120"/>
-        <w:rPr>
-          <w:rFonts w:cs="Times New Roman"/>
-        </w:rPr>
-      </w:pPr>
-      <w:r>
-        <w:rPr>
-          <w:rFonts w:cs="Times New Roman"/>
-        </w:rPr>
-        <w:t>Heskett, J. L., Jones, T. O., Loveman, G. W., Sasser, W. E., Jr., &amp; Schlesinger, L. A. (1994). Putting the service-profit chain to work. Harvard Business Review, 72(2), 164–170. https://hbr.org/1994/03/putting-the-service-profit-chain-to-work-2</w:t>
-      </w:r>
-    </w:p>
-    <w:p>
-      <w:pPr>
-        <w:spacing w:after="120"/>
-        <w:rPr>
-          <w:rFonts w:cs="Times New Roman"/>
-        </w:rPr>
-      </w:pPr>
-      <w:r>
-        <w:rPr>
-          <w:rFonts w:cs="Times New Roman"/>
-        </w:rPr>
-        <w:t>Hevner, A. R., March, S. T., Park, J., &amp; Ram, S. (2004). Design science in information systems research. MIS Quarterly, 28(1), 75–105. https://doi.org/10.2307/25148625</w:t>
-      </w:r>
-    </w:p>
-    <w:p>
-      <w:pPr>
-        <w:spacing w:after="120"/>
-        <w:rPr>
-          <w:rFonts w:cs="Times New Roman"/>
-        </w:rPr>
-      </w:pPr>
-      <w:r>
-        <w:rPr>
-          <w:rFonts w:cs="Times New Roman"/>
-        </w:rPr>
-        <w:t>Huang, M.-H., &amp; Rust, R. T. (2018). Artificial intelligence in service. Journal of Service Research, 21(2), 155–172. https://doi.org/10.1177/1094670517752459</w:t>
-      </w:r>
-    </w:p>
-    <w:p>
-      <w:pPr>
-        <w:spacing w:after="120"/>
-        <w:rPr>
-          <w:rFonts w:cs="Times New Roman"/>
-        </w:rPr>
-      </w:pPr>
-      <w:r>
-        <w:rPr>
-          <w:rFonts w:cs="Times New Roman"/>
-        </w:rPr>
-        <w:t xml:space="preserve">Hutto, C. J., &amp; Gilbert, E. (2014). VADER: A parsimonious rule-based model for sentiment analysis of social media text. Proceedings of the International AAAI Conference on Web and </w:t>
-      </w:r>
-      <w:proofErr w:type="gramStart"/>
-      <w:r>
-        <w:rPr>
-          <w:rFonts w:cs="Times New Roman"/>
-        </w:rPr>
-        <w:t>Social Media</w:t>
-      </w:r>
-      <w:proofErr w:type="gramEnd"/>
-      <w:r>
-        <w:rPr>
-          <w:rFonts w:cs="Times New Roman"/>
-        </w:rPr>
-        <w:t>, 8(1), 216–225. https://doi.org/10.1609/icwsm.v8i1.14550</w:t>
-      </w:r>
-    </w:p>
-    <w:p>
-      <w:pPr>
-        <w:spacing w:after="120"/>
-        <w:rPr>
-          <w:rFonts w:cs="Times New Roman"/>
-        </w:rPr>
-      </w:pPr>
-      <w:r>
-        <w:rPr>
-          <w:rFonts w:cs="Times New Roman"/>
-        </w:rPr>
-        <w:lastRenderedPageBreak/>
-        <w:t>Jang, M., Jung, Y., &amp; Kim, S. (2021). Investigating managers' understanding of chatbots in the Korean financial industry. Computers in Human Behavior, 120, Article 106747. https://doi.org/10.1016/j.chb.2021.106747</w:t>
-      </w:r>
-    </w:p>
-    <w:p>
-      <w:pPr>
-        <w:spacing w:after="120"/>
-        <w:rPr>
-          <w:rFonts w:cs="Times New Roman"/>
-        </w:rPr>
-      </w:pPr>
-      <w:r>
-        <w:rPr>
-          <w:rFonts w:cs="Times New Roman"/>
-        </w:rPr>
-        <w:t>Liu, Z., Zhang, K., &amp; Zhang, H. (2024). A new era of financial services: How AI enhances investment efficiency. International Studies of Economics, 19, 578–588. https://doi.org/10.1002/ise3.91</w:t>
-      </w:r>
-    </w:p>
-    <w:p>
-      <w:pPr>
-        <w:spacing w:after="120"/>
-        <w:rPr>
-          <w:rFonts w:cs="Times New Roman"/>
-        </w:rPr>
-      </w:pPr>
-      <w:r>
-        <w:rPr>
-          <w:rFonts w:cs="Times New Roman"/>
-        </w:rPr>
-        <w:t>Luca, M. (2016). Reviews, reputation, and revenue: The case of Yelp.com (Harvard Business School Working Paper No. 12-016). Harvard Business School. https://www.hbs.edu/faculty/Pages/item.aspx?num=41233</w:t>
-      </w:r>
-    </w:p>
-    <w:p>
-      <w:pPr>
-        <w:spacing w:after="120"/>
-        <w:rPr>
-          <w:rFonts w:cs="Times New Roman"/>
-        </w:rPr>
-      </w:pPr>
-      <w:r>
-        <w:rPr>
-          <w:rFonts w:cs="Times New Roman"/>
-        </w:rPr>
-        <w:t>Maslych, M., Katebi, M., Lee, C., Hmaiti, Y., Ghasemaghaei, A., Pumarada, C., Palmer, J., Martinez, E. S., Emporio, M., Snipes, W., McMahan, R. P., &amp; LaViola, J. J. (2025). Mitigating response delays in free-form conversations with LLM-powered intelligent virtual agents. arXiv. https://arxiv.org/abs/2504.08507</w:t>
-      </w:r>
-    </w:p>
-    <w:p>
-      <w:pPr>
-        <w:spacing w:after="120"/>
-        <w:rPr>
-          <w:rFonts w:cs="Times New Roman"/>
-        </w:rPr>
-      </w:pPr>
-      <w:r>
-        <w:rPr>
-          <w:rFonts w:cs="Times New Roman"/>
-        </w:rPr>
-        <w:t>Mogaji, E., &amp; Nguyen, N. P. (2022). Managers' understanding of artificial intelligence in relation to marketing financial services: Insights from a cross-country study. International Journal of Bank Marketing, 40(6), 1272–1298. https://doi.org/10.1108/IJBM-09-2021-0440</w:t>
-      </w:r>
-    </w:p>
-    <w:p>
-      <w:pPr>
-        <w:spacing w:after="120"/>
-        <w:rPr>
-          <w:rFonts w:cs="Times New Roman"/>
-        </w:rPr>
-      </w:pPr>
-      <w:r>
-        <w:rPr>
-          <w:rFonts w:cs="Times New Roman"/>
-        </w:rPr>
-        <w:t xml:space="preserve">Mortgage Bankers Association. (2024a). Quarterly mortgage </w:t>
-      </w:r>
-      <w:proofErr w:type="gramStart"/>
-      <w:r>
-        <w:rPr>
-          <w:rFonts w:cs="Times New Roman"/>
-        </w:rPr>
-        <w:t>bankers</w:t>
-      </w:r>
-      <w:proofErr w:type="gramEnd"/>
-      <w:r>
-        <w:rPr>
-          <w:rFonts w:cs="Times New Roman"/>
-        </w:rPr>
-        <w:t xml:space="preserve"> performance report: Full year 2024. MBA Publications. https://www.mba.org/news-and-research/research-and-economics/single-family-research/quarterly-mortgage-bankers-performance-report</w:t>
-      </w:r>
-    </w:p>
-    <w:p>
-      <w:pPr>
-        <w:spacing w:after="120"/>
-        <w:rPr>
-          <w:rFonts w:cs="Times New Roman"/>
-        </w:rPr>
-      </w:pPr>
-      <w:r>
-        <w:rPr>
-          <w:rFonts w:cs="Times New Roman"/>
-        </w:rPr>
-        <w:t>Mortgage Bankers Association. (2024b, November 14). IMB production profits increase in third quarter of 2024 [Press release]. https://www.mba.org/news-and-research/newsroom/news/2024/11/14/imb-production-profits-increase-in-third-quarter-of-2024</w:t>
-      </w:r>
-    </w:p>
-    <w:p>
-      <w:pPr>
-        <w:spacing w:after="120"/>
-        <w:rPr>
-          <w:rFonts w:cs="Times New Roman"/>
-        </w:rPr>
-      </w:pPr>
-      <w:r>
-        <w:rPr>
-          <w:rFonts w:cs="Times New Roman"/>
-        </w:rPr>
-        <w:t>Nunes, F. F. (2024, October 17). Better launches voice-based AI loan assistant. HousingWire. https://www.housingwire.com/articles/better-launches-voice-based-ai-loan-assistant/</w:t>
-      </w:r>
-    </w:p>
-    <w:p>
-      <w:pPr>
-        <w:spacing w:after="120"/>
-        <w:rPr>
-          <w:rFonts w:cs="Times New Roman"/>
-        </w:rPr>
-      </w:pPr>
-      <w:r>
-        <w:rPr>
-          <w:rFonts w:cs="Times New Roman"/>
-        </w:rPr>
-        <w:t>Nussbaum, C., Frühholz, S., &amp; Schweinberger, S. R. (2025). Understanding voice naturalness. Trends in Cognitive Sciences, 29(5), 467–480. https://doi.org/10.1016/j.tics.2025.01.010</w:t>
-      </w:r>
-    </w:p>
-    <w:p>
-      <w:pPr>
-        <w:spacing w:after="120"/>
-        <w:rPr>
-          <w:rFonts w:cs="Times New Roman"/>
-        </w:rPr>
-      </w:pPr>
-      <w:r>
-        <w:rPr>
-          <w:rFonts w:cs="Times New Roman"/>
-        </w:rPr>
-        <w:t xml:space="preserve">Primack, D. (2021, December 8). Better.com delays close of $7.7B reverse merger after mass layoffs. Axios. </w:t>
-      </w:r>
-      <w:r>
-        <w:rPr>
-          <w:rFonts w:cs="Times New Roman"/>
-        </w:rPr>
-        <w:t>https://www.axios.com/2021/12/08/better-home-mortgage-delays-reverse-merger-layoffs</w:t>
-      </w:r>
-    </w:p>
-    <w:p>
-      <w:pPr>
-        <w:spacing w:after="120"/>
-        <w:rPr>
-          <w:rFonts w:cs="Times New Roman"/>
-        </w:rPr>
-      </w:pPr>
-      <w:r>
-        <w:rPr>
-          <w:rFonts w:cs="Times New Roman"/>
-        </w:rPr>
-        <w:lastRenderedPageBreak/>
-        <w:t>Rocket Companies, Inc. (2024). Form 10-K: Annual report for the fiscal year ended December 31, 2023. U.S. Securities and Exchange Commission. https://www.sec.gov/cgi-bin/browse-edgar?action=getcompany&amp;CIK=0001805284&amp;type=10-K&amp;dateb=&amp;owner=include&amp;count=10</w:t>
-      </w:r>
-    </w:p>
-    <w:p>
-      <w:pPr>
-        <w:spacing w:after="120"/>
-        <w:rPr>
-          <w:rFonts w:cs="Times New Roman"/>
-        </w:rPr>
-      </w:pPr>
-      <w:r>
-        <w:rPr>
-          <w:rFonts w:cs="Times New Roman"/>
-        </w:rPr>
-        <w:t>Rocket Companies, Inc. (2025). Form 10-K: Annual report for the fiscal year ended December 31, 2024. U.S. Securities and Exchange Commission. https://www.sec.gov/cgi-bin/browse-edgar?action=getcompany&amp;CIK=0001805284&amp;type=10-K&amp;dateb=&amp;owner=include&amp;count=10</w:t>
-      </w:r>
-    </w:p>
-    <w:p>
-      <w:pPr>
-        <w:spacing w:after="120"/>
-        <w:rPr>
-          <w:rFonts w:cs="Times New Roman"/>
-        </w:rPr>
-      </w:pPr>
-      <w:r>
-        <w:rPr>
-          <w:rFonts w:cs="Times New Roman"/>
-        </w:rPr>
-        <w:t>Wang, L., Huang, N., Hong, Y., Liu, L., Guo, X., &amp; Chen, G. (2023). Voice-based AI in call center customer service: A natural field experiment. Production and Operations Management, 32(4), 1002–1018. https://doi.org/10.1111/poms.13953</w:t>
-      </w:r>
-    </w:p>
-    <w:p>
-      <w:pPr>
-        <w:spacing w:after="120"/>
-        <w:rPr>
-          <w:rFonts w:cs="Times New Roman"/>
-        </w:rPr>
-      </w:pPr>
-      <w:r>
-        <w:rPr>
-          <w:rFonts w:cs="Times New Roman"/>
-        </w:rPr>
-        <w:t>Xu, Y., Shieh, C.-H., van Esch, P., &amp; Ling, I.-L. (2020). AI customer service: Task complexity, problem-solving ability, and usage intention. Australasian Marketing Journal, 28(4), 189–199. https://doi.org/10.1016/j.ausmj.2020.03.005</w:t>
-      </w:r>
-    </w:p>
-    <w:p>
-      <w:pPr>
-        <w:spacing w:after="120"/>
-        <w:rPr>
-          <w:rFonts w:cs="Times New Roman"/>
-        </w:rPr>
-      </w:pPr>
-      <w:r>
-        <w:rPr>
-          <w:rFonts w:cs="Times New Roman"/>
-        </w:rPr>
-        <w:t>Yin, R. K. (2018). Case study research and applications: Design and methods (6th ed.). SAGE Publications.</w:t>
-      </w:r>
-    </w:p>
-    <w:p>
-      <w:pPr>
-        <w:spacing w:after="120"/>
-        <w:rPr>
-          <w:rFonts w:cs="Times New Roman"/>
-        </w:rPr>
-      </w:pPr>
-      <w:r>
-        <w:rPr>
-          <w:rFonts w:cs="Times New Roman"/>
-        </w:rPr>
-        <w:t xml:space="preserve">Zhang, Z., Li, B., &amp; Liu, L. (2023). The impact of AI-based conversational agent on the firms' operational performance. Applied Artificial Intelligence, 37(1), Article 2246715. </w:t>
-      </w:r>
-      <w:hyperlink r:id="rId15" w:history="1">
-        <w:r>
-          <w:rPr>
-            <w:rStyle w:val="Hyperlink"/>
-            <w:rFonts w:cs="Times New Roman"/>
-          </w:rPr>
-          <w:t>https://doi.org/10.1080/08839514.2022.2157592</w:t>
-        </w:r>
-      </w:hyperlink>
     </w:p>
     <w:p>
       <w:pPr>
@@ -21660,7 +21897,7 @@
           <w:rFonts w:cs="Times New Roman"/>
         </w:rPr>
       </w:pPr>
-      <w:bookmarkStart w:id="114" w:name="_Toc229682755"/>
+      <w:bookmarkStart w:id="114" w:name="_Toc229755381"/>
       <w:r>
         <w:rPr>
           <w:rFonts w:cs="Times New Roman"/>
@@ -21677,7 +21914,7 @@
           <w:rFonts w:cs="Times New Roman"/>
         </w:rPr>
       </w:pPr>
-      <w:bookmarkStart w:id="115" w:name="_Toc229682756"/>
+      <w:bookmarkStart w:id="115" w:name="_Toc229755382"/>
       <w:r>
         <w:rPr>
           <w:rFonts w:cs="Times New Roman"/>
@@ -21706,7 +21943,7 @@
           <w:rFonts w:cs="Times New Roman"/>
         </w:rPr>
       </w:pPr>
-      <w:bookmarkStart w:id="116" w:name="_Toc229682757"/>
+      <w:bookmarkStart w:id="116" w:name="_Toc229755383"/>
       <w:r>
         <w:rPr>
           <w:rFonts w:cs="Times New Roman"/>
@@ -22782,7 +23019,7 @@
           <w:rFonts w:cs="Times New Roman"/>
         </w:rPr>
       </w:pPr>
-      <w:bookmarkStart w:id="117" w:name="_Toc229682758"/>
+      <w:bookmarkStart w:id="117" w:name="_Toc229755384"/>
       <w:r>
         <w:rPr>
           <w:rFonts w:cs="Times New Roman"/>
@@ -24899,7 +25136,7 @@
           <w:rFonts w:cs="Times New Roman"/>
         </w:rPr>
       </w:pPr>
-      <w:bookmarkStart w:id="118" w:name="_Toc229682759"/>
+      <w:bookmarkStart w:id="118" w:name="_Toc229755385"/>
       <w:r>
         <w:rPr>
           <w:rFonts w:cs="Times New Roman"/>
@@ -24928,7 +25165,7 @@
           <w:rFonts w:cs="Times New Roman"/>
         </w:rPr>
       </w:pPr>
-      <w:bookmarkStart w:id="119" w:name="_Toc229682760"/>
+      <w:bookmarkStart w:id="119" w:name="_Toc229755386"/>
       <w:r>
         <w:rPr>
           <w:rFonts w:cs="Times New Roman"/>
@@ -24944,7 +25181,7 @@
           <w:rFonts w:cs="Times New Roman"/>
         </w:rPr>
       </w:pPr>
-      <w:bookmarkStart w:id="120" w:name="_Toc229682761"/>
+      <w:bookmarkStart w:id="120" w:name="_Toc229755387"/>
       <w:r>
         <w:rPr>
           <w:rFonts w:cs="Times New Roman"/>
@@ -26688,7 +26925,7 @@
           <w:rFonts w:cs="Times New Roman"/>
         </w:rPr>
       </w:pPr>
-      <w:bookmarkStart w:id="121" w:name="_Toc229682762"/>
+      <w:bookmarkStart w:id="121" w:name="_Toc229755388"/>
       <w:r>
         <w:rPr>
           <w:rFonts w:cs="Times New Roman"/>
@@ -26718,7 +26955,7 @@
           <w:rFonts w:cs="Times New Roman"/>
         </w:rPr>
       </w:pPr>
-      <w:bookmarkStart w:id="122" w:name="_Toc229682763"/>
+      <w:bookmarkStart w:id="122" w:name="_Toc229755389"/>
       <w:r>
         <w:rPr>
           <w:rFonts w:cs="Times New Roman"/>
@@ -26747,7 +26984,7 @@
           <w:rFonts w:cs="Times New Roman"/>
         </w:rPr>
       </w:pPr>
-      <w:bookmarkStart w:id="123" w:name="_Toc229682764"/>
+      <w:bookmarkStart w:id="123" w:name="_Toc229755390"/>
       <w:r>
         <w:rPr>
           <w:rFonts w:cs="Times New Roman"/>
@@ -26763,7 +27000,7 @@
           <w:rFonts w:cs="Times New Roman"/>
         </w:rPr>
       </w:pPr>
-      <w:bookmarkStart w:id="124" w:name="_Toc229682765"/>
+      <w:bookmarkStart w:id="124" w:name="_Toc229755391"/>
       <w:r>
         <w:rPr>
           <w:rFonts w:cs="Times New Roman"/>
@@ -26816,7 +27053,7 @@
           <w:rFonts w:cs="Times New Roman"/>
         </w:rPr>
       </w:pPr>
-      <w:bookmarkStart w:id="125" w:name="_Toc229682766"/>
+      <w:bookmarkStart w:id="125" w:name="_Toc229755392"/>
       <w:r>
         <w:rPr>
           <w:rFonts w:cs="Times New Roman"/>
@@ -26846,7 +27083,7 @@
           <w:rFonts w:cs="Times New Roman"/>
         </w:rPr>
       </w:pPr>
-      <w:bookmarkStart w:id="126" w:name="_Toc229682767"/>
+      <w:bookmarkStart w:id="126" w:name="_Toc229755393"/>
       <w:r>
         <w:rPr>
           <w:rFonts w:cs="Times New Roman"/>
@@ -26889,7 +27126,7 @@
           <w:rFonts w:cs="Times New Roman"/>
         </w:rPr>
       </w:pPr>
-      <w:bookmarkStart w:id="127" w:name="_Toc229682768"/>
+      <w:bookmarkStart w:id="127" w:name="_Toc229755394"/>
       <w:r>
         <w:rPr>
           <w:rFonts w:cs="Times New Roman"/>
@@ -26918,7 +27155,7 @@
           <w:rFonts w:cs="Times New Roman"/>
         </w:rPr>
       </w:pPr>
-      <w:bookmarkStart w:id="128" w:name="_Toc229682769"/>
+      <w:bookmarkStart w:id="128" w:name="_Toc229755395"/>
       <w:r>
         <w:rPr>
           <w:rFonts w:cs="Times New Roman"/>
@@ -26949,7 +27186,7 @@
           <w:rFonts w:cs="Times New Roman"/>
         </w:rPr>
       </w:pPr>
-      <w:bookmarkStart w:id="129" w:name="_Toc229682770"/>
+      <w:bookmarkStart w:id="129" w:name="_Toc229755396"/>
       <w:r>
         <w:rPr>
           <w:rFonts w:cs="Times New Roman"/>
@@ -26966,7 +27203,7 @@
           <w:rFonts w:cs="Times New Roman"/>
         </w:rPr>
       </w:pPr>
-      <w:bookmarkStart w:id="130" w:name="_Toc229682771"/>
+      <w:bookmarkStart w:id="130" w:name="_Toc229755397"/>
       <w:r>
         <w:rPr>
           <w:rFonts w:cs="Times New Roman"/>
@@ -28027,7 +28264,7 @@
           <w:rFonts w:cs="Times New Roman"/>
         </w:rPr>
       </w:pPr>
-      <w:bookmarkStart w:id="131" w:name="_Toc229682772"/>
+      <w:bookmarkStart w:id="131" w:name="_Toc229755398"/>
       <w:r>
         <w:rPr>
           <w:rFonts w:cs="Times New Roman"/>
@@ -29169,7 +29406,7 @@
           <w:rFonts w:cs="Times New Roman"/>
         </w:rPr>
       </w:pPr>
-      <w:bookmarkStart w:id="132" w:name="_Toc229682773"/>
+      <w:bookmarkStart w:id="132" w:name="_Toc229755399"/>
       <w:r>
         <w:rPr>
           <w:rFonts w:cs="Times New Roman"/>
@@ -29185,7 +29422,7 @@
           <w:rFonts w:cs="Times New Roman"/>
         </w:rPr>
       </w:pPr>
-      <w:bookmarkStart w:id="133" w:name="_Toc229682774"/>
+      <w:bookmarkStart w:id="133" w:name="_Toc229755400"/>
       <w:r>
         <w:rPr>
           <w:rFonts w:cs="Times New Roman"/>
@@ -29222,7 +29459,7 @@
                     <pic:cNvPicPr/>
                   </pic:nvPicPr>
                   <pic:blipFill>
-                    <a:blip r:embed="rId16"/>
+                    <a:blip r:embed="rId15"/>
                     <a:stretch>
                       <a:fillRect/>
                     </a:stretch>
@@ -29271,7 +29508,7 @@
           <w:rFonts w:cs="Times New Roman"/>
         </w:rPr>
       </w:pPr>
-      <w:bookmarkStart w:id="134" w:name="_Toc229682775"/>
+      <w:bookmarkStart w:id="134" w:name="_Toc229755401"/>
       <w:r>
         <w:rPr>
           <w:rFonts w:cs="Times New Roman"/>
@@ -29308,7 +29545,7 @@
                     <pic:cNvPicPr/>
                   </pic:nvPicPr>
                   <pic:blipFill>
-                    <a:blip r:embed="rId17"/>
+                    <a:blip r:embed="rId16"/>
                     <a:stretch>
                       <a:fillRect/>
                     </a:stretch>
@@ -29350,7 +29587,7 @@
           <w:rFonts w:cs="Times New Roman"/>
         </w:rPr>
       </w:pPr>
-      <w:bookmarkStart w:id="135" w:name="_Toc229682776"/>
+      <w:bookmarkStart w:id="135" w:name="_Toc229755402"/>
       <w:r>
         <w:rPr>
           <w:rFonts w:cs="Times New Roman"/>
@@ -29388,7 +29625,7 @@
                     <pic:cNvPicPr/>
                   </pic:nvPicPr>
                   <pic:blipFill>
-                    <a:blip r:embed="rId18"/>
+                    <a:blip r:embed="rId17"/>
                     <a:stretch>
                       <a:fillRect/>
                     </a:stretch>
@@ -29431,7 +29668,7 @@
           <w:rFonts w:cs="Times New Roman"/>
         </w:rPr>
       </w:pPr>
-      <w:bookmarkStart w:id="136" w:name="_Toc229682777"/>
+      <w:bookmarkStart w:id="136" w:name="_Toc229755403"/>
       <w:r>
         <w:rPr>
           <w:rFonts w:cs="Times New Roman"/>
@@ -29448,7 +29685,7 @@
           <w:rFonts w:cs="Times New Roman"/>
         </w:rPr>
       </w:pPr>
-      <w:bookmarkStart w:id="137" w:name="_Toc229682778"/>
+      <w:bookmarkStart w:id="137" w:name="_Toc229755404"/>
       <w:r>
         <w:rPr>
           <w:rFonts w:cs="Times New Roman"/>
@@ -30054,7 +30291,7 @@
           <w:rFonts w:cs="Times New Roman"/>
         </w:rPr>
       </w:pPr>
-      <w:bookmarkStart w:id="138" w:name="_Toc229682779"/>
+      <w:bookmarkStart w:id="138" w:name="_Toc229755405"/>
       <w:r>
         <w:rPr>
           <w:rFonts w:cs="Times New Roman"/>
@@ -30071,7 +30308,7 @@
           <w:rFonts w:cs="Times New Roman"/>
         </w:rPr>
       </w:pPr>
-      <w:bookmarkStart w:id="139" w:name="_Toc229682780"/>
+      <w:bookmarkStart w:id="139" w:name="_Toc229755406"/>
       <w:r>
         <w:rPr>
           <w:rFonts w:cs="Times New Roman"/>
@@ -30093,12 +30330,11 @@
         </w:rPr>
         <w:t xml:space="preserve">The full source code, raw and intermediate data, NLP pipeline notebooks, the financial-metrics notebook, and revision history are openly available at </w:t>
       </w:r>
-      <w:hyperlink r:id="rId19" w:history="1">
+      <w:hyperlink r:id="rId18" w:history="1">
         <w:r>
           <w:rPr>
             <w:rStyle w:val="Hyperlink"/>
             <w:rFonts w:cs="Times New Roman"/>
-            <w:color w:val="0563C1"/>
           </w:rPr>
           <w:t>https://github.com/Mukhammad-Azim/Business-Value-of-AI-voice-agents</w:t>
         </w:r>
@@ -30117,7 +30353,7 @@
           <w:rFonts w:cs="Times New Roman"/>
         </w:rPr>
       </w:pPr>
-      <w:bookmarkStart w:id="140" w:name="_Toc229682781"/>
+      <w:bookmarkStart w:id="140" w:name="_Toc229755407"/>
       <w:r>
         <w:rPr>
           <w:rFonts w:cs="Times New Roman"/>
@@ -30176,7 +30412,7 @@
           <w:rFonts w:cs="Times New Roman"/>
         </w:rPr>
       </w:pPr>
-      <w:bookmarkStart w:id="141" w:name="_Toc229682782"/>
+      <w:bookmarkStart w:id="141" w:name="_Toc229755408"/>
       <w:r>
         <w:rPr>
           <w:rFonts w:cs="Times New Roman"/>
@@ -30214,7 +30450,7 @@
           <w:rFonts w:cs="Times New Roman"/>
         </w:rPr>
       </w:pPr>
-      <w:bookmarkStart w:id="142" w:name="_Toc229682783"/>
+      <w:bookmarkStart w:id="142" w:name="_Toc229755409"/>
       <w:r>
         <w:rPr>
           <w:rFonts w:cs="Times New Roman"/>
@@ -31386,7 +31622,7 @@
           <w:rFonts w:cs="Times New Roman"/>
         </w:rPr>
       </w:pPr>
-      <w:bookmarkStart w:id="143" w:name="_Toc229682784"/>
+      <w:bookmarkStart w:id="143" w:name="_Toc229755410"/>
       <w:r>
         <w:rPr>
           <w:rFonts w:cs="Times New Roman"/>
@@ -32303,7 +32539,7 @@
       </w:r>
     </w:p>
     <w:sectPr>
-      <w:footerReference w:type="default" r:id="rId20"/>
+      <w:footerReference w:type="default" r:id="rId19"/>
       <w:pgSz w:w="12240" w:h="15840"/>
       <w:pgMar w:top="1440" w:right="1440" w:bottom="1440" w:left="1440" w:header="720" w:footer="720" w:gutter="0"/>
       <w:cols w:space="720"/>
@@ -33317,7 +33553,6 @@
   <w:style w:type="character" w:default="1" w:styleId="DefaultParagraphFont">
     <w:name w:val="Default Paragraph Font"/>
     <w:uiPriority w:val="1"/>
-    <w:semiHidden/>
     <w:unhideWhenUsed/>
   </w:style>
   <w:style w:type="table" w:default="1" w:styleId="TableNormal">
